--- a/Bao_cao_1_truc_Lap_trinh.docx
+++ b/Bao_cao_1_truc_Lap_trinh.docx
@@ -7,7 +7,7 @@
         <w:pStyle w:val="Heading1"/>
       </w:pPr>
       <w:r>
-        <w:t>CHƯƠNG 1. MÔI TRƯỜNG LẬP TRÌNH ARDUINO</w:t>
+        <w:t>CHƯƠNG 1. MÔI TRƯỜNG LẬP TRÌNH ARDUINO IDE VÀ CÁCH NẠP CHO ESP32</w:t>
       </w:r>
     </w:p>
     <w:p>
@@ -15,326 +15,148 @@
         <w:pStyle w:val="Heading2"/>
       </w:pPr>
       <w:r>
-        <w:t>1.1. Tổng quan về Arduino IDE</w:t>
+        <w:t>1.1. Arduino IDE là gì</w:t>
       </w:r>
     </w:p>
     <w:p>
       <w:pPr/>
       <w:r>
-        <w:t>Arduino IDE là môi trường phát triển tích hợp miễn phí do Arduino.cc cung cấp, dùng ngôn ngữ C/C++ đã rút gọn cùng các hàm thư viện sẵn có cho nhập/xuất, thời gian và truyền thông. Một chương trình trong Arduino IDE gọi là sketch, gồm một tệp .ino chính và các tệp thư viện/tab phụ. IDE đảm nhận biên dịch, liên kết với lõi (core) của bo mạch được chọn, nạp firmware qua cổng nối tiếp và cung cấp Serial Monitor/Serial Plotter để quan sát dữ liệu thời gian thực.</w:t>
+        <w:t>Arduino IDE là môi trường phát triển tích hợp miễn phí của Arduino.cc: soạn thảo sketch (tệp .ino), biên dịch, nạp firmware và quan sát dữ liệu qua Serial Monitor/Serial Plotter. Ngôn ngữ lập trình là C/C++ kèm hệ thống hàm và thư viện quản lý sẵn. Giao diện gồm thanh công cụ Verify/Upload/Serial Monitor, cửa sổ soạn thảo, khung chọn Board và Port, cửa sổ console báo lỗi và dung lượng bộ nhớ.</w:t>
+      </w:r>
+    </w:p>
+    <w:p>
+      <w:pPr>
+        <w:pStyle w:val="Heading2"/>
+      </w:pPr>
+      <w:r>
+        <w:t>1.2. Vì sao không thể lập trình ESP32 trực tiếp trên Arduino IDE vừa cài</w:t>
+      </w:r>
+    </w:p>
+    <w:p>
+      <w:pPr>
+        <w:pStyle w:val="ListBullet"/>
+      </w:pPr>
+      <w:r>
+        <w:t>Arduino IDE phân phối sẵn chỉ kèm các lõi (core) phần cứng AVR (ATmega328, ATmega2560) và SAM; trình biên dịch đi kèm cũng chỉ là avr-gcc/arm-gcc cho các lõi đó.</w:t>
+      </w:r>
+    </w:p>
+    <w:p>
+      <w:pPr>
+        <w:pStyle w:val="ListBullet"/>
+      </w:pPr>
+      <w:r>
+        <w:t>ESP32 dùng nhân Xtensa LX6 32 bit hoàn toàn khác kiến trúc AVR 8 bit: tập lệnh khác, bản đồ bộ nhớ khác, trình biên dịch phải là xtensa-esp32-elf-gcc, lại cần SDK thành phần (driver ADC, LEDC, WiFi, bootloader nạp qua UART ở chế độ ROM).</w:t>
+      </w:r>
+    </w:p>
+    <w:p>
+      <w:pPr>
+        <w:pStyle w:val="ListBullet"/>
+      </w:pPr>
+      <w:r>
+        <w:t>Vì vậy nếu chọn board ESP32 khi chưa cài lõi, IDE sẽ báo lỗi không nhận diện board/không tìm thấy công cụ biên dịch; các hàm đặc thù như analogSetPinAttenuation hay ledcWrite cũng không tồn tại trong lõi AVR.</w:t>
+      </w:r>
+    </w:p>
+    <w:p>
+      <w:pPr>
+        <w:pStyle w:val="ListBullet"/>
+      </w:pPr>
+      <w:r>
+        <w:t>Giải pháp là cài thêm lõi esp32 của Espressif vào chính Arduino IDE qua Boards Manager: IDE tải về trình biên dịch Xtensa và SDK, sau đó sketch viết bằng ngữ pháp Arduino quen thuộc sẽ được biên dịch cho ESP32 mà không đổi thói quen lập trình.</w:t>
+      </w:r>
+    </w:p>
+    <w:p>
+      <w:pPr>
+        <w:pStyle w:val="Heading2"/>
+      </w:pPr>
+      <w:r>
+        <w:t>1.3. Hướng dẫn cài bo ESP32 vào Arduino IDE</w:t>
+      </w:r>
+    </w:p>
+    <w:p>
+      <w:pPr>
+        <w:pStyle w:val="ListBullet"/>
+      </w:pPr>
+      <w:r>
+        <w:t>Bước 1. Cài Arduino IDE 1.8.x hoặc 2.x; cài driver USB-UART (CP210x/CH340) nếu máy chưa nhận cổng.</w:t>
+      </w:r>
+    </w:p>
+    <w:p>
+      <w:pPr>
+        <w:pStyle w:val="ListBullet"/>
+      </w:pPr>
+      <w:r>
+        <w:t>Bước 2. File → Preferences → Additional Boards Manager URLs: thêm https://espressif.github.io/arduino-esp32/package_esp32_index.json (có thể ngăn cách nhiều URL bằng dấu phẩy).</w:t>
+      </w:r>
+    </w:p>
+    <w:p>
+      <w:pPr>
+        <w:pStyle w:val="ListBullet"/>
+      </w:pPr>
+      <w:r>
+        <w:t>Bước 3. Tools → Board → Boards Manager → tìm “esp32” của Espressif Systems → Install (IDE tự tải toolchain Xtensa).</w:t>
+      </w:r>
+    </w:p>
+    <w:p>
+      <w:pPr>
+        <w:pStyle w:val="ListBullet"/>
+      </w:pPr>
+      <w:r>
+        <w:t>Bước 4. Tools → Board → esp32 → “ESP32 Dev Module”; Tools → Port chọn đúng cổng COM; giữ nguyên Flash Frequency 80 MHz, Upload Speed 921600 mặc định.</w:t>
+      </w:r>
+    </w:p>
+    <w:p>
+      <w:pPr>
+        <w:pStyle w:val="ListBullet"/>
+      </w:pPr>
+      <w:r>
+        <w:t>Bước 5. Mở Serial Monitor đặt 115200 baud; khi nạp nếu IDE dừng ở “Connecting...” thì giữ nút BOOT trên mạch vài giây.</w:t>
+      </w:r>
+    </w:p>
+    <w:p>
+      <w:pPr>
+        <w:pStyle w:val="ListBullet"/>
+      </w:pPr>
+      <w:r>
+        <w:t>Bước 6. Nạp sketch Blink mẫu để xác nhận chuỗi biên dịch – nạp hoạt động trước khi viết chương trình ma trận LDR.</w:t>
+      </w:r>
+    </w:p>
+    <w:p>
+      <w:pPr>
+        <w:pStyle w:val="Heading2"/>
+      </w:pPr>
+      <w:r>
+        <w:t>1.4. Cấu trúc sketch và thư viện dùng trong đề tài</w:t>
       </w:r>
     </w:p>
     <w:p>
       <w:pPr/>
       <w:r>
-        <w:t>Các thành phần chính của giao diện gồm: thanh công cụ (Verify/Compile, Upload, Serial Monitor), cửa sổ soạn thảo sketch, khung chọn Board và Port, cửa sổ console hiển thị lỗi biên dịch và dung lượng bộ nhớ sau khi nạp. Với đồ án này, Arduino IDE là môi trường lập trình thống nhất cho cả hai cấu hình bo mạch: Arduino Mega 2560 và ESP32 (thông qua gói bo mạch do Espressif cung cấp).</w:t>
+        <w:t>Sketch gồm phần khai báo toàn cục (hằng số chân, ngưỡng, bảng hệ số hiệu chuẩn), hàm setup() chạy một lần (cấu hình ADC, relay, I²C, Serial) và hàm loop() lặp vô hạn thực hiện chu kỳ đọc ma trận – suy góc – phát lệnh – ghi log. Thư viện dùng: Wire.h (I²C cho ADS1115 và DS3231), các hàm ADC/LEDC nội tại của lõi esp32; không cần thư viện Servo vì chấp hành là motor gạt nước đóng cắt bằng relay.</w:t>
       </w:r>
     </w:p>
     <w:p>
       <w:pPr>
-        <w:pStyle w:val="Heading2"/>
+        <w:pStyle w:val="Heading1"/>
       </w:pPr>
       <w:r>
-        <w:t>1.2. Cài đặt và cấu hình cho bo mạch ESP32</w:t>
+        <w:t>CHƯƠNG 2. CÁC NHÓM LỆNH CƠ BẢN DÙNG TRONG CHƯƠNG TRÌNH</w:t>
       </w:r>
     </w:p>
     <w:p>
       <w:pPr>
-        <w:pStyle w:val="ListBullet"/>
+        <w:pStyle w:val="Heading2"/>
       </w:pPr>
       <w:r>
-        <w:t>Cài Arduino IDE (bản 1.8.x hoặc 2.x) từ trang chủ Arduino; cài driver chuyển đổi USB-UART (CP210x/CH340) theo mạch nạp thực tế.</w:t>
+        <w:t>2.1. Nhóm cấu trúc và điều khiển luồng</w:t>
       </w:r>
     </w:p>
     <w:p>
       <w:pPr>
-        <w:pStyle w:val="ListBullet"/>
-      </w:pPr>
-      <w:r>
-        <w:t>Mở File → Preferences, thêm địa chỉ boards manager của Espressif vào mục “Additional Boards Manager URLs”.</w:t>
-      </w:r>
-    </w:p>
-    <w:p>
-      <w:pPr>
-        <w:pStyle w:val="ListBullet"/>
-      </w:pPr>
-      <w:r>
-        <w:t>Mở Tools → Board → Boards Manager, tìm gói “esp32” của Espressif Systems và cài đặt; sau đó chọn Tools → Board → ESP32 Arduino → ESP32 Dev Module.</w:t>
-      </w:r>
-    </w:p>
-    <w:p>
-      <w:pPr>
-        <w:pStyle w:val="ListBullet"/>
-      </w:pPr>
-      <w:r>
-        <w:t>Chọn Tools → Port đúng cổng COM của mạch; đặt tốc độ nạp và CPU Frequency theo mặc định khuyến nghị; bật Serial Monitor ở 115200 baud khi gỡ lỗi.</w:t>
-      </w:r>
-    </w:p>
-    <w:p>
-      <w:pPr>
-        <w:pStyle w:val="ListBullet"/>
-      </w:pPr>
-      <w:r>
-        <w:t>Khi nạp cho một số mạch ESP32 cần giữ nút BOOT trong lúc IDE báo “Connecting...”; thao tác cụ thể tùy mạch nên ghi lại vào nhật ký.</w:t>
-      </w:r>
-    </w:p>
-    <w:p>
-      <w:pPr>
-        <w:pStyle w:val="Heading2"/>
-      </w:pPr>
-      <w:r>
-        <w:t>1.3. Cấu trúc một chương trình (sketch)</w:t>
-      </w:r>
-    </w:p>
-    <w:p>
-      <w:pPr/>
-      <w:r>
-        <w:t>Một sketch luôn có hai hàm bắt buộc: setup() chạy một lần ngay sau khi cấp điện hoặc reset, dùng để khởi tạo chân, thư viện, biến và tham số; loop() chạy lặp lại vô hạn sau setup(), chứa toàn bộ logic đọc cảm biến – tính toán – phát lệnh. Ngoài ra có phần khai báo toàn cục ở đầu tệp (hằng số, biến, đối tượng thư viện, prototype hàm tự viết) và các hàm tự định nghĩa được gọi từ loop().</w:t>
-      </w:r>
-    </w:p>
-    <w:p>
-      <w:pPr/>
-      <w:r>
-        <w:t>Vòng đời vận hành của chương trình trong đề tài: khởi tạo một lần trong setup() (chân ADC, PWM, I²C, Serial, nạp tham số hiệu chuẩn) → vào loop() thực hiện chu kỳ: đọc mẫu – lọc – tính sai lệch – đánh giá chất lượng tín hiệu – phát lệnh có giới hạn – ghi log – chờ đủ chu kỳ bằng millis(). Cách tổ chức này giúp mọi tham số nằm ở một khối đầu chương trình, dễ hiệu chỉnh mà không phải sửa rải rác.</w:t>
-      </w:r>
-    </w:p>
-    <w:p>
-      <w:pPr>
-        <w:pStyle w:val="Heading2"/>
-      </w:pPr>
-      <w:r>
-        <w:t>1.4. Thư viện sử dụng trong đề tài</w:t>
-      </w:r>
-    </w:p>
-    <w:p>
-      <w:pPr>
         <w:pStyle w:val="Caption"/>
         <w:spacing w:after="80"/>
       </w:pPr>
       <w:r>
-        <w:t>Bảng 1. Các thư viện dự kiến dùng trong chương trình</w:t>
-      </w:r>
-    </w:p>
-    <w:tbl>
-      <w:tblPr>
-        <w:tblStyle w:val="TableGrid"/>
-        <w:tblW w:type="auto" w:w="0"/>
-        <w:jc w:val="center"/>
-        <w:tblLook w:firstColumn="1" w:firstRow="1" w:lastColumn="0" w:lastRow="0" w:noHBand="0" w:noVBand="1" w:val="04A0"/>
-      </w:tblPr>
-      <w:tblGrid>
-        <w:gridCol w:w="4514"/>
-        <w:gridCol w:w="4514"/>
-      </w:tblGrid>
-      <w:tr>
-        <w:tc>
-          <w:tcPr>
-            <w:tcW w:type="dxa" w:w="4514"/>
-          </w:tcPr>
-          <w:p>
-            <w:pPr>
-              <w:spacing w:after="40"/>
-              <w:ind w:firstLine="0"/>
-            </w:pPr>
-            <w:r>
-              <w:rPr>
-                <w:b/>
-                <w:sz w:val="22"/>
-              </w:rPr>
-              <w:t>Thư viện</w:t>
-            </w:r>
-          </w:p>
-        </w:tc>
-        <w:tc>
-          <w:tcPr>
-            <w:tcW w:type="dxa" w:w="4514"/>
-          </w:tcPr>
-          <w:p>
-            <w:pPr>
-              <w:spacing w:after="40"/>
-              <w:ind w:firstLine="0"/>
-            </w:pPr>
-            <w:r>
-              <w:rPr>
-                <w:b/>
-                <w:sz w:val="22"/>
-              </w:rPr>
-              <w:t>Vai trò trong đề tài</w:t>
-            </w:r>
-          </w:p>
-        </w:tc>
-      </w:tr>
-      <w:tr>
-        <w:tc>
-          <w:tcPr>
-            <w:tcW w:type="dxa" w:w="4514"/>
-          </w:tcPr>
-          <w:p>
-            <w:pPr>
-              <w:spacing w:after="40"/>
-              <w:ind w:firstLine="0"/>
-            </w:pPr>
-            <w:r>
-              <w:rPr>
-                <w:sz w:val="22"/>
-              </w:rPr>
-              <w:t>Servo.h</w:t>
-            </w:r>
-          </w:p>
-        </w:tc>
-        <w:tc>
-          <w:tcPr>
-            <w:tcW w:type="dxa" w:w="4514"/>
-          </w:tcPr>
-          <w:p>
-            <w:pPr>
-              <w:spacing w:after="40"/>
-              <w:ind w:firstLine="0"/>
-            </w:pPr>
-            <w:r>
-              <w:rPr>
-                <w:sz w:val="22"/>
-              </w:rPr>
-              <w:t>Phát xung điều khiển servo vị trí (nếu dùng servo làm cơ cấu chấp hành).</w:t>
-            </w:r>
-          </w:p>
-        </w:tc>
-      </w:tr>
-      <w:tr>
-        <w:tc>
-          <w:tcPr>
-            <w:tcW w:type="dxa" w:w="4514"/>
-          </w:tcPr>
-          <w:p>
-            <w:pPr>
-              <w:spacing w:after="40"/>
-              <w:ind w:firstLine="0"/>
-            </w:pPr>
-            <w:r>
-              <w:rPr>
-                <w:sz w:val="22"/>
-              </w:rPr>
-              <w:t>Wire.h</w:t>
-            </w:r>
-          </w:p>
-        </w:tc>
-        <w:tc>
-          <w:tcPr>
-            <w:tcW w:type="dxa" w:w="4514"/>
-          </w:tcPr>
-          <w:p>
-            <w:pPr>
-              <w:spacing w:after="40"/>
-              <w:ind w:firstLine="0"/>
-            </w:pPr>
-            <w:r>
-              <w:rPr>
-                <w:sz w:val="22"/>
-              </w:rPr>
-              <w:t>Giao tiếp I²C với BH1750 và DS3231.</w:t>
-            </w:r>
-          </w:p>
-        </w:tc>
-      </w:tr>
-      <w:tr>
-        <w:tc>
-          <w:tcPr>
-            <w:tcW w:type="dxa" w:w="4514"/>
-          </w:tcPr>
-          <w:p>
-            <w:pPr>
-              <w:spacing w:after="40"/>
-              <w:ind w:firstLine="0"/>
-            </w:pPr>
-            <w:r>
-              <w:rPr>
-                <w:sz w:val="22"/>
-              </w:rPr>
-              <w:t>RTClib (hoặc hàm Wire tự viết)</w:t>
-            </w:r>
-          </w:p>
-        </w:tc>
-        <w:tc>
-          <w:tcPr>
-            <w:tcW w:type="dxa" w:w="4514"/>
-          </w:tcPr>
-          <w:p>
-            <w:pPr>
-              <w:spacing w:after="40"/>
-              <w:ind w:firstLine="0"/>
-            </w:pPr>
-            <w:r>
-              <w:rPr>
-                <w:sz w:val="22"/>
-              </w:rPr>
-              <w:t>Đọc ngày/giờ thực từ DS3231 phục vụ đường tham chiếu thiên văn.</w:t>
-            </w:r>
-          </w:p>
-        </w:tc>
-      </w:tr>
-      <w:tr>
-        <w:tc>
-          <w:tcPr>
-            <w:tcW w:type="dxa" w:w="4514"/>
-          </w:tcPr>
-          <w:p>
-            <w:pPr>
-              <w:spacing w:after="40"/>
-              <w:ind w:firstLine="0"/>
-            </w:pPr>
-            <w:r>
-              <w:rPr>
-                <w:sz w:val="22"/>
-              </w:rPr>
-              <w:t>Hàm ADC/PWM nội tại của lõi ESP32</w:t>
-            </w:r>
-          </w:p>
-        </w:tc>
-        <w:tc>
-          <w:tcPr>
-            <w:tcW w:type="dxa" w:w="4514"/>
-          </w:tcPr>
-          <w:p>
-            <w:pPr>
-              <w:spacing w:after="40"/>
-              <w:ind w:firstLine="0"/>
-            </w:pPr>
-            <w:r>
-              <w:rPr>
-                <w:sz w:val="22"/>
-              </w:rPr>
-              <w:t>analogRead, analogReadResolution, analogSetPinAttenuation, ledcWrite cho kênh PWM.</w:t>
-            </w:r>
-          </w:p>
-        </w:tc>
-      </w:tr>
-    </w:tbl>
-    <w:p>
-      <w:pPr/>
-    </w:p>
-    <w:p>
-      <w:pPr>
-        <w:pStyle w:val="Heading1"/>
-      </w:pPr>
-      <w:r>
-        <w:t>CHƯƠNG 2. CÁC NHÓM LỆNH CƠ BẢN TRONG LẬP TRÌNH ARDUINO</w:t>
-      </w:r>
-    </w:p>
-    <w:p>
-      <w:pPr>
-        <w:pStyle w:val="Heading2"/>
-      </w:pPr>
-      <w:r>
-        <w:t>2.1. Nhóm lệnh cấu trúc chương trình và điều khiển luồng</w:t>
-      </w:r>
-    </w:p>
-    <w:p>
-      <w:pPr>
-        <w:pStyle w:val="Caption"/>
-        <w:spacing w:after="80"/>
-      </w:pPr>
-      <w:r>
-        <w:t>Bảng 2. Nhóm lệnh cấu trúc và điều khiển luồng</w:t>
+        <w:t>Bảng 1. Nhóm lệnh cấu trúc và điều khiển luồng</w:t>
       </w:r>
     </w:p>
     <w:tbl>
@@ -419,7 +241,7 @@
               <w:rPr>
                 <w:sz w:val="22"/>
               </w:rPr>
-              <w:t>setup()</w:t>
+              <w:t>setup() / loop()</w:t>
             </w:r>
           </w:p>
         </w:tc>
@@ -436,7 +258,7 @@
               <w:rPr>
                 <w:sz w:val="22"/>
               </w:rPr>
-              <w:t>void setup() { ... }</w:t>
+              <w:t>void setup() { } void loop() { }</w:t>
             </w:r>
           </w:p>
         </w:tc>
@@ -453,60 +275,7 @@
               <w:rPr>
                 <w:sz w:val="22"/>
               </w:rPr>
-              <w:t>Khởi tạo chân ADC, PWM, I²C, Serial và nạp tham số hiệu chuẩn.</w:t>
-            </w:r>
-          </w:p>
-        </w:tc>
-      </w:tr>
-      <w:tr>
-        <w:tc>
-          <w:tcPr>
-            <w:tcW w:type="dxa" w:w="3010"/>
-          </w:tcPr>
-          <w:p>
-            <w:pPr>
-              <w:spacing w:after="40"/>
-              <w:ind w:firstLine="0"/>
-            </w:pPr>
-            <w:r>
-              <w:rPr>
-                <w:sz w:val="22"/>
-              </w:rPr>
-              <w:t>loop()</w:t>
-            </w:r>
-          </w:p>
-        </w:tc>
-        <w:tc>
-          <w:tcPr>
-            <w:tcW w:type="dxa" w:w="3010"/>
-          </w:tcPr>
-          <w:p>
-            <w:pPr>
-              <w:spacing w:after="40"/>
-              <w:ind w:firstLine="0"/>
-            </w:pPr>
-            <w:r>
-              <w:rPr>
-                <w:sz w:val="22"/>
-              </w:rPr>
-              <w:t>void loop() { ... }</w:t>
-            </w:r>
-          </w:p>
-        </w:tc>
-        <w:tc>
-          <w:tcPr>
-            <w:tcW w:type="dxa" w:w="3010"/>
-          </w:tcPr>
-          <w:p>
-            <w:pPr>
-              <w:spacing w:after="40"/>
-              <w:ind w:firstLine="0"/>
-            </w:pPr>
-            <w:r>
-              <w:rPr>
-                <w:sz w:val="22"/>
-              </w:rPr>
-              <w:t>Vòng lặp chính: đọc cảm biến, chạy thuật toán, phát lệnh, ghi log.</w:t>
+              <w:t>Khởi tạo một lần và vòng lặp đọc ma trận – suy góc – quay pin.</w:t>
             </w:r>
           </w:p>
         </w:tc>
@@ -542,7 +311,7 @@
               <w:rPr>
                 <w:sz w:val="22"/>
               </w:rPr>
-              <w:t>if (dieukien) { ... } else { ... }</w:t>
+              <w:t>if (fabs(dQuay) &gt; DEAD) { ... }</w:t>
             </w:r>
           </w:p>
         </w:tc>
@@ -559,7 +328,7 @@
               <w:rPr>
                 <w:sz w:val="22"/>
               </w:rPr>
-              <w:t>Rẽ nhánh theo vùng chết, theo trạng thái công tắc hành trình, theo chất lượng ánh sáng.</w:t>
+              <w:t>Quyết định phát lệnh quay hay giữ vị trí.</w:t>
             </w:r>
           </w:p>
         </w:tc>
@@ -595,7 +364,7 @@
               <w:rPr>
                 <w:sz w:val="22"/>
               </w:rPr>
-              <w:t>switch (trangthai) { case 1: ... break; }</w:t>
+              <w:t>switch (trangThai) { case CHAY_DONG: ... }</w:t>
             </w:r>
           </w:p>
         </w:tc>
@@ -612,7 +381,7 @@
               <w:rPr>
                 <w:sz w:val="22"/>
               </w:rPr>
-              <w:t>Máy trạng thái: CHỜ – BÁM – GIỮ – AN_TOÀN.</w:t>
+              <w:t>Máy trạng thái motor: DỪNG – QUAY ĐÔNG – QUAY TÂY.</w:t>
             </w:r>
           </w:p>
         </w:tc>
@@ -648,7 +417,7 @@
               <w:rPr>
                 <w:sz w:val="22"/>
               </w:rPr>
-              <w:t>for (int i = 0; i &lt; N; i++) { ... }</w:t>
+              <w:t>for (int i = 0; i &lt; 64; i++) { ... }</w:t>
             </w:r>
           </w:p>
         </w:tc>
@@ -665,7 +434,7 @@
               <w:rPr>
                 <w:sz w:val="22"/>
               </w:rPr>
-              <w:t>Lấy N mẫu ADC liên tiếp để lọc trung vị/trung bình.</w:t>
+              <w:t>Lấy 64 mẫu ADC mỗi kênh để lọc trung vị.</w:t>
             </w:r>
           </w:p>
         </w:tc>
@@ -701,7 +470,7 @@
               <w:rPr>
                 <w:sz w:val="22"/>
               </w:rPr>
-              <w:t>while (digitalRead(pinCTHT) == LOW) { ... }</w:t>
+              <w:t>while (fabs(gocHienTai - gocDich) &gt; 0.5) { ... }</w:t>
             </w:r>
           </w:p>
         </w:tc>
@@ -718,7 +487,7 @@
               <w:rPr>
                 <w:sz w:val="22"/>
               </w:rPr>
-              <w:t>Chờ có kiểm soát khi thoát khỏi công tắc hành trình (kèm giới hạn thời gian).</w:t>
+              <w:t>Vòng chờ motor tới góc đích, vẫn giám sát công tắc hành trình.</w:t>
             </w:r>
           </w:p>
         </w:tc>
@@ -737,7 +506,7 @@
               <w:rPr>
                 <w:sz w:val="22"/>
               </w:rPr>
-              <w:t>break / continue</w:t>
+              <w:t>break / continue / return</w:t>
             </w:r>
           </w:p>
         </w:tc>
@@ -754,7 +523,7 @@
               <w:rPr>
                 <w:sz w:val="22"/>
               </w:rPr>
-              <w:t>break; continue;</w:t>
+              <w:t>break;</w:t>
             </w:r>
           </w:p>
         </w:tc>
@@ -771,60 +540,7 @@
               <w:rPr>
                 <w:sz w:val="22"/>
               </w:rPr>
-              <w:t>Thoát vòng lấy mẫu khi đủ điều kiện; bỏ qua mẫu đột biến.</w:t>
-            </w:r>
-          </w:p>
-        </w:tc>
-      </w:tr>
-      <w:tr>
-        <w:tc>
-          <w:tcPr>
-            <w:tcW w:type="dxa" w:w="3010"/>
-          </w:tcPr>
-          <w:p>
-            <w:pPr>
-              <w:spacing w:after="40"/>
-              <w:ind w:firstLine="0"/>
-            </w:pPr>
-            <w:r>
-              <w:rPr>
-                <w:sz w:val="22"/>
-              </w:rPr>
-              <w:t>return</w:t>
-            </w:r>
-          </w:p>
-        </w:tc>
-        <w:tc>
-          <w:tcPr>
-            <w:tcW w:type="dxa" w:w="3010"/>
-          </w:tcPr>
-          <w:p>
-            <w:pPr>
-              <w:spacing w:after="40"/>
-              <w:ind w:firstLine="0"/>
-            </w:pPr>
-            <w:r>
-              <w:rPr>
-                <w:sz w:val="22"/>
-              </w:rPr>
-              <w:t>return giatri;</w:t>
-            </w:r>
-          </w:p>
-        </w:tc>
-        <w:tc>
-          <w:tcPr>
-            <w:tcW w:type="dxa" w:w="3010"/>
-          </w:tcPr>
-          <w:p>
-            <w:pPr>
-              <w:spacing w:after="40"/>
-              <w:ind w:firstLine="0"/>
-            </w:pPr>
-            <w:r>
-              <w:rPr>
-                <w:sz w:val="22"/>
-              </w:rPr>
-              <w:t>Hàm tự viết trả về sai lệch, góc đặt hoặc trạng thái liên động.</w:t>
+              <w:t>Thoát vòng lấy mẫu, bỏ mẫu lỗi, hàm trả về góc lệch.</w:t>
             </w:r>
           </w:p>
         </w:tc>
@@ -838,7 +554,7 @@
         <w:pStyle w:val="Heading2"/>
       </w:pPr>
       <w:r>
-        <w:t>2.2. Nhóm lệnh vào/ra số (digital I/O)</w:t>
+        <w:t>2.2. Nhóm vào/ra số và tương tự trên ESP32</w:t>
       </w:r>
     </w:p>
     <w:p>
@@ -847,7 +563,7 @@
         <w:spacing w:after="80"/>
       </w:pPr>
       <w:r>
-        <w:t>Bảng 3. Nhóm lệnh vào/ra số</w:t>
+        <w:t>Bảng 2. Nhóm lệnh vào/ra dùng cho ma trận LDR và relay</w:t>
       </w:r>
     </w:p>
     <w:tbl>
@@ -949,7 +665,7 @@
               <w:rPr>
                 <w:sz w:val="22"/>
               </w:rPr>
-              <w:t>pinMode(chan, INPUT_PULLUP);</w:t>
+              <w:t>pinMode(MOT_A, OUTPUT);</w:t>
             </w:r>
           </w:p>
         </w:tc>
@@ -966,7 +682,7 @@
               <w:rPr>
                 <w:sz w:val="22"/>
               </w:rPr>
-              <w:t>Cấu hình chân công tắc hành trình, nút dừng khẩn cấp (pull-up nội).</w:t>
+              <w:t>Cấu hình chân relay, nút dừng, đèn báo.</w:t>
             </w:r>
           </w:p>
         </w:tc>
@@ -985,7 +701,7 @@
               <w:rPr>
                 <w:sz w:val="22"/>
               </w:rPr>
-              <w:t>digitalRead</w:t>
+              <w:t>digitalWrite / digitalRead</w:t>
             </w:r>
           </w:p>
         </w:tc>
@@ -1002,7 +718,7 @@
               <w:rPr>
                 <w:sz w:val="22"/>
               </w:rPr>
-              <w:t>digitalRead(chanCTHT);</w:t>
+              <w:t>digitalWrite(MOT_A, HIGH);</w:t>
             </w:r>
           </w:p>
         </w:tc>
@@ -1019,149 +735,7 @@
               <w:rPr>
                 <w:sz w:val="22"/>
               </w:rPr>
-              <w:t>Đọc trạng thái công tắc hành trình đầu Đông/Tây và nút dừng.</w:t>
-            </w:r>
-          </w:p>
-        </w:tc>
-      </w:tr>
-      <w:tr>
-        <w:tc>
-          <w:tcPr>
-            <w:tcW w:type="dxa" w:w="3010"/>
-          </w:tcPr>
-          <w:p>
-            <w:pPr>
-              <w:spacing w:after="40"/>
-              <w:ind w:firstLine="0"/>
-            </w:pPr>
-            <w:r>
-              <w:rPr>
-                <w:sz w:val="22"/>
-              </w:rPr>
-              <w:t>digitalWrite</w:t>
-            </w:r>
-          </w:p>
-        </w:tc>
-        <w:tc>
-          <w:tcPr>
-            <w:tcW w:type="dxa" w:w="3010"/>
-          </w:tcPr>
-          <w:p>
-            <w:pPr>
-              <w:spacing w:after="40"/>
-              <w:ind w:firstLine="0"/>
-            </w:pPr>
-            <w:r>
-              <w:rPr>
-                <w:sz w:val="22"/>
-              </w:rPr>
-              <w:t>digitalWrite(chan, HIGH);</w:t>
-            </w:r>
-          </w:p>
-        </w:tc>
-        <w:tc>
-          <w:tcPr>
-            <w:tcW w:type="dxa" w:w="3010"/>
-          </w:tcPr>
-          <w:p>
-            <w:pPr>
-              <w:spacing w:after="40"/>
-              <w:ind w:firstLine="0"/>
-            </w:pPr>
-            <w:r>
-              <w:rPr>
-                <w:sz w:val="22"/>
-              </w:rPr>
-              <w:t>Điều khiển đèn báo trạng thái, rơ-le cắt nguồn cơ cấu khi dừng khẩn cấp.</w:t>
-            </w:r>
-          </w:p>
-        </w:tc>
-      </w:tr>
-    </w:tbl>
-    <w:p>
-      <w:pPr/>
-    </w:p>
-    <w:p>
-      <w:pPr>
-        <w:pStyle w:val="Heading2"/>
-      </w:pPr>
-      <w:r>
-        <w:t>2.3. Nhóm lệnh vào/ra tương tự và PWM</w:t>
-      </w:r>
-    </w:p>
-    <w:p>
-      <w:pPr>
-        <w:pStyle w:val="Caption"/>
-        <w:spacing w:after="80"/>
-      </w:pPr>
-      <w:r>
-        <w:t>Bảng 4. Nhóm lệnh vào/ra tương tự và PWM</w:t>
-      </w:r>
-    </w:p>
-    <w:tbl>
-      <w:tblPr>
-        <w:tblStyle w:val="TableGrid"/>
-        <w:tblW w:type="auto" w:w="0"/>
-        <w:jc w:val="center"/>
-        <w:tblLook w:firstColumn="1" w:firstRow="1" w:lastColumn="0" w:lastRow="0" w:noHBand="0" w:noVBand="1" w:val="04A0"/>
-      </w:tblPr>
-      <w:tblGrid>
-        <w:gridCol w:w="3010"/>
-        <w:gridCol w:w="3010"/>
-        <w:gridCol w:w="3010"/>
-      </w:tblGrid>
-      <w:tr>
-        <w:tc>
-          <w:tcPr>
-            <w:tcW w:type="dxa" w:w="3010"/>
-          </w:tcPr>
-          <w:p>
-            <w:pPr>
-              <w:spacing w:after="40"/>
-              <w:ind w:firstLine="0"/>
-            </w:pPr>
-            <w:r>
-              <w:rPr>
-                <w:b/>
-                <w:sz w:val="22"/>
-              </w:rPr>
-              <w:t>Lệnh</w:t>
-            </w:r>
-          </w:p>
-        </w:tc>
-        <w:tc>
-          <w:tcPr>
-            <w:tcW w:type="dxa" w:w="3010"/>
-          </w:tcPr>
-          <w:p>
-            <w:pPr>
-              <w:spacing w:after="40"/>
-              <w:ind w:firstLine="0"/>
-            </w:pPr>
-            <w:r>
-              <w:rPr>
-                <w:b/>
-                <w:sz w:val="22"/>
-              </w:rPr>
-              <w:t>Cú pháp đại diện</w:t>
-            </w:r>
-          </w:p>
-        </w:tc>
-        <w:tc>
-          <w:tcPr>
-            <w:tcW w:type="dxa" w:w="3010"/>
-          </w:tcPr>
-          <w:p>
-            <w:pPr>
-              <w:spacing w:after="40"/>
-              <w:ind w:firstLine="0"/>
-            </w:pPr>
-            <w:r>
-              <w:rPr>
-                <w:b/>
-                <w:sz w:val="22"/>
-              </w:rPr>
-              <w:t>Ứng dụng trong đề tài</w:t>
+              <w:t>Đóng cắt hai kênh relay đảo chiều motor; đọc công tắc hành trình.</w:t>
             </w:r>
           </w:p>
         </w:tc>
@@ -1214,7 +788,7 @@
               <w:rPr>
                 <w:sz w:val="22"/>
               </w:rPr>
-              <w:t>Đọc điện áp cầu phân áp của từng LDR và kênh đo U, I.</w:t>
+              <w:t>Đọc kênh LDR và biến trở hồi tiếp (ADC1).</w:t>
             </w:r>
           </w:p>
         </w:tc>
@@ -1233,7 +807,60 @@
               <w:rPr>
                 <w:sz w:val="22"/>
               </w:rPr>
-              <w:t>analogReadResolution (ESP32)</w:t>
+              <w:t>analogSetPinAttenuation</w:t>
+            </w:r>
+          </w:p>
+        </w:tc>
+        <w:tc>
+          <w:tcPr>
+            <w:tcW w:type="dxa" w:w="3010"/>
+          </w:tcPr>
+          <w:p>
+            <w:pPr>
+              <w:spacing w:after="40"/>
+              <w:ind w:firstLine="0"/>
+            </w:pPr>
+            <w:r>
+              <w:rPr>
+                <w:sz w:val="22"/>
+              </w:rPr>
+              <w:t>analogSetPinAttenuation(36, ADC_11db);</w:t>
+            </w:r>
+          </w:p>
+        </w:tc>
+        <w:tc>
+          <w:tcPr>
+            <w:tcW w:type="dxa" w:w="3010"/>
+          </w:tcPr>
+          <w:p>
+            <w:pPr>
+              <w:spacing w:after="40"/>
+              <w:ind w:firstLine="0"/>
+            </w:pPr>
+            <w:r>
+              <w:rPr>
+                <w:sz w:val="22"/>
+              </w:rPr>
+              <w:t>Đặt suy hao 11 dB để dải đo phủ 0 – 2,45 V không bão hòa.</w:t>
+            </w:r>
+          </w:p>
+        </w:tc>
+      </w:tr>
+      <w:tr>
+        <w:tc>
+          <w:tcPr>
+            <w:tcW w:type="dxa" w:w="3010"/>
+          </w:tcPr>
+          <w:p>
+            <w:pPr>
+              <w:spacing w:after="40"/>
+              <w:ind w:firstLine="0"/>
+            </w:pPr>
+            <w:r>
+              <w:rPr>
+                <w:sz w:val="22"/>
+              </w:rPr>
+              <w:t>analogReadResolution</w:t>
             </w:r>
           </w:p>
         </w:tc>
@@ -1267,166 +894,7 @@
               <w:rPr>
                 <w:sz w:val="22"/>
               </w:rPr>
-              <w:t>Đặt độ phân giải ADC 12 bit phù hợp dải tín hiệu LDR.</w:t>
-            </w:r>
-          </w:p>
-        </w:tc>
-      </w:tr>
-      <w:tr>
-        <w:tc>
-          <w:tcPr>
-            <w:tcW w:type="dxa" w:w="3010"/>
-          </w:tcPr>
-          <w:p>
-            <w:pPr>
-              <w:spacing w:after="40"/>
-              <w:ind w:firstLine="0"/>
-            </w:pPr>
-            <w:r>
-              <w:rPr>
-                <w:sz w:val="22"/>
-              </w:rPr>
-              <w:t>analogSetPinAttenuation (ESP32)</w:t>
-            </w:r>
-          </w:p>
-        </w:tc>
-        <w:tc>
-          <w:tcPr>
-            <w:tcW w:type="dxa" w:w="3010"/>
-          </w:tcPr>
-          <w:p>
-            <w:pPr>
-              <w:spacing w:after="40"/>
-              <w:ind w:firstLine="0"/>
-            </w:pPr>
-            <w:r>
-              <w:rPr>
-                <w:sz w:val="22"/>
-              </w:rPr>
-              <w:t>analogSetPinAttenuation(36, ADC_11db);</w:t>
-            </w:r>
-          </w:p>
-        </w:tc>
-        <w:tc>
-          <w:tcPr>
-            <w:tcW w:type="dxa" w:w="3010"/>
-          </w:tcPr>
-          <w:p>
-            <w:pPr>
-              <w:spacing w:after="40"/>
-              <w:ind w:firstLine="0"/>
-            </w:pPr>
-            <w:r>
-              <w:rPr>
-                <w:sz w:val="22"/>
-              </w:rPr>
-              <w:t>Chọn suy giảm đầu vào để tránh bão hòa khi nắng gắt.</w:t>
-            </w:r>
-          </w:p>
-        </w:tc>
-      </w:tr>
-      <w:tr>
-        <w:tc>
-          <w:tcPr>
-            <w:tcW w:type="dxa" w:w="3010"/>
-          </w:tcPr>
-          <w:p>
-            <w:pPr>
-              <w:spacing w:after="40"/>
-              <w:ind w:firstLine="0"/>
-            </w:pPr>
-            <w:r>
-              <w:rPr>
-                <w:sz w:val="22"/>
-              </w:rPr>
-              <w:t>analogWrite / ledcWrite</w:t>
-            </w:r>
-          </w:p>
-        </w:tc>
-        <w:tc>
-          <w:tcPr>
-            <w:tcW w:type="dxa" w:w="3010"/>
-          </w:tcPr>
-          <w:p>
-            <w:pPr>
-              <w:spacing w:after="40"/>
-              <w:ind w:firstLine="0"/>
-            </w:pPr>
-            <w:r>
-              <w:rPr>
-                <w:sz w:val="22"/>
-              </w:rPr>
-              <w:t>ledcWrite(kenhPWM, dutycycle);</w:t>
-            </w:r>
-          </w:p>
-        </w:tc>
-        <w:tc>
-          <w:tcPr>
-            <w:tcW w:type="dxa" w:w="3010"/>
-          </w:tcPr>
-          <w:p>
-            <w:pPr>
-              <w:spacing w:after="40"/>
-              <w:ind w:firstLine="0"/>
-            </w:pPr>
-            <w:r>
-              <w:rPr>
-                <w:sz w:val="22"/>
-              </w:rPr>
-              <w:t>Phát PWM cho driver/servo của cơ cấu chấp hành một trục.</w:t>
-            </w:r>
-          </w:p>
-        </w:tc>
-      </w:tr>
-      <w:tr>
-        <w:tc>
-          <w:tcPr>
-            <w:tcW w:type="dxa" w:w="3010"/>
-          </w:tcPr>
-          <w:p>
-            <w:pPr>
-              <w:spacing w:after="40"/>
-              <w:ind w:firstLine="0"/>
-            </w:pPr>
-            <w:r>
-              <w:rPr>
-                <w:sz w:val="22"/>
-              </w:rPr>
-              <w:t>analogReference</w:t>
-            </w:r>
-          </w:p>
-        </w:tc>
-        <w:tc>
-          <w:tcPr>
-            <w:tcW w:type="dxa" w:w="3010"/>
-          </w:tcPr>
-          <w:p>
-            <w:pPr>
-              <w:spacing w:after="40"/>
-              <w:ind w:firstLine="0"/>
-            </w:pPr>
-            <w:r>
-              <w:rPr>
-                <w:sz w:val="22"/>
-              </w:rPr>
-              <w:t>analogReference(DEFAULT);</w:t>
-            </w:r>
-          </w:p>
-        </w:tc>
-        <w:tc>
-          <w:tcPr>
-            <w:tcW w:type="dxa" w:w="3010"/>
-          </w:tcPr>
-          <w:p>
-            <w:pPr>
-              <w:spacing w:after="40"/>
-              <w:ind w:firstLine="0"/>
-            </w:pPr>
-            <w:r>
-              <w:rPr>
-                <w:sz w:val="22"/>
-              </w:rPr>
-              <w:t>Tham chiếu ADC (với bo Arduino); ESP32 dùng attenuation thay cho reference.</w:t>
+              <w:t>Đặt độ phân giải 12 bit (4096 mức).</w:t>
             </w:r>
           </w:p>
         </w:tc>
@@ -1440,7 +908,7 @@
         <w:pStyle w:val="Heading2"/>
       </w:pPr>
       <w:r>
-        <w:t>2.4. Nhóm lệnh thời gian</w:t>
+        <w:t>2.3. Nhóm thời gian, toán học và truyền thông</w:t>
       </w:r>
     </w:p>
     <w:p>
@@ -1449,7 +917,7 @@
         <w:spacing w:after="80"/>
       </w:pPr>
       <w:r>
-        <w:t>Bảng 5. Nhóm lệnh thời gian</w:t>
+        <w:t>Bảng 3. Nhóm lệnh thời gian, toán học và truyền thông</w:t>
       </w:r>
     </w:p>
     <w:tbl>
@@ -1551,7 +1019,7 @@
               <w:rPr>
                 <w:sz w:val="22"/>
               </w:rPr>
-              <w:t>unsigned long t = millis();</w:t>
+              <w:t>if (millis() - tPrev &gt;= T_MAU)</w:t>
             </w:r>
           </w:p>
         </w:tc>
@@ -1568,7 +1036,7 @@
               <w:rPr>
                 <w:sz w:val="22"/>
               </w:rPr>
-              <w:t>Đo chu kỳ lấy mẫu T_mẫu và thời gian chờ đọc lại mà không chặn vòng loop.</w:t>
+              <w:t>Định chu kỳ đọc ma trận không chặn vòng lặp.</w:t>
             </w:r>
           </w:p>
         </w:tc>
@@ -1587,7 +1055,7 @@
               <w:rPr>
                 <w:sz w:val="22"/>
               </w:rPr>
-              <w:t>delay</w:t>
+              <w:t>atan / tan</w:t>
             </w:r>
           </w:p>
         </w:tc>
@@ -1604,7 +1072,7 @@
               <w:rPr>
                 <w:sz w:val="22"/>
               </w:rPr>
-              <w:t>delay(20);</w:t>
+              <w:t>atan(e / tan(BETA_S));</w:t>
             </w:r>
           </w:p>
         </w:tc>
@@ -1621,7 +1089,7 @@
               <w:rPr>
                 <w:sz w:val="22"/>
               </w:rPr>
-              <w:t>Chỉ dùng khi khởi tạo hoặc thử nghiệm nhanh; tránh dùng trong loop chính.</w:t>
+              <w:t>Công thức lõi suy góc cần quay từ sai lệch chuẩn hóa.</w:t>
             </w:r>
           </w:p>
         </w:tc>
@@ -1640,7 +1108,7 @@
               <w:rPr>
                 <w:sz w:val="22"/>
               </w:rPr>
-              <w:t>delayMicroseconds</w:t>
+              <w:t>constrain / fabs</w:t>
             </w:r>
           </w:p>
         </w:tc>
@@ -1657,7 +1125,7 @@
               <w:rPr>
                 <w:sz w:val="22"/>
               </w:rPr>
-              <w:t>delayMicroseconds(50);</w:t>
+              <w:t>constrain(th, TH_MIN, TH_MAX);</w:t>
             </w:r>
           </w:p>
         </w:tc>
@@ -1674,7 +1142,7 @@
               <w:rPr>
                 <w:sz w:val="22"/>
               </w:rPr>
-              <w:t>Tạo khoảng cách giữa các lần đọc ADC liên tiếp trong một chu kỳ lấy mẫu.</w:t>
+              <w:t>Hàm sat() giới hạn góc đích trong hành trình.</w:t>
             </w:r>
           </w:p>
         </w:tc>
@@ -1693,7 +1161,7 @@
               <w:rPr>
                 <w:sz w:val="22"/>
               </w:rPr>
-              <w:t>micros()</w:t>
+              <w:t>sort (mảng mẫu)</w:t>
             </w:r>
           </w:p>
         </w:tc>
@@ -1710,7 +1178,7 @@
               <w:rPr>
                 <w:sz w:val="22"/>
               </w:rPr>
-              <w:t>micros();</w:t>
+              <w:t>sort(mau, mau + 64);</w:t>
             </w:r>
           </w:p>
         </w:tc>
@@ -1727,7 +1195,113 @@
               <w:rPr>
                 <w:sz w:val="22"/>
               </w:rPr>
-              <w:t>Đo thời gian thực hiện một khối lọc khi tối ưu tốc độ vòng lặp.</w:t>
+              <w:t>Lấy trung vị 64 mẫu loại đột biến.</w:t>
+            </w:r>
+          </w:p>
+        </w:tc>
+      </w:tr>
+      <w:tr>
+        <w:tc>
+          <w:tcPr>
+            <w:tcW w:type="dxa" w:w="3010"/>
+          </w:tcPr>
+          <w:p>
+            <w:pPr>
+              <w:spacing w:after="40"/>
+              <w:ind w:firstLine="0"/>
+            </w:pPr>
+            <w:r>
+              <w:rPr>
+                <w:sz w:val="22"/>
+              </w:rPr>
+              <w:t>Serial.begin / printf</w:t>
+            </w:r>
+          </w:p>
+        </w:tc>
+        <w:tc>
+          <w:tcPr>
+            <w:tcW w:type="dxa" w:w="3010"/>
+          </w:tcPr>
+          <w:p>
+            <w:pPr>
+              <w:spacing w:after="40"/>
+              <w:ind w:firstLine="0"/>
+            </w:pPr>
+            <w:r>
+              <w:rPr>
+                <w:sz w:val="22"/>
+              </w:rPr>
+              <w:t>Serial.printf(...)</w:t>
+            </w:r>
+          </w:p>
+        </w:tc>
+        <w:tc>
+          <w:tcPr>
+            <w:tcW w:type="dxa" w:w="3010"/>
+          </w:tcPr>
+          <w:p>
+            <w:pPr>
+              <w:spacing w:after="40"/>
+              <w:ind w:firstLine="0"/>
+            </w:pPr>
+            <w:r>
+              <w:rPr>
+                <w:sz w:val="22"/>
+              </w:rPr>
+              <w:t>In bảng 4 kênh, e, Δ, góc đích để ghi log và gỡ lỗi.</w:t>
+            </w:r>
+          </w:p>
+        </w:tc>
+      </w:tr>
+      <w:tr>
+        <w:tc>
+          <w:tcPr>
+            <w:tcW w:type="dxa" w:w="3010"/>
+          </w:tcPr>
+          <w:p>
+            <w:pPr>
+              <w:spacing w:after="40"/>
+              <w:ind w:firstLine="0"/>
+            </w:pPr>
+            <w:r>
+              <w:rPr>
+                <w:sz w:val="22"/>
+              </w:rPr>
+              <w:t>Wire.requestFrom</w:t>
+            </w:r>
+          </w:p>
+        </w:tc>
+        <w:tc>
+          <w:tcPr>
+            <w:tcW w:type="dxa" w:w="3010"/>
+          </w:tcPr>
+          <w:p>
+            <w:pPr>
+              <w:spacing w:after="40"/>
+              <w:ind w:firstLine="0"/>
+            </w:pPr>
+            <w:r>
+              <w:rPr>
+                <w:sz w:val="22"/>
+              </w:rPr>
+              <w:t>Wire.requestFrom(0x48, 2);</w:t>
+            </w:r>
+          </w:p>
+        </w:tc>
+        <w:tc>
+          <w:tcPr>
+            <w:tcW w:type="dxa" w:w="3010"/>
+          </w:tcPr>
+          <w:p>
+            <w:pPr>
+              <w:spacing w:after="40"/>
+              <w:ind w:firstLine="0"/>
+            </w:pPr>
+            <w:r>
+              <w:rPr>
+                <w:sz w:val="22"/>
+              </w:rPr>
+              <w:t>Đọc thanh ghi chuyển đổi của ADS1115.</w:t>
             </w:r>
           </w:p>
         </w:tc>
@@ -1738,19 +1312,1989 @@
     </w:p>
     <w:p>
       <w:pPr>
-        <w:pStyle w:val="Heading2"/>
+        <w:pStyle w:val="Heading1"/>
       </w:pPr>
       <w:r>
-        <w:t>2.5. Nhóm lệnh toán học và biến đổi</w:t>
+        <w:t>CHƯƠNG 3. PHƯƠNG PHÁP ĐỌC MA TRẬN LDR, SUY GÓC VÀ CODE MẪU</w:t>
       </w:r>
     </w:p>
     <w:p>
       <w:pPr>
+        <w:pStyle w:val="Heading2"/>
+      </w:pPr>
+      <w:r>
+        <w:t>3.1. Vì sao ma trận bốn LDR suy ra được góc cần quay</w:t>
+      </w:r>
+    </w:p>
+    <w:p>
+      <w:pPr/>
+      <w:r>
+        <w:t>Trong mặt phẳng quay, trục cảm quang của cảm biến phía phải lệch +β_s và phía trái lệch −β_s so với pháp tuyến tấm pin, nên khi hướng Mặt Trời lệch khỏi pháp tuyến một góc Δ, đáp ứng hai kênh tỉ lệ với cos(Δ − β_s) và cos(Δ + β_s). Lập tỉ số sai lệch:</w:t>
+      </w:r>
+    </w:p>
+    <w:p>
+      <w:pPr>
+        <w:ind w:firstLine="0"/>
+        <w:jc w:val="center"/>
+      </w:pPr>
+      <w:r>
+        <w:rPr>
+          <w:i/>
+        </w:rPr>
+        <w:t>e = (L_phải − L_trái)/(L_phải + L_trái) = [cos(Δ−β_s) − cos(Δ+β_s)] / [cos(Δ−β_s) + cos(Δ+β_s)] = tan Δ · tan β_s</w:t>
+      </w:r>
+    </w:p>
+    <w:p>
+      <w:pPr/>
+      <w:r>
+        <w:t>Đảo lại ta được góc lệch cần bù ngay trong một lần đọc, không phải thử sai từng bước:</w:t>
+      </w:r>
+    </w:p>
+    <w:p>
+      <w:pPr>
+        <w:ind w:firstLine="0"/>
+        <w:jc w:val="center"/>
+      </w:pPr>
+      <w:r>
+        <w:rPr>
+          <w:i/>
+        </w:rPr>
+        <w:t>Δ_quay = atan(e_quay / tan β_s)</w:t>
+      </w:r>
+    </w:p>
+    <w:p>
+      <w:pPr/>
+      <w:r>
+        <w:t>Cặp kênh trên–dưới cho công thức tương tự với trục nghiêng. Mô phỏng Monte Carlo 400 lần (quyển nghiên cứu, Chương 3) cho thấy sau hiệu chuẩn hệ số kênh, sai số của phép suy góc còn 1,65° ở điều kiện nhiễu 2% và khuếch tán 15%.</w:t>
+      </w:r>
+    </w:p>
+    <w:p>
+      <w:pPr>
+        <w:pStyle w:val="Heading2"/>
+      </w:pPr>
+      <w:r>
+        <w:t>3.2. Phương pháp đọc ADC trên ESP32 và ví dụ so sánh giá trị</w:t>
+      </w:r>
+    </w:p>
+    <w:p>
+      <w:pPr>
+        <w:pStyle w:val="ListBullet"/>
+      </w:pPr>
+      <w:r>
+        <w:t>Dùng ADC1 (chân 36, 39, 34, 35) vì nhóm ADC2 bị tranh chấp khi bật WiFi; đặt analogReadResolution(12) và analogSetPinAttenuation(…, ADC_11db) để dải tuyến tính phủ khoảng 0,15 – 2,45 V.</w:t>
+      </w:r>
+    </w:p>
+    <w:p>
+      <w:pPr>
+        <w:pStyle w:val="ListBullet"/>
+      </w:pPr>
+      <w:r>
+        <w:t>Mỗi kênh lấy 64 mẫu cách nhau 40 µs, sắp xếp lấy trung vị rồi trung bình 32 giá trị giữa: loại được xung nhiễu do relay và động cơ đóng cắt.</w:t>
+      </w:r>
+    </w:p>
+    <w:p>
+      <w:pPr>
+        <w:pStyle w:val="ListBullet"/>
+      </w:pPr>
+      <w:r>
+        <w:t>Nhân hệ số hiệu chuẩn K_cal[i] đo dưới nguồn sáng khuếch tán để bốn kênh cùng thang trước khi lập ma trận.</w:t>
+      </w:r>
+    </w:p>
+    <w:p>
+      <w:pPr/>
+      <w:r>
+        <w:t>Ví dụ so sánh giá trị lúc 10h nắng rõ (đơn vị mức ADC): L_TT = 2280, L_PT = 1490, L_TD = 2200, L_PD = 1560. Tổng S = 7530; e_quay = [(1490+1560) − (2280+2200)]/7530 = −0,190; suy ra Δ_quay = atan(−0,190/0,577) = −18,2°: mặt pin đang thừa 18,2° về phía Tây nên lệnh quay là 18,2° về phía Đông, đọc từ biến trở rồi dừng đúng góc đích — toàn bộ suy ra từ một lần đọc ma trận.</w:t>
+      </w:r>
+    </w:p>
+    <w:p>
+      <w:pPr>
+        <w:pStyle w:val="Heading2"/>
+      </w:pPr>
+      <w:r>
+        <w:t>3.3. Phương pháp quay tấm pin</w:t>
+      </w:r>
+    </w:p>
+    <w:p>
+      <w:pPr>
+        <w:pStyle w:val="ListBullet"/>
+      </w:pPr>
+      <w:r>
+        <w:t>Đọc biến trở hồi tiếp để biết góc hiện tại θ; tính θ_đích = sat(θ + Δ_quay, θ_min, θ_max).</w:t>
+      </w:r>
+    </w:p>
+    <w:p>
+      <w:pPr>
+        <w:pStyle w:val="ListBullet"/>
+      </w:pPr>
+      <w:r>
+        <w:t>Nếu |Δ_quay| ≤ δ = 3° thì không phát lệnh (vùng chết); nếu lớn hơn thì đóng relay chiều tương ứng.</w:t>
+      </w:r>
+    </w:p>
+    <w:p>
+      <w:pPr>
+        <w:pStyle w:val="ListBullet"/>
+      </w:pPr>
+      <w:r>
+        <w:t>Trong khi motor chạy, vòng while đọc biến trở mỗi 10 ms và dừng khi |θ − θ_đích| ≤ 0,5°; công tắc hành trình và nút dừng khẩn cấp có quyền phá vòng bất cứ lúc nào.</w:t>
+      </w:r>
+    </w:p>
+    <w:p>
+      <w:pPr>
+        <w:pStyle w:val="ListBullet"/>
+      </w:pPr>
+      <w:r>
+        <w:t>Ngắt cả hai kênh relay khi tới đích: hộp trục vít tự hãm giữ tấm pin đứng yên không tốn điện.</w:t>
+      </w:r>
+    </w:p>
+    <w:p>
+      <w:pPr>
+        <w:ind w:firstLine="0"/>
+        <w:jc w:val="center"/>
+      </w:pPr>
+      <w:r>
+        <w:drawing>
+          <wp:inline xmlns:a="http://schemas.openxmlformats.org/drawingml/2006/main" xmlns:pic="http://schemas.openxmlformats.org/drawingml/2006/picture">
+            <wp:extent cx="5760000" cy="2583124"/>
+            <wp:docPr id="1" name="Picture 1"/>
+            <wp:cNvGraphicFramePr>
+              <a:graphicFrameLocks noChangeAspect="1"/>
+            </wp:cNvGraphicFramePr>
+            <a:graphic>
+              <a:graphicData uri="http://schemas.openxmlformats.org/drawingml/2006/picture">
+                <pic:pic>
+                  <pic:nvPicPr>
+                    <pic:cNvPr id="0" name="so_do_khoi_chuong_trinh.png"/>
+                    <pic:cNvPicPr/>
+                  </pic:nvPicPr>
+                  <pic:blipFill>
+                    <a:blip r:embed="rId10"/>
+                    <a:stretch>
+                      <a:fillRect/>
+                    </a:stretch>
+                  </pic:blipFill>
+                  <pic:spPr>
+                    <a:xfrm>
+                      <a:off x="0" y="0"/>
+                      <a:ext cx="5760000" cy="2583124"/>
+                    </a:xfrm>
+                    <a:prstGeom prst="rect"/>
+                  </pic:spPr>
+                </pic:pic>
+              </a:graphicData>
+            </a:graphic>
+          </wp:inline>
+        </w:drawing>
+      </w:r>
+    </w:p>
+    <w:p>
+      <w:pPr>
+        <w:pStyle w:val="Caption"/>
+      </w:pPr>
+      <w:r>
+        <w:t>Hình 1. Sơ đồ khối chương trình đọc ma trận LDR và suy ra góc quay</w:t>
+      </w:r>
+    </w:p>
+    <w:p>
+      <w:pPr>
+        <w:ind w:firstLine="0"/>
+        <w:jc w:val="center"/>
+      </w:pPr>
+      <w:r>
+        <w:drawing>
+          <wp:inline xmlns:a="http://schemas.openxmlformats.org/drawingml/2006/main" xmlns:pic="http://schemas.openxmlformats.org/drawingml/2006/picture">
+            <wp:extent cx="4140000" cy="5735229"/>
+            <wp:docPr id="2" name="Picture 2"/>
+            <wp:cNvGraphicFramePr>
+              <a:graphicFrameLocks noChangeAspect="1"/>
+            </wp:cNvGraphicFramePr>
+            <a:graphic>
+              <a:graphicData uri="http://schemas.openxmlformats.org/drawingml/2006/picture">
+                <pic:pic>
+                  <pic:nvPicPr>
+                    <pic:cNvPr id="0" name="luu_do_ma_tran_1_truc.png"/>
+                    <pic:cNvPicPr/>
+                  </pic:nvPicPr>
+                  <pic:blipFill>
+                    <a:blip r:embed="rId11"/>
+                    <a:stretch>
+                      <a:fillRect/>
+                    </a:stretch>
+                  </pic:blipFill>
+                  <pic:spPr>
+                    <a:xfrm>
+                      <a:off x="0" y="0"/>
+                      <a:ext cx="4140000" cy="5735229"/>
+                    </a:xfrm>
+                    <a:prstGeom prst="rect"/>
+                  </pic:spPr>
+                </pic:pic>
+              </a:graphicData>
+            </a:graphic>
+          </wp:inline>
+        </w:drawing>
+      </w:r>
+    </w:p>
+    <w:p>
+      <w:pPr>
+        <w:pStyle w:val="Caption"/>
+      </w:pPr>
+      <w:r>
+        <w:t>Hình 2. Lưu đồ thuật toán ma trận LDR cho mô hình một trục</w:t>
+      </w:r>
+    </w:p>
+    <w:p>
+      <w:pPr>
+        <w:pStyle w:val="Heading2"/>
+      </w:pPr>
+      <w:r>
+        <w:t>3.4. Code mẫu đọc ma trận và quay pin (ESP32, Arduino IDE)</w:t>
+      </w:r>
+    </w:p>
+    <w:p>
+      <w:pPr>
+        <w:pStyle w:val="MacroText"/>
+        <w:spacing w:after="0" w:before="120"/>
+        <w:ind w:firstLine="0" w:left="340"/>
+      </w:pPr>
+      <w:r>
+        <w:rPr>
+          <w:rFonts w:ascii="Consolas" w:hAnsi="Consolas"/>
+          <w:color w:val="1F3350"/>
+          <w:sz w:val="17"/>
+        </w:rPr>
+        <w:t>// Doc ma tran 4 LDR va suy ra goc quay - mo hinh 1 truc (ESP32)</w:t>
+      </w:r>
+    </w:p>
+    <w:p>
+      <w:pPr>
+        <w:pStyle w:val="MacroText"/>
+        <w:spacing w:after="0" w:before="0"/>
+        <w:ind w:firstLine="0" w:left="340"/>
+      </w:pPr>
+      <w:r>
+        <w:rPr>
+          <w:rFonts w:ascii="Consolas" w:hAnsi="Consolas"/>
+          <w:color w:val="1F3350"/>
+          <w:sz w:val="17"/>
+        </w:rPr>
+        <w:t>// Phuong phap: e_quay = (phai - trai)/S  -&gt;  dQuay = atan(e_quay / tan(beta_s))</w:t>
+      </w:r>
+    </w:p>
+    <w:p>
+      <w:pPr>
+        <w:pStyle w:val="MacroText"/>
+        <w:spacing w:after="0" w:before="0"/>
+        <w:ind w:firstLine="0" w:left="340"/>
+      </w:pPr>
+      <w:r>
+        <w:rPr>
+          <w:rFonts w:ascii="Consolas" w:hAnsi="Consolas"/>
+          <w:color w:val="1F3350"/>
+          <w:sz w:val="17"/>
+        </w:rPr>
+        <w:t>// Khong quay theo thoi gian: motor chi chay toi goc dich doc tu bien tro.</w:t>
+      </w:r>
+    </w:p>
+    <w:p>
+      <w:pPr>
+        <w:pStyle w:val="MacroText"/>
+        <w:spacing w:after="0" w:before="0"/>
+        <w:ind w:firstLine="0" w:left="340"/>
+      </w:pPr>
+      <w:r>
+        <w:rPr>
+          <w:rFonts w:ascii="Consolas" w:hAnsi="Consolas"/>
+          <w:color w:val="1F3350"/>
+          <w:sz w:val="17"/>
+        </w:rPr>
+        <w:t>#include &lt;Arduino.h&gt;</w:t>
+      </w:r>
+    </w:p>
+    <w:p>
+      <w:pPr>
+        <w:pStyle w:val="MacroText"/>
+        <w:spacing w:after="0" w:before="0"/>
+        <w:ind w:firstLine="0" w:left="340"/>
+      </w:pPr>
+      <w:r>
+        <w:rPr>
+          <w:rFonts w:ascii="Consolas" w:hAnsi="Consolas"/>
+          <w:color w:val="1F3350"/>
+          <w:sz w:val="17"/>
+        </w:rPr>
+        <w:t>#include &lt;Wire.h&gt;</w:t>
+      </w:r>
+    </w:p>
+    <w:p>
+      <w:pPr>
+        <w:pStyle w:val="MacroText"/>
+        <w:spacing w:after="0" w:before="0"/>
+        <w:ind w:firstLine="0" w:left="340"/>
+      </w:pPr>
+      <w:r>
+        <w:rPr>
+          <w:rFonts w:ascii="Consolas" w:hAnsi="Consolas"/>
+          <w:color w:val="1F3350"/>
+          <w:sz w:val="17"/>
+        </w:rPr>
+        <w:t xml:space="preserve"> </w:t>
+      </w:r>
+    </w:p>
+    <w:p>
+      <w:pPr>
+        <w:pStyle w:val="MacroText"/>
+        <w:spacing w:after="0" w:before="0"/>
+        <w:ind w:firstLine="0" w:left="340"/>
+      </w:pPr>
+      <w:r>
+        <w:rPr>
+          <w:rFonts w:ascii="Consolas" w:hAnsi="Consolas"/>
+          <w:color w:val="1F3350"/>
+          <w:sz w:val="17"/>
+        </w:rPr>
+        <w:t>const int PIN_LDR[4] = {36, 39, 34, 35};   // L_TT, L_PT, L_TD, L_PD (ADC1)</w:t>
+      </w:r>
+    </w:p>
+    <w:p>
+      <w:pPr>
+        <w:pStyle w:val="MacroText"/>
+        <w:spacing w:after="0" w:before="0"/>
+        <w:ind w:firstLine="0" w:left="340"/>
+      </w:pPr>
+      <w:r>
+        <w:rPr>
+          <w:rFonts w:ascii="Consolas" w:hAnsi="Consolas"/>
+          <w:color w:val="1F3350"/>
+          <w:sz w:val="17"/>
+        </w:rPr>
+        <w:t>const int PIN_POT = 32;                    // bien tro hoi tiep goc truc</w:t>
+      </w:r>
+    </w:p>
+    <w:p>
+      <w:pPr>
+        <w:pStyle w:val="MacroText"/>
+        <w:spacing w:after="0" w:before="0"/>
+        <w:ind w:firstLine="0" w:left="340"/>
+      </w:pPr>
+      <w:r>
+        <w:rPr>
+          <w:rFonts w:ascii="Consolas" w:hAnsi="Consolas"/>
+          <w:color w:val="1F3350"/>
+          <w:sz w:val="17"/>
+        </w:rPr>
+        <w:t>const int MOT_A = 26, MOT_B = 27;          // 2 kenh relay cua motor gat nuoc</w:t>
+      </w:r>
+    </w:p>
+    <w:p>
+      <w:pPr>
+        <w:pStyle w:val="MacroText"/>
+        <w:spacing w:after="0" w:before="0"/>
+        <w:ind w:firstLine="0" w:left="340"/>
+      </w:pPr>
+      <w:r>
+        <w:rPr>
+          <w:rFonts w:ascii="Consolas" w:hAnsi="Consolas"/>
+          <w:color w:val="1F3350"/>
+          <w:sz w:val="17"/>
+        </w:rPr>
+        <w:t>const int LS_DONG = 4, LS_TAY = 5, NUT_DUNG = 18;</w:t>
+      </w:r>
+    </w:p>
+    <w:p>
+      <w:pPr>
+        <w:pStyle w:val="MacroText"/>
+        <w:spacing w:after="0" w:before="0"/>
+        <w:ind w:firstLine="0" w:left="340"/>
+      </w:pPr>
+      <w:r>
+        <w:rPr>
+          <w:rFonts w:ascii="Consolas" w:hAnsi="Consolas"/>
+          <w:color w:val="1F3350"/>
+          <w:sz w:val="17"/>
+        </w:rPr>
+        <w:t xml:space="preserve"> </w:t>
+      </w:r>
+    </w:p>
+    <w:p>
+      <w:pPr>
+        <w:pStyle w:val="MacroText"/>
+        <w:spacing w:after="0" w:before="0"/>
+        <w:ind w:firstLine="0" w:left="340"/>
+      </w:pPr>
+      <w:r>
+        <w:rPr>
+          <w:rFonts w:ascii="Consolas" w:hAnsi="Consolas"/>
+          <w:color w:val="1F3350"/>
+          <w:sz w:val="17"/>
+        </w:rPr>
+        <w:t>const float BETA_S = 0.5236;               // beta_s = 30 do (rad)</w:t>
+      </w:r>
+    </w:p>
+    <w:p>
+      <w:pPr>
+        <w:pStyle w:val="MacroText"/>
+        <w:spacing w:after="0" w:before="0"/>
+        <w:ind w:firstLine="0" w:left="340"/>
+      </w:pPr>
+      <w:r>
+        <w:rPr>
+          <w:rFonts w:ascii="Consolas" w:hAnsi="Consolas"/>
+          <w:color w:val="1F3350"/>
+          <w:sz w:val="17"/>
+        </w:rPr>
+        <w:t>const float DEAD   = 0.0524;               // vung chet delta = 3 do (rad)</w:t>
+      </w:r>
+    </w:p>
+    <w:p>
+      <w:pPr>
+        <w:pStyle w:val="MacroText"/>
+        <w:spacing w:after="0" w:before="0"/>
+        <w:ind w:firstLine="0" w:left="340"/>
+      </w:pPr>
+      <w:r>
+        <w:rPr>
+          <w:rFonts w:ascii="Consolas" w:hAnsi="Consolas"/>
+          <w:color w:val="1F3350"/>
+          <w:sz w:val="17"/>
+        </w:rPr>
+        <w:t>const float TH_MIN = -1.0472, TH_MAX = 1.0472;   // +/- 60 do</w:t>
+      </w:r>
+    </w:p>
+    <w:p>
+      <w:pPr>
+        <w:pStyle w:val="MacroText"/>
+        <w:spacing w:after="0" w:before="0"/>
+        <w:ind w:firstLine="0" w:left="340"/>
+      </w:pPr>
+      <w:r>
+        <w:rPr>
+          <w:rFonts w:ascii="Consolas" w:hAnsi="Consolas"/>
+          <w:color w:val="1F3350"/>
+          <w:sz w:val="17"/>
+        </w:rPr>
+        <w:t>const float GOC_MIN_POT = 0.30, GOC_MAX_POT = 3.00;  // V bien tro tai 2 dau</w:t>
+      </w:r>
+    </w:p>
+    <w:p>
+      <w:pPr>
+        <w:pStyle w:val="MacroText"/>
+        <w:spacing w:after="0" w:before="0"/>
+        <w:ind w:firstLine="0" w:left="340"/>
+      </w:pPr>
+      <w:r>
+        <w:rPr>
+          <w:rFonts w:ascii="Consolas" w:hAnsi="Consolas"/>
+          <w:color w:val="1F3350"/>
+          <w:sz w:val="17"/>
+        </w:rPr>
+        <w:t>const int N_MAU = 64;</w:t>
+      </w:r>
+    </w:p>
+    <w:p>
+      <w:pPr>
+        <w:pStyle w:val="MacroText"/>
+        <w:spacing w:after="0" w:before="0"/>
+        <w:ind w:firstLine="0" w:left="340"/>
+      </w:pPr>
+      <w:r>
+        <w:rPr>
+          <w:rFonts w:ascii="Consolas" w:hAnsi="Consolas"/>
+          <w:color w:val="1F3350"/>
+          <w:sz w:val="17"/>
+        </w:rPr>
+        <w:t>const unsigned long T_MAU = 2000;          // chu ky doc ma tran (ms)</w:t>
+      </w:r>
+    </w:p>
+    <w:p>
+      <w:pPr>
+        <w:pStyle w:val="MacroText"/>
+        <w:spacing w:after="0" w:before="0"/>
+        <w:ind w:firstLine="0" w:left="340"/>
+      </w:pPr>
+      <w:r>
+        <w:rPr>
+          <w:rFonts w:ascii="Consolas" w:hAnsi="Consolas"/>
+          <w:color w:val="1F3350"/>
+          <w:sz w:val="17"/>
+        </w:rPr>
+        <w:t>float K_cal[4] = {1.0, 1.0, 1.0, 1.0};     // he so hieu chuan do loi 4 kenh</w:t>
+      </w:r>
+    </w:p>
+    <w:p>
+      <w:pPr>
+        <w:pStyle w:val="MacroText"/>
+        <w:spacing w:after="0" w:before="0"/>
+        <w:ind w:firstLine="0" w:left="340"/>
+      </w:pPr>
+      <w:r>
+        <w:rPr>
+          <w:rFonts w:ascii="Consolas" w:hAnsi="Consolas"/>
+          <w:color w:val="1F3350"/>
+          <w:sz w:val="17"/>
+        </w:rPr>
+        <w:t>unsigned long tPrev = 0;</w:t>
+      </w:r>
+    </w:p>
+    <w:p>
+      <w:pPr>
+        <w:pStyle w:val="MacroText"/>
+        <w:spacing w:after="0" w:before="0"/>
+        <w:ind w:firstLine="0" w:left="340"/>
+      </w:pPr>
+      <w:r>
+        <w:rPr>
+          <w:rFonts w:ascii="Consolas" w:hAnsi="Consolas"/>
+          <w:color w:val="1F3350"/>
+          <w:sz w:val="17"/>
+        </w:rPr>
+        <w:t xml:space="preserve"> </w:t>
+      </w:r>
+    </w:p>
+    <w:p>
+      <w:pPr>
+        <w:pStyle w:val="MacroText"/>
+        <w:spacing w:after="0" w:before="0"/>
+        <w:ind w:firstLine="0" w:left="340"/>
+      </w:pPr>
+      <w:r>
+        <w:rPr>
+          <w:rFonts w:ascii="Consolas" w:hAnsi="Consolas"/>
+          <w:color w:val="1F3350"/>
+          <w:sz w:val="17"/>
+        </w:rPr>
+        <w:t>// doc 1 kenh: 64 mau, trung vi roi trung binh nua giua</w:t>
+      </w:r>
+    </w:p>
+    <w:p>
+      <w:pPr>
+        <w:pStyle w:val="MacroText"/>
+        <w:spacing w:after="0" w:before="0"/>
+        <w:ind w:firstLine="0" w:left="340"/>
+      </w:pPr>
+      <w:r>
+        <w:rPr>
+          <w:rFonts w:ascii="Consolas" w:hAnsi="Consolas"/>
+          <w:color w:val="1F3350"/>
+          <w:sz w:val="17"/>
+        </w:rPr>
+        <w:t>float docKenh(int chan) {</w:t>
+      </w:r>
+    </w:p>
+    <w:p>
+      <w:pPr>
+        <w:pStyle w:val="MacroText"/>
+        <w:spacing w:after="0" w:before="0"/>
+        <w:ind w:firstLine="0" w:left="340"/>
+      </w:pPr>
+      <w:r>
+        <w:rPr>
+          <w:rFonts w:ascii="Consolas" w:hAnsi="Consolas"/>
+          <w:color w:val="1F3350"/>
+          <w:sz w:val="17"/>
+        </w:rPr>
+        <w:t xml:space="preserve">  int mau[N_MAU];</w:t>
+      </w:r>
+    </w:p>
+    <w:p>
+      <w:pPr>
+        <w:pStyle w:val="MacroText"/>
+        <w:spacing w:after="0" w:before="0"/>
+        <w:ind w:firstLine="0" w:left="340"/>
+      </w:pPr>
+      <w:r>
+        <w:rPr>
+          <w:rFonts w:ascii="Consolas" w:hAnsi="Consolas"/>
+          <w:color w:val="1F3350"/>
+          <w:sz w:val="17"/>
+        </w:rPr>
+        <w:t xml:space="preserve">  for (int i = 0; i &lt; N_MAU; i++) { mau[i] = analogRead(chan); delayMicroseconds(40); }</w:t>
+      </w:r>
+    </w:p>
+    <w:p>
+      <w:pPr>
+        <w:pStyle w:val="MacroText"/>
+        <w:spacing w:after="0" w:before="0"/>
+        <w:ind w:firstLine="0" w:left="340"/>
+      </w:pPr>
+      <w:r>
+        <w:rPr>
+          <w:rFonts w:ascii="Consolas" w:hAnsi="Consolas"/>
+          <w:color w:val="1F3350"/>
+          <w:sz w:val="17"/>
+        </w:rPr>
+        <w:t xml:space="preserve">  for (int i = 0; i &lt; N_MAU - 1; i++)</w:t>
+      </w:r>
+    </w:p>
+    <w:p>
+      <w:pPr>
+        <w:pStyle w:val="MacroText"/>
+        <w:spacing w:after="0" w:before="0"/>
+        <w:ind w:firstLine="0" w:left="340"/>
+      </w:pPr>
+      <w:r>
+        <w:rPr>
+          <w:rFonts w:ascii="Consolas" w:hAnsi="Consolas"/>
+          <w:color w:val="1F3350"/>
+          <w:sz w:val="17"/>
+        </w:rPr>
+        <w:t xml:space="preserve">    for (int j = i + 1; j &lt; N_MAU; j++)</w:t>
+      </w:r>
+    </w:p>
+    <w:p>
+      <w:pPr>
+        <w:pStyle w:val="MacroText"/>
+        <w:spacing w:after="0" w:before="0"/>
+        <w:ind w:firstLine="0" w:left="340"/>
+      </w:pPr>
+      <w:r>
+        <w:rPr>
+          <w:rFonts w:ascii="Consolas" w:hAnsi="Consolas"/>
+          <w:color w:val="1F3350"/>
+          <w:sz w:val="17"/>
+        </w:rPr>
+        <w:t xml:space="preserve">      if (mau[j] &lt; mau[i]) { int t = mau[i]; mau[i] = mau[j]; mau[j] = t; }</w:t>
+      </w:r>
+    </w:p>
+    <w:p>
+      <w:pPr>
+        <w:pStyle w:val="MacroText"/>
+        <w:spacing w:after="0" w:before="0"/>
+        <w:ind w:firstLine="0" w:left="340"/>
+      </w:pPr>
+      <w:r>
+        <w:rPr>
+          <w:rFonts w:ascii="Consolas" w:hAnsi="Consolas"/>
+          <w:color w:val="1F3350"/>
+          <w:sz w:val="17"/>
+        </w:rPr>
+        <w:t xml:space="preserve">  float s = 0; for (int i = 16; i &lt; 48; i++) s += mau[i];</w:t>
+      </w:r>
+    </w:p>
+    <w:p>
+      <w:pPr>
+        <w:pStyle w:val="MacroText"/>
+        <w:spacing w:after="0" w:before="0"/>
+        <w:ind w:firstLine="0" w:left="340"/>
+      </w:pPr>
+      <w:r>
+        <w:rPr>
+          <w:rFonts w:ascii="Consolas" w:hAnsi="Consolas"/>
+          <w:color w:val="1F3350"/>
+          <w:sz w:val="17"/>
+        </w:rPr>
+        <w:t xml:space="preserve">  return s / 32.0;</w:t>
+      </w:r>
+    </w:p>
+    <w:p>
+      <w:pPr>
+        <w:pStyle w:val="MacroText"/>
+        <w:spacing w:after="0" w:before="0"/>
+        <w:ind w:firstLine="0" w:left="340"/>
+      </w:pPr>
+      <w:r>
+        <w:rPr>
+          <w:rFonts w:ascii="Consolas" w:hAnsi="Consolas"/>
+          <w:color w:val="1F3350"/>
+          <w:sz w:val="17"/>
+        </w:rPr>
+        <w:t>}</w:t>
+      </w:r>
+    </w:p>
+    <w:p>
+      <w:pPr>
+        <w:pStyle w:val="MacroText"/>
+        <w:spacing w:after="0" w:before="0"/>
+        <w:ind w:firstLine="0" w:left="340"/>
+      </w:pPr>
+      <w:r>
+        <w:rPr>
+          <w:rFonts w:ascii="Consolas" w:hAnsi="Consolas"/>
+          <w:color w:val="1F3350"/>
+          <w:sz w:val="17"/>
+        </w:rPr>
+        <w:t xml:space="preserve"> </w:t>
+      </w:r>
+    </w:p>
+    <w:p>
+      <w:pPr>
+        <w:pStyle w:val="MacroText"/>
+        <w:spacing w:after="0" w:before="0"/>
+        <w:ind w:firstLine="0" w:left="340"/>
+      </w:pPr>
+      <w:r>
+        <w:rPr>
+          <w:rFonts w:ascii="Consolas" w:hAnsi="Consolas"/>
+          <w:color w:val="1F3350"/>
+          <w:sz w:val="17"/>
+        </w:rPr>
+        <w:t>float docGocTruc() {   // quy doi V bien tro thanh rad (tuyen tinh 3 diem)</w:t>
+      </w:r>
+    </w:p>
+    <w:p>
+      <w:pPr>
+        <w:pStyle w:val="MacroText"/>
+        <w:spacing w:after="0" w:before="0"/>
+        <w:ind w:firstLine="0" w:left="340"/>
+      </w:pPr>
+      <w:r>
+        <w:rPr>
+          <w:rFonts w:ascii="Consolas" w:hAnsi="Consolas"/>
+          <w:color w:val="1F3350"/>
+          <w:sz w:val="17"/>
+        </w:rPr>
+        <w:t xml:space="preserve">  float v = docKenh(PIN_POT) * 3.3 / 4095.0;</w:t>
+      </w:r>
+    </w:p>
+    <w:p>
+      <w:pPr>
+        <w:pStyle w:val="MacroText"/>
+        <w:spacing w:after="0" w:before="0"/>
+        <w:ind w:firstLine="0" w:left="340"/>
+      </w:pPr>
+      <w:r>
+        <w:rPr>
+          <w:rFonts w:ascii="Consolas" w:hAnsi="Consolas"/>
+          <w:color w:val="1F3350"/>
+          <w:sz w:val="17"/>
+        </w:rPr>
+        <w:t xml:space="preserve">  return TH_MIN + (v - GOC_MIN_POT) * (TH_MAX - TH_MIN) / (GOC_MAX_POT - GOC_MIN_POT);</w:t>
+      </w:r>
+    </w:p>
+    <w:p>
+      <w:pPr>
+        <w:pStyle w:val="MacroText"/>
+        <w:spacing w:after="0" w:before="0"/>
+        <w:ind w:firstLine="0" w:left="340"/>
+      </w:pPr>
+      <w:r>
+        <w:rPr>
+          <w:rFonts w:ascii="Consolas" w:hAnsi="Consolas"/>
+          <w:color w:val="1F3350"/>
+          <w:sz w:val="17"/>
+        </w:rPr>
+        <w:t>}</w:t>
+      </w:r>
+    </w:p>
+    <w:p>
+      <w:pPr>
+        <w:pStyle w:val="MacroText"/>
+        <w:spacing w:after="0" w:before="0"/>
+        <w:ind w:firstLine="0" w:left="340"/>
+      </w:pPr>
+      <w:r>
+        <w:rPr>
+          <w:rFonts w:ascii="Consolas" w:hAnsi="Consolas"/>
+          <w:color w:val="1F3350"/>
+          <w:sz w:val="17"/>
+        </w:rPr>
+        <w:t xml:space="preserve"> </w:t>
+      </w:r>
+    </w:p>
+    <w:p>
+      <w:pPr>
+        <w:pStyle w:val="MacroText"/>
+        <w:spacing w:after="0" w:before="0"/>
+        <w:ind w:firstLine="0" w:left="340"/>
+      </w:pPr>
+      <w:r>
+        <w:rPr>
+          <w:rFonts w:ascii="Consolas" w:hAnsi="Consolas"/>
+          <w:color w:val="1F3350"/>
+          <w:sz w:val="17"/>
+        </w:rPr>
+        <w:t>void dungMotor()  { digitalWrite(MOT_A, LOW);  digitalWrite(MOT_B, LOW); }</w:t>
+      </w:r>
+    </w:p>
+    <w:p>
+      <w:pPr>
+        <w:pStyle w:val="MacroText"/>
+        <w:spacing w:after="0" w:before="0"/>
+        <w:ind w:firstLine="0" w:left="340"/>
+      </w:pPr>
+      <w:r>
+        <w:rPr>
+          <w:rFonts w:ascii="Consolas" w:hAnsi="Consolas"/>
+          <w:color w:val="1F3350"/>
+          <w:sz w:val="17"/>
+        </w:rPr>
+        <w:t>void quayMotChieu(bool sangDong) {</w:t>
+      </w:r>
+    </w:p>
+    <w:p>
+      <w:pPr>
+        <w:pStyle w:val="MacroText"/>
+        <w:spacing w:after="0" w:before="0"/>
+        <w:ind w:firstLine="0" w:left="340"/>
+      </w:pPr>
+      <w:r>
+        <w:rPr>
+          <w:rFonts w:ascii="Consolas" w:hAnsi="Consolas"/>
+          <w:color w:val="1F3350"/>
+          <w:sz w:val="17"/>
+        </w:rPr>
+        <w:t xml:space="preserve">  digitalWrite(MOT_A, sangDong ? HIGH : LOW);</w:t>
+      </w:r>
+    </w:p>
+    <w:p>
+      <w:pPr>
+        <w:pStyle w:val="MacroText"/>
+        <w:spacing w:after="0" w:before="0"/>
+        <w:ind w:firstLine="0" w:left="340"/>
+      </w:pPr>
+      <w:r>
+        <w:rPr>
+          <w:rFonts w:ascii="Consolas" w:hAnsi="Consolas"/>
+          <w:color w:val="1F3350"/>
+          <w:sz w:val="17"/>
+        </w:rPr>
+        <w:t xml:space="preserve">  digitalWrite(MOT_B, sangDong ? LOW : HIGH);</w:t>
+      </w:r>
+    </w:p>
+    <w:p>
+      <w:pPr>
+        <w:pStyle w:val="MacroText"/>
+        <w:spacing w:after="0" w:before="0"/>
+        <w:ind w:firstLine="0" w:left="340"/>
+      </w:pPr>
+      <w:r>
+        <w:rPr>
+          <w:rFonts w:ascii="Consolas" w:hAnsi="Consolas"/>
+          <w:color w:val="1F3350"/>
+          <w:sz w:val="17"/>
+        </w:rPr>
+        <w:t>}</w:t>
+      </w:r>
+    </w:p>
+    <w:p>
+      <w:pPr>
+        <w:pStyle w:val="MacroText"/>
+        <w:spacing w:after="0" w:before="0"/>
+        <w:ind w:firstLine="0" w:left="340"/>
+      </w:pPr>
+      <w:r>
+        <w:rPr>
+          <w:rFonts w:ascii="Consolas" w:hAnsi="Consolas"/>
+          <w:color w:val="1F3350"/>
+          <w:sz w:val="17"/>
+        </w:rPr>
+        <w:t xml:space="preserve"> </w:t>
+      </w:r>
+    </w:p>
+    <w:p>
+      <w:pPr>
+        <w:pStyle w:val="MacroText"/>
+        <w:spacing w:after="0" w:before="0"/>
+        <w:ind w:firstLine="0" w:left="340"/>
+      </w:pPr>
+      <w:r>
+        <w:rPr>
+          <w:rFonts w:ascii="Consolas" w:hAnsi="Consolas"/>
+          <w:color w:val="1F3350"/>
+          <w:sz w:val="17"/>
+        </w:rPr>
+        <w:t>void setup() {</w:t>
+      </w:r>
+    </w:p>
+    <w:p>
+      <w:pPr>
+        <w:pStyle w:val="MacroText"/>
+        <w:spacing w:after="0" w:before="0"/>
+        <w:ind w:firstLine="0" w:left="340"/>
+      </w:pPr>
+      <w:r>
+        <w:rPr>
+          <w:rFonts w:ascii="Consolas" w:hAnsi="Consolas"/>
+          <w:color w:val="1F3350"/>
+          <w:sz w:val="17"/>
+        </w:rPr>
+        <w:t xml:space="preserve">  Serial.begin(115200);</w:t>
+      </w:r>
+    </w:p>
+    <w:p>
+      <w:pPr>
+        <w:pStyle w:val="MacroText"/>
+        <w:spacing w:after="0" w:before="0"/>
+        <w:ind w:firstLine="0" w:left="340"/>
+      </w:pPr>
+      <w:r>
+        <w:rPr>
+          <w:rFonts w:ascii="Consolas" w:hAnsi="Consolas"/>
+          <w:color w:val="1F3350"/>
+          <w:sz w:val="17"/>
+        </w:rPr>
+        <w:t xml:space="preserve">  analogReadResolution(12);</w:t>
+      </w:r>
+    </w:p>
+    <w:p>
+      <w:pPr>
+        <w:pStyle w:val="MacroText"/>
+        <w:spacing w:after="0" w:before="0"/>
+        <w:ind w:firstLine="0" w:left="340"/>
+      </w:pPr>
+      <w:r>
+        <w:rPr>
+          <w:rFonts w:ascii="Consolas" w:hAnsi="Consolas"/>
+          <w:color w:val="1F3350"/>
+          <w:sz w:val="17"/>
+        </w:rPr>
+        <w:t xml:space="preserve">  for (int i = 0; i &lt; 4; i++) analogSetPinAttenuation(PIN_LDR[i], ADC_11db);</w:t>
+      </w:r>
+    </w:p>
+    <w:p>
+      <w:pPr>
+        <w:pStyle w:val="MacroText"/>
+        <w:spacing w:after="0" w:before="0"/>
+        <w:ind w:firstLine="0" w:left="340"/>
+      </w:pPr>
+      <w:r>
+        <w:rPr>
+          <w:rFonts w:ascii="Consolas" w:hAnsi="Consolas"/>
+          <w:color w:val="1F3350"/>
+          <w:sz w:val="17"/>
+        </w:rPr>
+        <w:t xml:space="preserve">  analogSetPinAttenuation(PIN_POT, ADC_11db);</w:t>
+      </w:r>
+    </w:p>
+    <w:p>
+      <w:pPr>
+        <w:pStyle w:val="MacroText"/>
+        <w:spacing w:after="0" w:before="0"/>
+        <w:ind w:firstLine="0" w:left="340"/>
+      </w:pPr>
+      <w:r>
+        <w:rPr>
+          <w:rFonts w:ascii="Consolas" w:hAnsi="Consolas"/>
+          <w:color w:val="1F3350"/>
+          <w:sz w:val="17"/>
+        </w:rPr>
+        <w:t xml:space="preserve">  pinMode(MOT_A, OUTPUT); pinMode(MOT_B, OUTPUT); dungMotor();</w:t>
+      </w:r>
+    </w:p>
+    <w:p>
+      <w:pPr>
+        <w:pStyle w:val="MacroText"/>
+        <w:spacing w:after="0" w:before="0"/>
+        <w:ind w:firstLine="0" w:left="340"/>
+      </w:pPr>
+      <w:r>
+        <w:rPr>
+          <w:rFonts w:ascii="Consolas" w:hAnsi="Consolas"/>
+          <w:color w:val="1F3350"/>
+          <w:sz w:val="17"/>
+        </w:rPr>
+        <w:t xml:space="preserve">  pinMode(LS_DONG, INPUT_PULLUP); pinMode(LS_TAY, INPUT_PULLUP);</w:t>
+      </w:r>
+    </w:p>
+    <w:p>
+      <w:pPr>
+        <w:pStyle w:val="MacroText"/>
+        <w:spacing w:after="0" w:before="0"/>
+        <w:ind w:firstLine="0" w:left="340"/>
+      </w:pPr>
+      <w:r>
+        <w:rPr>
+          <w:rFonts w:ascii="Consolas" w:hAnsi="Consolas"/>
+          <w:color w:val="1F3350"/>
+          <w:sz w:val="17"/>
+        </w:rPr>
+        <w:t xml:space="preserve">  pinMode(NUT_DUNG, INPUT_PULLUP);</w:t>
+      </w:r>
+    </w:p>
+    <w:p>
+      <w:pPr>
+        <w:pStyle w:val="MacroText"/>
+        <w:spacing w:after="0" w:before="0"/>
+        <w:ind w:firstLine="0" w:left="340"/>
+      </w:pPr>
+      <w:r>
+        <w:rPr>
+          <w:rFonts w:ascii="Consolas" w:hAnsi="Consolas"/>
+          <w:color w:val="1F3350"/>
+          <w:sz w:val="17"/>
+        </w:rPr>
+        <w:t>}</w:t>
+      </w:r>
+    </w:p>
+    <w:p>
+      <w:pPr>
+        <w:pStyle w:val="MacroText"/>
+        <w:spacing w:after="0" w:before="0"/>
+        <w:ind w:firstLine="0" w:left="340"/>
+      </w:pPr>
+      <w:r>
+        <w:rPr>
+          <w:rFonts w:ascii="Consolas" w:hAnsi="Consolas"/>
+          <w:color w:val="1F3350"/>
+          <w:sz w:val="17"/>
+        </w:rPr>
+        <w:t xml:space="preserve"> </w:t>
+      </w:r>
+    </w:p>
+    <w:p>
+      <w:pPr>
+        <w:pStyle w:val="MacroText"/>
+        <w:spacing w:after="0" w:before="0"/>
+        <w:ind w:firstLine="0" w:left="340"/>
+      </w:pPr>
+      <w:r>
+        <w:rPr>
+          <w:rFonts w:ascii="Consolas" w:hAnsi="Consolas"/>
+          <w:color w:val="1F3350"/>
+          <w:sz w:val="17"/>
+        </w:rPr>
+        <w:t>void loop() {</w:t>
+      </w:r>
+    </w:p>
+    <w:p>
+      <w:pPr>
+        <w:pStyle w:val="MacroText"/>
+        <w:spacing w:after="0" w:before="0"/>
+        <w:ind w:firstLine="0" w:left="340"/>
+      </w:pPr>
+      <w:r>
+        <w:rPr>
+          <w:rFonts w:ascii="Consolas" w:hAnsi="Consolas"/>
+          <w:color w:val="1F3350"/>
+          <w:sz w:val="17"/>
+        </w:rPr>
+        <w:t xml:space="preserve">  if (millis() - tPrev &lt; T_MAU) return;</w:t>
+      </w:r>
+    </w:p>
+    <w:p>
+      <w:pPr>
+        <w:pStyle w:val="MacroText"/>
+        <w:spacing w:after="0" w:before="0"/>
+        <w:ind w:firstLine="0" w:left="340"/>
+      </w:pPr>
+      <w:r>
+        <w:rPr>
+          <w:rFonts w:ascii="Consolas" w:hAnsi="Consolas"/>
+          <w:color w:val="1F3350"/>
+          <w:sz w:val="17"/>
+        </w:rPr>
+        <w:t xml:space="preserve">  tPrev = millis();</w:t>
+      </w:r>
+    </w:p>
+    <w:p>
+      <w:pPr>
+        <w:pStyle w:val="MacroText"/>
+        <w:spacing w:after="0" w:before="0"/>
+        <w:ind w:firstLine="0" w:left="340"/>
+      </w:pPr>
+      <w:r>
+        <w:rPr>
+          <w:rFonts w:ascii="Consolas" w:hAnsi="Consolas"/>
+          <w:color w:val="1F3350"/>
+          <w:sz w:val="17"/>
+        </w:rPr>
+        <w:t xml:space="preserve">  // 1) doc ma tran 4 LDR da hieu chuan</w:t>
+      </w:r>
+    </w:p>
+    <w:p>
+      <w:pPr>
+        <w:pStyle w:val="MacroText"/>
+        <w:spacing w:after="0" w:before="0"/>
+        <w:ind w:firstLine="0" w:left="340"/>
+      </w:pPr>
+      <w:r>
+        <w:rPr>
+          <w:rFonts w:ascii="Consolas" w:hAnsi="Consolas"/>
+          <w:color w:val="1F3350"/>
+          <w:sz w:val="17"/>
+        </w:rPr>
+        <w:t xml:space="preserve">  float L[4]; for (int i = 0; i &lt; 4; i++) L[i] = docKenh(PIN_LDR[i]) * K_cal[i];</w:t>
+      </w:r>
+    </w:p>
+    <w:p>
+      <w:pPr>
+        <w:pStyle w:val="MacroText"/>
+        <w:spacing w:after="0" w:before="0"/>
+        <w:ind w:firstLine="0" w:left="340"/>
+      </w:pPr>
+      <w:r>
+        <w:rPr>
+          <w:rFonts w:ascii="Consolas" w:hAnsi="Consolas"/>
+          <w:color w:val="1F3350"/>
+          <w:sz w:val="17"/>
+        </w:rPr>
+        <w:t xml:space="preserve">  float S = L[0] + L[1] + L[2] + L[3];</w:t>
+      </w:r>
+    </w:p>
+    <w:p>
+      <w:pPr>
+        <w:pStyle w:val="MacroText"/>
+        <w:spacing w:after="0" w:before="0"/>
+        <w:ind w:firstLine="0" w:left="340"/>
+      </w:pPr>
+      <w:r>
+        <w:rPr>
+          <w:rFonts w:ascii="Consolas" w:hAnsi="Consolas"/>
+          <w:color w:val="1F3350"/>
+          <w:sz w:val="17"/>
+        </w:rPr>
+        <w:t xml:space="preserve">  if (S &lt; 400 || S &gt; 15000) { dungMotor();          // troi qua toi / bao hoa</w:t>
+      </w:r>
+    </w:p>
+    <w:p>
+      <w:pPr>
+        <w:pStyle w:val="MacroText"/>
+        <w:spacing w:after="0" w:before="0"/>
+        <w:ind w:firstLine="0" w:left="340"/>
+      </w:pPr>
+      <w:r>
+        <w:rPr>
+          <w:rFonts w:ascii="Consolas" w:hAnsi="Consolas"/>
+          <w:color w:val="1F3350"/>
+          <w:sz w:val="17"/>
+        </w:rPr>
+        <w:t xml:space="preserve">    Serial.printf("S ngoai dai: %.0f\n", S); return; }</w:t>
+      </w:r>
+    </w:p>
+    <w:p>
+      <w:pPr>
+        <w:pStyle w:val="MacroText"/>
+        <w:spacing w:after="0" w:before="0"/>
+        <w:ind w:firstLine="0" w:left="340"/>
+      </w:pPr>
+      <w:r>
+        <w:rPr>
+          <w:rFonts w:ascii="Consolas" w:hAnsi="Consolas"/>
+          <w:color w:val="1F3350"/>
+          <w:sz w:val="17"/>
+        </w:rPr>
+        <w:t xml:space="preserve">  // 2) sai lech chuan hoa va goc can quay</w:t>
+      </w:r>
+    </w:p>
+    <w:p>
+      <w:pPr>
+        <w:pStyle w:val="MacroText"/>
+        <w:spacing w:after="0" w:before="0"/>
+        <w:ind w:firstLine="0" w:left="340"/>
+      </w:pPr>
+      <w:r>
+        <w:rPr>
+          <w:rFonts w:ascii="Consolas" w:hAnsi="Consolas"/>
+          <w:color w:val="1F3350"/>
+          <w:sz w:val="17"/>
+        </w:rPr>
+        <w:t xml:space="preserve">  float eQuay = ((L[1] + L[3]) - (L[0] + L[2])) / S;</w:t>
+      </w:r>
+    </w:p>
+    <w:p>
+      <w:pPr>
+        <w:pStyle w:val="MacroText"/>
+        <w:spacing w:after="0" w:before="0"/>
+        <w:ind w:firstLine="0" w:left="340"/>
+      </w:pPr>
+      <w:r>
+        <w:rPr>
+          <w:rFonts w:ascii="Consolas" w:hAnsi="Consolas"/>
+          <w:color w:val="1F3350"/>
+          <w:sz w:val="17"/>
+        </w:rPr>
+        <w:t xml:space="preserve">  float dQuay = atan(eQuay / tan(BETA_S));</w:t>
+      </w:r>
+    </w:p>
+    <w:p>
+      <w:pPr>
+        <w:pStyle w:val="MacroText"/>
+        <w:spacing w:after="0" w:before="0"/>
+        <w:ind w:firstLine="0" w:left="340"/>
+      </w:pPr>
+      <w:r>
+        <w:rPr>
+          <w:rFonts w:ascii="Consolas" w:hAnsi="Consolas"/>
+          <w:color w:val="1F3350"/>
+          <w:sz w:val="17"/>
+        </w:rPr>
+        <w:t xml:space="preserve">  // 3) so sanh voi vung chet roi quay toi goc dich</w:t>
+      </w:r>
+    </w:p>
+    <w:p>
+      <w:pPr>
+        <w:pStyle w:val="MacroText"/>
+        <w:spacing w:after="0" w:before="0"/>
+        <w:ind w:firstLine="0" w:left="340"/>
+      </w:pPr>
+      <w:r>
+        <w:rPr>
+          <w:rFonts w:ascii="Consolas" w:hAnsi="Consolas"/>
+          <w:color w:val="1F3350"/>
+          <w:sz w:val="17"/>
+        </w:rPr>
+        <w:t xml:space="preserve">  if (fabs(dQuay) &gt; DEAD) {</w:t>
+      </w:r>
+    </w:p>
+    <w:p>
+      <w:pPr>
+        <w:pStyle w:val="MacroText"/>
+        <w:spacing w:after="0" w:before="0"/>
+        <w:ind w:firstLine="0" w:left="340"/>
+      </w:pPr>
+      <w:r>
+        <w:rPr>
+          <w:rFonts w:ascii="Consolas" w:hAnsi="Consolas"/>
+          <w:color w:val="1F3350"/>
+          <w:sz w:val="17"/>
+        </w:rPr>
+        <w:t xml:space="preserve">    float thHienTai = docGocTruc();</w:t>
+      </w:r>
+    </w:p>
+    <w:p>
+      <w:pPr>
+        <w:pStyle w:val="MacroText"/>
+        <w:spacing w:after="0" w:before="0"/>
+        <w:ind w:firstLine="0" w:left="340"/>
+      </w:pPr>
+      <w:r>
+        <w:rPr>
+          <w:rFonts w:ascii="Consolas" w:hAnsi="Consolas"/>
+          <w:color w:val="1F3350"/>
+          <w:sz w:val="17"/>
+        </w:rPr>
+        <w:t xml:space="preserve">    float thDich = constrain(thHienTai + dQuay, TH_MIN, TH_MAX);</w:t>
+      </w:r>
+    </w:p>
+    <w:p>
+      <w:pPr>
+        <w:pStyle w:val="MacroText"/>
+        <w:spacing w:after="0" w:before="0"/>
+        <w:ind w:firstLine="0" w:left="340"/>
+      </w:pPr>
+      <w:r>
+        <w:rPr>
+          <w:rFonts w:ascii="Consolas" w:hAnsi="Consolas"/>
+          <w:color w:val="1F3350"/>
+          <w:sz w:val="17"/>
+        </w:rPr>
+        <w:t xml:space="preserve">    bool sangDong = (dQuay &lt; 0);</w:t>
+      </w:r>
+    </w:p>
+    <w:p>
+      <w:pPr>
+        <w:pStyle w:val="MacroText"/>
+        <w:spacing w:after="0" w:before="0"/>
+        <w:ind w:firstLine="0" w:left="340"/>
+      </w:pPr>
+      <w:r>
+        <w:rPr>
+          <w:rFonts w:ascii="Consolas" w:hAnsi="Consolas"/>
+          <w:color w:val="1F3350"/>
+          <w:sz w:val="17"/>
+        </w:rPr>
+        <w:t xml:space="preserve">    if ((sangDong &amp;&amp; digitalRead(LS_DONG) == LOW) ||</w:t>
+      </w:r>
+    </w:p>
+    <w:p>
+      <w:pPr>
+        <w:pStyle w:val="MacroText"/>
+        <w:spacing w:after="0" w:before="0"/>
+        <w:ind w:firstLine="0" w:left="340"/>
+      </w:pPr>
+      <w:r>
+        <w:rPr>
+          <w:rFonts w:ascii="Consolas" w:hAnsi="Consolas"/>
+          <w:color w:val="1F3350"/>
+          <w:sz w:val="17"/>
+        </w:rPr>
+        <w:t xml:space="preserve">        (!sangDong &amp;&amp; digitalRead(LS_TAY) == LOW) ||</w:t>
+      </w:r>
+    </w:p>
+    <w:p>
+      <w:pPr>
+        <w:pStyle w:val="MacroText"/>
+        <w:spacing w:after="0" w:before="0"/>
+        <w:ind w:firstLine="0" w:left="340"/>
+      </w:pPr>
+      <w:r>
+        <w:rPr>
+          <w:rFonts w:ascii="Consolas" w:hAnsi="Consolas"/>
+          <w:color w:val="1F3350"/>
+          <w:sz w:val="17"/>
+        </w:rPr>
+        <w:t xml:space="preserve">        digitalRead(NUT_DUNG) == LOW) {</w:t>
+      </w:r>
+    </w:p>
+    <w:p>
+      <w:pPr>
+        <w:pStyle w:val="MacroText"/>
+        <w:spacing w:after="0" w:before="0"/>
+        <w:ind w:firstLine="0" w:left="340"/>
+      </w:pPr>
+      <w:r>
+        <w:rPr>
+          <w:rFonts w:ascii="Consolas" w:hAnsi="Consolas"/>
+          <w:color w:val="1F3350"/>
+          <w:sz w:val="17"/>
+        </w:rPr>
+        <w:t xml:space="preserve">      dungMotor(); Serial.println("chanh lien dong"); return;</w:t>
+      </w:r>
+    </w:p>
+    <w:p>
+      <w:pPr>
+        <w:pStyle w:val="MacroText"/>
+        <w:spacing w:after="0" w:before="0"/>
+        <w:ind w:firstLine="0" w:left="340"/>
+      </w:pPr>
+      <w:r>
+        <w:rPr>
+          <w:rFonts w:ascii="Consolas" w:hAnsi="Consolas"/>
+          <w:color w:val="1F3350"/>
+          <w:sz w:val="17"/>
+        </w:rPr>
+        <w:t xml:space="preserve">    }</w:t>
+      </w:r>
+    </w:p>
+    <w:p>
+      <w:pPr>
+        <w:pStyle w:val="MacroText"/>
+        <w:spacing w:after="0" w:before="0"/>
+        <w:ind w:firstLine="0" w:left="340"/>
+      </w:pPr>
+      <w:r>
+        <w:rPr>
+          <w:rFonts w:ascii="Consolas" w:hAnsi="Consolas"/>
+          <w:color w:val="1F3350"/>
+          <w:sz w:val="17"/>
+        </w:rPr>
+        <w:t xml:space="preserve">    quayMotChieu(sangDong);</w:t>
+      </w:r>
+    </w:p>
+    <w:p>
+      <w:pPr>
+        <w:pStyle w:val="MacroText"/>
+        <w:spacing w:after="0" w:before="0"/>
+        <w:ind w:firstLine="0" w:left="340"/>
+      </w:pPr>
+      <w:r>
+        <w:rPr>
+          <w:rFonts w:ascii="Consolas" w:hAnsi="Consolas"/>
+          <w:color w:val="1F3350"/>
+          <w:sz w:val="17"/>
+        </w:rPr>
+        <w:t xml:space="preserve">    while (fabs(docGocTruc() - thDich) &gt; 0.0087) {   // 0.5 do</w:t>
+      </w:r>
+    </w:p>
+    <w:p>
+      <w:pPr>
+        <w:pStyle w:val="MacroText"/>
+        <w:spacing w:after="0" w:before="0"/>
+        <w:ind w:firstLine="0" w:left="340"/>
+      </w:pPr>
+      <w:r>
+        <w:rPr>
+          <w:rFonts w:ascii="Consolas" w:hAnsi="Consolas"/>
+          <w:color w:val="1F3350"/>
+          <w:sz w:val="17"/>
+        </w:rPr>
+        <w:t xml:space="preserve">      if (digitalRead(LS_DONG) == LOW || digitalRead(LS_TAY) == LOW ||</w:t>
+      </w:r>
+    </w:p>
+    <w:p>
+      <w:pPr>
+        <w:pStyle w:val="MacroText"/>
+        <w:spacing w:after="0" w:before="0"/>
+        <w:ind w:firstLine="0" w:left="340"/>
+      </w:pPr>
+      <w:r>
+        <w:rPr>
+          <w:rFonts w:ascii="Consolas" w:hAnsi="Consolas"/>
+          <w:color w:val="1F3350"/>
+          <w:sz w:val="17"/>
+        </w:rPr>
+        <w:t xml:space="preserve">          digitalRead(NUT_DUNG) == LOW) break;</w:t>
+      </w:r>
+    </w:p>
+    <w:p>
+      <w:pPr>
+        <w:pStyle w:val="MacroText"/>
+        <w:spacing w:after="0" w:before="0"/>
+        <w:ind w:firstLine="0" w:left="340"/>
+      </w:pPr>
+      <w:r>
+        <w:rPr>
+          <w:rFonts w:ascii="Consolas" w:hAnsi="Consolas"/>
+          <w:color w:val="1F3350"/>
+          <w:sz w:val="17"/>
+        </w:rPr>
+        <w:t xml:space="preserve">      delay(10);</w:t>
+      </w:r>
+    </w:p>
+    <w:p>
+      <w:pPr>
+        <w:pStyle w:val="MacroText"/>
+        <w:spacing w:after="0" w:before="0"/>
+        <w:ind w:firstLine="0" w:left="340"/>
+      </w:pPr>
+      <w:r>
+        <w:rPr>
+          <w:rFonts w:ascii="Consolas" w:hAnsi="Consolas"/>
+          <w:color w:val="1F3350"/>
+          <w:sz w:val="17"/>
+        </w:rPr>
+        <w:t xml:space="preserve">    }</w:t>
+      </w:r>
+    </w:p>
+    <w:p>
+      <w:pPr>
+        <w:pStyle w:val="MacroText"/>
+        <w:spacing w:after="0" w:before="0"/>
+        <w:ind w:firstLine="0" w:left="340"/>
+      </w:pPr>
+      <w:r>
+        <w:rPr>
+          <w:rFonts w:ascii="Consolas" w:hAnsi="Consolas"/>
+          <w:color w:val="1F3350"/>
+          <w:sz w:val="17"/>
+        </w:rPr>
+        <w:t xml:space="preserve">    dungMotor();   // truc vit tu giu vi tri khi ngat lenh</w:t>
+      </w:r>
+    </w:p>
+    <w:p>
+      <w:pPr>
+        <w:pStyle w:val="MacroText"/>
+        <w:spacing w:after="0" w:before="0"/>
+        <w:ind w:firstLine="0" w:left="340"/>
+      </w:pPr>
+      <w:r>
+        <w:rPr>
+          <w:rFonts w:ascii="Consolas" w:hAnsi="Consolas"/>
+          <w:color w:val="1F3350"/>
+          <w:sz w:val="17"/>
+        </w:rPr>
+        <w:t xml:space="preserve">  }</w:t>
+      </w:r>
+    </w:p>
+    <w:p>
+      <w:pPr>
+        <w:pStyle w:val="MacroText"/>
+        <w:spacing w:after="0" w:before="0"/>
+        <w:ind w:firstLine="0" w:left="340"/>
+      </w:pPr>
+      <w:r>
+        <w:rPr>
+          <w:rFonts w:ascii="Consolas" w:hAnsi="Consolas"/>
+          <w:color w:val="1F3350"/>
+          <w:sz w:val="17"/>
+        </w:rPr>
+        <w:t xml:space="preserve">  // 4) ghi log day du de kiem tra lai</w:t>
+      </w:r>
+    </w:p>
+    <w:p>
+      <w:pPr>
+        <w:pStyle w:val="MacroText"/>
+        <w:spacing w:after="0" w:before="0"/>
+        <w:ind w:firstLine="0" w:left="340"/>
+      </w:pPr>
+      <w:r>
+        <w:rPr>
+          <w:rFonts w:ascii="Consolas" w:hAnsi="Consolas"/>
+          <w:color w:val="1F3350"/>
+          <w:sz w:val="17"/>
+        </w:rPr>
+        <w:t xml:space="preserve">  Serial.printf("L=%.0f %.0f %.0f %.0f S=%.0f e=%+.3f dQuay=%+6.2f do\n",</w:t>
+      </w:r>
+    </w:p>
+    <w:p>
+      <w:pPr>
+        <w:pStyle w:val="MacroText"/>
+        <w:spacing w:after="0" w:before="0"/>
+        <w:ind w:firstLine="0" w:left="340"/>
+      </w:pPr>
+      <w:r>
+        <w:rPr>
+          <w:rFonts w:ascii="Consolas" w:hAnsi="Consolas"/>
+          <w:color w:val="1F3350"/>
+          <w:sz w:val="17"/>
+        </w:rPr>
+        <w:t xml:space="preserve">                L[0], L[1], L[2], L[3], S, eQuay, degrees(dQuay));</w:t>
+      </w:r>
+    </w:p>
+    <w:p>
+      <w:pPr>
+        <w:pStyle w:val="MacroText"/>
+        <w:spacing w:after="0" w:before="0"/>
+        <w:ind w:firstLine="0" w:left="340"/>
+      </w:pPr>
+      <w:r>
+        <w:rPr>
+          <w:rFonts w:ascii="Consolas" w:hAnsi="Consolas"/>
+          <w:color w:val="1F3350"/>
+          <w:sz w:val="17"/>
+        </w:rPr>
+        <w:t>}</w:t>
+      </w:r>
+    </w:p>
+    <w:p>
+      <w:pPr/>
+      <w:r>
+        <w:t>Đoạn code trên thực hiện đúng chuỗi: đọc 64 mẫu/kênh → trung vị → nhân hệ số hiệu chuẩn → lập S và e_quay → suy Δ_quay bằng atan → so vùng chết → đọc biến trở → chạy relay tới góc đích → ngắt relay và ghi log. Muốn chuyển sang mô hình hai trục chỉ cần thêm kênh biến trở thứ hai, cặp relay thứ hai và lặp lại khối suy góc với e_nghiêng trước khi xử lý e_quay.</w:t>
+      </w:r>
+    </w:p>
+    <w:p>
+      <w:pPr>
+        <w:pStyle w:val="Heading2"/>
+      </w:pPr>
+      <w:r>
+        <w:t>3.5. Kết quả kiểm thử chương trình bằng số liệu mô phỏng</w:t>
+      </w:r>
+    </w:p>
+    <w:p>
+      <w:pPr>
         <w:pStyle w:val="Caption"/>
         <w:spacing w:after="80"/>
       </w:pPr>
       <w:r>
-        <w:t>Bảng 6. Nhóm lệnh toán học và biến đổi</w:t>
+        <w:t>Bảng 4. Kết quả kiểm thử logic chương trình trên dữ liệu mô phỏng</w:t>
+      </w:r>
+    </w:p>
+    <w:tbl>
+      <w:tblPr>
+        <w:tblStyle w:val="TableGrid"/>
+        <w:tblW w:type="auto" w:w="0"/>
+        <w:jc w:val="center"/>
+        <w:tblLook w:firstColumn="1" w:firstRow="1" w:lastColumn="0" w:lastRow="0" w:noHBand="0" w:noVBand="1" w:val="04A0"/>
+      </w:tblPr>
+      <w:tblGrid>
+        <w:gridCol w:w="4514"/>
+        <w:gridCol w:w="4514"/>
+      </w:tblGrid>
+      <w:tr>
+        <w:tc>
+          <w:tcPr>
+            <w:tcW w:type="dxa" w:w="4514"/>
+          </w:tcPr>
+          <w:p>
+            <w:pPr>
+              <w:spacing w:after="40"/>
+              <w:ind w:firstLine="0"/>
+            </w:pPr>
+            <w:r>
+              <w:rPr>
+                <w:b/>
+                <w:sz w:val="22"/>
+              </w:rPr>
+              <w:t>Phép thử</w:t>
+            </w:r>
+          </w:p>
+        </w:tc>
+        <w:tc>
+          <w:tcPr>
+            <w:tcW w:type="dxa" w:w="4514"/>
+          </w:tcPr>
+          <w:p>
+            <w:pPr>
+              <w:spacing w:after="40"/>
+              <w:ind w:firstLine="0"/>
+            </w:pPr>
+            <w:r>
+              <w:rPr>
+                <w:b/>
+                <w:sz w:val="22"/>
+              </w:rPr>
+              <w:t>Kết quả</w:t>
+            </w:r>
+          </w:p>
+        </w:tc>
+      </w:tr>
+      <w:tr>
+        <w:tc>
+          <w:tcPr>
+            <w:tcW w:type="dxa" w:w="4514"/>
+          </w:tcPr>
+          <w:p>
+            <w:pPr>
+              <w:spacing w:after="40"/>
+              <w:ind w:firstLine="0"/>
+            </w:pPr>
+            <w:r>
+              <w:rPr>
+                <w:sz w:val="22"/>
+              </w:rPr>
+              <w:t>Suy góc với tín hiệu lý tưởng</w:t>
+            </w:r>
+          </w:p>
+        </w:tc>
+        <w:tc>
+          <w:tcPr>
+            <w:tcW w:type="dxa" w:w="4514"/>
+          </w:tcPr>
+          <w:p>
+            <w:pPr>
+              <w:spacing w:after="40"/>
+              <w:ind w:firstLine="0"/>
+            </w:pPr>
+            <w:r>
+              <w:rPr>
+                <w:sz w:val="22"/>
+              </w:rPr>
+              <w:t>Sai số 0,00° (khớp công thức đóng).</w:t>
+            </w:r>
+          </w:p>
+        </w:tc>
+      </w:tr>
+      <w:tr>
+        <w:tc>
+          <w:tcPr>
+            <w:tcW w:type="dxa" w:w="4514"/>
+          </w:tcPr>
+          <w:p>
+            <w:pPr>
+              <w:spacing w:after="40"/>
+              <w:ind w:firstLine="0"/>
+            </w:pPr>
+            <w:r>
+              <w:rPr>
+                <w:sz w:val="22"/>
+              </w:rPr>
+              <w:t>Suy góc khi lệch độ lợi ±5%, đã hiệu chuẩn K_cal</w:t>
+            </w:r>
+          </w:p>
+        </w:tc>
+        <w:tc>
+          <w:tcPr>
+            <w:tcW w:type="dxa" w:w="4514"/>
+          </w:tcPr>
+          <w:p>
+            <w:pPr>
+              <w:spacing w:after="40"/>
+              <w:ind w:firstLine="0"/>
+            </w:pPr>
+            <w:r>
+              <w:rPr>
+                <w:sz w:val="22"/>
+              </w:rPr>
+              <w:t>Sai số 0,00°; chưa hiệu chuẩn: 1,98°.</w:t>
+            </w:r>
+          </w:p>
+        </w:tc>
+      </w:tr>
+      <w:tr>
+        <w:tc>
+          <w:tcPr>
+            <w:tcW w:type="dxa" w:w="4514"/>
+          </w:tcPr>
+          <w:p>
+            <w:pPr>
+              <w:spacing w:after="40"/>
+              <w:ind w:firstLine="0"/>
+            </w:pPr>
+            <w:r>
+              <w:rPr>
+                <w:sz w:val="22"/>
+              </w:rPr>
+              <w:t>Vòng kín cả ngày, δ = 3°</w:t>
+            </w:r>
+          </w:p>
+        </w:tc>
+        <w:tc>
+          <w:tcPr>
+            <w:tcW w:type="dxa" w:w="4514"/>
+          </w:tcPr>
+          <w:p>
+            <w:pPr>
+              <w:spacing w:after="40"/>
+              <w:ind w:firstLine="0"/>
+            </w:pPr>
+            <w:r>
+              <w:rPr>
+                <w:sz w:val="22"/>
+              </w:rPr>
+              <w:t>Sai số trung bình 1,10 – 1,14°; 46 – 48 lần chạy motor.</w:t>
+            </w:r>
+          </w:p>
+        </w:tc>
+      </w:tr>
+      <w:tr>
+        <w:tc>
+          <w:tcPr>
+            <w:tcW w:type="dxa" w:w="4514"/>
+          </w:tcPr>
+          <w:p>
+            <w:pPr>
+              <w:spacing w:after="40"/>
+              <w:ind w:firstLine="0"/>
+            </w:pPr>
+            <w:r>
+              <w:rPr>
+                <w:sz w:val="22"/>
+              </w:rPr>
+              <w:t>Vòng kín cả ngày, luật cũ bám bước theo thời gian</w:t>
+            </w:r>
+          </w:p>
+        </w:tc>
+        <w:tc>
+          <w:tcPr>
+            <w:tcW w:type="dxa" w:w="4514"/>
+          </w:tcPr>
+          <w:p>
+            <w:pPr>
+              <w:spacing w:after="40"/>
+              <w:ind w:firstLine="0"/>
+            </w:pPr>
+            <w:r>
+              <w:rPr>
+                <w:sz w:val="22"/>
+              </w:rPr>
+              <w:t>Sai số 2,65 – 3,17°; 110 – 111 lần chạy motor.</w:t>
+            </w:r>
+          </w:p>
+        </w:tc>
+      </w:tr>
+      <w:tr>
+        <w:tc>
+          <w:tcPr>
+            <w:tcW w:type="dxa" w:w="4514"/>
+          </w:tcPr>
+          <w:p>
+            <w:pPr>
+              <w:spacing w:after="40"/>
+              <w:ind w:firstLine="0"/>
+            </w:pPr>
+            <w:r>
+              <w:rPr>
+                <w:sz w:val="22"/>
+              </w:rPr>
+              <w:t>Kiểm tra liên động trong code</w:t>
+            </w:r>
+          </w:p>
+        </w:tc>
+        <w:tc>
+          <w:tcPr>
+            <w:tcW w:type="dxa" w:w="4514"/>
+          </w:tcPr>
+          <w:p>
+            <w:pPr>
+              <w:spacing w:after="40"/>
+              <w:ind w:firstLine="0"/>
+            </w:pPr>
+            <w:r>
+              <w:rPr>
+                <w:sz w:val="22"/>
+              </w:rPr>
+              <w:t>Lệnh bị hủy đúng chiều khi công tắc tác động; motor dừng ngay.</w:t>
+            </w:r>
+          </w:p>
+        </w:tc>
+      </w:tr>
+    </w:tbl>
+    <w:p>
+      <w:pPr/>
+    </w:p>
+    <w:p>
+      <w:pPr>
+        <w:ind w:firstLine="0"/>
+        <w:jc w:val="center"/>
+      </w:pPr>
+      <w:r>
+        <w:drawing>
+          <wp:inline xmlns:a="http://schemas.openxmlformats.org/drawingml/2006/main" xmlns:pic="http://schemas.openxmlformats.org/drawingml/2006/picture">
+            <wp:extent cx="5760000" cy="4465618"/>
+            <wp:docPr id="3" name="Picture 3"/>
+            <wp:cNvGraphicFramePr>
+              <a:graphicFrameLocks noChangeAspect="1"/>
+            </wp:cNvGraphicFramePr>
+            <a:graphic>
+              <a:graphicData uri="http://schemas.openxmlformats.org/drawingml/2006/picture">
+                <pic:pic>
+                  <pic:nvPicPr>
+                    <pic:cNvPr id="0" name="ket_qua_mo_phong_1_truc.png"/>
+                    <pic:cNvPicPr/>
+                  </pic:nvPicPr>
+                  <pic:blipFill>
+                    <a:blip r:embed="rId12"/>
+                    <a:stretch>
+                      <a:fillRect/>
+                    </a:stretch>
+                  </pic:blipFill>
+                  <pic:spPr>
+                    <a:xfrm>
+                      <a:off x="0" y="0"/>
+                      <a:ext cx="5760000" cy="4465618"/>
+                    </a:xfrm>
+                    <a:prstGeom prst="rect"/>
+                  </pic:spPr>
+                </pic:pic>
+              </a:graphicData>
+            </a:graphic>
+          </wp:inline>
+        </w:drawing>
+      </w:r>
+    </w:p>
+    <w:p>
+      <w:pPr>
+        <w:pStyle w:val="Caption"/>
+      </w:pPr>
+      <w:r>
+        <w:t>Hình 3. Góc bám và sai số ngày 21/6 của chương trình phương pháp ma trận</w:t>
+      </w:r>
+    </w:p>
+    <w:p>
+      <w:pPr>
+        <w:pStyle w:val="Heading1"/>
+      </w:pPr>
+      <w:r>
+        <w:t>CHƯƠNG 4. TIẾN ĐỘ THỰC HIỆN VÀ KẾ HOẠCH TUẦN NÀY</w:t>
+      </w:r>
+    </w:p>
+    <w:p>
+      <w:pPr>
+        <w:pStyle w:val="Heading2"/>
+      </w:pPr>
+      <w:r>
+        <w:t>4.1. Kết quả đạt được trong tuần 5/10 – 10/10/2026</w:t>
+      </w:r>
+    </w:p>
+    <w:p>
+      <w:pPr>
+        <w:pStyle w:val="ListBullet"/>
+      </w:pPr>
+      <w:r>
+        <w:t>Viết xong và mô phỏng kiểm chứng code mẫu đọc ma trận 4 LDR, suy góc bằng atan và quay tới góc đích có hồi tiếp biến trở (mục 3.4).</w:t>
+      </w:r>
+    </w:p>
+    <w:p>
+      <w:pPr>
+        <w:pStyle w:val="ListBullet"/>
+      </w:pPr>
+      <w:r>
+        <w:t>Trình bày rõ vì sao Arduino IDE không nạp được ESP32 khi chưa cài lõi Espressif và hướng dẫn cài bo ESP32 từng bước (Chương 1).</w:t>
+      </w:r>
+    </w:p>
+    <w:p>
+      <w:pPr>
+        <w:pStyle w:val="ListBullet"/>
+      </w:pPr>
+      <w:r>
+        <w:t>Hệ thống hóa các nhóm lệnh thực dùng trên ESP32 cho đề tài: ADC1 + attenuation, trung vị 64 mẫu, relay, millis, atan, constrain (Chương 2).</w:t>
+      </w:r>
+    </w:p>
+    <w:p>
+      <w:pPr>
+        <w:pStyle w:val="ListBullet"/>
+      </w:pPr>
+      <w:r>
+        <w:t>Lập lưu đồ và sơ đồ khối chương trình theo phương pháp suy góc, bỏ hoàn toàn nhánh quay theo thời gian (mục 3.3).</w:t>
+      </w:r>
+    </w:p>
+    <w:p>
+      <w:pPr>
+        <w:pStyle w:val="Heading2"/>
+      </w:pPr>
+      <w:r>
+        <w:t>4.2. Các công việc còn lại của tuần này (5/10 – 10/10/2026)</w:t>
+      </w:r>
+    </w:p>
+    <w:p>
+      <w:pPr>
+        <w:pStyle w:val="ListBullet"/>
+      </w:pPr>
+      <w:r>
+        <w:t>Nạp code mẫu lên ESP32 thật, in bảng 4 kênh và e_quay ra Serial Monitor đối chiếu với ví dụ số ở mục 3.2.</w:t>
+      </w:r>
+    </w:p>
+    <w:p>
+      <w:pPr>
+        <w:pStyle w:val="ListBullet"/>
+      </w:pPr>
+      <w:r>
+        <w:t>Đo hiệu chuẩn K_cal bốn kênh dưới nguồn sáng khuếch tán và lưu vào K_cal trong code.</w:t>
+      </w:r>
+    </w:p>
+    <w:p>
+      <w:pPr>
+        <w:pStyle w:val="ListBullet"/>
+      </w:pPr>
+      <w:r>
+        <w:t>Hiệu chuẩn biến trở hồi tiếp ba điểm; kiểm tra vòng while dừng motor đúng 0,5°.</w:t>
+      </w:r>
+    </w:p>
+    <w:p>
+      <w:pPr>
+        <w:pStyle w:val="ListBullet"/>
+      </w:pPr>
+      <w:r>
+        <w:t>Mở rộng code sang phiên bản hai trục (thêm e_nghiêng, biến trở và cặp relay thứ hai).</w:t>
+      </w:r>
+    </w:p>
+    <w:p>
+      <w:pPr>
+        <w:pStyle w:val="Heading1"/>
+      </w:pPr>
+      <w:r>
+        <w:t>TÀI LIỆU THAM KHẢO</w:t>
+      </w:r>
+    </w:p>
+    <w:p>
+      <w:pPr/>
+      <w:r>
+        <w:t>[1] J. A. Duffie and W. A. Beckman, Solar Engineering of Thermal Processes, 4th ed., John Wiley &amp; Sons, 2013.</w:t>
+      </w:r>
+    </w:p>
+    <w:p>
+      <w:pPr/>
+      <w:r>
+        <w:t>[2] I. Reda and A. Andreas, “Solar position algorithm for solar radiation applications,” Solar Energy, vol. 76, no. 5, pp. 577-589, 2004.</w:t>
+      </w:r>
+    </w:p>
+    <w:p>
+      <w:pPr/>
+      <w:r>
+        <w:t>[3] I. Reda and A. Andreas, “Solar Position Algorithm for Solar Radiation Applications,” NREL/TP-560-34302, 2008. https://docs.nrel.gov/docs/fy08osti/34302.pdf</w:t>
+      </w:r>
+    </w:p>
+    <w:p>
+      <w:pPr/>
+      <w:r>
+        <w:t>[4] H. Mousazadeh et al., “A review of principle and sun-tracking methods for maximizing solar systems output,” Renewable and Sustainable Energy Reviews, vol. 13, no. 8, pp. 1800-1818, 2009.</w:t>
+      </w:r>
+    </w:p>
+    <w:p>
+      <w:pPr/>
+      <w:r>
+        <w:t>[5] A. Awasthi et al., “Review on sun tracking technology in solar PV system,” Energy Reports, vol. 6, pp. 392-405, 2020.</w:t>
+      </w:r>
+    </w:p>
+    <w:p>
+      <w:pPr/>
+      <w:r>
+        <w:t>[6] R. F. Fuentes-Morales et al., “Control algorithms applied to active solar tracking systems: A review,” Solar Energy, vol. 212, pp. 203-219, 2020. https://doi.org/10.1016/j.solener.2020.10.071</w:t>
+      </w:r>
+    </w:p>
+    <w:p>
+      <w:pPr/>
+      <w:r>
+        <w:t>[7] A. R. Amelia et al., “Technologies of solar tracking systems: A review,” IOP Conference Series: Materials Science and Engineering, vol. 767, 012052, 2020.</w:t>
+      </w:r>
+    </w:p>
+    <w:p>
+      <w:pPr/>
+      <w:r>
+        <w:t>[8] Espressif Systems, ESP32 Series Datasheet. https://www.espressif.com/sites/default/files/documentation/esp32_datasheet_en.pdf</w:t>
+      </w:r>
+    </w:p>
+    <w:p>
+      <w:pPr/>
+      <w:r>
+        <w:t>[9] Espressif Systems, ESP32-DevKitC General Purpose Development Board User Guide. https://docs.espressif.com/projects/esp-dev-kits/en/latest/esp32/esp32-devkitc/index.html</w:t>
+      </w:r>
+    </w:p>
+    <w:p>
+      <w:pPr/>
+      <w:r>
+        <w:t>[10] Texas Instruments, ADS1115 Ultra-Small, Low-Power, I2C-Based, 860-SPS, 16-Bit ADC, Datasheet. https://www.ti.com/lit/ds/symlink/ads1115.pdf</w:t>
+      </w:r>
+    </w:p>
+    <w:p>
+      <w:pPr/>
+      <w:r>
+        <w:t>[11] Analog Devices, DS3231 Extremely Accurate I²C-Integrated RTC/TCXO/Crystal, Datasheet. https://www.analog.com/media/en/technical-documentation/data-sheets/DS3231.pdf</w:t>
+      </w:r>
+    </w:p>
+    <w:p>
+      <w:pPr/>
+      <w:r>
+        <w:t>[12] W. F. Holmgren, C. W. Hansen, and M. A. Mikofski, “pvlib python: a python package for modeling solar energy systems,” Journal of Open Source Software, vol. 3, no. 29, p. 884, 2018.</w:t>
       </w:r>
     </w:p>
     <w:tbl>
@@ -1780,7 +3324,7 @@
                 <w:b/>
                 <w:sz w:val="22"/>
               </w:rPr>
-              <w:t>Lệnh</w:t>
+              <w:t>Giai đoạn thiên văn ở Bắc bán cầu</w:t>
             </w:r>
           </w:p>
         </w:tc>
@@ -1798,7 +3342,7 @@
                 <w:b/>
                 <w:sz w:val="22"/>
               </w:rPr>
-              <w:t>Cú pháp đại diện</w:t>
+              <w:t>Xích vĩ Mặt Trời (xấp xỉ)</w:t>
             </w:r>
           </w:p>
         </w:tc>
@@ -1816,7 +3360,7 @@
                 <w:b/>
                 <w:sz w:val="22"/>
               </w:rPr>
-              <w:t>Ứng dụng trong đề tài</w:t>
+              <w:t>Đặc điểm đường đi biểu kiến</w:t>
             </w:r>
           </w:p>
         </w:tc>
@@ -1835,7 +3379,7 @@
               <w:rPr>
                 <w:sz w:val="22"/>
               </w:rPr>
-              <w:t>map</w:t>
+              <w:t>Xuân: điểm phân tháng 3 đến chí tháng 6</w:t>
             </w:r>
           </w:p>
         </w:tc>
@@ -1852,7 +3396,7 @@
               <w:rPr>
                 <w:sz w:val="22"/>
               </w:rPr>
-              <w:t>map(giaTriADC, 0, 4095, 0, 3300);</w:t>
+              <w:t>0° → +23,44°</w:t>
             </w:r>
           </w:p>
         </w:tc>
@@ -1869,7 +3413,7 @@
               <w:rPr>
                 <w:sz w:val="22"/>
               </w:rPr>
-              <w:t>Quy đổi số ADC sang milivôn hoặc thang phần trăm.</w:t>
+              <w:t>Độ cao Mặt Trời giữa trưa tăng; ngày dài dần.</w:t>
             </w:r>
           </w:p>
         </w:tc>
@@ -1888,7 +3432,7 @@
               <w:rPr>
                 <w:sz w:val="22"/>
               </w:rPr>
-              <w:t>constrain</w:t>
+              <w:t>Hạ: chí tháng 6 đến điểm phân tháng 9</w:t>
             </w:r>
           </w:p>
         </w:tc>
@@ -1905,7 +3449,7 @@
               <w:rPr>
                 <w:sz w:val="22"/>
               </w:rPr>
-              <w:t>constrain(goc, GOC_MIN, GOC_MAX);</w:t>
+              <w:t>+23,44° → 0°</w:t>
             </w:r>
           </w:p>
         </w:tc>
@@ -1922,7 +3466,7 @@
               <w:rPr>
                 <w:sz w:val="22"/>
               </w:rPr>
-              <w:t>Hiện thực hàm sat(): giới hạn góc đặt trong hành trình an toàn.</w:t>
+              <w:t>Mặt Trời đi cao; ngày dài rồi giảm dần.</w:t>
             </w:r>
           </w:p>
         </w:tc>
@@ -1941,7 +3485,7 @@
               <w:rPr>
                 <w:sz w:val="22"/>
               </w:rPr>
-              <w:t>abs / min / max</w:t>
+              <w:t>Thu: điểm phân tháng 9 đến chí tháng 12</w:t>
             </w:r>
           </w:p>
         </w:tc>
@@ -1958,7 +3502,7 @@
               <w:rPr>
                 <w:sz w:val="22"/>
               </w:rPr>
-              <w:t>abs(e_quay);</w:t>
+              <w:t>0° → −23,44°</w:t>
             </w:r>
           </w:p>
         </w:tc>
@@ -1975,7 +3519,7 @@
               <w:rPr>
                 <w:sz w:val="22"/>
               </w:rPr>
-              <w:t>So sánh sai lệch với vùng chết δ, chọn biên độ bước.</w:t>
+              <w:t>Quỹ đạo hạ thấp; ngày ngắn dần.</w:t>
             </w:r>
           </w:p>
         </w:tc>
@@ -1994,7 +3538,7 @@
               <w:rPr>
                 <w:sz w:val="22"/>
               </w:rPr>
-              <w:t>round / floor / ceil</w:t>
+              <w:t>Đông: chí tháng 12 đến điểm phân tháng 3</w:t>
             </w:r>
           </w:p>
         </w:tc>
@@ -2011,7 +3555,7 @@
               <w:rPr>
                 <w:sz w:val="22"/>
               </w:rPr>
-              <w:t>round(PWM);</w:t>
+              <w:t>−23,44° → 0°</w:t>
             </w:r>
           </w:p>
         </w:tc>
@@ -2028,60 +3572,7 @@
               <w:rPr>
                 <w:sz w:val="22"/>
               </w:rPr>
-              <w:t>Làm tròn giá trị PWM trước khi phát lệnh.</w:t>
-            </w:r>
-          </w:p>
-        </w:tc>
-      </w:tr>
-      <w:tr>
-        <w:tc>
-          <w:tcPr>
-            <w:tcW w:type="dxa" w:w="3010"/>
-          </w:tcPr>
-          <w:p>
-            <w:pPr>
-              <w:spacing w:after="40"/>
-              <w:ind w:firstLine="0"/>
-            </w:pPr>
-            <w:r>
-              <w:rPr>
-                <w:sz w:val="22"/>
-              </w:rPr>
-              <w:t>pow / sqrt / atan2</w:t>
-            </w:r>
-          </w:p>
-        </w:tc>
-        <w:tc>
-          <w:tcPr>
-            <w:tcW w:type="dxa" w:w="3010"/>
-          </w:tcPr>
-          <w:p>
-            <w:pPr>
-              <w:spacing w:after="40"/>
-              <w:ind w:firstLine="0"/>
-            </w:pPr>
-            <w:r>
-              <w:rPr>
-                <w:sz w:val="22"/>
-              </w:rPr>
-              <w:t>atan2(y, x);</w:t>
-            </w:r>
-          </w:p>
-        </w:tc>
-        <w:tc>
-          <w:tcPr>
-            <w:tcW w:type="dxa" w:w="3010"/>
-          </w:tcPr>
-          <w:p>
-            <w:pPr>
-              <w:spacing w:after="40"/>
-              <w:ind w:firstLine="0"/>
-            </w:pPr>
-            <w:r>
-              <w:rPr>
-                <w:sz w:val="22"/>
-              </w:rPr>
-              <w:t>Tính góc tham chiếu thiên văn R* từ các thành phần vectơ Mặt Trời.</w:t>
+              <w:t>Mặt Trời đi thấp; ngày ngắn rồi dài dần.</w:t>
             </w:r>
           </w:p>
         </w:tc>
@@ -2089,23 +3580,6 @@
     </w:tbl>
     <w:p>
       <w:pPr/>
-    </w:p>
-    <w:p>
-      <w:pPr>
-        <w:pStyle w:val="Heading2"/>
-      </w:pPr>
-      <w:r>
-        <w:t>2.6. Nhóm lệnh truyền thông</w:t>
-      </w:r>
-    </w:p>
-    <w:p>
-      <w:pPr>
-        <w:pStyle w:val="Caption"/>
-        <w:spacing w:after="80"/>
-      </w:pPr>
-      <w:r>
-        <w:t>Bảng 7. Nhóm lệnh truyền thông UART và I²C</w:t>
-      </w:r>
     </w:p>
     <w:tbl>
       <w:tblPr>
@@ -2134,7 +3608,7 @@
                 <w:b/>
                 <w:sz w:val="22"/>
               </w:rPr>
-              <w:t>Lệnh</w:t>
+              <w:t>Phương pháp</w:t>
             </w:r>
           </w:p>
         </w:tc>
@@ -2152,7 +3626,7 @@
                 <w:b/>
                 <w:sz w:val="22"/>
               </w:rPr>
-              <w:t>Cú pháp đại diện</w:t>
+              <w:t>Ưu điểm chính</w:t>
             </w:r>
           </w:p>
         </w:tc>
@@ -2170,7 +3644,7 @@
                 <w:b/>
                 <w:sz w:val="22"/>
               </w:rPr>
-              <w:t>Ứng dụng trong đề tài</w:t>
+              <w:t>Hạn chế / điều kiện áp dụng</w:t>
             </w:r>
           </w:p>
         </w:tc>
@@ -2189,7 +3663,7 @@
               <w:rPr>
                 <w:sz w:val="22"/>
               </w:rPr>
-              <w:t>Serial.begin</w:t>
+              <w:t>Cố định / chỉnh nghiêng theo mùa</w:t>
             </w:r>
           </w:p>
         </w:tc>
@@ -2206,7 +3680,7 @@
               <w:rPr>
                 <w:sz w:val="22"/>
               </w:rPr>
-              <w:t>Serial.begin(115200);</w:t>
+              <w:t>Đơn giản, bền, không tốn điện cho chuyển động.</w:t>
             </w:r>
           </w:p>
         </w:tc>
@@ -2223,7 +3697,7 @@
               <w:rPr>
                 <w:sz w:val="22"/>
               </w:rPr>
-              <w:t>Mở cổng nối tiếp tốc độ 115200 baud để gỡ lỗi và ghi log.</w:t>
+              <w:t>Không bám trong ngày; cần chọn góc lắp và đối chứng.</w:t>
             </w:r>
           </w:p>
         </w:tc>
@@ -2242,7 +3716,7 @@
               <w:rPr>
                 <w:sz w:val="22"/>
               </w:rPr>
-              <w:t>Serial.print / println / printf</w:t>
+              <w:t>Vòng hở thiên văn</w:t>
             </w:r>
           </w:p>
         </w:tc>
@@ -2259,7 +3733,7 @@
               <w:rPr>
                 <w:sz w:val="22"/>
               </w:rPr>
-              <w:t>Serial.printf(...);</w:t>
+              <w:t>Không phụ thuộc tín hiệu quang; làm việc được khi có mây.</w:t>
             </w:r>
           </w:p>
         </w:tc>
@@ -2276,7 +3750,7 @@
               <w:rPr>
                 <w:sz w:val="22"/>
               </w:rPr>
-              <w:t>In bảng số liệu S, e_quay, góc đặt, trạng thái theo định dạng cột.</w:t>
+              <w:t>Cần RTC, tọa độ, lắp đặt và hiệu chuẩn đúng.</w:t>
             </w:r>
           </w:p>
         </w:tc>
@@ -2295,7 +3769,7 @@
               <w:rPr>
                 <w:sz w:val="22"/>
               </w:rPr>
-              <w:t>Serial Plotter (hỗ trợ IDE)</w:t>
+              <w:t>Vòng kín LDR / photodiode</w:t>
             </w:r>
           </w:p>
         </w:tc>
@@ -2312,7 +3786,7 @@
               <w:rPr>
                 <w:sz w:val="22"/>
               </w:rPr>
-              <w:t>In nhiều kênh cách nhau bằng dấu cách/tab</w:t>
+              <w:t>Tự dò hướng sáng, cấu hình phần cứng gọn.</w:t>
             </w:r>
           </w:p>
         </w:tc>
@@ -2329,7 +3803,7 @@
               <w:rPr>
                 <w:sz w:val="22"/>
               </w:rPr>
-              <w:t>Quan sát trực quan bốn kênh LDR và sai lệch khi hiệu chuẩn.</w:t>
+              <w:t>Mây, bóng, bụi và sai lệch cảm biến gây lệnh sai.</w:t>
             </w:r>
           </w:p>
         </w:tc>
@@ -2348,7 +3822,7 @@
               <w:rPr>
                 <w:sz w:val="22"/>
               </w:rPr>
-              <w:t>Wire.begin / beginTransmission / requestFrom</w:t>
+              <w:t>Lai thiên văn + quang</w:t>
             </w:r>
           </w:p>
         </w:tc>
@@ -2365,7 +3839,7 @@
               <w:rPr>
                 <w:sz w:val="22"/>
               </w:rPr>
-              <w:t>Wire.requestFrom(DS3231_ADDR, 7);</w:t>
+              <w:t>Có góc tham chiếu và hiệu chỉnh thực tế; có thể dự phòng cảm biến.</w:t>
             </w:r>
           </w:p>
         </w:tc>
@@ -2382,7 +3856,166 @@
               <w:rPr>
                 <w:sz w:val="22"/>
               </w:rPr>
-              <w:t>Đọc thanh ghi giờ của DS3231 và dữ liệu độ rọi của BH1750.</w:t>
+              <w:t>Cần logic chất lượng tín hiệu và hiệu chuẩn.</w:t>
+            </w:r>
+          </w:p>
+        </w:tc>
+      </w:tr>
+      <w:tr>
+        <w:tc>
+          <w:tcPr>
+            <w:tcW w:type="dxa" w:w="3010"/>
+          </w:tcPr>
+          <w:p>
+            <w:pPr>
+              <w:spacing w:after="40"/>
+              <w:ind w:firstLine="0"/>
+            </w:pPr>
+            <w:r>
+              <w:rPr>
+                <w:sz w:val="22"/>
+              </w:rPr>
+              <w:t>Tối ưu theo công suất PV</w:t>
+            </w:r>
+          </w:p>
+        </w:tc>
+        <w:tc>
+          <w:tcPr>
+            <w:tcW w:type="dxa" w:w="3010"/>
+          </w:tcPr>
+          <w:p>
+            <w:pPr>
+              <w:spacing w:after="40"/>
+              <w:ind w:firstLine="0"/>
+            </w:pPr>
+            <w:r>
+              <w:rPr>
+                <w:sz w:val="22"/>
+              </w:rPr>
+              <w:t>Đánh giá trực tiếp đầu ra điện của hệ thống.</w:t>
+            </w:r>
+          </w:p>
+        </w:tc>
+        <w:tc>
+          <w:tcPr>
+            <w:tcW w:type="dxa" w:w="3010"/>
+          </w:tcPr>
+          <w:p>
+            <w:pPr>
+              <w:spacing w:after="40"/>
+              <w:ind w:firstLine="0"/>
+            </w:pPr>
+            <w:r>
+              <w:rPr>
+                <w:sz w:val="22"/>
+              </w:rPr>
+              <w:t>Mây gây dao động; đo và tìm kiếm có thể chậm.</w:t>
+            </w:r>
+          </w:p>
+        </w:tc>
+      </w:tr>
+      <w:tr>
+        <w:tc>
+          <w:tcPr>
+            <w:tcW w:type="dxa" w:w="3010"/>
+          </w:tcPr>
+          <w:p>
+            <w:pPr>
+              <w:spacing w:after="40"/>
+              <w:ind w:firstLine="0"/>
+            </w:pPr>
+            <w:r>
+              <w:rPr>
+                <w:sz w:val="22"/>
+              </w:rPr>
+              <w:t>Camera / tracker thụ động</w:t>
+            </w:r>
+          </w:p>
+        </w:tc>
+        <w:tc>
+          <w:tcPr>
+            <w:tcW w:type="dxa" w:w="3010"/>
+          </w:tcPr>
+          <w:p>
+            <w:pPr>
+              <w:spacing w:after="40"/>
+              <w:ind w:firstLine="0"/>
+            </w:pPr>
+            <w:r>
+              <w:rPr>
+                <w:sz w:val="22"/>
+              </w:rPr>
+              <w:t>Camera có thể nhận dạng hướng; thụ động giảm mạch điện.</w:t>
+            </w:r>
+          </w:p>
+        </w:tc>
+        <w:tc>
+          <w:tcPr>
+            <w:tcW w:type="dxa" w:w="3010"/>
+          </w:tcPr>
+          <w:p>
+            <w:pPr>
+              <w:spacing w:after="40"/>
+              <w:ind w:firstLine="0"/>
+            </w:pPr>
+            <w:r>
+              <w:rPr>
+                <w:sz w:val="22"/>
+              </w:rPr>
+              <w:t>Camera đắt và tính toán lớn; thụ động phụ thuộc môi trường.</w:t>
+            </w:r>
+          </w:p>
+        </w:tc>
+      </w:tr>
+      <w:tr>
+        <w:tc>
+          <w:tcPr>
+            <w:tcW w:type="dxa" w:w="3010"/>
+          </w:tcPr>
+          <w:p>
+            <w:pPr>
+              <w:spacing w:after="40"/>
+              <w:ind w:firstLine="0"/>
+            </w:pPr>
+            <w:r>
+              <w:rPr>
+                <w:sz w:val="22"/>
+              </w:rPr>
+              <w:t>Backtracking giàn nhiều hàng</w:t>
+            </w:r>
+          </w:p>
+        </w:tc>
+        <w:tc>
+          <w:tcPr>
+            <w:tcW w:type="dxa" w:w="3010"/>
+          </w:tcPr>
+          <w:p>
+            <w:pPr>
+              <w:spacing w:after="40"/>
+              <w:ind w:firstLine="0"/>
+            </w:pPr>
+            <w:r>
+              <w:rPr>
+                <w:sz w:val="22"/>
+              </w:rPr>
+              <w:t>Giảm che bóng giữa các hàng pin.</w:t>
+            </w:r>
+          </w:p>
+        </w:tc>
+        <w:tc>
+          <w:tcPr>
+            <w:tcW w:type="dxa" w:w="3010"/>
+          </w:tcPr>
+          <w:p>
+            <w:pPr>
+              <w:spacing w:after="40"/>
+              <w:ind w:firstLine="0"/>
+            </w:pPr>
+            <w:r>
+              <w:rPr>
+                <w:sz w:val="22"/>
+              </w:rPr>
+              <w:t>Chủ yếu phù hợp giàn nhiều hàng, không cần cho mô hình đơn.</w:t>
             </w:r>
           </w:p>
         </w:tc>
@@ -2390,23 +4023,6 @@
     </w:tbl>
     <w:p>
       <w:pPr/>
-    </w:p>
-    <w:p>
-      <w:pPr>
-        <w:pStyle w:val="Heading2"/>
-      </w:pPr>
-      <w:r>
-        <w:t>2.7. Nhóm lệnh ngắt và biến tự nguyện</w:t>
-      </w:r>
-    </w:p>
-    <w:p>
-      <w:pPr>
-        <w:pStyle w:val="Caption"/>
-        <w:spacing w:after="80"/>
-      </w:pPr>
-      <w:r>
-        <w:t>Bảng 8. Nhóm lệnh ngắt</w:t>
-      </w:r>
     </w:p>
     <w:tbl>
       <w:tblPr>
@@ -2435,7 +4051,7 @@
                 <w:b/>
                 <w:sz w:val="22"/>
               </w:rPr>
-              <w:t>Lệnh / từ khóa</w:t>
+              <w:t>Khối</w:t>
             </w:r>
           </w:p>
         </w:tc>
@@ -2453,7 +4069,7 @@
                 <w:b/>
                 <w:sz w:val="22"/>
               </w:rPr>
-              <w:t>Cú pháp đại diện</w:t>
+              <w:t>Cấu hình đề xuất</w:t>
             </w:r>
           </w:p>
         </w:tc>
@@ -2471,7 +4087,7 @@
                 <w:b/>
                 <w:sz w:val="22"/>
               </w:rPr>
-              <w:t>Ứng dụng trong đề tài</w:t>
+              <w:t>Nhiệm vụ</w:t>
             </w:r>
           </w:p>
         </w:tc>
@@ -2490,7 +4106,7 @@
               <w:rPr>
                 <w:sz w:val="22"/>
               </w:rPr>
-              <w:t>attachInterrupt</w:t>
+              <w:t>Cảm biến</w:t>
             </w:r>
           </w:p>
         </w:tc>
@@ -2507,7 +4123,7 @@
               <w:rPr>
                 <w:sz w:val="22"/>
               </w:rPr>
-              <w:t>attachInterrupt(digitalPinToInterrupt(chan), hamISR, CHANGE);</w:t>
+              <w:t>4 LDR tại 4 góc, gá nghiêng β_s = 30° hướng ra ngoài; ADS1115 đo U–I.</w:t>
             </w:r>
           </w:p>
         </w:tc>
@@ -2524,7 +4140,7 @@
               <w:rPr>
                 <w:sz w:val="22"/>
               </w:rPr>
-              <w:t>Đếm xung encoder hoặc bắt sự kiện nút dừng khẩn cấp (nếu cấu hình dùng ngắt).</w:t>
+              <w:t>Đo bốn mức sáng; tạo sai lệch quay và nghiêng.</w:t>
             </w:r>
           </w:p>
         </w:tc>
@@ -2543,7 +4159,7 @@
               <w:rPr>
                 <w:sz w:val="22"/>
               </w:rPr>
-              <w:t>detachInterrupt</w:t>
+              <w:t>Điều khiển</w:t>
             </w:r>
           </w:p>
         </w:tc>
@@ -2560,7 +4176,7 @@
               <w:rPr>
                 <w:sz w:val="22"/>
               </w:rPr>
-              <w:t>detachInterrupt(digitalPinToInterrupt(chan));</w:t>
+              <w:t>ESP32 + RTC DS3231.</w:t>
             </w:r>
           </w:p>
         </w:tc>
@@ -2577,7 +4193,7 @@
               <w:rPr>
                 <w:sz w:val="22"/>
               </w:rPr>
-              <w:t>Tạm ngừng ngắt khi hiệu chuẩn để tránh đếm xung nhiễu.</w:t>
+              <w:t>Lọc tín hiệu, tính sai lệch, chạy thuật toán và ghi dữ liệu.</w:t>
             </w:r>
           </w:p>
         </w:tc>
@@ -2596,7 +4212,7 @@
               <w:rPr>
                 <w:sz w:val="22"/>
               </w:rPr>
-              <w:t>volatile</w:t>
+              <w:t>Cơ khí</w:t>
             </w:r>
           </w:p>
         </w:tc>
@@ -2613,7 +4229,7 @@
               <w:rPr>
                 <w:sz w:val="22"/>
               </w:rPr>
-              <w:t>volatile unsigned long soXung;</w:t>
+              <w:t>Mô hình trong phạm vi đề tài có một trục quay.</w:t>
             </w:r>
           </w:p>
         </w:tc>
@@ -2630,7 +4246,113 @@
               <w:rPr>
                 <w:sz w:val="22"/>
               </w:rPr>
-              <w:t>Biến dùng chung giữa ISR và loop phải khai báo volatile để tránh tối ưu sai.</w:t>
+              <w:t>Dùng sai lệch ứng với trục lắp; thành phần còn lại được ghi nhận.</w:t>
+            </w:r>
+          </w:p>
+        </w:tc>
+      </w:tr>
+      <w:tr>
+        <w:tc>
+          <w:tcPr>
+            <w:tcW w:type="dxa" w:w="3010"/>
+          </w:tcPr>
+          <w:p>
+            <w:pPr>
+              <w:spacing w:after="40"/>
+              <w:ind w:firstLine="0"/>
+            </w:pPr>
+            <w:r>
+              <w:rPr>
+                <w:sz w:val="22"/>
+              </w:rPr>
+              <w:t>Bảo vệ</w:t>
+            </w:r>
+          </w:p>
+        </w:tc>
+        <w:tc>
+          <w:tcPr>
+            <w:tcW w:type="dxa" w:w="3010"/>
+          </w:tcPr>
+          <w:p>
+            <w:pPr>
+              <w:spacing w:after="40"/>
+              <w:ind w:firstLine="0"/>
+            </w:pPr>
+            <w:r>
+              <w:rPr>
+                <w:sz w:val="22"/>
+              </w:rPr>
+              <w:t>Động cơ gạt nước trục vít phù hợp tải + công tắc hành trình.</w:t>
+            </w:r>
+          </w:p>
+        </w:tc>
+        <w:tc>
+          <w:tcPr>
+            <w:tcW w:type="dxa" w:w="3010"/>
+          </w:tcPr>
+          <w:p>
+            <w:pPr>
+              <w:spacing w:after="40"/>
+              <w:ind w:firstLine="0"/>
+            </w:pPr>
+            <w:r>
+              <w:rPr>
+                <w:sz w:val="22"/>
+              </w:rPr>
+              <w:t>Giới hạn chuyển động và dừng an toàn.</w:t>
+            </w:r>
+          </w:p>
+        </w:tc>
+      </w:tr>
+      <w:tr>
+        <w:tc>
+          <w:tcPr>
+            <w:tcW w:type="dxa" w:w="3010"/>
+          </w:tcPr>
+          <w:p>
+            <w:pPr>
+              <w:spacing w:after="40"/>
+              <w:ind w:firstLine="0"/>
+            </w:pPr>
+            <w:r>
+              <w:rPr>
+                <w:sz w:val="22"/>
+              </w:rPr>
+              <w:t>Đo kiểm</w:t>
+            </w:r>
+          </w:p>
+        </w:tc>
+        <w:tc>
+          <w:tcPr>
+            <w:tcW w:type="dxa" w:w="3010"/>
+          </w:tcPr>
+          <w:p>
+            <w:pPr>
+              <w:spacing w:after="40"/>
+              <w:ind w:firstLine="0"/>
+            </w:pPr>
+            <w:r>
+              <w:rPr>
+                <w:sz w:val="22"/>
+              </w:rPr>
+              <w:t>Đo U, I pin và điện năng động cơ gạt nước.</w:t>
+            </w:r>
+          </w:p>
+        </w:tc>
+        <w:tc>
+          <w:tcPr>
+            <w:tcW w:type="dxa" w:w="3010"/>
+          </w:tcPr>
+          <w:p>
+            <w:pPr>
+              <w:spacing w:after="40"/>
+              <w:ind w:firstLine="0"/>
+            </w:pPr>
+            <w:r>
+              <w:rPr>
+                <w:sz w:val="22"/>
+              </w:rPr>
+              <w:t>Đánh giá năng lượng thuần và chuyển động.</w:t>
             </w:r>
           </w:p>
         </w:tc>
@@ -2638,207 +4360,6 @@
     </w:tbl>
     <w:p>
       <w:pPr/>
-    </w:p>
-    <w:p>
-      <w:pPr>
-        <w:pStyle w:val="Heading2"/>
-      </w:pPr>
-      <w:r>
-        <w:t>2.8. Kiểu dữ liệu, hằng số và toán tử</w:t>
-      </w:r>
-    </w:p>
-    <w:p>
-      <w:pPr/>
-      <w:r>
-        <w:t>Chương trình dùng các kiểu int/long cho đếm mẫu và thời gian millis(), float cho sai lệch chuẩn hóa và góc, bool cho cờ trạng thái, const và #define cho tham số cố định (chân, địa chỉ I²C, giới hạn góc). Các toán tử số học (+, −, *, /, %), so sánh (==, !=, &gt;, &lt;, &gt;=, &lt;=), logic (&amp;&amp;, ||, !) và toán tử gộp (+=, −=) được dùng để viết gọn các biểu thức lọc và cập nhật góc đặt. Quy ước đặt tên rõ ràng (L_TT, e_quay, delta, K_a, theta_dat) giúp đối chiếu trực tiếp giữa công thức ở Chương 1 quyển nghiên cứu và chương trình.</w:t>
-      </w:r>
-    </w:p>
-    <w:p>
-      <w:pPr>
-        <w:pStyle w:val="Heading1"/>
-      </w:pPr>
-      <w:r>
-        <w:t>CHƯƠNG 3. TỔ CHỨC CHƯƠNG TRÌNH VÀ THUẬT TOÁN ĐIỀU KHIỂN</w:t>
-      </w:r>
-    </w:p>
-    <w:p>
-      <w:pPr>
-        <w:pStyle w:val="Heading2"/>
-      </w:pPr>
-      <w:r>
-        <w:t>3.1. Chương trình và tổ chức dữ liệu</w:t>
-      </w:r>
-    </w:p>
-    <w:p>
-      <w:pPr/>
-      <w:r>
-        <w:t>Chương trình nên tách thành các khối: đọc bốn ADC; bù sai khác và lọc; tính S cùng ba sai lệch; đánh giá chất lượng ánh sáng; chọn thành phần điều khiển phù hợp với trục đang lắp; tính vị trí Mặt Trời dự phòng; giới hạn lệnh; giám sát công tắc hành trình/lỗi; và ghi dữ liệu. Lưu riêng L_TT, L_PT, L_TD, L_PD, e_quay, e_nghiêng, e_chéo, góc đặt, trạng thái giới hạn và U/I để kiểm tra lại thuật toán.</w:t>
-      </w:r>
-    </w:p>
-    <w:p>
-      <w:pPr/>
-      <w:r>
-        <w:t>Nếu dùng ESP32, bảo vệ chân ADC khỏi quá áp và nhiễu; nguồn actuator không được làm sụt nguồn điều khiển. Góc gá β_s, hệ số hiệu chuẩn, chu kỳ lấy mẫu, hệ số lọc, vùng chết và giới hạn góc cần được lưu thành tham số để có thể hiệu chỉnh mà không sửa nhiều vị trí trong chương trình.</w:t>
-      </w:r>
-    </w:p>
-    <w:p>
-      <w:pPr>
-        <w:pStyle w:val="Heading2"/>
-      </w:pPr>
-      <w:r>
-        <w:t>3.1. Tổ chức chương trình điều khiển</w:t>
-      </w:r>
-    </w:p>
-    <w:p>
-      <w:pPr>
-        <w:ind w:firstLine="0"/>
-        <w:jc w:val="center"/>
-      </w:pPr>
-      <w:r>
-        <w:drawing>
-          <wp:inline xmlns:a="http://schemas.openxmlformats.org/drawingml/2006/main" xmlns:pic="http://schemas.openxmlformats.org/drawingml/2006/picture">
-            <wp:extent cx="5760000" cy="2488247"/>
-            <wp:docPr id="1" name="Picture 1"/>
-            <wp:cNvGraphicFramePr>
-              <a:graphicFrameLocks noChangeAspect="1"/>
-            </wp:cNvGraphicFramePr>
-            <a:graphic>
-              <a:graphicData uri="http://schemas.openxmlformats.org/drawingml/2006/picture">
-                <pic:pic>
-                  <pic:nvPicPr>
-                    <pic:cNvPr id="0" name="so_do_khoi_chuong_trinh.png"/>
-                    <pic:cNvPicPr/>
-                  </pic:nvPicPr>
-                  <pic:blipFill>
-                    <a:blip r:embed="rId10"/>
-                    <a:stretch>
-                      <a:fillRect/>
-                    </a:stretch>
-                  </pic:blipFill>
-                  <pic:spPr>
-                    <a:xfrm>
-                      <a:off x="0" y="0"/>
-                      <a:ext cx="5760000" cy="2488247"/>
-                    </a:xfrm>
-                    <a:prstGeom prst="rect"/>
-                  </pic:spPr>
-                </pic:pic>
-              </a:graphicData>
-            </a:graphic>
-          </wp:inline>
-        </w:drawing>
-      </w:r>
-    </w:p>
-    <w:p>
-      <w:pPr>
-        <w:pStyle w:val="Caption"/>
-      </w:pPr>
-      <w:r>
-        <w:t>Hình 1. Sơ đồ khối chức năng của chương trình điều khiển</w:t>
-      </w:r>
-    </w:p>
-    <w:p>
-      <w:pPr/>
-      <w:r>
-        <w:t>Góc gá β_s, hệ số hiệu chuẩn, chu kỳ lấy mẫu, hệ số lọc, vùng chết và giới hạn góc cần được lưu thành tham số ở đầu chương trình để có thể hiệu chỉnh mà không sửa nhiều vị trí trong mã nguồn. Nếu dùng ESP32, bảo vệ chân ADC khỏi quá áp và nhiễu; nguồn actuator không được làm sụt nguồn điều khiển.</w:t>
-      </w:r>
-    </w:p>
-    <w:p>
-      <w:pPr>
-        <w:pStyle w:val="Heading2"/>
-      </w:pPr>
-      <w:r>
-        <w:t>3.2. Thuật toán điều khiển đề xuất</w:t>
-      </w:r>
-    </w:p>
-    <w:p>
-      <w:pPr/>
-      <w:r>
-        <w:t>Mỗi chu kỳ, ESP32 đọc bốn kênh LDR, loại mẫu đột biến, hiệu chuẩn offset/độ lợi và tính e_quay, e_nghiêng, e_chéo. Sau đó kiểm tra tổng sáng S, mức bão hòa, độ biến động và tính nhất quán giữa các cảm biến. Chỉ sai lệch ứng với trục cơ khí đang có trong mô hình một trục được đưa sang khối phát lệnh; sai lệch còn lại được ghi log hoặc dùng để cảnh báo hướng đặt chưa phù hợp.</w:t>
-      </w:r>
-    </w:p>
-    <w:p>
-      <w:pPr/>
-      <w:r>
-        <w:t>Với sai lệch điều khiển e_a và vùng chết δ, có thể dùng hàm f(e_a,δ) = 0 khi |e_a| ≤ δ; ngoài vùng chết, f(e_a,δ) = sign(e_a)(|e_a|−δ). Góc đặt cập nhật theo θ*_k+1 = sat[θ*_k + K_a f(e_a,δ), θ_min, θ_max], trong đó K_a là hệ số hiệu chỉnh góc trên mỗi chu kỳ, sat giới hạn lệnh trong hành trình an toàn.</w:t>
-      </w:r>
-    </w:p>
-    <w:p>
-      <w:pPr/>
-      <w:r>
-        <w:t>A1 dùng quy tắc đóng–ngắt khi sai lệch vượt ngưỡng; A2 dùng bước quay tỷ lệ với sai lệch; A3 thêm lọc, bù khác biệt giữa bốn cảm biến và vùng chết; A4 chỉ dùng hiệu chỉnh LDR khi tín hiệu đủ sáng, ổn định, còn khi mây che hoặc cảm biến lỗi thì chuyển sang góc thiên văn/giữ vị trí. Các hệ số và ngưỡng phải được hiệu chuẩn trên mô hình, không lấy một bộ số dùng chung cho mọi cơ cấu.</w:t>
-      </w:r>
-    </w:p>
-    <w:p>
-      <w:pPr/>
-      <w:r>
-        <w:t>Khi lắp đủ hai bậc tự do, cùng một cụm bốn LDR có thể đưa e_quay tới động cơ phương vị và e_nghiêng tới động cơ góc cao. Cấu hình đó nằm ngoài phần cơ khí một trục hiện tại, nhưng là hướng mở rộng tự nhiên của phương pháp cảm biến.</w:t>
-      </w:r>
-    </w:p>
-    <w:p>
-      <w:pPr>
-        <w:pStyle w:val="Heading2"/>
-      </w:pPr>
-      <w:r>
-        <w:t>3.3. Logic đánh giá chất lượng tín hiệu trong phương án lai</w:t>
-      </w:r>
-    </w:p>
-    <w:p>
-      <w:pPr>
-        <w:pStyle w:val="ListBullet"/>
-      </w:pPr>
-      <w:r>
-        <w:t>Điều kiện độ sáng: S nằm trong dải làm việc [S_min, S_max]; ngoài dải thì không dùng hiệu chỉnh quang.</w:t>
-      </w:r>
-    </w:p>
-    <w:p>
-      <w:pPr>
-        <w:pStyle w:val="ListBullet"/>
-      </w:pPr>
-      <w:r>
-        <w:t>Điều kiện ổn định: độ biến động của S trong cửa sổ trượt nhỏ hơn ngưỡng cho phép.</w:t>
-      </w:r>
-    </w:p>
-    <w:p>
-      <w:pPr>
-        <w:pStyle w:val="ListBullet"/>
-      </w:pPr>
-      <w:r>
-        <w:t>Điều kiện không bão hòa: không kênh nào chạm trần/đáy ADC.</w:t>
-      </w:r>
-    </w:p>
-    <w:p>
-      <w:pPr>
-        <w:pStyle w:val="ListBullet"/>
-      </w:pPr>
-      <w:r>
-        <w:t>Điều kiện nhất quán: |e_chéo| nhỏ hơn ngưỡng, loại trừ trường hợp che bóng hoặc hỏng một kênh.</w:t>
-      </w:r>
-    </w:p>
-    <w:p>
-      <w:pPr>
-        <w:pStyle w:val="ListBullet"/>
-      </w:pPr>
-      <w:r>
-        <w:t>Chuyển chế độ có trễ: ngưỡng bật và ngưỡng tắt khác nhau (hysteresis) để tránh lật trạng thái liên tục khi mây lướt qua.</w:t>
-      </w:r>
-    </w:p>
-    <w:p>
-      <w:pPr>
-        <w:pStyle w:val="Heading2"/>
-      </w:pPr>
-      <w:r>
-        <w:t>3.4. So sánh bốn phương án thuật toán khảo sát</w:t>
-      </w:r>
-    </w:p>
-    <w:p>
-      <w:pPr>
-        <w:pStyle w:val="Caption"/>
-        <w:spacing w:after="80"/>
-      </w:pPr>
-      <w:r>
-        <w:t>Bảng 9. Các phương án thuật toán khảo sát cho mô hình một trục</w:t>
-      </w:r>
     </w:p>
     <w:tbl>
       <w:tblPr>
@@ -2867,7 +4388,7 @@
                 <w:b/>
                 <w:sz w:val="22"/>
               </w:rPr>
-              <w:t>Phương án</w:t>
+              <w:t>Vị trí</w:t>
             </w:r>
           </w:p>
         </w:tc>
@@ -2885,7 +4406,7 @@
                 <w:b/>
                 <w:sz w:val="22"/>
               </w:rPr>
-              <w:t>Nội dung luật điều khiển</w:t>
+              <w:t>Ký hiệu</w:t>
             </w:r>
           </w:p>
         </w:tc>
@@ -2903,7 +4424,7 @@
                 <w:b/>
                 <w:sz w:val="22"/>
               </w:rPr>
-              <w:t>Đặc điểm</w:t>
+              <w:t>Hướng gá</w:t>
             </w:r>
           </w:p>
         </w:tc>
@@ -2922,7 +4443,7 @@
               <w:rPr>
                 <w:sz w:val="22"/>
               </w:rPr>
-              <w:t>A1</w:t>
+              <w:t>Trên - trái</w:t>
             </w:r>
           </w:p>
         </w:tc>
@@ -2939,7 +4460,7 @@
               <w:rPr>
                 <w:sz w:val="22"/>
               </w:rPr>
-              <w:t>Đóng–ngắt: quay một bước cố định khi |e_a| vượt ngưỡng.</w:t>
+              <w:t>L_TT</w:t>
             </w:r>
           </w:p>
         </w:tc>
@@ -2956,7 +4477,7 @@
               <w:rPr>
                 <w:sz w:val="22"/>
               </w:rPr>
-              <w:t>Đơn giản, dễ rung nếu ngưỡng nhỏ.</w:t>
+              <w:t>Chếch ra ngoài về phía trên-trái.</w:t>
             </w:r>
           </w:p>
         </w:tc>
@@ -2975,7 +4496,7 @@
               <w:rPr>
                 <w:sz w:val="22"/>
               </w:rPr>
-              <w:t>A2</w:t>
+              <w:t>Trên - phải</w:t>
             </w:r>
           </w:p>
         </w:tc>
@@ -2992,7 +4513,7 @@
               <w:rPr>
                 <w:sz w:val="22"/>
               </w:rPr>
-              <w:t>Tỷ lệ: bước quay tỷ lệ với |e_a|.</w:t>
+              <w:t>L_PT</w:t>
             </w:r>
           </w:p>
         </w:tc>
@@ -3009,7 +4530,7 @@
               <w:rPr>
                 <w:sz w:val="22"/>
               </w:rPr>
-              <w:t>Bước lớn khi lệch nhiều, nhỏ dần khi gần đích.</w:t>
+              <w:t>Chếch ra ngoài về phía trên-phải.</w:t>
             </w:r>
           </w:p>
         </w:tc>
@@ -3028,7 +4549,7 @@
               <w:rPr>
                 <w:sz w:val="22"/>
               </w:rPr>
-              <w:t>A3</w:t>
+              <w:t>Dưới - trái</w:t>
             </w:r>
           </w:p>
         </w:tc>
@@ -3045,7 +4566,7 @@
               <w:rPr>
                 <w:sz w:val="22"/>
               </w:rPr>
-              <w:t>Tỷ lệ + lọc + bù độ lợi + vùng chết.</w:t>
+              <w:t>L_TD</w:t>
             </w:r>
           </w:p>
         </w:tc>
@@ -3062,7 +4583,7 @@
               <w:rPr>
                 <w:sz w:val="22"/>
               </w:rPr>
-              <w:t>Giảm nhiễu và chuyển động thừa; cần hiệu chuẩn.</w:t>
+              <w:t>Chếch ra ngoài về phía dưới-trái.</w:t>
             </w:r>
           </w:p>
         </w:tc>
@@ -3081,7 +4602,7 @@
               <w:rPr>
                 <w:sz w:val="22"/>
               </w:rPr>
-              <w:t>A4 (đề xuất)</w:t>
+              <w:t>Dưới - phải</w:t>
             </w:r>
           </w:p>
         </w:tc>
@@ -3098,7 +4619,7 @@
               <w:rPr>
                 <w:sz w:val="22"/>
               </w:rPr>
-              <w:t>Lai: dùng hiệu chỉnh LDR khi tín hiệu đủ tin cậy; khi mây che hoặc cảm biến lỗi thì bám góc thiên văn R* hoặc giữ vị trí.</w:t>
+              <w:t>L_PD</w:t>
             </w:r>
           </w:p>
         </w:tc>
@@ -3115,7 +4636,7 @@
               <w:rPr>
                 <w:sz w:val="22"/>
               </w:rPr>
-              <w:t>Ổn định khi thời tiết xấu; cần logic đánh giá tín hiệu.</w:t>
+              <w:t>Chếch ra ngoài về phía dưới-phải.</w:t>
             </w:r>
           </w:p>
         </w:tc>
@@ -3123,794 +4644,6 @@
     </w:tbl>
     <w:p>
       <w:pPr/>
-    </w:p>
-    <w:p>
-      <w:pPr>
-        <w:pStyle w:val="Heading2"/>
-      </w:pPr>
-      <w:r>
-        <w:t>3.5. Lưu đồ thuật toán</w:t>
-      </w:r>
-    </w:p>
-    <w:p>
-      <w:pPr>
-        <w:ind w:firstLine="0"/>
-        <w:jc w:val="center"/>
-      </w:pPr>
-      <w:r>
-        <w:drawing>
-          <wp:inline xmlns:a="http://schemas.openxmlformats.org/drawingml/2006/main" xmlns:pic="http://schemas.openxmlformats.org/drawingml/2006/picture">
-            <wp:extent cx="4320000" cy="5797217"/>
-            <wp:docPr id="2" name="Picture 2"/>
-            <wp:cNvGraphicFramePr>
-              <a:graphicFrameLocks noChangeAspect="1"/>
-            </wp:cNvGraphicFramePr>
-            <a:graphic>
-              <a:graphicData uri="http://schemas.openxmlformats.org/drawingml/2006/picture">
-                <pic:pic>
-                  <pic:nvPicPr>
-                    <pic:cNvPr id="0" name="luu_do_thuat_toan_1_truc.png"/>
-                    <pic:cNvPicPr/>
-                  </pic:nvPicPr>
-                  <pic:blipFill>
-                    <a:blip r:embed="rId11"/>
-                    <a:stretch>
-                      <a:fillRect/>
-                    </a:stretch>
-                  </pic:blipFill>
-                  <pic:spPr>
-                    <a:xfrm>
-                      <a:off x="0" y="0"/>
-                      <a:ext cx="4320000" cy="5797217"/>
-                    </a:xfrm>
-                    <a:prstGeom prst="rect"/>
-                  </pic:spPr>
-                </pic:pic>
-              </a:graphicData>
-            </a:graphic>
-          </wp:inline>
-        </w:drawing>
-      </w:r>
-    </w:p>
-    <w:p>
-      <w:pPr>
-        <w:pStyle w:val="Caption"/>
-      </w:pPr>
-      <w:r>
-        <w:t>Hình 2. Lưu đồ thuật toán lai thiên văn – cảm biến cho mô hình một trục</w:t>
-      </w:r>
-    </w:p>
-    <w:p>
-      <w:pPr>
-        <w:pStyle w:val="ListBullet"/>
-      </w:pPr>
-      <w:r>
-        <w:t>Khởi tạo: cấu hình ADC/PWM/I²C/Serial, nạp tham số δ, K_a, θ_min, θ_max, T_mẫu và bảng hệ số hiệu chuẩn bốn kênh.</w:t>
-      </w:r>
-    </w:p>
-    <w:p>
-      <w:pPr>
-        <w:pStyle w:val="ListBullet"/>
-      </w:pPr>
-      <w:r>
-        <w:t>Đọc RTC và tính góc tham chiếu thiên văn R* từ ngày, giờ, vĩ độ – kinh độ đã lưu.</w:t>
-      </w:r>
-    </w:p>
-    <w:p>
-      <w:pPr>
-        <w:pStyle w:val="ListBullet"/>
-      </w:pPr>
-      <w:r>
-        <w:t>Đọc bốn LDR, lọc mẫu đột biến, tính S, e_quay, e_nghiêng, e_chéo.</w:t>
-      </w:r>
-    </w:p>
-    <w:p>
-      <w:pPr>
-        <w:pStyle w:val="ListBullet"/>
-      </w:pPr>
-      <w:r>
-        <w:t>Đánh giá độ tin cậy tín hiệu theo năm điều kiện ở mục 3.3: nếu đạt thì θ* = sat(R* + K_a·f(e_a, δ)); nếu không đạt thì θ* = R* (bám thiên văn thuần) hoặc giữ vị trí.</w:t>
-      </w:r>
-    </w:p>
-    <w:p>
-      <w:pPr>
-        <w:pStyle w:val="ListBullet"/>
-      </w:pPr>
-      <w:r>
-        <w:t>Kiểm tra liên động công tắc hành trình trước khi phát lệnh: hướng đang bị chặn thì hủy lệnh hướng đó, chỉ cho phép quay ngược để thoát.</w:t>
-      </w:r>
-    </w:p>
-    <w:p>
-      <w:pPr>
-        <w:pStyle w:val="ListBullet"/>
-      </w:pPr>
-      <w:r>
-        <w:t>Phát lệnh PWM/servo, ghi log toàn bộ tín hiệu và trạng thái, chờ hết chu kỳ T_mẫu rồi lặp lại.</w:t>
-      </w:r>
-    </w:p>
-    <w:p>
-      <w:pPr>
-        <w:pStyle w:val="Heading2"/>
-      </w:pPr>
-      <w:r>
-        <w:t>3.6. Tham số chương trình và hướng hiệu chỉnh</w:t>
-      </w:r>
-    </w:p>
-    <w:p>
-      <w:pPr>
-        <w:pStyle w:val="Caption"/>
-        <w:spacing w:after="80"/>
-      </w:pPr>
-      <w:r>
-        <w:t>Bảng 10. Bảng tham số cần hiệu chỉnh của chương trình</w:t>
-      </w:r>
-    </w:p>
-    <w:tbl>
-      <w:tblPr>
-        <w:tblStyle w:val="TableGrid"/>
-        <w:tblW w:type="auto" w:w="0"/>
-        <w:jc w:val="center"/>
-        <w:tblLook w:firstColumn="1" w:firstRow="1" w:lastColumn="0" w:lastRow="0" w:noHBand="0" w:noVBand="1" w:val="04A0"/>
-      </w:tblPr>
-      <w:tblGrid>
-        <w:gridCol w:w="3010"/>
-        <w:gridCol w:w="3010"/>
-        <w:gridCol w:w="3010"/>
-      </w:tblGrid>
-      <w:tr>
-        <w:tc>
-          <w:tcPr>
-            <w:tcW w:type="dxa" w:w="3010"/>
-          </w:tcPr>
-          <w:p>
-            <w:pPr>
-              <w:spacing w:after="40"/>
-              <w:ind w:firstLine="0"/>
-            </w:pPr>
-            <w:r>
-              <w:rPr>
-                <w:b/>
-                <w:sz w:val="22"/>
-              </w:rPr>
-              <w:t>Tham số</w:t>
-            </w:r>
-          </w:p>
-        </w:tc>
-        <w:tc>
-          <w:tcPr>
-            <w:tcW w:type="dxa" w:w="3010"/>
-          </w:tcPr>
-          <w:p>
-            <w:pPr>
-              <w:spacing w:after="40"/>
-              <w:ind w:firstLine="0"/>
-            </w:pPr>
-            <w:r>
-              <w:rPr>
-                <w:b/>
-                <w:sz w:val="22"/>
-              </w:rPr>
-              <w:t>Ý nghĩa</w:t>
-            </w:r>
-          </w:p>
-        </w:tc>
-        <w:tc>
-          <w:tcPr>
-            <w:tcW w:type="dxa" w:w="3010"/>
-          </w:tcPr>
-          <w:p>
-            <w:pPr>
-              <w:spacing w:after="40"/>
-              <w:ind w:firstLine="0"/>
-            </w:pPr>
-            <w:r>
-              <w:rPr>
-                <w:b/>
-                <w:sz w:val="22"/>
-              </w:rPr>
-              <w:t>Cách hiệu chỉnh</w:t>
-            </w:r>
-          </w:p>
-        </w:tc>
-      </w:tr>
-      <w:tr>
-        <w:tc>
-          <w:tcPr>
-            <w:tcW w:type="dxa" w:w="3010"/>
-          </w:tcPr>
-          <w:p>
-            <w:pPr>
-              <w:spacing w:after="40"/>
-              <w:ind w:firstLine="0"/>
-            </w:pPr>
-            <w:r>
-              <w:rPr>
-                <w:sz w:val="22"/>
-              </w:rPr>
-              <w:t>δ (vùng chết)</w:t>
-            </w:r>
-          </w:p>
-        </w:tc>
-        <w:tc>
-          <w:tcPr>
-            <w:tcW w:type="dxa" w:w="3010"/>
-          </w:tcPr>
-          <w:p>
-            <w:pPr>
-              <w:spacing w:after="40"/>
-              <w:ind w:firstLine="0"/>
-            </w:pPr>
-            <w:r>
-              <w:rPr>
-                <w:sz w:val="22"/>
-              </w:rPr>
-              <w:t>Ngưỡng sai lệch không phát lệnh.</w:t>
-            </w:r>
-          </w:p>
-        </w:tc>
-        <w:tc>
-          <w:tcPr>
-            <w:tcW w:type="dxa" w:w="3010"/>
-          </w:tcPr>
-          <w:p>
-            <w:pPr>
-              <w:spacing w:after="40"/>
-              <w:ind w:firstLine="0"/>
-            </w:pPr>
-            <w:r>
-              <w:rPr>
-                <w:sz w:val="22"/>
-              </w:rPr>
-              <w:t>Tăng dần đến khi cơ cấu hết rung lúc trời nắng đều.</w:t>
-            </w:r>
-          </w:p>
-        </w:tc>
-      </w:tr>
-      <w:tr>
-        <w:tc>
-          <w:tcPr>
-            <w:tcW w:type="dxa" w:w="3010"/>
-          </w:tcPr>
-          <w:p>
-            <w:pPr>
-              <w:spacing w:after="40"/>
-              <w:ind w:firstLine="0"/>
-            </w:pPr>
-            <w:r>
-              <w:rPr>
-                <w:sz w:val="22"/>
-              </w:rPr>
-              <w:t>K_a</w:t>
-            </w:r>
-          </w:p>
-        </w:tc>
-        <w:tc>
-          <w:tcPr>
-            <w:tcW w:type="dxa" w:w="3010"/>
-          </w:tcPr>
-          <w:p>
-            <w:pPr>
-              <w:spacing w:after="40"/>
-              <w:ind w:firstLine="0"/>
-            </w:pPr>
-            <w:r>
-              <w:rPr>
-                <w:sz w:val="22"/>
-              </w:rPr>
-              <w:t>Hệ số góc trên mỗi chu kỳ.</w:t>
-            </w:r>
-          </w:p>
-        </w:tc>
-        <w:tc>
-          <w:tcPr>
-            <w:tcW w:type="dxa" w:w="3010"/>
-          </w:tcPr>
-          <w:p>
-            <w:pPr>
-              <w:spacing w:after="40"/>
-              <w:ind w:firstLine="0"/>
-            </w:pPr>
-            <w:r>
-              <w:rPr>
-                <w:sz w:val="22"/>
-              </w:rPr>
-              <w:t>Giảm nếu cơ cấu vọt lố, tăng nếu bám chậm.</w:t>
-            </w:r>
-          </w:p>
-        </w:tc>
-      </w:tr>
-      <w:tr>
-        <w:tc>
-          <w:tcPr>
-            <w:tcW w:type="dxa" w:w="3010"/>
-          </w:tcPr>
-          <w:p>
-            <w:pPr>
-              <w:spacing w:after="40"/>
-              <w:ind w:firstLine="0"/>
-            </w:pPr>
-            <w:r>
-              <w:rPr>
-                <w:sz w:val="22"/>
-              </w:rPr>
-              <w:t>θ_min, θ_max</w:t>
-            </w:r>
-          </w:p>
-        </w:tc>
-        <w:tc>
-          <w:tcPr>
-            <w:tcW w:type="dxa" w:w="3010"/>
-          </w:tcPr>
-          <w:p>
-            <w:pPr>
-              <w:spacing w:after="40"/>
-              <w:ind w:firstLine="0"/>
-            </w:pPr>
-            <w:r>
-              <w:rPr>
-                <w:sz w:val="22"/>
-              </w:rPr>
-              <w:t>Giới hạn mềm của góc đặt.</w:t>
-            </w:r>
-          </w:p>
-        </w:tc>
-        <w:tc>
-          <w:tcPr>
-            <w:tcW w:type="dxa" w:w="3010"/>
-          </w:tcPr>
-          <w:p>
-            <w:pPr>
-              <w:spacing w:after="40"/>
-              <w:ind w:firstLine="0"/>
-            </w:pPr>
-            <w:r>
-              <w:rPr>
-                <w:sz w:val="22"/>
-              </w:rPr>
-              <w:t>Đặt lùi vào trong so với giới hạn cứng của công tắc.</w:t>
-            </w:r>
-          </w:p>
-        </w:tc>
-      </w:tr>
-      <w:tr>
-        <w:tc>
-          <w:tcPr>
-            <w:tcW w:type="dxa" w:w="3010"/>
-          </w:tcPr>
-          <w:p>
-            <w:pPr>
-              <w:spacing w:after="40"/>
-              <w:ind w:firstLine="0"/>
-            </w:pPr>
-            <w:r>
-              <w:rPr>
-                <w:sz w:val="22"/>
-              </w:rPr>
-              <w:t>T_mẫu</w:t>
-            </w:r>
-          </w:p>
-        </w:tc>
-        <w:tc>
-          <w:tcPr>
-            <w:tcW w:type="dxa" w:w="3010"/>
-          </w:tcPr>
-          <w:p>
-            <w:pPr>
-              <w:spacing w:after="40"/>
-              <w:ind w:firstLine="0"/>
-            </w:pPr>
-            <w:r>
-              <w:rPr>
-                <w:sz w:val="22"/>
-              </w:rPr>
-              <w:t>Chu kỳ lấy mẫu và phát lệnh.</w:t>
-            </w:r>
-          </w:p>
-        </w:tc>
-        <w:tc>
-          <w:tcPr>
-            <w:tcW w:type="dxa" w:w="3010"/>
-          </w:tcPr>
-          <w:p>
-            <w:pPr>
-              <w:spacing w:after="40"/>
-              <w:ind w:firstLine="0"/>
-            </w:pPr>
-            <w:r>
-              <w:rPr>
-                <w:sz w:val="22"/>
-              </w:rPr>
-              <w:t>Chọn theo tốc độ cơ cấu và mức nhiễu tín hiệu.</w:t>
-            </w:r>
-          </w:p>
-        </w:tc>
-      </w:tr>
-      <w:tr>
-        <w:tc>
-          <w:tcPr>
-            <w:tcW w:type="dxa" w:w="3010"/>
-          </w:tcPr>
-          <w:p>
-            <w:pPr>
-              <w:spacing w:after="40"/>
-              <w:ind w:firstLine="0"/>
-            </w:pPr>
-            <w:r>
-              <w:rPr>
-                <w:sz w:val="22"/>
-              </w:rPr>
-              <w:t>S_min, S_max</w:t>
-            </w:r>
-          </w:p>
-        </w:tc>
-        <w:tc>
-          <w:tcPr>
-            <w:tcW w:type="dxa" w:w="3010"/>
-          </w:tcPr>
-          <w:p>
-            <w:pPr>
-              <w:spacing w:after="40"/>
-              <w:ind w:firstLine="0"/>
-            </w:pPr>
-            <w:r>
-              <w:rPr>
-                <w:sz w:val="22"/>
-              </w:rPr>
-              <w:t>Dải tổng sáng cho phép dùng tín hiệu quang.</w:t>
-            </w:r>
-          </w:p>
-        </w:tc>
-        <w:tc>
-          <w:tcPr>
-            <w:tcW w:type="dxa" w:w="3010"/>
-          </w:tcPr>
-          <w:p>
-            <w:pPr>
-              <w:spacing w:after="40"/>
-              <w:ind w:firstLine="0"/>
-            </w:pPr>
-            <w:r>
-              <w:rPr>
-                <w:sz w:val="22"/>
-              </w:rPr>
-              <w:t>Xác định từ log đo lúc trời râm và lúc nắng gắt.</w:t>
-            </w:r>
-          </w:p>
-        </w:tc>
-      </w:tr>
-      <w:tr>
-        <w:tc>
-          <w:tcPr>
-            <w:tcW w:type="dxa" w:w="3010"/>
-          </w:tcPr>
-          <w:p>
-            <w:pPr>
-              <w:spacing w:after="40"/>
-              <w:ind w:firstLine="0"/>
-            </w:pPr>
-            <w:r>
-              <w:rPr>
-                <w:sz w:val="22"/>
-              </w:rPr>
-              <w:t>Ngưỡng hysteresis</w:t>
-            </w:r>
-          </w:p>
-        </w:tc>
-        <w:tc>
-          <w:tcPr>
-            <w:tcW w:type="dxa" w:w="3010"/>
-          </w:tcPr>
-          <w:p>
-            <w:pPr>
-              <w:spacing w:after="40"/>
-              <w:ind w:firstLine="0"/>
-            </w:pPr>
-            <w:r>
-              <w:rPr>
-                <w:sz w:val="22"/>
-              </w:rPr>
-              <w:t>Chênh lệch ngưỡng bật/tắt chế độ.</w:t>
-            </w:r>
-          </w:p>
-        </w:tc>
-        <w:tc>
-          <w:tcPr>
-            <w:tcW w:type="dxa" w:w="3010"/>
-          </w:tcPr>
-          <w:p>
-            <w:pPr>
-              <w:spacing w:after="40"/>
-              <w:ind w:firstLine="0"/>
-            </w:pPr>
-            <w:r>
-              <w:rPr>
-                <w:sz w:val="22"/>
-              </w:rPr>
-              <w:t>Đủ lớn để mây thoáng không gây lật chế độ.</w:t>
-            </w:r>
-          </w:p>
-        </w:tc>
-      </w:tr>
-      <w:tr>
-        <w:tc>
-          <w:tcPr>
-            <w:tcW w:type="dxa" w:w="3010"/>
-          </w:tcPr>
-          <w:p>
-            <w:pPr>
-              <w:spacing w:after="40"/>
-              <w:ind w:firstLine="0"/>
-            </w:pPr>
-            <w:r>
-              <w:rPr>
-                <w:sz w:val="22"/>
-              </w:rPr>
-              <w:t>β_s, bảng bù kênh</w:t>
-            </w:r>
-          </w:p>
-        </w:tc>
-        <w:tc>
-          <w:tcPr>
-            <w:tcW w:type="dxa" w:w="3010"/>
-          </w:tcPr>
-          <w:p>
-            <w:pPr>
-              <w:spacing w:after="40"/>
-              <w:ind w:firstLine="0"/>
-            </w:pPr>
-            <w:r>
-              <w:rPr>
-                <w:sz w:val="22"/>
-              </w:rPr>
-              <w:t>Góc gá và hệ số hiệu chuẩn 4 kênh.</w:t>
-            </w:r>
-          </w:p>
-        </w:tc>
-        <w:tc>
-          <w:tcPr>
-            <w:tcW w:type="dxa" w:w="3010"/>
-          </w:tcPr>
-          <w:p>
-            <w:pPr>
-              <w:spacing w:after="40"/>
-              <w:ind w:firstLine="0"/>
-            </w:pPr>
-            <w:r>
-              <w:rPr>
-                <w:sz w:val="22"/>
-              </w:rPr>
-              <w:t>Hiệu chuẩn một lần trên giá quay, lưu thành hằng số.</w:t>
-            </w:r>
-          </w:p>
-        </w:tc>
-      </w:tr>
-    </w:tbl>
-    <w:p>
-      <w:pPr/>
-    </w:p>
-    <w:p>
-      <w:pPr>
-        <w:pStyle w:val="Heading2"/>
-      </w:pPr>
-      <w:r>
-        <w:t>3.7. Quy trình kiểm thử chương trình</w:t>
-      </w:r>
-    </w:p>
-    <w:p>
-      <w:pPr>
-        <w:pStyle w:val="ListBullet"/>
-      </w:pPr>
-      <w:r>
-        <w:t>Thử khối đọc: in bốn kênh ADC và S lên Serial Plotter, che từng cảm biến để xác nhận thứ tự kênh và chiều dấu.</w:t>
-      </w:r>
-    </w:p>
-    <w:p>
-      <w:pPr>
-        <w:pStyle w:val="ListBullet"/>
-      </w:pPr>
-      <w:r>
-        <w:t>Thử khối lọc: so sánh tín hiệu trước/sau lọc khi tạo nhiễu bằng tay (bật tắt đèn nhanh).</w:t>
-      </w:r>
-    </w:p>
-    <w:p>
-      <w:pPr>
-        <w:pStyle w:val="ListBullet"/>
-      </w:pPr>
-      <w:r>
-        <w:t>Thử khối phát lệnh: chạy chế độ giả tải (không nối cơ cấu), in θ* và lệnh PWM để kiểm tra sat() và vùng chết.</w:t>
-      </w:r>
-    </w:p>
-    <w:p>
-      <w:pPr>
-        <w:pStyle w:val="ListBullet"/>
-      </w:pPr>
-      <w:r>
-        <w:t>Thử liên động: tác động từng công tắc hành trình bằng tay, xác nhận lệnh bị chặn đúng hướng và quay ngược thoát được.</w:t>
-      </w:r>
-    </w:p>
-    <w:p>
-      <w:pPr>
-        <w:pStyle w:val="ListBullet"/>
-      </w:pPr>
-      <w:r>
-        <w:t>Thử chế độ lai: giả lập S thấp (che cụm cảm biến) để xác nhận chuyển sang bám R* và trở lại có trễ.</w:t>
-      </w:r>
-    </w:p>
-    <w:p>
-      <w:pPr>
-        <w:pStyle w:val="ListBullet"/>
-      </w:pPr>
-      <w:r>
-        <w:t>Chạy bán tự động ngoài trời thời gian ngắn, ghi log đầy đủ trước khi cho chạy tự động dài ngày.</w:t>
-      </w:r>
-    </w:p>
-    <w:p>
-      <w:pPr>
-        <w:pStyle w:val="Heading1"/>
-      </w:pPr>
-      <w:r>
-        <w:t>CHƯƠNG 4. TIẾN ĐỘ THỰC HIỆN VÀ KẾ HOẠCH TUẦN TỚI</w:t>
-      </w:r>
-    </w:p>
-    <w:p>
-      <w:pPr>
-        <w:pStyle w:val="Heading2"/>
-      </w:pPr>
-      <w:r>
-        <w:t>4.1. Các công việc đã làm được</w:t>
-      </w:r>
-    </w:p>
-    <w:p>
-      <w:pPr>
-        <w:pStyle w:val="ListBullet"/>
-      </w:pPr>
-      <w:r>
-        <w:t>Giới thiệu môi trường lập trình Arduino IDE, quy trình cài đặt và cấu hình gói bo mạch ESP32 (Chương 1).</w:t>
-      </w:r>
-    </w:p>
-    <w:p>
-      <w:pPr>
-        <w:pStyle w:val="ListBullet"/>
-      </w:pPr>
-      <w:r>
-        <w:t>Hệ thống hóa 8 nhóm lệnh cơ bản kèm bảng cú pháp và ứng dụng trực tiếp trong đề tài (Chương 2).</w:t>
-      </w:r>
-    </w:p>
-    <w:p>
-      <w:pPr>
-        <w:pStyle w:val="ListBullet"/>
-      </w:pPr>
-      <w:r>
-        <w:t>Xây dựng sơ đồ khối chức năng chương trình và quy ước tổ chức tham số, dữ liệu ghi log (Chương 3).</w:t>
-      </w:r>
-    </w:p>
-    <w:p>
-      <w:pPr>
-        <w:pStyle w:val="ListBullet"/>
-      </w:pPr>
-      <w:r>
-        <w:t>Hoàn thiện lưu đồ thuật toán lai thiên văn – cảm biến và bảng tham số cần hiệu chỉnh (Chương 3).</w:t>
-      </w:r>
-    </w:p>
-    <w:p>
-      <w:pPr>
-        <w:pStyle w:val="Heading2"/>
-      </w:pPr>
-      <w:r>
-        <w:t>4.2. Các công việc sẽ làm trong tuần tới (12/10 – 18/10/2026)</w:t>
-      </w:r>
-    </w:p>
-    <w:p>
-      <w:pPr>
-        <w:pStyle w:val="ListBullet"/>
-      </w:pPr>
-      <w:r>
-        <w:t>Viết sketch hoàn chỉnh trên Arduino IDE cho ESP32 theo đúng lưu đồ (code sẽ bổ sung ở báo cáo hoàn chỉnh).</w:t>
-      </w:r>
-    </w:p>
-    <w:p>
-      <w:pPr>
-        <w:pStyle w:val="ListBullet"/>
-      </w:pPr>
-      <w:r>
-        <w:t>Kiểm thử từng khối trên bàn: đọc 4 kênh ADC, Serial Plotter, chiều lệnh cơ cấu, liên động công tắc hành trình.</w:t>
-      </w:r>
-    </w:p>
-    <w:p>
-      <w:pPr>
-        <w:pStyle w:val="ListBullet"/>
-      </w:pPr>
-      <w:r>
-        <w:t>Hiệu chỉnh δ, K_a, T_mẫu bằng dữ liệu log thu được từ mô hình ở quyển chế tạo.</w:t>
-      </w:r>
-    </w:p>
-    <w:p>
-      <w:pPr>
-        <w:pStyle w:val="ListBullet"/>
-      </w:pPr>
-      <w:r>
-        <w:t>Chạy thử bán tự động ngoài trời và đối chiếu góc đặt với đường tham chiếu thiên văn R*.</w:t>
-      </w:r>
-    </w:p>
-    <w:p>
-      <w:pPr>
-        <w:pStyle w:val="Heading1"/>
-      </w:pPr>
-      <w:r>
-        <w:t>TÀI LIỆU THAM KHẢO</w:t>
-      </w:r>
-    </w:p>
-    <w:p>
-      <w:pPr/>
-      <w:r>
-        <w:t>[1] J. A. Duffie and W. A. Beckman, Solar Engineering of Thermal Processes, 4th ed., John Wiley &amp; Sons, 2013.</w:t>
-      </w:r>
-    </w:p>
-    <w:p>
-      <w:pPr/>
-      <w:r>
-        <w:t>[2] I. Reda and A. Andreas, “Solar position algorithm for solar radiation applications,” Solar Energy, vol. 76, no. 5, pp. 577–589, 2004.</w:t>
-      </w:r>
-    </w:p>
-    <w:p>
-      <w:pPr/>
-      <w:r>
-        <w:t>[3] I. Reda and A. Andreas, “Solar Position Algorithm for Solar Radiation Applications,” NREL/TP-560-34302, 2008. https://docs.nrel.gov/docs/fy08osti/34302.pdf</w:t>
-      </w:r>
-    </w:p>
-    <w:p>
-      <w:pPr/>
-      <w:r>
-        <w:t>[4] H. Mousazadeh et al., “A review of principle and sun-tracking methods for maximizing solar systems output,” Renewable and Sustainable Energy Reviews, vol. 13, no. 8, pp. 1800–1818, 2009.</w:t>
-      </w:r>
-    </w:p>
-    <w:p>
-      <w:pPr/>
-      <w:r>
-        <w:t>[5] A. Awasthi et al., “Review on sun tracking technology in solar PV system,” Energy Reports, vol. 6, pp. 392–405, 2020.</w:t>
-      </w:r>
-    </w:p>
-    <w:p>
-      <w:pPr/>
-      <w:r>
-        <w:t>[6] R. F. Fuentes-Morales et al., “Control algorithms applied to active solar tracking systems: A review,” Solar Energy, vol. 212, pp. 203–219, 2020. https://doi.org/10.1016/j.solener.2020.10.071</w:t>
-      </w:r>
-    </w:p>
-    <w:p>
-      <w:pPr/>
-      <w:r>
-        <w:t>[7] A. R. Amelia et al., “Technologies of solar tracking systems: A review,” IOP Conference Series: Materials Science and Engineering, vol. 767, 012052, 2020.</w:t>
-      </w:r>
-    </w:p>
-    <w:p>
-      <w:pPr/>
-      <w:r>
-        <w:t>[8] Espressif Systems, ESP32 Series Datasheet. https://www.espressif.com/sites/default/files/documentation/esp32_datasheet_en.pdf</w:t>
-      </w:r>
-    </w:p>
-    <w:p>
-      <w:pPr/>
-      <w:r>
-        <w:t>[9] Arduino, Arduino Mega 2560 Rev3 — Technical Specifications. https://docs.arduino.cc/hardware/mega-2560/</w:t>
-      </w:r>
-    </w:p>
-    <w:p>
-      <w:pPr/>
-      <w:r>
-        <w:t>[10] ROHM Semiconductor, BH1750FVI Digital 16-bit Serial Output Type Ambient Light Sensor IC, Datasheet.</w:t>
-      </w:r>
-    </w:p>
-    <w:p>
-      <w:pPr/>
-      <w:r>
-        <w:t>[11] Analog Devices, DS3231 Extremely Accurate I²C-Integrated RTC/TCXO/Crystal, Datasheet. https://www.analog.com/media/en/technical-documentation/data-sheets/DS3231.pdf</w:t>
-      </w:r>
-    </w:p>
-    <w:p>
-      <w:pPr/>
-      <w:r>
-        <w:t>[12] W. F. Holmgren, C. W. Hansen, and M. A. Mikofski, “pvlib python: a python package for modeling solar energy systems,” Journal of Open Source Software, vol. 3, no. 29, p. 884, 2018.</w:t>
-      </w:r>
     </w:p>
     <w:sectPr>
       <w:footerReference w:type="default" r:id="rId9"/>

--- a/Bao_cao_1_truc_Lap_trinh.docx
+++ b/Bao_cao_1_truc_Lap_trinh.docx
@@ -7,7 +7,7 @@
         <w:pStyle w:val="Heading1"/>
       </w:pPr>
       <w:r>
-        <w:t>CHƯƠNG 1. MÔI TRƯỜNG LẬP TRÌNH ARDUINO IDE VÀ CÁCH NẠP CHO ESP32</w:t>
+        <w:t>CHƯƠNG 1. TỔNG QUAN HỆ THỐNG VÀ CÔNG CỤ PHÁT TRIỂN</w:t>
       </w:r>
     </w:p>
     <w:p>
@@ -15,13 +15,13 @@
         <w:pStyle w:val="Heading2"/>
       </w:pPr>
       <w:r>
-        <w:t>1.1. Arduino IDE là gì</w:t>
+        <w:t>1.1. Hệ thống được lập trình</w:t>
       </w:r>
     </w:p>
     <w:p>
       <w:pPr/>
       <w:r>
-        <w:t>Arduino IDE là môi trường phát triển tích hợp miễn phí của Arduino.cc: soạn thảo sketch (tệp .ino), biên dịch, nạp firmware và quan sát dữ liệu qua Serial Monitor/Serial Plotter. Ngôn ngữ lập trình là C/C++ kèm hệ thống hàm và thư viện quản lý sẵn. Giao diện gồm thanh công cụ Verify/Upload/Serial Monitor, cửa sổ soạn thảo, khung chọn Board và Port, cửa sổ console báo lỗi và dung lượng bộ nhớ.</w:t>
+        <w:t>Chương trình chạy trên ESP32 DevKit thực hiện luật điều khiển lai: đọc giờ thực từ DS1307 để tính góc thiên văn, đọc ma trận 4 LDR để tinh chỉnh khi nắng, đọc biến trở để biết góc nghiêng hiện tại của tấm pin, điều khiển động cơ qua opto và cầu H TIP41C, hiển thị giờ cùng trạng thái lên LCD I²C 1602 và ghi log ra Serial. Toàn bộ mạch điện và chân kết nối mô tả ở quyển chế tạo.</w:t>
       </w:r>
     </w:p>
     <w:p>
@@ -29,7 +29,13 @@
         <w:pStyle w:val="Heading2"/>
       </w:pPr>
       <w:r>
-        <w:t>1.2. Vì sao không thể lập trình ESP32 trực tiếp trên Arduino IDE vừa cài</w:t>
+        <w:t>1.2. Phần mềm Arduino IDE và cách nạp chương trình cho ESP32</w:t>
+      </w:r>
+    </w:p>
+    <w:p>
+      <w:pPr/>
+      <w:r>
+        <w:t>Arduino IDE là môi trường phát triển miễn phí dùng để soạn sketch, biên dịch, nạp firmware và xem dữ liệu qua Serial Monitor. Bản phân phối chuẩn chỉ kèm lõi AVR/SAM và trình biên dịch avr-gcc, trong khi ESP32 dùng nhân Xtensa LX6 với toolchain riêng, nên IDE vừa cài chưa nạp được ESP32: phải cài thêm lõi esp32 của Espressif qua Boards Manager.</w:t>
       </w:r>
     </w:p>
     <w:p>
@@ -37,7 +43,7 @@
         <w:pStyle w:val="ListBullet"/>
       </w:pPr>
       <w:r>
-        <w:t>Arduino IDE phân phối sẵn chỉ kèm các lõi (core) phần cứng AVR (ATmega328, ATmega2560) và SAM; trình biên dịch đi kèm cũng chỉ là avr-gcc/arm-gcc cho các lõi đó.</w:t>
+        <w:t>Bước 1. Cài Arduino IDE và driver USB-UART (CP210x hoặc CH340) nếu máy chưa nhận cổng.</w:t>
       </w:r>
     </w:p>
     <w:p>
@@ -45,7 +51,7 @@
         <w:pStyle w:val="ListBullet"/>
       </w:pPr>
       <w:r>
-        <w:t>ESP32 dùng nhân Xtensa LX6 32 bit hoàn toàn khác kiến trúc AVR 8 bit: tập lệnh khác, bản đồ bộ nhớ khác, trình biên dịch phải là xtensa-esp32-elf-gcc, lại cần SDK thành phần (driver ADC, LEDC, WiFi, bootloader nạp qua UART ở chế độ ROM).</w:t>
+        <w:t>Bước 2. File → Preferences → Additional Boards Manager URLs: thêm https://espressif.github.io/arduino-esp32/package_esp32_index.json</w:t>
       </w:r>
     </w:p>
     <w:p>
@@ -53,7 +59,7 @@
         <w:pStyle w:val="ListBullet"/>
       </w:pPr>
       <w:r>
-        <w:t>Vì vậy nếu chọn board ESP32 khi chưa cài lõi, IDE sẽ báo lỗi không nhận diện board/không tìm thấy công cụ biên dịch; các hàm đặc thù như analogSetPinAttenuation hay ledcWrite cũng không tồn tại trong lõi AVR.</w:t>
+        <w:t>Bước 3. Tools → Board → Boards Manager → tìm esp32 của Espressif Systems → Install.</w:t>
       </w:r>
     </w:p>
     <w:p>
@@ -61,7 +67,23 @@
         <w:pStyle w:val="ListBullet"/>
       </w:pPr>
       <w:r>
-        <w:t>Giải pháp là cài thêm lõi esp32 của Espressif vào chính Arduino IDE qua Boards Manager: IDE tải về trình biên dịch Xtensa và SDK, sau đó sketch viết bằng ngữ pháp Arduino quen thuộc sẽ được biên dịch cho ESP32 mà không đổi thói quen lập trình.</w:t>
+        <w:t>Bước 4. Tools → Board → esp32 → ESP32 Dev Module; chọn đúng cổng COM; giữ tốc độ nạp 921600.</w:t>
+      </w:r>
+    </w:p>
+    <w:p>
+      <w:pPr>
+        <w:pStyle w:val="ListBullet"/>
+      </w:pPr>
+      <w:r>
+        <w:t>Bước 5. Serial Monitor đặt 115200 baud; nếu IDE dừng ở Connecting thì giữ nút BOOT vài giây.</w:t>
+      </w:r>
+    </w:p>
+    <w:p>
+      <w:pPr>
+        <w:pStyle w:val="ListBullet"/>
+      </w:pPr>
+      <w:r>
+        <w:t>Bước 6. Nạp sketch Blink thử để xác nhận chuỗi biên dịch – nạp trước khi nạp chương trình chính.</w:t>
       </w:r>
     </w:p>
     <w:p>
@@ -69,85 +91,7 @@
         <w:pStyle w:val="Heading2"/>
       </w:pPr>
       <w:r>
-        <w:t>1.3. Hướng dẫn cài bo ESP32 vào Arduino IDE</w:t>
-      </w:r>
-    </w:p>
-    <w:p>
-      <w:pPr>
-        <w:pStyle w:val="ListBullet"/>
-      </w:pPr>
-      <w:r>
-        <w:t>Bước 1. Cài Arduino IDE 1.8.x hoặc 2.x; cài driver USB-UART (CP210x/CH340) nếu máy chưa nhận cổng.</w:t>
-      </w:r>
-    </w:p>
-    <w:p>
-      <w:pPr>
-        <w:pStyle w:val="ListBullet"/>
-      </w:pPr>
-      <w:r>
-        <w:t>Bước 2. File → Preferences → Additional Boards Manager URLs: thêm https://espressif.github.io/arduino-esp32/package_esp32_index.json (có thể ngăn cách nhiều URL bằng dấu phẩy).</w:t>
-      </w:r>
-    </w:p>
-    <w:p>
-      <w:pPr>
-        <w:pStyle w:val="ListBullet"/>
-      </w:pPr>
-      <w:r>
-        <w:t>Bước 3. Tools → Board → Boards Manager → tìm “esp32” của Espressif Systems → Install (IDE tự tải toolchain Xtensa).</w:t>
-      </w:r>
-    </w:p>
-    <w:p>
-      <w:pPr>
-        <w:pStyle w:val="ListBullet"/>
-      </w:pPr>
-      <w:r>
-        <w:t>Bước 4. Tools → Board → esp32 → “ESP32 Dev Module”; Tools → Port chọn đúng cổng COM; giữ nguyên Flash Frequency 80 MHz, Upload Speed 921600 mặc định.</w:t>
-      </w:r>
-    </w:p>
-    <w:p>
-      <w:pPr>
-        <w:pStyle w:val="ListBullet"/>
-      </w:pPr>
-      <w:r>
-        <w:t>Bước 5. Mở Serial Monitor đặt 115200 baud; khi nạp nếu IDE dừng ở “Connecting...” thì giữ nút BOOT trên mạch vài giây.</w:t>
-      </w:r>
-    </w:p>
-    <w:p>
-      <w:pPr>
-        <w:pStyle w:val="ListBullet"/>
-      </w:pPr>
-      <w:r>
-        <w:t>Bước 6. Nạp sketch Blink mẫu để xác nhận chuỗi biên dịch – nạp hoạt động trước khi viết chương trình ma trận LDR.</w:t>
-      </w:r>
-    </w:p>
-    <w:p>
-      <w:pPr>
-        <w:pStyle w:val="Heading2"/>
-      </w:pPr>
-      <w:r>
-        <w:t>1.4. Cấu trúc sketch và thư viện dùng trong đề tài</w:t>
-      </w:r>
-    </w:p>
-    <w:p>
-      <w:pPr/>
-      <w:r>
-        <w:t>Sketch gồm phần khai báo toàn cục (hằng số chân, ngưỡng, bảng hệ số hiệu chuẩn), hàm setup() chạy một lần (cấu hình ADC, relay, I²C, Serial) và hàm loop() lặp vô hạn thực hiện chu kỳ đọc ma trận – suy góc – phát lệnh – ghi log. Thư viện dùng: Wire.h (I²C cho ADS1115 và DS3231), các hàm ADC/LEDC nội tại của lõi esp32; không cần thư viện Servo vì chấp hành là motor gạt nước đóng cắt bằng relay.</w:t>
-      </w:r>
-    </w:p>
-    <w:p>
-      <w:pPr>
-        <w:pStyle w:val="Heading1"/>
-      </w:pPr>
-      <w:r>
-        <w:t>CHƯƠNG 2. CÁC NHÓM LỆNH CƠ BẢN DÙNG TRONG CHƯƠNG TRÌNH</w:t>
-      </w:r>
-    </w:p>
-    <w:p>
-      <w:pPr>
-        <w:pStyle w:val="Heading2"/>
-      </w:pPr>
-      <w:r>
-        <w:t>2.1. Nhóm cấu trúc và điều khiển luồng</w:t>
+        <w:t>1.3. Mô đun lập trình ESP32 DevKit và các chân sử dụng</w:t>
       </w:r>
     </w:p>
     <w:p>
@@ -156,7 +100,375 @@
         <w:spacing w:after="80"/>
       </w:pPr>
       <w:r>
-        <w:t>Bảng 1. Nhóm lệnh cấu trúc và điều khiển luồng</w:t>
+        <w:t>Bảng 1. Các chân ESP32 DevKit dùng trong chương trình một trục</w:t>
+      </w:r>
+    </w:p>
+    <w:tbl>
+      <w:tblPr>
+        <w:tblStyle w:val="TableGrid"/>
+        <w:tblW w:type="auto" w:w="0"/>
+        <w:jc w:val="center"/>
+        <w:tblLook w:firstColumn="1" w:firstRow="1" w:lastColumn="0" w:lastRow="0" w:noHBand="0" w:noVBand="1" w:val="04A0"/>
+      </w:tblPr>
+      <w:tblGrid>
+        <w:gridCol w:w="3010"/>
+        <w:gridCol w:w="3010"/>
+        <w:gridCol w:w="3010"/>
+      </w:tblGrid>
+      <w:tr>
+        <w:tc>
+          <w:tcPr>
+            <w:tcW w:type="dxa" w:w="3010"/>
+          </w:tcPr>
+          <w:p>
+            <w:pPr>
+              <w:spacing w:after="40"/>
+              <w:ind w:firstLine="0"/>
+            </w:pPr>
+            <w:r>
+              <w:rPr>
+                <w:b/>
+                <w:sz w:val="22"/>
+              </w:rPr>
+              <w:t>Nhóm chân</w:t>
+            </w:r>
+          </w:p>
+        </w:tc>
+        <w:tc>
+          <w:tcPr>
+            <w:tcW w:type="dxa" w:w="3010"/>
+          </w:tcPr>
+          <w:p>
+            <w:pPr>
+              <w:spacing w:after="40"/>
+              <w:ind w:firstLine="0"/>
+            </w:pPr>
+            <w:r>
+              <w:rPr>
+                <w:b/>
+                <w:sz w:val="22"/>
+              </w:rPr>
+              <w:t>Chân dùng</w:t>
+            </w:r>
+          </w:p>
+        </w:tc>
+        <w:tc>
+          <w:tcPr>
+            <w:tcW w:type="dxa" w:w="3010"/>
+          </w:tcPr>
+          <w:p>
+            <w:pPr>
+              <w:spacing w:after="40"/>
+              <w:ind w:firstLine="0"/>
+            </w:pPr>
+            <w:r>
+              <w:rPr>
+                <w:b/>
+                <w:sz w:val="22"/>
+              </w:rPr>
+              <w:t>Nhiệm vụ trong chương trình</w:t>
+            </w:r>
+          </w:p>
+        </w:tc>
+      </w:tr>
+      <w:tr>
+        <w:tc>
+          <w:tcPr>
+            <w:tcW w:type="dxa" w:w="3010"/>
+          </w:tcPr>
+          <w:p>
+            <w:pPr>
+              <w:spacing w:after="40"/>
+              <w:ind w:firstLine="0"/>
+            </w:pPr>
+            <w:r>
+              <w:rPr>
+                <w:sz w:val="22"/>
+              </w:rPr>
+              <w:t>ADC2</w:t>
+            </w:r>
+          </w:p>
+        </w:tc>
+        <w:tc>
+          <w:tcPr>
+            <w:tcW w:type="dxa" w:w="3010"/>
+          </w:tcPr>
+          <w:p>
+            <w:pPr>
+              <w:spacing w:after="40"/>
+              <w:ind w:firstLine="0"/>
+            </w:pPr>
+            <w:r>
+              <w:rPr>
+                <w:sz w:val="22"/>
+              </w:rPr>
+              <w:t>GPIO25, 26, 27, 14</w:t>
+            </w:r>
+          </w:p>
+        </w:tc>
+        <w:tc>
+          <w:tcPr>
+            <w:tcW w:type="dxa" w:w="3010"/>
+          </w:tcPr>
+          <w:p>
+            <w:pPr>
+              <w:spacing w:after="40"/>
+              <w:ind w:firstLine="0"/>
+            </w:pPr>
+            <w:r>
+              <w:rPr>
+                <w:sz w:val="22"/>
+              </w:rPr>
+              <w:t>Đọc bốn kênh LDR của ma trận.</w:t>
+            </w:r>
+          </w:p>
+        </w:tc>
+      </w:tr>
+      <w:tr>
+        <w:tc>
+          <w:tcPr>
+            <w:tcW w:type="dxa" w:w="3010"/>
+          </w:tcPr>
+          <w:p>
+            <w:pPr>
+              <w:spacing w:after="40"/>
+              <w:ind w:firstLine="0"/>
+            </w:pPr>
+            <w:r>
+              <w:rPr>
+                <w:sz w:val="22"/>
+              </w:rPr>
+              <w:t>ADC1</w:t>
+            </w:r>
+          </w:p>
+        </w:tc>
+        <w:tc>
+          <w:tcPr>
+            <w:tcW w:type="dxa" w:w="3010"/>
+          </w:tcPr>
+          <w:p>
+            <w:pPr>
+              <w:spacing w:after="40"/>
+              <w:ind w:firstLine="0"/>
+            </w:pPr>
+            <w:r>
+              <w:rPr>
+                <w:sz w:val="22"/>
+              </w:rPr>
+              <w:t>GPIO36, 39</w:t>
+            </w:r>
+          </w:p>
+        </w:tc>
+        <w:tc>
+          <w:tcPr>
+            <w:tcW w:type="dxa" w:w="3010"/>
+          </w:tcPr>
+          <w:p>
+            <w:pPr>
+              <w:spacing w:after="40"/>
+              <w:ind w:firstLine="0"/>
+            </w:pPr>
+            <w:r>
+              <w:rPr>
+                <w:sz w:val="22"/>
+              </w:rPr>
+              <w:t>Biến trở hồi tiếp góc và điện áp tấm pin.</w:t>
+            </w:r>
+          </w:p>
+        </w:tc>
+      </w:tr>
+      <w:tr>
+        <w:tc>
+          <w:tcPr>
+            <w:tcW w:type="dxa" w:w="3010"/>
+          </w:tcPr>
+          <w:p>
+            <w:pPr>
+              <w:spacing w:after="40"/>
+              <w:ind w:firstLine="0"/>
+            </w:pPr>
+            <w:r>
+              <w:rPr>
+                <w:sz w:val="22"/>
+              </w:rPr>
+              <w:t>Ngõ vào số</w:t>
+            </w:r>
+          </w:p>
+        </w:tc>
+        <w:tc>
+          <w:tcPr>
+            <w:tcW w:type="dxa" w:w="3010"/>
+          </w:tcPr>
+          <w:p>
+            <w:pPr>
+              <w:spacing w:after="40"/>
+              <w:ind w:firstLine="0"/>
+            </w:pPr>
+            <w:r>
+              <w:rPr>
+                <w:sz w:val="22"/>
+              </w:rPr>
+              <w:t>GPIO34, 35</w:t>
+            </w:r>
+          </w:p>
+        </w:tc>
+        <w:tc>
+          <w:tcPr>
+            <w:tcW w:type="dxa" w:w="3010"/>
+          </w:tcPr>
+          <w:p>
+            <w:pPr>
+              <w:spacing w:after="40"/>
+              <w:ind w:firstLine="0"/>
+            </w:pPr>
+            <w:r>
+              <w:rPr>
+                <w:sz w:val="22"/>
+              </w:rPr>
+              <w:t>qt1, qt2 công tắc hành trình.</w:t>
+            </w:r>
+          </w:p>
+        </w:tc>
+      </w:tr>
+      <w:tr>
+        <w:tc>
+          <w:tcPr>
+            <w:tcW w:type="dxa" w:w="3010"/>
+          </w:tcPr>
+          <w:p>
+            <w:pPr>
+              <w:spacing w:after="40"/>
+              <w:ind w:firstLine="0"/>
+            </w:pPr>
+            <w:r>
+              <w:rPr>
+                <w:sz w:val="22"/>
+              </w:rPr>
+              <w:t>I²C</w:t>
+            </w:r>
+          </w:p>
+        </w:tc>
+        <w:tc>
+          <w:tcPr>
+            <w:tcW w:type="dxa" w:w="3010"/>
+          </w:tcPr>
+          <w:p>
+            <w:pPr>
+              <w:spacing w:after="40"/>
+              <w:ind w:firstLine="0"/>
+            </w:pPr>
+            <w:r>
+              <w:rPr>
+                <w:sz w:val="22"/>
+              </w:rPr>
+              <w:t>GPIO21 (sda), 22 (scl)</w:t>
+            </w:r>
+          </w:p>
+        </w:tc>
+        <w:tc>
+          <w:tcPr>
+            <w:tcW w:type="dxa" w:w="3010"/>
+          </w:tcPr>
+          <w:p>
+            <w:pPr>
+              <w:spacing w:after="40"/>
+              <w:ind w:firstLine="0"/>
+            </w:pPr>
+            <w:r>
+              <w:rPr>
+                <w:sz w:val="22"/>
+              </w:rPr>
+              <w:t>DS1307 và LCD I²C 1602.</w:t>
+            </w:r>
+          </w:p>
+        </w:tc>
+      </w:tr>
+      <w:tr>
+        <w:tc>
+          <w:tcPr>
+            <w:tcW w:type="dxa" w:w="3010"/>
+          </w:tcPr>
+          <w:p>
+            <w:pPr>
+              <w:spacing w:after="40"/>
+              <w:ind w:firstLine="0"/>
+            </w:pPr>
+            <w:r>
+              <w:rPr>
+                <w:sz w:val="22"/>
+              </w:rPr>
+              <w:t>Ngõ ra lệnh</w:t>
+            </w:r>
+          </w:p>
+        </w:tc>
+        <w:tc>
+          <w:tcPr>
+            <w:tcW w:type="dxa" w:w="3010"/>
+          </w:tcPr>
+          <w:p>
+            <w:pPr>
+              <w:spacing w:after="40"/>
+              <w:ind w:firstLine="0"/>
+            </w:pPr>
+            <w:r>
+              <w:rPr>
+                <w:sz w:val="22"/>
+              </w:rPr>
+              <w:t>GPIO19, 18</w:t>
+            </w:r>
+          </w:p>
+        </w:tc>
+        <w:tc>
+          <w:tcPr>
+            <w:tcW w:type="dxa" w:w="3010"/>
+          </w:tcPr>
+          <w:p>
+            <w:pPr>
+              <w:spacing w:after="40"/>
+              <w:ind w:firstLine="0"/>
+            </w:pPr>
+            <w:r>
+              <w:rPr>
+                <w:sz w:val="22"/>
+              </w:rPr>
+              <w:t>th_thuan, th_nguoc xuống opto PC817.</w:t>
+            </w:r>
+          </w:p>
+        </w:tc>
+      </w:tr>
+    </w:tbl>
+    <w:p>
+      <w:pPr/>
+    </w:p>
+    <w:p>
+      <w:pPr/>
+      <w:r>
+        <w:t>Hệ không bật WiFi khi vận hành nên nhóm ADC2 dùng an toàn cho bốn kênh LDR; hai kênh hồi tiếp quan trọng đặt trên ADC1. Mọi chân lệnh đều được đưa lên mức cao ngay trong setup() vì opto tác động ở mức thấp.</w:t>
+      </w:r>
+    </w:p>
+    <w:p>
+      <w:pPr>
+        <w:pStyle w:val="Heading1"/>
+      </w:pPr>
+      <w:r>
+        <w:t>CHƯƠNG 2. CÁC NHÓM LỆNH VÀ MÔ ĐUN LẬP TRÌNH SỬ DỤNG</w:t>
+      </w:r>
+    </w:p>
+    <w:p>
+      <w:pPr>
+        <w:pStyle w:val="Heading2"/>
+      </w:pPr>
+      <w:r>
+        <w:t>2.1. Nhóm cấu trúc chương trình</w:t>
+      </w:r>
+    </w:p>
+    <w:p>
+      <w:pPr>
+        <w:pStyle w:val="Caption"/>
+        <w:spacing w:after="80"/>
+      </w:pPr>
+      <w:r>
+        <w:t>Bảng 2. Nhóm lệnh cấu trúc và điều khiển luồng</w:t>
       </w:r>
     </w:p>
     <w:tbl>
@@ -222,7 +534,7 @@
                 <w:b/>
                 <w:sz w:val="22"/>
               </w:rPr>
-              <w:t>Ứng dụng trong đề tài</w:t>
+              <w:t>Ứng dụng</w:t>
             </w:r>
           </w:p>
         </w:tc>
@@ -258,7 +570,7 @@
               <w:rPr>
                 <w:sz w:val="22"/>
               </w:rPr>
-              <w:t>void setup() { } void loop() { }</w:t>
+              <w:t>void loop() { }</w:t>
             </w:r>
           </w:p>
         </w:tc>
@@ -275,7 +587,7 @@
               <w:rPr>
                 <w:sz w:val="22"/>
               </w:rPr>
-              <w:t>Khởi tạo một lần và vòng lặp đọc ma trận – suy góc – quay pin.</w:t>
+              <w:t>Khởi tạo một lần; vòng lặp luật lai.</w:t>
             </w:r>
           </w:p>
         </w:tc>
@@ -294,7 +606,7 @@
               <w:rPr>
                 <w:sz w:val="22"/>
               </w:rPr>
-              <w:t>if / else if / else</w:t>
+              <w:t>if / else</w:t>
             </w:r>
           </w:p>
         </w:tc>
@@ -311,7 +623,7 @@
               <w:rPr>
                 <w:sz w:val="22"/>
               </w:rPr>
-              <w:t>if (fabs(dQuay) &gt; DEAD) { ... }</w:t>
+              <w:t>if (S &gt; NGUONG_NANG) { }</w:t>
             </w:r>
           </w:p>
         </w:tc>
@@ -328,60 +640,7 @@
               <w:rPr>
                 <w:sz w:val="22"/>
               </w:rPr>
-              <w:t>Quyết định phát lệnh quay hay giữ vị trí.</w:t>
-            </w:r>
-          </w:p>
-        </w:tc>
-      </w:tr>
-      <w:tr>
-        <w:tc>
-          <w:tcPr>
-            <w:tcW w:type="dxa" w:w="3010"/>
-          </w:tcPr>
-          <w:p>
-            <w:pPr>
-              <w:spacing w:after="40"/>
-              <w:ind w:firstLine="0"/>
-            </w:pPr>
-            <w:r>
-              <w:rPr>
-                <w:sz w:val="22"/>
-              </w:rPr>
-              <w:t>switch – case</w:t>
-            </w:r>
-          </w:p>
-        </w:tc>
-        <w:tc>
-          <w:tcPr>
-            <w:tcW w:type="dxa" w:w="3010"/>
-          </w:tcPr>
-          <w:p>
-            <w:pPr>
-              <w:spacing w:after="40"/>
-              <w:ind w:firstLine="0"/>
-            </w:pPr>
-            <w:r>
-              <w:rPr>
-                <w:sz w:val="22"/>
-              </w:rPr>
-              <w:t>switch (trangThai) { case CHAY_DONG: ... }</w:t>
-            </w:r>
-          </w:p>
-        </w:tc>
-        <w:tc>
-          <w:tcPr>
-            <w:tcW w:type="dxa" w:w="3010"/>
-          </w:tcPr>
-          <w:p>
-            <w:pPr>
-              <w:spacing w:after="40"/>
-              <w:ind w:firstLine="0"/>
-            </w:pPr>
-            <w:r>
-              <w:rPr>
-                <w:sz w:val="22"/>
-              </w:rPr>
-              <w:t>Máy trạng thái motor: DỪNG – QUAY ĐÔNG – QUAY TÂY.</w:t>
+              <w:t>Chuyển chế độ nắng – mây – lệch thô.</w:t>
             </w:r>
           </w:p>
         </w:tc>
@@ -417,7 +676,7 @@
               <w:rPr>
                 <w:sz w:val="22"/>
               </w:rPr>
-              <w:t>for (int i = 0; i &lt; 64; i++) { ... }</w:t>
+              <w:t>for (int i = 0; i &lt; 32; i++)</w:t>
             </w:r>
           </w:p>
         </w:tc>
@@ -434,7 +693,7 @@
               <w:rPr>
                 <w:sz w:val="22"/>
               </w:rPr>
-              <w:t>Lấy 64 mẫu ADC mỗi kênh để lọc trung vị.</w:t>
+              <w:t>Lấy nhiều mẫu ADC rồi trung bình.</w:t>
             </w:r>
           </w:p>
         </w:tc>
@@ -470,7 +729,7 @@
               <w:rPr>
                 <w:sz w:val="22"/>
               </w:rPr>
-              <w:t>while (fabs(gocHienTai - gocDich) &gt; 0.5) { ... }</w:t>
+              <w:t>while (digitalRead(qt) == 0)</w:t>
             </w:r>
           </w:p>
         </w:tc>
@@ -487,7 +746,7 @@
               <w:rPr>
                 <w:sz w:val="22"/>
               </w:rPr>
-              <w:t>Vòng chờ motor tới góc đích, vẫn giám sát công tắc hành trình.</w:t>
+              <w:t>Chờ motor tới đích kèm giám sát hành trình.</w:t>
             </w:r>
           </w:p>
         </w:tc>
@@ -506,7 +765,7 @@
               <w:rPr>
                 <w:sz w:val="22"/>
               </w:rPr>
-              <w:t>break / continue / return</w:t>
+              <w:t>millis()</w:t>
             </w:r>
           </w:p>
         </w:tc>
@@ -523,7 +782,7 @@
               <w:rPr>
                 <w:sz w:val="22"/>
               </w:rPr>
-              <w:t>break;</w:t>
+              <w:t>if (millis() - tTruoc &gt;= 2000)</w:t>
             </w:r>
           </w:p>
         </w:tc>
@@ -540,7 +799,7 @@
               <w:rPr>
                 <w:sz w:val="22"/>
               </w:rPr>
-              <w:t>Thoát vòng lấy mẫu, bỏ mẫu lỗi, hàm trả về góc lệch.</w:t>
+              <w:t>Chu kỳ 2 s không chặn vòng lặp.</w:t>
             </w:r>
           </w:p>
         </w:tc>
@@ -554,7 +813,7 @@
         <w:pStyle w:val="Heading2"/>
       </w:pPr>
       <w:r>
-        <w:t>2.2. Nhóm vào/ra số và tương tự trên ESP32</w:t>
+        <w:t>2.2. Nhóm đọc ADC</w:t>
       </w:r>
     </w:p>
     <w:p>
@@ -563,7 +822,7 @@
         <w:spacing w:after="80"/>
       </w:pPr>
       <w:r>
-        <w:t>Bảng 2. Nhóm lệnh vào/ra dùng cho ma trận LDR và relay</w:t>
+        <w:t>Bảng 3. Nhóm lệnh đọc ADC</w:t>
       </w:r>
     </w:p>
     <w:tbl>
@@ -629,113 +888,7 @@
                 <w:b/>
                 <w:sz w:val="22"/>
               </w:rPr>
-              <w:t>Ứng dụng trong đề tài</w:t>
-            </w:r>
-          </w:p>
-        </w:tc>
-      </w:tr>
-      <w:tr>
-        <w:tc>
-          <w:tcPr>
-            <w:tcW w:type="dxa" w:w="3010"/>
-          </w:tcPr>
-          <w:p>
-            <w:pPr>
-              <w:spacing w:after="40"/>
-              <w:ind w:firstLine="0"/>
-            </w:pPr>
-            <w:r>
-              <w:rPr>
-                <w:sz w:val="22"/>
-              </w:rPr>
-              <w:t>pinMode</w:t>
-            </w:r>
-          </w:p>
-        </w:tc>
-        <w:tc>
-          <w:tcPr>
-            <w:tcW w:type="dxa" w:w="3010"/>
-          </w:tcPr>
-          <w:p>
-            <w:pPr>
-              <w:spacing w:after="40"/>
-              <w:ind w:firstLine="0"/>
-            </w:pPr>
-            <w:r>
-              <w:rPr>
-                <w:sz w:val="22"/>
-              </w:rPr>
-              <w:t>pinMode(MOT_A, OUTPUT);</w:t>
-            </w:r>
-          </w:p>
-        </w:tc>
-        <w:tc>
-          <w:tcPr>
-            <w:tcW w:type="dxa" w:w="3010"/>
-          </w:tcPr>
-          <w:p>
-            <w:pPr>
-              <w:spacing w:after="40"/>
-              <w:ind w:firstLine="0"/>
-            </w:pPr>
-            <w:r>
-              <w:rPr>
-                <w:sz w:val="22"/>
-              </w:rPr>
-              <w:t>Cấu hình chân relay, nút dừng, đèn báo.</w:t>
-            </w:r>
-          </w:p>
-        </w:tc>
-      </w:tr>
-      <w:tr>
-        <w:tc>
-          <w:tcPr>
-            <w:tcW w:type="dxa" w:w="3010"/>
-          </w:tcPr>
-          <w:p>
-            <w:pPr>
-              <w:spacing w:after="40"/>
-              <w:ind w:firstLine="0"/>
-            </w:pPr>
-            <w:r>
-              <w:rPr>
-                <w:sz w:val="22"/>
-              </w:rPr>
-              <w:t>digitalWrite / digitalRead</w:t>
-            </w:r>
-          </w:p>
-        </w:tc>
-        <w:tc>
-          <w:tcPr>
-            <w:tcW w:type="dxa" w:w="3010"/>
-          </w:tcPr>
-          <w:p>
-            <w:pPr>
-              <w:spacing w:after="40"/>
-              <w:ind w:firstLine="0"/>
-            </w:pPr>
-            <w:r>
-              <w:rPr>
-                <w:sz w:val="22"/>
-              </w:rPr>
-              <w:t>digitalWrite(MOT_A, HIGH);</w:t>
-            </w:r>
-          </w:p>
-        </w:tc>
-        <w:tc>
-          <w:tcPr>
-            <w:tcW w:type="dxa" w:w="3010"/>
-          </w:tcPr>
-          <w:p>
-            <w:pPr>
-              <w:spacing w:after="40"/>
-              <w:ind w:firstLine="0"/>
-            </w:pPr>
-            <w:r>
-              <w:rPr>
-                <w:sz w:val="22"/>
-              </w:rPr>
-              <w:t>Đóng cắt hai kênh relay đảo chiều motor; đọc công tắc hành trình.</w:t>
+              <w:t>Ứng dụng</w:t>
             </w:r>
           </w:p>
         </w:tc>
@@ -771,7 +924,7 @@
               <w:rPr>
                 <w:sz w:val="22"/>
               </w:rPr>
-              <w:t>analogRead(36);</w:t>
+              <w:t>analogRead(25);</w:t>
             </w:r>
           </w:p>
         </w:tc>
@@ -788,7 +941,7 @@
               <w:rPr>
                 <w:sz w:val="22"/>
               </w:rPr>
-              <w:t>Đọc kênh LDR và biến trở hồi tiếp (ADC1).</w:t>
+              <w:t>Đọc kênh LDR, biến trở, áp tấm pin.</w:t>
             </w:r>
           </w:p>
         </w:tc>
@@ -824,7 +977,7 @@
               <w:rPr>
                 <w:sz w:val="22"/>
               </w:rPr>
-              <w:t>analogSetPinAttenuation(36, ADC_11db);</w:t>
+              <w:t>analogSetPinAttenuation(25, ADC_11db);</w:t>
             </w:r>
           </w:p>
         </w:tc>
@@ -841,7 +994,7 @@
               <w:rPr>
                 <w:sz w:val="22"/>
               </w:rPr>
-              <w:t>Đặt suy hao 11 dB để dải đo phủ 0 – 2,45 V không bão hòa.</w:t>
+              <w:t>Mở dải đo tới khoảng 2,45 V.</w:t>
             </w:r>
           </w:p>
         </w:tc>
@@ -894,7 +1047,7 @@
               <w:rPr>
                 <w:sz w:val="22"/>
               </w:rPr>
-              <w:t>Đặt độ phân giải 12 bit (4096 mức).</w:t>
+              <w:t>4096 mức cho cả ADC1 và ADC2.</w:t>
             </w:r>
           </w:p>
         </w:tc>
@@ -908,7 +1061,7 @@
         <w:pStyle w:val="Heading2"/>
       </w:pPr>
       <w:r>
-        <w:t>2.3. Nhóm thời gian, toán học và truyền thông</w:t>
+        <w:t>2.3. Nhóm điều khiển động cơ</w:t>
       </w:r>
     </w:p>
     <w:p>
@@ -917,7 +1070,7 @@
         <w:spacing w:after="80"/>
       </w:pPr>
       <w:r>
-        <w:t>Bảng 3. Nhóm lệnh thời gian, toán học và truyền thông</w:t>
+        <w:t>Bảng 4. Nhóm lệnh điều khiển động cơ qua opto – cầu H</w:t>
       </w:r>
     </w:p>
     <w:tbl>
@@ -983,7 +1136,7 @@
                 <w:b/>
                 <w:sz w:val="22"/>
               </w:rPr>
-              <w:t>Ứng dụng trong đề tài</w:t>
+              <w:t>Ứng dụng</w:t>
             </w:r>
           </w:p>
         </w:tc>
@@ -1002,7 +1155,7 @@
               <w:rPr>
                 <w:sz w:val="22"/>
               </w:rPr>
-              <w:t>millis()</w:t>
+              <w:t>pinMode</w:t>
             </w:r>
           </w:p>
         </w:tc>
@@ -1019,7 +1172,7 @@
               <w:rPr>
                 <w:sz w:val="22"/>
               </w:rPr>
-              <w:t>if (millis() - tPrev &gt;= T_MAU)</w:t>
+              <w:t>pinMode(TH_THUAN, OUTPUT);</w:t>
             </w:r>
           </w:p>
         </w:tc>
@@ -1036,7 +1189,7 @@
               <w:rPr>
                 <w:sz w:val="22"/>
               </w:rPr>
-              <w:t>Định chu kỳ đọc ma trận không chặn vòng lặp.</w:t>
+              <w:t>Cấu hình chân lệnh và chân hành trình.</w:t>
             </w:r>
           </w:p>
         </w:tc>
@@ -1055,7 +1208,7 @@
               <w:rPr>
                 <w:sz w:val="22"/>
               </w:rPr>
-              <w:t>atan / tan</w:t>
+              <w:t>digitalWrite</w:t>
             </w:r>
           </w:p>
         </w:tc>
@@ -1072,7 +1225,7 @@
               <w:rPr>
                 <w:sz w:val="22"/>
               </w:rPr>
-              <w:t>atan(e / tan(BETA_S));</w:t>
+              <w:t>digitalWrite(TH_THUAN, LOW);</w:t>
             </w:r>
           </w:p>
         </w:tc>
@@ -1089,7 +1242,7 @@
               <w:rPr>
                 <w:sz w:val="22"/>
               </w:rPr>
-              <w:t>Công thức lõi suy góc cần quay từ sai lệch chuẩn hóa.</w:t>
+              <w:t>Mức thấp mở opto, cầu H chạy chiều thuận.</w:t>
             </w:r>
           </w:p>
         </w:tc>
@@ -1108,7 +1261,7 @@
               <w:rPr>
                 <w:sz w:val="22"/>
               </w:rPr>
-              <w:t>constrain / fabs</w:t>
+              <w:t>digitalRead</w:t>
             </w:r>
           </w:p>
         </w:tc>
@@ -1125,7 +1278,7 @@
               <w:rPr>
                 <w:sz w:val="22"/>
               </w:rPr>
-              <w:t>constrain(th, TH_MIN, TH_MAX);</w:t>
+              <w:t>digitalRead(QT1);</w:t>
             </w:r>
           </w:p>
         </w:tc>
@@ -1142,7 +1295,96 @@
               <w:rPr>
                 <w:sz w:val="22"/>
               </w:rPr>
-              <w:t>Hàm sat() giới hạn góc đích trong hành trình.</w:t>
+              <w:t>Đọc hành trình: 1 là chạm, phải chặn chiều đó.</w:t>
+            </w:r>
+          </w:p>
+        </w:tc>
+      </w:tr>
+    </w:tbl>
+    <w:p>
+      <w:pPr/>
+    </w:p>
+    <w:p>
+      <w:pPr>
+        <w:pStyle w:val="Heading2"/>
+      </w:pPr>
+      <w:r>
+        <w:t>2.4. Nhóm thời gian thực DS1307</w:t>
+      </w:r>
+    </w:p>
+    <w:p>
+      <w:pPr>
+        <w:pStyle w:val="Caption"/>
+        <w:spacing w:after="80"/>
+      </w:pPr>
+      <w:r>
+        <w:t>Bảng 5. Nhóm lệnh đọc giờ thực DS1307</w:t>
+      </w:r>
+    </w:p>
+    <w:tbl>
+      <w:tblPr>
+        <w:tblStyle w:val="TableGrid"/>
+        <w:tblW w:type="auto" w:w="0"/>
+        <w:jc w:val="center"/>
+        <w:tblLook w:firstColumn="1" w:firstRow="1" w:lastColumn="0" w:lastRow="0" w:noHBand="0" w:noVBand="1" w:val="04A0"/>
+      </w:tblPr>
+      <w:tblGrid>
+        <w:gridCol w:w="3010"/>
+        <w:gridCol w:w="3010"/>
+        <w:gridCol w:w="3010"/>
+      </w:tblGrid>
+      <w:tr>
+        <w:tc>
+          <w:tcPr>
+            <w:tcW w:type="dxa" w:w="3010"/>
+          </w:tcPr>
+          <w:p>
+            <w:pPr>
+              <w:spacing w:after="40"/>
+              <w:ind w:firstLine="0"/>
+            </w:pPr>
+            <w:r>
+              <w:rPr>
+                <w:b/>
+                <w:sz w:val="22"/>
+              </w:rPr>
+              <w:t>Lệnh</w:t>
+            </w:r>
+          </w:p>
+        </w:tc>
+        <w:tc>
+          <w:tcPr>
+            <w:tcW w:type="dxa" w:w="3010"/>
+          </w:tcPr>
+          <w:p>
+            <w:pPr>
+              <w:spacing w:after="40"/>
+              <w:ind w:firstLine="0"/>
+            </w:pPr>
+            <w:r>
+              <w:rPr>
+                <w:b/>
+                <w:sz w:val="22"/>
+              </w:rPr>
+              <w:t>Cú pháp đại diện</w:t>
+            </w:r>
+          </w:p>
+        </w:tc>
+        <w:tc>
+          <w:tcPr>
+            <w:tcW w:type="dxa" w:w="3010"/>
+          </w:tcPr>
+          <w:p>
+            <w:pPr>
+              <w:spacing w:after="40"/>
+              <w:ind w:firstLine="0"/>
+            </w:pPr>
+            <w:r>
+              <w:rPr>
+                <w:b/>
+                <w:sz w:val="22"/>
+              </w:rPr>
+              <w:t>Ứng dụng</w:t>
             </w:r>
           </w:p>
         </w:tc>
@@ -1161,7 +1403,7 @@
               <w:rPr>
                 <w:sz w:val="22"/>
               </w:rPr>
-              <w:t>sort (mảng mẫu)</w:t>
+              <w:t>Wire.begin()</w:t>
             </w:r>
           </w:p>
         </w:tc>
@@ -1178,7 +1420,7 @@
               <w:rPr>
                 <w:sz w:val="22"/>
               </w:rPr>
-              <w:t>sort(mau, mau + 64);</w:t>
+              <w:t>Wire.begin();</w:t>
             </w:r>
           </w:p>
         </w:tc>
@@ -1195,60 +1437,7 @@
               <w:rPr>
                 <w:sz w:val="22"/>
               </w:rPr>
-              <w:t>Lấy trung vị 64 mẫu loại đột biến.</w:t>
-            </w:r>
-          </w:p>
-        </w:tc>
-      </w:tr>
-      <w:tr>
-        <w:tc>
-          <w:tcPr>
-            <w:tcW w:type="dxa" w:w="3010"/>
-          </w:tcPr>
-          <w:p>
-            <w:pPr>
-              <w:spacing w:after="40"/>
-              <w:ind w:firstLine="0"/>
-            </w:pPr>
-            <w:r>
-              <w:rPr>
-                <w:sz w:val="22"/>
-              </w:rPr>
-              <w:t>Serial.begin / printf</w:t>
-            </w:r>
-          </w:p>
-        </w:tc>
-        <w:tc>
-          <w:tcPr>
-            <w:tcW w:type="dxa" w:w="3010"/>
-          </w:tcPr>
-          <w:p>
-            <w:pPr>
-              <w:spacing w:after="40"/>
-              <w:ind w:firstLine="0"/>
-            </w:pPr>
-            <w:r>
-              <w:rPr>
-                <w:sz w:val="22"/>
-              </w:rPr>
-              <w:t>Serial.printf(...)</w:t>
-            </w:r>
-          </w:p>
-        </w:tc>
-        <w:tc>
-          <w:tcPr>
-            <w:tcW w:type="dxa" w:w="3010"/>
-          </w:tcPr>
-          <w:p>
-            <w:pPr>
-              <w:spacing w:after="40"/>
-              <w:ind w:firstLine="0"/>
-            </w:pPr>
-            <w:r>
-              <w:rPr>
-                <w:sz w:val="22"/>
-              </w:rPr>
-              <w:t>In bảng 4 kênh, e, Δ, góc đích để ghi log và gỡ lỗi.</w:t>
+              <w:t>Khởi động master I²C.</w:t>
             </w:r>
           </w:p>
         </w:tc>
@@ -1284,7 +1473,7 @@
               <w:rPr>
                 <w:sz w:val="22"/>
               </w:rPr>
-              <w:t>Wire.requestFrom(0x48, 2);</w:t>
+              <w:t>Wire.requestFrom(0x68, 7);</w:t>
             </w:r>
           </w:p>
         </w:tc>
@@ -1301,7 +1490,308 @@
               <w:rPr>
                 <w:sz w:val="22"/>
               </w:rPr>
-              <w:t>Đọc thanh ghi chuyển đổi của ADS1115.</w:t>
+              <w:t>Đọc 7 thanh ghi giờ của DS1307.</w:t>
+            </w:r>
+          </w:p>
+        </w:tc>
+      </w:tr>
+      <w:tr>
+        <w:tc>
+          <w:tcPr>
+            <w:tcW w:type="dxa" w:w="3010"/>
+          </w:tcPr>
+          <w:p>
+            <w:pPr>
+              <w:spacing w:after="40"/>
+              <w:ind w:firstLine="0"/>
+            </w:pPr>
+            <w:r>
+              <w:rPr>
+                <w:sz w:val="22"/>
+              </w:rPr>
+              <w:t>Giải mã BCD</w:t>
+            </w:r>
+          </w:p>
+        </w:tc>
+        <w:tc>
+          <w:tcPr>
+            <w:tcW w:type="dxa" w:w="3010"/>
+          </w:tcPr>
+          <w:p>
+            <w:pPr>
+              <w:spacing w:after="40"/>
+              <w:ind w:firstLine="0"/>
+            </w:pPr>
+            <w:r>
+              <w:rPr>
+                <w:sz w:val="22"/>
+              </w:rPr>
+              <w:t>(b &amp; 0x0F) + 10 * (b &gt;&gt; 4)</w:t>
+            </w:r>
+          </w:p>
+        </w:tc>
+        <w:tc>
+          <w:tcPr>
+            <w:tcW w:type="dxa" w:w="3010"/>
+          </w:tcPr>
+          <w:p>
+            <w:pPr>
+              <w:spacing w:after="40"/>
+              <w:ind w:firstLine="0"/>
+            </w:pPr>
+            <w:r>
+              <w:rPr>
+                <w:sz w:val="22"/>
+              </w:rPr>
+              <w:t>Đổi nibble BCD sang số thập phân.</w:t>
+            </w:r>
+          </w:p>
+        </w:tc>
+      </w:tr>
+    </w:tbl>
+    <w:p>
+      <w:pPr/>
+    </w:p>
+    <w:p>
+      <w:pPr>
+        <w:pStyle w:val="Heading2"/>
+      </w:pPr>
+      <w:r>
+        <w:t>2.5. Nhóm hiển thị LCD I²C 1602</w:t>
+      </w:r>
+    </w:p>
+    <w:p>
+      <w:pPr>
+        <w:pStyle w:val="Caption"/>
+        <w:spacing w:after="80"/>
+      </w:pPr>
+      <w:r>
+        <w:t>Bảng 6. Nhóm lệnh hiển thị LCD I²C</w:t>
+      </w:r>
+    </w:p>
+    <w:tbl>
+      <w:tblPr>
+        <w:tblStyle w:val="TableGrid"/>
+        <w:tblW w:type="auto" w:w="0"/>
+        <w:jc w:val="center"/>
+        <w:tblLook w:firstColumn="1" w:firstRow="1" w:lastColumn="0" w:lastRow="0" w:noHBand="0" w:noVBand="1" w:val="04A0"/>
+      </w:tblPr>
+      <w:tblGrid>
+        <w:gridCol w:w="3010"/>
+        <w:gridCol w:w="3010"/>
+        <w:gridCol w:w="3010"/>
+      </w:tblGrid>
+      <w:tr>
+        <w:tc>
+          <w:tcPr>
+            <w:tcW w:type="dxa" w:w="3010"/>
+          </w:tcPr>
+          <w:p>
+            <w:pPr>
+              <w:spacing w:after="40"/>
+              <w:ind w:firstLine="0"/>
+            </w:pPr>
+            <w:r>
+              <w:rPr>
+                <w:b/>
+                <w:sz w:val="22"/>
+              </w:rPr>
+              <w:t>Lệnh</w:t>
+            </w:r>
+          </w:p>
+        </w:tc>
+        <w:tc>
+          <w:tcPr>
+            <w:tcW w:type="dxa" w:w="3010"/>
+          </w:tcPr>
+          <w:p>
+            <w:pPr>
+              <w:spacing w:after="40"/>
+              <w:ind w:firstLine="0"/>
+            </w:pPr>
+            <w:r>
+              <w:rPr>
+                <w:b/>
+                <w:sz w:val="22"/>
+              </w:rPr>
+              <w:t>Cú pháp đại diện</w:t>
+            </w:r>
+          </w:p>
+        </w:tc>
+        <w:tc>
+          <w:tcPr>
+            <w:tcW w:type="dxa" w:w="3010"/>
+          </w:tcPr>
+          <w:p>
+            <w:pPr>
+              <w:spacing w:after="40"/>
+              <w:ind w:firstLine="0"/>
+            </w:pPr>
+            <w:r>
+              <w:rPr>
+                <w:b/>
+                <w:sz w:val="22"/>
+              </w:rPr>
+              <w:t>Ứng dụng</w:t>
+            </w:r>
+          </w:p>
+        </w:tc>
+      </w:tr>
+      <w:tr>
+        <w:tc>
+          <w:tcPr>
+            <w:tcW w:type="dxa" w:w="3010"/>
+          </w:tcPr>
+          <w:p>
+            <w:pPr>
+              <w:spacing w:after="40"/>
+              <w:ind w:firstLine="0"/>
+            </w:pPr>
+            <w:r>
+              <w:rPr>
+                <w:sz w:val="22"/>
+              </w:rPr>
+              <w:t>lcd.begin(16, 2)</w:t>
+            </w:r>
+          </w:p>
+        </w:tc>
+        <w:tc>
+          <w:tcPr>
+            <w:tcW w:type="dxa" w:w="3010"/>
+          </w:tcPr>
+          <w:p>
+            <w:pPr>
+              <w:spacing w:after="40"/>
+              <w:ind w:firstLine="0"/>
+            </w:pPr>
+            <w:r>
+              <w:rPr>
+                <w:sz w:val="22"/>
+              </w:rPr>
+              <w:t>lcd.begin(16, 2);</w:t>
+            </w:r>
+          </w:p>
+        </w:tc>
+        <w:tc>
+          <w:tcPr>
+            <w:tcW w:type="dxa" w:w="3010"/>
+          </w:tcPr>
+          <w:p>
+            <w:pPr>
+              <w:spacing w:after="40"/>
+              <w:ind w:firstLine="0"/>
+            </w:pPr>
+            <w:r>
+              <w:rPr>
+                <w:sz w:val="22"/>
+              </w:rPr>
+              <w:t>Khởi tạo màn hình qua PCF8574 địa chỉ 0x27.</w:t>
+            </w:r>
+          </w:p>
+        </w:tc>
+      </w:tr>
+      <w:tr>
+        <w:tc>
+          <w:tcPr>
+            <w:tcW w:type="dxa" w:w="3010"/>
+          </w:tcPr>
+          <w:p>
+            <w:pPr>
+              <w:spacing w:after="40"/>
+              <w:ind w:firstLine="0"/>
+            </w:pPr>
+            <w:r>
+              <w:rPr>
+                <w:sz w:val="22"/>
+              </w:rPr>
+              <w:t>lcd.setCursor</w:t>
+            </w:r>
+          </w:p>
+        </w:tc>
+        <w:tc>
+          <w:tcPr>
+            <w:tcW w:type="dxa" w:w="3010"/>
+          </w:tcPr>
+          <w:p>
+            <w:pPr>
+              <w:spacing w:after="40"/>
+              <w:ind w:firstLine="0"/>
+            </w:pPr>
+            <w:r>
+              <w:rPr>
+                <w:sz w:val="22"/>
+              </w:rPr>
+              <w:t>lcd.setCursor(0, 0);</w:t>
+            </w:r>
+          </w:p>
+        </w:tc>
+        <w:tc>
+          <w:tcPr>
+            <w:tcW w:type="dxa" w:w="3010"/>
+          </w:tcPr>
+          <w:p>
+            <w:pPr>
+              <w:spacing w:after="40"/>
+              <w:ind w:firstLine="0"/>
+            </w:pPr>
+            <w:r>
+              <w:rPr>
+                <w:sz w:val="22"/>
+              </w:rPr>
+              <w:t>Đặt vị trí con trỏ theo cột, dòng.</w:t>
+            </w:r>
+          </w:p>
+        </w:tc>
+      </w:tr>
+      <w:tr>
+        <w:tc>
+          <w:tcPr>
+            <w:tcW w:type="dxa" w:w="3010"/>
+          </w:tcPr>
+          <w:p>
+            <w:pPr>
+              <w:spacing w:after="40"/>
+              <w:ind w:firstLine="0"/>
+            </w:pPr>
+            <w:r>
+              <w:rPr>
+                <w:sz w:val="22"/>
+              </w:rPr>
+              <w:t>lcd.print</w:t>
+            </w:r>
+          </w:p>
+        </w:tc>
+        <w:tc>
+          <w:tcPr>
+            <w:tcW w:type="dxa" w:w="3010"/>
+          </w:tcPr>
+          <w:p>
+            <w:pPr>
+              <w:spacing w:after="40"/>
+              <w:ind w:firstLine="0"/>
+            </w:pPr>
+            <w:r>
+              <w:rPr>
+                <w:sz w:val="22"/>
+              </w:rPr>
+              <w:t>lcd.print(gocThuc);</w:t>
+            </w:r>
+          </w:p>
+        </w:tc>
+        <w:tc>
+          <w:tcPr>
+            <w:tcW w:type="dxa" w:w="3010"/>
+          </w:tcPr>
+          <w:p>
+            <w:pPr>
+              <w:spacing w:after="40"/>
+              <w:ind w:firstLine="0"/>
+            </w:pPr>
+            <w:r>
+              <w:rPr>
+                <w:sz w:val="22"/>
+              </w:rPr>
+              <w:t>In giờ, góc, e1 và chế độ lên màn hình.</w:t>
             </w:r>
           </w:p>
         </w:tc>
@@ -1315,7 +1805,7 @@
         <w:pStyle w:val="Heading1"/>
       </w:pPr>
       <w:r>
-        <w:t>CHƯƠNG 3. PHƯƠNG PHÁP ĐỌC MA TRẬN LDR, SUY GÓC VÀ CODE MẪU</w:t>
+        <w:t>CHƯƠNG 3. CHƯƠNG TRÌNH ĐIỀU KHIỂN LAI: ĐỌC ADC, ĐỘNG CƠ, RTC, LCD VÀ HỒI TIẾP GÓC</w:t>
       </w:r>
     </w:p>
     <w:p>
@@ -1323,49 +1813,13 @@
         <w:pStyle w:val="Heading2"/>
       </w:pPr>
       <w:r>
-        <w:t>3.1. Vì sao ma trận bốn LDR suy ra được góc cần quay</w:t>
+        <w:t>3.1. Phương pháp đọc ADC</w:t>
       </w:r>
     </w:p>
     <w:p>
       <w:pPr/>
       <w:r>
-        <w:t>Trong mặt phẳng quay, trục cảm quang của cảm biến phía phải lệch +β_s và phía trái lệch −β_s so với pháp tuyến tấm pin, nên khi hướng Mặt Trời lệch khỏi pháp tuyến một góc Δ, đáp ứng hai kênh tỉ lệ với cos(Δ − β_s) và cos(Δ + β_s). Lập tỉ số sai lệch:</w:t>
-      </w:r>
-    </w:p>
-    <w:p>
-      <w:pPr>
-        <w:ind w:firstLine="0"/>
-        <w:jc w:val="center"/>
-      </w:pPr>
-      <w:r>
-        <w:rPr>
-          <w:i/>
-        </w:rPr>
-        <w:t>e = (L_phải − L_trái)/(L_phải + L_trái) = [cos(Δ−β_s) − cos(Δ+β_s)] / [cos(Δ−β_s) + cos(Δ+β_s)] = tan Δ · tan β_s</w:t>
-      </w:r>
-    </w:p>
-    <w:p>
-      <w:pPr/>
-      <w:r>
-        <w:t>Đảo lại ta được góc lệch cần bù ngay trong một lần đọc, không phải thử sai từng bước:</w:t>
-      </w:r>
-    </w:p>
-    <w:p>
-      <w:pPr>
-        <w:ind w:firstLine="0"/>
-        <w:jc w:val="center"/>
-      </w:pPr>
-      <w:r>
-        <w:rPr>
-          <w:i/>
-        </w:rPr>
-        <w:t>Δ_quay = atan(e_quay / tan β_s)</w:t>
-      </w:r>
-    </w:p>
-    <w:p>
-      <w:pPr/>
-      <w:r>
-        <w:t>Cặp kênh trên–dưới cho công thức tương tự với trục nghiêng. Mô phỏng Monte Carlo 400 lần (quyển nghiên cứu, Chương 3) cho thấy sau hiệu chuẩn hệ số kênh, sai số của phép suy góc còn 1,65° ở điều kiện nhiễu 2% và khuếch tán 15%.</w:t>
+        <w:t>Bốn kênh LDR, biến trở hồi tiếp và cầu chia áp điện áp tấm pin đều đọc bằng ADC nội của ESP32 với độ phân giải 12 bit và suy hao 11 dB. Mỗi lần đọc lấy 32 mẫu cách nhau 50 µs rồi trung bình để loại xung nhiễu do cầu H đóng cắt; giá trị nhân hệ số hiệu chuẩn K_cal đo khi che đều bốn kênh. Hệ chỉ đo điện áp, chưa đo dòng điện, nên kênh GPIO39 chỉ dùng theo dõi điện áp tấm pin phục vụ ghi log giờ nắng.</w:t>
       </w:r>
     </w:p>
     <w:p>
@@ -1373,37 +1827,13 @@
         <w:pStyle w:val="Heading2"/>
       </w:pPr>
       <w:r>
-        <w:t>3.2. Phương pháp đọc ADC trên ESP32 và ví dụ so sánh giá trị</w:t>
-      </w:r>
-    </w:p>
-    <w:p>
-      <w:pPr>
-        <w:pStyle w:val="ListBullet"/>
-      </w:pPr>
-      <w:r>
-        <w:t>Dùng ADC1 (chân 36, 39, 34, 35) vì nhóm ADC2 bị tranh chấp khi bật WiFi; đặt analogReadResolution(12) và analogSetPinAttenuation(…, ADC_11db) để dải tuyến tính phủ khoảng 0,15 – 2,45 V.</w:t>
-      </w:r>
-    </w:p>
-    <w:p>
-      <w:pPr>
-        <w:pStyle w:val="ListBullet"/>
-      </w:pPr>
-      <w:r>
-        <w:t>Mỗi kênh lấy 64 mẫu cách nhau 40 µs, sắp xếp lấy trung vị rồi trung bình 32 giá trị giữa: loại được xung nhiễu do relay và động cơ đóng cắt.</w:t>
-      </w:r>
-    </w:p>
-    <w:p>
-      <w:pPr>
-        <w:pStyle w:val="ListBullet"/>
-      </w:pPr>
-      <w:r>
-        <w:t>Nhân hệ số hiệu chuẩn K_cal[i] đo dưới nguồn sáng khuếch tán để bốn kênh cùng thang trước khi lập ma trận.</w:t>
+        <w:t>3.2. Phương pháp đọc thời gian thực DS1307 và tính góc thiên văn</w:t>
       </w:r>
     </w:p>
     <w:p>
       <w:pPr/>
       <w:r>
-        <w:t>Ví dụ so sánh giá trị lúc 10h nắng rõ (đơn vị mức ADC): L_TT = 2280, L_PT = 1490, L_TD = 2200, L_PD = 1560. Tổng S = 7530; e_quay = [(1490+1560) − (2280+2200)]/7530 = −0,190; suy ra Δ_quay = atan(−0,190/0,577) = −18,2°: mặt pin đang thừa 18,2° về phía Tây nên lệnh quay là 18,2° về phía Đông, đọc từ biến trở rồi dừng đúng góc đích — toàn bộ suy ra từ một lần đọc ma trận.</w:t>
+        <w:t>Mỗi chu kỳ, chương trình đọc bảy thanh ghi của DS1307 qua I²C địa chỉ 0x68, giải mã BCD sang giờ, phút và ngày trong năm; cộng hiệu số kinh độ (106,06° − 105°)/15 để đổi giờ đồng hồ sang giờ Mặt Trời. Từ ngày và giờ, các công thức δ, H, α suy ra góc lệnh của trục quay; góc lệnh này là đầu vào của nhánh định vị thô và cũng là vị trí giữ khi trời mây.</w:t>
       </w:r>
     </w:p>
     <w:p>
@@ -1411,39 +1841,49 @@
         <w:pStyle w:val="Heading2"/>
       </w:pPr>
       <w:r>
-        <w:t>3.3. Phương pháp quay tấm pin</w:t>
+        <w:t>3.3. Phương pháp điều khiển động cơ qua opto và cầu H</w:t>
+      </w:r>
+    </w:p>
+    <w:p>
+      <w:pPr/>
+      <w:r>
+        <w:t>Hai chân th_thuan/th_nguoc điều khiển opto PC817 ở mức thấp: muốn quay chiều nào thì hạ chân đó xuống 0 trong một khoảng xung rồi đưa cả hai về 1 để khóa cầu H, trục vít tự giữ vị trí. Trước mỗi xung lệnh, chương trình đọc công tắc hành trình của chiều đó; nếu đã chạm thì bỏ lệnh chiều nguy hiểm nhưng vẫn cho phép chiều thoát ra. Mọi xung lệnh đều chặn bằng delay ngắn có kiểm tra hành trình, không dùng PWM vì cầu H TIP41C đóng cắt theo kiểu bật–tắt.</w:t>
       </w:r>
     </w:p>
     <w:p>
       <w:pPr>
-        <w:pStyle w:val="ListBullet"/>
+        <w:pStyle w:val="Heading2"/>
       </w:pPr>
       <w:r>
-        <w:t>Đọc biến trở hồi tiếp để biết góc hiện tại θ; tính θ_đích = sat(θ + Δ_quay, θ_min, θ_max).</w:t>
+        <w:t>3.4. Phương pháp đọc biến trở biết góc nghiêng tấm pin</w:t>
+      </w:r>
+    </w:p>
+    <w:p>
+      <w:pPr/>
+      <w:r>
+        <w:t>Biến trở 10 k đồng trục chia áp về GPIO36; chương trình đọc điện áp, trung bình 32 mẫu rồi nội suy tuyến tính theo ba điểm hiệu chuẩn 0°, 45°, 90° (0,32 V / 1,66 V / 2,98 V) để ra góc hiện tại. Góc hiện tại được so với góc lệnh thiên văn để quyết định định vị thô và được hiển thị lên LCD dòng thứ hai.</w:t>
       </w:r>
     </w:p>
     <w:p>
       <w:pPr>
-        <w:pStyle w:val="ListBullet"/>
+        <w:pStyle w:val="Heading2"/>
       </w:pPr>
       <w:r>
-        <w:t>Nếu |Δ_quay| ≤ δ = 3° thì không phát lệnh (vùng chết); nếu lớn hơn thì đóng relay chiều tương ứng.</w:t>
+        <w:t>3.5. Phương pháp hiển thị giờ và trạng thái lên LCD I²C</w:t>
+      </w:r>
+    </w:p>
+    <w:p>
+      <w:pPr/>
+      <w:r>
+        <w:t>Màn hình LCD 1602 kèm mạch chuyển I²C PCF8574 địa chỉ 0x27, chung bus với DS1307. Mỗi chu kỳ, chương trình in dòng một gồm giờ thực đọc từ DS1307 và góc lệnh thiên văn, dòng hai gồm góc thực tế đọc từ biến trở cùng sai lệch e1 của ma trận LDR; khi mất liên lạc I²C chương trình báo lỗi trên Serial và giữ chế độ lịch cuối cùng.</w:t>
       </w:r>
     </w:p>
     <w:p>
       <w:pPr>
-        <w:pStyle w:val="ListBullet"/>
+        <w:pStyle w:val="Heading2"/>
       </w:pPr>
       <w:r>
-        <w:t>Trong khi motor chạy, vòng while đọc biến trở mỗi 10 ms và dừng khi |θ − θ_đích| ≤ 0,5°; công tắc hành trình và nút dừng khẩn cấp có quyền phá vòng bất cứ lúc nào.</w:t>
-      </w:r>
-    </w:p>
-    <w:p>
-      <w:pPr>
-        <w:pStyle w:val="ListBullet"/>
-      </w:pPr>
-      <w:r>
-        <w:t>Ngắt cả hai kênh relay khi tới đích: hộp trục vít tự hãm giữ tấm pin đứng yên không tốn điện.</w:t>
+        <w:t>3.6. Lưu đồ thuật toán</w:t>
       </w:r>
     </w:p>
     <w:p>
@@ -1454,7 +1894,7 @@
       <w:r>
         <w:drawing>
           <wp:inline xmlns:a="http://schemas.openxmlformats.org/drawingml/2006/main" xmlns:pic="http://schemas.openxmlformats.org/drawingml/2006/picture">
-            <wp:extent cx="5760000" cy="2583124"/>
+            <wp:extent cx="4140000" cy="5302151"/>
             <wp:docPr id="1" name="Picture 1"/>
             <wp:cNvGraphicFramePr>
               <a:graphicFrameLocks noChangeAspect="1"/>
@@ -1463,7 +1903,7 @@
               <a:graphicData uri="http://schemas.openxmlformats.org/drawingml/2006/picture">
                 <pic:pic>
                   <pic:nvPicPr>
-                    <pic:cNvPr id="0" name="so_do_khoi_chuong_trinh.png"/>
+                    <pic:cNvPr id="0" name="luu_do_tong_quat.png"/>
                     <pic:cNvPicPr/>
                   </pic:nvPicPr>
                   <pic:blipFill>
@@ -1475,7 +1915,7 @@
                   <pic:spPr>
                     <a:xfrm>
                       <a:off x="0" y="0"/>
-                      <a:ext cx="5760000" cy="2583124"/>
+                      <a:ext cx="4140000" cy="5302151"/>
                     </a:xfrm>
                     <a:prstGeom prst="rect"/>
                   </pic:spPr>
@@ -1491,7 +1931,7 @@
         <w:pStyle w:val="Caption"/>
       </w:pPr>
       <w:r>
-        <w:t>Hình 1. Sơ đồ khối chương trình đọc ma trận LDR và suy ra góc quay</w:t>
+        <w:t>Hình 1. Lưu đồ tổng quát chương trình điều khiển lai</w:t>
       </w:r>
     </w:p>
     <w:p>
@@ -1502,7 +1942,7 @@
       <w:r>
         <w:drawing>
           <wp:inline xmlns:a="http://schemas.openxmlformats.org/drawingml/2006/main" xmlns:pic="http://schemas.openxmlformats.org/drawingml/2006/picture">
-            <wp:extent cx="4140000" cy="5735229"/>
+            <wp:extent cx="3780000" cy="4391625"/>
             <wp:docPr id="2" name="Picture 2"/>
             <wp:cNvGraphicFramePr>
               <a:graphicFrameLocks noChangeAspect="1"/>
@@ -1511,7 +1951,7 @@
               <a:graphicData uri="http://schemas.openxmlformats.org/drawingml/2006/picture">
                 <pic:pic>
                   <pic:nvPicPr>
-                    <pic:cNvPr id="0" name="luu_do_ma_tran_1_truc.png"/>
+                    <pic:cNvPr id="0" name="luu_do_thien_van.png"/>
                     <pic:cNvPicPr/>
                   </pic:nvPicPr>
                   <pic:blipFill>
@@ -1523,7 +1963,7 @@
                   <pic:spPr>
                     <a:xfrm>
                       <a:off x="0" y="0"/>
-                      <a:ext cx="4140000" cy="5735229"/>
+                      <a:ext cx="3780000" cy="4391625"/>
                     </a:xfrm>
                     <a:prstGeom prst="rect"/>
                   </pic:spPr>
@@ -1539,7 +1979,151 @@
         <w:pStyle w:val="Caption"/>
       </w:pPr>
       <w:r>
-        <w:t>Hình 2. Lưu đồ thuật toán ma trận LDR cho mô hình một trục</w:t>
+        <w:t>Hình 2. Lưu đồ nhánh thiên văn đọc từ DS1307</w:t>
+      </w:r>
+    </w:p>
+    <w:p>
+      <w:pPr>
+        <w:ind w:firstLine="0"/>
+        <w:jc w:val="center"/>
+      </w:pPr>
+      <w:r>
+        <w:drawing>
+          <wp:inline xmlns:a="http://schemas.openxmlformats.org/drawingml/2006/main" xmlns:pic="http://schemas.openxmlformats.org/drawingml/2006/picture">
+            <wp:extent cx="3780000" cy="4391625"/>
+            <wp:docPr id="3" name="Picture 3"/>
+            <wp:cNvGraphicFramePr>
+              <a:graphicFrameLocks noChangeAspect="1"/>
+            </wp:cNvGraphicFramePr>
+            <a:graphic>
+              <a:graphicData uri="http://schemas.openxmlformats.org/drawingml/2006/picture">
+                <pic:pic>
+                  <pic:nvPicPr>
+                    <pic:cNvPr id="0" name="luu_do_ldr.png"/>
+                    <pic:cNvPicPr/>
+                  </pic:nvPicPr>
+                  <pic:blipFill>
+                    <a:blip r:embed="rId12"/>
+                    <a:stretch>
+                      <a:fillRect/>
+                    </a:stretch>
+                  </pic:blipFill>
+                  <pic:spPr>
+                    <a:xfrm>
+                      <a:off x="0" y="0"/>
+                      <a:ext cx="3780000" cy="4391625"/>
+                    </a:xfrm>
+                    <a:prstGeom prst="rect"/>
+                  </pic:spPr>
+                </pic:pic>
+              </a:graphicData>
+            </a:graphic>
+          </wp:inline>
+        </w:drawing>
+      </w:r>
+    </w:p>
+    <w:p>
+      <w:pPr>
+        <w:pStyle w:val="Caption"/>
+      </w:pPr>
+      <w:r>
+        <w:t>Hình 3. Lưu đồ nhánh tinh chỉnh theo ma trận LDR</w:t>
+      </w:r>
+    </w:p>
+    <w:p>
+      <w:pPr>
+        <w:ind w:firstLine="0"/>
+        <w:jc w:val="center"/>
+      </w:pPr>
+      <w:r>
+        <w:drawing>
+          <wp:inline xmlns:a="http://schemas.openxmlformats.org/drawingml/2006/main" xmlns:pic="http://schemas.openxmlformats.org/drawingml/2006/picture">
+            <wp:extent cx="3780000" cy="4085774"/>
+            <wp:docPr id="4" name="Picture 4"/>
+            <wp:cNvGraphicFramePr>
+              <a:graphicFrameLocks noChangeAspect="1"/>
+            </wp:cNvGraphicFramePr>
+            <a:graphic>
+              <a:graphicData uri="http://schemas.openxmlformats.org/drawingml/2006/picture">
+                <pic:pic>
+                  <pic:nvPicPr>
+                    <pic:cNvPr id="0" name="luu_do_dong_co.png"/>
+                    <pic:cNvPicPr/>
+                  </pic:nvPicPr>
+                  <pic:blipFill>
+                    <a:blip r:embed="rId13"/>
+                    <a:stretch>
+                      <a:fillRect/>
+                    </a:stretch>
+                  </pic:blipFill>
+                  <pic:spPr>
+                    <a:xfrm>
+                      <a:off x="0" y="0"/>
+                      <a:ext cx="3780000" cy="4085774"/>
+                    </a:xfrm>
+                    <a:prstGeom prst="rect"/>
+                  </pic:spPr>
+                </pic:pic>
+              </a:graphicData>
+            </a:graphic>
+          </wp:inline>
+        </w:drawing>
+      </w:r>
+    </w:p>
+    <w:p>
+      <w:pPr>
+        <w:pStyle w:val="Caption"/>
+      </w:pPr>
+      <w:r>
+        <w:t>Hình 4. Lưu đồ phát xung động cơ qua opto – cầu H</w:t>
+      </w:r>
+    </w:p>
+    <w:p>
+      <w:pPr>
+        <w:ind w:firstLine="0"/>
+        <w:jc w:val="center"/>
+      </w:pPr>
+      <w:r>
+        <w:drawing>
+          <wp:inline xmlns:a="http://schemas.openxmlformats.org/drawingml/2006/main" xmlns:pic="http://schemas.openxmlformats.org/drawingml/2006/picture">
+            <wp:extent cx="3780000" cy="3703074"/>
+            <wp:docPr id="5" name="Picture 5"/>
+            <wp:cNvGraphicFramePr>
+              <a:graphicFrameLocks noChangeAspect="1"/>
+            </wp:cNvGraphicFramePr>
+            <a:graphic>
+              <a:graphicData uri="http://schemas.openxmlformats.org/drawingml/2006/picture">
+                <pic:pic>
+                  <pic:nvPicPr>
+                    <pic:cNvPr id="0" name="luu_do_hien_thi.png"/>
+                    <pic:cNvPicPr/>
+                  </pic:nvPicPr>
+                  <pic:blipFill>
+                    <a:blip r:embed="rId14"/>
+                    <a:stretch>
+                      <a:fillRect/>
+                    </a:stretch>
+                  </pic:blipFill>
+                  <pic:spPr>
+                    <a:xfrm>
+                      <a:off x="0" y="0"/>
+                      <a:ext cx="3780000" cy="3703074"/>
+                    </a:xfrm>
+                    <a:prstGeom prst="rect"/>
+                  </pic:spPr>
+                </pic:pic>
+              </a:graphicData>
+            </a:graphic>
+          </wp:inline>
+        </w:drawing>
+      </w:r>
+    </w:p>
+    <w:p>
+      <w:pPr>
+        <w:pStyle w:val="Caption"/>
+      </w:pPr>
+      <w:r>
+        <w:t>Hình 5. Lưu đồ đọc giờ DS1307 và hiển thị LCD I²C</w:t>
       </w:r>
     </w:p>
     <w:p>
@@ -1547,7 +2131,7 @@
         <w:pStyle w:val="Heading2"/>
       </w:pPr>
       <w:r>
-        <w:t>3.4. Code mẫu đọc ma trận và quay pin (ESP32, Arduino IDE)</w:t>
+        <w:t>3.7. Code mẫu chương trình lai một trục</w:t>
       </w:r>
     </w:p>
     <w:p>
@@ -1562,37 +2146,7 @@
           <w:color w:val="1F3350"/>
           <w:sz w:val="17"/>
         </w:rPr>
-        <w:t>// Doc ma tran 4 LDR va suy ra goc quay - mo hinh 1 truc (ESP32)</w:t>
-      </w:r>
-    </w:p>
-    <w:p>
-      <w:pPr>
-        <w:pStyle w:val="MacroText"/>
-        <w:spacing w:after="0" w:before="0"/>
-        <w:ind w:firstLine="0" w:left="340"/>
-      </w:pPr>
-      <w:r>
-        <w:rPr>
-          <w:rFonts w:ascii="Consolas" w:hAnsi="Consolas"/>
-          <w:color w:val="1F3350"/>
-          <w:sz w:val="17"/>
-        </w:rPr>
-        <w:t>// Phuong phap: e_quay = (phai - trai)/S  -&gt;  dQuay = atan(e_quay / tan(beta_s))</w:t>
-      </w:r>
-    </w:p>
-    <w:p>
-      <w:pPr>
-        <w:pStyle w:val="MacroText"/>
-        <w:spacing w:after="0" w:before="0"/>
-        <w:ind w:firstLine="0" w:left="340"/>
-      </w:pPr>
-      <w:r>
-        <w:rPr>
-          <w:rFonts w:ascii="Consolas" w:hAnsi="Consolas"/>
-          <w:color w:val="1F3350"/>
-          <w:sz w:val="17"/>
-        </w:rPr>
-        <w:t>// Khong quay theo thoi gian: motor chi chay toi goc dich doc tu bien tro.</w:t>
+        <w:t>// Dieu khien lai: thien van tu DS1307 + tinh chinh LDR - 1 truc (ESP32)</w:t>
       </w:r>
     </w:p>
     <w:p>
@@ -1637,7 +2191,7 @@
           <w:color w:val="1F3350"/>
           <w:sz w:val="17"/>
         </w:rPr>
-        <w:t xml:space="preserve"> </w:t>
+        <w:t>#include &lt;LiquidCrystal_I2C.h&gt;</w:t>
       </w:r>
     </w:p>
     <w:p>
@@ -1652,52 +2206,7 @@
           <w:color w:val="1F3350"/>
           <w:sz w:val="17"/>
         </w:rPr>
-        <w:t>const int PIN_LDR[4] = {36, 39, 34, 35};   // L_TT, L_PT, L_TD, L_PD (ADC1)</w:t>
-      </w:r>
-    </w:p>
-    <w:p>
-      <w:pPr>
-        <w:pStyle w:val="MacroText"/>
-        <w:spacing w:after="0" w:before="0"/>
-        <w:ind w:firstLine="0" w:left="340"/>
-      </w:pPr>
-      <w:r>
-        <w:rPr>
-          <w:rFonts w:ascii="Consolas" w:hAnsi="Consolas"/>
-          <w:color w:val="1F3350"/>
-          <w:sz w:val="17"/>
-        </w:rPr>
-        <w:t>const int PIN_POT = 32;                    // bien tro hoi tiep goc truc</w:t>
-      </w:r>
-    </w:p>
-    <w:p>
-      <w:pPr>
-        <w:pStyle w:val="MacroText"/>
-        <w:spacing w:after="0" w:before="0"/>
-        <w:ind w:firstLine="0" w:left="340"/>
-      </w:pPr>
-      <w:r>
-        <w:rPr>
-          <w:rFonts w:ascii="Consolas" w:hAnsi="Consolas"/>
-          <w:color w:val="1F3350"/>
-          <w:sz w:val="17"/>
-        </w:rPr>
-        <w:t>const int MOT_A = 26, MOT_B = 27;          // 2 kenh relay cua motor gat nuoc</w:t>
-      </w:r>
-    </w:p>
-    <w:p>
-      <w:pPr>
-        <w:pStyle w:val="MacroText"/>
-        <w:spacing w:after="0" w:before="0"/>
-        <w:ind w:firstLine="0" w:left="340"/>
-      </w:pPr>
-      <w:r>
-        <w:rPr>
-          <w:rFonts w:ascii="Consolas" w:hAnsi="Consolas"/>
-          <w:color w:val="1F3350"/>
-          <w:sz w:val="17"/>
-        </w:rPr>
-        <w:t>const int LS_DONG = 4, LS_TAY = 5, NUT_DUNG = 18;</w:t>
+        <w:t>LiquidCrystal_I2C lcd(0x27, 16, 2);</w:t>
       </w:r>
     </w:p>
     <w:p>
@@ -1727,7 +2236,7 @@
           <w:color w:val="1F3350"/>
           <w:sz w:val="17"/>
         </w:rPr>
-        <w:t>const float BETA_S = 0.5236;               // beta_s = 30 do (rad)</w:t>
+        <w:t>const int LDR[4] = {25, 26, 27, 14};   // TT, PT, TD, PD</w:t>
       </w:r>
     </w:p>
     <w:p>
@@ -1742,7 +2251,7 @@
           <w:color w:val="1F3350"/>
           <w:sz w:val="17"/>
         </w:rPr>
-        <w:t>const float DEAD   = 0.0524;               // vung chet delta = 3 do (rad)</w:t>
+        <w:t>const int POT = 36, AP_PIN = 39, QT1 = 34, QT2 = 35;</w:t>
       </w:r>
     </w:p>
     <w:p>
@@ -1757,7 +2266,7 @@
           <w:color w:val="1F3350"/>
           <w:sz w:val="17"/>
         </w:rPr>
-        <w:t>const float TH_MIN = -1.0472, TH_MAX = 1.0472;   // +/- 60 do</w:t>
+        <w:t>const int TH_THUAN = 19, TH_NGUOC = 18;      // opto tac dong muc THAP</w:t>
       </w:r>
     </w:p>
     <w:p>
@@ -1772,7 +2281,7 @@
           <w:color w:val="1F3350"/>
           <w:sz w:val="17"/>
         </w:rPr>
-        <w:t>const float GOC_MIN_POT = 0.30, GOC_MAX_POT = 3.00;  // V bien tro tai 2 dau</w:t>
+        <w:t>const float PHI = 20.93, LAM = 106.06;       // My Hao, Hung Yen</w:t>
       </w:r>
     </w:p>
     <w:p>
@@ -1787,7 +2296,7 @@
           <w:color w:val="1F3350"/>
           <w:sz w:val="17"/>
         </w:rPr>
-        <w:t>const int N_MAU = 64;</w:t>
+        <w:t>const float E_CHET = 0.030, S_NANG = 900;    // nguong chet va nguong nang</w:t>
       </w:r>
     </w:p>
     <w:p>
@@ -1802,7 +2311,7 @@
           <w:color w:val="1F3350"/>
           <w:sz w:val="17"/>
         </w:rPr>
-        <w:t>const unsigned long T_MAU = 2000;          // chu ky doc ma tran (ms)</w:t>
+        <w:t>const float LECH_THO = 5.0;                  // do, chuyen che do dinh vi tho</w:t>
       </w:r>
     </w:p>
     <w:p>
@@ -1817,7 +2326,7 @@
           <w:color w:val="1F3350"/>
           <w:sz w:val="17"/>
         </w:rPr>
-        <w:t>float K_cal[4] = {1.0, 1.0, 1.0, 1.0};     // he so hieu chuan do loi 4 kenh</w:t>
+        <w:t>float K_cal[4] = {1, 1, 1, 1};</w:t>
       </w:r>
     </w:p>
     <w:p>
@@ -1832,7 +2341,7 @@
           <w:color w:val="1F3350"/>
           <w:sz w:val="17"/>
         </w:rPr>
-        <w:t>unsigned long tPrev = 0;</w:t>
+        <w:t>unsigned long tTruoc = 0;</w:t>
       </w:r>
     </w:p>
     <w:p>
@@ -1862,7 +2371,7 @@
           <w:color w:val="1F3350"/>
           <w:sz w:val="17"/>
         </w:rPr>
-        <w:t>// doc 1 kenh: 64 mau, trung vi roi trung binh nua giua</w:t>
+        <w:t>float docADC(int chan) {                     // 32 mau, trung binh</w:t>
       </w:r>
     </w:p>
     <w:p>
@@ -1877,97 +2386,7 @@
           <w:color w:val="1F3350"/>
           <w:sz w:val="17"/>
         </w:rPr>
-        <w:t>float docKenh(int chan) {</w:t>
-      </w:r>
-    </w:p>
-    <w:p>
-      <w:pPr>
-        <w:pStyle w:val="MacroText"/>
-        <w:spacing w:after="0" w:before="0"/>
-        <w:ind w:firstLine="0" w:left="340"/>
-      </w:pPr>
-      <w:r>
-        <w:rPr>
-          <w:rFonts w:ascii="Consolas" w:hAnsi="Consolas"/>
-          <w:color w:val="1F3350"/>
-          <w:sz w:val="17"/>
-        </w:rPr>
-        <w:t xml:space="preserve">  int mau[N_MAU];</w:t>
-      </w:r>
-    </w:p>
-    <w:p>
-      <w:pPr>
-        <w:pStyle w:val="MacroText"/>
-        <w:spacing w:after="0" w:before="0"/>
-        <w:ind w:firstLine="0" w:left="340"/>
-      </w:pPr>
-      <w:r>
-        <w:rPr>
-          <w:rFonts w:ascii="Consolas" w:hAnsi="Consolas"/>
-          <w:color w:val="1F3350"/>
-          <w:sz w:val="17"/>
-        </w:rPr>
-        <w:t xml:space="preserve">  for (int i = 0; i &lt; N_MAU; i++) { mau[i] = analogRead(chan); delayMicroseconds(40); }</w:t>
-      </w:r>
-    </w:p>
-    <w:p>
-      <w:pPr>
-        <w:pStyle w:val="MacroText"/>
-        <w:spacing w:after="0" w:before="0"/>
-        <w:ind w:firstLine="0" w:left="340"/>
-      </w:pPr>
-      <w:r>
-        <w:rPr>
-          <w:rFonts w:ascii="Consolas" w:hAnsi="Consolas"/>
-          <w:color w:val="1F3350"/>
-          <w:sz w:val="17"/>
-        </w:rPr>
-        <w:t xml:space="preserve">  for (int i = 0; i &lt; N_MAU - 1; i++)</w:t>
-      </w:r>
-    </w:p>
-    <w:p>
-      <w:pPr>
-        <w:pStyle w:val="MacroText"/>
-        <w:spacing w:after="0" w:before="0"/>
-        <w:ind w:firstLine="0" w:left="340"/>
-      </w:pPr>
-      <w:r>
-        <w:rPr>
-          <w:rFonts w:ascii="Consolas" w:hAnsi="Consolas"/>
-          <w:color w:val="1F3350"/>
-          <w:sz w:val="17"/>
-        </w:rPr>
-        <w:t xml:space="preserve">    for (int j = i + 1; j &lt; N_MAU; j++)</w:t>
-      </w:r>
-    </w:p>
-    <w:p>
-      <w:pPr>
-        <w:pStyle w:val="MacroText"/>
-        <w:spacing w:after="0" w:before="0"/>
-        <w:ind w:firstLine="0" w:left="340"/>
-      </w:pPr>
-      <w:r>
-        <w:rPr>
-          <w:rFonts w:ascii="Consolas" w:hAnsi="Consolas"/>
-          <w:color w:val="1F3350"/>
-          <w:sz w:val="17"/>
-        </w:rPr>
-        <w:t xml:space="preserve">      if (mau[j] &lt; mau[i]) { int t = mau[i]; mau[i] = mau[j]; mau[j] = t; }</w:t>
-      </w:r>
-    </w:p>
-    <w:p>
-      <w:pPr>
-        <w:pStyle w:val="MacroText"/>
-        <w:spacing w:after="0" w:before="0"/>
-        <w:ind w:firstLine="0" w:left="340"/>
-      </w:pPr>
-      <w:r>
-        <w:rPr>
-          <w:rFonts w:ascii="Consolas" w:hAnsi="Consolas"/>
-          <w:color w:val="1F3350"/>
-          <w:sz w:val="17"/>
-        </w:rPr>
-        <w:t xml:space="preserve">  float s = 0; for (int i = 16; i &lt; 48; i++) s += mau[i];</w:t>
+        <w:t xml:space="preserve">  long s = 0; for (int i = 0; i &lt; 32; i++) { s += analogRead(chan); delayMicroseconds(50); }</w:t>
       </w:r>
     </w:p>
     <w:p>
@@ -2012,7 +2431,7 @@
           <w:color w:val="1F3350"/>
           <w:sz w:val="17"/>
         </w:rPr>
-        <w:t xml:space="preserve"> </w:t>
+        <w:t>byte bcd(byte b) { return (b &amp; 0x0F) + 10 * (b &gt;&gt; 4); }</w:t>
       </w:r>
     </w:p>
     <w:p>
@@ -2027,7 +2446,7 @@
           <w:color w:val="1F3350"/>
           <w:sz w:val="17"/>
         </w:rPr>
-        <w:t>float docGocTruc() {   // quy doi V bien tro thanh rad (tuyen tinh 3 diem)</w:t>
+        <w:t>void docRTC(int &amp;gio, int &amp;phut, int &amp;ngayTT) {   // DS1307 dia chi 0x68</w:t>
       </w:r>
     </w:p>
     <w:p>
@@ -2042,7 +2461,7 @@
           <w:color w:val="1F3350"/>
           <w:sz w:val="17"/>
         </w:rPr>
-        <w:t xml:space="preserve">  float v = docKenh(PIN_POT) * 3.3 / 4095.0;</w:t>
+        <w:t xml:space="preserve">  Wire.beginTransmission(0x68); Wire.write(0); Wire.endTransmission();</w:t>
       </w:r>
     </w:p>
     <w:p>
@@ -2057,7 +2476,82 @@
           <w:color w:val="1F3350"/>
           <w:sz w:val="17"/>
         </w:rPr>
-        <w:t xml:space="preserve">  return TH_MIN + (v - GOC_MIN_POT) * (TH_MAX - TH_MIN) / (GOC_MAX_POT - GOC_MIN_POT);</w:t>
+        <w:t xml:space="preserve">  Wire.requestFrom(0x68, 7);</w:t>
+      </w:r>
+    </w:p>
+    <w:p>
+      <w:pPr>
+        <w:pStyle w:val="MacroText"/>
+        <w:spacing w:after="0" w:before="0"/>
+        <w:ind w:firstLine="0" w:left="340"/>
+      </w:pPr>
+      <w:r>
+        <w:rPr>
+          <w:rFonts w:ascii="Consolas" w:hAnsi="Consolas"/>
+          <w:color w:val="1F3350"/>
+          <w:sz w:val="17"/>
+        </w:rPr>
+        <w:t xml:space="preserve">  byte g[7]; for (int i = 0; i &lt; 7; i++) g[i] = Wire.read();</w:t>
+      </w:r>
+    </w:p>
+    <w:p>
+      <w:pPr>
+        <w:pStyle w:val="MacroText"/>
+        <w:spacing w:after="0" w:before="0"/>
+        <w:ind w:firstLine="0" w:left="340"/>
+      </w:pPr>
+      <w:r>
+        <w:rPr>
+          <w:rFonts w:ascii="Consolas" w:hAnsi="Consolas"/>
+          <w:color w:val="1F3350"/>
+          <w:sz w:val="17"/>
+        </w:rPr>
+        <w:t xml:space="preserve">  gio = bcd(g[2]); phut = bcd(g[1]);</w:t>
+      </w:r>
+    </w:p>
+    <w:p>
+      <w:pPr>
+        <w:pStyle w:val="MacroText"/>
+        <w:spacing w:after="0" w:before="0"/>
+        <w:ind w:firstLine="0" w:left="340"/>
+      </w:pPr>
+      <w:r>
+        <w:rPr>
+          <w:rFonts w:ascii="Consolas" w:hAnsi="Consolas"/>
+          <w:color w:val="1F3350"/>
+          <w:sz w:val="17"/>
+        </w:rPr>
+        <w:t xml:space="preserve">  int ngay = bcd(g[4]), thang = bcd(g[5]);         // ngay trong nam</w:t>
+      </w:r>
+    </w:p>
+    <w:p>
+      <w:pPr>
+        <w:pStyle w:val="MacroText"/>
+        <w:spacing w:after="0" w:before="0"/>
+        <w:ind w:firstLine="0" w:left="340"/>
+      </w:pPr>
+      <w:r>
+        <w:rPr>
+          <w:rFonts w:ascii="Consolas" w:hAnsi="Consolas"/>
+          <w:color w:val="1F3350"/>
+          <w:sz w:val="17"/>
+        </w:rPr>
+        <w:t xml:space="preserve">  const int t3[12] = {0,31,59,90,120,151,181,212,243,273,304,334};</w:t>
+      </w:r>
+    </w:p>
+    <w:p>
+      <w:pPr>
+        <w:pStyle w:val="MacroText"/>
+        <w:spacing w:after="0" w:before="0"/>
+        <w:ind w:firstLine="0" w:left="340"/>
+      </w:pPr>
+      <w:r>
+        <w:rPr>
+          <w:rFonts w:ascii="Consolas" w:hAnsi="Consolas"/>
+          <w:color w:val="1F3350"/>
+          <w:sz w:val="17"/>
+        </w:rPr>
+        <w:t xml:space="preserve">  ngayTT = t3[thang - 1] + ngay;</w:t>
       </w:r>
     </w:p>
     <w:p>
@@ -2087,7 +2581,7 @@
           <w:color w:val="1F3350"/>
           <w:sz w:val="17"/>
         </w:rPr>
-        <w:t xml:space="preserve"> </w:t>
+        <w:t>float docGoc() {                                   // bien tro -&gt; do (3 diem hieu chuan)</w:t>
       </w:r>
     </w:p>
     <w:p>
@@ -2102,7 +2596,7 @@
           <w:color w:val="1F3350"/>
           <w:sz w:val="17"/>
         </w:rPr>
-        <w:t>void dungMotor()  { digitalWrite(MOT_A, LOW);  digitalWrite(MOT_B, LOW); }</w:t>
+        <w:t xml:space="preserve">  float v = docADC(POT) * 3.3 / 4095.0;</w:t>
       </w:r>
     </w:p>
     <w:p>
@@ -2117,37 +2611,7 @@
           <w:color w:val="1F3350"/>
           <w:sz w:val="17"/>
         </w:rPr>
-        <w:t>void quayMotChieu(bool sangDong) {</w:t>
-      </w:r>
-    </w:p>
-    <w:p>
-      <w:pPr>
-        <w:pStyle w:val="MacroText"/>
-        <w:spacing w:after="0" w:before="0"/>
-        <w:ind w:firstLine="0" w:left="340"/>
-      </w:pPr>
-      <w:r>
-        <w:rPr>
-          <w:rFonts w:ascii="Consolas" w:hAnsi="Consolas"/>
-          <w:color w:val="1F3350"/>
-          <w:sz w:val="17"/>
-        </w:rPr>
-        <w:t xml:space="preserve">  digitalWrite(MOT_A, sangDong ? HIGH : LOW);</w:t>
-      </w:r>
-    </w:p>
-    <w:p>
-      <w:pPr>
-        <w:pStyle w:val="MacroText"/>
-        <w:spacing w:after="0" w:before="0"/>
-        <w:ind w:firstLine="0" w:left="340"/>
-      </w:pPr>
-      <w:r>
-        <w:rPr>
-          <w:rFonts w:ascii="Consolas" w:hAnsi="Consolas"/>
-          <w:color w:val="1F3350"/>
-          <w:sz w:val="17"/>
-        </w:rPr>
-        <w:t xml:space="preserve">  digitalWrite(MOT_B, sangDong ? LOW : HIGH);</w:t>
+        <w:t xml:space="preserve">  return -60.0 + (v - 0.32) * 150.0 / (2.98 - 0.32);</w:t>
       </w:r>
     </w:p>
     <w:p>
@@ -2177,7 +2641,97 @@
           <w:color w:val="1F3350"/>
           <w:sz w:val="17"/>
         </w:rPr>
-        <w:t xml:space="preserve"> </w:t>
+        <w:t>void dungMotor() { digitalWrite(TH_THUAN, HIGH); digitalWrite(TH_NGUOC, HIGH); }</w:t>
+      </w:r>
+    </w:p>
+    <w:p>
+      <w:pPr>
+        <w:pStyle w:val="MacroText"/>
+        <w:spacing w:after="0" w:before="0"/>
+        <w:ind w:firstLine="0" w:left="340"/>
+      </w:pPr>
+      <w:r>
+        <w:rPr>
+          <w:rFonts w:ascii="Consolas" w:hAnsi="Consolas"/>
+          <w:color w:val="1F3350"/>
+          <w:sz w:val="17"/>
+        </w:rPr>
+        <w:t>void quay(int chieu, int ms) {                     // chieu +1 thuan, -1 nguoc</w:t>
+      </w:r>
+    </w:p>
+    <w:p>
+      <w:pPr>
+        <w:pStyle w:val="MacroText"/>
+        <w:spacing w:after="0" w:before="0"/>
+        <w:ind w:firstLine="0" w:left="340"/>
+      </w:pPr>
+      <w:r>
+        <w:rPr>
+          <w:rFonts w:ascii="Consolas" w:hAnsi="Consolas"/>
+          <w:color w:val="1F3350"/>
+          <w:sz w:val="17"/>
+        </w:rPr>
+        <w:t xml:space="preserve">  if (chieu &gt; 0 &amp;&amp; digitalRead(QT1) == 1) return;  // lien dong hanh trinh</w:t>
+      </w:r>
+    </w:p>
+    <w:p>
+      <w:pPr>
+        <w:pStyle w:val="MacroText"/>
+        <w:spacing w:after="0" w:before="0"/>
+        <w:ind w:firstLine="0" w:left="340"/>
+      </w:pPr>
+      <w:r>
+        <w:rPr>
+          <w:rFonts w:ascii="Consolas" w:hAnsi="Consolas"/>
+          <w:color w:val="1F3350"/>
+          <w:sz w:val="17"/>
+        </w:rPr>
+        <w:t xml:space="preserve">  if (chieu &lt; 0 &amp;&amp; digitalRead(QT2) == 1) return;</w:t>
+      </w:r>
+    </w:p>
+    <w:p>
+      <w:pPr>
+        <w:pStyle w:val="MacroText"/>
+        <w:spacing w:after="0" w:before="0"/>
+        <w:ind w:firstLine="0" w:left="340"/>
+      </w:pPr>
+      <w:r>
+        <w:rPr>
+          <w:rFonts w:ascii="Consolas" w:hAnsi="Consolas"/>
+          <w:color w:val="1F3350"/>
+          <w:sz w:val="17"/>
+        </w:rPr>
+        <w:t xml:space="preserve">  digitalWrite(chieu &gt; 0 ? TH_THUAN : TH_NGUOC, LOW);</w:t>
+      </w:r>
+    </w:p>
+    <w:p>
+      <w:pPr>
+        <w:pStyle w:val="MacroText"/>
+        <w:spacing w:after="0" w:before="0"/>
+        <w:ind w:firstLine="0" w:left="340"/>
+      </w:pPr>
+      <w:r>
+        <w:rPr>
+          <w:rFonts w:ascii="Consolas" w:hAnsi="Consolas"/>
+          <w:color w:val="1F3350"/>
+          <w:sz w:val="17"/>
+        </w:rPr>
+        <w:t xml:space="preserve">  delay(ms); dungMotor();                          // truc vit tu giu vi tri</w:t>
+      </w:r>
+    </w:p>
+    <w:p>
+      <w:pPr>
+        <w:pStyle w:val="MacroText"/>
+        <w:spacing w:after="0" w:before="0"/>
+        <w:ind w:firstLine="0" w:left="340"/>
+      </w:pPr>
+      <w:r>
+        <w:rPr>
+          <w:rFonts w:ascii="Consolas" w:hAnsi="Consolas"/>
+          <w:color w:val="1F3350"/>
+          <w:sz w:val="17"/>
+        </w:rPr>
+        <w:t>}</w:t>
       </w:r>
     </w:p>
     <w:p>
@@ -2207,7 +2761,7 @@
           <w:color w:val="1F3350"/>
           <w:sz w:val="17"/>
         </w:rPr>
-        <w:t xml:space="preserve">  Serial.begin(115200);</w:t>
+        <w:t xml:space="preserve">  Serial.begin(115200); Wire.begin(); lcd.begin(16, 2); lcd.backlight();</w:t>
       </w:r>
     </w:p>
     <w:p>
@@ -2237,7 +2791,7 @@
           <w:color w:val="1F3350"/>
           <w:sz w:val="17"/>
         </w:rPr>
-        <w:t xml:space="preserve">  for (int i = 0; i &lt; 4; i++) analogSetPinAttenuation(PIN_LDR[i], ADC_11db);</w:t>
+        <w:t xml:space="preserve">  for (int i = 0; i &lt; 4; i++) analogSetPinAttenuation(LDR[i], ADC_11db);</w:t>
       </w:r>
     </w:p>
     <w:p>
@@ -2252,7 +2806,7 @@
           <w:color w:val="1F3350"/>
           <w:sz w:val="17"/>
         </w:rPr>
-        <w:t xml:space="preserve">  analogSetPinAttenuation(PIN_POT, ADC_11db);</w:t>
+        <w:t xml:space="preserve">  analogSetPinAttenuation(POT, ADC_11db); analogSetPinAttenuation(AP_PIN, ADC_11db);</w:t>
       </w:r>
     </w:p>
     <w:p>
@@ -2267,7 +2821,7 @@
           <w:color w:val="1F3350"/>
           <w:sz w:val="17"/>
         </w:rPr>
-        <w:t xml:space="preserve">  pinMode(MOT_A, OUTPUT); pinMode(MOT_B, OUTPUT); dungMotor();</w:t>
+        <w:t xml:space="preserve">  pinMode(TH_THUAN, OUTPUT); pinMode(TH_NGUOC, OUTPUT); dungMotor();</w:t>
       </w:r>
     </w:p>
     <w:p>
@@ -2282,7 +2836,7 @@
           <w:color w:val="1F3350"/>
           <w:sz w:val="17"/>
         </w:rPr>
-        <w:t xml:space="preserve">  pinMode(LS_DONG, INPUT_PULLUP); pinMode(LS_TAY, INPUT_PULLUP);</w:t>
+        <w:t xml:space="preserve">  pinMode(QT1, INPUT); pinMode(QT2, INPUT);</w:t>
       </w:r>
     </w:p>
     <w:p>
@@ -2297,7 +2851,7 @@
           <w:color w:val="1F3350"/>
           <w:sz w:val="17"/>
         </w:rPr>
-        <w:t xml:space="preserve">  pinMode(NUT_DUNG, INPUT_PULLUP);</w:t>
+        <w:t xml:space="preserve">  lcd.print("BAM NANG LAI"); lcd.setCursor(0, 1); lcd.print("khoi dong...");</w:t>
       </w:r>
     </w:p>
     <w:p>
@@ -2327,21 +2881,6 @@
           <w:color w:val="1F3350"/>
           <w:sz w:val="17"/>
         </w:rPr>
-        <w:t xml:space="preserve"> </w:t>
-      </w:r>
-    </w:p>
-    <w:p>
-      <w:pPr>
-        <w:pStyle w:val="MacroText"/>
-        <w:spacing w:after="0" w:before="0"/>
-        <w:ind w:firstLine="0" w:left="340"/>
-      </w:pPr>
-      <w:r>
-        <w:rPr>
-          <w:rFonts w:ascii="Consolas" w:hAnsi="Consolas"/>
-          <w:color w:val="1F3350"/>
-          <w:sz w:val="17"/>
-        </w:rPr>
         <w:t>void loop() {</w:t>
       </w:r>
     </w:p>
@@ -2357,7 +2896,7 @@
           <w:color w:val="1F3350"/>
           <w:sz w:val="17"/>
         </w:rPr>
-        <w:t xml:space="preserve">  if (millis() - tPrev &lt; T_MAU) return;</w:t>
+        <w:t xml:space="preserve">  if (millis() - tTruoc &lt; 2000) return;</w:t>
       </w:r>
     </w:p>
     <w:p>
@@ -2372,7 +2911,7 @@
           <w:color w:val="1F3350"/>
           <w:sz w:val="17"/>
         </w:rPr>
-        <w:t xml:space="preserve">  tPrev = millis();</w:t>
+        <w:t xml:space="preserve">  tTruoc = millis();</w:t>
       </w:r>
     </w:p>
     <w:p>
@@ -2387,7 +2926,7 @@
           <w:color w:val="1F3350"/>
           <w:sz w:val="17"/>
         </w:rPr>
-        <w:t xml:space="preserve">  // 1) doc ma tran 4 LDR da hieu chuan</w:t>
+        <w:t xml:space="preserve">  int gio, phut, ngayTT; docRTC(gio, phut, ngayTT);</w:t>
       </w:r>
     </w:p>
     <w:p>
@@ -2402,7 +2941,7 @@
           <w:color w:val="1F3350"/>
           <w:sz w:val="17"/>
         </w:rPr>
-        <w:t xml:space="preserve">  float L[4]; for (int i = 0; i &lt; 4; i++) L[i] = docKenh(PIN_LDR[i]) * K_cal[i];</w:t>
+        <w:t xml:space="preserve">  float t = gio + phut / 60.0 + (LAM - 105.0) / 15.0;   // gio Mat Troi</w:t>
       </w:r>
     </w:p>
     <w:p>
@@ -2417,7 +2956,7 @@
           <w:color w:val="1F3350"/>
           <w:sz w:val="17"/>
         </w:rPr>
-        <w:t xml:space="preserve">  float S = L[0] + L[1] + L[2] + L[3];</w:t>
+        <w:t xml:space="preserve">  float d = radians(23.45 * sin(radians(360.0 * (284 + ngayTT) / 365.0)));</w:t>
       </w:r>
     </w:p>
     <w:p>
@@ -2432,7 +2971,7 @@
           <w:color w:val="1F3350"/>
           <w:sz w:val="17"/>
         </w:rPr>
-        <w:t xml:space="preserve">  if (S &lt; 400 || S &gt; 15000) { dungMotor();          // troi qua toi / bao hoa</w:t>
+        <w:t xml:space="preserve">  float H = radians(15.0 * (t - 12.0));</w:t>
       </w:r>
     </w:p>
     <w:p>
@@ -2447,7 +2986,7 @@
           <w:color w:val="1F3350"/>
           <w:sz w:val="17"/>
         </w:rPr>
-        <w:t xml:space="preserve">    Serial.printf("S ngoai dai: %.0f\n", S); return; }</w:t>
+        <w:t xml:space="preserve">  float sa = sin(radians(PHI)) * sin(d) + cos(radians(PHI)) * cos(d) * cos(H);</w:t>
       </w:r>
     </w:p>
     <w:p>
@@ -2462,7 +3001,7 @@
           <w:color w:val="1F3350"/>
           <w:sz w:val="17"/>
         </w:rPr>
-        <w:t xml:space="preserve">  // 2) sai lech chuan hoa va goc can quay</w:t>
+        <w:t xml:space="preserve">  float al = asin(sa);</w:t>
       </w:r>
     </w:p>
     <w:p>
@@ -2477,7 +3016,7 @@
           <w:color w:val="1F3350"/>
           <w:sz w:val="17"/>
         </w:rPr>
-        <w:t xml:space="preserve">  float eQuay = ((L[1] + L[3]) - (L[0] + L[2])) / S;</w:t>
+        <w:t xml:space="preserve">  float gocLenh = degrees(atan2(cos(d) * sin(H), sa));  // goc lenh truc quay Dong-Tay</w:t>
       </w:r>
     </w:p>
     <w:p>
@@ -2492,7 +3031,7 @@
           <w:color w:val="1F3350"/>
           <w:sz w:val="17"/>
         </w:rPr>
-        <w:t xml:space="preserve">  float dQuay = atan(eQuay / tan(BETA_S));</w:t>
+        <w:t xml:space="preserve">  float gocThuc = docGoc();</w:t>
       </w:r>
     </w:p>
     <w:p>
@@ -2507,7 +3046,7 @@
           <w:color w:val="1F3350"/>
           <w:sz w:val="17"/>
         </w:rPr>
-        <w:t xml:space="preserve">  // 3) so sanh voi vung chet roi quay toi goc dich</w:t>
+        <w:t xml:space="preserve">  float L[4], S = 0;</w:t>
       </w:r>
     </w:p>
     <w:p>
@@ -2522,7 +3061,7 @@
           <w:color w:val="1F3350"/>
           <w:sz w:val="17"/>
         </w:rPr>
-        <w:t xml:space="preserve">  if (fabs(dQuay) &gt; DEAD) {</w:t>
+        <w:t xml:space="preserve">  for (int i = 0; i &lt; 4; i++) { L[i] = docADC(LDR[i]) * K_cal[i]; S += L[i]; }</w:t>
       </w:r>
     </w:p>
     <w:p>
@@ -2537,7 +3076,7 @@
           <w:color w:val="1F3350"/>
           <w:sz w:val="17"/>
         </w:rPr>
-        <w:t xml:space="preserve">    float thHienTai = docGocTruc();</w:t>
+        <w:t xml:space="preserve">  float e1 = ((L[0] + L[2]) - (L[1] + L[3])) / S;</w:t>
       </w:r>
     </w:p>
     <w:p>
@@ -2552,7 +3091,7 @@
           <w:color w:val="1F3350"/>
           <w:sz w:val="17"/>
         </w:rPr>
-        <w:t xml:space="preserve">    float thDich = constrain(thHienTai + dQuay, TH_MIN, TH_MAX);</w:t>
+        <w:t xml:space="preserve">  if (abs(gocLenh - gocThuc) &gt; LECH_THO)</w:t>
       </w:r>
     </w:p>
     <w:p>
@@ -2567,7 +3106,7 @@
           <w:color w:val="1F3350"/>
           <w:sz w:val="17"/>
         </w:rPr>
-        <w:t xml:space="preserve">    bool sangDong = (dQuay &lt; 0);</w:t>
+        <w:t xml:space="preserve">    quay(gocLenh &gt; gocThuc ? 1 : -1, 300);            // dinh vi tho theo lich</w:t>
       </w:r>
     </w:p>
     <w:p>
@@ -2582,7 +3121,7 @@
           <w:color w:val="1F3350"/>
           <w:sz w:val="17"/>
         </w:rPr>
-        <w:t xml:space="preserve">    if ((sangDong &amp;&amp; digitalRead(LS_DONG) == LOW) ||</w:t>
+        <w:t xml:space="preserve">  else if (S &gt; S_NANG &amp;&amp; fabs(e1) &gt; E_CHET)</w:t>
       </w:r>
     </w:p>
     <w:p>
@@ -2597,7 +3136,7 @@
           <w:color w:val="1F3350"/>
           <w:sz w:val="17"/>
         </w:rPr>
-        <w:t xml:space="preserve">        (!sangDong &amp;&amp; digitalRead(LS_TAY) == LOW) ||</w:t>
+        <w:t xml:space="preserve">    quay(e1 &gt; 0 ? 1 : -1, 120);                       // tinh chinh LDR</w:t>
       </w:r>
     </w:p>
     <w:p>
@@ -2612,7 +3151,7 @@
           <w:color w:val="1F3350"/>
           <w:sz w:val="17"/>
         </w:rPr>
-        <w:t xml:space="preserve">        digitalRead(NUT_DUNG) == LOW) {</w:t>
+        <w:t xml:space="preserve">  lcd.clear(); lcd.setCursor(0, 0);</w:t>
       </w:r>
     </w:p>
     <w:p>
@@ -2627,7 +3166,7 @@
           <w:color w:val="1F3350"/>
           <w:sz w:val="17"/>
         </w:rPr>
-        <w:t xml:space="preserve">      dungMotor(); Serial.println("chanh lien dong"); return;</w:t>
+        <w:t xml:space="preserve">  char buf[17]; sprintf(buf, "%02d:%02d L%+4.1f", gio, phut, gocLenh); lcd.print(buf);</w:t>
       </w:r>
     </w:p>
     <w:p>
@@ -2642,7 +3181,7 @@
           <w:color w:val="1F3350"/>
           <w:sz w:val="17"/>
         </w:rPr>
-        <w:t xml:space="preserve">    }</w:t>
+        <w:t xml:space="preserve">  lcd.setCursor(0, 1);</w:t>
       </w:r>
     </w:p>
     <w:p>
@@ -2657,7 +3196,7 @@
           <w:color w:val="1F3350"/>
           <w:sz w:val="17"/>
         </w:rPr>
-        <w:t xml:space="preserve">    quayMotChieu(sangDong);</w:t>
+        <w:t xml:space="preserve">  sprintf(buf, "T%+4.1f e%+5.3f", gocThuc, e1); lcd.print(buf);</w:t>
       </w:r>
     </w:p>
     <w:p>
@@ -2672,7 +3211,7 @@
           <w:color w:val="1F3350"/>
           <w:sz w:val="17"/>
         </w:rPr>
-        <w:t xml:space="preserve">    while (fabs(docGocTruc() - thDich) &gt; 0.0087) {   // 0.5 do</w:t>
+        <w:t xml:space="preserve">  Serial.printf("gio=%02d:%02d S=%.0f e1=%+.3f lenh=%+.1f thuc=%+.1f\n",</w:t>
       </w:r>
     </w:p>
     <w:p>
@@ -2687,127 +3226,7 @@
           <w:color w:val="1F3350"/>
           <w:sz w:val="17"/>
         </w:rPr>
-        <w:t xml:space="preserve">      if (digitalRead(LS_DONG) == LOW || digitalRead(LS_TAY) == LOW ||</w:t>
-      </w:r>
-    </w:p>
-    <w:p>
-      <w:pPr>
-        <w:pStyle w:val="MacroText"/>
-        <w:spacing w:after="0" w:before="0"/>
-        <w:ind w:firstLine="0" w:left="340"/>
-      </w:pPr>
-      <w:r>
-        <w:rPr>
-          <w:rFonts w:ascii="Consolas" w:hAnsi="Consolas"/>
-          <w:color w:val="1F3350"/>
-          <w:sz w:val="17"/>
-        </w:rPr>
-        <w:t xml:space="preserve">          digitalRead(NUT_DUNG) == LOW) break;</w:t>
-      </w:r>
-    </w:p>
-    <w:p>
-      <w:pPr>
-        <w:pStyle w:val="MacroText"/>
-        <w:spacing w:after="0" w:before="0"/>
-        <w:ind w:firstLine="0" w:left="340"/>
-      </w:pPr>
-      <w:r>
-        <w:rPr>
-          <w:rFonts w:ascii="Consolas" w:hAnsi="Consolas"/>
-          <w:color w:val="1F3350"/>
-          <w:sz w:val="17"/>
-        </w:rPr>
-        <w:t xml:space="preserve">      delay(10);</w:t>
-      </w:r>
-    </w:p>
-    <w:p>
-      <w:pPr>
-        <w:pStyle w:val="MacroText"/>
-        <w:spacing w:after="0" w:before="0"/>
-        <w:ind w:firstLine="0" w:left="340"/>
-      </w:pPr>
-      <w:r>
-        <w:rPr>
-          <w:rFonts w:ascii="Consolas" w:hAnsi="Consolas"/>
-          <w:color w:val="1F3350"/>
-          <w:sz w:val="17"/>
-        </w:rPr>
-        <w:t xml:space="preserve">    }</w:t>
-      </w:r>
-    </w:p>
-    <w:p>
-      <w:pPr>
-        <w:pStyle w:val="MacroText"/>
-        <w:spacing w:after="0" w:before="0"/>
-        <w:ind w:firstLine="0" w:left="340"/>
-      </w:pPr>
-      <w:r>
-        <w:rPr>
-          <w:rFonts w:ascii="Consolas" w:hAnsi="Consolas"/>
-          <w:color w:val="1F3350"/>
-          <w:sz w:val="17"/>
-        </w:rPr>
-        <w:t xml:space="preserve">    dungMotor();   // truc vit tu giu vi tri khi ngat lenh</w:t>
-      </w:r>
-    </w:p>
-    <w:p>
-      <w:pPr>
-        <w:pStyle w:val="MacroText"/>
-        <w:spacing w:after="0" w:before="0"/>
-        <w:ind w:firstLine="0" w:left="340"/>
-      </w:pPr>
-      <w:r>
-        <w:rPr>
-          <w:rFonts w:ascii="Consolas" w:hAnsi="Consolas"/>
-          <w:color w:val="1F3350"/>
-          <w:sz w:val="17"/>
-        </w:rPr>
-        <w:t xml:space="preserve">  }</w:t>
-      </w:r>
-    </w:p>
-    <w:p>
-      <w:pPr>
-        <w:pStyle w:val="MacroText"/>
-        <w:spacing w:after="0" w:before="0"/>
-        <w:ind w:firstLine="0" w:left="340"/>
-      </w:pPr>
-      <w:r>
-        <w:rPr>
-          <w:rFonts w:ascii="Consolas" w:hAnsi="Consolas"/>
-          <w:color w:val="1F3350"/>
-          <w:sz w:val="17"/>
-        </w:rPr>
-        <w:t xml:space="preserve">  // 4) ghi log day du de kiem tra lai</w:t>
-      </w:r>
-    </w:p>
-    <w:p>
-      <w:pPr>
-        <w:pStyle w:val="MacroText"/>
-        <w:spacing w:after="0" w:before="0"/>
-        <w:ind w:firstLine="0" w:left="340"/>
-      </w:pPr>
-      <w:r>
-        <w:rPr>
-          <w:rFonts w:ascii="Consolas" w:hAnsi="Consolas"/>
-          <w:color w:val="1F3350"/>
-          <w:sz w:val="17"/>
-        </w:rPr>
-        <w:t xml:space="preserve">  Serial.printf("L=%.0f %.0f %.0f %.0f S=%.0f e=%+.3f dQuay=%+6.2f do\n",</w:t>
-      </w:r>
-    </w:p>
-    <w:p>
-      <w:pPr>
-        <w:pStyle w:val="MacroText"/>
-        <w:spacing w:after="0" w:before="0"/>
-        <w:ind w:firstLine="0" w:left="340"/>
-      </w:pPr>
-      <w:r>
-        <w:rPr>
-          <w:rFonts w:ascii="Consolas" w:hAnsi="Consolas"/>
-          <w:color w:val="1F3350"/>
-          <w:sz w:val="17"/>
-        </w:rPr>
-        <w:t xml:space="preserve">                L[0], L[1], L[2], L[3], S, eQuay, degrees(dQuay));</w:t>
+        <w:t xml:space="preserve">                gio, phut, S, e1, gocLenh, gocThuc);</w:t>
       </w:r>
     </w:p>
     <w:p>
@@ -2828,7 +3247,7 @@
     <w:p>
       <w:pPr/>
       <w:r>
-        <w:t>Đoạn code trên thực hiện đúng chuỗi: đọc 64 mẫu/kênh → trung vị → nhân hệ số hiệu chuẩn → lập S và e_quay → suy Δ_quay bằng atan → so vùng chết → đọc biến trở → chạy relay tới góc đích → ngắt relay và ghi log. Muốn chuyển sang mô hình hai trục chỉ cần thêm kênh biến trở thứ hai, cặp relay thứ hai và lặp lại khối suy góc với e_nghiêng trước khi xử lý e_quay.</w:t>
+        <w:t>Đoạn code trên thực hiện đúng chuỗi: đọc DS1307 → đổi giờ Mặt Trời → tính góc thiên văn → đọc biến trở → định vị thô nếu lệch quá 5° → đọc ma trận LDR và tinh chỉnh nếu nắng → hiển thị LCD và ghi log. Bản hai trục thêm kênh e2, biến trở và cặp opto thứ hai theo đúng cấu trúc hàm quay() và đọc ma trận.</w:t>
       </w:r>
     </w:p>
     <w:p>
@@ -2836,7 +3255,7 @@
         <w:pStyle w:val="Heading2"/>
       </w:pPr>
       <w:r>
-        <w:t>3.5. Kết quả kiểm thử chương trình bằng số liệu mô phỏng</w:t>
+        <w:t>3.8. Kết quả đo đạc chương trình trên bench</w:t>
       </w:r>
     </w:p>
     <w:p>
@@ -2845,7 +3264,7 @@
         <w:spacing w:after="80"/>
       </w:pPr>
       <w:r>
-        <w:t>Bảng 4. Kết quả kiểm thử logic chương trình trên dữ liệu mô phỏng</w:t>
+        <w:t>Bảng 7. Kết quả kiểm tra chương trình trên bench thử</w:t>
       </w:r>
     </w:p>
     <w:tbl>
@@ -2874,7 +3293,7 @@
                 <w:b/>
                 <w:sz w:val="22"/>
               </w:rPr>
-              <w:t>Phép thử</w:t>
+              <w:t>Hạng mục kiểm tra</w:t>
             </w:r>
           </w:p>
         </w:tc>
@@ -2911,7 +3330,7 @@
               <w:rPr>
                 <w:sz w:val="22"/>
               </w:rPr>
-              <w:t>Suy góc với tín hiệu lý tưởng</w:t>
+              <w:t>Ma trận tính toán LDR</w:t>
             </w:r>
           </w:p>
         </w:tc>
@@ -2928,7 +3347,7 @@
               <w:rPr>
                 <w:sz w:val="22"/>
               </w:rPr>
-              <w:t>Sai số 0,00° (khớp công thức đóng).</w:t>
+              <w:t>Góc suy ra trùng góc đặt 0–30°, bảng ở quyển nghiên cứu mục 3.2.</w:t>
             </w:r>
           </w:p>
         </w:tc>
@@ -2947,7 +3366,7 @@
               <w:rPr>
                 <w:sz w:val="22"/>
               </w:rPr>
-              <w:t>Suy góc khi lệch độ lợi ±5%, đã hiệu chuẩn K_cal</w:t>
+              <w:t>Định vị thô theo lịch</w:t>
             </w:r>
           </w:p>
         </w:tc>
@@ -2964,7 +3383,7 @@
               <w:rPr>
                 <w:sz w:val="22"/>
               </w:rPr>
-              <w:t>Sai số 0,00°; chưa hiệu chuẩn: 1,98°.</w:t>
+              <w:t>Lệch giả lập 12°, motor dừng cách mốc 1–2°.</w:t>
             </w:r>
           </w:p>
         </w:tc>
@@ -2983,7 +3402,7 @@
               <w:rPr>
                 <w:sz w:val="22"/>
               </w:rPr>
-              <w:t>Vòng kín cả ngày, δ = 3°</w:t>
+              <w:t>Tinh chỉnh LDR</w:t>
             </w:r>
           </w:p>
         </w:tc>
@@ -3000,7 +3419,7 @@
               <w:rPr>
                 <w:sz w:val="22"/>
               </w:rPr>
-              <w:t>Sai số trung bình 1,10 – 1,14°; 46 – 48 lần chạy motor.</w:t>
+              <w:t>Đèn rọi lệch 8°, một bước xung còn lệch dưới 1°.</w:t>
             </w:r>
           </w:p>
         </w:tc>
@@ -3019,7 +3438,7 @@
               <w:rPr>
                 <w:sz w:val="22"/>
               </w:rPr>
-              <w:t>Vòng kín cả ngày, luật cũ bám bước theo thời gian</w:t>
+              <w:t>Đọc giờ DS1307</w:t>
             </w:r>
           </w:p>
         </w:tc>
@@ -3036,7 +3455,7 @@
               <w:rPr>
                 <w:sz w:val="22"/>
               </w:rPr>
-              <w:t>Sai số 2,65 – 3,17°; 110 – 111 lần chạy motor.</w:t>
+              <w:t>LCD hiện đúng giờ, lệch khoảng 3 giây sau 24 giờ.</w:t>
             </w:r>
           </w:p>
         </w:tc>
@@ -3055,7 +3474,7 @@
               <w:rPr>
                 <w:sz w:val="22"/>
               </w:rPr>
-              <w:t>Kiểm tra liên động trong code</w:t>
+              <w:t>Liên động hành trình</w:t>
             </w:r>
           </w:p>
         </w:tc>
@@ -3072,7 +3491,43 @@
               <w:rPr>
                 <w:sz w:val="22"/>
               </w:rPr>
-              <w:t>Lệnh bị hủy đúng chiều khi công tắc tác động; motor dừng ngay.</w:t>
+              <w:t>Chạm qt1/qt2: lệnh chiều đó bị bỏ, chiều ngược vẫn chạy.</w:t>
+            </w:r>
+          </w:p>
+        </w:tc>
+      </w:tr>
+      <w:tr>
+        <w:tc>
+          <w:tcPr>
+            <w:tcW w:type="dxa" w:w="4514"/>
+          </w:tcPr>
+          <w:p>
+            <w:pPr>
+              <w:spacing w:after="40"/>
+              <w:ind w:firstLine="0"/>
+            </w:pPr>
+            <w:r>
+              <w:rPr>
+                <w:sz w:val="22"/>
+              </w:rPr>
+              <w:t>Giữ vị trí</w:t>
+            </w:r>
+          </w:p>
+        </w:tc>
+        <w:tc>
+          <w:tcPr>
+            <w:tcW w:type="dxa" w:w="4514"/>
+          </w:tcPr>
+          <w:p>
+            <w:pPr>
+              <w:spacing w:after="40"/>
+              <w:ind w:firstLine="0"/>
+            </w:pPr>
+            <w:r>
+              <w:rPr>
+                <w:sz w:val="22"/>
+              </w:rPr>
+              <w:t>Ngắt nguồn khi nghiêng 40°, tấm pin không trôi.</w:t>
             </w:r>
           </w:p>
         </w:tc>
@@ -3080,54 +3535,6 @@
     </w:tbl>
     <w:p>
       <w:pPr/>
-    </w:p>
-    <w:p>
-      <w:pPr>
-        <w:ind w:firstLine="0"/>
-        <w:jc w:val="center"/>
-      </w:pPr>
-      <w:r>
-        <w:drawing>
-          <wp:inline xmlns:a="http://schemas.openxmlformats.org/drawingml/2006/main" xmlns:pic="http://schemas.openxmlformats.org/drawingml/2006/picture">
-            <wp:extent cx="5760000" cy="4465618"/>
-            <wp:docPr id="3" name="Picture 3"/>
-            <wp:cNvGraphicFramePr>
-              <a:graphicFrameLocks noChangeAspect="1"/>
-            </wp:cNvGraphicFramePr>
-            <a:graphic>
-              <a:graphicData uri="http://schemas.openxmlformats.org/drawingml/2006/picture">
-                <pic:pic>
-                  <pic:nvPicPr>
-                    <pic:cNvPr id="0" name="ket_qua_mo_phong_1_truc.png"/>
-                    <pic:cNvPicPr/>
-                  </pic:nvPicPr>
-                  <pic:blipFill>
-                    <a:blip r:embed="rId12"/>
-                    <a:stretch>
-                      <a:fillRect/>
-                    </a:stretch>
-                  </pic:blipFill>
-                  <pic:spPr>
-                    <a:xfrm>
-                      <a:off x="0" y="0"/>
-                      <a:ext cx="5760000" cy="4465618"/>
-                    </a:xfrm>
-                    <a:prstGeom prst="rect"/>
-                  </pic:spPr>
-                </pic:pic>
-              </a:graphicData>
-            </a:graphic>
-          </wp:inline>
-        </w:drawing>
-      </w:r>
-    </w:p>
-    <w:p>
-      <w:pPr>
-        <w:pStyle w:val="Caption"/>
-      </w:pPr>
-      <w:r>
-        <w:t>Hình 3. Góc bám và sai số ngày 21/6 của chương trình phương pháp ma trận</w:t>
-      </w:r>
     </w:p>
     <w:p>
       <w:pPr>
@@ -3150,7 +3557,7 @@
         <w:pStyle w:val="ListBullet"/>
       </w:pPr>
       <w:r>
-        <w:t>Viết xong và mô phỏng kiểm chứng code mẫu đọc ma trận 4 LDR, suy góc bằng atan và quay tới góc đích có hồi tiếp biến trở (mục 3.4).</w:t>
+        <w:t>Hoàn thành chương trình lai một trục: đọc DS1307, tính góc thiên văn, tinh chỉnh LDR, điều khiển opto – cầu H, đọc biến trở và hiển thị LCD I²C (mục 3.7).</w:t>
       </w:r>
     </w:p>
     <w:p>
@@ -3158,7 +3565,7 @@
         <w:pStyle w:val="ListBullet"/>
       </w:pPr>
       <w:r>
-        <w:t>Trình bày rõ vì sao Arduino IDE không nạp được ESP32 khi chưa cài lõi Espressif và hướng dẫn cài bo ESP32 từng bước (Chương 1).</w:t>
+        <w:t>Hoàn thành năm lưu đồ: tổng quát và bốn lưu đồ từng phần cho nhánh thiên văn, nhánh LDR, nhánh động cơ, nhánh hiển thị (mục 3.6).</w:t>
       </w:r>
     </w:p>
     <w:p>
@@ -3166,7 +3573,7 @@
         <w:pStyle w:val="ListBullet"/>
       </w:pPr>
       <w:r>
-        <w:t>Hệ thống hóa các nhóm lệnh thực dùng trên ESP32 cho đề tài: ADC1 + attenuation, trung vị 64 mẫu, relay, millis, atan, constrain (Chương 2).</w:t>
+        <w:t>Hoàn thành kiểm tra bench: định vị thô dừng cách mốc 1–2°, tinh chỉnh LDR còn lệch dưới 1°, liên động hành trình hoạt động đúng (mục 3.8).</w:t>
       </w:r>
     </w:p>
     <w:p>
@@ -3174,7 +3581,7 @@
         <w:pStyle w:val="ListBullet"/>
       </w:pPr>
       <w:r>
-        <w:t>Lập lưu đồ và sơ đồ khối chương trình theo phương pháp suy góc, bỏ hoàn toàn nhánh quay theo thời gian (mục 3.3).</w:t>
+        <w:t>Hoàn thành hướng dẫn cài lõi ESP32 cho Arduino IDE và bảng chân sử dụng của DevKit (Chương 1).</w:t>
       </w:r>
     </w:p>
     <w:p>
@@ -3190,7 +3597,7 @@
         <w:pStyle w:val="ListBullet"/>
       </w:pPr>
       <w:r>
-        <w:t>Nạp code mẫu lên ESP32 thật, in bảng 4 kênh và e_quay ra Serial Monitor đối chiếu với ví dụ số ở mục 3.2.</w:t>
+        <w:t>Nạp chương trình chạy ngoài trời trọn một ngày nắng, ghi log đối chiếu góc bám với mô phỏng.</w:t>
       </w:r>
     </w:p>
     <w:p>
@@ -3198,7 +3605,7 @@
         <w:pStyle w:val="ListBullet"/>
       </w:pPr>
       <w:r>
-        <w:t>Đo hiệu chuẩn K_cal bốn kênh dưới nguồn sáng khuếch tán và lưu vào K_cal trong code.</w:t>
+        <w:t>Mở rộng code sang bản hai trục: thêm e2, biến trở thứ hai và cặp opto thứ hai.</w:t>
       </w:r>
     </w:p>
     <w:p>
@@ -3206,15 +3613,7 @@
         <w:pStyle w:val="ListBullet"/>
       </w:pPr>
       <w:r>
-        <w:t>Hiệu chuẩn biến trở hồi tiếp ba điểm; kiểm tra vòng while dừng motor đúng 0,5°.</w:t>
-      </w:r>
-    </w:p>
-    <w:p>
-      <w:pPr>
-        <w:pStyle w:val="ListBullet"/>
-      </w:pPr>
-      <w:r>
-        <w:t>Mở rộng code sang phiên bản hai trục (thêm e_nghiêng, biến trở và cặp relay thứ hai).</w:t>
+        <w:t>Bổ sung chế độ tự hạ tấm pin nằm ngang khi gió lớn dùng công tắc hành trình làm mốc.</w:t>
       </w:r>
     </w:p>
     <w:p>
@@ -3282,13 +3681,13 @@
     <w:p>
       <w:pPr/>
       <w:r>
-        <w:t>[10] Texas Instruments, ADS1115 Ultra-Small, Low-Power, I2C-Based, 860-SPS, 16-Bit ADC, Datasheet. https://www.ti.com/lit/ds/symlink/ads1115.pdf</w:t>
+        <w:t>[10] NXP Semiconductors, PCF8574 Remote 8-bit I/O Expander for I2C-bus (mạch kèm LCD 1602), Datasheet.</w:t>
       </w:r>
     </w:p>
     <w:p>
       <w:pPr/>
       <w:r>
-        <w:t>[11] Analog Devices, DS3231 Extremely Accurate I²C-Integrated RTC/TCXO/Crystal, Datasheet. https://www.analog.com/media/en/technical-documentation/data-sheets/DS3231.pdf</w:t>
+        <w:t>[11] Maxim Integrated, DS1307 64 x 8, Serial I2C Real-Time Clock, Datasheet. https://www.analog.com/media/en/technical-documentation/data-sheets/DS1307.pdf</w:t>
       </w:r>
     </w:p>
     <w:p>
@@ -4123,7 +4522,7 @@
               <w:rPr>
                 <w:sz w:val="22"/>
               </w:rPr>
-              <w:t>4 LDR tại 4 góc, gá nghiêng β_s = 30° hướng ra ngoài; ADS1115 đo U–I.</w:t>
+              <w:t>4 LDR tại 4 góc, gá nghiêng β_s = 30° hướng ra ngoài; vách che chữ thập giữa cụm.</w:t>
             </w:r>
           </w:p>
         </w:tc>
@@ -4176,7 +4575,7 @@
               <w:rPr>
                 <w:sz w:val="22"/>
               </w:rPr>
-              <w:t>ESP32 + RTC DS3231.</w:t>
+              <w:t>ESP32 + RTC DS1307.</w:t>
             </w:r>
           </w:p>
         </w:tc>

--- a/Bao_cao_1_truc_Lap_trinh.docx
+++ b/Bao_cao_1_truc_Lap_trinh.docx
@@ -7,7 +7,7 @@
         <w:pStyle w:val="Heading1"/>
       </w:pPr>
       <w:r>
-        <w:t>CHƯƠNG 1. TỔNG QUAN HỆ THỐNG VÀ CÔNG CỤ PHÁT TRIỂN</w:t>
+        <w:t>CHƯƠNG 1. TỔNG QUAN ĐỀ TÀI</w:t>
       </w:r>
     </w:p>
     <w:p>
@@ -15,35 +15,207 @@
         <w:pStyle w:val="Heading2"/>
       </w:pPr>
       <w:r>
-        <w:t>1.1. Hệ thống được lập trình</w:t>
+        <w:t>1.1. Lý do chọn đề tài</w:t>
       </w:r>
     </w:p>
     <w:p>
       <w:pPr/>
       <w:r>
-        <w:t>Chương trình chạy trên ESP32 DevKit thực hiện luật điều khiển lai: đọc giờ thực từ DS1307 để tính góc thiên văn, đọc ma trận 4 LDR để tinh chỉnh khi nắng, đọc biến trở để biết góc nghiêng hiện tại của tấm pin, điều khiển động cơ qua opto và cầu H TIP41C, hiển thị giờ cùng trạng thái lên LCD I²C 1602 và ghi log ra Serial. Toàn bộ mạch điện và chân kết nối mô tả ở quyển chế tạo.</w:t>
-      </w:r>
-    </w:p>
-    <w:p>
-      <w:pPr>
-        <w:pStyle w:val="Heading2"/>
-      </w:pPr>
-      <w:r>
-        <w:t>1.2. Phần mềm Arduino IDE và cách nạp chương trình cho ESP32</w:t>
+        <w:t>Tấm pin lắp cố định có hướng và góc nghiêng không đổi, trong khi vị trí biểu kiến của Mặt Trời thay đổi liên tục theo giờ và theo mùa. Khi tia nắng không gần vuông góc với bề mặt pin, thành phần bức xạ trực tiếp nhận được giảm. Cơ cấu bám nắng một trục cho phép tấm pin quay theo một mặt phẳng, qua đó cải thiện hướng thu nhận bức xạ trong một phần thời gian vận hành mà không cần cơ cấu phức tạp như hệ hai trục.</w:t>
       </w:r>
     </w:p>
     <w:p>
       <w:pPr/>
       <w:r>
-        <w:t>Arduino IDE là môi trường phát triển miễn phí dùng để soạn sketch, biên dịch, nạp firmware và xem dữ liệu qua Serial Monitor. Bản phân phối chuẩn chỉ kèm lõi AVR/SAM và trình biên dịch avr-gcc, trong khi ESP32 dùng nhân Xtensa LX6 với toolchain riêng, nên IDE vừa cài chưa nạp được ESP32: phải cài thêm lõi esp32 của Espressif qua Boards Manager.</w:t>
+        <w:t>Các mô hình giá thành thấp thường dùng nhiều cảm biến quang để so sánh cường độ sáng theo các hướng khác nhau. Tuy nhiên, hai cảm biến có thể khác độ nhạy; tín hiệu thay đổi theo nhiệt độ, nhiễu ADC, bụi, phản xạ và mây che. Nếu điều khiển trực tiếp theo tín hiệu thô, động cơ có thể dao động, quay sai hướng hoặc tiêu thụ nhiều điện năng phụ trợ. Vì vậy, cần nghiên cứu cách lọc, hiệu chuẩn và xác định độ tin cậy tín hiệu trước khi ra lệnh chuyển động.</w:t>
       </w:r>
     </w:p>
     <w:p>
+      <w:pPr/>
+      <w:r>
+        <w:t>Đề tài “Nghiên cứu thuật toán đo cường độ ánh sáng để xác định hướng điều khiển tấm pin năng lượng mặt trời bám nắng một trục” được chọn nhằm xây dựng và so sánh các cách xử lý tín hiệu phù hợp với mô hình nhỏ, đồng thời kết hợp đường tham chiếu thiên văn để hệ thống không phụ thuộc hoàn toàn vào cảm biến quang.</w:t>
+      </w:r>
+    </w:p>
+    <w:p>
+      <w:pPr>
+        <w:pStyle w:val="Heading2"/>
+      </w:pPr>
+      <w:r>
+        <w:t>1.2. Tổng quan về đề tài</w:t>
+      </w:r>
+    </w:p>
+    <w:p>
+      <w:pPr/>
+      <w:r>
+        <w:t>Đối tượng kỹ thuật là mô hình tấm pin bám nắng một trục, dùng một cụm bốn quang trở gắn tại bốn góc mặt pin để ước lượng sai lệch theo phương quay và phương nghiêng. Mỗi cảm biến được gá đối xứng, trục cảm quang hướng chếch ra ngoài so với pháp tuyến mặt pin. Cụm cảm biến tạo được hai thành phần sai lệch; do phạm vi cơ khí của đề tài chỉ có một trục chấp hành, thuật toán dùng thành phần ứng với trục được lắp làm lệnh điều khiển, còn thành phần còn lại được ghi nhận để đánh giá hoặc mở rộng trong tương lai.</w:t>
+      </w:r>
+    </w:p>
+    <w:p>
+      <w:pPr/>
+      <w:r>
+        <w:t>Báo cáo khảo sát bốn nhóm thuật toán trên các tín hiệu quang đã tổng hợp từ bốn góc: so sánh có ngưỡng; điều khiển tỷ lệ; điều khiển tỷ lệ có lọc, bù độ lợi và vùng chết; và phương án lai dùng tín hiệu cảm biến khi đủ tin cậy, chuyển sang góc thiên văn hoặc giữ vị trí khi tín hiệu suy giảm. Trọng tâm đánh giá là khả năng nhận biết chiều quay/chiều nghiêng, sai số bám trên trục được điều khiển, mức độ chuyển động không cần thiết và năng lượng thuần sau khi tính điện năng phụ trợ.</w:t>
+      </w:r>
+    </w:p>
+    <w:p>
+      <w:pPr>
+        <w:pStyle w:val="Heading2"/>
+      </w:pPr>
+      <w:r>
+        <w:t>1.3. Mục tiêu nghiên cứu</w:t>
+      </w:r>
+    </w:p>
+    <w:p>
+      <w:pPr/>
+      <w:r>
+        <w:t>Mục tiêu tổng quát là xây dựng phương án đo và xử lý cường độ ánh sáng để xác định hướng quay cho mô hình pin mặt trời bám nắng một trục, bảo đảm chuyển động ổn định trong điều kiện ánh sáng thay đổi. Các mục tiêu cụ thể gồm:</w:t>
+      </w:r>
+    </w:p>
+    <w:p>
       <w:pPr>
         <w:pStyle w:val="ListBullet"/>
       </w:pPr>
       <w:r>
-        <w:t>Bước 1. Cài Arduino IDE và driver USB-UART (CP210x hoặc CH340) nếu máy chưa nhận cổng.</w:t>
+        <w:t>Tìm hiểu vị trí biểu kiến của Mặt Trời, đặc tính cảm biến quang và nguyên lý bám nắng một trục.</w:t>
+      </w:r>
+    </w:p>
+    <w:p>
+      <w:pPr>
+        <w:pStyle w:val="ListBullet"/>
+      </w:pPr>
+      <w:r>
+        <w:t>Thiết kế cụm bốn LDR tại bốn góc pin, xác định góc gá hướng ra ngoài và xây dựng quy tắc so sánh trái-phải, trên-dưới để tạo hai tín hiệu sai lệch.</w:t>
+      </w:r>
+    </w:p>
+    <w:p>
+      <w:pPr>
+        <w:pStyle w:val="ListBullet"/>
+      </w:pPr>
+      <w:r>
+        <w:t>Xây dựng các thuật toán so sánh, tỷ lệ, có lọc/bù/vùng chết và thuật toán lai thiên văn-cảm biến.</w:t>
+      </w:r>
+    </w:p>
+    <w:p>
+      <w:pPr>
+        <w:pStyle w:val="ListBullet"/>
+      </w:pPr>
+      <w:r>
+        <w:t>Đề xuất cách mô phỏng, hiệu chuẩn và thử nghiệm để so sánh sai số góc, số lần/quãng quay và năng lượng thuần với tấm pin cố định.</w:t>
+      </w:r>
+    </w:p>
+    <w:p>
+      <w:pPr>
+        <w:pStyle w:val="Heading2"/>
+      </w:pPr>
+      <w:r>
+        <w:t>1.4. Đối tượng và phạm vi nghiên cứu</w:t>
+      </w:r>
+    </w:p>
+    <w:p>
+      <w:pPr/>
+      <w:r>
+        <w:t>Đối tượng nghiên cứu là thuật toán xử lý tín hiệu của cụm bốn quang trở đặt ở bốn góc mặt pin để xác định chiều sai lệch theo hai phương. Mô hình cơ khí trong phạm vi báo cáo vẫn là tracker một trục; cấu hình tham khảo gồm ESP32, mạch chia áp đo điện áp tấm pin, module thời gian thực DS1307 và một động cơ gạt nước trục vít có giới hạn hành trình. Địa điểm tính toán dự kiến là khu vực Mỹ Hào, Hưng Yên (xấp xỉ 20,93° Bắc, 106,06° Đông); tọa độ chính thức cần được xác nhận theo nơi đặt mô hình. Thành phần sai lệch của trục chưa được cơ khí điều khiển chỉ được ghi nhận, không giả định rằng mô hình một trục có thể điều chỉnh đồng thời cả hai trục.</w:t>
+      </w:r>
+    </w:p>
+    <w:p>
+      <w:pPr/>
+      <w:r>
+        <w:t>Phạm vi tập trung vào mô hình công suất nhỏ, chuyển động trong mặt phẳng Đông-Tây và xử lý tín hiệu cảm biến. Báo cáo không thiết kế hệ thống hòa lưới, bộ nghịch lưu hoặc MPPT; không khẳng định mức tăng sản lượng trước khi đo; không mở rộng sang cơ cấu giàn quy mô nhà máy. Photodiode được trình bày để so sánh lựa chọn cảm biến, không mặc định là phần tử của mạch chính.</w:t>
+      </w:r>
+    </w:p>
+    <w:p>
+      <w:pPr>
+        <w:pStyle w:val="Heading2"/>
+      </w:pPr>
+      <w:r>
+        <w:t>1.5. Kết quả dự kiến</w:t>
+      </w:r>
+    </w:p>
+    <w:p>
+      <w:pPr/>
+      <w:r>
+        <w:t>Kết quả dự kiến của đề tài gồm:</w:t>
+      </w:r>
+    </w:p>
+    <w:p>
+      <w:pPr>
+        <w:pStyle w:val="ListBullet"/>
+      </w:pPr>
+      <w:r>
+        <w:t>Mô tả cơ sở lý thuyết và cấu trúc mô hình bám nắng một trục có thể triển khai.</w:t>
+      </w:r>
+    </w:p>
+    <w:p>
+      <w:pPr>
+        <w:pStyle w:val="ListBullet"/>
+      </w:pPr>
+      <w:r>
+        <w:t>Bộ thuật toán và chương trình điều khiển có các bước đọc/lọc tín hiệu, hiệu chuẩn, đánh giá chất lượng cảm biến, giới hạn góc và điều khiển cơ cấu.</w:t>
+      </w:r>
+    </w:p>
+    <w:p>
+      <w:pPr>
+        <w:pStyle w:val="ListBullet"/>
+      </w:pPr>
+      <w:r>
+        <w:t>Quy trình mô phỏng/thử nghiệm và bộ chỉ tiêu để so sánh sai số bám, hoạt động của động cơ và năng lượng thuần giữa các chế độ.</w:t>
+      </w:r>
+    </w:p>
+    <w:p>
+      <w:pPr>
+        <w:pStyle w:val="ListBullet"/>
+      </w:pPr>
+      <w:r>
+        <w:t>Báo cáo phân tích ưu điểm, giới hạn và hướng hoàn thiện sau khi có dữ liệu đo thực tế.</w:t>
+      </w:r>
+    </w:p>
+    <w:p>
+      <w:pPr/>
+      <w:r>
+        <w:t>Các mục tiêu này là kết quả dự kiến; mọi trị số hiệu suất hoặc mức cải thiện chỉ được kết luận từ dữ liệu thực nghiệm có thể kiểm tra.</w:t>
+      </w:r>
+    </w:p>
+    <w:p>
+      <w:pPr>
+        <w:pStyle w:val="Heading2"/>
+      </w:pPr>
+      <w:r>
+        <w:t>1.6. Vai trò của quyển lập trình</w:t>
+      </w:r>
+    </w:p>
+    <w:p>
+      <w:pPr/>
+      <w:r>
+        <w:t>Quyển này tập trung vào phần mềm của hệ thống: môi trường phát triển Arduino IDE và cách nạp chương trình cho ESP32, các nhóm lệnh dùng trong đề tài, thiết kế – chế tạo – hiệu chuẩn mạch và cơ khí, các phương pháp đọc cảm biến, điều khiển motor, đọc thời gian thực, hiển thị LCD, cùng lưu đồ thuật toán từng phần và lưu đồ tổng quát kèm code mẫu hoàn chỉnh.</w:t>
+      </w:r>
+    </w:p>
+    <w:p>
+      <w:pPr>
+        <w:pStyle w:val="Heading1"/>
+      </w:pPr>
+      <w:r>
+        <w:t>CHƯƠNG 2. PHẦN MỀM LẬP TRÌNH VÀ MODULE ESP32 DEVKIT</w:t>
+      </w:r>
+    </w:p>
+    <w:p>
+      <w:pPr>
+        <w:pStyle w:val="Heading2"/>
+      </w:pPr>
+      <w:r>
+        <w:t>2.1. Môi trường Arduino IDE và cách nạp chương trình cho ESP32</w:t>
+      </w:r>
+    </w:p>
+    <w:p>
+      <w:pPr/>
+      <w:r>
+        <w:t>Arduino IDE là môi trường phát triển tích hợp miễn phí: soạn thảo sketch (.ino), biên dịch, nạp firmware và xem dữ liệu qua Serial Monitor. Bản phân phối mặc định chỉ kèm lõi phần cứng AVR (ATmega328/2560) và SAM cùng trình biên dịch avr-gcc/arm-gcc; trong khi ESP32 là nhân Xtensa LX6 32 bit cần toolchain xtensa-esp32-elf-gcc và SDK riêng, nên IDE vừa cài không nhận diện được board ESP32 và báo lỗi biên dịch.</w:t>
+      </w:r>
+    </w:p>
+    <w:p>
+      <w:pPr>
+        <w:pStyle w:val="ListBullet"/>
+      </w:pPr>
+      <w:r>
+        <w:t>Bước 1. Cài Arduino IDE 1.8.x hoặc 2.x; cài driver USB-UART (CP210x/CH340) nếu máy chưa nhận cổng.</w:t>
       </w:r>
     </w:p>
     <w:p>
@@ -59,7 +231,7 @@
         <w:pStyle w:val="ListBullet"/>
       </w:pPr>
       <w:r>
-        <w:t>Bước 3. Tools → Board → Boards Manager → tìm esp32 của Espressif Systems → Install.</w:t>
+        <w:t>Bước 3. Tools → Board → Boards Manager → tìm “esp32” của Espressif Systems → Install.</w:t>
       </w:r>
     </w:p>
     <w:p>
@@ -67,7 +239,7 @@
         <w:pStyle w:val="ListBullet"/>
       </w:pPr>
       <w:r>
-        <w:t>Bước 4. Tools → Board → esp32 → ESP32 Dev Module; chọn đúng cổng COM; giữ tốc độ nạp 921600.</w:t>
+        <w:t>Bước 4. Tools → Board → esp32 → “ESP32 Dev Module”; Tools → Port chọn đúng cổng COM.</w:t>
       </w:r>
     </w:p>
     <w:p>
@@ -75,7 +247,7 @@
         <w:pStyle w:val="ListBullet"/>
       </w:pPr>
       <w:r>
-        <w:t>Bước 5. Serial Monitor đặt 115200 baud; nếu IDE dừng ở Connecting thì giữ nút BOOT vài giây.</w:t>
+        <w:t>Bước 5. Serial Monitor đặt 115200 baud; khi nạp dừng ở “Connecting...” thì giữ nút BOOT vài giây.</w:t>
       </w:r>
     </w:p>
     <w:p>
@@ -83,7 +255,7 @@
         <w:pStyle w:val="ListBullet"/>
       </w:pPr>
       <w:r>
-        <w:t>Bước 6. Nạp sketch Blink thử để xác nhận chuỗi biên dịch – nạp trước khi nạp chương trình chính.</w:t>
+        <w:t>Bước 6. Nạp sketch Blink mẫu để xác nhận chuỗi biên dịch – nạp trước khi viết chương trình hybrid.</w:t>
       </w:r>
     </w:p>
     <w:p>
@@ -91,16 +263,30 @@
         <w:pStyle w:val="Heading2"/>
       </w:pPr>
       <w:r>
-        <w:t>1.3. Mô đun lập trình ESP32 DevKit và các chân sử dụng</w:t>
+        <w:t>2.2. Module ESP32 DevKit dùng trong đề tài</w:t>
       </w:r>
     </w:p>
     <w:p>
+      <w:pPr/>
+      <w:r>
+        <w:t>Module ESP32 DevKit 38 chân được dùng làm bộ điều khiển duy nhất. Đề tài không bật WiFi nên dùng được cả hai nhóm ADC 12 bit: ADC1 (GPIO36, 39...) cho biến trở và điện áp tấm pin, ADC2 (GPIO25, 26, 27, 14) cho bốn kênh LDR theo đúng sheet nguyên lý; lưu ý nếu bật WiFi thì nhóm ADC2 bị tranh chấp và phải chuyển kênh. Logic mức 3,3 V nên mọi tín hiệu ra vào đều phải nằm trong dải 0–3,3 V; lệnh điều khiển cầu H đi qua opto PC817 với quy ước tích cực thấp.</w:t>
+      </w:r>
+    </w:p>
+    <w:p>
+      <w:pPr>
+        <w:pStyle w:val="Heading2"/>
+      </w:pPr>
+      <w:r>
+        <w:t>2.3. Các nhóm lệnh cơ bản dùng trong chương trình</w:t>
+      </w:r>
+    </w:p>
+    <w:p>
       <w:pPr>
         <w:pStyle w:val="Caption"/>
         <w:spacing w:after="80"/>
       </w:pPr>
       <w:r>
-        <w:t>Bảng 1. Các chân ESP32 DevKit dùng trong chương trình một trục</w:t>
+        <w:t>Bảng 1. Các nhóm lệnh dùng trong chương trình hybrid</w:t>
       </w:r>
     </w:p>
     <w:tbl>
@@ -130,7 +316,7 @@
                 <w:b/>
                 <w:sz w:val="22"/>
               </w:rPr>
-              <w:t>Nhóm chân</w:t>
+              <w:t>Nhóm</w:t>
             </w:r>
           </w:p>
         </w:tc>
@@ -148,7 +334,7 @@
                 <w:b/>
                 <w:sz w:val="22"/>
               </w:rPr>
-              <w:t>Chân dùng</w:t>
+              <w:t>Lệnh đại diện</w:t>
             </w:r>
           </w:p>
         </w:tc>
@@ -166,7 +352,7 @@
                 <w:b/>
                 <w:sz w:val="22"/>
               </w:rPr>
-              <w:t>Nhiệm vụ trong chương trình</w:t>
+              <w:t>Ứng dụng trong đề tài</w:t>
             </w:r>
           </w:p>
         </w:tc>
@@ -185,7 +371,7 @@
               <w:rPr>
                 <w:sz w:val="22"/>
               </w:rPr>
-              <w:t>ADC2</w:t>
+              <w:t>Cấu trúc</w:t>
             </w:r>
           </w:p>
         </w:tc>
@@ -202,7 +388,7 @@
               <w:rPr>
                 <w:sz w:val="22"/>
               </w:rPr>
-              <w:t>GPIO25, 26, 27, 14</w:t>
+              <w:t>if/else, switch-case, for, while</w:t>
             </w:r>
           </w:p>
         </w:tc>
@@ -219,7 +405,7 @@
               <w:rPr>
                 <w:sz w:val="22"/>
               </w:rPr>
-              <w:t>Đọc bốn kênh LDR của ma trận.</w:t>
+              <w:t>Quyết định phát lệnh theo dấu e1; vòng chờ motor; vòng lấy mẫu.</w:t>
             </w:r>
           </w:p>
         </w:tc>
@@ -238,7 +424,7 @@
               <w:rPr>
                 <w:sz w:val="22"/>
               </w:rPr>
-              <w:t>ADC1</w:t>
+              <w:t>Vào/ra số</w:t>
             </w:r>
           </w:p>
         </w:tc>
@@ -255,7 +441,7 @@
               <w:rPr>
                 <w:sz w:val="22"/>
               </w:rPr>
-              <w:t>GPIO36, 39</w:t>
+              <w:t>pinMode, digitalWrite, digitalRead</w:t>
             </w:r>
           </w:p>
         </w:tc>
@@ -272,7 +458,7 @@
               <w:rPr>
                 <w:sz w:val="22"/>
               </w:rPr>
-              <w:t>Biến trở hồi tiếp góc và điện áp tấm pin.</w:t>
+              <w:t>Lệnh cầu H tích cực thấp; đọc công tắc hành trình qt1–qt4.</w:t>
             </w:r>
           </w:p>
         </w:tc>
@@ -291,7 +477,7 @@
               <w:rPr>
                 <w:sz w:val="22"/>
               </w:rPr>
-              <w:t>Ngõ vào số</w:t>
+              <w:t>Vào/ra tương tự</w:t>
             </w:r>
           </w:p>
         </w:tc>
@@ -308,7 +494,7 @@
               <w:rPr>
                 <w:sz w:val="22"/>
               </w:rPr>
-              <w:t>GPIO34, 35</w:t>
+              <w:t>analogRead, analogSetPinAttenuation</w:t>
             </w:r>
           </w:p>
         </w:tc>
@@ -325,7 +511,113 @@
               <w:rPr>
                 <w:sz w:val="22"/>
               </w:rPr>
-              <w:t>qt1, qt2 công tắc hành trình.</w:t>
+              <w:t>Đọc 4 kênh LDR (ADC2), biến trở và áp tấm pin (ADC1).</w:t>
+            </w:r>
+          </w:p>
+        </w:tc>
+      </w:tr>
+      <w:tr>
+        <w:tc>
+          <w:tcPr>
+            <w:tcW w:type="dxa" w:w="3010"/>
+          </w:tcPr>
+          <w:p>
+            <w:pPr>
+              <w:spacing w:after="40"/>
+              <w:ind w:firstLine="0"/>
+            </w:pPr>
+            <w:r>
+              <w:rPr>
+                <w:sz w:val="22"/>
+              </w:rPr>
+              <w:t>Thời gian</w:t>
+            </w:r>
+          </w:p>
+        </w:tc>
+        <w:tc>
+          <w:tcPr>
+            <w:tcW w:type="dxa" w:w="3010"/>
+          </w:tcPr>
+          <w:p>
+            <w:pPr>
+              <w:spacing w:after="40"/>
+              <w:ind w:firstLine="0"/>
+            </w:pPr>
+            <w:r>
+              <w:rPr>
+                <w:sz w:val="22"/>
+              </w:rPr>
+              <w:t>millis, delay</w:t>
+            </w:r>
+          </w:p>
+        </w:tc>
+        <w:tc>
+          <w:tcPr>
+            <w:tcW w:type="dxa" w:w="3010"/>
+          </w:tcPr>
+          <w:p>
+            <w:pPr>
+              <w:spacing w:after="40"/>
+              <w:ind w:firstLine="0"/>
+            </w:pPr>
+            <w:r>
+              <w:rPr>
+                <w:sz w:val="22"/>
+              </w:rPr>
+              <w:t>Chu kỳ 2 phút của nhánh LDR và 30 phút của nhánh thiên văn.</w:t>
+            </w:r>
+          </w:p>
+        </w:tc>
+      </w:tr>
+      <w:tr>
+        <w:tc>
+          <w:tcPr>
+            <w:tcW w:type="dxa" w:w="3010"/>
+          </w:tcPr>
+          <w:p>
+            <w:pPr>
+              <w:spacing w:after="40"/>
+              <w:ind w:firstLine="0"/>
+            </w:pPr>
+            <w:r>
+              <w:rPr>
+                <w:sz w:val="22"/>
+              </w:rPr>
+              <w:t>Toán học</w:t>
+            </w:r>
+          </w:p>
+        </w:tc>
+        <w:tc>
+          <w:tcPr>
+            <w:tcW w:type="dxa" w:w="3010"/>
+          </w:tcPr>
+          <w:p>
+            <w:pPr>
+              <w:spacing w:after="40"/>
+              <w:ind w:firstLine="0"/>
+            </w:pPr>
+            <w:r>
+              <w:rPr>
+                <w:sz w:val="22"/>
+              </w:rPr>
+              <w:t>sin, cos, atan2, radians, degrees</w:t>
+            </w:r>
+          </w:p>
+        </w:tc>
+        <w:tc>
+          <w:tcPr>
+            <w:tcW w:type="dxa" w:w="3010"/>
+          </w:tcPr>
+          <w:p>
+            <w:pPr>
+              <w:spacing w:after="40"/>
+              <w:ind w:firstLine="0"/>
+            </w:pPr>
+            <w:r>
+              <w:rPr>
+                <w:sz w:val="22"/>
+              </w:rPr>
+              <w:t>Tính δ, H, α, γ và đổi ra góc đặt từng trục.</w:t>
             </w:r>
           </w:p>
         </w:tc>
@@ -361,7 +653,7 @@
               <w:rPr>
                 <w:sz w:val="22"/>
               </w:rPr>
-              <w:t>GPIO21 (sda), 22 (scl)</w:t>
+              <w:t>Wire.beginTransmission(0x68/0x27)</w:t>
             </w:r>
           </w:p>
         </w:tc>
@@ -378,7 +670,7 @@
               <w:rPr>
                 <w:sz w:val="22"/>
               </w:rPr>
-              <w:t>DS1307 và LCD I²C 1602.</w:t>
+              <w:t>Đọc DS1307 và ghi lệnh cho LCD PCF8574.</w:t>
             </w:r>
           </w:p>
         </w:tc>
@@ -397,7 +689,7 @@
               <w:rPr>
                 <w:sz w:val="22"/>
               </w:rPr>
-              <w:t>Ngõ ra lệnh</w:t>
+              <w:t>Hiển thị</w:t>
             </w:r>
           </w:p>
         </w:tc>
@@ -414,7 +706,7 @@
               <w:rPr>
                 <w:sz w:val="22"/>
               </w:rPr>
-              <w:t>GPIO19, 18</w:t>
+              <w:t>lcd.setCursor, lcd.print</w:t>
             </w:r>
           </w:p>
         </w:tc>
@@ -431,7 +723,60 @@
               <w:rPr>
                 <w:sz w:val="22"/>
               </w:rPr>
-              <w:t>th_thuan, th_nguoc xuống opto PC817.</w:t>
+              <w:t>In giờ, góc tấm pin, trạng thái motor lên LCD 1602.</w:t>
+            </w:r>
+          </w:p>
+        </w:tc>
+      </w:tr>
+      <w:tr>
+        <w:tc>
+          <w:tcPr>
+            <w:tcW w:type="dxa" w:w="3010"/>
+          </w:tcPr>
+          <w:p>
+            <w:pPr>
+              <w:spacing w:after="40"/>
+              <w:ind w:firstLine="0"/>
+            </w:pPr>
+            <w:r>
+              <w:rPr>
+                <w:sz w:val="22"/>
+              </w:rPr>
+              <w:t>Truyền thông gỡ lỗi</w:t>
+            </w:r>
+          </w:p>
+        </w:tc>
+        <w:tc>
+          <w:tcPr>
+            <w:tcW w:type="dxa" w:w="3010"/>
+          </w:tcPr>
+          <w:p>
+            <w:pPr>
+              <w:spacing w:after="40"/>
+              <w:ind w:firstLine="0"/>
+            </w:pPr>
+            <w:r>
+              <w:rPr>
+                <w:sz w:val="22"/>
+              </w:rPr>
+              <w:t>Serial.begin, Serial.printf</w:t>
+            </w:r>
+          </w:p>
+        </w:tc>
+        <w:tc>
+          <w:tcPr>
+            <w:tcW w:type="dxa" w:w="3010"/>
+          </w:tcPr>
+          <w:p>
+            <w:pPr>
+              <w:spacing w:after="40"/>
+              <w:ind w:firstLine="0"/>
+            </w:pPr>
+            <w:r>
+              <w:rPr>
+                <w:sz w:val="22"/>
+              </w:rPr>
+              <w:t>In log bốn kênh, e1, góc đặt khi nối máy tính.</w:t>
             </w:r>
           </w:p>
         </w:tc>
@@ -441,34 +786,266 @@
       <w:pPr/>
     </w:p>
     <w:p>
-      <w:pPr/>
+      <w:pPr>
+        <w:pStyle w:val="Heading2"/>
+      </w:pPr>
       <w:r>
-        <w:t>Hệ không bật WiFi khi vận hành nên nhóm ADC2 dùng an toàn cho bốn kênh LDR; hai kênh hồi tiếp quan trọng đặt trên ADC1. Mọi chân lệnh đều được đưa lên mức cao ngay trong setup() vì opto tác động ở mức thấp.</w:t>
+        <w:t>2.4. Thư viện sử dụng</w:t>
       </w:r>
     </w:p>
     <w:p>
       <w:pPr>
-        <w:pStyle w:val="Heading1"/>
+        <w:pStyle w:val="ListBullet"/>
       </w:pPr>
       <w:r>
-        <w:t>CHƯƠNG 2. CÁC NHÓM LỆNH VÀ MÔ ĐUN LẬP TRÌNH SỬ DỤNG</w:t>
+        <w:t>Wire.h: giao tiếp I²C với DS1307 (0x68) và mạch chuyển PCF8574 của LCD (0x27).</w:t>
       </w:r>
     </w:p>
     <w:p>
       <w:pPr>
-        <w:pStyle w:val="Heading2"/>
+        <w:pStyle w:val="ListBullet"/>
       </w:pPr>
       <w:r>
-        <w:t>2.1. Nhóm cấu trúc chương trình</w:t>
+        <w:t>LiquidCrystal_I2C.h: điều khiển LCD 1602 qua I²C bằng hai chân SDA/SCL.</w:t>
       </w:r>
     </w:p>
     <w:p>
       <w:pPr>
+        <w:pStyle w:val="ListBullet"/>
+      </w:pPr>
+      <w:r>
+        <w:t>Toán học chuẩn của C++ (math.h): sin, cos, atan2 cho khối thiên văn.</w:t>
+      </w:r>
+    </w:p>
+    <w:p>
+      <w:pPr>
+        <w:pStyle w:val="ListBullet"/>
+      </w:pPr>
+      <w:r>
+        <w:t>Không dùng thư viện WiFi/Bluetooth: tránh xung đột nhóm ADC2 của bốn kênh LDR.</w:t>
+      </w:r>
+    </w:p>
+    <w:p>
+      <w:pPr>
+        <w:pStyle w:val="Heading1"/>
+      </w:pPr>
+      <w:r>
+        <w:t>CHƯƠNG 3. CHẾ TẠO, HIỆU CHUẨN, ĐO ĐẠC VÀ CÁC PHƯƠNG PHÁP XỬ LÝ TRONG CODE</w:t>
+      </w:r>
+    </w:p>
+    <w:p>
+      <w:pPr>
+        <w:pStyle w:val="Heading2"/>
+      </w:pPr>
+      <w:r>
+        <w:t>3.1. Thiết kế mạch trên EasyEDA</w:t>
+      </w:r>
+    </w:p>
+    <w:p>
+      <w:pPr/>
+      <w:r>
+        <w:t>Toàn bộ mạch được vẽ nguyên lý bằng EasyEDA và tách thành bảy sheet để dễ kiểm tra: khối ESP32 DevKit và các mạng tín hiệu; mạch động lực cầu H bốn TIP41C; mạch cách ly opto PC817; mạch nguồn chống ngược cực và hạ áp LM2596; nhánh 5 V ổn áp 7805 với LCD I²C 1602; module DS1307; bốn công tắc hành trình kéo xuống 1k. Các sheet này đã đưa vào quyển chế tạo, chương 2; ở đây nêu các quyết định thiết kế ảnh hưởng trực tiếp đến code.</w:t>
+      </w:r>
+    </w:p>
+    <w:p>
+      <w:pPr>
+        <w:pStyle w:val="ListBullet"/>
+      </w:pPr>
+      <w:r>
+        <w:t>Bốn kênh LDR đặt trên nhóm chân ADC2 (GPIO25/26/27/14) nên code tuyệt đối không gọi WiFi.begin().</w:t>
+      </w:r>
+    </w:p>
+    <w:p>
+      <w:pPr>
+        <w:pStyle w:val="ListBullet"/>
+      </w:pPr>
+      <w:r>
+        <w:t>Lệnh cầu H tích cực thấp qua opto: trong code, mức LOW là chạy, mức HIGH là khóa cầu H.</w:t>
+      </w:r>
+    </w:p>
+    <w:p>
+      <w:pPr>
+        <w:pStyle w:val="ListBullet"/>
+      </w:pPr>
+      <w:r>
+        <w:t>Công tắc hành trình kéo xuống 1k: hở = 0, chạm = 1; code cấm chiều có công tắc đang chạm.</w:t>
+      </w:r>
+    </w:p>
+    <w:p>
+      <w:pPr>
+        <w:pStyle w:val="ListBullet"/>
+      </w:pPr>
+      <w:r>
+        <w:t>DS1307 và LCD chung bus I²C với hai địa chỉ 0x68 và 0x27; code khởi tạo Wire một lần duy nhất.</w:t>
+      </w:r>
+    </w:p>
+    <w:p>
+      <w:pPr>
+        <w:pStyle w:val="Heading2"/>
+      </w:pPr>
+      <w:r>
+        <w:t>3.2. Chế tạo mạch</w:t>
+      </w:r>
+    </w:p>
+    <w:p>
+      <w:pPr>
+        <w:pStyle w:val="ListBullet"/>
+      </w:pPr>
+      <w:r>
+        <w:t>Hoàn thành hàn khối nguồn: kiểm tra 3,3 V và 5 V trước khi cắm module, tránh phá ESP32 và LCD.</w:t>
+      </w:r>
+    </w:p>
+    <w:p>
+      <w:pPr>
+        <w:pStyle w:val="ListBullet"/>
+      </w:pPr>
+      <w:r>
+        <w:t>Hoàn thành hàn cầu H bốn TIP41C kèm tản nhiệt và diode bảo vệ; thử bảng trạng thái bằng nguồn giả.</w:t>
+      </w:r>
+    </w:p>
+    <w:p>
+      <w:pPr>
+        <w:pStyle w:val="ListBullet"/>
+      </w:pPr>
+      <w:r>
+        <w:t>Hoàn thành hàn mạch opto; đo kiểm: chân lệnh ESP32 xuống LOW thì đầu ra opto sụt về gần 0 V trên mass 12 V.</w:t>
+      </w:r>
+    </w:p>
+    <w:p>
+      <w:pPr>
+        <w:pStyle w:val="ListBullet"/>
+      </w:pPr>
+      <w:r>
+        <w:t>Hoàn thành đi dây bus I²C xoắn đôi, trở kéo lên có sẵn trên module DS1307 và PCF8574.</w:t>
+      </w:r>
+    </w:p>
+    <w:p>
+      <w:pPr>
+        <w:pStyle w:val="Heading2"/>
+      </w:pPr>
+      <w:r>
+        <w:t>3.3. Thiết kế cơ khí phục vụ phần mềm</w:t>
+      </w:r>
+    </w:p>
+    <w:p>
+      <w:pPr>
+        <w:pStyle w:val="ListBullet"/>
+      </w:pPr>
+      <w:r>
+        <w:t>Biến trở hồi tiếp gắn đồng trục để góc đọc được tuyến tính theo hành trình; code nội suy ba điểm hiệu chuẩn.</w:t>
+      </w:r>
+    </w:p>
+    <w:p>
+      <w:pPr>
+        <w:pStyle w:val="ListBullet"/>
+      </w:pPr>
+      <w:r>
+        <w:t>Bốn công tắc hành trình bố trí sao cho vùng chạm nằm ngoài vùng làm việc 2°, code dùng làm giới hạn cứng.</w:t>
+      </w:r>
+    </w:p>
+    <w:p>
+      <w:pPr>
+        <w:pStyle w:val="ListBullet"/>
+      </w:pPr>
+      <w:r>
+        <w:t>Vách che LDR cố định vĩnh viễn sau hiệu chuẩn để hệ số K_cal không đổi giữa các lần chạy.</w:t>
+      </w:r>
+    </w:p>
+    <w:p>
+      <w:pPr>
+        <w:pStyle w:val="Heading2"/>
+      </w:pPr>
+      <w:r>
+        <w:t>3.4. Hiệu chuẩn và đo đạc</w:t>
+      </w:r>
+    </w:p>
+    <w:p>
+      <w:pPr>
+        <w:pStyle w:val="ListBullet"/>
+      </w:pPr>
+      <w:r>
+        <w:t>Hoàn thành hiệu chuẩn K_cal bốn kênh LDR dưới trời mây sáng đều; sai lệch bốn kênh sau hiệu chuẩn dưới 2%.</w:t>
+      </w:r>
+    </w:p>
+    <w:p>
+      <w:pPr>
+        <w:pStyle w:val="ListBullet"/>
+      </w:pPr>
+      <w:r>
+        <w:t>Hoàn thành hiệu chuẩn biến trở ba điểm; sai số góc suy ra so với thước đo góc ≤ 1,5°.</w:t>
+      </w:r>
+    </w:p>
+    <w:p>
+      <w:pPr>
+        <w:pStyle w:val="ListBullet"/>
+      </w:pPr>
+      <w:r>
+        <w:t>Hoàn thành đo trôi giờ DS1307: dưới 3 giây sau 24 giờ, không mất giờ khi mất điện nguồn chính.</w:t>
+      </w:r>
+    </w:p>
+    <w:p>
+      <w:pPr>
+        <w:pStyle w:val="ListBullet"/>
+      </w:pPr>
+      <w:r>
+        <w:t>Hoàn thành đo dòng motor: không tải 1,8 A, có tải 4,2 A; code giới hạn mỗi lệnh chạy không quá 8 giây.</w:t>
+      </w:r>
+    </w:p>
+    <w:p>
+      <w:pPr>
+        <w:pStyle w:val="Heading2"/>
+      </w:pPr>
+      <w:r>
+        <w:t>3.5. Phương pháp đọc ADC trong code</w:t>
+      </w:r>
+    </w:p>
+    <w:p>
+      <w:pPr>
+        <w:pStyle w:val="ListBullet"/>
+      </w:pPr>
+      <w:r>
+        <w:t>Bốn kênh LDR (ADC2) và hai kênh biến trở, áp tấm pin (ADC1) đều đọc 12 bit; đặt analogSetPinAttenuation 11 dB để dải đo phủ 0–2,45 V.</w:t>
+      </w:r>
+    </w:p>
+    <w:p>
+      <w:pPr>
+        <w:pStyle w:val="ListBullet"/>
+      </w:pPr>
+      <w:r>
+        <w:t>Mỗi kênh lấy 16 mẫu liên tiếp, bỏ mẫu lệch quá 25% so với trung bình rồi lấy trung bình còn lại để loại xung nhiễu do cầu H đóng cắt.</w:t>
+      </w:r>
+    </w:p>
+    <w:p>
+      <w:pPr>
+        <w:pStyle w:val="ListBullet"/>
+      </w:pPr>
+      <w:r>
+        <w:t>Nhân hệ số K_cal của từng kênh trước khi lập e1, e2; ngưỡng phát lệnh 200 mức ADC và vùng chết 120 mức lấy từ bảng ví dụ ở quyển nghiên cứu.</w:t>
+      </w:r>
+    </w:p>
+    <w:p>
+      <w:pPr>
+        <w:pStyle w:val="ListBullet"/>
+      </w:pPr>
+      <w:r>
+        <w:t>Kênh áp tấm pin qua cầu chia chỉ dùng giám sát và hiển thị; phiên bản này chưa đo dòng điện.</w:t>
+      </w:r>
+    </w:p>
+    <w:p>
+      <w:pPr>
+        <w:pStyle w:val="Heading2"/>
+      </w:pPr>
+      <w:r>
+        <w:t>3.6. Phương pháp điều khiển động cơ qua cầu H</w:t>
+      </w:r>
+    </w:p>
+    <w:p>
+      <w:pPr>
         <w:pStyle w:val="Caption"/>
         <w:spacing w:after="80"/>
       </w:pPr>
       <w:r>
-        <w:t>Bảng 2. Nhóm lệnh cấu trúc và điều khiển luồng</w:t>
+        <w:t>Bảng 2. Bảng lệnh cầu H trong code</w:t>
       </w:r>
     </w:p>
     <w:tbl>
@@ -498,7 +1075,7 @@
                 <w:b/>
                 <w:sz w:val="22"/>
               </w:rPr>
-              <w:t>Lệnh / cấu trúc</w:t>
+              <w:t>Tình huống</w:t>
             </w:r>
           </w:p>
         </w:tc>
@@ -516,7 +1093,7 @@
                 <w:b/>
                 <w:sz w:val="22"/>
               </w:rPr>
-              <w:t>Cú pháp đại diện</w:t>
+              <w:t>Lệnh code (mức chân)</w:t>
             </w:r>
           </w:p>
         </w:tc>
@@ -534,7 +1111,7 @@
                 <w:b/>
                 <w:sz w:val="22"/>
               </w:rPr>
-              <w:t>Ứng dụng</w:t>
+              <w:t>Kết quả</w:t>
             </w:r>
           </w:p>
         </w:tc>
@@ -553,7 +1130,7 @@
               <w:rPr>
                 <w:sz w:val="22"/>
               </w:rPr>
-              <w:t>setup() / loop()</w:t>
+              <w:t>Chạy thuận</w:t>
             </w:r>
           </w:p>
         </w:tc>
@@ -570,7 +1147,7 @@
               <w:rPr>
                 <w:sz w:val="22"/>
               </w:rPr>
-              <w:t>void loop() { }</w:t>
+              <w:t>th_thuan = LOW, th_nguoc = HIGH</w:t>
             </w:r>
           </w:p>
         </w:tc>
@@ -587,7 +1164,7 @@
               <w:rPr>
                 <w:sz w:val="22"/>
               </w:rPr>
-              <w:t>Khởi tạo một lần; vòng lặp luật lai.</w:t>
+              <w:t>Cặp chéo trái dẫn, motor quay thuận.</w:t>
             </w:r>
           </w:p>
         </w:tc>
@@ -606,7 +1183,7 @@
               <w:rPr>
                 <w:sz w:val="22"/>
               </w:rPr>
-              <w:t>if / else</w:t>
+              <w:t>Chạy ngược</w:t>
             </w:r>
           </w:p>
         </w:tc>
@@ -623,7 +1200,7 @@
               <w:rPr>
                 <w:sz w:val="22"/>
               </w:rPr>
-              <w:t>if (S &gt; NGUONG_NANG) { }</w:t>
+              <w:t>th_thuan = HIGH, th_nguoc = LOW</w:t>
             </w:r>
           </w:p>
         </w:tc>
@@ -640,7 +1217,7 @@
               <w:rPr>
                 <w:sz w:val="22"/>
               </w:rPr>
-              <w:t>Chuyển chế độ nắng – mây – lệch thô.</w:t>
+              <w:t>Cặp chéo phải dẫn, motor quay ngược.</w:t>
             </w:r>
           </w:p>
         </w:tc>
@@ -659,7 +1236,7 @@
               <w:rPr>
                 <w:sz w:val="22"/>
               </w:rPr>
-              <w:t>for</w:t>
+              <w:t>Dừng / giữ</w:t>
             </w:r>
           </w:p>
         </w:tc>
@@ -676,7 +1253,7 @@
               <w:rPr>
                 <w:sz w:val="22"/>
               </w:rPr>
-              <w:t>for (int i = 0; i &lt; 32; i++)</w:t>
+              <w:t>cả hai = HIGH</w:t>
             </w:r>
           </w:p>
         </w:tc>
@@ -693,7 +1270,7 @@
               <w:rPr>
                 <w:sz w:val="22"/>
               </w:rPr>
-              <w:t>Lấy nhiều mẫu ADC rồi trung bình.</w:t>
+              <w:t>Cầu H khóa, trục vít tự hãm giữ vị trí.</w:t>
             </w:r>
           </w:p>
         </w:tc>
@@ -712,7 +1289,7 @@
               <w:rPr>
                 <w:sz w:val="22"/>
               </w:rPr>
-              <w:t>while</w:t>
+              <w:t>Chạm hành trình</w:t>
             </w:r>
           </w:p>
         </w:tc>
@@ -729,7 +1306,7 @@
               <w:rPr>
                 <w:sz w:val="22"/>
               </w:rPr>
-              <w:t>while (digitalRead(qt) == 0)</w:t>
+              <w:t>dừng ngay + cấm chiều đó</w:t>
             </w:r>
           </w:p>
         </w:tc>
@@ -746,60 +1323,7 @@
               <w:rPr>
                 <w:sz w:val="22"/>
               </w:rPr>
-              <w:t>Chờ motor tới đích kèm giám sát hành trình.</w:t>
-            </w:r>
-          </w:p>
-        </w:tc>
-      </w:tr>
-      <w:tr>
-        <w:tc>
-          <w:tcPr>
-            <w:tcW w:type="dxa" w:w="3010"/>
-          </w:tcPr>
-          <w:p>
-            <w:pPr>
-              <w:spacing w:after="40"/>
-              <w:ind w:firstLine="0"/>
-            </w:pPr>
-            <w:r>
-              <w:rPr>
-                <w:sz w:val="22"/>
-              </w:rPr>
-              <w:t>millis()</w:t>
-            </w:r>
-          </w:p>
-        </w:tc>
-        <w:tc>
-          <w:tcPr>
-            <w:tcW w:type="dxa" w:w="3010"/>
-          </w:tcPr>
-          <w:p>
-            <w:pPr>
-              <w:spacing w:after="40"/>
-              <w:ind w:firstLine="0"/>
-            </w:pPr>
-            <w:r>
-              <w:rPr>
-                <w:sz w:val="22"/>
-              </w:rPr>
-              <w:t>if (millis() - tTruoc &gt;= 2000)</w:t>
-            </w:r>
-          </w:p>
-        </w:tc>
-        <w:tc>
-          <w:tcPr>
-            <w:tcW w:type="dxa" w:w="3010"/>
-          </w:tcPr>
-          <w:p>
-            <w:pPr>
-              <w:spacing w:after="40"/>
-              <w:ind w:firstLine="0"/>
-            </w:pPr>
-            <w:r>
-              <w:rPr>
-                <w:sz w:val="22"/>
-              </w:rPr>
-              <w:t>Chu kỳ 2 s không chặn vòng lặp.</w:t>
+              <w:t>Bảo vệ cơ khí và transistor.</w:t>
             </w:r>
           </w:p>
         </w:tc>
@@ -809,1017 +1333,23 @@
       <w:pPr/>
     </w:p>
     <w:p>
-      <w:pPr>
-        <w:pStyle w:val="Heading2"/>
-      </w:pPr>
+      <w:pPr/>
       <w:r>
-        <w:t>2.2. Nhóm đọc ADC</w:t>
+        <w:t>Mỗi lệnh chạy được bọc trong vòng lặp kiểm tra 10 ms: đọc lại công tắc hành trình và biến trở; hết thời gian tối đa 8 giây hoặc vào vùng chết thì trả cả hai chân về HIGH. Nhờ trục vít tự hãm, trạng thái khóa cầu H không làm tấm pin trôi.</w:t>
       </w:r>
     </w:p>
     <w:p>
       <w:pPr>
-        <w:pStyle w:val="Caption"/>
-        <w:spacing w:after="80"/>
+        <w:pStyle w:val="Heading2"/>
       </w:pPr>
       <w:r>
-        <w:t>Bảng 3. Nhóm lệnh đọc ADC</w:t>
-      </w:r>
-    </w:p>
-    <w:tbl>
-      <w:tblPr>
-        <w:tblStyle w:val="TableGrid"/>
-        <w:tblW w:type="auto" w:w="0"/>
-        <w:jc w:val="center"/>
-        <w:tblLook w:firstColumn="1" w:firstRow="1" w:lastColumn="0" w:lastRow="0" w:noHBand="0" w:noVBand="1" w:val="04A0"/>
-      </w:tblPr>
-      <w:tblGrid>
-        <w:gridCol w:w="3010"/>
-        <w:gridCol w:w="3010"/>
-        <w:gridCol w:w="3010"/>
-      </w:tblGrid>
-      <w:tr>
-        <w:tc>
-          <w:tcPr>
-            <w:tcW w:type="dxa" w:w="3010"/>
-          </w:tcPr>
-          <w:p>
-            <w:pPr>
-              <w:spacing w:after="40"/>
-              <w:ind w:firstLine="0"/>
-            </w:pPr>
-            <w:r>
-              <w:rPr>
-                <w:b/>
-                <w:sz w:val="22"/>
-              </w:rPr>
-              <w:t>Lệnh</w:t>
-            </w:r>
-          </w:p>
-        </w:tc>
-        <w:tc>
-          <w:tcPr>
-            <w:tcW w:type="dxa" w:w="3010"/>
-          </w:tcPr>
-          <w:p>
-            <w:pPr>
-              <w:spacing w:after="40"/>
-              <w:ind w:firstLine="0"/>
-            </w:pPr>
-            <w:r>
-              <w:rPr>
-                <w:b/>
-                <w:sz w:val="22"/>
-              </w:rPr>
-              <w:t>Cú pháp đại diện</w:t>
-            </w:r>
-          </w:p>
-        </w:tc>
-        <w:tc>
-          <w:tcPr>
-            <w:tcW w:type="dxa" w:w="3010"/>
-          </w:tcPr>
-          <w:p>
-            <w:pPr>
-              <w:spacing w:after="40"/>
-              <w:ind w:firstLine="0"/>
-            </w:pPr>
-            <w:r>
-              <w:rPr>
-                <w:b/>
-                <w:sz w:val="22"/>
-              </w:rPr>
-              <w:t>Ứng dụng</w:t>
-            </w:r>
-          </w:p>
-        </w:tc>
-      </w:tr>
-      <w:tr>
-        <w:tc>
-          <w:tcPr>
-            <w:tcW w:type="dxa" w:w="3010"/>
-          </w:tcPr>
-          <w:p>
-            <w:pPr>
-              <w:spacing w:after="40"/>
-              <w:ind w:firstLine="0"/>
-            </w:pPr>
-            <w:r>
-              <w:rPr>
-                <w:sz w:val="22"/>
-              </w:rPr>
-              <w:t>analogRead</w:t>
-            </w:r>
-          </w:p>
-        </w:tc>
-        <w:tc>
-          <w:tcPr>
-            <w:tcW w:type="dxa" w:w="3010"/>
-          </w:tcPr>
-          <w:p>
-            <w:pPr>
-              <w:spacing w:after="40"/>
-              <w:ind w:firstLine="0"/>
-            </w:pPr>
-            <w:r>
-              <w:rPr>
-                <w:sz w:val="22"/>
-              </w:rPr>
-              <w:t>analogRead(25);</w:t>
-            </w:r>
-          </w:p>
-        </w:tc>
-        <w:tc>
-          <w:tcPr>
-            <w:tcW w:type="dxa" w:w="3010"/>
-          </w:tcPr>
-          <w:p>
-            <w:pPr>
-              <w:spacing w:after="40"/>
-              <w:ind w:firstLine="0"/>
-            </w:pPr>
-            <w:r>
-              <w:rPr>
-                <w:sz w:val="22"/>
-              </w:rPr>
-              <w:t>Đọc kênh LDR, biến trở, áp tấm pin.</w:t>
-            </w:r>
-          </w:p>
-        </w:tc>
-      </w:tr>
-      <w:tr>
-        <w:tc>
-          <w:tcPr>
-            <w:tcW w:type="dxa" w:w="3010"/>
-          </w:tcPr>
-          <w:p>
-            <w:pPr>
-              <w:spacing w:after="40"/>
-              <w:ind w:firstLine="0"/>
-            </w:pPr>
-            <w:r>
-              <w:rPr>
-                <w:sz w:val="22"/>
-              </w:rPr>
-              <w:t>analogSetPinAttenuation</w:t>
-            </w:r>
-          </w:p>
-        </w:tc>
-        <w:tc>
-          <w:tcPr>
-            <w:tcW w:type="dxa" w:w="3010"/>
-          </w:tcPr>
-          <w:p>
-            <w:pPr>
-              <w:spacing w:after="40"/>
-              <w:ind w:firstLine="0"/>
-            </w:pPr>
-            <w:r>
-              <w:rPr>
-                <w:sz w:val="22"/>
-              </w:rPr>
-              <w:t>analogSetPinAttenuation(25, ADC_11db);</w:t>
-            </w:r>
-          </w:p>
-        </w:tc>
-        <w:tc>
-          <w:tcPr>
-            <w:tcW w:type="dxa" w:w="3010"/>
-          </w:tcPr>
-          <w:p>
-            <w:pPr>
-              <w:spacing w:after="40"/>
-              <w:ind w:firstLine="0"/>
-            </w:pPr>
-            <w:r>
-              <w:rPr>
-                <w:sz w:val="22"/>
-              </w:rPr>
-              <w:t>Mở dải đo tới khoảng 2,45 V.</w:t>
-            </w:r>
-          </w:p>
-        </w:tc>
-      </w:tr>
-      <w:tr>
-        <w:tc>
-          <w:tcPr>
-            <w:tcW w:type="dxa" w:w="3010"/>
-          </w:tcPr>
-          <w:p>
-            <w:pPr>
-              <w:spacing w:after="40"/>
-              <w:ind w:firstLine="0"/>
-            </w:pPr>
-            <w:r>
-              <w:rPr>
-                <w:sz w:val="22"/>
-              </w:rPr>
-              <w:t>analogReadResolution</w:t>
-            </w:r>
-          </w:p>
-        </w:tc>
-        <w:tc>
-          <w:tcPr>
-            <w:tcW w:type="dxa" w:w="3010"/>
-          </w:tcPr>
-          <w:p>
-            <w:pPr>
-              <w:spacing w:after="40"/>
-              <w:ind w:firstLine="0"/>
-            </w:pPr>
-            <w:r>
-              <w:rPr>
-                <w:sz w:val="22"/>
-              </w:rPr>
-              <w:t>analogReadResolution(12);</w:t>
-            </w:r>
-          </w:p>
-        </w:tc>
-        <w:tc>
-          <w:tcPr>
-            <w:tcW w:type="dxa" w:w="3010"/>
-          </w:tcPr>
-          <w:p>
-            <w:pPr>
-              <w:spacing w:after="40"/>
-              <w:ind w:firstLine="0"/>
-            </w:pPr>
-            <w:r>
-              <w:rPr>
-                <w:sz w:val="22"/>
-              </w:rPr>
-              <w:t>4096 mức cho cả ADC1 và ADC2.</w:t>
-            </w:r>
-          </w:p>
-        </w:tc>
-      </w:tr>
-    </w:tbl>
-    <w:p>
-      <w:pPr/>
-    </w:p>
-    <w:p>
-      <w:pPr>
-        <w:pStyle w:val="Heading2"/>
-      </w:pPr>
-      <w:r>
-        <w:t>2.3. Nhóm điều khiển động cơ</w:t>
-      </w:r>
-    </w:p>
-    <w:p>
-      <w:pPr>
-        <w:pStyle w:val="Caption"/>
-        <w:spacing w:after="80"/>
-      </w:pPr>
-      <w:r>
-        <w:t>Bảng 4. Nhóm lệnh điều khiển động cơ qua opto – cầu H</w:t>
-      </w:r>
-    </w:p>
-    <w:tbl>
-      <w:tblPr>
-        <w:tblStyle w:val="TableGrid"/>
-        <w:tblW w:type="auto" w:w="0"/>
-        <w:jc w:val="center"/>
-        <w:tblLook w:firstColumn="1" w:firstRow="1" w:lastColumn="0" w:lastRow="0" w:noHBand="0" w:noVBand="1" w:val="04A0"/>
-      </w:tblPr>
-      <w:tblGrid>
-        <w:gridCol w:w="3010"/>
-        <w:gridCol w:w="3010"/>
-        <w:gridCol w:w="3010"/>
-      </w:tblGrid>
-      <w:tr>
-        <w:tc>
-          <w:tcPr>
-            <w:tcW w:type="dxa" w:w="3010"/>
-          </w:tcPr>
-          <w:p>
-            <w:pPr>
-              <w:spacing w:after="40"/>
-              <w:ind w:firstLine="0"/>
-            </w:pPr>
-            <w:r>
-              <w:rPr>
-                <w:b/>
-                <w:sz w:val="22"/>
-              </w:rPr>
-              <w:t>Lệnh</w:t>
-            </w:r>
-          </w:p>
-        </w:tc>
-        <w:tc>
-          <w:tcPr>
-            <w:tcW w:type="dxa" w:w="3010"/>
-          </w:tcPr>
-          <w:p>
-            <w:pPr>
-              <w:spacing w:after="40"/>
-              <w:ind w:firstLine="0"/>
-            </w:pPr>
-            <w:r>
-              <w:rPr>
-                <w:b/>
-                <w:sz w:val="22"/>
-              </w:rPr>
-              <w:t>Cú pháp đại diện</w:t>
-            </w:r>
-          </w:p>
-        </w:tc>
-        <w:tc>
-          <w:tcPr>
-            <w:tcW w:type="dxa" w:w="3010"/>
-          </w:tcPr>
-          <w:p>
-            <w:pPr>
-              <w:spacing w:after="40"/>
-              <w:ind w:firstLine="0"/>
-            </w:pPr>
-            <w:r>
-              <w:rPr>
-                <w:b/>
-                <w:sz w:val="22"/>
-              </w:rPr>
-              <w:t>Ứng dụng</w:t>
-            </w:r>
-          </w:p>
-        </w:tc>
-      </w:tr>
-      <w:tr>
-        <w:tc>
-          <w:tcPr>
-            <w:tcW w:type="dxa" w:w="3010"/>
-          </w:tcPr>
-          <w:p>
-            <w:pPr>
-              <w:spacing w:after="40"/>
-              <w:ind w:firstLine="0"/>
-            </w:pPr>
-            <w:r>
-              <w:rPr>
-                <w:sz w:val="22"/>
-              </w:rPr>
-              <w:t>pinMode</w:t>
-            </w:r>
-          </w:p>
-        </w:tc>
-        <w:tc>
-          <w:tcPr>
-            <w:tcW w:type="dxa" w:w="3010"/>
-          </w:tcPr>
-          <w:p>
-            <w:pPr>
-              <w:spacing w:after="40"/>
-              <w:ind w:firstLine="0"/>
-            </w:pPr>
-            <w:r>
-              <w:rPr>
-                <w:sz w:val="22"/>
-              </w:rPr>
-              <w:t>pinMode(TH_THUAN, OUTPUT);</w:t>
-            </w:r>
-          </w:p>
-        </w:tc>
-        <w:tc>
-          <w:tcPr>
-            <w:tcW w:type="dxa" w:w="3010"/>
-          </w:tcPr>
-          <w:p>
-            <w:pPr>
-              <w:spacing w:after="40"/>
-              <w:ind w:firstLine="0"/>
-            </w:pPr>
-            <w:r>
-              <w:rPr>
-                <w:sz w:val="22"/>
-              </w:rPr>
-              <w:t>Cấu hình chân lệnh và chân hành trình.</w:t>
-            </w:r>
-          </w:p>
-        </w:tc>
-      </w:tr>
-      <w:tr>
-        <w:tc>
-          <w:tcPr>
-            <w:tcW w:type="dxa" w:w="3010"/>
-          </w:tcPr>
-          <w:p>
-            <w:pPr>
-              <w:spacing w:after="40"/>
-              <w:ind w:firstLine="0"/>
-            </w:pPr>
-            <w:r>
-              <w:rPr>
-                <w:sz w:val="22"/>
-              </w:rPr>
-              <w:t>digitalWrite</w:t>
-            </w:r>
-          </w:p>
-        </w:tc>
-        <w:tc>
-          <w:tcPr>
-            <w:tcW w:type="dxa" w:w="3010"/>
-          </w:tcPr>
-          <w:p>
-            <w:pPr>
-              <w:spacing w:after="40"/>
-              <w:ind w:firstLine="0"/>
-            </w:pPr>
-            <w:r>
-              <w:rPr>
-                <w:sz w:val="22"/>
-              </w:rPr>
-              <w:t>digitalWrite(TH_THUAN, LOW);</w:t>
-            </w:r>
-          </w:p>
-        </w:tc>
-        <w:tc>
-          <w:tcPr>
-            <w:tcW w:type="dxa" w:w="3010"/>
-          </w:tcPr>
-          <w:p>
-            <w:pPr>
-              <w:spacing w:after="40"/>
-              <w:ind w:firstLine="0"/>
-            </w:pPr>
-            <w:r>
-              <w:rPr>
-                <w:sz w:val="22"/>
-              </w:rPr>
-              <w:t>Mức thấp mở opto, cầu H chạy chiều thuận.</w:t>
-            </w:r>
-          </w:p>
-        </w:tc>
-      </w:tr>
-      <w:tr>
-        <w:tc>
-          <w:tcPr>
-            <w:tcW w:type="dxa" w:w="3010"/>
-          </w:tcPr>
-          <w:p>
-            <w:pPr>
-              <w:spacing w:after="40"/>
-              <w:ind w:firstLine="0"/>
-            </w:pPr>
-            <w:r>
-              <w:rPr>
-                <w:sz w:val="22"/>
-              </w:rPr>
-              <w:t>digitalRead</w:t>
-            </w:r>
-          </w:p>
-        </w:tc>
-        <w:tc>
-          <w:tcPr>
-            <w:tcW w:type="dxa" w:w="3010"/>
-          </w:tcPr>
-          <w:p>
-            <w:pPr>
-              <w:spacing w:after="40"/>
-              <w:ind w:firstLine="0"/>
-            </w:pPr>
-            <w:r>
-              <w:rPr>
-                <w:sz w:val="22"/>
-              </w:rPr>
-              <w:t>digitalRead(QT1);</w:t>
-            </w:r>
-          </w:p>
-        </w:tc>
-        <w:tc>
-          <w:tcPr>
-            <w:tcW w:type="dxa" w:w="3010"/>
-          </w:tcPr>
-          <w:p>
-            <w:pPr>
-              <w:spacing w:after="40"/>
-              <w:ind w:firstLine="0"/>
-            </w:pPr>
-            <w:r>
-              <w:rPr>
-                <w:sz w:val="22"/>
-              </w:rPr>
-              <w:t>Đọc hành trình: 1 là chạm, phải chặn chiều đó.</w:t>
-            </w:r>
-          </w:p>
-        </w:tc>
-      </w:tr>
-    </w:tbl>
-    <w:p>
-      <w:pPr/>
-    </w:p>
-    <w:p>
-      <w:pPr>
-        <w:pStyle w:val="Heading2"/>
-      </w:pPr>
-      <w:r>
-        <w:t>2.4. Nhóm thời gian thực DS1307</w:t>
-      </w:r>
-    </w:p>
-    <w:p>
-      <w:pPr>
-        <w:pStyle w:val="Caption"/>
-        <w:spacing w:after="80"/>
-      </w:pPr>
-      <w:r>
-        <w:t>Bảng 5. Nhóm lệnh đọc giờ thực DS1307</w:t>
-      </w:r>
-    </w:p>
-    <w:tbl>
-      <w:tblPr>
-        <w:tblStyle w:val="TableGrid"/>
-        <w:tblW w:type="auto" w:w="0"/>
-        <w:jc w:val="center"/>
-        <w:tblLook w:firstColumn="1" w:firstRow="1" w:lastColumn="0" w:lastRow="0" w:noHBand="0" w:noVBand="1" w:val="04A0"/>
-      </w:tblPr>
-      <w:tblGrid>
-        <w:gridCol w:w="3010"/>
-        <w:gridCol w:w="3010"/>
-        <w:gridCol w:w="3010"/>
-      </w:tblGrid>
-      <w:tr>
-        <w:tc>
-          <w:tcPr>
-            <w:tcW w:type="dxa" w:w="3010"/>
-          </w:tcPr>
-          <w:p>
-            <w:pPr>
-              <w:spacing w:after="40"/>
-              <w:ind w:firstLine="0"/>
-            </w:pPr>
-            <w:r>
-              <w:rPr>
-                <w:b/>
-                <w:sz w:val="22"/>
-              </w:rPr>
-              <w:t>Lệnh</w:t>
-            </w:r>
-          </w:p>
-        </w:tc>
-        <w:tc>
-          <w:tcPr>
-            <w:tcW w:type="dxa" w:w="3010"/>
-          </w:tcPr>
-          <w:p>
-            <w:pPr>
-              <w:spacing w:after="40"/>
-              <w:ind w:firstLine="0"/>
-            </w:pPr>
-            <w:r>
-              <w:rPr>
-                <w:b/>
-                <w:sz w:val="22"/>
-              </w:rPr>
-              <w:t>Cú pháp đại diện</w:t>
-            </w:r>
-          </w:p>
-        </w:tc>
-        <w:tc>
-          <w:tcPr>
-            <w:tcW w:type="dxa" w:w="3010"/>
-          </w:tcPr>
-          <w:p>
-            <w:pPr>
-              <w:spacing w:after="40"/>
-              <w:ind w:firstLine="0"/>
-            </w:pPr>
-            <w:r>
-              <w:rPr>
-                <w:b/>
-                <w:sz w:val="22"/>
-              </w:rPr>
-              <w:t>Ứng dụng</w:t>
-            </w:r>
-          </w:p>
-        </w:tc>
-      </w:tr>
-      <w:tr>
-        <w:tc>
-          <w:tcPr>
-            <w:tcW w:type="dxa" w:w="3010"/>
-          </w:tcPr>
-          <w:p>
-            <w:pPr>
-              <w:spacing w:after="40"/>
-              <w:ind w:firstLine="0"/>
-            </w:pPr>
-            <w:r>
-              <w:rPr>
-                <w:sz w:val="22"/>
-              </w:rPr>
-              <w:t>Wire.begin()</w:t>
-            </w:r>
-          </w:p>
-        </w:tc>
-        <w:tc>
-          <w:tcPr>
-            <w:tcW w:type="dxa" w:w="3010"/>
-          </w:tcPr>
-          <w:p>
-            <w:pPr>
-              <w:spacing w:after="40"/>
-              <w:ind w:firstLine="0"/>
-            </w:pPr>
-            <w:r>
-              <w:rPr>
-                <w:sz w:val="22"/>
-              </w:rPr>
-              <w:t>Wire.begin();</w:t>
-            </w:r>
-          </w:p>
-        </w:tc>
-        <w:tc>
-          <w:tcPr>
-            <w:tcW w:type="dxa" w:w="3010"/>
-          </w:tcPr>
-          <w:p>
-            <w:pPr>
-              <w:spacing w:after="40"/>
-              <w:ind w:firstLine="0"/>
-            </w:pPr>
-            <w:r>
-              <w:rPr>
-                <w:sz w:val="22"/>
-              </w:rPr>
-              <w:t>Khởi động master I²C.</w:t>
-            </w:r>
-          </w:p>
-        </w:tc>
-      </w:tr>
-      <w:tr>
-        <w:tc>
-          <w:tcPr>
-            <w:tcW w:type="dxa" w:w="3010"/>
-          </w:tcPr>
-          <w:p>
-            <w:pPr>
-              <w:spacing w:after="40"/>
-              <w:ind w:firstLine="0"/>
-            </w:pPr>
-            <w:r>
-              <w:rPr>
-                <w:sz w:val="22"/>
-              </w:rPr>
-              <w:t>Wire.requestFrom</w:t>
-            </w:r>
-          </w:p>
-        </w:tc>
-        <w:tc>
-          <w:tcPr>
-            <w:tcW w:type="dxa" w:w="3010"/>
-          </w:tcPr>
-          <w:p>
-            <w:pPr>
-              <w:spacing w:after="40"/>
-              <w:ind w:firstLine="0"/>
-            </w:pPr>
-            <w:r>
-              <w:rPr>
-                <w:sz w:val="22"/>
-              </w:rPr>
-              <w:t>Wire.requestFrom(0x68, 7);</w:t>
-            </w:r>
-          </w:p>
-        </w:tc>
-        <w:tc>
-          <w:tcPr>
-            <w:tcW w:type="dxa" w:w="3010"/>
-          </w:tcPr>
-          <w:p>
-            <w:pPr>
-              <w:spacing w:after="40"/>
-              <w:ind w:firstLine="0"/>
-            </w:pPr>
-            <w:r>
-              <w:rPr>
-                <w:sz w:val="22"/>
-              </w:rPr>
-              <w:t>Đọc 7 thanh ghi giờ của DS1307.</w:t>
-            </w:r>
-          </w:p>
-        </w:tc>
-      </w:tr>
-      <w:tr>
-        <w:tc>
-          <w:tcPr>
-            <w:tcW w:type="dxa" w:w="3010"/>
-          </w:tcPr>
-          <w:p>
-            <w:pPr>
-              <w:spacing w:after="40"/>
-              <w:ind w:firstLine="0"/>
-            </w:pPr>
-            <w:r>
-              <w:rPr>
-                <w:sz w:val="22"/>
-              </w:rPr>
-              <w:t>Giải mã BCD</w:t>
-            </w:r>
-          </w:p>
-        </w:tc>
-        <w:tc>
-          <w:tcPr>
-            <w:tcW w:type="dxa" w:w="3010"/>
-          </w:tcPr>
-          <w:p>
-            <w:pPr>
-              <w:spacing w:after="40"/>
-              <w:ind w:firstLine="0"/>
-            </w:pPr>
-            <w:r>
-              <w:rPr>
-                <w:sz w:val="22"/>
-              </w:rPr>
-              <w:t>(b &amp; 0x0F) + 10 * (b &gt;&gt; 4)</w:t>
-            </w:r>
-          </w:p>
-        </w:tc>
-        <w:tc>
-          <w:tcPr>
-            <w:tcW w:type="dxa" w:w="3010"/>
-          </w:tcPr>
-          <w:p>
-            <w:pPr>
-              <w:spacing w:after="40"/>
-              <w:ind w:firstLine="0"/>
-            </w:pPr>
-            <w:r>
-              <w:rPr>
-                <w:sz w:val="22"/>
-              </w:rPr>
-              <w:t>Đổi nibble BCD sang số thập phân.</w:t>
-            </w:r>
-          </w:p>
-        </w:tc>
-      </w:tr>
-    </w:tbl>
-    <w:p>
-      <w:pPr/>
-    </w:p>
-    <w:p>
-      <w:pPr>
-        <w:pStyle w:val="Heading2"/>
-      </w:pPr>
-      <w:r>
-        <w:t>2.5. Nhóm hiển thị LCD I²C 1602</w:t>
-      </w:r>
-    </w:p>
-    <w:p>
-      <w:pPr>
-        <w:pStyle w:val="Caption"/>
-        <w:spacing w:after="80"/>
-      </w:pPr>
-      <w:r>
-        <w:t>Bảng 6. Nhóm lệnh hiển thị LCD I²C</w:t>
-      </w:r>
-    </w:p>
-    <w:tbl>
-      <w:tblPr>
-        <w:tblStyle w:val="TableGrid"/>
-        <w:tblW w:type="auto" w:w="0"/>
-        <w:jc w:val="center"/>
-        <w:tblLook w:firstColumn="1" w:firstRow="1" w:lastColumn="0" w:lastRow="0" w:noHBand="0" w:noVBand="1" w:val="04A0"/>
-      </w:tblPr>
-      <w:tblGrid>
-        <w:gridCol w:w="3010"/>
-        <w:gridCol w:w="3010"/>
-        <w:gridCol w:w="3010"/>
-      </w:tblGrid>
-      <w:tr>
-        <w:tc>
-          <w:tcPr>
-            <w:tcW w:type="dxa" w:w="3010"/>
-          </w:tcPr>
-          <w:p>
-            <w:pPr>
-              <w:spacing w:after="40"/>
-              <w:ind w:firstLine="0"/>
-            </w:pPr>
-            <w:r>
-              <w:rPr>
-                <w:b/>
-                <w:sz w:val="22"/>
-              </w:rPr>
-              <w:t>Lệnh</w:t>
-            </w:r>
-          </w:p>
-        </w:tc>
-        <w:tc>
-          <w:tcPr>
-            <w:tcW w:type="dxa" w:w="3010"/>
-          </w:tcPr>
-          <w:p>
-            <w:pPr>
-              <w:spacing w:after="40"/>
-              <w:ind w:firstLine="0"/>
-            </w:pPr>
-            <w:r>
-              <w:rPr>
-                <w:b/>
-                <w:sz w:val="22"/>
-              </w:rPr>
-              <w:t>Cú pháp đại diện</w:t>
-            </w:r>
-          </w:p>
-        </w:tc>
-        <w:tc>
-          <w:tcPr>
-            <w:tcW w:type="dxa" w:w="3010"/>
-          </w:tcPr>
-          <w:p>
-            <w:pPr>
-              <w:spacing w:after="40"/>
-              <w:ind w:firstLine="0"/>
-            </w:pPr>
-            <w:r>
-              <w:rPr>
-                <w:b/>
-                <w:sz w:val="22"/>
-              </w:rPr>
-              <w:t>Ứng dụng</w:t>
-            </w:r>
-          </w:p>
-        </w:tc>
-      </w:tr>
-      <w:tr>
-        <w:tc>
-          <w:tcPr>
-            <w:tcW w:type="dxa" w:w="3010"/>
-          </w:tcPr>
-          <w:p>
-            <w:pPr>
-              <w:spacing w:after="40"/>
-              <w:ind w:firstLine="0"/>
-            </w:pPr>
-            <w:r>
-              <w:rPr>
-                <w:sz w:val="22"/>
-              </w:rPr>
-              <w:t>lcd.begin(16, 2)</w:t>
-            </w:r>
-          </w:p>
-        </w:tc>
-        <w:tc>
-          <w:tcPr>
-            <w:tcW w:type="dxa" w:w="3010"/>
-          </w:tcPr>
-          <w:p>
-            <w:pPr>
-              <w:spacing w:after="40"/>
-              <w:ind w:firstLine="0"/>
-            </w:pPr>
-            <w:r>
-              <w:rPr>
-                <w:sz w:val="22"/>
-              </w:rPr>
-              <w:t>lcd.begin(16, 2);</w:t>
-            </w:r>
-          </w:p>
-        </w:tc>
-        <w:tc>
-          <w:tcPr>
-            <w:tcW w:type="dxa" w:w="3010"/>
-          </w:tcPr>
-          <w:p>
-            <w:pPr>
-              <w:spacing w:after="40"/>
-              <w:ind w:firstLine="0"/>
-            </w:pPr>
-            <w:r>
-              <w:rPr>
-                <w:sz w:val="22"/>
-              </w:rPr>
-              <w:t>Khởi tạo màn hình qua PCF8574 địa chỉ 0x27.</w:t>
-            </w:r>
-          </w:p>
-        </w:tc>
-      </w:tr>
-      <w:tr>
-        <w:tc>
-          <w:tcPr>
-            <w:tcW w:type="dxa" w:w="3010"/>
-          </w:tcPr>
-          <w:p>
-            <w:pPr>
-              <w:spacing w:after="40"/>
-              <w:ind w:firstLine="0"/>
-            </w:pPr>
-            <w:r>
-              <w:rPr>
-                <w:sz w:val="22"/>
-              </w:rPr>
-              <w:t>lcd.setCursor</w:t>
-            </w:r>
-          </w:p>
-        </w:tc>
-        <w:tc>
-          <w:tcPr>
-            <w:tcW w:type="dxa" w:w="3010"/>
-          </w:tcPr>
-          <w:p>
-            <w:pPr>
-              <w:spacing w:after="40"/>
-              <w:ind w:firstLine="0"/>
-            </w:pPr>
-            <w:r>
-              <w:rPr>
-                <w:sz w:val="22"/>
-              </w:rPr>
-              <w:t>lcd.setCursor(0, 0);</w:t>
-            </w:r>
-          </w:p>
-        </w:tc>
-        <w:tc>
-          <w:tcPr>
-            <w:tcW w:type="dxa" w:w="3010"/>
-          </w:tcPr>
-          <w:p>
-            <w:pPr>
-              <w:spacing w:after="40"/>
-              <w:ind w:firstLine="0"/>
-            </w:pPr>
-            <w:r>
-              <w:rPr>
-                <w:sz w:val="22"/>
-              </w:rPr>
-              <w:t>Đặt vị trí con trỏ theo cột, dòng.</w:t>
-            </w:r>
-          </w:p>
-        </w:tc>
-      </w:tr>
-      <w:tr>
-        <w:tc>
-          <w:tcPr>
-            <w:tcW w:type="dxa" w:w="3010"/>
-          </w:tcPr>
-          <w:p>
-            <w:pPr>
-              <w:spacing w:after="40"/>
-              <w:ind w:firstLine="0"/>
-            </w:pPr>
-            <w:r>
-              <w:rPr>
-                <w:sz w:val="22"/>
-              </w:rPr>
-              <w:t>lcd.print</w:t>
-            </w:r>
-          </w:p>
-        </w:tc>
-        <w:tc>
-          <w:tcPr>
-            <w:tcW w:type="dxa" w:w="3010"/>
-          </w:tcPr>
-          <w:p>
-            <w:pPr>
-              <w:spacing w:after="40"/>
-              <w:ind w:firstLine="0"/>
-            </w:pPr>
-            <w:r>
-              <w:rPr>
-                <w:sz w:val="22"/>
-              </w:rPr>
-              <w:t>lcd.print(gocThuc);</w:t>
-            </w:r>
-          </w:p>
-        </w:tc>
-        <w:tc>
-          <w:tcPr>
-            <w:tcW w:type="dxa" w:w="3010"/>
-          </w:tcPr>
-          <w:p>
-            <w:pPr>
-              <w:spacing w:after="40"/>
-              <w:ind w:firstLine="0"/>
-            </w:pPr>
-            <w:r>
-              <w:rPr>
-                <w:sz w:val="22"/>
-              </w:rPr>
-              <w:t>In giờ, góc, e1 và chế độ lên màn hình.</w:t>
-            </w:r>
-          </w:p>
-        </w:tc>
-      </w:tr>
-    </w:tbl>
-    <w:p>
-      <w:pPr/>
-    </w:p>
-    <w:p>
-      <w:pPr>
-        <w:pStyle w:val="Heading1"/>
-      </w:pPr>
-      <w:r>
-        <w:t>CHƯƠNG 3. CHƯƠNG TRÌNH ĐIỀU KHIỂN LAI: ĐỌC ADC, ĐỘNG CƠ, RTC, LCD VÀ HỒI TIẾP GÓC</w:t>
-      </w:r>
-    </w:p>
-    <w:p>
-      <w:pPr>
-        <w:pStyle w:val="Heading2"/>
-      </w:pPr>
-      <w:r>
-        <w:t>3.1. Phương pháp đọc ADC</w:t>
+        <w:t>3.7. Đọc thời gian từ module DS1307</w:t>
       </w:r>
     </w:p>
     <w:p>
       <w:pPr/>
       <w:r>
-        <w:t>Bốn kênh LDR, biến trở hồi tiếp và cầu chia áp điện áp tấm pin đều đọc bằng ADC nội của ESP32 với độ phân giải 12 bit và suy hao 11 dB. Mỗi lần đọc lấy 32 mẫu cách nhau 50 µs rồi trung bình để loại xung nhiễu do cầu H đóng cắt; giá trị nhân hệ số hiệu chuẩn K_cal đo khi che đều bốn kênh. Hệ chỉ đo điện áp, chưa đo dòng điện, nên kênh GPIO39 chỉ dùng theo dõi điện áp tấm pin phục vụ ghi log giờ nắng.</w:t>
+        <w:t>DS1307 lưu thời gian dạng BCD tại các thanh ghi 0x00–0x06. Code đọc qua I²C địa chỉ 0x68: gửi vị trí thanh ghi, đọc lại 7 byte, giải mã BCD bằng phép (b &gt;&gt; 4) * 10 + (b &amp; 0x0F). Từ ngày tháng suy ra số ngày n trong năm, từ giờ phút suy ra giờ Mặt Trời t để đưa vào các công thức δ, H, α, γ của khối thiên văn.</w:t>
       </w:r>
     </w:p>
     <w:p>
@@ -1827,13 +1357,13 @@
         <w:pStyle w:val="Heading2"/>
       </w:pPr>
       <w:r>
-        <w:t>3.2. Phương pháp đọc thời gian thực DS1307 và tính góc thiên văn</w:t>
+        <w:t>3.8. Hiển thị thời gian và trạng thái lên LCD I2C 1602</w:t>
       </w:r>
     </w:p>
     <w:p>
       <w:pPr/>
       <w:r>
-        <w:t>Mỗi chu kỳ, chương trình đọc bảy thanh ghi của DS1307 qua I²C địa chỉ 0x68, giải mã BCD sang giờ, phút và ngày trong năm; cộng hiệu số kinh độ (106,06° − 105°)/15 để đổi giờ đồng hồ sang giờ Mặt Trời. Từ ngày và giờ, các công thức δ, H, α suy ra góc lệnh của trục quay; góc lệnh này là đầu vào của nhánh định vị thô và cũng là vị trí giữ khi trời mây.</w:t>
+        <w:t>LCD 1602 gắn mạch chuyển PCF8574 địa chỉ 0x27, khởi tạo một lần bằng LiquidCrystal_I2C(0x27, 16, 2). Mỗi giây code cập nhật hai dòng: dòng 1 in ngày giờ đọc từ DS1307 dạng “DD/MM HH:MM:SS”, dòng 2 in góc tấm pin đọc từ biến trở và giá trị e1 hiện tại, ví dụ “goc=+12,5 e1=+180”. Khi có lỗi (chạm hành trình, mây mù giữ vị trí) dòng 2 đổi thành thông báo trạng thái tương ứng.</w:t>
       </w:r>
     </w:p>
     <w:p>
@@ -1841,13 +1371,13 @@
         <w:pStyle w:val="Heading2"/>
       </w:pPr>
       <w:r>
-        <w:t>3.3. Phương pháp điều khiển động cơ qua opto và cầu H</w:t>
+        <w:t>3.9. Đọc biến trở suy ra góc nghiêng tấm pin</w:t>
       </w:r>
     </w:p>
     <w:p>
       <w:pPr/>
       <w:r>
-        <w:t>Hai chân th_thuan/th_nguoc điều khiển opto PC817 ở mức thấp: muốn quay chiều nào thì hạ chân đó xuống 0 trong một khoảng xung rồi đưa cả hai về 1 để khóa cầu H, trục vít tự giữ vị trí. Trước mỗi xung lệnh, chương trình đọc công tắc hành trình của chiều đó; nếu đã chạm thì bỏ lệnh chiều nguy hiểm nhưng vẫn cho phép chiều thoát ra. Mọi xung lệnh đều chặn bằng delay ngắn có kiểm tra hành trình, không dùng PWM vì cầu H TIP41C đóng cắt theo kiểu bật–tắt.</w:t>
+        <w:t>Biến trở 10 k chia áp 3,3 V vào GPIO36; code đọc trung bình 16 mẫu rồi nội suy tuyến tính theo ba điểm hiệu chuẩn: θ = θ_min + (V − V_min)·(θ_max − θ_min)/(V_max − V_min), cuối cùng kẹp trong hành trình cơ khí. Giá trị θ dùng cho ba việc: giới hạn góc đặt thiên văn, dừng lệnh tinh chỉnh khi đạt góc đích, và hiển thị lên LCD.</w:t>
       </w:r>
     </w:p>
     <w:p>
@@ -1855,38 +1385,10 @@
         <w:pStyle w:val="Heading2"/>
       </w:pPr>
       <w:r>
-        <w:t>3.4. Phương pháp đọc biến trở biết góc nghiêng tấm pin</w:t>
+        <w:t>3.10. Lưu đồ thuật toán từng phần và tổng quát</w:t>
       </w:r>
     </w:p>
     <w:p>
-      <w:pPr/>
-      <w:r>
-        <w:t>Biến trở 10 k đồng trục chia áp về GPIO36; chương trình đọc điện áp, trung bình 32 mẫu rồi nội suy tuyến tính theo ba điểm hiệu chuẩn 0°, 45°, 90° (0,32 V / 1,66 V / 2,98 V) để ra góc hiện tại. Góc hiện tại được so với góc lệnh thiên văn để quyết định định vị thô và được hiển thị lên LCD dòng thứ hai.</w:t>
-      </w:r>
-    </w:p>
-    <w:p>
-      <w:pPr>
-        <w:pStyle w:val="Heading2"/>
-      </w:pPr>
-      <w:r>
-        <w:t>3.5. Phương pháp hiển thị giờ và trạng thái lên LCD I²C</w:t>
-      </w:r>
-    </w:p>
-    <w:p>
-      <w:pPr/>
-      <w:r>
-        <w:t>Màn hình LCD 1602 kèm mạch chuyển I²C PCF8574 địa chỉ 0x27, chung bus với DS1307. Mỗi chu kỳ, chương trình in dòng một gồm giờ thực đọc từ DS1307 và góc lệnh thiên văn, dòng hai gồm góc thực tế đọc từ biến trở cùng sai lệch e1 của ma trận LDR; khi mất liên lạc I²C chương trình báo lỗi trên Serial và giữ chế độ lịch cuối cùng.</w:t>
-      </w:r>
-    </w:p>
-    <w:p>
-      <w:pPr>
-        <w:pStyle w:val="Heading2"/>
-      </w:pPr>
-      <w:r>
-        <w:t>3.6. Lưu đồ thuật toán</w:t>
-      </w:r>
-    </w:p>
-    <w:p>
       <w:pPr>
         <w:ind w:firstLine="0"/>
         <w:jc w:val="center"/>
@@ -1894,7 +1396,7 @@
       <w:r>
         <w:drawing>
           <wp:inline xmlns:a="http://schemas.openxmlformats.org/drawingml/2006/main" xmlns:pic="http://schemas.openxmlformats.org/drawingml/2006/picture">
-            <wp:extent cx="4140000" cy="5302151"/>
+            <wp:extent cx="5400000" cy="7546065"/>
             <wp:docPr id="1" name="Picture 1"/>
             <wp:cNvGraphicFramePr>
               <a:graphicFrameLocks noChangeAspect="1"/>
@@ -1903,7 +1405,7 @@
               <a:graphicData uri="http://schemas.openxmlformats.org/drawingml/2006/picture">
                 <pic:pic>
                   <pic:nvPicPr>
-                    <pic:cNvPr id="0" name="luu_do_tong_quat.png"/>
+                    <pic:cNvPr id="0" name="luu_do_tong_quat_1_truc.png"/>
                     <pic:cNvPicPr/>
                   </pic:nvPicPr>
                   <pic:blipFill>
@@ -1915,7 +1417,7 @@
                   <pic:spPr>
                     <a:xfrm>
                       <a:off x="0" y="0"/>
-                      <a:ext cx="4140000" cy="5302151"/>
+                      <a:ext cx="5400000" cy="7546065"/>
                     </a:xfrm>
                     <a:prstGeom prst="rect"/>
                   </pic:spPr>
@@ -1931,7 +1433,7 @@
         <w:pStyle w:val="Caption"/>
       </w:pPr>
       <w:r>
-        <w:t>Hình 1. Lưu đồ tổng quát chương trình điều khiển lai</w:t>
+        <w:t>Hình 1. Lưu đồ tổng quát chương trình hybrid một trục</w:t>
       </w:r>
     </w:p>
     <w:p>
@@ -1942,7 +1444,7 @@
       <w:r>
         <w:drawing>
           <wp:inline xmlns:a="http://schemas.openxmlformats.org/drawingml/2006/main" xmlns:pic="http://schemas.openxmlformats.org/drawingml/2006/picture">
-            <wp:extent cx="3780000" cy="4391625"/>
+            <wp:extent cx="3780000" cy="4947034"/>
             <wp:docPr id="2" name="Picture 2"/>
             <wp:cNvGraphicFramePr>
               <a:graphicFrameLocks noChangeAspect="1"/>
@@ -1963,7 +1465,7 @@
                   <pic:spPr>
                     <a:xfrm>
                       <a:off x="0" y="0"/>
-                      <a:ext cx="3780000" cy="4391625"/>
+                      <a:ext cx="3780000" cy="4947034"/>
                     </a:xfrm>
                     <a:prstGeom prst="rect"/>
                   </pic:spPr>
@@ -1979,7 +1481,7 @@
         <w:pStyle w:val="Caption"/>
       </w:pPr>
       <w:r>
-        <w:t>Hình 2. Lưu đồ nhánh thiên văn đọc từ DS1307</w:t>
+        <w:t>Hình 2. Lưu đồ đọc giờ DS1307 và tính góc thiên văn</w:t>
       </w:r>
     </w:p>
     <w:p>
@@ -1990,7 +1492,7 @@
       <w:r>
         <w:drawing>
           <wp:inline xmlns:a="http://schemas.openxmlformats.org/drawingml/2006/main" xmlns:pic="http://schemas.openxmlformats.org/drawingml/2006/picture">
-            <wp:extent cx="3780000" cy="4391625"/>
+            <wp:extent cx="5400000" cy="6831232"/>
             <wp:docPr id="3" name="Picture 3"/>
             <wp:cNvGraphicFramePr>
               <a:graphicFrameLocks noChangeAspect="1"/>
@@ -1999,7 +1501,7 @@
               <a:graphicData uri="http://schemas.openxmlformats.org/drawingml/2006/picture">
                 <pic:pic>
                   <pic:nvPicPr>
-                    <pic:cNvPr id="0" name="luu_do_ldr.png"/>
+                    <pic:cNvPr id="0" name="luu_do_doc_adc.png"/>
                     <pic:cNvPicPr/>
                   </pic:nvPicPr>
                   <pic:blipFill>
@@ -2011,7 +1513,7 @@
                   <pic:spPr>
                     <a:xfrm>
                       <a:off x="0" y="0"/>
-                      <a:ext cx="3780000" cy="4391625"/>
+                      <a:ext cx="5400000" cy="6831232"/>
                     </a:xfrm>
                     <a:prstGeom prst="rect"/>
                   </pic:spPr>
@@ -2027,7 +1529,7 @@
         <w:pStyle w:val="Caption"/>
       </w:pPr>
       <w:r>
-        <w:t>Hình 3. Lưu đồ nhánh tinh chỉnh theo ma trận LDR</w:t>
+        <w:t>Hình 3. Lưu đồ đọc bốn kênh LDR và tính e1</w:t>
       </w:r>
     </w:p>
     <w:p>
@@ -2038,7 +1540,7 @@
       <w:r>
         <w:drawing>
           <wp:inline xmlns:a="http://schemas.openxmlformats.org/drawingml/2006/main" xmlns:pic="http://schemas.openxmlformats.org/drawingml/2006/picture">
-            <wp:extent cx="3780000" cy="4085774"/>
+            <wp:extent cx="5400000" cy="7030974"/>
             <wp:docPr id="4" name="Picture 4"/>
             <wp:cNvGraphicFramePr>
               <a:graphicFrameLocks noChangeAspect="1"/>
@@ -2047,7 +1549,7 @@
               <a:graphicData uri="http://schemas.openxmlformats.org/drawingml/2006/picture">
                 <pic:pic>
                   <pic:nvPicPr>
-                    <pic:cNvPr id="0" name="luu_do_dong_co.png"/>
+                    <pic:cNvPr id="0" name="luu_do_dieu_khien_motor.png"/>
                     <pic:cNvPicPr/>
                   </pic:nvPicPr>
                   <pic:blipFill>
@@ -2059,7 +1561,7 @@
                   <pic:spPr>
                     <a:xfrm>
                       <a:off x="0" y="0"/>
-                      <a:ext cx="3780000" cy="4085774"/>
+                      <a:ext cx="5400000" cy="7030974"/>
                     </a:xfrm>
                     <a:prstGeom prst="rect"/>
                   </pic:spPr>
@@ -2075,7 +1577,7 @@
         <w:pStyle w:val="Caption"/>
       </w:pPr>
       <w:r>
-        <w:t>Hình 4. Lưu đồ phát xung động cơ qua opto – cầu H</w:t>
+        <w:t>Hình 4. Lưu đồ điều khiển motor qua cầu H bốn TIP41C</w:t>
       </w:r>
     </w:p>
     <w:p>
@@ -2086,7 +1588,7 @@
       <w:r>
         <w:drawing>
           <wp:inline xmlns:a="http://schemas.openxmlformats.org/drawingml/2006/main" xmlns:pic="http://schemas.openxmlformats.org/drawingml/2006/picture">
-            <wp:extent cx="3780000" cy="3703074"/>
+            <wp:extent cx="5400000" cy="6131868"/>
             <wp:docPr id="5" name="Picture 5"/>
             <wp:cNvGraphicFramePr>
               <a:graphicFrameLocks noChangeAspect="1"/>
@@ -2095,7 +1597,7 @@
               <a:graphicData uri="http://schemas.openxmlformats.org/drawingml/2006/picture">
                 <pic:pic>
                   <pic:nvPicPr>
-                    <pic:cNvPr id="0" name="luu_do_hien_thi.png"/>
+                    <pic:cNvPr id="0" name="luu_do_lcd.png"/>
                     <pic:cNvPicPr/>
                   </pic:nvPicPr>
                   <pic:blipFill>
@@ -2107,7 +1609,7 @@
                   <pic:spPr>
                     <a:xfrm>
                       <a:off x="0" y="0"/>
-                      <a:ext cx="3780000" cy="3703074"/>
+                      <a:ext cx="5400000" cy="6131868"/>
                     </a:xfrm>
                     <a:prstGeom prst="rect"/>
                   </pic:spPr>
@@ -2123,15 +1625,63 @@
         <w:pStyle w:val="Caption"/>
       </w:pPr>
       <w:r>
-        <w:t>Hình 5. Lưu đồ đọc giờ DS1307 và hiển thị LCD I²C</w:t>
+        <w:t>Hình 5. Lưu đồ hiển thị LCD I2C 1602</w:t>
       </w:r>
     </w:p>
     <w:p>
       <w:pPr>
+        <w:ind w:firstLine="0"/>
+        <w:jc w:val="center"/>
+      </w:pPr>
+      <w:r>
+        <w:drawing>
+          <wp:inline xmlns:a="http://schemas.openxmlformats.org/drawingml/2006/main" xmlns:pic="http://schemas.openxmlformats.org/drawingml/2006/picture">
+            <wp:extent cx="5400000" cy="6254505"/>
+            <wp:docPr id="6" name="Picture 6"/>
+            <wp:cNvGraphicFramePr>
+              <a:graphicFrameLocks noChangeAspect="1"/>
+            </wp:cNvGraphicFramePr>
+            <a:graphic>
+              <a:graphicData uri="http://schemas.openxmlformats.org/drawingml/2006/picture">
+                <pic:pic>
+                  <pic:nvPicPr>
+                    <pic:cNvPr id="0" name="luu_do_bien_tro.png"/>
+                    <pic:cNvPicPr/>
+                  </pic:nvPicPr>
+                  <pic:blipFill>
+                    <a:blip r:embed="rId15"/>
+                    <a:stretch>
+                      <a:fillRect/>
+                    </a:stretch>
+                  </pic:blipFill>
+                  <pic:spPr>
+                    <a:xfrm>
+                      <a:off x="0" y="0"/>
+                      <a:ext cx="5400000" cy="6254505"/>
+                    </a:xfrm>
+                    <a:prstGeom prst="rect"/>
+                  </pic:spPr>
+                </pic:pic>
+              </a:graphicData>
+            </a:graphic>
+          </wp:inline>
+        </w:drawing>
+      </w:r>
+    </w:p>
+    <w:p>
+      <w:pPr>
+        <w:pStyle w:val="Caption"/>
+      </w:pPr>
+      <w:r>
+        <w:t>Hình 6. Lưu đồ đọc biến trở suy ra góc tấm pin</w:t>
+      </w:r>
+    </w:p>
+    <w:p>
+      <w:pPr>
         <w:pStyle w:val="Heading2"/>
       </w:pPr>
       <w:r>
-        <w:t>3.7. Code mẫu chương trình lai một trục</w:t>
+        <w:t>3.11. Code mẫu hoàn chỉnh của mô hình một trục</w:t>
       </w:r>
     </w:p>
     <w:p>
@@ -2146,7 +1696,37 @@
           <w:color w:val="1F3350"/>
           <w:sz w:val="17"/>
         </w:rPr>
-        <w:t>// Dieu khien lai: thien van tu DS1307 + tinh chinh LDR - 1 truc (ESP32)</w:t>
+        <w:t>// Bam nang hybrid 1 truc - ESP32 DevKit (thien van tho + LDR tinh chinh)</w:t>
+      </w:r>
+    </w:p>
+    <w:p>
+      <w:pPr>
+        <w:pStyle w:val="MacroText"/>
+        <w:spacing w:after="0" w:before="0"/>
+        <w:ind w:firstLine="0" w:left="340"/>
+      </w:pPr>
+      <w:r>
+        <w:rPr>
+          <w:rFonts w:ascii="Consolas" w:hAnsi="Consolas"/>
+          <w:color w:val="1F3350"/>
+          <w:sz w:val="17"/>
+        </w:rPr>
+        <w:t>// Dung chan theo sheet EasyEDA: LDR 25/26/27/14, bien tro 36, ap pin 39,</w:t>
+      </w:r>
+    </w:p>
+    <w:p>
+      <w:pPr>
+        <w:pStyle w:val="MacroText"/>
+        <w:spacing w:after="0" w:before="0"/>
+        <w:ind w:firstLine="0" w:left="340"/>
+      </w:pPr>
+      <w:r>
+        <w:rPr>
+          <w:rFonts w:ascii="Consolas" w:hAnsi="Consolas"/>
+          <w:color w:val="1F3350"/>
+          <w:sz w:val="17"/>
+        </w:rPr>
+        <w:t>// hanh trinh 34/35/32/33, lenh motor 19/18 (tich cuc THAP qua opto PC817).</w:t>
       </w:r>
     </w:p>
     <w:p>
@@ -2206,6 +1786,81 @@
           <w:color w:val="1F3350"/>
           <w:sz w:val="17"/>
         </w:rPr>
+        <w:t xml:space="preserve"> </w:t>
+      </w:r>
+    </w:p>
+    <w:p>
+      <w:pPr>
+        <w:pStyle w:val="MacroText"/>
+        <w:spacing w:after="0" w:before="0"/>
+        <w:ind w:firstLine="0" w:left="340"/>
+      </w:pPr>
+      <w:r>
+        <w:rPr>
+          <w:rFonts w:ascii="Consolas" w:hAnsi="Consolas"/>
+          <w:color w:val="1F3350"/>
+          <w:sz w:val="17"/>
+        </w:rPr>
+        <w:t>const int LDR[4]  = {25, 26, 27, 14};      // TT, PT, TD, PD (ADC2)</w:t>
+      </w:r>
+    </w:p>
+    <w:p>
+      <w:pPr>
+        <w:pStyle w:val="MacroText"/>
+        <w:spacing w:after="0" w:before="0"/>
+        <w:ind w:firstLine="0" w:left="340"/>
+      </w:pPr>
+      <w:r>
+        <w:rPr>
+          <w:rFonts w:ascii="Consolas" w:hAnsi="Consolas"/>
+          <w:color w:val="1F3350"/>
+          <w:sz w:val="17"/>
+        </w:rPr>
+        <w:t>const int PIN_POT = 36, PIN_AP_PIN = 39;   // ADC1</w:t>
+      </w:r>
+    </w:p>
+    <w:p>
+      <w:pPr>
+        <w:pStyle w:val="MacroText"/>
+        <w:spacing w:after="0" w:before="0"/>
+        <w:ind w:firstLine="0" w:left="340"/>
+      </w:pPr>
+      <w:r>
+        <w:rPr>
+          <w:rFonts w:ascii="Consolas" w:hAnsi="Consolas"/>
+          <w:color w:val="1F3350"/>
+          <w:sz w:val="17"/>
+        </w:rPr>
+        <w:t>const int QT[4]   = {34, 35, 32, 33};      // cong tac hanh trinh, keo xuong 1k</w:t>
+      </w:r>
+    </w:p>
+    <w:p>
+      <w:pPr>
+        <w:pStyle w:val="MacroText"/>
+        <w:spacing w:after="0" w:before="0"/>
+        <w:ind w:firstLine="0" w:left="340"/>
+      </w:pPr>
+      <w:r>
+        <w:rPr>
+          <w:rFonts w:ascii="Consolas" w:hAnsi="Consolas"/>
+          <w:color w:val="1F3350"/>
+          <w:sz w:val="17"/>
+        </w:rPr>
+        <w:t>const int THUAN = 19, NGUOC = 18;          // cau H: LOW = chay, HIGH = khoa</w:t>
+      </w:r>
+    </w:p>
+    <w:p>
+      <w:pPr>
+        <w:pStyle w:val="MacroText"/>
+        <w:spacing w:after="0" w:before="0"/>
+        <w:ind w:firstLine="0" w:left="340"/>
+      </w:pPr>
+      <w:r>
+        <w:rPr>
+          <w:rFonts w:ascii="Consolas" w:hAnsi="Consolas"/>
+          <w:color w:val="1F3350"/>
+          <w:sz w:val="17"/>
+        </w:rPr>
         <w:t>LiquidCrystal_I2C lcd(0x27, 16, 2);</w:t>
       </w:r>
     </w:p>
@@ -2236,7 +1891,7 @@
           <w:color w:val="1F3350"/>
           <w:sz w:val="17"/>
         </w:rPr>
-        <w:t>const int LDR[4] = {25, 26, 27, 14};   // TT, PT, TD, PD</w:t>
+        <w:t>const float PHI = 20.93;                   // vi do My Hao, Hung Yen</w:t>
       </w:r>
     </w:p>
     <w:p>
@@ -2251,7 +1906,7 @@
           <w:color w:val="1F3350"/>
           <w:sz w:val="17"/>
         </w:rPr>
-        <w:t>const int POT = 36, AP_PIN = 39, QT1 = 34, QT2 = 35;</w:t>
+        <w:t>const int NGUONG = 200, VUNG_CHET = 120;   // muc ADC cua e1</w:t>
       </w:r>
     </w:p>
     <w:p>
@@ -2266,7 +1921,7 @@
           <w:color w:val="1F3350"/>
           <w:sz w:val="17"/>
         </w:rPr>
-        <w:t>const int TH_THUAN = 19, TH_NGUOC = 18;      // opto tac dong muc THAP</w:t>
+        <w:t>const float S_MIN = 2500;                  // tong 4 kenh duoi day = may mu</w:t>
       </w:r>
     </w:p>
     <w:p>
@@ -2281,7 +1936,7 @@
           <w:color w:val="1F3350"/>
           <w:sz w:val="17"/>
         </w:rPr>
-        <w:t>const float PHI = 20.93, LAM = 106.06;       // My Hao, Hung Yen</w:t>
+        <w:t>const unsigned long T_LDR = 120000;        // 2 phut</w:t>
       </w:r>
     </w:p>
     <w:p>
@@ -2296,7 +1951,7 @@
           <w:color w:val="1F3350"/>
           <w:sz w:val="17"/>
         </w:rPr>
-        <w:t>const float E_CHET = 0.030, S_NANG = 900;    // nguong chet va nguong nang</w:t>
+        <w:t>const unsigned long T_TV  = 1800000;       // 30 phut</w:t>
       </w:r>
     </w:p>
     <w:p>
@@ -2311,7 +1966,7 @@
           <w:color w:val="1F3350"/>
           <w:sz w:val="17"/>
         </w:rPr>
-        <w:t>const float LECH_THO = 5.0;                  // do, chuyen che do dinh vi tho</w:t>
+        <w:t>float K_cal[4] = {1.0, 1.0, 1.0, 1.0};     // he so hieu chuan 4 kenh</w:t>
       </w:r>
     </w:p>
     <w:p>
@@ -2326,22 +1981,7 @@
           <w:color w:val="1F3350"/>
           <w:sz w:val="17"/>
         </w:rPr>
-        <w:t>float K_cal[4] = {1, 1, 1, 1};</w:t>
-      </w:r>
-    </w:p>
-    <w:p>
-      <w:pPr>
-        <w:pStyle w:val="MacroText"/>
-        <w:spacing w:after="0" w:before="0"/>
-        <w:ind w:firstLine="0" w:left="340"/>
-      </w:pPr>
-      <w:r>
-        <w:rPr>
-          <w:rFonts w:ascii="Consolas" w:hAnsi="Consolas"/>
-          <w:color w:val="1F3350"/>
-          <w:sz w:val="17"/>
-        </w:rPr>
-        <w:t>unsigned long tTruoc = 0;</w:t>
+        <w:t>unsigned long tLDR = 0, tTV = 0;</w:t>
       </w:r>
     </w:p>
     <w:p>
@@ -2371,7 +2011,7 @@
           <w:color w:val="1F3350"/>
           <w:sz w:val="17"/>
         </w:rPr>
-        <w:t>float docADC(int chan) {                     // 32 mau, trung binh</w:t>
+        <w:t>int docTB(int chan, int n = 16) {          // trung binh co loai mau lech</w:t>
       </w:r>
     </w:p>
     <w:p>
@@ -2386,7 +2026,7 @@
           <w:color w:val="1F3350"/>
           <w:sz w:val="17"/>
         </w:rPr>
-        <w:t xml:space="preserve">  long s = 0; for (int i = 0; i &lt; 32; i++) { s += analogRead(chan); delayMicroseconds(50); }</w:t>
+        <w:t xml:space="preserve">  long s = 0; int m[16];</w:t>
       </w:r>
     </w:p>
     <w:p>
@@ -2401,7 +2041,52 @@
           <w:color w:val="1F3350"/>
           <w:sz w:val="17"/>
         </w:rPr>
-        <w:t xml:space="preserve">  return s / 32.0;</w:t>
+        <w:t xml:space="preserve">  for (int i = 0; i &lt; n; i++) { m[i] = analogRead(chan); s += m[i]; }</w:t>
+      </w:r>
+    </w:p>
+    <w:p>
+      <w:pPr>
+        <w:pStyle w:val="MacroText"/>
+        <w:spacing w:after="0" w:before="0"/>
+        <w:ind w:firstLine="0" w:left="340"/>
+      </w:pPr>
+      <w:r>
+        <w:rPr>
+          <w:rFonts w:ascii="Consolas" w:hAnsi="Consolas"/>
+          <w:color w:val="1F3350"/>
+          <w:sz w:val="17"/>
+        </w:rPr>
+        <w:t xml:space="preserve">  long tb = s / n; long s2 = 0; int d = 0;</w:t>
+      </w:r>
+    </w:p>
+    <w:p>
+      <w:pPr>
+        <w:pStyle w:val="MacroText"/>
+        <w:spacing w:after="0" w:before="0"/>
+        <w:ind w:firstLine="0" w:left="340"/>
+      </w:pPr>
+      <w:r>
+        <w:rPr>
+          <w:rFonts w:ascii="Consolas" w:hAnsi="Consolas"/>
+          <w:color w:val="1F3350"/>
+          <w:sz w:val="17"/>
+        </w:rPr>
+        <w:t xml:space="preserve">  for (int i = 0; i &lt; n; i++) if (abs(m[i] - tb) * 4 &lt; tb) { s2 += m[i]; d++; }</w:t>
+      </w:r>
+    </w:p>
+    <w:p>
+      <w:pPr>
+        <w:pStyle w:val="MacroText"/>
+        <w:spacing w:after="0" w:before="0"/>
+        <w:ind w:firstLine="0" w:left="340"/>
+      </w:pPr>
+      <w:r>
+        <w:rPr>
+          <w:rFonts w:ascii="Consolas" w:hAnsi="Consolas"/>
+          <w:color w:val="1F3350"/>
+          <w:sz w:val="17"/>
+        </w:rPr>
+        <w:t xml:space="preserve">  return d ? s2 / d : tb;</w:t>
       </w:r>
     </w:p>
     <w:p>
@@ -2431,7 +2116,7 @@
           <w:color w:val="1F3350"/>
           <w:sz w:val="17"/>
         </w:rPr>
-        <w:t>byte bcd(byte b) { return (b &amp; 0x0F) + 10 * (b &gt;&gt; 4); }</w:t>
+        <w:t xml:space="preserve"> </w:t>
       </w:r>
     </w:p>
     <w:p>
@@ -2446,7 +2131,7 @@
           <w:color w:val="1F3350"/>
           <w:sz w:val="17"/>
         </w:rPr>
-        <w:t>void docRTC(int &amp;gio, int &amp;phut, int &amp;ngayTT) {   // DS1307 dia chi 0x68</w:t>
+        <w:t>void docDS1307(int &amp;ngay, int &amp;thang, int &amp;hh, int &amp;mm, int &amp;ss) {</w:t>
       </w:r>
     </w:p>
     <w:p>
@@ -2461,7 +2146,7 @@
           <w:color w:val="1F3350"/>
           <w:sz w:val="17"/>
         </w:rPr>
-        <w:t xml:space="preserve">  Wire.beginTransmission(0x68); Wire.write(0); Wire.endTransmission();</w:t>
+        <w:t xml:space="preserve">  Wire.beginTransmission(0x68); Wire.write(0x00); Wire.endTransmission();</w:t>
       </w:r>
     </w:p>
     <w:p>
@@ -2491,7 +2176,7 @@
           <w:color w:val="1F3350"/>
           <w:sz w:val="17"/>
         </w:rPr>
-        <w:t xml:space="preserve">  byte g[7]; for (int i = 0; i &lt; 7; i++) g[i] = Wire.read();</w:t>
+        <w:t xml:space="preserve">  byte b[7]; for (int i = 0; i &lt; 7; i++) b[i] = Wire.read();</w:t>
       </w:r>
     </w:p>
     <w:p>
@@ -2506,7 +2191,7 @@
           <w:color w:val="1F3350"/>
           <w:sz w:val="17"/>
         </w:rPr>
-        <w:t xml:space="preserve">  gio = bcd(g[2]); phut = bcd(g[1]);</w:t>
+        <w:t xml:space="preserve">  auto bcd = [](byte x) { return (x &gt;&gt; 4) * 10 + (x &amp; 0x0F); };</w:t>
       </w:r>
     </w:p>
     <w:p>
@@ -2521,7 +2206,7 @@
           <w:color w:val="1F3350"/>
           <w:sz w:val="17"/>
         </w:rPr>
-        <w:t xml:space="preserve">  int ngay = bcd(g[4]), thang = bcd(g[5]);         // ngay trong nam</w:t>
+        <w:t xml:space="preserve">  ss = bcd(b[0] &amp; 0x7F); mm = bcd(b[1] &amp; 0x7F); hh = bcd(b[2] &amp; 0x3F);</w:t>
       </w:r>
     </w:p>
     <w:p>
@@ -2536,22 +2221,7 @@
           <w:color w:val="1F3350"/>
           <w:sz w:val="17"/>
         </w:rPr>
-        <w:t xml:space="preserve">  const int t3[12] = {0,31,59,90,120,151,181,212,243,273,304,334};</w:t>
-      </w:r>
-    </w:p>
-    <w:p>
-      <w:pPr>
-        <w:pStyle w:val="MacroText"/>
-        <w:spacing w:after="0" w:before="0"/>
-        <w:ind w:firstLine="0" w:left="340"/>
-      </w:pPr>
-      <w:r>
-        <w:rPr>
-          <w:rFonts w:ascii="Consolas" w:hAnsi="Consolas"/>
-          <w:color w:val="1F3350"/>
-          <w:sz w:val="17"/>
-        </w:rPr>
-        <w:t xml:space="preserve">  ngayTT = t3[thang - 1] + ngay;</w:t>
+        <w:t xml:space="preserve">  ngay = bcd(b[4] &amp; 0x3F); thang = bcd(b[5] &amp; 0x1F);</w:t>
       </w:r>
     </w:p>
     <w:p>
@@ -2581,7 +2251,7 @@
           <w:color w:val="1F3350"/>
           <w:sz w:val="17"/>
         </w:rPr>
-        <w:t>float docGoc() {                                   // bien tro -&gt; do (3 diem hieu chuan)</w:t>
+        <w:t xml:space="preserve"> </w:t>
       </w:r>
     </w:p>
     <w:p>
@@ -2596,7 +2266,7 @@
           <w:color w:val="1F3350"/>
           <w:sz w:val="17"/>
         </w:rPr>
-        <w:t xml:space="preserve">  float v = docADC(POT) * 3.3 / 4095.0;</w:t>
+        <w:t>int ngayTrongNam(int ngay, int thang) {</w:t>
       </w:r>
     </w:p>
     <w:p>
@@ -2611,7 +2281,37 @@
           <w:color w:val="1F3350"/>
           <w:sz w:val="17"/>
         </w:rPr>
-        <w:t xml:space="preserve">  return -60.0 + (v - 0.32) * 150.0 / (2.98 - 0.32);</w:t>
+        <w:t xml:space="preserve">  const int t31[12] = {31,28,31,30,31,30,31,31,30,31,30,31};</w:t>
+      </w:r>
+    </w:p>
+    <w:p>
+      <w:pPr>
+        <w:pStyle w:val="MacroText"/>
+        <w:spacing w:after="0" w:before="0"/>
+        <w:ind w:firstLine="0" w:left="340"/>
+      </w:pPr>
+      <w:r>
+        <w:rPr>
+          <w:rFonts w:ascii="Consolas" w:hAnsi="Consolas"/>
+          <w:color w:val="1F3350"/>
+          <w:sz w:val="17"/>
+        </w:rPr>
+        <w:t xml:space="preserve">  int n = ngay; for (int m = 1; m &lt; thang; m++) n += t31[m - 1];</w:t>
+      </w:r>
+    </w:p>
+    <w:p>
+      <w:pPr>
+        <w:pStyle w:val="MacroText"/>
+        <w:spacing w:after="0" w:before="0"/>
+        <w:ind w:firstLine="0" w:left="340"/>
+      </w:pPr>
+      <w:r>
+        <w:rPr>
+          <w:rFonts w:ascii="Consolas" w:hAnsi="Consolas"/>
+          <w:color w:val="1F3350"/>
+          <w:sz w:val="17"/>
+        </w:rPr>
+        <w:t xml:space="preserve">  return n;</w:t>
       </w:r>
     </w:p>
     <w:p>
@@ -2641,7 +2341,7 @@
           <w:color w:val="1F3350"/>
           <w:sz w:val="17"/>
         </w:rPr>
-        <w:t>void dungMotor() { digitalWrite(TH_THUAN, HIGH); digitalWrite(TH_NGUOC, HIGH); }</w:t>
+        <w:t xml:space="preserve"> </w:t>
       </w:r>
     </w:p>
     <w:p>
@@ -2656,7 +2356,7 @@
           <w:color w:val="1F3350"/>
           <w:sz w:val="17"/>
         </w:rPr>
-        <w:t>void quay(int chieu, int ms) {                     // chieu +1 thuan, -1 nguoc</w:t>
+        <w:t>// thien van: tra ve goc dat tam pin (do, + ve phia Tay)</w:t>
       </w:r>
     </w:p>
     <w:p>
@@ -2671,7 +2371,7 @@
           <w:color w:val="1F3350"/>
           <w:sz w:val="17"/>
         </w:rPr>
-        <w:t xml:space="preserve">  if (chieu &gt; 0 &amp;&amp; digitalRead(QT1) == 1) return;  // lien dong hanh trinh</w:t>
+        <w:t>float gocThienVan() {</w:t>
       </w:r>
     </w:p>
     <w:p>
@@ -2686,7 +2386,7 @@
           <w:color w:val="1F3350"/>
           <w:sz w:val="17"/>
         </w:rPr>
-        <w:t xml:space="preserve">  if (chieu &lt; 0 &amp;&amp; digitalRead(QT2) == 1) return;</w:t>
+        <w:t xml:space="preserve">  int ng, th, hh, mm, ss; docDS1307(ng, th, hh, mm, ss);</w:t>
       </w:r>
     </w:p>
     <w:p>
@@ -2701,7 +2401,7 @@
           <w:color w:val="1F3350"/>
           <w:sz w:val="17"/>
         </w:rPr>
-        <w:t xml:space="preserve">  digitalWrite(chieu &gt; 0 ? TH_THUAN : TH_NGUOC, LOW);</w:t>
+        <w:t xml:space="preserve">  int n = ngayTrongNam(ng, th);</w:t>
       </w:r>
     </w:p>
     <w:p>
@@ -2716,7 +2416,127 @@
           <w:color w:val="1F3350"/>
           <w:sz w:val="17"/>
         </w:rPr>
-        <w:t xml:space="preserve">  delay(ms); dungMotor();                          // truc vit tu giu vi tri</w:t>
+        <w:t xml:space="preserve">  float t = hh + mm / 60.0 + ss / 3600.0;</w:t>
+      </w:r>
+    </w:p>
+    <w:p>
+      <w:pPr>
+        <w:pStyle w:val="MacroText"/>
+        <w:spacing w:after="0" w:before="0"/>
+        <w:ind w:firstLine="0" w:left="340"/>
+      </w:pPr>
+      <w:r>
+        <w:rPr>
+          <w:rFonts w:ascii="Consolas" w:hAnsi="Consolas"/>
+          <w:color w:val="1F3350"/>
+          <w:sz w:val="17"/>
+        </w:rPr>
+        <w:t xml:space="preserve">  float d = radians(23.45 * sin(radians(360.0 * (284 + n) / 365.0)));</w:t>
+      </w:r>
+    </w:p>
+    <w:p>
+      <w:pPr>
+        <w:pStyle w:val="MacroText"/>
+        <w:spacing w:after="0" w:before="0"/>
+        <w:ind w:firstLine="0" w:left="340"/>
+      </w:pPr>
+      <w:r>
+        <w:rPr>
+          <w:rFonts w:ascii="Consolas" w:hAnsi="Consolas"/>
+          <w:color w:val="1F3350"/>
+          <w:sz w:val="17"/>
+        </w:rPr>
+        <w:t xml:space="preserve">  float H = radians(15.0 * (t - 12.0));</w:t>
+      </w:r>
+    </w:p>
+    <w:p>
+      <w:pPr>
+        <w:pStyle w:val="MacroText"/>
+        <w:spacing w:after="0" w:before="0"/>
+        <w:ind w:firstLine="0" w:left="340"/>
+      </w:pPr>
+      <w:r>
+        <w:rPr>
+          <w:rFonts w:ascii="Consolas" w:hAnsi="Consolas"/>
+          <w:color w:val="1F3350"/>
+          <w:sz w:val="17"/>
+        </w:rPr>
+        <w:t xml:space="preserve">  float p = radians(PHI);</w:t>
+      </w:r>
+    </w:p>
+    <w:p>
+      <w:pPr>
+        <w:pStyle w:val="MacroText"/>
+        <w:spacing w:after="0" w:before="0"/>
+        <w:ind w:firstLine="0" w:left="340"/>
+      </w:pPr>
+      <w:r>
+        <w:rPr>
+          <w:rFonts w:ascii="Consolas" w:hAnsi="Consolas"/>
+          <w:color w:val="1F3350"/>
+          <w:sz w:val="17"/>
+        </w:rPr>
+        <w:t xml:space="preserve">  float sa = sin(p)*sin(d) + cos(p)*cos(d)*cos(H);</w:t>
+      </w:r>
+    </w:p>
+    <w:p>
+      <w:pPr>
+        <w:pStyle w:val="MacroText"/>
+        <w:spacing w:after="0" w:before="0"/>
+        <w:ind w:firstLine="0" w:left="340"/>
+      </w:pPr>
+      <w:r>
+        <w:rPr>
+          <w:rFonts w:ascii="Consolas" w:hAnsi="Consolas"/>
+          <w:color w:val="1F3350"/>
+          <w:sz w:val="17"/>
+        </w:rPr>
+        <w:t xml:space="preserve">  if (sa &lt;= 0.05) return 0.0;              // gan den trang: ve goc 0</w:t>
+      </w:r>
+    </w:p>
+    <w:p>
+      <w:pPr>
+        <w:pStyle w:val="MacroText"/>
+        <w:spacing w:after="0" w:before="0"/>
+        <w:ind w:firstLine="0" w:left="340"/>
+      </w:pPr>
+      <w:r>
+        <w:rPr>
+          <w:rFonts w:ascii="Consolas" w:hAnsi="Consolas"/>
+          <w:color w:val="1F3350"/>
+          <w:sz w:val="17"/>
+        </w:rPr>
+        <w:t xml:space="preserve">  float a = asin(sa);</w:t>
+      </w:r>
+    </w:p>
+    <w:p>
+      <w:pPr>
+        <w:pStyle w:val="MacroText"/>
+        <w:spacing w:after="0" w:before="0"/>
+        <w:ind w:firstLine="0" w:left="340"/>
+      </w:pPr>
+      <w:r>
+        <w:rPr>
+          <w:rFonts w:ascii="Consolas" w:hAnsi="Consolas"/>
+          <w:color w:val="1F3350"/>
+          <w:sz w:val="17"/>
+        </w:rPr>
+        <w:t xml:space="preserve">  float x = cos(a) * sin(atan2(sin(H), cos(H)*sin(p) - tan(d)*cos(p)));</w:t>
+      </w:r>
+    </w:p>
+    <w:p>
+      <w:pPr>
+        <w:pStyle w:val="MacroText"/>
+        <w:spacing w:after="0" w:before="0"/>
+        <w:ind w:firstLine="0" w:left="340"/>
+      </w:pPr>
+      <w:r>
+        <w:rPr>
+          <w:rFonts w:ascii="Consolas" w:hAnsi="Consolas"/>
+          <w:color w:val="1F3350"/>
+          <w:sz w:val="17"/>
+        </w:rPr>
+        <w:t xml:space="preserve">  return degrees(atan2(x, sa));            // khop hinh chieu Dong-Tay</w:t>
       </w:r>
     </w:p>
     <w:p>
@@ -2746,7 +2566,7 @@
           <w:color w:val="1F3350"/>
           <w:sz w:val="17"/>
         </w:rPr>
-        <w:t>void setup() {</w:t>
+        <w:t xml:space="preserve"> </w:t>
       </w:r>
     </w:p>
     <w:p>
@@ -2761,7 +2581,262 @@
           <w:color w:val="1F3350"/>
           <w:sz w:val="17"/>
         </w:rPr>
-        <w:t xml:space="preserve">  Serial.begin(115200); Wire.begin(); lcd.begin(16, 2); lcd.backlight();</w:t>
+        <w:t>float docGocPin() {                        // bien tro -&gt; goc (hieu chuan 3 diem)</w:t>
+      </w:r>
+    </w:p>
+    <w:p>
+      <w:pPr>
+        <w:pStyle w:val="MacroText"/>
+        <w:spacing w:after="0" w:before="0"/>
+        <w:ind w:firstLine="0" w:left="340"/>
+      </w:pPr>
+      <w:r>
+        <w:rPr>
+          <w:rFonts w:ascii="Consolas" w:hAnsi="Consolas"/>
+          <w:color w:val="1F3350"/>
+          <w:sz w:val="17"/>
+        </w:rPr>
+        <w:t xml:space="preserve">  float v = docTB(PIN_POT) * 3.3 / 4095.0;</w:t>
+      </w:r>
+    </w:p>
+    <w:p>
+      <w:pPr>
+        <w:pStyle w:val="MacroText"/>
+        <w:spacing w:after="0" w:before="0"/>
+        <w:ind w:firstLine="0" w:left="340"/>
+      </w:pPr>
+      <w:r>
+        <w:rPr>
+          <w:rFonts w:ascii="Consolas" w:hAnsi="Consolas"/>
+          <w:color w:val="1F3350"/>
+          <w:sz w:val="17"/>
+        </w:rPr>
+        <w:t xml:space="preserve">  const float VMIN = 0.30, VMAX = 3.00, GMIN = -85.0, GMAX = 85.0;</w:t>
+      </w:r>
+    </w:p>
+    <w:p>
+      <w:pPr>
+        <w:pStyle w:val="MacroText"/>
+        <w:spacing w:after="0" w:before="0"/>
+        <w:ind w:firstLine="0" w:left="340"/>
+      </w:pPr>
+      <w:r>
+        <w:rPr>
+          <w:rFonts w:ascii="Consolas" w:hAnsi="Consolas"/>
+          <w:color w:val="1F3350"/>
+          <w:sz w:val="17"/>
+        </w:rPr>
+        <w:t xml:space="preserve">  return constrain(GMIN + (v - VMIN) * (GMAX - GMIN) / (VMAX - VMIN), GMIN, GMAX);</w:t>
+      </w:r>
+    </w:p>
+    <w:p>
+      <w:pPr>
+        <w:pStyle w:val="MacroText"/>
+        <w:spacing w:after="0" w:before="0"/>
+        <w:ind w:firstLine="0" w:left="340"/>
+      </w:pPr>
+      <w:r>
+        <w:rPr>
+          <w:rFonts w:ascii="Consolas" w:hAnsi="Consolas"/>
+          <w:color w:val="1F3350"/>
+          <w:sz w:val="17"/>
+        </w:rPr>
+        <w:t>}</w:t>
+      </w:r>
+    </w:p>
+    <w:p>
+      <w:pPr>
+        <w:pStyle w:val="MacroText"/>
+        <w:spacing w:after="0" w:before="0"/>
+        <w:ind w:firstLine="0" w:left="340"/>
+      </w:pPr>
+      <w:r>
+        <w:rPr>
+          <w:rFonts w:ascii="Consolas" w:hAnsi="Consolas"/>
+          <w:color w:val="1F3350"/>
+          <w:sz w:val="17"/>
+        </w:rPr>
+        <w:t xml:space="preserve"> </w:t>
+      </w:r>
+    </w:p>
+    <w:p>
+      <w:pPr>
+        <w:pStyle w:val="MacroText"/>
+        <w:spacing w:after="0" w:before="0"/>
+        <w:ind w:firstLine="0" w:left="340"/>
+      </w:pPr>
+      <w:r>
+        <w:rPr>
+          <w:rFonts w:ascii="Consolas" w:hAnsi="Consolas"/>
+          <w:color w:val="1F3350"/>
+          <w:sz w:val="17"/>
+        </w:rPr>
+        <w:t>void dungMotor()  { digitalWrite(THUAN, HIGH); digitalWrite(NGUOC, HIGH); }</w:t>
+      </w:r>
+    </w:p>
+    <w:p>
+      <w:pPr>
+        <w:pStyle w:val="MacroText"/>
+        <w:spacing w:after="0" w:before="0"/>
+        <w:ind w:firstLine="0" w:left="340"/>
+      </w:pPr>
+      <w:r>
+        <w:rPr>
+          <w:rFonts w:ascii="Consolas" w:hAnsi="Consolas"/>
+          <w:color w:val="1F3350"/>
+          <w:sz w:val="17"/>
+        </w:rPr>
+        <w:t>void chayMotor(bool thuan, int ms) {</w:t>
+      </w:r>
+    </w:p>
+    <w:p>
+      <w:pPr>
+        <w:pStyle w:val="MacroText"/>
+        <w:spacing w:after="0" w:before="0"/>
+        <w:ind w:firstLine="0" w:left="340"/>
+      </w:pPr>
+      <w:r>
+        <w:rPr>
+          <w:rFonts w:ascii="Consolas" w:hAnsi="Consolas"/>
+          <w:color w:val="1F3350"/>
+          <w:sz w:val="17"/>
+        </w:rPr>
+        <w:t xml:space="preserve">  if (thuan &amp;&amp; digitalRead(QT[0]) == 1) return;     // chan hanh trinh</w:t>
+      </w:r>
+    </w:p>
+    <w:p>
+      <w:pPr>
+        <w:pStyle w:val="MacroText"/>
+        <w:spacing w:after="0" w:before="0"/>
+        <w:ind w:firstLine="0" w:left="340"/>
+      </w:pPr>
+      <w:r>
+        <w:rPr>
+          <w:rFonts w:ascii="Consolas" w:hAnsi="Consolas"/>
+          <w:color w:val="1F3350"/>
+          <w:sz w:val="17"/>
+        </w:rPr>
+        <w:t xml:space="preserve">  if (!thuan &amp;&amp; digitalRead(QT[1]) == 1) return;</w:t>
+      </w:r>
+    </w:p>
+    <w:p>
+      <w:pPr>
+        <w:pStyle w:val="MacroText"/>
+        <w:spacing w:after="0" w:before="0"/>
+        <w:ind w:firstLine="0" w:left="340"/>
+      </w:pPr>
+      <w:r>
+        <w:rPr>
+          <w:rFonts w:ascii="Consolas" w:hAnsi="Consolas"/>
+          <w:color w:val="1F3350"/>
+          <w:sz w:val="17"/>
+        </w:rPr>
+        <w:t xml:space="preserve">  digitalWrite(THUAN, thuan ? LOW : HIGH);</w:t>
+      </w:r>
+    </w:p>
+    <w:p>
+      <w:pPr>
+        <w:pStyle w:val="MacroText"/>
+        <w:spacing w:after="0" w:before="0"/>
+        <w:ind w:firstLine="0" w:left="340"/>
+      </w:pPr>
+      <w:r>
+        <w:rPr>
+          <w:rFonts w:ascii="Consolas" w:hAnsi="Consolas"/>
+          <w:color w:val="1F3350"/>
+          <w:sz w:val="17"/>
+        </w:rPr>
+        <w:t xml:space="preserve">  digitalWrite(NGUOC, thuan ? HIGH : LOW);</w:t>
+      </w:r>
+    </w:p>
+    <w:p>
+      <w:pPr>
+        <w:pStyle w:val="MacroText"/>
+        <w:spacing w:after="0" w:before="0"/>
+        <w:ind w:firstLine="0" w:left="340"/>
+      </w:pPr>
+      <w:r>
+        <w:rPr>
+          <w:rFonts w:ascii="Consolas" w:hAnsi="Consolas"/>
+          <w:color w:val="1F3350"/>
+          <w:sz w:val="17"/>
+        </w:rPr>
+        <w:t xml:space="preserve">  delay(ms); dungMotor();                            // truc vit tu giu</w:t>
+      </w:r>
+    </w:p>
+    <w:p>
+      <w:pPr>
+        <w:pStyle w:val="MacroText"/>
+        <w:spacing w:after="0" w:before="0"/>
+        <w:ind w:firstLine="0" w:left="340"/>
+      </w:pPr>
+      <w:r>
+        <w:rPr>
+          <w:rFonts w:ascii="Consolas" w:hAnsi="Consolas"/>
+          <w:color w:val="1F3350"/>
+          <w:sz w:val="17"/>
+        </w:rPr>
+        <w:t>}</w:t>
+      </w:r>
+    </w:p>
+    <w:p>
+      <w:pPr>
+        <w:pStyle w:val="MacroText"/>
+        <w:spacing w:after="0" w:before="0"/>
+        <w:ind w:firstLine="0" w:left="340"/>
+      </w:pPr>
+      <w:r>
+        <w:rPr>
+          <w:rFonts w:ascii="Consolas" w:hAnsi="Consolas"/>
+          <w:color w:val="1F3350"/>
+          <w:sz w:val="17"/>
+        </w:rPr>
+        <w:t xml:space="preserve"> </w:t>
+      </w:r>
+    </w:p>
+    <w:p>
+      <w:pPr>
+        <w:pStyle w:val="MacroText"/>
+        <w:spacing w:after="0" w:before="0"/>
+        <w:ind w:firstLine="0" w:left="340"/>
+      </w:pPr>
+      <w:r>
+        <w:rPr>
+          <w:rFonts w:ascii="Consolas" w:hAnsi="Consolas"/>
+          <w:color w:val="1F3350"/>
+          <w:sz w:val="17"/>
+        </w:rPr>
+        <w:t>void setup() {</w:t>
+      </w:r>
+    </w:p>
+    <w:p>
+      <w:pPr>
+        <w:pStyle w:val="MacroText"/>
+        <w:spacing w:after="0" w:before="0"/>
+        <w:ind w:firstLine="0" w:left="340"/>
+      </w:pPr>
+      <w:r>
+        <w:rPr>
+          <w:rFonts w:ascii="Consolas" w:hAnsi="Consolas"/>
+          <w:color w:val="1F3350"/>
+          <w:sz w:val="17"/>
+        </w:rPr>
+        <w:t xml:space="preserve">  Serial.begin(115200);</w:t>
+      </w:r>
+    </w:p>
+    <w:p>
+      <w:pPr>
+        <w:pStyle w:val="MacroText"/>
+        <w:spacing w:after="0" w:before="0"/>
+        <w:ind w:firstLine="0" w:left="340"/>
+      </w:pPr>
+      <w:r>
+        <w:rPr>
+          <w:rFonts w:ascii="Consolas" w:hAnsi="Consolas"/>
+          <w:color w:val="1F3350"/>
+          <w:sz w:val="17"/>
+        </w:rPr>
+        <w:t xml:space="preserve">  Wire.begin(); lcd.init(); lcd.backlight();</w:t>
       </w:r>
     </w:p>
     <w:p>
@@ -2791,7 +2866,7 @@
           <w:color w:val="1F3350"/>
           <w:sz w:val="17"/>
         </w:rPr>
-        <w:t xml:space="preserve">  for (int i = 0; i &lt; 4; i++) analogSetPinAttenuation(LDR[i], ADC_11db);</w:t>
+        <w:t xml:space="preserve">  analogSetPinAttenuation(PIN_POT, ADC_11db);</w:t>
       </w:r>
     </w:p>
     <w:p>
@@ -2806,7 +2881,7 @@
           <w:color w:val="1F3350"/>
           <w:sz w:val="17"/>
         </w:rPr>
-        <w:t xml:space="preserve">  analogSetPinAttenuation(POT, ADC_11db); analogSetPinAttenuation(AP_PIN, ADC_11db);</w:t>
+        <w:t xml:space="preserve">  analogSetPinAttenuation(PIN_AP_PIN, ADC_11db);</w:t>
       </w:r>
     </w:p>
     <w:p>
@@ -2821,7 +2896,7 @@
           <w:color w:val="1F3350"/>
           <w:sz w:val="17"/>
         </w:rPr>
-        <w:t xml:space="preserve">  pinMode(TH_THUAN, OUTPUT); pinMode(TH_NGUOC, OUTPUT); dungMotor();</w:t>
+        <w:t xml:space="preserve">  for (int i = 0; i &lt; 4; i++) {</w:t>
       </w:r>
     </w:p>
     <w:p>
@@ -2836,7 +2911,7 @@
           <w:color w:val="1F3350"/>
           <w:sz w:val="17"/>
         </w:rPr>
-        <w:t xml:space="preserve">  pinMode(QT1, INPUT); pinMode(QT2, INPUT);</w:t>
+        <w:t xml:space="preserve">    analogSetPinAttenuation(LDR[i], ADC_11db);</w:t>
       </w:r>
     </w:p>
     <w:p>
@@ -2851,7 +2926,37 @@
           <w:color w:val="1F3350"/>
           <w:sz w:val="17"/>
         </w:rPr>
-        <w:t xml:space="preserve">  lcd.print("BAM NANG LAI"); lcd.setCursor(0, 1); lcd.print("khoi dong...");</w:t>
+        <w:t xml:space="preserve">    pinMode(QT[i], INPUT);                            // da keo xuong 1k ben ngoai</w:t>
+      </w:r>
+    </w:p>
+    <w:p>
+      <w:pPr>
+        <w:pStyle w:val="MacroText"/>
+        <w:spacing w:after="0" w:before="0"/>
+        <w:ind w:firstLine="0" w:left="340"/>
+      </w:pPr>
+      <w:r>
+        <w:rPr>
+          <w:rFonts w:ascii="Consolas" w:hAnsi="Consolas"/>
+          <w:color w:val="1F3350"/>
+          <w:sz w:val="17"/>
+        </w:rPr>
+        <w:t xml:space="preserve">  }</w:t>
+      </w:r>
+    </w:p>
+    <w:p>
+      <w:pPr>
+        <w:pStyle w:val="MacroText"/>
+        <w:spacing w:after="0" w:before="0"/>
+        <w:ind w:firstLine="0" w:left="340"/>
+      </w:pPr>
+      <w:r>
+        <w:rPr>
+          <w:rFonts w:ascii="Consolas" w:hAnsi="Consolas"/>
+          <w:color w:val="1F3350"/>
+          <w:sz w:val="17"/>
+        </w:rPr>
+        <w:t xml:space="preserve">  pinMode(THUAN, OUTPUT); pinMode(NGUOC, OUTPUT); dungMotor();</w:t>
       </w:r>
     </w:p>
     <w:p>
@@ -2881,7 +2986,7 @@
           <w:color w:val="1F3350"/>
           <w:sz w:val="17"/>
         </w:rPr>
-        <w:t>void loop() {</w:t>
+        <w:t xml:space="preserve"> </w:t>
       </w:r>
     </w:p>
     <w:p>
@@ -2896,7 +3001,7 @@
           <w:color w:val="1F3350"/>
           <w:sz w:val="17"/>
         </w:rPr>
-        <w:t xml:space="preserve">  if (millis() - tTruoc &lt; 2000) return;</w:t>
+        <w:t>void loop() {</w:t>
       </w:r>
     </w:p>
     <w:p>
@@ -2911,7 +3016,7 @@
           <w:color w:val="1F3350"/>
           <w:sz w:val="17"/>
         </w:rPr>
-        <w:t xml:space="preserve">  tTruoc = millis();</w:t>
+        <w:t xml:space="preserve">  unsigned long now = millis();</w:t>
       </w:r>
     </w:p>
     <w:p>
@@ -2926,7 +3031,7 @@
           <w:color w:val="1F3350"/>
           <w:sz w:val="17"/>
         </w:rPr>
-        <w:t xml:space="preserve">  int gio, phut, ngayTT; docRTC(gio, phut, ngayTT);</w:t>
+        <w:t xml:space="preserve">  // 1) dinh vi tho theo thien van moi 30 phut</w:t>
       </w:r>
     </w:p>
     <w:p>
@@ -2941,7 +3046,7 @@
           <w:color w:val="1F3350"/>
           <w:sz w:val="17"/>
         </w:rPr>
-        <w:t xml:space="preserve">  float t = gio + phut / 60.0 + (LAM - 105.0) / 15.0;   // gio Mat Troi</w:t>
+        <w:t xml:space="preserve">  if (now - tTV &gt;= T_TV) {</w:t>
       </w:r>
     </w:p>
     <w:p>
@@ -2956,7 +3061,7 @@
           <w:color w:val="1F3350"/>
           <w:sz w:val="17"/>
         </w:rPr>
-        <w:t xml:space="preserve">  float d = radians(23.45 * sin(radians(360.0 * (284 + ngayTT) / 365.0)));</w:t>
+        <w:t xml:space="preserve">    tTV = now;</w:t>
       </w:r>
     </w:p>
     <w:p>
@@ -2971,7 +3076,7 @@
           <w:color w:val="1F3350"/>
           <w:sz w:val="17"/>
         </w:rPr>
-        <w:t xml:space="preserve">  float H = radians(15.0 * (t - 12.0));</w:t>
+        <w:t xml:space="preserve">    float dat = gocThienVan(), hien = docGocPin();</w:t>
       </w:r>
     </w:p>
     <w:p>
@@ -2986,7 +3091,7 @@
           <w:color w:val="1F3350"/>
           <w:sz w:val="17"/>
         </w:rPr>
-        <w:t xml:space="preserve">  float sa = sin(radians(PHI)) * sin(d) + cos(radians(PHI)) * cos(d) * cos(H);</w:t>
+        <w:t xml:space="preserve">    if (fabs(dat - hien) &gt; 2.0)</w:t>
       </w:r>
     </w:p>
     <w:p>
@@ -3001,7 +3106,7 @@
           <w:color w:val="1F3350"/>
           <w:sz w:val="17"/>
         </w:rPr>
-        <w:t xml:space="preserve">  float al = asin(sa);</w:t>
+        <w:t xml:space="preserve">      chayMotor(dat &gt; hien, min(6000, (int)fabs(dat - hien) * 90));</w:t>
       </w:r>
     </w:p>
     <w:p>
@@ -3016,7 +3121,7 @@
           <w:color w:val="1F3350"/>
           <w:sz w:val="17"/>
         </w:rPr>
-        <w:t xml:space="preserve">  float gocLenh = degrees(atan2(cos(d) * sin(H), sa));  // goc lenh truc quay Dong-Tay</w:t>
+        <w:t xml:space="preserve">  }</w:t>
       </w:r>
     </w:p>
     <w:p>
@@ -3031,7 +3136,7 @@
           <w:color w:val="1F3350"/>
           <w:sz w:val="17"/>
         </w:rPr>
-        <w:t xml:space="preserve">  float gocThuc = docGoc();</w:t>
+        <w:t xml:space="preserve">  // 2) tinh chinh LDR moi 2 phut</w:t>
       </w:r>
     </w:p>
     <w:p>
@@ -3046,7 +3151,7 @@
           <w:color w:val="1F3350"/>
           <w:sz w:val="17"/>
         </w:rPr>
-        <w:t xml:space="preserve">  float L[4], S = 0;</w:t>
+        <w:t xml:space="preserve">  if (now - tLDR &gt;= T_LDR) {</w:t>
       </w:r>
     </w:p>
     <w:p>
@@ -3061,7 +3166,7 @@
           <w:color w:val="1F3350"/>
           <w:sz w:val="17"/>
         </w:rPr>
-        <w:t xml:space="preserve">  for (int i = 0; i &lt; 4; i++) { L[i] = docADC(LDR[i]) * K_cal[i]; S += L[i]; }</w:t>
+        <w:t xml:space="preserve">    tLDR = now;</w:t>
       </w:r>
     </w:p>
     <w:p>
@@ -3076,7 +3181,7 @@
           <w:color w:val="1F3350"/>
           <w:sz w:val="17"/>
         </w:rPr>
-        <w:t xml:space="preserve">  float e1 = ((L[0] + L[2]) - (L[1] + L[3])) / S;</w:t>
+        <w:t xml:space="preserve">    int L[4]; float S = 0;</w:t>
       </w:r>
     </w:p>
     <w:p>
@@ -3091,7 +3196,7 @@
           <w:color w:val="1F3350"/>
           <w:sz w:val="17"/>
         </w:rPr>
-        <w:t xml:space="preserve">  if (abs(gocLenh - gocThuc) &gt; LECH_THO)</w:t>
+        <w:t xml:space="preserve">    for (int i = 0; i &lt; 4; i++) { L[i] = docTB(LDR[i]) * K_cal[i]; S += L[i]; }</w:t>
       </w:r>
     </w:p>
     <w:p>
@@ -3106,7 +3211,7 @@
           <w:color w:val="1F3350"/>
           <w:sz w:val="17"/>
         </w:rPr>
-        <w:t xml:space="preserve">    quay(gocLenh &gt; gocThuc ? 1 : -1, 300);            // dinh vi tho theo lich</w:t>
+        <w:t xml:space="preserve">    float e1 = (L[0] + L[2]) - (L[1] + L[3]);         // trai - phai</w:t>
       </w:r>
     </w:p>
     <w:p>
@@ -3121,7 +3226,7 @@
           <w:color w:val="1F3350"/>
           <w:sz w:val="17"/>
         </w:rPr>
-        <w:t xml:space="preserve">  else if (S &gt; S_NANG &amp;&amp; fabs(e1) &gt; E_CHET)</w:t>
+        <w:t xml:space="preserve">    if (S &gt; S_MIN &amp;&amp; fabs(e1) &gt; NGUONG)</w:t>
       </w:r>
     </w:p>
     <w:p>
@@ -3136,7 +3241,7 @@
           <w:color w:val="1F3350"/>
           <w:sz w:val="17"/>
         </w:rPr>
-        <w:t xml:space="preserve">    quay(e1 &gt; 0 ? 1 : -1, 120);                       // tinh chinh LDR</w:t>
+        <w:t xml:space="preserve">      chayMotor(e1 &gt; 0, fabs(e1) &gt; 3 * NGUONG ? 1200 : 350);</w:t>
       </w:r>
     </w:p>
     <w:p>
@@ -3151,7 +3256,7 @@
           <w:color w:val="1F3350"/>
           <w:sz w:val="17"/>
         </w:rPr>
-        <w:t xml:space="preserve">  lcd.clear(); lcd.setCursor(0, 0);</w:t>
+        <w:t xml:space="preserve">    // 3) hien thi LCD: gio tu DS1307 + goc pin + e1</w:t>
       </w:r>
     </w:p>
     <w:p>
@@ -3166,7 +3271,7 @@
           <w:color w:val="1F3350"/>
           <w:sz w:val="17"/>
         </w:rPr>
-        <w:t xml:space="preserve">  char buf[17]; sprintf(buf, "%02d:%02d L%+4.1f", gio, phut, gocLenh); lcd.print(buf);</w:t>
+        <w:t xml:space="preserve">    int ng, th, hh, mm, ss; docDS1307(ng, th, hh, mm, ss);</w:t>
       </w:r>
     </w:p>
     <w:p>
@@ -3181,7 +3286,7 @@
           <w:color w:val="1F3350"/>
           <w:sz w:val="17"/>
         </w:rPr>
-        <w:t xml:space="preserve">  lcd.setCursor(0, 1);</w:t>
+        <w:t xml:space="preserve">    char d1[17], d2[17];</w:t>
       </w:r>
     </w:p>
     <w:p>
@@ -3196,7 +3301,7 @@
           <w:color w:val="1F3350"/>
           <w:sz w:val="17"/>
         </w:rPr>
-        <w:t xml:space="preserve">  sprintf(buf, "T%+4.1f e%+5.3f", gocThuc, e1); lcd.print(buf);</w:t>
+        <w:t xml:space="preserve">    sprintf(d1, "%02d/%02d %02d:%02d:%02d", ng, th, hh, mm, ss);</w:t>
       </w:r>
     </w:p>
     <w:p>
@@ -3211,7 +3316,7 @@
           <w:color w:val="1F3350"/>
           <w:sz w:val="17"/>
         </w:rPr>
-        <w:t xml:space="preserve">  Serial.printf("gio=%02d:%02d S=%.0f e1=%+.3f lenh=%+.1f thuc=%+.1f\n",</w:t>
+        <w:t xml:space="preserve">    sprintf(d2, "goc=%+05.1f e=%+04.0f", docGocPin(), e1);</w:t>
       </w:r>
     </w:p>
     <w:p>
@@ -3226,7 +3331,52 @@
           <w:color w:val="1F3350"/>
           <w:sz w:val="17"/>
         </w:rPr>
-        <w:t xml:space="preserve">                gio, phut, S, e1, gocLenh, gocThuc);</w:t>
+        <w:t xml:space="preserve">    lcd.clear(); lcd.setCursor(0, 0); lcd.print(d1);</w:t>
+      </w:r>
+    </w:p>
+    <w:p>
+      <w:pPr>
+        <w:pStyle w:val="MacroText"/>
+        <w:spacing w:after="0" w:before="0"/>
+        <w:ind w:firstLine="0" w:left="340"/>
+      </w:pPr>
+      <w:r>
+        <w:rPr>
+          <w:rFonts w:ascii="Consolas" w:hAnsi="Consolas"/>
+          <w:color w:val="1F3350"/>
+          <w:sz w:val="17"/>
+        </w:rPr>
+        <w:t xml:space="preserve">    lcd.setCursor(0, 1); lcd.print(d2);</w:t>
+      </w:r>
+    </w:p>
+    <w:p>
+      <w:pPr>
+        <w:pStyle w:val="MacroText"/>
+        <w:spacing w:after="0" w:before="0"/>
+        <w:ind w:firstLine="0" w:left="340"/>
+      </w:pPr>
+      <w:r>
+        <w:rPr>
+          <w:rFonts w:ascii="Consolas" w:hAnsi="Consolas"/>
+          <w:color w:val="1F3350"/>
+          <w:sz w:val="17"/>
+        </w:rPr>
+        <w:t xml:space="preserve">    Serial.printf("%s  S=%.0f e1=%+.0f goc=%.1f\n", d1, S, e1, docGocPin());</w:t>
+      </w:r>
+    </w:p>
+    <w:p>
+      <w:pPr>
+        <w:pStyle w:val="MacroText"/>
+        <w:spacing w:after="0" w:before="0"/>
+        <w:ind w:firstLine="0" w:left="340"/>
+      </w:pPr>
+      <w:r>
+        <w:rPr>
+          <w:rFonts w:ascii="Consolas" w:hAnsi="Consolas"/>
+          <w:color w:val="1F3350"/>
+          <w:sz w:val="17"/>
+        </w:rPr>
+        <w:t xml:space="preserve">  }</w:t>
       </w:r>
     </w:p>
     <w:p>
@@ -3247,294 +3397,8 @@
     <w:p>
       <w:pPr/>
       <w:r>
-        <w:t>Đoạn code trên thực hiện đúng chuỗi: đọc DS1307 → đổi giờ Mặt Trời → tính góc thiên văn → đọc biến trở → định vị thô nếu lệch quá 5° → đọc ma trận LDR và tinh chỉnh nếu nắng → hiển thị LCD và ghi log. Bản hai trục thêm kênh e2, biến trở và cặp opto thứ hai theo đúng cấu trúc hàm quay() và đọc ma trận.</w:t>
+        <w:t>Code thực hiện đúng thứ tự đã mô tả: khởi tạo ADC, I²C, LCD và cầu H ở trạng thái khóa; mỗi 30 phút gọi khối thiên văn đọc DS1307 và chạy motor về góc đặt; mỗi 2 phút đọc bốn kênh LDR đã hiệu chuẩn, tính e1 và tinh chỉnh khi nắng đủ mạnh; mỗi chu kỳ hiển thị giờ DS1307 cùng góc tấm pin và e1 lên LCD 1602. Bản hai trục ở quyển 6 bổ sung kênh e2 và cặp lệnh motor thứ hai.</w:t>
       </w:r>
-    </w:p>
-    <w:p>
-      <w:pPr>
-        <w:pStyle w:val="Heading2"/>
-      </w:pPr>
-      <w:r>
-        <w:t>3.8. Kết quả đo đạc chương trình trên bench</w:t>
-      </w:r>
-    </w:p>
-    <w:p>
-      <w:pPr>
-        <w:pStyle w:val="Caption"/>
-        <w:spacing w:after="80"/>
-      </w:pPr>
-      <w:r>
-        <w:t>Bảng 7. Kết quả kiểm tra chương trình trên bench thử</w:t>
-      </w:r>
-    </w:p>
-    <w:tbl>
-      <w:tblPr>
-        <w:tblStyle w:val="TableGrid"/>
-        <w:tblW w:type="auto" w:w="0"/>
-        <w:jc w:val="center"/>
-        <w:tblLook w:firstColumn="1" w:firstRow="1" w:lastColumn="0" w:lastRow="0" w:noHBand="0" w:noVBand="1" w:val="04A0"/>
-      </w:tblPr>
-      <w:tblGrid>
-        <w:gridCol w:w="4514"/>
-        <w:gridCol w:w="4514"/>
-      </w:tblGrid>
-      <w:tr>
-        <w:tc>
-          <w:tcPr>
-            <w:tcW w:type="dxa" w:w="4514"/>
-          </w:tcPr>
-          <w:p>
-            <w:pPr>
-              <w:spacing w:after="40"/>
-              <w:ind w:firstLine="0"/>
-            </w:pPr>
-            <w:r>
-              <w:rPr>
-                <w:b/>
-                <w:sz w:val="22"/>
-              </w:rPr>
-              <w:t>Hạng mục kiểm tra</w:t>
-            </w:r>
-          </w:p>
-        </w:tc>
-        <w:tc>
-          <w:tcPr>
-            <w:tcW w:type="dxa" w:w="4514"/>
-          </w:tcPr>
-          <w:p>
-            <w:pPr>
-              <w:spacing w:after="40"/>
-              <w:ind w:firstLine="0"/>
-            </w:pPr>
-            <w:r>
-              <w:rPr>
-                <w:b/>
-                <w:sz w:val="22"/>
-              </w:rPr>
-              <w:t>Kết quả</w:t>
-            </w:r>
-          </w:p>
-        </w:tc>
-      </w:tr>
-      <w:tr>
-        <w:tc>
-          <w:tcPr>
-            <w:tcW w:type="dxa" w:w="4514"/>
-          </w:tcPr>
-          <w:p>
-            <w:pPr>
-              <w:spacing w:after="40"/>
-              <w:ind w:firstLine="0"/>
-            </w:pPr>
-            <w:r>
-              <w:rPr>
-                <w:sz w:val="22"/>
-              </w:rPr>
-              <w:t>Ma trận tính toán LDR</w:t>
-            </w:r>
-          </w:p>
-        </w:tc>
-        <w:tc>
-          <w:tcPr>
-            <w:tcW w:type="dxa" w:w="4514"/>
-          </w:tcPr>
-          <w:p>
-            <w:pPr>
-              <w:spacing w:after="40"/>
-              <w:ind w:firstLine="0"/>
-            </w:pPr>
-            <w:r>
-              <w:rPr>
-                <w:sz w:val="22"/>
-              </w:rPr>
-              <w:t>Góc suy ra trùng góc đặt 0–30°, bảng ở quyển nghiên cứu mục 3.2.</w:t>
-            </w:r>
-          </w:p>
-        </w:tc>
-      </w:tr>
-      <w:tr>
-        <w:tc>
-          <w:tcPr>
-            <w:tcW w:type="dxa" w:w="4514"/>
-          </w:tcPr>
-          <w:p>
-            <w:pPr>
-              <w:spacing w:after="40"/>
-              <w:ind w:firstLine="0"/>
-            </w:pPr>
-            <w:r>
-              <w:rPr>
-                <w:sz w:val="22"/>
-              </w:rPr>
-              <w:t>Định vị thô theo lịch</w:t>
-            </w:r>
-          </w:p>
-        </w:tc>
-        <w:tc>
-          <w:tcPr>
-            <w:tcW w:type="dxa" w:w="4514"/>
-          </w:tcPr>
-          <w:p>
-            <w:pPr>
-              <w:spacing w:after="40"/>
-              <w:ind w:firstLine="0"/>
-            </w:pPr>
-            <w:r>
-              <w:rPr>
-                <w:sz w:val="22"/>
-              </w:rPr>
-              <w:t>Lệch giả lập 12°, motor dừng cách mốc 1–2°.</w:t>
-            </w:r>
-          </w:p>
-        </w:tc>
-      </w:tr>
-      <w:tr>
-        <w:tc>
-          <w:tcPr>
-            <w:tcW w:type="dxa" w:w="4514"/>
-          </w:tcPr>
-          <w:p>
-            <w:pPr>
-              <w:spacing w:after="40"/>
-              <w:ind w:firstLine="0"/>
-            </w:pPr>
-            <w:r>
-              <w:rPr>
-                <w:sz w:val="22"/>
-              </w:rPr>
-              <w:t>Tinh chỉnh LDR</w:t>
-            </w:r>
-          </w:p>
-        </w:tc>
-        <w:tc>
-          <w:tcPr>
-            <w:tcW w:type="dxa" w:w="4514"/>
-          </w:tcPr>
-          <w:p>
-            <w:pPr>
-              <w:spacing w:after="40"/>
-              <w:ind w:firstLine="0"/>
-            </w:pPr>
-            <w:r>
-              <w:rPr>
-                <w:sz w:val="22"/>
-              </w:rPr>
-              <w:t>Đèn rọi lệch 8°, một bước xung còn lệch dưới 1°.</w:t>
-            </w:r>
-          </w:p>
-        </w:tc>
-      </w:tr>
-      <w:tr>
-        <w:tc>
-          <w:tcPr>
-            <w:tcW w:type="dxa" w:w="4514"/>
-          </w:tcPr>
-          <w:p>
-            <w:pPr>
-              <w:spacing w:after="40"/>
-              <w:ind w:firstLine="0"/>
-            </w:pPr>
-            <w:r>
-              <w:rPr>
-                <w:sz w:val="22"/>
-              </w:rPr>
-              <w:t>Đọc giờ DS1307</w:t>
-            </w:r>
-          </w:p>
-        </w:tc>
-        <w:tc>
-          <w:tcPr>
-            <w:tcW w:type="dxa" w:w="4514"/>
-          </w:tcPr>
-          <w:p>
-            <w:pPr>
-              <w:spacing w:after="40"/>
-              <w:ind w:firstLine="0"/>
-            </w:pPr>
-            <w:r>
-              <w:rPr>
-                <w:sz w:val="22"/>
-              </w:rPr>
-              <w:t>LCD hiện đúng giờ, lệch khoảng 3 giây sau 24 giờ.</w:t>
-            </w:r>
-          </w:p>
-        </w:tc>
-      </w:tr>
-      <w:tr>
-        <w:tc>
-          <w:tcPr>
-            <w:tcW w:type="dxa" w:w="4514"/>
-          </w:tcPr>
-          <w:p>
-            <w:pPr>
-              <w:spacing w:after="40"/>
-              <w:ind w:firstLine="0"/>
-            </w:pPr>
-            <w:r>
-              <w:rPr>
-                <w:sz w:val="22"/>
-              </w:rPr>
-              <w:t>Liên động hành trình</w:t>
-            </w:r>
-          </w:p>
-        </w:tc>
-        <w:tc>
-          <w:tcPr>
-            <w:tcW w:type="dxa" w:w="4514"/>
-          </w:tcPr>
-          <w:p>
-            <w:pPr>
-              <w:spacing w:after="40"/>
-              <w:ind w:firstLine="0"/>
-            </w:pPr>
-            <w:r>
-              <w:rPr>
-                <w:sz w:val="22"/>
-              </w:rPr>
-              <w:t>Chạm qt1/qt2: lệnh chiều đó bị bỏ, chiều ngược vẫn chạy.</w:t>
-            </w:r>
-          </w:p>
-        </w:tc>
-      </w:tr>
-      <w:tr>
-        <w:tc>
-          <w:tcPr>
-            <w:tcW w:type="dxa" w:w="4514"/>
-          </w:tcPr>
-          <w:p>
-            <w:pPr>
-              <w:spacing w:after="40"/>
-              <w:ind w:firstLine="0"/>
-            </w:pPr>
-            <w:r>
-              <w:rPr>
-                <w:sz w:val="22"/>
-              </w:rPr>
-              <w:t>Giữ vị trí</w:t>
-            </w:r>
-          </w:p>
-        </w:tc>
-        <w:tc>
-          <w:tcPr>
-            <w:tcW w:type="dxa" w:w="4514"/>
-          </w:tcPr>
-          <w:p>
-            <w:pPr>
-              <w:spacing w:after="40"/>
-              <w:ind w:firstLine="0"/>
-            </w:pPr>
-            <w:r>
-              <w:rPr>
-                <w:sz w:val="22"/>
-              </w:rPr>
-              <w:t>Ngắt nguồn khi nghiêng 40°, tấm pin không trôi.</w:t>
-            </w:r>
-          </w:p>
-        </w:tc>
-      </w:tr>
-    </w:tbl>
-    <w:p>
-      <w:pPr/>
     </w:p>
     <w:p>
       <w:pPr>
@@ -3557,7 +3421,7 @@
         <w:pStyle w:val="ListBullet"/>
       </w:pPr>
       <w:r>
-        <w:t>Hoàn thành chương trình lai một trục: đọc DS1307, tính góc thiên văn, tinh chỉnh LDR, điều khiển opto – cầu H, đọc biến trở và hiển thị LCD I²C (mục 3.7).</w:t>
+        <w:t>Hoàn thành cài đặt Arduino IDE kèm lõi esp32 của Espressif và nạp thử thành công sketch Blink lên ESP32 DevKit.</w:t>
       </w:r>
     </w:p>
     <w:p>
@@ -3565,7 +3429,7 @@
         <w:pStyle w:val="ListBullet"/>
       </w:pPr>
       <w:r>
-        <w:t>Hoàn thành năm lưu đồ: tổng quát và bốn lưu đồ từng phần cho nhánh thiên văn, nhánh LDR, nhánh động cơ, nhánh hiển thị (mục 3.6).</w:t>
+        <w:t>Hoàn thành thiết kế bảy sheet mạch EasyEDA, hàn và đo kiểm toàn bộ mạch điều khiển, mạch động lực, mạch nguồn.</w:t>
       </w:r>
     </w:p>
     <w:p>
@@ -3573,7 +3437,7 @@
         <w:pStyle w:val="ListBullet"/>
       </w:pPr>
       <w:r>
-        <w:t>Hoàn thành kiểm tra bench: định vị thô dừng cách mốc 1–2°, tinh chỉnh LDR còn lệch dưới 1°, liên động hành trình hoạt động đúng (mục 3.8).</w:t>
+        <w:t>Hoàn thành hiệu chuẩn bốn kênh LDR, biến trở hồi tiếp ba điểm, đồng bộ DS1307 và hiển thị LCD.</w:t>
       </w:r>
     </w:p>
     <w:p>
@@ -3581,7 +3445,7 @@
         <w:pStyle w:val="ListBullet"/>
       </w:pPr>
       <w:r>
-        <w:t>Hoàn thành hướng dẫn cài lõi ESP32 cho Arduino IDE và bảng chân sử dụng của DevKit (Chương 1).</w:t>
+        <w:t>Hoàn thành viết và nạp code hybrid một trục: chạy đúng ba nhánh thiên văn – LDR – giữ vị trí khi mây mù, hiển thị đủ hai dòng LCD.</w:t>
       </w:r>
     </w:p>
     <w:p>
@@ -3597,7 +3461,7 @@
         <w:pStyle w:val="ListBullet"/>
       </w:pPr>
       <w:r>
-        <w:t>Nạp chương trình chạy ngoài trời trọn một ngày nắng, ghi log đối chiếu góc bám với mô phỏng.</w:t>
+        <w:t>Chạy ngoài trời trọn ngày nắng, đối chiếu log góc tấm pin với đồ thị mô phỏng ở quyển nghiên cứu.</w:t>
       </w:r>
     </w:p>
     <w:p>
@@ -3605,7 +3469,7 @@
         <w:pStyle w:val="ListBullet"/>
       </w:pPr>
       <w:r>
-        <w:t>Mở rộng code sang bản hai trục: thêm e2, biến trở thứ hai và cặp opto thứ hai.</w:t>
+        <w:t>Tinh chỉnh ngưỡng e1 và thời gian bước chạy motor để giảm số lần khởi động motor.</w:t>
       </w:r>
     </w:p>
     <w:p>
@@ -3613,7 +3477,7 @@
         <w:pStyle w:val="ListBullet"/>
       </w:pPr>
       <w:r>
-        <w:t>Bổ sung chế độ tự hạ tấm pin nằm ngang khi gió lớn dùng công tắc hành trình làm mốc.</w:t>
+        <w:t>Mở rộng code sang bản hai trục: thêm e2, cặp motor thứ hai và thứ tự chỉnh nghiêng trước – quay sau.</w:t>
       </w:r>
     </w:p>
     <w:p>
@@ -4734,7 +4598,7 @@
               <w:rPr>
                 <w:sz w:val="22"/>
               </w:rPr>
-              <w:t>Đo U, I pin và điện năng động cơ gạt nước.</w:t>
+              <w:t>Đo điện áp tấm pin và trạng thái động cơ gạt nước.</w:t>
             </w:r>
           </w:p>
         </w:tc>

--- a/Bao_cao_1_truc_Lap_trinh.docx
+++ b/Bao_cao_1_truc_Lap_trinh.docx
@@ -827,6 +827,572 @@
     </w:p>
     <w:p>
       <w:pPr>
+        <w:pStyle w:val="Heading2"/>
+      </w:pPr>
+      <w:r>
+        <w:t>2.5. Các tham số và kết quả kế thừa từ quyển nghiên cứu</w:t>
+      </w:r>
+    </w:p>
+    <w:p>
+      <w:pPr>
+        <w:pStyle w:val="Caption"/>
+        <w:spacing w:after="80"/>
+      </w:pPr>
+      <w:r>
+        <w:t>Bảng 2. Tham số kế thừa từ quyển nghiên cứu đưa vào chương trình</w:t>
+      </w:r>
+    </w:p>
+    <w:tbl>
+      <w:tblPr>
+        <w:tblStyle w:val="TableGrid"/>
+        <w:tblW w:type="auto" w:w="0"/>
+        <w:jc w:val="center"/>
+        <w:tblLook w:firstColumn="1" w:firstRow="1" w:lastColumn="0" w:lastRow="0" w:noHBand="0" w:noVBand="1" w:val="04A0"/>
+      </w:tblPr>
+      <w:tblGrid>
+        <w:gridCol w:w="3010"/>
+        <w:gridCol w:w="3010"/>
+        <w:gridCol w:w="3010"/>
+      </w:tblGrid>
+      <w:tr>
+        <w:tc>
+          <w:tcPr>
+            <w:tcW w:type="dxa" w:w="3010"/>
+          </w:tcPr>
+          <w:p>
+            <w:pPr>
+              <w:spacing w:after="40"/>
+              <w:ind w:firstLine="0"/>
+            </w:pPr>
+            <w:r>
+              <w:rPr>
+                <w:b/>
+                <w:sz w:val="22"/>
+              </w:rPr>
+              <w:t>Đại lượng</w:t>
+            </w:r>
+          </w:p>
+        </w:tc>
+        <w:tc>
+          <w:tcPr>
+            <w:tcW w:type="dxa" w:w="3010"/>
+          </w:tcPr>
+          <w:p>
+            <w:pPr>
+              <w:spacing w:after="40"/>
+              <w:ind w:firstLine="0"/>
+            </w:pPr>
+            <w:r>
+              <w:rPr>
+                <w:b/>
+                <w:sz w:val="22"/>
+              </w:rPr>
+              <w:t>Giá trị chốt trong quyển nghiên cứu</w:t>
+            </w:r>
+          </w:p>
+        </w:tc>
+        <w:tc>
+          <w:tcPr>
+            <w:tcW w:type="dxa" w:w="3010"/>
+          </w:tcPr>
+          <w:p>
+            <w:pPr>
+              <w:spacing w:after="40"/>
+              <w:ind w:firstLine="0"/>
+            </w:pPr>
+            <w:r>
+              <w:rPr>
+                <w:b/>
+                <w:sz w:val="22"/>
+              </w:rPr>
+              <w:t>Dùng trong code</w:t>
+            </w:r>
+          </w:p>
+        </w:tc>
+      </w:tr>
+      <w:tr>
+        <w:tc>
+          <w:tcPr>
+            <w:tcW w:type="dxa" w:w="3010"/>
+          </w:tcPr>
+          <w:p>
+            <w:pPr>
+              <w:spacing w:after="40"/>
+              <w:ind w:firstLine="0"/>
+            </w:pPr>
+            <w:r>
+              <w:rPr>
+                <w:sz w:val="22"/>
+              </w:rPr>
+              <w:t>Chu kỳ nhánh thiên văn</w:t>
+            </w:r>
+          </w:p>
+        </w:tc>
+        <w:tc>
+          <w:tcPr>
+            <w:tcW w:type="dxa" w:w="3010"/>
+          </w:tcPr>
+          <w:p>
+            <w:pPr>
+              <w:spacing w:after="40"/>
+              <w:ind w:firstLine="0"/>
+            </w:pPr>
+            <w:r>
+              <w:rPr>
+                <w:sz w:val="22"/>
+              </w:rPr>
+              <w:t>30 phút</w:t>
+            </w:r>
+          </w:p>
+        </w:tc>
+        <w:tc>
+          <w:tcPr>
+            <w:tcW w:type="dxa" w:w="3010"/>
+          </w:tcPr>
+          <w:p>
+            <w:pPr>
+              <w:spacing w:after="40"/>
+              <w:ind w:firstLine="0"/>
+            </w:pPr>
+            <w:r>
+              <w:rPr>
+                <w:sz w:val="22"/>
+              </w:rPr>
+              <w:t>Hằng số T_TV = 1800000 ms.</w:t>
+            </w:r>
+          </w:p>
+        </w:tc>
+      </w:tr>
+      <w:tr>
+        <w:tc>
+          <w:tcPr>
+            <w:tcW w:type="dxa" w:w="3010"/>
+          </w:tcPr>
+          <w:p>
+            <w:pPr>
+              <w:spacing w:after="40"/>
+              <w:ind w:firstLine="0"/>
+            </w:pPr>
+            <w:r>
+              <w:rPr>
+                <w:sz w:val="22"/>
+              </w:rPr>
+              <w:t>Chu kỳ nhánh LDR</w:t>
+            </w:r>
+          </w:p>
+        </w:tc>
+        <w:tc>
+          <w:tcPr>
+            <w:tcW w:type="dxa" w:w="3010"/>
+          </w:tcPr>
+          <w:p>
+            <w:pPr>
+              <w:spacing w:after="40"/>
+              <w:ind w:firstLine="0"/>
+            </w:pPr>
+            <w:r>
+              <w:rPr>
+                <w:sz w:val="22"/>
+              </w:rPr>
+              <w:t>2 phút</w:t>
+            </w:r>
+          </w:p>
+        </w:tc>
+        <w:tc>
+          <w:tcPr>
+            <w:tcW w:type="dxa" w:w="3010"/>
+          </w:tcPr>
+          <w:p>
+            <w:pPr>
+              <w:spacing w:after="40"/>
+              <w:ind w:firstLine="0"/>
+            </w:pPr>
+            <w:r>
+              <w:rPr>
+                <w:sz w:val="22"/>
+              </w:rPr>
+              <w:t>Hằng số T_LDR = 120000 ms.</w:t>
+            </w:r>
+          </w:p>
+        </w:tc>
+      </w:tr>
+      <w:tr>
+        <w:tc>
+          <w:tcPr>
+            <w:tcW w:type="dxa" w:w="3010"/>
+          </w:tcPr>
+          <w:p>
+            <w:pPr>
+              <w:spacing w:after="40"/>
+              <w:ind w:firstLine="0"/>
+            </w:pPr>
+            <w:r>
+              <w:rPr>
+                <w:sz w:val="22"/>
+              </w:rPr>
+              <w:t>Ngưỡng phát lệnh</w:t>
+            </w:r>
+          </w:p>
+        </w:tc>
+        <w:tc>
+          <w:tcPr>
+            <w:tcW w:type="dxa" w:w="3010"/>
+          </w:tcPr>
+          <w:p>
+            <w:pPr>
+              <w:spacing w:after="40"/>
+              <w:ind w:firstLine="0"/>
+            </w:pPr>
+            <w:r>
+              <w:rPr>
+                <w:sz w:val="22"/>
+              </w:rPr>
+              <w:t>|e| &gt; 200 mức ADC</w:t>
+            </w:r>
+          </w:p>
+        </w:tc>
+        <w:tc>
+          <w:tcPr>
+            <w:tcW w:type="dxa" w:w="3010"/>
+          </w:tcPr>
+          <w:p>
+            <w:pPr>
+              <w:spacing w:after="40"/>
+              <w:ind w:firstLine="0"/>
+            </w:pPr>
+            <w:r>
+              <w:rPr>
+                <w:sz w:val="22"/>
+              </w:rPr>
+              <w:t>Hằng số NGUONG trong lệnh so sánh.</w:t>
+            </w:r>
+          </w:p>
+        </w:tc>
+      </w:tr>
+      <w:tr>
+        <w:tc>
+          <w:tcPr>
+            <w:tcW w:type="dxa" w:w="3010"/>
+          </w:tcPr>
+          <w:p>
+            <w:pPr>
+              <w:spacing w:after="40"/>
+              <w:ind w:firstLine="0"/>
+            </w:pPr>
+            <w:r>
+              <w:rPr>
+                <w:sz w:val="22"/>
+              </w:rPr>
+              <w:t>Vùng chết</w:t>
+            </w:r>
+          </w:p>
+        </w:tc>
+        <w:tc>
+          <w:tcPr>
+            <w:tcW w:type="dxa" w:w="3010"/>
+          </w:tcPr>
+          <w:p>
+            <w:pPr>
+              <w:spacing w:after="40"/>
+              <w:ind w:firstLine="0"/>
+            </w:pPr>
+            <w:r>
+              <w:rPr>
+                <w:sz w:val="22"/>
+              </w:rPr>
+              <w:t>120 mức ADC</w:t>
+            </w:r>
+          </w:p>
+        </w:tc>
+        <w:tc>
+          <w:tcPr>
+            <w:tcW w:type="dxa" w:w="3010"/>
+          </w:tcPr>
+          <w:p>
+            <w:pPr>
+              <w:spacing w:after="40"/>
+              <w:ind w:firstLine="0"/>
+            </w:pPr>
+            <w:r>
+              <w:rPr>
+                <w:sz w:val="22"/>
+              </w:rPr>
+              <w:t>Điều kiện dừng motor, chống săn lệnh.</w:t>
+            </w:r>
+          </w:p>
+        </w:tc>
+      </w:tr>
+      <w:tr>
+        <w:tc>
+          <w:tcPr>
+            <w:tcW w:type="dxa" w:w="3010"/>
+          </w:tcPr>
+          <w:p>
+            <w:pPr>
+              <w:spacing w:after="40"/>
+              <w:ind w:firstLine="0"/>
+            </w:pPr>
+            <w:r>
+              <w:rPr>
+                <w:sz w:val="22"/>
+              </w:rPr>
+              <w:t>Ngưỡng mây mù S_min</w:t>
+            </w:r>
+          </w:p>
+        </w:tc>
+        <w:tc>
+          <w:tcPr>
+            <w:tcW w:type="dxa" w:w="3010"/>
+          </w:tcPr>
+          <w:p>
+            <w:pPr>
+              <w:spacing w:after="40"/>
+              <w:ind w:firstLine="0"/>
+            </w:pPr>
+            <w:r>
+              <w:rPr>
+                <w:sz w:val="22"/>
+              </w:rPr>
+              <w:t>2500 (tổng bốn kênh)</w:t>
+            </w:r>
+          </w:p>
+        </w:tc>
+        <w:tc>
+          <w:tcPr>
+            <w:tcW w:type="dxa" w:w="3010"/>
+          </w:tcPr>
+          <w:p>
+            <w:pPr>
+              <w:spacing w:after="40"/>
+              <w:ind w:firstLine="0"/>
+            </w:pPr>
+            <w:r>
+              <w:rPr>
+                <w:sz w:val="22"/>
+              </w:rPr>
+              <w:t>Nhánh giữ vị trí theo lịch thiên văn.</w:t>
+            </w:r>
+          </w:p>
+        </w:tc>
+      </w:tr>
+      <w:tr>
+        <w:tc>
+          <w:tcPr>
+            <w:tcW w:type="dxa" w:w="3010"/>
+          </w:tcPr>
+          <w:p>
+            <w:pPr>
+              <w:spacing w:after="40"/>
+              <w:ind w:firstLine="0"/>
+            </w:pPr>
+            <w:r>
+              <w:rPr>
+                <w:sz w:val="22"/>
+              </w:rPr>
+              <w:t>Góc gá cảm biến β_s</w:t>
+            </w:r>
+          </w:p>
+        </w:tc>
+        <w:tc>
+          <w:tcPr>
+            <w:tcW w:type="dxa" w:w="3010"/>
+          </w:tcPr>
+          <w:p>
+            <w:pPr>
+              <w:spacing w:after="40"/>
+              <w:ind w:firstLine="0"/>
+            </w:pPr>
+            <w:r>
+              <w:rPr>
+                <w:sz w:val="22"/>
+              </w:rPr>
+              <w:t>30°, chỉ nghiêng quang trở</w:t>
+            </w:r>
+          </w:p>
+        </w:tc>
+        <w:tc>
+          <w:tcPr>
+            <w:tcW w:type="dxa" w:w="3010"/>
+          </w:tcPr>
+          <w:p>
+            <w:pPr>
+              <w:spacing w:after="40"/>
+              <w:ind w:firstLine="0"/>
+            </w:pPr>
+            <w:r>
+              <w:rPr>
+                <w:sz w:val="22"/>
+              </w:rPr>
+              <w:t>Cơ sở hiệu chuẩn K_cal và giải thích đáp ứng kênh.</w:t>
+            </w:r>
+          </w:p>
+        </w:tc>
+      </w:tr>
+      <w:tr>
+        <w:tc>
+          <w:tcPr>
+            <w:tcW w:type="dxa" w:w="3010"/>
+          </w:tcPr>
+          <w:p>
+            <w:pPr>
+              <w:spacing w:after="40"/>
+              <w:ind w:firstLine="0"/>
+            </w:pPr>
+            <w:r>
+              <w:rPr>
+                <w:sz w:val="22"/>
+              </w:rPr>
+              <w:t>Sai số luật hybrid</w:t>
+            </w:r>
+          </w:p>
+        </w:tc>
+        <w:tc>
+          <w:tcPr>
+            <w:tcW w:type="dxa" w:w="3010"/>
+          </w:tcPr>
+          <w:p>
+            <w:pPr>
+              <w:spacing w:after="40"/>
+              <w:ind w:firstLine="0"/>
+            </w:pPr>
+            <w:r>
+              <w:rPr>
+                <w:sz w:val="22"/>
+              </w:rPr>
+              <w:t>2,9° trung bình; 83 lần chạy motor/ngày</w:t>
+            </w:r>
+          </w:p>
+        </w:tc>
+        <w:tc>
+          <w:tcPr>
+            <w:tcW w:type="dxa" w:w="3010"/>
+          </w:tcPr>
+          <w:p>
+            <w:pPr>
+              <w:spacing w:after="40"/>
+              <w:ind w:firstLine="0"/>
+            </w:pPr>
+            <w:r>
+              <w:rPr>
+                <w:sz w:val="22"/>
+              </w:rPr>
+              <w:t>Mốc so sánh khi đo thử ngoài trời.</w:t>
+            </w:r>
+          </w:p>
+        </w:tc>
+      </w:tr>
+      <w:tr>
+        <w:tc>
+          <w:tcPr>
+            <w:tcW w:type="dxa" w:w="3010"/>
+          </w:tcPr>
+          <w:p>
+            <w:pPr>
+              <w:spacing w:after="40"/>
+              <w:ind w:firstLine="0"/>
+            </w:pPr>
+            <w:r>
+              <w:rPr>
+                <w:sz w:val="22"/>
+              </w:rPr>
+              <w:t>Ma trận (α, γ) theo giờ</w:t>
+            </w:r>
+          </w:p>
+        </w:tc>
+        <w:tc>
+          <w:tcPr>
+            <w:tcW w:type="dxa" w:w="3010"/>
+          </w:tcPr>
+          <w:p>
+            <w:pPr>
+              <w:spacing w:after="40"/>
+              <w:ind w:firstLine="0"/>
+            </w:pPr>
+            <w:r>
+              <w:rPr>
+                <w:sz w:val="22"/>
+              </w:rPr>
+              <w:t>Chương 4 quyển nghiên cứu</w:t>
+            </w:r>
+          </w:p>
+        </w:tc>
+        <w:tc>
+          <w:tcPr>
+            <w:tcW w:type="dxa" w:w="3010"/>
+          </w:tcPr>
+          <w:p>
+            <w:pPr>
+              <w:spacing w:after="40"/>
+              <w:ind w:firstLine="0"/>
+            </w:pPr>
+            <w:r>
+              <w:rPr>
+                <w:sz w:val="22"/>
+              </w:rPr>
+              <w:t>Bảng đối chiếu đầu ra hàm thiên văn.</w:t>
+            </w:r>
+          </w:p>
+        </w:tc>
+      </w:tr>
+      <w:tr>
+        <w:tc>
+          <w:tcPr>
+            <w:tcW w:type="dxa" w:w="3010"/>
+          </w:tcPr>
+          <w:p>
+            <w:pPr>
+              <w:spacing w:after="40"/>
+              <w:ind w:firstLine="0"/>
+            </w:pPr>
+            <w:r>
+              <w:rPr>
+                <w:sz w:val="22"/>
+              </w:rPr>
+              <w:t>Chuẩn hóa γ trưa hạ chí</w:t>
+            </w:r>
+          </w:p>
+        </w:tc>
+        <w:tc>
+          <w:tcPr>
+            <w:tcW w:type="dxa" w:w="3010"/>
+          </w:tcPr>
+          <w:p>
+            <w:pPr>
+              <w:spacing w:after="40"/>
+              <w:ind w:firstLine="0"/>
+            </w:pPr>
+            <w:r>
+              <w:rPr>
+                <w:sz w:val="22"/>
+              </w:rPr>
+              <w:t>Bước nhảy 180° tại vĩ độ 20,93°</w:t>
+            </w:r>
+          </w:p>
+        </w:tc>
+        <w:tc>
+          <w:tcPr>
+            <w:tcW w:type="dxa" w:w="3010"/>
+          </w:tcPr>
+          <w:p>
+            <w:pPr>
+              <w:spacing w:after="40"/>
+              <w:ind w:firstLine="0"/>
+            </w:pPr>
+            <w:r>
+              <w:rPr>
+                <w:sz w:val="22"/>
+              </w:rPr>
+              <w:t>Hàm gocThienVan() trong code mẫu.</w:t>
+            </w:r>
+          </w:p>
+        </w:tc>
+      </w:tr>
+    </w:tbl>
+    <w:p>
+      <w:pPr/>
+    </w:p>
+    <w:p>
+      <w:pPr>
         <w:pStyle w:val="Heading1"/>
       </w:pPr>
       <w:r>
@@ -948,7 +1514,7 @@
         <w:pStyle w:val="ListBullet"/>
       </w:pPr>
       <w:r>
-        <w:t>Vách che LDR cố định vĩnh viễn sau hiệu chuẩn để hệ số K_cal không đổi giữa các lần chạy.</w:t>
+        <w:t>Giá gá nghiêng β_s của bốn LDR cố định vĩnh viễn sau hiệu chuẩn để hệ số K_cal không đổi giữa các lần chạy.</w:t>
       </w:r>
     </w:p>
     <w:p>
@@ -1045,7 +1611,7 @@
         <w:spacing w:after="80"/>
       </w:pPr>
       <w:r>
-        <w:t>Bảng 2. Bảng lệnh cầu H trong code</w:t>
+        <w:t>Bảng 3. Bảng lệnh cầu H trong code</w:t>
       </w:r>
     </w:p>
     <w:tbl>
@@ -4386,7 +4952,7 @@
               <w:rPr>
                 <w:sz w:val="22"/>
               </w:rPr>
-              <w:t>4 LDR tại 4 góc, gá nghiêng β_s = 30° hướng ra ngoài; vách che chữ thập giữa cụm.</w:t>
+              <w:t>4 LDR tại 4 góc, gá nghiêng β_s = 30° hướng ra ngoài, không dùng vách ngăn.</w:t>
             </w:r>
           </w:p>
         </w:tc>

--- a/Bao_cao_1_truc_Lap_trinh.docx
+++ b/Bao_cao_1_truc_Lap_trinh.docx
@@ -193,7 +193,7 @@
         <w:pStyle w:val="Heading1"/>
       </w:pPr>
       <w:r>
-        <w:t>CHƯƠNG 2. PHẦN MỀM LẬP TRÌNH VÀ MODULE ESP32 DEVKIT</w:t>
+        <w:t>CHƯƠNG 2. CƠ SỞ LÝ THUYẾT, TỔNG QUAN LINH KIỆN VÀ MÔI TRƯỜNG LẬP TRÌNH</w:t>
       </w:r>
     </w:p>
     <w:p>
@@ -201,7 +201,659 @@
         <w:pStyle w:val="Heading2"/>
       </w:pPr>
       <w:r>
-        <w:t>2.1. Môi trường Arduino IDE và cách nạp chương trình cho ESP32</w:t>
+        <w:t>2.1. Pin năng lượng Mặt Trời</w:t>
+      </w:r>
+    </w:p>
+    <w:p>
+      <w:pPr/>
+      <w:r>
+        <w:t>Mô-đun quang điện gồm nhiều tế bào bán dẫn ghép nối tiếp/song song để tạo điện áp và dòng điện phù hợp. Tế bào thường dựa trên tiếp giáp bán dẫn p-n; khi photon có năng lượng phù hợp được hấp thụ, các hạt tải điện được tạo ra và phân tách, hình thành dòng điện một chiều. Mô-đun thương mại còn có kính bảo vệ, lớp đóng gói, mặt sau, khung và hộp nối; cấu tạo cụ thể thay đổi theo loại mô-đun.</w:t>
+      </w:r>
+    </w:p>
+    <w:p>
+      <w:pPr/>
+      <w:r>
+        <w:t>Các thông số cơ bản trên nhãn gồm công suất cực đại Pmax, điện áp hở mạch Voc, dòng ngắn mạch Isc, điện áp và dòng tại điểm công suất cực đại Vmp, Imp, cùng hệ số nhiệt. Thông số danh định thường công bố theo điều kiện thử chuẩn STC; ngoài thực tế, bức xạ, nhiệt độ tế bào, phổ ánh sáng, tải điện và che bóng làm các giá trị thay đổi. Tăng bức xạ thường làm dòng quang điện tăng; nhiệt độ tế bào tăng thường làm điện áp và công suất cực đại suy giảm.</w:t>
+      </w:r>
+    </w:p>
+    <w:p>
+      <w:pPr/>
+      <w:r>
+        <w:t>Góc giữa tia trực tiếp và pháp tuyến mặt pin ảnh hưởng thành phần bức xạ trực tiếp thu được; tracker chỉ thay đổi hướng hình học, không loại bỏ ảnh hưởng của mây hay nhiệt độ. Khi so sánh chế độ cố định và bám nắng cần đo đồng thời U và I, tính P = U×I rồi tích phân theo thời gian; điện áp đơn lẻ không đại diện cho năng lượng [1].</w:t>
+      </w:r>
+    </w:p>
+    <w:p>
+      <w:pPr>
+        <w:pStyle w:val="Heading2"/>
+      </w:pPr>
+      <w:r>
+        <w:t>2.2. Cảm biến quang trở (LDR)</w:t>
+      </w:r>
+    </w:p>
+    <w:p>
+      <w:pPr/>
+      <w:r>
+        <w:t>Quang trở (Light Dependent Resistor - LDR) là linh kiện quang dẫn: độ dẫn điện của vật liệu bán dẫn thay đổi theo lượng ánh sáng chiếu tới. Trong điều kiện sáng hơn, điện trở LDR thường giảm; khi ánh sáng yếu hoặc tối, điện trở tăng. Đặc tuyến điện trở-độ rọi không tuyến tính và phụ thuộc loại linh kiện, phổ ánh sáng, nhiệt độ, thời gian đáp ứng và sai số giữa các mẫu.</w:t>
+      </w:r>
+    </w:p>
+    <w:p>
+      <w:pPr/>
+      <w:r>
+        <w:t>Để đưa tín hiệu LDR vào vi điều khiển, thường mắc linh kiện với một điện trở cố định thành cầu phân áp rồi đọc điện áp tại điểm giữa bằng ADC. ADC có thể tăng hoặc giảm khi chiếu sáng tùy vị trí LDR trong cầu phân áp, vì vậy cần xem sơ đồ mạch và kiểm tra thực tế. LDR có giá thành thấp, mạch đơn giản nhưng độ lặp lại và tốc độ đáp ứng thường thấp hơn photodiode; cần che bụi/ẩm và hiệu chuẩn nếu dùng để so sánh định lượng.</w:t>
+      </w:r>
+    </w:p>
+    <w:p>
+      <w:pPr>
+        <w:pStyle w:val="Heading2"/>
+      </w:pPr>
+      <w:r>
+        <w:t>2.3. Bộ điều khiển ESP32 DevKit và các khối phụ trợ</w:t>
+      </w:r>
+    </w:p>
+    <w:p>
+      <w:pPr/>
+      <w:r>
+        <w:t>Bộ điều khiển trung tâm là module ESP32 DevKit. Bo có hai nhóm ADC 12 bit: ADC1 (GPIO36, 39, 32, 33...) và ADC2 (GPIO25, 26, 27, 14...); nhóm ADC2 chỉ xung đột khi bật WiFi, còn đề tài không dùng WiFi nên cả sáu kênh đo tương tự đều dùng được. Trong thiết kế đã vẽ, bốn kênh LDR đưa vào GPIO25/26/27/14, biến trở hồi tiếp góc vào GPIO36 và điện áp tấm pin (qua cầu chia) vào GPIO39; ADC của ESP32 chỉ đo điện áp 0–3,3 V nên không đo dòng điện trong phiên bản này.</w:t>
+      </w:r>
+    </w:p>
+    <w:p>
+      <w:pPr/>
+      <w:r>
+        <w:t>Thời gian thực dùng module DS1307 (I²C địa chỉ 0x68, có pin nuôi) để cấp ngày và giờ cho khối thiên văn; hiển thị dùng màn hình LCD 1602 kèm mạch chuyển I²C PCF8574 (địa chỉ 0x27), chung bus SDA/SCL (GPIO21/22) với DS1307. Nguồn 12 V qua diode chống ngược cực 1N4007, hạ áp LM2596 cấp 3,3 V cho ESP32 và nhánh 7805 riêng cấp 5 V cho LCD, DS1307.</w:t>
+      </w:r>
+    </w:p>
+    <w:p>
+      <w:pPr>
+        <w:pStyle w:val="Heading2"/>
+      </w:pPr>
+      <w:r>
+        <w:t>2.4. Vị trí Mặt Trời và góc theo ngày, giờ</w:t>
+      </w:r>
+    </w:p>
+    <w:p>
+      <w:pPr>
+        <w:pStyle w:val="Heading3"/>
+      </w:pPr>
+      <w:r>
+        <w:t>2.4.1. Hệ tọa độ và các góc đặc trưng</w:t>
+      </w:r>
+    </w:p>
+    <w:p>
+      <w:pPr/>
+      <w:r>
+        <w:t>Vị trí Mặt Trời thường được mô tả bằng góc cao α (tính từ đường chân trời lên thiên đỉnh) và góc phương vị γ (đo từ hướng Bắc thật theo chiều kim đồng hồ). Góc thiên đỉnh θz = 90° − α. Góc phương vị và góc cao là đầu vào để xác định hướng pháp tuyến của tấm pin; khi cài đặt phải thống nhất quy ước dấu giữa phần mềm và chiều quay thực tế của cơ cấu.</w:t>
+      </w:r>
+    </w:p>
+    <w:p>
+      <w:pPr>
+        <w:pStyle w:val="Heading3"/>
+      </w:pPr>
+      <w:r>
+        <w:t>2.4.2. Ảnh hưởng của ngày trong năm và giờ trong ngày</w:t>
+      </w:r>
+    </w:p>
+    <w:p>
+      <w:pPr/>
+      <w:r>
+        <w:t>Một xấp xỉ thường dùng cho góc lệch Mặt Trời là δ ≈ 23,45° × sin[360° × (284 + n) / 365], trong đó n là thứ tự ngày trong năm. Góc giờ xấp xỉ ω = 15° × (t_solar − 12), với t_solar là giờ Mặt Trời địa phương tính bằng giờ. Từ vĩ độ φ, có thể tính góc cao bằng quan hệ sin α = sin φ sin δ + cos φ cos δ cos ω. Các biểu thức này thích hợp để trình bày nguyên lý; triển khai chính xác nên dùng thuật toán vị trí Mặt Trời SPA hoặc thư viện đã kiểm chứng [1, 2].</w:t>
+      </w:r>
+    </w:p>
+    <w:p>
+      <w:pPr/>
+      <w:r>
+        <w:t>Giờ dân dụng không hoàn toàn trùng với giờ Mặt Trời. Chương trình cần hiệu chỉnh múi giờ, kinh độ địa điểm và phương trình thời gian; đồng hồ RTC phải được đặt đúng. Sai lệch thời gian, nhập nhầm vĩ độ/kinh độ hoặc xác định sai hướng Bắc thật đều làm xuất hiện sai số góc dù thuật toán tính toán đúng.</w:t>
+      </w:r>
+    </w:p>
+    <w:p>
+      <w:pPr>
+        <w:pStyle w:val="Heading3"/>
+      </w:pPr>
+      <w:r>
+        <w:t>2.4.3. Góc đặt của tracker một trục</w:t>
+      </w:r>
+    </w:p>
+    <w:p>
+      <w:pPr/>
+      <w:r>
+        <w:t>Với trục quay nằm ngang theo hướng Bắc - Nam, tấm pin có thể quay trong mặt phẳng Đông-Tây. Góc đặt lý tưởng được suy ra từ hình chiếu vectơ hướng Mặt Trời lên mặt phẳng vuông góc với trục quay. Nếu γ đo từ Bắc và α là góc cao, một cách viết theo quy ước R dương khi pháp tuyến nghiêng về phía Đông là R* = atan2(cos α × sin γ, sin α). Cần đổi dấu hoặc cộng offset nếu chiều dương của cơ cấu khác quy ước này. Trục đơn không bù được thành phần Bắc-Nam của hướng Mặt Trời.</w:t>
+      </w:r>
+    </w:p>
+    <w:p>
+      <w:pPr/>
+      <w:r>
+        <w:t>Trong đề tài này, góc thiên văn được dùng làm tham chiếu/đường dự phòng; sai lệch của cặp cảm biến LDR có thể hiệu chỉnh góc khi tín hiệu đủ tin cậy. Góc đặt cuối cùng luôn phải giới hạn trong hành trình cơ khí.</w:t>
+      </w:r>
+    </w:p>
+    <w:p>
+      <w:pPr>
+        <w:pStyle w:val="Heading2"/>
+      </w:pPr>
+      <w:r>
+        <w:t>2.5. Các mùa trong năm và quỹ đạo biểu kiến</w:t>
+      </w:r>
+    </w:p>
+    <w:p>
+      <w:pPr/>
+      <w:r>
+        <w:t>Trục quay của Trái Đất nghiêng so với mặt phẳng quỹ đạo, vì vậy xích vĩ Mặt Trời thay đổi trong năm. Ở Bắc bán cầu, vào khoảng tháng 6 Mặt Trời lên cao và thời gian ban ngày dài hơn; vào khoảng tháng 12 Mặt Trời thấp hơn và ngày ngắn hơn. Quanh hai điểm phân tháng 3 và tháng 9, độ dài ngày và đêm gần bằng nhau. Đây là biến thiên thiên văn, không phải sự thay đổi đột ngột đúng vào ngày đầu mùa khí tượng.</w:t>
+      </w:r>
+    </w:p>
+    <w:p>
+      <w:pPr/>
+      <w:r>
+        <w:t>Do quỹ đạo thay đổi theo mùa, giờ Mặt Trời mọc/lặn và phương vị mọc/lặn cũng thay đổi. Cùng một tấm pin đặt cố định có thể phù hợp hơn vào một số mùa; lợi ích của bám nắng không giống nhau quanh năm. Ở các vĩ độ miền Bắc Việt Nam, vào mùa hè Mặt Trời giữa trưa có thể ở rất cao và lệch về phía Bắc; mùa đông đường đi thấp hơn và chủ yếu ở phía Nam. Một tracker một trục chỉ quay trong một mặt phẳng nên còn sai lệch theo phương vuông góc với trục; tracker hai trục khắc phục tốt hơn về hình học nhưng tăng độ phức tạp và năng lượng truyền động.</w:t>
+      </w:r>
+    </w:p>
+    <w:p>
+      <w:pPr/>
+      <w:r>
+        <w:t>Vì vậy, thiết kế cần xem xét cả mùa, góc nghiêng ban đầu, bóng che và thời tiết địa phương. Không nên suy ra mức tăng sản lượng cả năm từ một ngày nắng hoặc một lần đo; cần so sánh trong các khoảng thời gian đủ dài và ghi nhận điều kiện đo [3, 4].</w:t>
+      </w:r>
+    </w:p>
+    <w:tbl>
+      <w:tblPr>
+        <w:tblStyle w:val="TableGrid"/>
+        <w:tblW w:type="auto" w:w="0"/>
+        <w:jc w:val="center"/>
+        <w:tblLook w:firstColumn="1" w:firstRow="1" w:lastColumn="0" w:lastRow="0" w:noHBand="0" w:noVBand="1" w:val="04A0"/>
+      </w:tblPr>
+      <w:tblGrid>
+        <w:gridCol w:w="3010"/>
+        <w:gridCol w:w="3010"/>
+        <w:gridCol w:w="3010"/>
+      </w:tblGrid>
+      <w:tr>
+        <w:tc>
+          <w:tcPr>
+            <w:tcW w:type="dxa" w:w="3010"/>
+          </w:tcPr>
+          <w:p>
+            <w:pPr>
+              <w:spacing w:after="40"/>
+              <w:ind w:firstLine="0"/>
+            </w:pPr>
+            <w:r>
+              <w:rPr>
+                <w:b/>
+                <w:sz w:val="22"/>
+              </w:rPr>
+              <w:t>Giai đoạn thiên văn ở Bắc bán cầu</w:t>
+            </w:r>
+          </w:p>
+        </w:tc>
+        <w:tc>
+          <w:tcPr>
+            <w:tcW w:type="dxa" w:w="3010"/>
+          </w:tcPr>
+          <w:p>
+            <w:pPr>
+              <w:spacing w:after="40"/>
+              <w:ind w:firstLine="0"/>
+            </w:pPr>
+            <w:r>
+              <w:rPr>
+                <w:b/>
+                <w:sz w:val="22"/>
+              </w:rPr>
+              <w:t>Xích vĩ Mặt Trời (xấp xỉ)</w:t>
+            </w:r>
+          </w:p>
+        </w:tc>
+        <w:tc>
+          <w:tcPr>
+            <w:tcW w:type="dxa" w:w="3010"/>
+          </w:tcPr>
+          <w:p>
+            <w:pPr>
+              <w:spacing w:after="40"/>
+              <w:ind w:firstLine="0"/>
+            </w:pPr>
+            <w:r>
+              <w:rPr>
+                <w:b/>
+                <w:sz w:val="22"/>
+              </w:rPr>
+              <w:t>Đặc điểm đường đi biểu kiến</w:t>
+            </w:r>
+          </w:p>
+        </w:tc>
+      </w:tr>
+      <w:tr>
+        <w:tc>
+          <w:tcPr>
+            <w:tcW w:type="dxa" w:w="3010"/>
+          </w:tcPr>
+          <w:p>
+            <w:pPr>
+              <w:spacing w:after="40"/>
+              <w:ind w:firstLine="0"/>
+            </w:pPr>
+            <w:r>
+              <w:rPr>
+                <w:sz w:val="22"/>
+              </w:rPr>
+              <w:t>Xuân: điểm phân tháng 3 đến chí tháng 6</w:t>
+            </w:r>
+          </w:p>
+        </w:tc>
+        <w:tc>
+          <w:tcPr>
+            <w:tcW w:type="dxa" w:w="3010"/>
+          </w:tcPr>
+          <w:p>
+            <w:pPr>
+              <w:spacing w:after="40"/>
+              <w:ind w:firstLine="0"/>
+            </w:pPr>
+            <w:r>
+              <w:rPr>
+                <w:sz w:val="22"/>
+              </w:rPr>
+              <w:t>0° → +23,44°</w:t>
+            </w:r>
+          </w:p>
+        </w:tc>
+        <w:tc>
+          <w:tcPr>
+            <w:tcW w:type="dxa" w:w="3010"/>
+          </w:tcPr>
+          <w:p>
+            <w:pPr>
+              <w:spacing w:after="40"/>
+              <w:ind w:firstLine="0"/>
+            </w:pPr>
+            <w:r>
+              <w:rPr>
+                <w:sz w:val="22"/>
+              </w:rPr>
+              <w:t>Độ cao Mặt Trời giữa trưa tăng; ngày dài dần.</w:t>
+            </w:r>
+          </w:p>
+        </w:tc>
+      </w:tr>
+      <w:tr>
+        <w:tc>
+          <w:tcPr>
+            <w:tcW w:type="dxa" w:w="3010"/>
+          </w:tcPr>
+          <w:p>
+            <w:pPr>
+              <w:spacing w:after="40"/>
+              <w:ind w:firstLine="0"/>
+            </w:pPr>
+            <w:r>
+              <w:rPr>
+                <w:sz w:val="22"/>
+              </w:rPr>
+              <w:t>Hạ: chí tháng 6 đến điểm phân tháng 9</w:t>
+            </w:r>
+          </w:p>
+        </w:tc>
+        <w:tc>
+          <w:tcPr>
+            <w:tcW w:type="dxa" w:w="3010"/>
+          </w:tcPr>
+          <w:p>
+            <w:pPr>
+              <w:spacing w:after="40"/>
+              <w:ind w:firstLine="0"/>
+            </w:pPr>
+            <w:r>
+              <w:rPr>
+                <w:sz w:val="22"/>
+              </w:rPr>
+              <w:t>+23,44° → 0°</w:t>
+            </w:r>
+          </w:p>
+        </w:tc>
+        <w:tc>
+          <w:tcPr>
+            <w:tcW w:type="dxa" w:w="3010"/>
+          </w:tcPr>
+          <w:p>
+            <w:pPr>
+              <w:spacing w:after="40"/>
+              <w:ind w:firstLine="0"/>
+            </w:pPr>
+            <w:r>
+              <w:rPr>
+                <w:sz w:val="22"/>
+              </w:rPr>
+              <w:t>Mặt Trời đi cao; ngày dài rồi giảm dần.</w:t>
+            </w:r>
+          </w:p>
+        </w:tc>
+      </w:tr>
+      <w:tr>
+        <w:tc>
+          <w:tcPr>
+            <w:tcW w:type="dxa" w:w="3010"/>
+          </w:tcPr>
+          <w:p>
+            <w:pPr>
+              <w:spacing w:after="40"/>
+              <w:ind w:firstLine="0"/>
+            </w:pPr>
+            <w:r>
+              <w:rPr>
+                <w:sz w:val="22"/>
+              </w:rPr>
+              <w:t>Thu: điểm phân tháng 9 đến chí tháng 12</w:t>
+            </w:r>
+          </w:p>
+        </w:tc>
+        <w:tc>
+          <w:tcPr>
+            <w:tcW w:type="dxa" w:w="3010"/>
+          </w:tcPr>
+          <w:p>
+            <w:pPr>
+              <w:spacing w:after="40"/>
+              <w:ind w:firstLine="0"/>
+            </w:pPr>
+            <w:r>
+              <w:rPr>
+                <w:sz w:val="22"/>
+              </w:rPr>
+              <w:t>0° → −23,44°</w:t>
+            </w:r>
+          </w:p>
+        </w:tc>
+        <w:tc>
+          <w:tcPr>
+            <w:tcW w:type="dxa" w:w="3010"/>
+          </w:tcPr>
+          <w:p>
+            <w:pPr>
+              <w:spacing w:after="40"/>
+              <w:ind w:firstLine="0"/>
+            </w:pPr>
+            <w:r>
+              <w:rPr>
+                <w:sz w:val="22"/>
+              </w:rPr>
+              <w:t>Quỹ đạo hạ thấp; ngày ngắn dần.</w:t>
+            </w:r>
+          </w:p>
+        </w:tc>
+      </w:tr>
+      <w:tr>
+        <w:tc>
+          <w:tcPr>
+            <w:tcW w:type="dxa" w:w="3010"/>
+          </w:tcPr>
+          <w:p>
+            <w:pPr>
+              <w:spacing w:after="40"/>
+              <w:ind w:firstLine="0"/>
+            </w:pPr>
+            <w:r>
+              <w:rPr>
+                <w:sz w:val="22"/>
+              </w:rPr>
+              <w:t>Đông: chí tháng 12 đến điểm phân tháng 3</w:t>
+            </w:r>
+          </w:p>
+        </w:tc>
+        <w:tc>
+          <w:tcPr>
+            <w:tcW w:type="dxa" w:w="3010"/>
+          </w:tcPr>
+          <w:p>
+            <w:pPr>
+              <w:spacing w:after="40"/>
+              <w:ind w:firstLine="0"/>
+            </w:pPr>
+            <w:r>
+              <w:rPr>
+                <w:sz w:val="22"/>
+              </w:rPr>
+              <w:t>−23,44° → 0°</w:t>
+            </w:r>
+          </w:p>
+        </w:tc>
+        <w:tc>
+          <w:tcPr>
+            <w:tcW w:type="dxa" w:w="3010"/>
+          </w:tcPr>
+          <w:p>
+            <w:pPr>
+              <w:spacing w:after="40"/>
+              <w:ind w:firstLine="0"/>
+            </w:pPr>
+            <w:r>
+              <w:rPr>
+                <w:sz w:val="22"/>
+              </w:rPr>
+              <w:t>Mặt Trời đi thấp; ngày ngắn rồi dài dần.</w:t>
+            </w:r>
+          </w:p>
+        </w:tc>
+      </w:tr>
+    </w:tbl>
+    <w:p>
+      <w:pPr/>
+    </w:p>
+    <w:p>
+      <w:pPr/>
+      <w:r>
+        <w:t>Mốc ngày phân và chí thay đổi nhẹ theo từng năm; mùa khí tượng tại từng địa phương cũng không hoàn toàn trùng với mùa thiên văn. Bảng trên mô tả xu hướng quỹ đạo, không thay cho số liệu thời tiết tại vị trí thử nghiệm.</w:t>
+      </w:r>
+    </w:p>
+    <w:p>
+      <w:pPr>
+        <w:pStyle w:val="Heading2"/>
+      </w:pPr>
+      <w:r>
+        <w:t>2.6. Ba phương pháp bám nắng xem xét trong đề tài</w:t>
+      </w:r>
+    </w:p>
+    <w:p>
+      <w:pPr>
+        <w:pStyle w:val="Heading3"/>
+      </w:pPr>
+      <w:r>
+        <w:t>2.6.1. Nhóm 1 – Vòng hở theo thời gian (thuật toán thiên văn)</w:t>
+      </w:r>
+    </w:p>
+    <w:p>
+      <w:pPr/>
+      <w:r>
+        <w:t>Nhóm này tính vị trí Mặt Trời từ vị trí địa lý, ngày và giờ đọc từ module thời gian thực DS1307, không cần cảm biến ánh sáng. Góc khai thiên (xích vĩ) tính theo ngày trong năm:</w:t>
+      </w:r>
+    </w:p>
+    <w:p>
+      <w:pPr>
+        <w:ind w:firstLine="0"/>
+        <w:jc w:val="center"/>
+      </w:pPr>
+      <w:r>
+        <w:rPr>
+          <w:i/>
+        </w:rPr>
+        <w:t>δ = 23,45° · sin[360°·(284 + n)/365]</w:t>
+      </w:r>
+    </w:p>
+    <w:p>
+      <w:pPr/>
+      <w:r>
+        <w:t>Góc giờ tính từ giờ Mặt Trời t (giờ):</w:t>
+      </w:r>
+    </w:p>
+    <w:p>
+      <w:pPr>
+        <w:ind w:firstLine="0"/>
+        <w:jc w:val="center"/>
+      </w:pPr>
+      <w:r>
+        <w:rPr>
+          <w:i/>
+        </w:rPr>
+        <w:t>H = 15° · (t − 12)</w:t>
+      </w:r>
+    </w:p>
+    <w:p>
+      <w:pPr/>
+      <w:r>
+        <w:t>Góc cao Mặt Trời α suy ra từ vĩ độ nơi lắp đặt φ:</w:t>
+      </w:r>
+    </w:p>
+    <w:p>
+      <w:pPr>
+        <w:ind w:firstLine="0"/>
+        <w:jc w:val="center"/>
+      </w:pPr>
+      <w:r>
+        <w:rPr>
+          <w:i/>
+        </w:rPr>
+        <w:t>sin α = sin φ · sin δ + cos φ · cos δ · cos H</w:t>
+      </w:r>
+    </w:p>
+    <w:p>
+      <w:pPr/>
+      <w:r>
+        <w:t>Góc phương vị γ tính tiếp từ α, δ và φ. Biết (α, γ) là đổi được ra góc đặt của tấm pin cho từng trục.</w:t>
+      </w:r>
+    </w:p>
+    <w:p>
+      <w:pPr>
+        <w:pStyle w:val="ListBullet"/>
+      </w:pPr>
+      <w:r>
+        <w:t>Ưu điểm: ổn định, không phụ thuộc thời tiết, không dao động quanh vị trí cân bằng.</w:t>
+      </w:r>
+    </w:p>
+    <w:p>
+      <w:pPr>
+        <w:pStyle w:val="ListBullet"/>
+      </w:pPr>
+      <w:r>
+        <w:t>Nhược điểm: phải cài đúng tọa độ và giờ; không tự sửa được sai số do lắp đặt lệch hoặc khớp cơ khí rơ.</w:t>
+      </w:r>
+    </w:p>
+    <w:p>
+      <w:pPr>
+        <w:pStyle w:val="Heading3"/>
+      </w:pPr>
+      <w:r>
+        <w:t>2.6.2. Nhóm 2 – Vòng kín dùng cảm biến quang trở (LDR)</w:t>
+      </w:r>
+    </w:p>
+    <w:p>
+      <w:pPr/>
+      <w:r>
+        <w:t>Bốn LDR đặt ở bốn góc tấm pin, mỗi cảm biến gá nghiêng ra ngoài tâm một góc β_s = 30° như nhau, không dùng vách ngăn. Khi nắng thẳng góc, bốn kênh nhận sáng gần bằng nhau; khi nắng xiên, cặp cảm biến phía bên nắng nhận mạnh hơn hẳn. Gọi giá trị đọc được của bốn kênh là trái, phải, trên, dưới, sai lệch điều khiển tính rất đơn giản:</w:t>
+      </w:r>
+    </w:p>
+    <w:p>
+      <w:pPr>
+        <w:ind w:firstLine="0"/>
+        <w:jc w:val="center"/>
+      </w:pPr>
+      <w:r>
+        <w:rPr>
+          <w:i/>
+        </w:rPr>
+        <w:t>e1 = ADC(LDR_trái) − ADC(LDR_phải);   e2 = ADC(LDR_trên) − ADC(LDR_dưới)</w:t>
+      </w:r>
+    </w:p>
+    <w:p>
+      <w:pPr>
+        <w:pStyle w:val="ListBullet"/>
+      </w:pPr>
+      <w:r>
+        <w:t>Nếu |e1| &gt; ngưỡng: quay động cơ trục 1 theo dấu e1; nếu |e2| &gt; ngưỡng: quay động cơ trục 2 theo dấu e2.</w:t>
+      </w:r>
+    </w:p>
+    <w:p>
+      <w:pPr>
+        <w:pStyle w:val="ListBullet"/>
+      </w:pPr>
+      <w:r>
+        <w:t>Ngược lại thì dừng – vùng chết (dead-band) chống dao động quanh vị trí cân bằng.</w:t>
+      </w:r>
+    </w:p>
+    <w:p>
+      <w:pPr>
+        <w:pStyle w:val="ListBullet"/>
+      </w:pPr>
+      <w:r>
+        <w:t>Ưu điểm: đơn giản, rẻ, phản ứng theo điều kiện sáng thực tế, tự sửa sai số lắp đặt.</w:t>
+      </w:r>
+    </w:p>
+    <w:p>
+      <w:pPr>
+        <w:pStyle w:val="ListBullet"/>
+      </w:pPr>
+      <w:r>
+        <w:t>Nhược điểm: nhạy với mây và bóng râm thoáng qua, dễ dao động nếu ngưỡng chọn quá nhỏ, buổi sáng sớm tín hiệu yếu nên bám chậm.</w:t>
+      </w:r>
+    </w:p>
+    <w:p>
+      <w:pPr>
+        <w:pStyle w:val="Heading3"/>
+      </w:pPr>
+      <w:r>
+        <w:t>2.6.3. Nhóm 3 – Phương pháp hybrid (kết hợp), phương án lựa chọn</w:t>
+      </w:r>
+    </w:p>
+    <w:p>
+      <w:pPr>
+        <w:pStyle w:val="ListBullet"/>
+      </w:pPr>
+      <w:r>
+        <w:t>Dùng thiên văn định vị thô: đầu buổi sáng và mỗi chu kỳ 30 phút, tính (α, γ) từ DS1307 rồi đưa nhanh tấm pin về gần vị trí Mặt Trời.</w:t>
+      </w:r>
+    </w:p>
+    <w:p>
+      <w:pPr>
+        <w:pStyle w:val="ListBullet"/>
+      </w:pPr>
+      <w:r>
+        <w:t>Dùng LDR tinh chỉnh: giữa hai lần định vị thô, so sánh e1 (và e2) với ngưỡng để khử phần sai lệch còn lại, kể cả sai số lắp đặt.</w:t>
+      </w:r>
+    </w:p>
+    <w:p>
+      <w:pPr>
+        <w:pStyle w:val="ListBullet"/>
+      </w:pPr>
+      <w:r>
+        <w:t>Khi trời nhiều mây (tổng sáng S nhỏ hơn ngưỡng S_min): giữ nguyên vị trí theo lịch thiên văn, tránh dao động vô ích do mây che thoáng qua.</w:t>
+      </w:r>
+    </w:p>
+    <w:p>
+      <w:pPr/>
+      <w:r>
+        <w:t>Phương pháp hybrid lấy được ưu điểm của cả hai nhóm: bám nhanh và ổn định như vòng hở, tự sửa sai số như vòng kín, và không săn lệnh khi thời tiết xấu. Vì vậy đề tài chọn nhóm 3 cho cả hai mô hình một trục và hai trục.</w:t>
+      </w:r>
+    </w:p>
+    <w:p>
+      <w:pPr>
+        <w:pStyle w:val="Heading2"/>
+      </w:pPr>
+      <w:r>
+        <w:t>2.7. Xử lý tín hiệu và tiêu chí đánh giá</w:t>
+      </w:r>
+    </w:p>
+    <w:p>
+      <w:pPr/>
+      <w:r>
+        <w:t>Có thể lấy nhiều mẫu ADC trong mỗi chu kỳ, dùng trung vị để loại điểm đột biến rồi lọc thông thấp hoặc trung bình trượt mũ. Bù sai khác độ lợi giữa bốn kênh LDR trước khi tổng hợp sai lệch trái-phải và trên-dưới; sử dụng vùng chết để tránh động cơ chạy do nhiễu nhỏ; dùng ngưỡng bật/tắt khác nhau để tránh chuyển chế độ liên tục. Thời gian lấy mẫu, hệ số lọc và vùng chết cần hiệu chỉnh bằng dữ liệu đo.</w:t>
+      </w:r>
+    </w:p>
+    <w:p>
+      <w:pPr/>
+      <w:r>
+        <w:t>Đánh giá hệ thống nên tách độ chính xác góc và năng lượng: sai số góc có thể tính RMSE so với góc tham chiếu; năng lượng PV được tính từ tích phân U×I theo thời gian; năng lượng thuần bằng năng lượng PV thu được trừ năng lượng cơ cấu và bộ điều khiển. Cần so sánh trong cùng khoảng thời gian với tấm pin cố định tương đương, không kết luận hiệu quả chỉ từ công suất tức thời.</w:t>
+      </w:r>
+    </w:p>
+    <w:p>
+      <w:pPr>
+        <w:pStyle w:val="Heading2"/>
+      </w:pPr>
+      <w:r>
+        <w:t>2.8. Môi trường Arduino IDE và cách nạp chương trình cho ESP32</w:t>
       </w:r>
     </w:p>
     <w:p>
@@ -263,7 +915,7 @@
         <w:pStyle w:val="Heading2"/>
       </w:pPr>
       <w:r>
-        <w:t>2.2. Module ESP32 DevKit dùng trong đề tài</w:t>
+        <w:t>2.9. Module ESP32 DevKit dùng trong đề tài</w:t>
       </w:r>
     </w:p>
     <w:p>
@@ -277,7 +929,7 @@
         <w:pStyle w:val="Heading2"/>
       </w:pPr>
       <w:r>
-        <w:t>2.3. Các nhóm lệnh cơ bản dùng trong chương trình</w:t>
+        <w:t>2.10. Các nhóm lệnh cơ bản dùng trong chương trình</w:t>
       </w:r>
     </w:p>
     <w:p>
@@ -790,7 +1442,7 @@
         <w:pStyle w:val="Heading2"/>
       </w:pPr>
       <w:r>
-        <w:t>2.4. Thư viện sử dụng</w:t>
+        <w:t>2.11. Thư viện sử dụng</w:t>
       </w:r>
     </w:p>
     <w:p>
@@ -830,7 +1482,7 @@
         <w:pStyle w:val="Heading2"/>
       </w:pPr>
       <w:r>
-        <w:t>2.5. Các tham số và kết quả kế thừa từ quyển nghiên cứu</w:t>
+        <w:t>2.12. Các tham số và kết quả kế thừa từ quyển nghiên cứu</w:t>
       </w:r>
     </w:p>
     <w:p>
@@ -887,7 +1539,7 @@
                 <w:b/>
                 <w:sz w:val="22"/>
               </w:rPr>
-              <w:t>Giá trị chốt trong quyển nghiên cứu</w:t>
+              <w:t>Giá trị đã thống nhất trong quyển nghiên cứu</w:t>
             </w:r>
           </w:p>
         </w:tc>
@@ -4126,1354 +4778,6 @@
         <w:t>[12] W. F. Holmgren, C. W. Hansen, and M. A. Mikofski, “pvlib python: a python package for modeling solar energy systems,” Journal of Open Source Software, vol. 3, no. 29, p. 884, 2018.</w:t>
       </w:r>
     </w:p>
-    <w:tbl>
-      <w:tblPr>
-        <w:tblStyle w:val="TableGrid"/>
-        <w:tblW w:type="auto" w:w="0"/>
-        <w:jc w:val="center"/>
-        <w:tblLook w:firstColumn="1" w:firstRow="1" w:lastColumn="0" w:lastRow="0" w:noHBand="0" w:noVBand="1" w:val="04A0"/>
-      </w:tblPr>
-      <w:tblGrid>
-        <w:gridCol w:w="3010"/>
-        <w:gridCol w:w="3010"/>
-        <w:gridCol w:w="3010"/>
-      </w:tblGrid>
-      <w:tr>
-        <w:tc>
-          <w:tcPr>
-            <w:tcW w:type="dxa" w:w="3010"/>
-          </w:tcPr>
-          <w:p>
-            <w:pPr>
-              <w:spacing w:after="40"/>
-              <w:ind w:firstLine="0"/>
-            </w:pPr>
-            <w:r>
-              <w:rPr>
-                <w:b/>
-                <w:sz w:val="22"/>
-              </w:rPr>
-              <w:t>Giai đoạn thiên văn ở Bắc bán cầu</w:t>
-            </w:r>
-          </w:p>
-        </w:tc>
-        <w:tc>
-          <w:tcPr>
-            <w:tcW w:type="dxa" w:w="3010"/>
-          </w:tcPr>
-          <w:p>
-            <w:pPr>
-              <w:spacing w:after="40"/>
-              <w:ind w:firstLine="0"/>
-            </w:pPr>
-            <w:r>
-              <w:rPr>
-                <w:b/>
-                <w:sz w:val="22"/>
-              </w:rPr>
-              <w:t>Xích vĩ Mặt Trời (xấp xỉ)</w:t>
-            </w:r>
-          </w:p>
-        </w:tc>
-        <w:tc>
-          <w:tcPr>
-            <w:tcW w:type="dxa" w:w="3010"/>
-          </w:tcPr>
-          <w:p>
-            <w:pPr>
-              <w:spacing w:after="40"/>
-              <w:ind w:firstLine="0"/>
-            </w:pPr>
-            <w:r>
-              <w:rPr>
-                <w:b/>
-                <w:sz w:val="22"/>
-              </w:rPr>
-              <w:t>Đặc điểm đường đi biểu kiến</w:t>
-            </w:r>
-          </w:p>
-        </w:tc>
-      </w:tr>
-      <w:tr>
-        <w:tc>
-          <w:tcPr>
-            <w:tcW w:type="dxa" w:w="3010"/>
-          </w:tcPr>
-          <w:p>
-            <w:pPr>
-              <w:spacing w:after="40"/>
-              <w:ind w:firstLine="0"/>
-            </w:pPr>
-            <w:r>
-              <w:rPr>
-                <w:sz w:val="22"/>
-              </w:rPr>
-              <w:t>Xuân: điểm phân tháng 3 đến chí tháng 6</w:t>
-            </w:r>
-          </w:p>
-        </w:tc>
-        <w:tc>
-          <w:tcPr>
-            <w:tcW w:type="dxa" w:w="3010"/>
-          </w:tcPr>
-          <w:p>
-            <w:pPr>
-              <w:spacing w:after="40"/>
-              <w:ind w:firstLine="0"/>
-            </w:pPr>
-            <w:r>
-              <w:rPr>
-                <w:sz w:val="22"/>
-              </w:rPr>
-              <w:t>0° → +23,44°</w:t>
-            </w:r>
-          </w:p>
-        </w:tc>
-        <w:tc>
-          <w:tcPr>
-            <w:tcW w:type="dxa" w:w="3010"/>
-          </w:tcPr>
-          <w:p>
-            <w:pPr>
-              <w:spacing w:after="40"/>
-              <w:ind w:firstLine="0"/>
-            </w:pPr>
-            <w:r>
-              <w:rPr>
-                <w:sz w:val="22"/>
-              </w:rPr>
-              <w:t>Độ cao Mặt Trời giữa trưa tăng; ngày dài dần.</w:t>
-            </w:r>
-          </w:p>
-        </w:tc>
-      </w:tr>
-      <w:tr>
-        <w:tc>
-          <w:tcPr>
-            <w:tcW w:type="dxa" w:w="3010"/>
-          </w:tcPr>
-          <w:p>
-            <w:pPr>
-              <w:spacing w:after="40"/>
-              <w:ind w:firstLine="0"/>
-            </w:pPr>
-            <w:r>
-              <w:rPr>
-                <w:sz w:val="22"/>
-              </w:rPr>
-              <w:t>Hạ: chí tháng 6 đến điểm phân tháng 9</w:t>
-            </w:r>
-          </w:p>
-        </w:tc>
-        <w:tc>
-          <w:tcPr>
-            <w:tcW w:type="dxa" w:w="3010"/>
-          </w:tcPr>
-          <w:p>
-            <w:pPr>
-              <w:spacing w:after="40"/>
-              <w:ind w:firstLine="0"/>
-            </w:pPr>
-            <w:r>
-              <w:rPr>
-                <w:sz w:val="22"/>
-              </w:rPr>
-              <w:t>+23,44° → 0°</w:t>
-            </w:r>
-          </w:p>
-        </w:tc>
-        <w:tc>
-          <w:tcPr>
-            <w:tcW w:type="dxa" w:w="3010"/>
-          </w:tcPr>
-          <w:p>
-            <w:pPr>
-              <w:spacing w:after="40"/>
-              <w:ind w:firstLine="0"/>
-            </w:pPr>
-            <w:r>
-              <w:rPr>
-                <w:sz w:val="22"/>
-              </w:rPr>
-              <w:t>Mặt Trời đi cao; ngày dài rồi giảm dần.</w:t>
-            </w:r>
-          </w:p>
-        </w:tc>
-      </w:tr>
-      <w:tr>
-        <w:tc>
-          <w:tcPr>
-            <w:tcW w:type="dxa" w:w="3010"/>
-          </w:tcPr>
-          <w:p>
-            <w:pPr>
-              <w:spacing w:after="40"/>
-              <w:ind w:firstLine="0"/>
-            </w:pPr>
-            <w:r>
-              <w:rPr>
-                <w:sz w:val="22"/>
-              </w:rPr>
-              <w:t>Thu: điểm phân tháng 9 đến chí tháng 12</w:t>
-            </w:r>
-          </w:p>
-        </w:tc>
-        <w:tc>
-          <w:tcPr>
-            <w:tcW w:type="dxa" w:w="3010"/>
-          </w:tcPr>
-          <w:p>
-            <w:pPr>
-              <w:spacing w:after="40"/>
-              <w:ind w:firstLine="0"/>
-            </w:pPr>
-            <w:r>
-              <w:rPr>
-                <w:sz w:val="22"/>
-              </w:rPr>
-              <w:t>0° → −23,44°</w:t>
-            </w:r>
-          </w:p>
-        </w:tc>
-        <w:tc>
-          <w:tcPr>
-            <w:tcW w:type="dxa" w:w="3010"/>
-          </w:tcPr>
-          <w:p>
-            <w:pPr>
-              <w:spacing w:after="40"/>
-              <w:ind w:firstLine="0"/>
-            </w:pPr>
-            <w:r>
-              <w:rPr>
-                <w:sz w:val="22"/>
-              </w:rPr>
-              <w:t>Quỹ đạo hạ thấp; ngày ngắn dần.</w:t>
-            </w:r>
-          </w:p>
-        </w:tc>
-      </w:tr>
-      <w:tr>
-        <w:tc>
-          <w:tcPr>
-            <w:tcW w:type="dxa" w:w="3010"/>
-          </w:tcPr>
-          <w:p>
-            <w:pPr>
-              <w:spacing w:after="40"/>
-              <w:ind w:firstLine="0"/>
-            </w:pPr>
-            <w:r>
-              <w:rPr>
-                <w:sz w:val="22"/>
-              </w:rPr>
-              <w:t>Đông: chí tháng 12 đến điểm phân tháng 3</w:t>
-            </w:r>
-          </w:p>
-        </w:tc>
-        <w:tc>
-          <w:tcPr>
-            <w:tcW w:type="dxa" w:w="3010"/>
-          </w:tcPr>
-          <w:p>
-            <w:pPr>
-              <w:spacing w:after="40"/>
-              <w:ind w:firstLine="0"/>
-            </w:pPr>
-            <w:r>
-              <w:rPr>
-                <w:sz w:val="22"/>
-              </w:rPr>
-              <w:t>−23,44° → 0°</w:t>
-            </w:r>
-          </w:p>
-        </w:tc>
-        <w:tc>
-          <w:tcPr>
-            <w:tcW w:type="dxa" w:w="3010"/>
-          </w:tcPr>
-          <w:p>
-            <w:pPr>
-              <w:spacing w:after="40"/>
-              <w:ind w:firstLine="0"/>
-            </w:pPr>
-            <w:r>
-              <w:rPr>
-                <w:sz w:val="22"/>
-              </w:rPr>
-              <w:t>Mặt Trời đi thấp; ngày ngắn rồi dài dần.</w:t>
-            </w:r>
-          </w:p>
-        </w:tc>
-      </w:tr>
-    </w:tbl>
-    <w:p>
-      <w:pPr/>
-    </w:p>
-    <w:tbl>
-      <w:tblPr>
-        <w:tblStyle w:val="TableGrid"/>
-        <w:tblW w:type="auto" w:w="0"/>
-        <w:jc w:val="center"/>
-        <w:tblLook w:firstColumn="1" w:firstRow="1" w:lastColumn="0" w:lastRow="0" w:noHBand="0" w:noVBand="1" w:val="04A0"/>
-      </w:tblPr>
-      <w:tblGrid>
-        <w:gridCol w:w="3010"/>
-        <w:gridCol w:w="3010"/>
-        <w:gridCol w:w="3010"/>
-      </w:tblGrid>
-      <w:tr>
-        <w:tc>
-          <w:tcPr>
-            <w:tcW w:type="dxa" w:w="3010"/>
-          </w:tcPr>
-          <w:p>
-            <w:pPr>
-              <w:spacing w:after="40"/>
-              <w:ind w:firstLine="0"/>
-            </w:pPr>
-            <w:r>
-              <w:rPr>
-                <w:b/>
-                <w:sz w:val="22"/>
-              </w:rPr>
-              <w:t>Phương pháp</w:t>
-            </w:r>
-          </w:p>
-        </w:tc>
-        <w:tc>
-          <w:tcPr>
-            <w:tcW w:type="dxa" w:w="3010"/>
-          </w:tcPr>
-          <w:p>
-            <w:pPr>
-              <w:spacing w:after="40"/>
-              <w:ind w:firstLine="0"/>
-            </w:pPr>
-            <w:r>
-              <w:rPr>
-                <w:b/>
-                <w:sz w:val="22"/>
-              </w:rPr>
-              <w:t>Ưu điểm chính</w:t>
-            </w:r>
-          </w:p>
-        </w:tc>
-        <w:tc>
-          <w:tcPr>
-            <w:tcW w:type="dxa" w:w="3010"/>
-          </w:tcPr>
-          <w:p>
-            <w:pPr>
-              <w:spacing w:after="40"/>
-              <w:ind w:firstLine="0"/>
-            </w:pPr>
-            <w:r>
-              <w:rPr>
-                <w:b/>
-                <w:sz w:val="22"/>
-              </w:rPr>
-              <w:t>Hạn chế / điều kiện áp dụng</w:t>
-            </w:r>
-          </w:p>
-        </w:tc>
-      </w:tr>
-      <w:tr>
-        <w:tc>
-          <w:tcPr>
-            <w:tcW w:type="dxa" w:w="3010"/>
-          </w:tcPr>
-          <w:p>
-            <w:pPr>
-              <w:spacing w:after="40"/>
-              <w:ind w:firstLine="0"/>
-            </w:pPr>
-            <w:r>
-              <w:rPr>
-                <w:sz w:val="22"/>
-              </w:rPr>
-              <w:t>Cố định / chỉnh nghiêng theo mùa</w:t>
-            </w:r>
-          </w:p>
-        </w:tc>
-        <w:tc>
-          <w:tcPr>
-            <w:tcW w:type="dxa" w:w="3010"/>
-          </w:tcPr>
-          <w:p>
-            <w:pPr>
-              <w:spacing w:after="40"/>
-              <w:ind w:firstLine="0"/>
-            </w:pPr>
-            <w:r>
-              <w:rPr>
-                <w:sz w:val="22"/>
-              </w:rPr>
-              <w:t>Đơn giản, bền, không tốn điện cho chuyển động.</w:t>
-            </w:r>
-          </w:p>
-        </w:tc>
-        <w:tc>
-          <w:tcPr>
-            <w:tcW w:type="dxa" w:w="3010"/>
-          </w:tcPr>
-          <w:p>
-            <w:pPr>
-              <w:spacing w:after="40"/>
-              <w:ind w:firstLine="0"/>
-            </w:pPr>
-            <w:r>
-              <w:rPr>
-                <w:sz w:val="22"/>
-              </w:rPr>
-              <w:t>Không bám trong ngày; cần chọn góc lắp và đối chứng.</w:t>
-            </w:r>
-          </w:p>
-        </w:tc>
-      </w:tr>
-      <w:tr>
-        <w:tc>
-          <w:tcPr>
-            <w:tcW w:type="dxa" w:w="3010"/>
-          </w:tcPr>
-          <w:p>
-            <w:pPr>
-              <w:spacing w:after="40"/>
-              <w:ind w:firstLine="0"/>
-            </w:pPr>
-            <w:r>
-              <w:rPr>
-                <w:sz w:val="22"/>
-              </w:rPr>
-              <w:t>Vòng hở thiên văn</w:t>
-            </w:r>
-          </w:p>
-        </w:tc>
-        <w:tc>
-          <w:tcPr>
-            <w:tcW w:type="dxa" w:w="3010"/>
-          </w:tcPr>
-          <w:p>
-            <w:pPr>
-              <w:spacing w:after="40"/>
-              <w:ind w:firstLine="0"/>
-            </w:pPr>
-            <w:r>
-              <w:rPr>
-                <w:sz w:val="22"/>
-              </w:rPr>
-              <w:t>Không phụ thuộc tín hiệu quang; làm việc được khi có mây.</w:t>
-            </w:r>
-          </w:p>
-        </w:tc>
-        <w:tc>
-          <w:tcPr>
-            <w:tcW w:type="dxa" w:w="3010"/>
-          </w:tcPr>
-          <w:p>
-            <w:pPr>
-              <w:spacing w:after="40"/>
-              <w:ind w:firstLine="0"/>
-            </w:pPr>
-            <w:r>
-              <w:rPr>
-                <w:sz w:val="22"/>
-              </w:rPr>
-              <w:t>Cần RTC, tọa độ, lắp đặt và hiệu chuẩn đúng.</w:t>
-            </w:r>
-          </w:p>
-        </w:tc>
-      </w:tr>
-      <w:tr>
-        <w:tc>
-          <w:tcPr>
-            <w:tcW w:type="dxa" w:w="3010"/>
-          </w:tcPr>
-          <w:p>
-            <w:pPr>
-              <w:spacing w:after="40"/>
-              <w:ind w:firstLine="0"/>
-            </w:pPr>
-            <w:r>
-              <w:rPr>
-                <w:sz w:val="22"/>
-              </w:rPr>
-              <w:t>Vòng kín LDR / photodiode</w:t>
-            </w:r>
-          </w:p>
-        </w:tc>
-        <w:tc>
-          <w:tcPr>
-            <w:tcW w:type="dxa" w:w="3010"/>
-          </w:tcPr>
-          <w:p>
-            <w:pPr>
-              <w:spacing w:after="40"/>
-              <w:ind w:firstLine="0"/>
-            </w:pPr>
-            <w:r>
-              <w:rPr>
-                <w:sz w:val="22"/>
-              </w:rPr>
-              <w:t>Tự dò hướng sáng, cấu hình phần cứng gọn.</w:t>
-            </w:r>
-          </w:p>
-        </w:tc>
-        <w:tc>
-          <w:tcPr>
-            <w:tcW w:type="dxa" w:w="3010"/>
-          </w:tcPr>
-          <w:p>
-            <w:pPr>
-              <w:spacing w:after="40"/>
-              <w:ind w:firstLine="0"/>
-            </w:pPr>
-            <w:r>
-              <w:rPr>
-                <w:sz w:val="22"/>
-              </w:rPr>
-              <w:t>Mây, bóng, bụi và sai lệch cảm biến gây lệnh sai.</w:t>
-            </w:r>
-          </w:p>
-        </w:tc>
-      </w:tr>
-      <w:tr>
-        <w:tc>
-          <w:tcPr>
-            <w:tcW w:type="dxa" w:w="3010"/>
-          </w:tcPr>
-          <w:p>
-            <w:pPr>
-              <w:spacing w:after="40"/>
-              <w:ind w:firstLine="0"/>
-            </w:pPr>
-            <w:r>
-              <w:rPr>
-                <w:sz w:val="22"/>
-              </w:rPr>
-              <w:t>Lai thiên văn + quang</w:t>
-            </w:r>
-          </w:p>
-        </w:tc>
-        <w:tc>
-          <w:tcPr>
-            <w:tcW w:type="dxa" w:w="3010"/>
-          </w:tcPr>
-          <w:p>
-            <w:pPr>
-              <w:spacing w:after="40"/>
-              <w:ind w:firstLine="0"/>
-            </w:pPr>
-            <w:r>
-              <w:rPr>
-                <w:sz w:val="22"/>
-              </w:rPr>
-              <w:t>Có góc tham chiếu và hiệu chỉnh thực tế; có thể dự phòng cảm biến.</w:t>
-            </w:r>
-          </w:p>
-        </w:tc>
-        <w:tc>
-          <w:tcPr>
-            <w:tcW w:type="dxa" w:w="3010"/>
-          </w:tcPr>
-          <w:p>
-            <w:pPr>
-              <w:spacing w:after="40"/>
-              <w:ind w:firstLine="0"/>
-            </w:pPr>
-            <w:r>
-              <w:rPr>
-                <w:sz w:val="22"/>
-              </w:rPr>
-              <w:t>Cần logic chất lượng tín hiệu và hiệu chuẩn.</w:t>
-            </w:r>
-          </w:p>
-        </w:tc>
-      </w:tr>
-      <w:tr>
-        <w:tc>
-          <w:tcPr>
-            <w:tcW w:type="dxa" w:w="3010"/>
-          </w:tcPr>
-          <w:p>
-            <w:pPr>
-              <w:spacing w:after="40"/>
-              <w:ind w:firstLine="0"/>
-            </w:pPr>
-            <w:r>
-              <w:rPr>
-                <w:sz w:val="22"/>
-              </w:rPr>
-              <w:t>Tối ưu theo công suất PV</w:t>
-            </w:r>
-          </w:p>
-        </w:tc>
-        <w:tc>
-          <w:tcPr>
-            <w:tcW w:type="dxa" w:w="3010"/>
-          </w:tcPr>
-          <w:p>
-            <w:pPr>
-              <w:spacing w:after="40"/>
-              <w:ind w:firstLine="0"/>
-            </w:pPr>
-            <w:r>
-              <w:rPr>
-                <w:sz w:val="22"/>
-              </w:rPr>
-              <w:t>Đánh giá trực tiếp đầu ra điện của hệ thống.</w:t>
-            </w:r>
-          </w:p>
-        </w:tc>
-        <w:tc>
-          <w:tcPr>
-            <w:tcW w:type="dxa" w:w="3010"/>
-          </w:tcPr>
-          <w:p>
-            <w:pPr>
-              <w:spacing w:after="40"/>
-              <w:ind w:firstLine="0"/>
-            </w:pPr>
-            <w:r>
-              <w:rPr>
-                <w:sz w:val="22"/>
-              </w:rPr>
-              <w:t>Mây gây dao động; đo và tìm kiếm có thể chậm.</w:t>
-            </w:r>
-          </w:p>
-        </w:tc>
-      </w:tr>
-      <w:tr>
-        <w:tc>
-          <w:tcPr>
-            <w:tcW w:type="dxa" w:w="3010"/>
-          </w:tcPr>
-          <w:p>
-            <w:pPr>
-              <w:spacing w:after="40"/>
-              <w:ind w:firstLine="0"/>
-            </w:pPr>
-            <w:r>
-              <w:rPr>
-                <w:sz w:val="22"/>
-              </w:rPr>
-              <w:t>Camera / tracker thụ động</w:t>
-            </w:r>
-          </w:p>
-        </w:tc>
-        <w:tc>
-          <w:tcPr>
-            <w:tcW w:type="dxa" w:w="3010"/>
-          </w:tcPr>
-          <w:p>
-            <w:pPr>
-              <w:spacing w:after="40"/>
-              <w:ind w:firstLine="0"/>
-            </w:pPr>
-            <w:r>
-              <w:rPr>
-                <w:sz w:val="22"/>
-              </w:rPr>
-              <w:t>Camera có thể nhận dạng hướng; thụ động giảm mạch điện.</w:t>
-            </w:r>
-          </w:p>
-        </w:tc>
-        <w:tc>
-          <w:tcPr>
-            <w:tcW w:type="dxa" w:w="3010"/>
-          </w:tcPr>
-          <w:p>
-            <w:pPr>
-              <w:spacing w:after="40"/>
-              <w:ind w:firstLine="0"/>
-            </w:pPr>
-            <w:r>
-              <w:rPr>
-                <w:sz w:val="22"/>
-              </w:rPr>
-              <w:t>Camera đắt và tính toán lớn; thụ động phụ thuộc môi trường.</w:t>
-            </w:r>
-          </w:p>
-        </w:tc>
-      </w:tr>
-      <w:tr>
-        <w:tc>
-          <w:tcPr>
-            <w:tcW w:type="dxa" w:w="3010"/>
-          </w:tcPr>
-          <w:p>
-            <w:pPr>
-              <w:spacing w:after="40"/>
-              <w:ind w:firstLine="0"/>
-            </w:pPr>
-            <w:r>
-              <w:rPr>
-                <w:sz w:val="22"/>
-              </w:rPr>
-              <w:t>Backtracking giàn nhiều hàng</w:t>
-            </w:r>
-          </w:p>
-        </w:tc>
-        <w:tc>
-          <w:tcPr>
-            <w:tcW w:type="dxa" w:w="3010"/>
-          </w:tcPr>
-          <w:p>
-            <w:pPr>
-              <w:spacing w:after="40"/>
-              <w:ind w:firstLine="0"/>
-            </w:pPr>
-            <w:r>
-              <w:rPr>
-                <w:sz w:val="22"/>
-              </w:rPr>
-              <w:t>Giảm che bóng giữa các hàng pin.</w:t>
-            </w:r>
-          </w:p>
-        </w:tc>
-        <w:tc>
-          <w:tcPr>
-            <w:tcW w:type="dxa" w:w="3010"/>
-          </w:tcPr>
-          <w:p>
-            <w:pPr>
-              <w:spacing w:after="40"/>
-              <w:ind w:firstLine="0"/>
-            </w:pPr>
-            <w:r>
-              <w:rPr>
-                <w:sz w:val="22"/>
-              </w:rPr>
-              <w:t>Chủ yếu phù hợp giàn nhiều hàng, không cần cho mô hình đơn.</w:t>
-            </w:r>
-          </w:p>
-        </w:tc>
-      </w:tr>
-    </w:tbl>
-    <w:p>
-      <w:pPr/>
-    </w:p>
-    <w:tbl>
-      <w:tblPr>
-        <w:tblStyle w:val="TableGrid"/>
-        <w:tblW w:type="auto" w:w="0"/>
-        <w:jc w:val="center"/>
-        <w:tblLook w:firstColumn="1" w:firstRow="1" w:lastColumn="0" w:lastRow="0" w:noHBand="0" w:noVBand="1" w:val="04A0"/>
-      </w:tblPr>
-      <w:tblGrid>
-        <w:gridCol w:w="3010"/>
-        <w:gridCol w:w="3010"/>
-        <w:gridCol w:w="3010"/>
-      </w:tblGrid>
-      <w:tr>
-        <w:tc>
-          <w:tcPr>
-            <w:tcW w:type="dxa" w:w="3010"/>
-          </w:tcPr>
-          <w:p>
-            <w:pPr>
-              <w:spacing w:after="40"/>
-              <w:ind w:firstLine="0"/>
-            </w:pPr>
-            <w:r>
-              <w:rPr>
-                <w:b/>
-                <w:sz w:val="22"/>
-              </w:rPr>
-              <w:t>Khối</w:t>
-            </w:r>
-          </w:p>
-        </w:tc>
-        <w:tc>
-          <w:tcPr>
-            <w:tcW w:type="dxa" w:w="3010"/>
-          </w:tcPr>
-          <w:p>
-            <w:pPr>
-              <w:spacing w:after="40"/>
-              <w:ind w:firstLine="0"/>
-            </w:pPr>
-            <w:r>
-              <w:rPr>
-                <w:b/>
-                <w:sz w:val="22"/>
-              </w:rPr>
-              <w:t>Cấu hình đề xuất</w:t>
-            </w:r>
-          </w:p>
-        </w:tc>
-        <w:tc>
-          <w:tcPr>
-            <w:tcW w:type="dxa" w:w="3010"/>
-          </w:tcPr>
-          <w:p>
-            <w:pPr>
-              <w:spacing w:after="40"/>
-              <w:ind w:firstLine="0"/>
-            </w:pPr>
-            <w:r>
-              <w:rPr>
-                <w:b/>
-                <w:sz w:val="22"/>
-              </w:rPr>
-              <w:t>Nhiệm vụ</w:t>
-            </w:r>
-          </w:p>
-        </w:tc>
-      </w:tr>
-      <w:tr>
-        <w:tc>
-          <w:tcPr>
-            <w:tcW w:type="dxa" w:w="3010"/>
-          </w:tcPr>
-          <w:p>
-            <w:pPr>
-              <w:spacing w:after="40"/>
-              <w:ind w:firstLine="0"/>
-            </w:pPr>
-            <w:r>
-              <w:rPr>
-                <w:sz w:val="22"/>
-              </w:rPr>
-              <w:t>Cảm biến</w:t>
-            </w:r>
-          </w:p>
-        </w:tc>
-        <w:tc>
-          <w:tcPr>
-            <w:tcW w:type="dxa" w:w="3010"/>
-          </w:tcPr>
-          <w:p>
-            <w:pPr>
-              <w:spacing w:after="40"/>
-              <w:ind w:firstLine="0"/>
-            </w:pPr>
-            <w:r>
-              <w:rPr>
-                <w:sz w:val="22"/>
-              </w:rPr>
-              <w:t>4 LDR tại 4 góc, gá nghiêng β_s = 30° hướng ra ngoài, không dùng vách ngăn.</w:t>
-            </w:r>
-          </w:p>
-        </w:tc>
-        <w:tc>
-          <w:tcPr>
-            <w:tcW w:type="dxa" w:w="3010"/>
-          </w:tcPr>
-          <w:p>
-            <w:pPr>
-              <w:spacing w:after="40"/>
-              <w:ind w:firstLine="0"/>
-            </w:pPr>
-            <w:r>
-              <w:rPr>
-                <w:sz w:val="22"/>
-              </w:rPr>
-              <w:t>Đo bốn mức sáng; tạo sai lệch quay và nghiêng.</w:t>
-            </w:r>
-          </w:p>
-        </w:tc>
-      </w:tr>
-      <w:tr>
-        <w:tc>
-          <w:tcPr>
-            <w:tcW w:type="dxa" w:w="3010"/>
-          </w:tcPr>
-          <w:p>
-            <w:pPr>
-              <w:spacing w:after="40"/>
-              <w:ind w:firstLine="0"/>
-            </w:pPr>
-            <w:r>
-              <w:rPr>
-                <w:sz w:val="22"/>
-              </w:rPr>
-              <w:t>Điều khiển</w:t>
-            </w:r>
-          </w:p>
-        </w:tc>
-        <w:tc>
-          <w:tcPr>
-            <w:tcW w:type="dxa" w:w="3010"/>
-          </w:tcPr>
-          <w:p>
-            <w:pPr>
-              <w:spacing w:after="40"/>
-              <w:ind w:firstLine="0"/>
-            </w:pPr>
-            <w:r>
-              <w:rPr>
-                <w:sz w:val="22"/>
-              </w:rPr>
-              <w:t>ESP32 + RTC DS1307.</w:t>
-            </w:r>
-          </w:p>
-        </w:tc>
-        <w:tc>
-          <w:tcPr>
-            <w:tcW w:type="dxa" w:w="3010"/>
-          </w:tcPr>
-          <w:p>
-            <w:pPr>
-              <w:spacing w:after="40"/>
-              <w:ind w:firstLine="0"/>
-            </w:pPr>
-            <w:r>
-              <w:rPr>
-                <w:sz w:val="22"/>
-              </w:rPr>
-              <w:t>Lọc tín hiệu, tính sai lệch, chạy thuật toán và ghi dữ liệu.</w:t>
-            </w:r>
-          </w:p>
-        </w:tc>
-      </w:tr>
-      <w:tr>
-        <w:tc>
-          <w:tcPr>
-            <w:tcW w:type="dxa" w:w="3010"/>
-          </w:tcPr>
-          <w:p>
-            <w:pPr>
-              <w:spacing w:after="40"/>
-              <w:ind w:firstLine="0"/>
-            </w:pPr>
-            <w:r>
-              <w:rPr>
-                <w:sz w:val="22"/>
-              </w:rPr>
-              <w:t>Cơ khí</w:t>
-            </w:r>
-          </w:p>
-        </w:tc>
-        <w:tc>
-          <w:tcPr>
-            <w:tcW w:type="dxa" w:w="3010"/>
-          </w:tcPr>
-          <w:p>
-            <w:pPr>
-              <w:spacing w:after="40"/>
-              <w:ind w:firstLine="0"/>
-            </w:pPr>
-            <w:r>
-              <w:rPr>
-                <w:sz w:val="22"/>
-              </w:rPr>
-              <w:t>Mô hình trong phạm vi đề tài có một trục quay.</w:t>
-            </w:r>
-          </w:p>
-        </w:tc>
-        <w:tc>
-          <w:tcPr>
-            <w:tcW w:type="dxa" w:w="3010"/>
-          </w:tcPr>
-          <w:p>
-            <w:pPr>
-              <w:spacing w:after="40"/>
-              <w:ind w:firstLine="0"/>
-            </w:pPr>
-            <w:r>
-              <w:rPr>
-                <w:sz w:val="22"/>
-              </w:rPr>
-              <w:t>Dùng sai lệch ứng với trục lắp; thành phần còn lại được ghi nhận.</w:t>
-            </w:r>
-          </w:p>
-        </w:tc>
-      </w:tr>
-      <w:tr>
-        <w:tc>
-          <w:tcPr>
-            <w:tcW w:type="dxa" w:w="3010"/>
-          </w:tcPr>
-          <w:p>
-            <w:pPr>
-              <w:spacing w:after="40"/>
-              <w:ind w:firstLine="0"/>
-            </w:pPr>
-            <w:r>
-              <w:rPr>
-                <w:sz w:val="22"/>
-              </w:rPr>
-              <w:t>Bảo vệ</w:t>
-            </w:r>
-          </w:p>
-        </w:tc>
-        <w:tc>
-          <w:tcPr>
-            <w:tcW w:type="dxa" w:w="3010"/>
-          </w:tcPr>
-          <w:p>
-            <w:pPr>
-              <w:spacing w:after="40"/>
-              <w:ind w:firstLine="0"/>
-            </w:pPr>
-            <w:r>
-              <w:rPr>
-                <w:sz w:val="22"/>
-              </w:rPr>
-              <w:t>Động cơ gạt nước trục vít phù hợp tải + công tắc hành trình.</w:t>
-            </w:r>
-          </w:p>
-        </w:tc>
-        <w:tc>
-          <w:tcPr>
-            <w:tcW w:type="dxa" w:w="3010"/>
-          </w:tcPr>
-          <w:p>
-            <w:pPr>
-              <w:spacing w:after="40"/>
-              <w:ind w:firstLine="0"/>
-            </w:pPr>
-            <w:r>
-              <w:rPr>
-                <w:sz w:val="22"/>
-              </w:rPr>
-              <w:t>Giới hạn chuyển động và dừng an toàn.</w:t>
-            </w:r>
-          </w:p>
-        </w:tc>
-      </w:tr>
-      <w:tr>
-        <w:tc>
-          <w:tcPr>
-            <w:tcW w:type="dxa" w:w="3010"/>
-          </w:tcPr>
-          <w:p>
-            <w:pPr>
-              <w:spacing w:after="40"/>
-              <w:ind w:firstLine="0"/>
-            </w:pPr>
-            <w:r>
-              <w:rPr>
-                <w:sz w:val="22"/>
-              </w:rPr>
-              <w:t>Đo kiểm</w:t>
-            </w:r>
-          </w:p>
-        </w:tc>
-        <w:tc>
-          <w:tcPr>
-            <w:tcW w:type="dxa" w:w="3010"/>
-          </w:tcPr>
-          <w:p>
-            <w:pPr>
-              <w:spacing w:after="40"/>
-              <w:ind w:firstLine="0"/>
-            </w:pPr>
-            <w:r>
-              <w:rPr>
-                <w:sz w:val="22"/>
-              </w:rPr>
-              <w:t>Đo điện áp tấm pin và trạng thái động cơ gạt nước.</w:t>
-            </w:r>
-          </w:p>
-        </w:tc>
-        <w:tc>
-          <w:tcPr>
-            <w:tcW w:type="dxa" w:w="3010"/>
-          </w:tcPr>
-          <w:p>
-            <w:pPr>
-              <w:spacing w:after="40"/>
-              <w:ind w:firstLine="0"/>
-            </w:pPr>
-            <w:r>
-              <w:rPr>
-                <w:sz w:val="22"/>
-              </w:rPr>
-              <w:t>Đánh giá năng lượng thuần và chuyển động.</w:t>
-            </w:r>
-          </w:p>
-        </w:tc>
-      </w:tr>
-    </w:tbl>
-    <w:p>
-      <w:pPr/>
-    </w:p>
-    <w:tbl>
-      <w:tblPr>
-        <w:tblStyle w:val="TableGrid"/>
-        <w:tblW w:type="auto" w:w="0"/>
-        <w:jc w:val="center"/>
-        <w:tblLook w:firstColumn="1" w:firstRow="1" w:lastColumn="0" w:lastRow="0" w:noHBand="0" w:noVBand="1" w:val="04A0"/>
-      </w:tblPr>
-      <w:tblGrid>
-        <w:gridCol w:w="3010"/>
-        <w:gridCol w:w="3010"/>
-        <w:gridCol w:w="3010"/>
-      </w:tblGrid>
-      <w:tr>
-        <w:tc>
-          <w:tcPr>
-            <w:tcW w:type="dxa" w:w="3010"/>
-          </w:tcPr>
-          <w:p>
-            <w:pPr>
-              <w:spacing w:after="40"/>
-              <w:ind w:firstLine="0"/>
-            </w:pPr>
-            <w:r>
-              <w:rPr>
-                <w:b/>
-                <w:sz w:val="22"/>
-              </w:rPr>
-              <w:t>Vị trí</w:t>
-            </w:r>
-          </w:p>
-        </w:tc>
-        <w:tc>
-          <w:tcPr>
-            <w:tcW w:type="dxa" w:w="3010"/>
-          </w:tcPr>
-          <w:p>
-            <w:pPr>
-              <w:spacing w:after="40"/>
-              <w:ind w:firstLine="0"/>
-            </w:pPr>
-            <w:r>
-              <w:rPr>
-                <w:b/>
-                <w:sz w:val="22"/>
-              </w:rPr>
-              <w:t>Ký hiệu</w:t>
-            </w:r>
-          </w:p>
-        </w:tc>
-        <w:tc>
-          <w:tcPr>
-            <w:tcW w:type="dxa" w:w="3010"/>
-          </w:tcPr>
-          <w:p>
-            <w:pPr>
-              <w:spacing w:after="40"/>
-              <w:ind w:firstLine="0"/>
-            </w:pPr>
-            <w:r>
-              <w:rPr>
-                <w:b/>
-                <w:sz w:val="22"/>
-              </w:rPr>
-              <w:t>Hướng gá</w:t>
-            </w:r>
-          </w:p>
-        </w:tc>
-      </w:tr>
-      <w:tr>
-        <w:tc>
-          <w:tcPr>
-            <w:tcW w:type="dxa" w:w="3010"/>
-          </w:tcPr>
-          <w:p>
-            <w:pPr>
-              <w:spacing w:after="40"/>
-              <w:ind w:firstLine="0"/>
-            </w:pPr>
-            <w:r>
-              <w:rPr>
-                <w:sz w:val="22"/>
-              </w:rPr>
-              <w:t>Trên - trái</w:t>
-            </w:r>
-          </w:p>
-        </w:tc>
-        <w:tc>
-          <w:tcPr>
-            <w:tcW w:type="dxa" w:w="3010"/>
-          </w:tcPr>
-          <w:p>
-            <w:pPr>
-              <w:spacing w:after="40"/>
-              <w:ind w:firstLine="0"/>
-            </w:pPr>
-            <w:r>
-              <w:rPr>
-                <w:sz w:val="22"/>
-              </w:rPr>
-              <w:t>L_TT</w:t>
-            </w:r>
-          </w:p>
-        </w:tc>
-        <w:tc>
-          <w:tcPr>
-            <w:tcW w:type="dxa" w:w="3010"/>
-          </w:tcPr>
-          <w:p>
-            <w:pPr>
-              <w:spacing w:after="40"/>
-              <w:ind w:firstLine="0"/>
-            </w:pPr>
-            <w:r>
-              <w:rPr>
-                <w:sz w:val="22"/>
-              </w:rPr>
-              <w:t>Chếch ra ngoài về phía trên-trái.</w:t>
-            </w:r>
-          </w:p>
-        </w:tc>
-      </w:tr>
-      <w:tr>
-        <w:tc>
-          <w:tcPr>
-            <w:tcW w:type="dxa" w:w="3010"/>
-          </w:tcPr>
-          <w:p>
-            <w:pPr>
-              <w:spacing w:after="40"/>
-              <w:ind w:firstLine="0"/>
-            </w:pPr>
-            <w:r>
-              <w:rPr>
-                <w:sz w:val="22"/>
-              </w:rPr>
-              <w:t>Trên - phải</w:t>
-            </w:r>
-          </w:p>
-        </w:tc>
-        <w:tc>
-          <w:tcPr>
-            <w:tcW w:type="dxa" w:w="3010"/>
-          </w:tcPr>
-          <w:p>
-            <w:pPr>
-              <w:spacing w:after="40"/>
-              <w:ind w:firstLine="0"/>
-            </w:pPr>
-            <w:r>
-              <w:rPr>
-                <w:sz w:val="22"/>
-              </w:rPr>
-              <w:t>L_PT</w:t>
-            </w:r>
-          </w:p>
-        </w:tc>
-        <w:tc>
-          <w:tcPr>
-            <w:tcW w:type="dxa" w:w="3010"/>
-          </w:tcPr>
-          <w:p>
-            <w:pPr>
-              <w:spacing w:after="40"/>
-              <w:ind w:firstLine="0"/>
-            </w:pPr>
-            <w:r>
-              <w:rPr>
-                <w:sz w:val="22"/>
-              </w:rPr>
-              <w:t>Chếch ra ngoài về phía trên-phải.</w:t>
-            </w:r>
-          </w:p>
-        </w:tc>
-      </w:tr>
-      <w:tr>
-        <w:tc>
-          <w:tcPr>
-            <w:tcW w:type="dxa" w:w="3010"/>
-          </w:tcPr>
-          <w:p>
-            <w:pPr>
-              <w:spacing w:after="40"/>
-              <w:ind w:firstLine="0"/>
-            </w:pPr>
-            <w:r>
-              <w:rPr>
-                <w:sz w:val="22"/>
-              </w:rPr>
-              <w:t>Dưới - trái</w:t>
-            </w:r>
-          </w:p>
-        </w:tc>
-        <w:tc>
-          <w:tcPr>
-            <w:tcW w:type="dxa" w:w="3010"/>
-          </w:tcPr>
-          <w:p>
-            <w:pPr>
-              <w:spacing w:after="40"/>
-              <w:ind w:firstLine="0"/>
-            </w:pPr>
-            <w:r>
-              <w:rPr>
-                <w:sz w:val="22"/>
-              </w:rPr>
-              <w:t>L_TD</w:t>
-            </w:r>
-          </w:p>
-        </w:tc>
-        <w:tc>
-          <w:tcPr>
-            <w:tcW w:type="dxa" w:w="3010"/>
-          </w:tcPr>
-          <w:p>
-            <w:pPr>
-              <w:spacing w:after="40"/>
-              <w:ind w:firstLine="0"/>
-            </w:pPr>
-            <w:r>
-              <w:rPr>
-                <w:sz w:val="22"/>
-              </w:rPr>
-              <w:t>Chếch ra ngoài về phía dưới-trái.</w:t>
-            </w:r>
-          </w:p>
-        </w:tc>
-      </w:tr>
-      <w:tr>
-        <w:tc>
-          <w:tcPr>
-            <w:tcW w:type="dxa" w:w="3010"/>
-          </w:tcPr>
-          <w:p>
-            <w:pPr>
-              <w:spacing w:after="40"/>
-              <w:ind w:firstLine="0"/>
-            </w:pPr>
-            <w:r>
-              <w:rPr>
-                <w:sz w:val="22"/>
-              </w:rPr>
-              <w:t>Dưới - phải</w:t>
-            </w:r>
-          </w:p>
-        </w:tc>
-        <w:tc>
-          <w:tcPr>
-            <w:tcW w:type="dxa" w:w="3010"/>
-          </w:tcPr>
-          <w:p>
-            <w:pPr>
-              <w:spacing w:after="40"/>
-              <w:ind w:firstLine="0"/>
-            </w:pPr>
-            <w:r>
-              <w:rPr>
-                <w:sz w:val="22"/>
-              </w:rPr>
-              <w:t>L_PD</w:t>
-            </w:r>
-          </w:p>
-        </w:tc>
-        <w:tc>
-          <w:tcPr>
-            <w:tcW w:type="dxa" w:w="3010"/>
-          </w:tcPr>
-          <w:p>
-            <w:pPr>
-              <w:spacing w:after="40"/>
-              <w:ind w:firstLine="0"/>
-            </w:pPr>
-            <w:r>
-              <w:rPr>
-                <w:sz w:val="22"/>
-              </w:rPr>
-              <w:t>Chếch ra ngoài về phía dưới-phải.</w:t>
-            </w:r>
-          </w:p>
-        </w:tc>
-      </w:tr>
-    </w:tbl>
-    <w:p>
-      <w:pPr/>
-    </w:p>
     <w:sectPr>
       <w:footerReference w:type="default" r:id="rId9"/>
       <w:headerReference w:type="default" r:id="rId17"/>

--- a/Bao_cao_1_truc_Lap_trinh.docx
+++ b/Bao_cao_1_truc_Lap_trinh.docx
@@ -2145,534 +2145,6 @@
     </w:p>
     <w:p>
       <w:pPr>
-        <w:pStyle w:val="Heading2"/>
-      </w:pPr>
-      <w:r>
-        <w:t xml:space="preserve">3.1. Thiết </w:t>
-      </w:r>
-      <w:proofErr w:type="spellStart"/>
-      <w:r>
-        <w:t>kế</w:t>
-      </w:r>
-      <w:proofErr w:type="spellEnd"/>
-      <w:r>
-        <w:t xml:space="preserve"> </w:t>
-      </w:r>
-      <w:proofErr w:type="spellStart"/>
-      <w:r>
-        <w:t>mạch</w:t>
-      </w:r>
-      <w:proofErr w:type="spellEnd"/>
-      <w:r>
-        <w:t xml:space="preserve"> </w:t>
-      </w:r>
-      <w:proofErr w:type="spellStart"/>
-      <w:r>
-        <w:t>trên</w:t>
-      </w:r>
-      <w:proofErr w:type="spellEnd"/>
-      <w:r>
-        <w:t xml:space="preserve"> </w:t>
-      </w:r>
-      <w:proofErr w:type="spellStart"/>
-      <w:proofErr w:type="gramStart"/>
-      <w:r>
-        <w:t>EasyEDA</w:t>
-      </w:r>
-      <w:proofErr w:type="spellEnd"/>
-      <w:r>
-        <w:rPr>
-          <w:color w:val="FF0000"/>
-        </w:rPr>
-        <w:t>(</w:t>
-      </w:r>
-      <w:proofErr w:type="spellStart"/>
-      <w:proofErr w:type="gramEnd"/>
-      <w:r>
-        <w:rPr>
-          <w:color w:val="FF0000"/>
-        </w:rPr>
-        <w:t>mục</w:t>
-      </w:r>
-      <w:proofErr w:type="spellEnd"/>
-      <w:r>
-        <w:rPr>
-          <w:color w:val="FF0000"/>
-        </w:rPr>
-        <w:t xml:space="preserve"> </w:t>
-      </w:r>
-      <w:proofErr w:type="spellStart"/>
-      <w:r>
-        <w:rPr>
-          <w:color w:val="FF0000"/>
-        </w:rPr>
-        <w:t>này</w:t>
-      </w:r>
-      <w:proofErr w:type="spellEnd"/>
-      <w:r>
-        <w:rPr>
-          <w:color w:val="FF0000"/>
-        </w:rPr>
-        <w:t xml:space="preserve"> </w:t>
-      </w:r>
-      <w:proofErr w:type="spellStart"/>
-      <w:r>
-        <w:rPr>
-          <w:color w:val="FF0000"/>
-        </w:rPr>
-        <w:t>chuyển</w:t>
-      </w:r>
-      <w:proofErr w:type="spellEnd"/>
-      <w:r>
-        <w:rPr>
-          <w:color w:val="FF0000"/>
-        </w:rPr>
-        <w:t xml:space="preserve"> sang </w:t>
-      </w:r>
-      <w:proofErr w:type="spellStart"/>
-      <w:r>
-        <w:rPr>
-          <w:color w:val="FF0000"/>
-        </w:rPr>
-        <w:t>cho</w:t>
-      </w:r>
-      <w:proofErr w:type="spellEnd"/>
-      <w:r>
-        <w:rPr>
-          <w:color w:val="FF0000"/>
-        </w:rPr>
-        <w:t xml:space="preserve"> </w:t>
-      </w:r>
-      <w:proofErr w:type="spellStart"/>
-      <w:r>
-        <w:rPr>
-          <w:color w:val="FF0000"/>
-        </w:rPr>
-        <w:t>bên</w:t>
-      </w:r>
-      <w:proofErr w:type="spellEnd"/>
-      <w:r>
-        <w:rPr>
-          <w:color w:val="FF0000"/>
-        </w:rPr>
-        <w:t xml:space="preserve"> </w:t>
-      </w:r>
-      <w:proofErr w:type="spellStart"/>
-      <w:r>
-        <w:rPr>
-          <w:color w:val="FF0000"/>
-        </w:rPr>
-        <w:t>chế</w:t>
-      </w:r>
-      <w:proofErr w:type="spellEnd"/>
-      <w:r>
-        <w:rPr>
-          <w:color w:val="FF0000"/>
-        </w:rPr>
-        <w:t xml:space="preserve"> </w:t>
-      </w:r>
-      <w:proofErr w:type="spellStart"/>
-      <w:r>
-        <w:rPr>
-          <w:color w:val="FF0000"/>
-        </w:rPr>
-        <w:t>tạo</w:t>
-      </w:r>
-      <w:proofErr w:type="spellEnd"/>
-      <w:r>
-        <w:rPr>
-          <w:color w:val="FF0000"/>
-        </w:rPr>
-        <w:t xml:space="preserve"> </w:t>
-      </w:r>
-      <w:proofErr w:type="spellStart"/>
-      <w:r>
-        <w:rPr>
-          <w:color w:val="FF0000"/>
-        </w:rPr>
-        <w:t>báo</w:t>
-      </w:r>
-      <w:proofErr w:type="spellEnd"/>
-      <w:r>
-        <w:rPr>
-          <w:color w:val="FF0000"/>
-        </w:rPr>
-        <w:t xml:space="preserve"> </w:t>
-      </w:r>
-      <w:proofErr w:type="spellStart"/>
-      <w:r>
-        <w:rPr>
-          <w:color w:val="FF0000"/>
-        </w:rPr>
-        <w:t>cáo</w:t>
-      </w:r>
-      <w:proofErr w:type="spellEnd"/>
-      <w:r>
-        <w:rPr>
-          <w:color w:val="FF0000"/>
-        </w:rPr>
-        <w:t xml:space="preserve"> </w:t>
-      </w:r>
-      <w:proofErr w:type="spellStart"/>
-      <w:r>
-        <w:rPr>
-          <w:color w:val="FF0000"/>
-        </w:rPr>
-        <w:t>này</w:t>
-      </w:r>
-      <w:proofErr w:type="spellEnd"/>
-      <w:r>
-        <w:rPr>
-          <w:color w:val="FF0000"/>
-        </w:rPr>
-        <w:t xml:space="preserve"> </w:t>
-      </w:r>
-      <w:proofErr w:type="spellStart"/>
-      <w:r>
-        <w:rPr>
-          <w:color w:val="FF0000"/>
-        </w:rPr>
-        <w:t>chỉ</w:t>
-      </w:r>
-      <w:proofErr w:type="spellEnd"/>
-      <w:r>
-        <w:rPr>
-          <w:color w:val="FF0000"/>
-        </w:rPr>
-        <w:t xml:space="preserve"> </w:t>
-      </w:r>
-      <w:proofErr w:type="spellStart"/>
-      <w:r>
-        <w:rPr>
-          <w:color w:val="FF0000"/>
-        </w:rPr>
-        <w:t>gồm</w:t>
-      </w:r>
-      <w:proofErr w:type="spellEnd"/>
-      <w:r>
-        <w:rPr>
-          <w:color w:val="FF0000"/>
-        </w:rPr>
-        <w:t xml:space="preserve"> </w:t>
-      </w:r>
-      <w:proofErr w:type="spellStart"/>
-      <w:r>
-        <w:rPr>
-          <w:color w:val="FF0000"/>
-        </w:rPr>
-        <w:t>lưu</w:t>
-      </w:r>
-      <w:proofErr w:type="spellEnd"/>
-      <w:r>
-        <w:rPr>
-          <w:color w:val="FF0000"/>
-        </w:rPr>
-        <w:t xml:space="preserve"> </w:t>
-      </w:r>
-      <w:proofErr w:type="spellStart"/>
-      <w:r>
-        <w:rPr>
-          <w:color w:val="FF0000"/>
-        </w:rPr>
-        <w:t>đồ</w:t>
-      </w:r>
-      <w:proofErr w:type="spellEnd"/>
-      <w:r>
-        <w:rPr>
-          <w:color w:val="FF0000"/>
-        </w:rPr>
-        <w:t xml:space="preserve"> </w:t>
-      </w:r>
-      <w:proofErr w:type="spellStart"/>
-      <w:r>
-        <w:rPr>
-          <w:color w:val="FF0000"/>
-        </w:rPr>
-        <w:t>và</w:t>
-      </w:r>
-      <w:proofErr w:type="spellEnd"/>
-      <w:r>
-        <w:rPr>
-          <w:color w:val="FF0000"/>
-        </w:rPr>
-        <w:t xml:space="preserve"> code )</w:t>
-      </w:r>
-    </w:p>
-    <w:p>
-      <w:r>
-        <w:t>Toàn bộ mạch được vẽ nguyên lý bằng EasyEDA và tách thành bảy sheet để dễ kiểm tra: khối ESP32 DevKit và các mạng tín hiệu; mạch động lực cầu H bốn TIP41C; mạch cách ly opto PC817; mạch nguồn chống ngược cực và hạ áp LM2596; nhánh 5 V ổn áp 7805 với LCD I²C 1602; module DS1307; bốn công tắc hành trình kéo xuống 1k. Các sheet này đã đưa vào quyển chế tạo, chương 2; ở đây nêu các quyết định thiết kế ảnh hưởng trực tiếp đến code.</w:t>
-      </w:r>
-    </w:p>
-    <w:p>
-      <w:pPr>
-        <w:pStyle w:val="ListBullet"/>
-      </w:pPr>
-      <w:r>
-        <w:t>Bốn kênh LDR đặt trên nhóm chân ADC2 (GPIO25/26/27/14) nên code tuyệt đối không gọi WiFi.begin().</w:t>
-      </w:r>
-    </w:p>
-    <w:p>
-      <w:pPr>
-        <w:pStyle w:val="ListBullet"/>
-      </w:pPr>
-      <w:r>
-        <w:t>Lệnh cầu H tích cực thấp qua opto: trong code, mức LOW là chạy, mức HIGH là khóa cầu H.</w:t>
-      </w:r>
-    </w:p>
-    <w:p>
-      <w:pPr>
-        <w:pStyle w:val="ListBullet"/>
-      </w:pPr>
-      <w:r>
-        <w:t>Công tắc hành trình kéo xuống 1k: hở = 0, chạm = 1; code cấm chiều có công tắc đang chạm.</w:t>
-      </w:r>
-    </w:p>
-    <w:p>
-      <w:pPr>
-        <w:pStyle w:val="ListBullet"/>
-      </w:pPr>
-      <w:r>
-        <w:t>DS1307 và LCD chung bus I²C với hai địa chỉ 0x68 và 0x27; code khởi tạo Wire một lần duy nhất.</w:t>
-      </w:r>
-    </w:p>
-    <w:p>
-      <w:pPr>
-        <w:pStyle w:val="Heading2"/>
-      </w:pPr>
-      <w:r>
-        <w:t xml:space="preserve">3.2. Chế tạo </w:t>
-      </w:r>
-      <w:proofErr w:type="spellStart"/>
-      <w:proofErr w:type="gramStart"/>
-      <w:r>
-        <w:t>mạch</w:t>
-      </w:r>
-      <w:proofErr w:type="spellEnd"/>
-      <w:r>
-        <w:rPr>
-          <w:color w:val="FF0000"/>
-        </w:rPr>
-        <w:t>(</w:t>
-      </w:r>
-      <w:proofErr w:type="spellStart"/>
-      <w:proofErr w:type="gramEnd"/>
-      <w:r>
-        <w:rPr>
-          <w:color w:val="FF0000"/>
-        </w:rPr>
-        <w:t>mục</w:t>
-      </w:r>
-      <w:proofErr w:type="spellEnd"/>
-      <w:r>
-        <w:rPr>
-          <w:color w:val="FF0000"/>
-        </w:rPr>
-        <w:t xml:space="preserve"> </w:t>
-      </w:r>
-      <w:proofErr w:type="spellStart"/>
-      <w:r>
-        <w:rPr>
-          <w:color w:val="FF0000"/>
-        </w:rPr>
-        <w:t>này</w:t>
-      </w:r>
-      <w:proofErr w:type="spellEnd"/>
-      <w:r>
-        <w:rPr>
-          <w:color w:val="FF0000"/>
-        </w:rPr>
-        <w:t xml:space="preserve"> </w:t>
-      </w:r>
-      <w:proofErr w:type="spellStart"/>
-      <w:r>
-        <w:rPr>
-          <w:color w:val="FF0000"/>
-        </w:rPr>
-        <w:t>chuyển</w:t>
-      </w:r>
-      <w:proofErr w:type="spellEnd"/>
-      <w:r>
-        <w:rPr>
-          <w:color w:val="FF0000"/>
-        </w:rPr>
-        <w:t xml:space="preserve"> sang </w:t>
-      </w:r>
-      <w:proofErr w:type="spellStart"/>
-      <w:r>
-        <w:rPr>
-          <w:color w:val="FF0000"/>
-        </w:rPr>
-        <w:t>cho</w:t>
-      </w:r>
-      <w:proofErr w:type="spellEnd"/>
-      <w:r>
-        <w:rPr>
-          <w:color w:val="FF0000"/>
-        </w:rPr>
-        <w:t xml:space="preserve"> </w:t>
-      </w:r>
-      <w:proofErr w:type="spellStart"/>
-      <w:r>
-        <w:rPr>
-          <w:color w:val="FF0000"/>
-        </w:rPr>
-        <w:t>bên</w:t>
-      </w:r>
-      <w:proofErr w:type="spellEnd"/>
-      <w:r>
-        <w:rPr>
-          <w:color w:val="FF0000"/>
-        </w:rPr>
-        <w:t xml:space="preserve"> </w:t>
-      </w:r>
-      <w:proofErr w:type="spellStart"/>
-      <w:r>
-        <w:rPr>
-          <w:color w:val="FF0000"/>
-        </w:rPr>
-        <w:t>chế</w:t>
-      </w:r>
-      <w:proofErr w:type="spellEnd"/>
-      <w:r>
-        <w:rPr>
-          <w:color w:val="FF0000"/>
-        </w:rPr>
-        <w:t xml:space="preserve"> </w:t>
-      </w:r>
-      <w:proofErr w:type="spellStart"/>
-      <w:r>
-        <w:rPr>
-          <w:color w:val="FF0000"/>
-        </w:rPr>
-        <w:t>tạo</w:t>
-      </w:r>
-      <w:proofErr w:type="spellEnd"/>
-      <w:r>
-        <w:rPr>
-          <w:color w:val="FF0000"/>
-        </w:rPr>
-        <w:t xml:space="preserve"> </w:t>
-      </w:r>
-      <w:proofErr w:type="spellStart"/>
-      <w:r>
-        <w:rPr>
-          <w:color w:val="FF0000"/>
-        </w:rPr>
-        <w:t>báo</w:t>
-      </w:r>
-      <w:proofErr w:type="spellEnd"/>
-      <w:r>
-        <w:rPr>
-          <w:color w:val="FF0000"/>
-        </w:rPr>
-        <w:t xml:space="preserve"> </w:t>
-      </w:r>
-      <w:proofErr w:type="spellStart"/>
-      <w:r>
-        <w:rPr>
-          <w:color w:val="FF0000"/>
-        </w:rPr>
-        <w:t>cáo</w:t>
-      </w:r>
-      <w:proofErr w:type="spellEnd"/>
-      <w:r>
-        <w:rPr>
-          <w:color w:val="FF0000"/>
-        </w:rPr>
-        <w:t xml:space="preserve"> </w:t>
-      </w:r>
-      <w:proofErr w:type="spellStart"/>
-      <w:r>
-        <w:rPr>
-          <w:color w:val="FF0000"/>
-        </w:rPr>
-        <w:t>này</w:t>
-      </w:r>
-      <w:proofErr w:type="spellEnd"/>
-      <w:r>
-        <w:rPr>
-          <w:color w:val="FF0000"/>
-        </w:rPr>
-        <w:t xml:space="preserve"> </w:t>
-      </w:r>
-      <w:proofErr w:type="spellStart"/>
-      <w:r>
-        <w:rPr>
-          <w:color w:val="FF0000"/>
-        </w:rPr>
-        <w:t>chỉ</w:t>
-      </w:r>
-      <w:proofErr w:type="spellEnd"/>
-      <w:r>
-        <w:rPr>
-          <w:color w:val="FF0000"/>
-        </w:rPr>
-        <w:t xml:space="preserve"> </w:t>
-      </w:r>
-      <w:proofErr w:type="spellStart"/>
-      <w:r>
-        <w:rPr>
-          <w:color w:val="FF0000"/>
-        </w:rPr>
-        <w:t>gồm</w:t>
-      </w:r>
-      <w:proofErr w:type="spellEnd"/>
-      <w:r>
-        <w:rPr>
-          <w:color w:val="FF0000"/>
-        </w:rPr>
-        <w:t xml:space="preserve"> </w:t>
-      </w:r>
-      <w:proofErr w:type="spellStart"/>
-      <w:r>
-        <w:rPr>
-          <w:color w:val="FF0000"/>
-        </w:rPr>
-        <w:t>lưu</w:t>
-      </w:r>
-      <w:proofErr w:type="spellEnd"/>
-      <w:r>
-        <w:rPr>
-          <w:color w:val="FF0000"/>
-        </w:rPr>
-        <w:t xml:space="preserve"> </w:t>
-      </w:r>
-      <w:proofErr w:type="spellStart"/>
-      <w:r>
-        <w:rPr>
-          <w:color w:val="FF0000"/>
-        </w:rPr>
-        <w:t>đồ</w:t>
-      </w:r>
-      <w:proofErr w:type="spellEnd"/>
-      <w:r>
-        <w:rPr>
-          <w:color w:val="FF0000"/>
-        </w:rPr>
-        <w:t xml:space="preserve"> </w:t>
-      </w:r>
-      <w:proofErr w:type="spellStart"/>
-      <w:r>
-        <w:rPr>
-          <w:color w:val="FF0000"/>
-        </w:rPr>
-        <w:t>và</w:t>
-      </w:r>
-      <w:proofErr w:type="spellEnd"/>
-      <w:r>
-        <w:rPr>
-          <w:color w:val="FF0000"/>
-        </w:rPr>
-        <w:t xml:space="preserve"> code )</w:t>
-      </w:r>
-    </w:p>
-    <w:p>
-      <w:pPr>
-        <w:pStyle w:val="Heading2"/>
-      </w:pPr>
-    </w:p>
-    <w:p>
-      <w:pPr>
         <w:pStyle w:val="ListBullet"/>
       </w:pPr>
       <w:r>
@@ -2707,203 +2179,12 @@
     <w:p>
       <w:pPr>
         <w:pStyle w:val="Heading2"/>
-        <w:rPr>
-          <w:color w:val="FF0000"/>
-        </w:rPr>
-      </w:pPr>
-      <w:r>
-        <w:t xml:space="preserve">3.3. Thiết kế cơ khí </w:t>
-      </w:r>
-      <w:proofErr w:type="spellStart"/>
-      <w:r>
-        <w:t>phục</w:t>
-      </w:r>
-      <w:proofErr w:type="spellEnd"/>
-      <w:r>
-        <w:t xml:space="preserve"> </w:t>
-      </w:r>
-      <w:proofErr w:type="spellStart"/>
-      <w:r>
-        <w:t>vụ</w:t>
-      </w:r>
-      <w:proofErr w:type="spellEnd"/>
-      <w:r>
-        <w:t xml:space="preserve"> </w:t>
-      </w:r>
-      <w:proofErr w:type="spellStart"/>
-      <w:r>
-        <w:t>phần</w:t>
-      </w:r>
-      <w:proofErr w:type="spellEnd"/>
-      <w:r>
-        <w:t xml:space="preserve"> </w:t>
-      </w:r>
-      <w:proofErr w:type="spellStart"/>
-      <w:proofErr w:type="gramStart"/>
-      <w:r>
-        <w:t>mềm</w:t>
-      </w:r>
-      <w:proofErr w:type="spellEnd"/>
-      <w:r>
-        <w:rPr>
-          <w:color w:val="FF0000"/>
-        </w:rPr>
-        <w:t>(</w:t>
-      </w:r>
-      <w:proofErr w:type="spellStart"/>
-      <w:proofErr w:type="gramEnd"/>
-      <w:r>
-        <w:rPr>
-          <w:color w:val="FF0000"/>
-        </w:rPr>
-        <w:t>đẩy</w:t>
-      </w:r>
-      <w:proofErr w:type="spellEnd"/>
-      <w:r>
-        <w:rPr>
-          <w:color w:val="FF0000"/>
-        </w:rPr>
-        <w:t xml:space="preserve"> sang </w:t>
-      </w:r>
-      <w:proofErr w:type="spellStart"/>
-      <w:r>
-        <w:rPr>
-          <w:color w:val="FF0000"/>
-        </w:rPr>
-        <w:t>bên</w:t>
-      </w:r>
-      <w:proofErr w:type="spellEnd"/>
-      <w:r>
-        <w:rPr>
-          <w:color w:val="FF0000"/>
-        </w:rPr>
-        <w:t xml:space="preserve"> </w:t>
-      </w:r>
-      <w:proofErr w:type="spellStart"/>
-      <w:r>
-        <w:rPr>
-          <w:color w:val="FF0000"/>
-        </w:rPr>
-        <w:t>chế</w:t>
-      </w:r>
-      <w:proofErr w:type="spellEnd"/>
-      <w:r>
-        <w:rPr>
-          <w:color w:val="FF0000"/>
-        </w:rPr>
-        <w:t xml:space="preserve"> </w:t>
-      </w:r>
-      <w:proofErr w:type="spellStart"/>
-      <w:r>
-        <w:rPr>
-          <w:color w:val="FF0000"/>
-        </w:rPr>
-        <w:t>tạo</w:t>
-      </w:r>
-      <w:proofErr w:type="spellEnd"/>
-      <w:r>
-        <w:rPr>
-          <w:color w:val="FF0000"/>
-        </w:rPr>
-        <w:t xml:space="preserve"> </w:t>
-      </w:r>
-      <w:proofErr w:type="spellStart"/>
-      <w:r>
-        <w:rPr>
-          <w:color w:val="FF0000"/>
-        </w:rPr>
-        <w:t>nhưng</w:t>
-      </w:r>
-      <w:proofErr w:type="spellEnd"/>
-      <w:r>
-        <w:rPr>
-          <w:color w:val="FF0000"/>
-        </w:rPr>
-        <w:t xml:space="preserve"> </w:t>
-      </w:r>
-      <w:proofErr w:type="spellStart"/>
-      <w:r>
-        <w:rPr>
-          <w:color w:val="FF0000"/>
-        </w:rPr>
-        <w:t>mục</w:t>
-      </w:r>
-      <w:proofErr w:type="spellEnd"/>
-      <w:r>
-        <w:rPr>
-          <w:color w:val="FF0000"/>
-        </w:rPr>
-        <w:t xml:space="preserve"> </w:t>
-      </w:r>
-      <w:proofErr w:type="spellStart"/>
-      <w:r>
-        <w:rPr>
-          <w:color w:val="FF0000"/>
-        </w:rPr>
-        <w:t>này</w:t>
-      </w:r>
-      <w:proofErr w:type="spellEnd"/>
-      <w:r>
-        <w:rPr>
-          <w:color w:val="FF0000"/>
-        </w:rPr>
-        <w:t xml:space="preserve"> </w:t>
-      </w:r>
-      <w:proofErr w:type="spellStart"/>
-      <w:r>
-        <w:rPr>
-          <w:color w:val="FF0000"/>
-        </w:rPr>
-        <w:t>chưa</w:t>
-      </w:r>
-      <w:proofErr w:type="spellEnd"/>
-      <w:r>
-        <w:rPr>
-          <w:color w:val="FF0000"/>
-        </w:rPr>
-        <w:t xml:space="preserve"> </w:t>
-      </w:r>
-      <w:proofErr w:type="spellStart"/>
-      <w:r>
-        <w:rPr>
-          <w:color w:val="FF0000"/>
-        </w:rPr>
-        <w:t>thực</w:t>
-      </w:r>
-      <w:proofErr w:type="spellEnd"/>
-      <w:r>
-        <w:rPr>
-          <w:color w:val="FF0000"/>
-        </w:rPr>
-        <w:t xml:space="preserve"> </w:t>
-      </w:r>
-      <w:proofErr w:type="spellStart"/>
-      <w:r>
-        <w:rPr>
-          <w:color w:val="FF0000"/>
-        </w:rPr>
-        <w:t>hiện</w:t>
-      </w:r>
-      <w:proofErr w:type="spellEnd"/>
-      <w:r>
-        <w:rPr>
-          <w:color w:val="FF0000"/>
-        </w:rPr>
-        <w:t xml:space="preserve">  </w:t>
-      </w:r>
-      <w:proofErr w:type="spellStart"/>
-      <w:r>
-        <w:rPr>
-          <w:color w:val="FF0000"/>
-        </w:rPr>
-        <w:t>được</w:t>
-      </w:r>
-      <w:proofErr w:type="spellEnd"/>
-      <w:r>
-        <w:rPr>
-          <w:color w:val="FF0000"/>
-        </w:rPr>
-        <w:t>)</w:t>
+      </w:pPr>
+      <w:r>
+        <w:rPr>
+          <w:color w:val="000000"/>
+        </w:rPr>
+        <w:t>3.1. Phương pháp đọc ADC trong code</w:t>
       </w:r>
     </w:p>
     <w:p>
@@ -2911,7 +2192,7 @@
         <w:pStyle w:val="ListBullet"/>
       </w:pPr>
       <w:r>
-        <w:t>Biến trở hồi tiếp gắn đồng trục để góc đọc được tuyến tính theo hành trình; code nội suy ba điểm hiệu chuẩn.</w:t>
+        <w:t>Bốn kênh LDR (ADC2) và hai kênh biến trở, áp tấm pin (ADC1) đều đọc 12 bit; đặt analogSetPinAttenuation 11 dB để dải đo phủ 0–2,45 V.</w:t>
       </w:r>
     </w:p>
     <w:p>
@@ -2919,7 +2200,7 @@
         <w:pStyle w:val="ListBullet"/>
       </w:pPr>
       <w:r>
-        <w:t>Bốn công tắc hành trình bố trí sao cho vùng chạm nằm ngoài vùng làm việc 2°, code dùng làm giới hạn cứng.</w:t>
+        <w:t>Mỗi kênh lấy 16 mẫu liên tiếp, bỏ mẫu lệch quá 25% so với trung bình rồi lấy trung bình còn lại để loại xung nhiễu do cầu H đóng cắt.</w:t>
       </w:r>
     </w:p>
     <w:p>
@@ -2927,345 +2208,26 @@
         <w:pStyle w:val="ListBullet"/>
       </w:pPr>
       <w:r>
-        <w:t>Giá gá nghiêng β_s của bốn LDR cố định vĩnh viễn sau hiệu chuẩn để hệ số K_cal không đổi giữa các lần chạy.</w:t>
+        <w:t>Nhân hệ số K_cal của từng kênh trước khi lập e1, e2; ngưỡng phát lệnh 200 mức ADC và vùng chết 120 mức lấy từ bảng ví dụ ở quyển nghiên cứu.</w:t>
+      </w:r>
+    </w:p>
+    <w:p>
+      <w:pPr>
+        <w:pStyle w:val="ListBullet"/>
+      </w:pPr>
+      <w:r>
+        <w:t>Kênh áp tấm pin qua cầu chia chỉ dùng giám sát và hiển thị; phiên bản này chưa đo dòng điện.</w:t>
       </w:r>
     </w:p>
     <w:p>
       <w:pPr>
         <w:pStyle w:val="Heading2"/>
-        <w:rPr>
-          <w:color w:val="FF0000"/>
-        </w:rPr>
-      </w:pPr>
-      <w:r>
-        <w:t xml:space="preserve">3.4. Hiệu </w:t>
-      </w:r>
-      <w:proofErr w:type="spellStart"/>
-      <w:r>
-        <w:t>chuẩn</w:t>
-      </w:r>
-      <w:proofErr w:type="spellEnd"/>
-      <w:r>
-        <w:t xml:space="preserve"> </w:t>
-      </w:r>
-      <w:proofErr w:type="spellStart"/>
-      <w:r>
-        <w:t>và</w:t>
-      </w:r>
-      <w:proofErr w:type="spellEnd"/>
-      <w:r>
-        <w:t xml:space="preserve"> </w:t>
-      </w:r>
-      <w:proofErr w:type="spellStart"/>
-      <w:r>
-        <w:t>đo</w:t>
-      </w:r>
-      <w:proofErr w:type="spellEnd"/>
-      <w:r>
-        <w:t xml:space="preserve"> </w:t>
-      </w:r>
-      <w:proofErr w:type="spellStart"/>
-      <w:proofErr w:type="gramStart"/>
-      <w:r>
-        <w:t>đạc</w:t>
-      </w:r>
-      <w:proofErr w:type="spellEnd"/>
-      <w:r>
-        <w:rPr>
-          <w:color w:val="FF0000"/>
-        </w:rPr>
-        <w:t>(</w:t>
-      </w:r>
-      <w:proofErr w:type="spellStart"/>
-      <w:proofErr w:type="gramEnd"/>
-      <w:r>
-        <w:rPr>
-          <w:color w:val="FF0000"/>
-        </w:rPr>
-        <w:t>cái</w:t>
-      </w:r>
-      <w:proofErr w:type="spellEnd"/>
-      <w:r>
-        <w:rPr>
-          <w:color w:val="FF0000"/>
-        </w:rPr>
-        <w:t xml:space="preserve"> </w:t>
-      </w:r>
-      <w:proofErr w:type="spellStart"/>
-      <w:r>
-        <w:rPr>
-          <w:color w:val="FF0000"/>
-        </w:rPr>
-        <w:t>này</w:t>
-      </w:r>
-      <w:proofErr w:type="spellEnd"/>
-      <w:r>
-        <w:rPr>
-          <w:color w:val="FF0000"/>
-        </w:rPr>
-        <w:t xml:space="preserve"> </w:t>
-      </w:r>
-      <w:proofErr w:type="spellStart"/>
-      <w:r>
-        <w:rPr>
-          <w:color w:val="FF0000"/>
-        </w:rPr>
-        <w:t>nên</w:t>
-      </w:r>
-      <w:proofErr w:type="spellEnd"/>
-      <w:r>
-        <w:rPr>
-          <w:color w:val="FF0000"/>
-        </w:rPr>
-        <w:t xml:space="preserve"> </w:t>
-      </w:r>
-      <w:proofErr w:type="spellStart"/>
-      <w:r>
-        <w:rPr>
-          <w:color w:val="FF0000"/>
-        </w:rPr>
-        <w:t>nói</w:t>
-      </w:r>
-      <w:proofErr w:type="spellEnd"/>
-      <w:r>
-        <w:rPr>
-          <w:color w:val="FF0000"/>
-        </w:rPr>
-        <w:t xml:space="preserve"> </w:t>
-      </w:r>
-      <w:proofErr w:type="spellStart"/>
-      <w:r>
-        <w:rPr>
-          <w:color w:val="FF0000"/>
-        </w:rPr>
-        <w:t>sau</w:t>
-      </w:r>
-      <w:proofErr w:type="spellEnd"/>
-      <w:r>
-        <w:rPr>
-          <w:color w:val="FF0000"/>
-        </w:rPr>
-        <w:t xml:space="preserve"> </w:t>
-      </w:r>
-      <w:proofErr w:type="spellStart"/>
-      <w:r>
-        <w:rPr>
-          <w:color w:val="FF0000"/>
-        </w:rPr>
-        <w:t>khi</w:t>
-      </w:r>
-      <w:proofErr w:type="spellEnd"/>
-      <w:r>
-        <w:rPr>
-          <w:color w:val="FF0000"/>
-        </w:rPr>
-        <w:t xml:space="preserve"> </w:t>
-      </w:r>
-      <w:proofErr w:type="spellStart"/>
-      <w:r>
-        <w:rPr>
-          <w:color w:val="FF0000"/>
-        </w:rPr>
-        <w:t>đã</w:t>
-      </w:r>
-      <w:proofErr w:type="spellEnd"/>
-      <w:r>
-        <w:rPr>
-          <w:color w:val="FF0000"/>
-        </w:rPr>
-        <w:t xml:space="preserve"> </w:t>
-      </w:r>
-      <w:proofErr w:type="spellStart"/>
-      <w:r>
-        <w:rPr>
-          <w:color w:val="FF0000"/>
-        </w:rPr>
-        <w:t>có</w:t>
-      </w:r>
-      <w:proofErr w:type="spellEnd"/>
-      <w:r>
-        <w:rPr>
-          <w:color w:val="FF0000"/>
-        </w:rPr>
-        <w:t xml:space="preserve"> code </w:t>
-      </w:r>
-      <w:proofErr w:type="spellStart"/>
-      <w:r>
-        <w:rPr>
-          <w:color w:val="FF0000"/>
-        </w:rPr>
-        <w:t>chạy</w:t>
-      </w:r>
-      <w:proofErr w:type="spellEnd"/>
-      <w:r>
-        <w:rPr>
-          <w:color w:val="FF0000"/>
-        </w:rPr>
-        <w:t xml:space="preserve"> </w:t>
-      </w:r>
-      <w:proofErr w:type="spellStart"/>
-      <w:r>
-        <w:rPr>
-          <w:color w:val="FF0000"/>
-        </w:rPr>
-        <w:t>trên</w:t>
-      </w:r>
-      <w:proofErr w:type="spellEnd"/>
-      <w:r>
-        <w:rPr>
-          <w:color w:val="FF0000"/>
-        </w:rPr>
-        <w:t xml:space="preserve"> </w:t>
-      </w:r>
-      <w:proofErr w:type="spellStart"/>
-      <w:r>
-        <w:rPr>
-          <w:color w:val="FF0000"/>
-        </w:rPr>
-        <w:t>mạch</w:t>
-      </w:r>
-      <w:proofErr w:type="spellEnd"/>
-      <w:r>
-        <w:rPr>
-          <w:color w:val="FF0000"/>
-        </w:rPr>
-        <w:t xml:space="preserve"> </w:t>
-      </w:r>
-      <w:proofErr w:type="spellStart"/>
-      <w:r>
-        <w:rPr>
-          <w:color w:val="FF0000"/>
-        </w:rPr>
-        <w:t>đẩy</w:t>
-      </w:r>
-      <w:proofErr w:type="spellEnd"/>
-      <w:r>
-        <w:rPr>
-          <w:color w:val="FF0000"/>
-        </w:rPr>
-        <w:t xml:space="preserve"> sang </w:t>
-      </w:r>
-      <w:proofErr w:type="spellStart"/>
-      <w:r>
-        <w:rPr>
-          <w:color w:val="FF0000"/>
-        </w:rPr>
-        <w:t>tuần</w:t>
-      </w:r>
-      <w:proofErr w:type="spellEnd"/>
-      <w:r>
-        <w:rPr>
-          <w:color w:val="FF0000"/>
-        </w:rPr>
-        <w:t xml:space="preserve"> </w:t>
-      </w:r>
-      <w:proofErr w:type="spellStart"/>
-      <w:r>
-        <w:rPr>
-          <w:color w:val="FF0000"/>
-        </w:rPr>
-        <w:t>sau</w:t>
-      </w:r>
-      <w:proofErr w:type="spellEnd"/>
-      <w:r>
-        <w:rPr>
-          <w:color w:val="FF0000"/>
-        </w:rPr>
-        <w:t xml:space="preserve"> </w:t>
-      </w:r>
-      <w:proofErr w:type="spellStart"/>
-      <w:r>
-        <w:rPr>
-          <w:color w:val="FF0000"/>
-        </w:rPr>
-        <w:t>nữa</w:t>
-      </w:r>
-      <w:proofErr w:type="spellEnd"/>
-      <w:r>
-        <w:rPr>
-          <w:color w:val="FF0000"/>
-        </w:rPr>
-        <w:t>)</w:t>
-      </w:r>
-    </w:p>
-    <w:p>
-      <w:pPr>
-        <w:pStyle w:val="ListBullet"/>
-      </w:pPr>
-      <w:r>
-        <w:t>Hoàn thành hiệu chuẩn K_cal bốn kênh LDR dưới trời mây sáng đều; sai lệch bốn kênh sau hiệu chuẩn dưới 2%.</w:t>
-      </w:r>
-    </w:p>
-    <w:p>
-      <w:pPr>
-        <w:pStyle w:val="ListBullet"/>
-      </w:pPr>
-      <w:r>
-        <w:t>Hoàn thành hiệu chuẩn biến trở ba điểm; sai số góc suy ra so với thước đo góc ≤ 1,5°.</w:t>
-      </w:r>
-    </w:p>
-    <w:p>
-      <w:pPr>
-        <w:pStyle w:val="ListBullet"/>
-      </w:pPr>
-      <w:r>
-        <w:t>Hoàn thành đo trôi giờ DS1307: dưới 3 giây sau 24 giờ, không mất giờ khi mất điện nguồn chính.</w:t>
-      </w:r>
-    </w:p>
-    <w:p>
-      <w:pPr>
-        <w:pStyle w:val="ListBullet"/>
-      </w:pPr>
-      <w:r>
-        <w:t>Hoàn thành đo dòng motor: không tải 1,8 A, có tải 4,2 A; code giới hạn mỗi lệnh chạy không quá 8 giây.</w:t>
-      </w:r>
-    </w:p>
-    <w:p>
-      <w:pPr>
-        <w:pStyle w:val="Heading2"/>
-      </w:pPr>
-      <w:r>
-        <w:t>3.5. Phương pháp đọc ADC trong code</w:t>
-      </w:r>
-    </w:p>
-    <w:p>
-      <w:pPr>
-        <w:pStyle w:val="ListBullet"/>
-      </w:pPr>
-      <w:r>
-        <w:t>Bốn kênh LDR (ADC2) và hai kênh biến trở, áp tấm pin (ADC1) đều đọc 12 bit; đặt analogSetPinAttenuation 11 dB để dải đo phủ 0–2,45 V.</w:t>
-      </w:r>
-    </w:p>
-    <w:p>
-      <w:pPr>
-        <w:pStyle w:val="ListBullet"/>
-      </w:pPr>
-      <w:r>
-        <w:t>Mỗi kênh lấy 16 mẫu liên tiếp, bỏ mẫu lệch quá 25% so với trung bình rồi lấy trung bình còn lại để loại xung nhiễu do cầu H đóng cắt.</w:t>
-      </w:r>
-    </w:p>
-    <w:p>
-      <w:pPr>
-        <w:pStyle w:val="ListBullet"/>
-      </w:pPr>
-      <w:r>
-        <w:t>Nhân hệ số K_cal của từng kênh trước khi lập e1, e2; ngưỡng phát lệnh 200 mức ADC và vùng chết 120 mức lấy từ bảng ví dụ ở quyển nghiên cứu.</w:t>
-      </w:r>
-    </w:p>
-    <w:p>
-      <w:pPr>
-        <w:pStyle w:val="ListBullet"/>
-      </w:pPr>
-      <w:r>
-        <w:t>Kênh áp tấm pin qua cầu chia chỉ dùng giám sát và hiển thị; phiên bản này chưa đo dòng điện.</w:t>
-      </w:r>
-    </w:p>
-    <w:p>
-      <w:pPr>
-        <w:pStyle w:val="Heading2"/>
-      </w:pPr>
-      <w:r>
-        <w:t>3.6. Phương pháp điều khiển động cơ qua cầu H</w:t>
+      </w:pPr>
+      <w:r>
+        <w:rPr>
+          <w:color w:val="000000"/>
+        </w:rPr>
+        <w:t>3.2. Phương pháp điều khiển động cơ qua cầu H</w:t>
       </w:r>
     </w:p>
     <w:p>
@@ -3585,7 +2547,10 @@
         <w:pStyle w:val="Heading2"/>
       </w:pPr>
       <w:r>
-        <w:t>3.7. Đọc thời gian từ module DS1307</w:t>
+        <w:rPr>
+          <w:color w:val="000000"/>
+        </w:rPr>
+        <w:t>3.3. Đọc thời gian từ module DS1307</w:t>
       </w:r>
     </w:p>
     <w:p>
@@ -3598,7 +2563,10 @@
         <w:pStyle w:val="Heading2"/>
       </w:pPr>
       <w:r>
-        <w:t>3.8. Hiển thị thời gian và trạng thái lên LCD I2C 1602</w:t>
+        <w:rPr>
+          <w:color w:val="000000"/>
+        </w:rPr>
+        <w:t>3.4. Hiển thị thời gian và trạng thái lên LCD I2C 1602</w:t>
       </w:r>
     </w:p>
     <w:p>
@@ -3611,7 +2579,10 @@
         <w:pStyle w:val="Heading2"/>
       </w:pPr>
       <w:r>
-        <w:t>3.9. Đọc biến trở suy ra góc nghiêng tấm pin</w:t>
+        <w:rPr>
+          <w:color w:val="000000"/>
+        </w:rPr>
+        <w:t>3.5. Đọc biến trở suy ra góc nghiêng tấm pin</w:t>
       </w:r>
     </w:p>
     <w:p>
@@ -3624,186 +2595,41 @@
         <w:pStyle w:val="Heading2"/>
       </w:pPr>
       <w:r>
-        <w:lastRenderedPageBreak/>
-        <w:t xml:space="preserve">3.10. Lưu đồ thuật toán từng </w:t>
+        <w:rPr>
+          <w:color w:val="000000"/>
+        </w:rPr>
+        <w:t>3.6. Lưu đồ thuật toán từng phần và tổng quát</w:t>
       </w:r>
       <w:proofErr w:type="spellStart"/>
-      <w:r>
-        <w:t>phần</w:t>
-      </w:r>
       <w:proofErr w:type="spellEnd"/>
-      <w:r>
-        <w:t xml:space="preserve"> </w:t>
-      </w:r>
       <w:proofErr w:type="spellStart"/>
-      <w:r>
-        <w:t>và</w:t>
-      </w:r>
       <w:proofErr w:type="spellEnd"/>
-      <w:r>
-        <w:t xml:space="preserve"> </w:t>
-      </w:r>
       <w:proofErr w:type="spellStart"/>
-      <w:r>
-        <w:t>tổng</w:t>
-      </w:r>
       <w:proofErr w:type="spellEnd"/>
-      <w:r>
-        <w:t xml:space="preserve"> </w:t>
-      </w:r>
       <w:proofErr w:type="spellStart"/>
       <w:proofErr w:type="gramStart"/>
-      <w:r>
-        <w:t>quát</w:t>
-      </w:r>
       <w:proofErr w:type="spellEnd"/>
-      <w:r>
-        <w:rPr>
-          <w:color w:val="FF0000"/>
-        </w:rPr>
-        <w:t>(</w:t>
-      </w:r>
       <w:proofErr w:type="spellStart"/>
       <w:proofErr w:type="gramEnd"/>
-      <w:r>
-        <w:rPr>
-          <w:color w:val="FF0000"/>
-        </w:rPr>
-        <w:t>lưu</w:t>
-      </w:r>
       <w:proofErr w:type="spellEnd"/>
-      <w:r>
-        <w:rPr>
-          <w:color w:val="FF0000"/>
-        </w:rPr>
-        <w:t xml:space="preserve"> </w:t>
-      </w:r>
       <w:proofErr w:type="spellStart"/>
-      <w:r>
-        <w:rPr>
-          <w:color w:val="FF0000"/>
-        </w:rPr>
-        <w:t>đồ</w:t>
-      </w:r>
       <w:proofErr w:type="spellEnd"/>
-      <w:r>
-        <w:rPr>
-          <w:color w:val="FF0000"/>
-        </w:rPr>
-        <w:t xml:space="preserve"> </w:t>
-      </w:r>
       <w:proofErr w:type="spellStart"/>
-      <w:r>
-        <w:rPr>
-          <w:color w:val="FF0000"/>
-        </w:rPr>
-        <w:t>thuật</w:t>
-      </w:r>
       <w:proofErr w:type="spellEnd"/>
-      <w:r>
-        <w:rPr>
-          <w:color w:val="FF0000"/>
-        </w:rPr>
-        <w:t xml:space="preserve"> </w:t>
-      </w:r>
       <w:proofErr w:type="spellStart"/>
-      <w:r>
-        <w:rPr>
-          <w:color w:val="FF0000"/>
-        </w:rPr>
-        <w:t>toán</w:t>
-      </w:r>
       <w:proofErr w:type="spellEnd"/>
-      <w:r>
-        <w:rPr>
-          <w:color w:val="FF0000"/>
-        </w:rPr>
-        <w:t xml:space="preserve"> </w:t>
-      </w:r>
       <w:proofErr w:type="spellStart"/>
-      <w:r>
-        <w:rPr>
-          <w:color w:val="FF0000"/>
-        </w:rPr>
-        <w:t>tổng</w:t>
-      </w:r>
       <w:proofErr w:type="spellEnd"/>
-      <w:r>
-        <w:rPr>
-          <w:color w:val="FF0000"/>
-        </w:rPr>
-        <w:t xml:space="preserve"> </w:t>
-      </w:r>
       <w:proofErr w:type="spellStart"/>
-      <w:r>
-        <w:rPr>
-          <w:color w:val="FF0000"/>
-        </w:rPr>
-        <w:t>này</w:t>
-      </w:r>
       <w:proofErr w:type="spellEnd"/>
-      <w:r>
-        <w:rPr>
-          <w:color w:val="FF0000"/>
-        </w:rPr>
-        <w:t xml:space="preserve"> </w:t>
-      </w:r>
       <w:proofErr w:type="spellStart"/>
-      <w:r>
-        <w:rPr>
-          <w:color w:val="FF0000"/>
-        </w:rPr>
-        <w:t>thì</w:t>
-      </w:r>
       <w:proofErr w:type="spellEnd"/>
-      <w:r>
-        <w:rPr>
-          <w:color w:val="FF0000"/>
-        </w:rPr>
-        <w:t xml:space="preserve"> </w:t>
-      </w:r>
       <w:proofErr w:type="spellStart"/>
-      <w:r>
-        <w:rPr>
-          <w:color w:val="FF0000"/>
-        </w:rPr>
-        <w:t>đểở</w:t>
-      </w:r>
       <w:proofErr w:type="spellEnd"/>
-      <w:r>
-        <w:rPr>
-          <w:color w:val="FF0000"/>
-        </w:rPr>
-        <w:t xml:space="preserve"> </w:t>
-      </w:r>
       <w:proofErr w:type="spellStart"/>
-      <w:r>
-        <w:rPr>
-          <w:color w:val="FF0000"/>
-        </w:rPr>
-        <w:t>trước</w:t>
-      </w:r>
       <w:proofErr w:type="spellEnd"/>
-      <w:r>
-        <w:rPr>
-          <w:color w:val="FF0000"/>
-        </w:rPr>
-        <w:t xml:space="preserve"> code </w:t>
-      </w:r>
       <w:proofErr w:type="spellStart"/>
-      <w:r>
-        <w:rPr>
-          <w:color w:val="FF0000"/>
-        </w:rPr>
-        <w:t>tổng</w:t>
-      </w:r>
       <w:proofErr w:type="spellEnd"/>
-      <w:r>
-        <w:rPr>
-          <w:color w:val="FF0000"/>
-        </w:rPr>
-        <w:t>)</w:t>
-      </w:r>
     </w:p>
     <w:p>
       <w:pPr>
@@ -3811,9 +2637,277 @@
         <w:jc w:val="center"/>
       </w:pPr>
       <w:r>
+        <w:rPr>
+          <w:noProof/>
+        </w:rPr>
+        <w:lastRenderedPageBreak/>
+        <w:drawing>
+          <wp:inline distT="0" distB="0" distL="0" distR="0" wp14:anchorId="4298EF35" wp14:editId="001D999A">
+            <wp:extent cx="5120640" cy="5965459"/>
+            <wp:effectExtent l="0" t="0" r="0" b="0"/>
+            <wp:docPr id="2" name="Picture 2"/>
+            <wp:cNvGraphicFramePr>
+              <a:graphicFrameLocks xmlns:a="http://schemas.openxmlformats.org/drawingml/2006/main" noChangeAspect="1"/>
+            </wp:cNvGraphicFramePr>
+            <a:graphic xmlns:a="http://schemas.openxmlformats.org/drawingml/2006/main">
+              <a:graphicData uri="http://schemas.openxmlformats.org/drawingml/2006/picture">
+                <pic:pic xmlns:pic="http://schemas.openxmlformats.org/drawingml/2006/picture">
+                  <pic:nvPicPr>
+                    <pic:cNvPr id="0" name="luu_do_thien_van.png"/>
+                    <pic:cNvPicPr/>
+                  </pic:nvPicPr>
+                  <pic:blipFill>
+                    <a:blip r:embed="rId9"/>
+                    <a:stretch>
+                      <a:fillRect/>
+                    </a:stretch>
+                  </pic:blipFill>
+                  <pic:spPr>
+                    <a:xfrm>
+                      <a:off x="0" y="0"/>
+                      <a:ext cx="5120640" cy="5965459"/>
+                    </a:xfrm>
+                    <a:prstGeom prst="rect">
+                      <a:avLst/>
+                    </a:prstGeom>
+                  </pic:spPr>
+                </pic:pic>
+              </a:graphicData>
+            </a:graphic>
+          </wp:inline>
+        </w:drawing>
+      </w:r>
+    </w:p>
+    <w:p>
+      <w:pPr>
+        <w:pStyle w:val="Caption"/>
+      </w:pPr>
+      <w:r>
+        <w:rPr>
+          <w:color w:val="000000"/>
+        </w:rPr>
+        <w:t>Hình 1. Lưu đồ đọc giờ DS1307 và tính góc thiên văn</w:t>
+      </w:r>
+    </w:p>
+    <w:p>
+      <w:r>
+        <w:drawing>
+          <wp:inline xmlns:a="http://schemas.openxmlformats.org/drawingml/2006/main" xmlns:pic="http://schemas.openxmlformats.org/drawingml/2006/picture">
+            <wp:extent cx="5120640" cy="6426926"/>
+            <wp:docPr id="7" name="Picture 7"/>
+            <wp:cNvGraphicFramePr>
+              <a:graphicFrameLocks noChangeAspect="1"/>
+            </wp:cNvGraphicFramePr>
+            <a:graphic>
+              <a:graphicData uri="http://schemas.openxmlformats.org/drawingml/2006/picture">
+                <pic:pic>
+                  <pic:nvPicPr>
+                    <pic:cNvPr id="0" name="luu_do_doc_adc.png"/>
+                    <pic:cNvPicPr/>
+                  </pic:nvPicPr>
+                  <pic:blipFill>
+                    <a:blip r:embed="rId18"/>
+                    <a:stretch>
+                      <a:fillRect/>
+                    </a:stretch>
+                  </pic:blipFill>
+                  <pic:spPr>
+                    <a:xfrm>
+                      <a:off x="0" y="0"/>
+                      <a:ext cx="5120640" cy="6426926"/>
+                    </a:xfrm>
+                    <a:prstGeom prst="rect"/>
+                  </pic:spPr>
+                </pic:pic>
+              </a:graphicData>
+            </a:graphic>
+          </wp:inline>
+        </w:drawing>
+      </w:r>
+    </w:p>
+    <w:p>
+      <w:pPr>
+        <w:pStyle w:val="Caption"/>
+      </w:pPr>
+      <w:r>
+        <w:rPr>
+          <w:color w:val="000000"/>
+        </w:rPr>
+        <w:t>Hình 2. Lưu đồ đọc bốn kênh LDR và tính e1</w:t>
+      </w:r>
+    </w:p>
+    <w:p>
+      <w:r>
+        <w:drawing>
+          <wp:inline xmlns:a="http://schemas.openxmlformats.org/drawingml/2006/main" xmlns:pic="http://schemas.openxmlformats.org/drawingml/2006/picture">
+            <wp:extent cx="5120640" cy="6233283"/>
+            <wp:docPr id="8" name="Picture 8"/>
+            <wp:cNvGraphicFramePr>
+              <a:graphicFrameLocks noChangeAspect="1"/>
+            </wp:cNvGraphicFramePr>
+            <a:graphic>
+              <a:graphicData uri="http://schemas.openxmlformats.org/drawingml/2006/picture">
+                <pic:pic>
+                  <pic:nvPicPr>
+                    <pic:cNvPr id="0" name="luu_do_dieu_khien_motor.png"/>
+                    <pic:cNvPicPr/>
+                  </pic:nvPicPr>
+                  <pic:blipFill>
+                    <a:blip r:embed="rId19"/>
+                    <a:stretch>
+                      <a:fillRect/>
+                    </a:stretch>
+                  </pic:blipFill>
+                  <pic:spPr>
+                    <a:xfrm>
+                      <a:off x="0" y="0"/>
+                      <a:ext cx="5120640" cy="6233283"/>
+                    </a:xfrm>
+                    <a:prstGeom prst="rect"/>
+                  </pic:spPr>
+                </pic:pic>
+              </a:graphicData>
+            </a:graphic>
+          </wp:inline>
+        </w:drawing>
+      </w:r>
+    </w:p>
+    <w:p>
+      <w:pPr>
+        <w:pStyle w:val="Caption"/>
+      </w:pPr>
+      <w:r>
+        <w:rPr>
+          <w:color w:val="000000"/>
+        </w:rPr>
+        <w:t>Hình 3. Lưu đồ điều khiển motor qua cầu H bốn TIP41C</w:t>
+      </w:r>
+    </w:p>
+    <w:p>
+      <w:pPr>
+        <w:ind w:firstLine="0"/>
+        <w:jc w:val="center"/>
+      </w:pPr>
+      <w:r>
+        <w:rPr>
+          <w:noProof/>
+        </w:rPr>
+        <w:lastRenderedPageBreak/>
+        <w:drawing>
+          <wp:inline distT="0" distB="0" distL="0" distR="0" wp14:anchorId="743ECCA7" wp14:editId="283E2485">
+            <wp:extent cx="4937760" cy="5164493"/>
+            <wp:effectExtent l="0" t="0" r="0" b="0"/>
+            <wp:docPr id="5" name="Picture 5"/>
+            <wp:cNvGraphicFramePr>
+              <a:graphicFrameLocks xmlns:a="http://schemas.openxmlformats.org/drawingml/2006/main" noChangeAspect="1"/>
+            </wp:cNvGraphicFramePr>
+            <a:graphic xmlns:a="http://schemas.openxmlformats.org/drawingml/2006/main">
+              <a:graphicData uri="http://schemas.openxmlformats.org/drawingml/2006/picture">
+                <pic:pic xmlns:pic="http://schemas.openxmlformats.org/drawingml/2006/picture">
+                  <pic:nvPicPr>
+                    <pic:cNvPr id="0" name="luu_do_lcd.png"/>
+                    <pic:cNvPicPr/>
+                  </pic:nvPicPr>
+                  <pic:blipFill>
+                    <a:blip r:embed="rId10"/>
+                    <a:stretch>
+                      <a:fillRect/>
+                    </a:stretch>
+                  </pic:blipFill>
+                  <pic:spPr>
+                    <a:xfrm>
+                      <a:off x="0" y="0"/>
+                      <a:ext cx="4937760" cy="5164493"/>
+                    </a:xfrm>
+                    <a:prstGeom prst="rect">
+                      <a:avLst/>
+                    </a:prstGeom>
+                  </pic:spPr>
+                </pic:pic>
+              </a:graphicData>
+            </a:graphic>
+          </wp:inline>
+        </w:drawing>
+      </w:r>
+    </w:p>
+    <w:p>
+      <w:pPr>
+        <w:pStyle w:val="Caption"/>
+      </w:pPr>
+      <w:r>
+        <w:rPr>
+          <w:color w:val="000000"/>
+        </w:rPr>
+        <w:t>Hình 4. Lưu đồ hiển thị LCD I2C 1602</w:t>
+      </w:r>
+    </w:p>
+    <w:p>
+      <w:pPr>
+        <w:ind w:firstLine="0"/>
+        <w:jc w:val="center"/>
+      </w:pPr>
+      <w:r>
+        <w:rPr>
+          <w:noProof/>
+        </w:rPr>
+        <w:lastRenderedPageBreak/>
+        <w:drawing>
+          <wp:inline distT="0" distB="0" distL="0" distR="0" wp14:anchorId="730BD3E9" wp14:editId="27CD8A6E">
+            <wp:extent cx="4937760" cy="5680943"/>
+            <wp:effectExtent l="0" t="0" r="0" b="0"/>
+            <wp:docPr id="6" name="Picture 6"/>
+            <wp:cNvGraphicFramePr>
+              <a:graphicFrameLocks xmlns:a="http://schemas.openxmlformats.org/drawingml/2006/main" noChangeAspect="1"/>
+            </wp:cNvGraphicFramePr>
+            <a:graphic xmlns:a="http://schemas.openxmlformats.org/drawingml/2006/main">
+              <a:graphicData uri="http://schemas.openxmlformats.org/drawingml/2006/picture">
+                <pic:pic xmlns:pic="http://schemas.openxmlformats.org/drawingml/2006/picture">
+                  <pic:nvPicPr>
+                    <pic:cNvPr id="0" name="luu_do_bien_tro.png"/>
+                    <pic:cNvPicPr/>
+                  </pic:nvPicPr>
+                  <pic:blipFill>
+                    <a:blip r:embed="rId11"/>
+                    <a:stretch>
+                      <a:fillRect/>
+                    </a:stretch>
+                  </pic:blipFill>
+                  <pic:spPr>
+                    <a:xfrm>
+                      <a:off x="0" y="0"/>
+                      <a:ext cx="4937760" cy="5680943"/>
+                    </a:xfrm>
+                    <a:prstGeom prst="rect">
+                      <a:avLst/>
+                    </a:prstGeom>
+                  </pic:spPr>
+                </pic:pic>
+              </a:graphicData>
+            </a:graphic>
+          </wp:inline>
+        </w:drawing>
+      </w:r>
+    </w:p>
+    <w:p>
+      <w:pPr>
+        <w:pStyle w:val="Caption"/>
+      </w:pPr>
+      <w:r>
+        <w:rPr>
+          <w:color w:val="000000"/>
+        </w:rPr>
+        <w:t>Hình 5. Lưu đồ đọc biến trở suy ra góc tấm pin</w:t>
+      </w:r>
+    </w:p>
+    <w:p>
+      <w:pPr>
+        <w:ind w:firstLine="0"/>
+        <w:jc w:val="center"/>
+      </w:pPr>
+      <w:r>
         <w:drawing>
           <wp:inline distT="0" distB="0" distL="0" distR="0" wp14:anchorId="5E109939" wp14:editId="1154E240">
-            <wp:extent cx="5733415" cy="5278120"/>
+            <wp:extent cx="5669280" cy="7138490"/>
             <wp:effectExtent l="0" t="0" r="635" b="0"/>
             <wp:docPr id="1" name="Picture 1"/>
             <wp:cNvGraphicFramePr>
@@ -3835,7 +2929,7 @@
                   <pic:spPr>
                     <a:xfrm>
                       <a:off x="0" y="0"/>
-                      <a:ext cx="5733415" cy="5278120"/>
+                      <a:ext cx="5669280" cy="7138490"/>
                     </a:xfrm>
                     <a:prstGeom prst="rect">
                       <a:avLst/>
@@ -3853,3187 +2947,407 @@
         <w:pStyle w:val="Caption"/>
       </w:pPr>
       <w:r>
-        <w:t xml:space="preserve">Hình 1. Lưu đồ tổng quát chương </w:t>
+        <w:rPr>
+          <w:color w:val="000000"/>
+        </w:rPr>
+        <w:t>Hình 6. Lưu đồ tổng quát chương trình hybrid một trục</w:t>
       </w:r>
       <w:proofErr w:type="spellStart"/>
-      <w:r>
-        <w:t>trình</w:t>
-      </w:r>
       <w:proofErr w:type="spellEnd"/>
-      <w:r>
-        <w:t xml:space="preserve"> hybrid </w:t>
-      </w:r>
       <w:proofErr w:type="spellStart"/>
-      <w:r>
-        <w:t>một</w:t>
-      </w:r>
       <w:proofErr w:type="spellEnd"/>
-      <w:r>
-        <w:t xml:space="preserve"> </w:t>
-      </w:r>
       <w:proofErr w:type="spellStart"/>
-      <w:r>
-        <w:t>trục</w:t>
-      </w:r>
       <w:proofErr w:type="spellEnd"/>
     </w:p>
     <w:p>
       <w:pPr>
+        <w:pStyle w:val="Heading2"/>
         <w:rPr>
           <w:color w:val="FF0000"/>
         </w:rPr>
       </w:pPr>
+      <w:r>
+        <w:rPr>
+          <w:color w:val="000000"/>
+        </w:rPr>
+        <w:t>3.7. Yêu cầu phần mềm và các hàm thực hiện từng khối</w:t>
+      </w:r>
       <w:proofErr w:type="spellStart"/>
-      <w:r>
-        <w:rPr>
-          <w:color w:val="FF0000"/>
-        </w:rPr>
-        <w:t>Các</w:t>
-      </w:r>
       <w:proofErr w:type="spellEnd"/>
-      <w:r>
-        <w:rPr>
-          <w:color w:val="FF0000"/>
-        </w:rPr>
-        <w:t xml:space="preserve"> </w:t>
-      </w:r>
       <w:proofErr w:type="spellStart"/>
-      <w:r>
-        <w:rPr>
-          <w:color w:val="FF0000"/>
-        </w:rPr>
-        <w:t>chương</w:t>
-      </w:r>
       <w:proofErr w:type="spellEnd"/>
-      <w:r>
-        <w:rPr>
-          <w:color w:val="FF0000"/>
-        </w:rPr>
-        <w:t xml:space="preserve"> </w:t>
-      </w:r>
       <w:proofErr w:type="spellStart"/>
-      <w:r>
-        <w:rPr>
-          <w:color w:val="FF0000"/>
-        </w:rPr>
-        <w:t>trình</w:t>
-      </w:r>
       <w:proofErr w:type="spellEnd"/>
-      <w:r>
-        <w:rPr>
-          <w:color w:val="FF0000"/>
-        </w:rPr>
-        <w:t xml:space="preserve"> </w:t>
-      </w:r>
-      <w:proofErr w:type="spellStart"/>
-      <w:r>
-        <w:rPr>
-          <w:color w:val="FF0000"/>
-        </w:rPr>
-        <w:t>cho</w:t>
-      </w:r>
-      <w:proofErr w:type="spellEnd"/>
-      <w:r>
-        <w:rPr>
-          <w:color w:val="FF0000"/>
-        </w:rPr>
-        <w:t xml:space="preserve"> </w:t>
-      </w:r>
-      <w:proofErr w:type="spellStart"/>
-      <w:r>
-        <w:rPr>
-          <w:color w:val="FF0000"/>
-        </w:rPr>
-        <w:t>esp</w:t>
-      </w:r>
-      <w:proofErr w:type="spellEnd"/>
-      <w:r>
-        <w:rPr>
-          <w:color w:val="FF0000"/>
-        </w:rPr>
-        <w:t xml:space="preserve"> </w:t>
-      </w:r>
-      <w:proofErr w:type="spellStart"/>
-      <w:r>
-        <w:rPr>
-          <w:color w:val="FF0000"/>
-        </w:rPr>
-        <w:t>nên</w:t>
-      </w:r>
-      <w:proofErr w:type="spellEnd"/>
-      <w:r>
-        <w:rPr>
-          <w:color w:val="FF0000"/>
-        </w:rPr>
-        <w:t xml:space="preserve"> </w:t>
-      </w:r>
-      <w:proofErr w:type="spellStart"/>
-      <w:r>
-        <w:rPr>
-          <w:color w:val="FF0000"/>
-        </w:rPr>
-        <w:t>để</w:t>
-      </w:r>
-      <w:proofErr w:type="spellEnd"/>
-      <w:r>
-        <w:rPr>
-          <w:color w:val="FF0000"/>
-        </w:rPr>
-        <w:t xml:space="preserve"> ở </w:t>
-      </w:r>
-      <w:proofErr w:type="spellStart"/>
-      <w:r>
-        <w:rPr>
-          <w:color w:val="FF0000"/>
-        </w:rPr>
-        <w:t>phụ</w:t>
-      </w:r>
-      <w:proofErr w:type="spellEnd"/>
-      <w:r>
-        <w:rPr>
-          <w:color w:val="FF0000"/>
-        </w:rPr>
-        <w:t xml:space="preserve"> </w:t>
-      </w:r>
-      <w:proofErr w:type="spellStart"/>
-      <w:r>
-        <w:rPr>
-          <w:color w:val="FF0000"/>
-        </w:rPr>
-        <w:t>lục</w:t>
-      </w:r>
-      <w:proofErr w:type="spellEnd"/>
-      <w:r>
-        <w:rPr>
-          <w:color w:val="FF0000"/>
-        </w:rPr>
-        <w:t xml:space="preserve"> </w:t>
-      </w:r>
-      <w:proofErr w:type="spellStart"/>
-      <w:r>
-        <w:rPr>
-          <w:color w:val="FF0000"/>
-        </w:rPr>
-        <w:t>trong</w:t>
-      </w:r>
-      <w:proofErr w:type="spellEnd"/>
-      <w:r>
-        <w:rPr>
-          <w:color w:val="FF0000"/>
-        </w:rPr>
-        <w:t xml:space="preserve"> </w:t>
-      </w:r>
-      <w:proofErr w:type="spellStart"/>
-      <w:r>
-        <w:rPr>
-          <w:color w:val="FF0000"/>
-        </w:rPr>
-        <w:t>phần</w:t>
-      </w:r>
-      <w:proofErr w:type="spellEnd"/>
-      <w:r>
-        <w:rPr>
-          <w:color w:val="FF0000"/>
-        </w:rPr>
-        <w:t xml:space="preserve"> </w:t>
-      </w:r>
-      <w:proofErr w:type="spellStart"/>
-      <w:r>
-        <w:rPr>
-          <w:color w:val="FF0000"/>
-        </w:rPr>
-        <w:t>giới</w:t>
-      </w:r>
-      <w:proofErr w:type="spellEnd"/>
-      <w:r>
-        <w:rPr>
-          <w:color w:val="FF0000"/>
-        </w:rPr>
-        <w:t xml:space="preserve"> </w:t>
-      </w:r>
-      <w:proofErr w:type="spellStart"/>
-      <w:r>
-        <w:rPr>
-          <w:color w:val="FF0000"/>
-        </w:rPr>
-        <w:t>thiệu</w:t>
-      </w:r>
-      <w:proofErr w:type="spellEnd"/>
-      <w:r>
-        <w:rPr>
-          <w:color w:val="FF0000"/>
-        </w:rPr>
-        <w:t xml:space="preserve"> </w:t>
-      </w:r>
-      <w:proofErr w:type="spellStart"/>
-      <w:r>
-        <w:rPr>
-          <w:color w:val="FF0000"/>
-        </w:rPr>
-        <w:t>về</w:t>
-      </w:r>
-      <w:proofErr w:type="spellEnd"/>
-      <w:r>
-        <w:rPr>
-          <w:color w:val="FF0000"/>
-        </w:rPr>
-        <w:t xml:space="preserve"> </w:t>
-      </w:r>
-      <w:proofErr w:type="spellStart"/>
-      <w:r>
-        <w:rPr>
-          <w:color w:val="FF0000"/>
-        </w:rPr>
-        <w:t>chương</w:t>
-      </w:r>
-      <w:proofErr w:type="spellEnd"/>
-      <w:r>
-        <w:rPr>
-          <w:color w:val="FF0000"/>
-        </w:rPr>
-        <w:t xml:space="preserve"> </w:t>
-      </w:r>
-      <w:proofErr w:type="spellStart"/>
-      <w:r>
-        <w:rPr>
-          <w:color w:val="FF0000"/>
-        </w:rPr>
-        <w:t>trình</w:t>
-      </w:r>
-      <w:proofErr w:type="spellEnd"/>
-      <w:r>
-        <w:rPr>
-          <w:color w:val="FF0000"/>
-        </w:rPr>
-        <w:t xml:space="preserve"> ta </w:t>
-      </w:r>
-      <w:proofErr w:type="spellStart"/>
-      <w:r>
-        <w:rPr>
-          <w:color w:val="FF0000"/>
-        </w:rPr>
-        <w:t>chỉ</w:t>
-      </w:r>
-      <w:proofErr w:type="spellEnd"/>
-      <w:r>
-        <w:rPr>
-          <w:color w:val="FF0000"/>
-        </w:rPr>
-        <w:t xml:space="preserve"> </w:t>
-      </w:r>
-      <w:proofErr w:type="spellStart"/>
-      <w:r>
-        <w:rPr>
-          <w:color w:val="FF0000"/>
-        </w:rPr>
-        <w:t>nói</w:t>
-      </w:r>
-      <w:proofErr w:type="spellEnd"/>
-      <w:r>
-        <w:rPr>
-          <w:color w:val="FF0000"/>
-        </w:rPr>
-        <w:t xml:space="preserve"> </w:t>
-      </w:r>
-      <w:proofErr w:type="spellStart"/>
-      <w:r>
-        <w:rPr>
-          <w:color w:val="FF0000"/>
-        </w:rPr>
-        <w:t>các</w:t>
-      </w:r>
-      <w:proofErr w:type="spellEnd"/>
-      <w:r>
-        <w:rPr>
-          <w:color w:val="FF0000"/>
-        </w:rPr>
-        <w:t xml:space="preserve"> </w:t>
-      </w:r>
-      <w:proofErr w:type="spellStart"/>
-      <w:r>
-        <w:rPr>
-          <w:color w:val="FF0000"/>
-        </w:rPr>
-        <w:t>yêu</w:t>
-      </w:r>
-      <w:proofErr w:type="spellEnd"/>
-      <w:r>
-        <w:rPr>
-          <w:color w:val="FF0000"/>
-        </w:rPr>
-        <w:t xml:space="preserve"> </w:t>
-      </w:r>
-      <w:proofErr w:type="spellStart"/>
-      <w:r>
-        <w:rPr>
-          <w:color w:val="FF0000"/>
-        </w:rPr>
-        <w:t>cầu</w:t>
-      </w:r>
-      <w:proofErr w:type="spellEnd"/>
-      <w:r>
-        <w:rPr>
-          <w:color w:val="FF0000"/>
-        </w:rPr>
-        <w:t xml:space="preserve"> </w:t>
-      </w:r>
-      <w:proofErr w:type="spellStart"/>
-      <w:r>
-        <w:rPr>
-          <w:color w:val="FF0000"/>
-        </w:rPr>
-        <w:t>từ</w:t>
-      </w:r>
-      <w:proofErr w:type="spellEnd"/>
-      <w:r>
-        <w:rPr>
-          <w:color w:val="FF0000"/>
-        </w:rPr>
-        <w:t xml:space="preserve"> </w:t>
-      </w:r>
-      <w:proofErr w:type="spellStart"/>
-      <w:r>
-        <w:rPr>
-          <w:color w:val="FF0000"/>
-        </w:rPr>
-        <w:t>đó</w:t>
-      </w:r>
-      <w:proofErr w:type="spellEnd"/>
-      <w:r>
-        <w:rPr>
-          <w:color w:val="FF0000"/>
-        </w:rPr>
-        <w:t xml:space="preserve"> </w:t>
-      </w:r>
-      <w:proofErr w:type="spellStart"/>
-      <w:r>
-        <w:rPr>
-          <w:color w:val="FF0000"/>
-        </w:rPr>
-        <w:t>dùng</w:t>
-      </w:r>
-      <w:proofErr w:type="spellEnd"/>
-      <w:r>
-        <w:rPr>
-          <w:color w:val="FF0000"/>
-        </w:rPr>
-        <w:t xml:space="preserve"> </w:t>
-      </w:r>
-      <w:proofErr w:type="spellStart"/>
-      <w:r>
-        <w:rPr>
-          <w:color w:val="FF0000"/>
-        </w:rPr>
-        <w:t>hàm</w:t>
-      </w:r>
-      <w:proofErr w:type="spellEnd"/>
-      <w:r>
-        <w:rPr>
-          <w:color w:val="FF0000"/>
-        </w:rPr>
-        <w:t xml:space="preserve"> </w:t>
-      </w:r>
-      <w:proofErr w:type="spellStart"/>
-      <w:r>
-        <w:rPr>
-          <w:color w:val="FF0000"/>
-        </w:rPr>
-        <w:t>nào</w:t>
-      </w:r>
-      <w:proofErr w:type="spellEnd"/>
-      <w:r>
-        <w:rPr>
-          <w:color w:val="FF0000"/>
-        </w:rPr>
-        <w:t xml:space="preserve"> </w:t>
-      </w:r>
-      <w:proofErr w:type="spellStart"/>
-      <w:r>
-        <w:rPr>
-          <w:color w:val="FF0000"/>
-        </w:rPr>
-        <w:t>để</w:t>
-      </w:r>
-      <w:proofErr w:type="spellEnd"/>
-      <w:r>
-        <w:rPr>
-          <w:color w:val="FF0000"/>
-        </w:rPr>
-        <w:t xml:space="preserve"> </w:t>
-      </w:r>
-      <w:proofErr w:type="spellStart"/>
-      <w:r>
-        <w:rPr>
-          <w:color w:val="FF0000"/>
-        </w:rPr>
-        <w:t>thực</w:t>
-      </w:r>
-      <w:proofErr w:type="spellEnd"/>
-      <w:r>
-        <w:rPr>
-          <w:color w:val="FF0000"/>
-        </w:rPr>
-        <w:t xml:space="preserve"> </w:t>
-      </w:r>
-      <w:proofErr w:type="spellStart"/>
-      <w:r>
-        <w:rPr>
-          <w:color w:val="FF0000"/>
-        </w:rPr>
-        <w:t>hiện</w:t>
-      </w:r>
-      <w:proofErr w:type="spellEnd"/>
-      <w:r>
-        <w:rPr>
-          <w:color w:val="FF0000"/>
-        </w:rPr>
-        <w:t xml:space="preserve"> </w:t>
-      </w:r>
-      <w:proofErr w:type="spellStart"/>
-      <w:r>
-        <w:rPr>
-          <w:color w:val="FF0000"/>
-        </w:rPr>
-        <w:t>thôi</w:t>
-      </w:r>
-      <w:proofErr w:type="spellEnd"/>
-    </w:p>
-    <w:p>
-      <w:pPr>
-        <w:ind w:firstLine="0"/>
-        <w:jc w:val="center"/>
-      </w:pPr>
-      <w:r>
-        <w:rPr>
-          <w:noProof/>
-        </w:rPr>
-        <w:lastRenderedPageBreak/>
-        <w:drawing>
-          <wp:inline distT="0" distB="0" distL="0" distR="0" wp14:anchorId="4298EF35" wp14:editId="001D999A">
-            <wp:extent cx="3780000" cy="4947034"/>
-            <wp:effectExtent l="0" t="0" r="0" b="0"/>
-            <wp:docPr id="2" name="Picture 2"/>
-            <wp:cNvGraphicFramePr>
-              <a:graphicFrameLocks xmlns:a="http://schemas.openxmlformats.org/drawingml/2006/main" noChangeAspect="1"/>
-            </wp:cNvGraphicFramePr>
-            <a:graphic xmlns:a="http://schemas.openxmlformats.org/drawingml/2006/main">
-              <a:graphicData uri="http://schemas.openxmlformats.org/drawingml/2006/picture">
-                <pic:pic xmlns:pic="http://schemas.openxmlformats.org/drawingml/2006/picture">
-                  <pic:nvPicPr>
-                    <pic:cNvPr id="0" name="luu_do_thien_van.png"/>
-                    <pic:cNvPicPr/>
-                  </pic:nvPicPr>
-                  <pic:blipFill>
-                    <a:blip r:embed="rId9"/>
-                    <a:stretch>
-                      <a:fillRect/>
-                    </a:stretch>
-                  </pic:blipFill>
-                  <pic:spPr>
-                    <a:xfrm>
-                      <a:off x="0" y="0"/>
-                      <a:ext cx="3780000" cy="4947034"/>
-                    </a:xfrm>
-                    <a:prstGeom prst="rect">
-                      <a:avLst/>
-                    </a:prstGeom>
-                  </pic:spPr>
-                </pic:pic>
-              </a:graphicData>
-            </a:graphic>
-          </wp:inline>
-        </w:drawing>
-      </w:r>
-    </w:p>
-    <w:p>
-      <w:pPr>
-        <w:pStyle w:val="Caption"/>
-      </w:pPr>
-      <w:r>
-        <w:t>Hình 2. Lưu đồ đọc giờ DS1307 và tính góc thiên văn</w:t>
-      </w:r>
-    </w:p>
-    <w:p>
-      <w:pPr>
-        <w:ind w:firstLine="0"/>
-        <w:jc w:val="center"/>
-        <w:rPr>
-          <w:color w:val="FF0000"/>
-        </w:rPr>
-      </w:pPr>
-      <w:r>
-        <w:rPr>
-          <w:noProof/>
-          <w:color w:val="FF0000"/>
-        </w:rPr>
-        <w:t>Lưu đồ đọc adc đang bị sai</w:t>
-      </w:r>
-    </w:p>
-    <w:p>
-      <w:pPr>
-        <w:pStyle w:val="Caption"/>
-      </w:pPr>
-      <w:r>
-        <w:t>Hình 3. Lưu đồ đọc bốn kênh LDR và tính e1</w:t>
-      </w:r>
-    </w:p>
-    <w:p>
-      <w:pPr>
-        <w:ind w:firstLine="0"/>
-        <w:jc w:val="center"/>
-        <w:rPr>
-          <w:color w:val="FF0000"/>
-        </w:rPr>
-      </w:pPr>
-      <w:r>
-        <w:rPr>
-          <w:noProof/>
-          <w:color w:val="FF0000"/>
-        </w:rPr>
-        <w:t>Lưu đồ điều khiển mô tơ qua cầu h cũng đang sai</w:t>
-      </w:r>
-    </w:p>
-    <w:p>
-      <w:pPr>
-        <w:pStyle w:val="Caption"/>
-      </w:pPr>
-      <w:r>
-        <w:t>Hình 4. Lưu đồ điều khiển motor qua cầu H bốn TIP41C</w:t>
-      </w:r>
-    </w:p>
-    <w:p>
-      <w:pPr>
-        <w:ind w:firstLine="0"/>
-        <w:jc w:val="center"/>
-      </w:pPr>
-      <w:r>
-        <w:rPr>
-          <w:noProof/>
-        </w:rPr>
-        <w:lastRenderedPageBreak/>
-        <w:drawing>
-          <wp:inline distT="0" distB="0" distL="0" distR="0" wp14:anchorId="743ECCA7" wp14:editId="283E2485">
-            <wp:extent cx="5400000" cy="6131868"/>
-            <wp:effectExtent l="0" t="0" r="0" b="0"/>
-            <wp:docPr id="5" name="Picture 5"/>
-            <wp:cNvGraphicFramePr>
-              <a:graphicFrameLocks xmlns:a="http://schemas.openxmlformats.org/drawingml/2006/main" noChangeAspect="1"/>
-            </wp:cNvGraphicFramePr>
-            <a:graphic xmlns:a="http://schemas.openxmlformats.org/drawingml/2006/main">
-              <a:graphicData uri="http://schemas.openxmlformats.org/drawingml/2006/picture">
-                <pic:pic xmlns:pic="http://schemas.openxmlformats.org/drawingml/2006/picture">
-                  <pic:nvPicPr>
-                    <pic:cNvPr id="0" name="luu_do_lcd.png"/>
-                    <pic:cNvPicPr/>
-                  </pic:nvPicPr>
-                  <pic:blipFill>
-                    <a:blip r:embed="rId10"/>
-                    <a:stretch>
-                      <a:fillRect/>
-                    </a:stretch>
-                  </pic:blipFill>
-                  <pic:spPr>
-                    <a:xfrm>
-                      <a:off x="0" y="0"/>
-                      <a:ext cx="5400000" cy="6131868"/>
-                    </a:xfrm>
-                    <a:prstGeom prst="rect">
-                      <a:avLst/>
-                    </a:prstGeom>
-                  </pic:spPr>
-                </pic:pic>
-              </a:graphicData>
-            </a:graphic>
-          </wp:inline>
-        </w:drawing>
-      </w:r>
-    </w:p>
-    <w:p>
-      <w:pPr>
-        <w:ind w:firstLine="0"/>
-        <w:jc w:val="center"/>
-        <w:rPr>
-          <w:color w:val="FF0000"/>
-        </w:rPr>
-      </w:pPr>
-      <w:proofErr w:type="spellStart"/>
-      <w:r>
-        <w:rPr>
-          <w:color w:val="FF0000"/>
-        </w:rPr>
-        <w:t>Lưu</w:t>
-      </w:r>
-      <w:proofErr w:type="spellEnd"/>
-      <w:r>
-        <w:rPr>
-          <w:color w:val="FF0000"/>
-        </w:rPr>
-        <w:t xml:space="preserve"> </w:t>
-      </w:r>
-      <w:proofErr w:type="spellStart"/>
-      <w:r>
-        <w:rPr>
-          <w:color w:val="FF0000"/>
-        </w:rPr>
-        <w:t>đồ</w:t>
-      </w:r>
-      <w:proofErr w:type="spellEnd"/>
-      <w:r>
-        <w:rPr>
-          <w:color w:val="FF0000"/>
-        </w:rPr>
-        <w:t xml:space="preserve"> </w:t>
-      </w:r>
-      <w:proofErr w:type="spellStart"/>
-      <w:r>
-        <w:rPr>
-          <w:color w:val="FF0000"/>
-        </w:rPr>
-        <w:t>này</w:t>
-      </w:r>
-      <w:proofErr w:type="spellEnd"/>
-      <w:r>
-        <w:rPr>
-          <w:color w:val="FF0000"/>
-        </w:rPr>
-        <w:t xml:space="preserve"> </w:t>
-      </w:r>
-      <w:proofErr w:type="spellStart"/>
-      <w:r>
-        <w:rPr>
-          <w:color w:val="FF0000"/>
-        </w:rPr>
-        <w:t>gần</w:t>
-      </w:r>
-      <w:proofErr w:type="spellEnd"/>
-      <w:r>
-        <w:rPr>
-          <w:color w:val="FF0000"/>
-        </w:rPr>
-        <w:t xml:space="preserve"> </w:t>
-      </w:r>
-      <w:proofErr w:type="spellStart"/>
-      <w:r>
-        <w:rPr>
-          <w:color w:val="FF0000"/>
-        </w:rPr>
-        <w:t>đúng</w:t>
-      </w:r>
-      <w:proofErr w:type="spellEnd"/>
-      <w:r>
-        <w:rPr>
-          <w:color w:val="FF0000"/>
-        </w:rPr>
-        <w:t xml:space="preserve"> </w:t>
-      </w:r>
-      <w:proofErr w:type="spellStart"/>
-      <w:r>
-        <w:rPr>
-          <w:color w:val="FF0000"/>
-        </w:rPr>
-        <w:t>thiếu</w:t>
-      </w:r>
-      <w:proofErr w:type="spellEnd"/>
-      <w:r>
-        <w:rPr>
-          <w:color w:val="FF0000"/>
-        </w:rPr>
-        <w:t xml:space="preserve"> </w:t>
-      </w:r>
-      <w:proofErr w:type="spellStart"/>
-      <w:r>
-        <w:rPr>
-          <w:color w:val="FF0000"/>
-        </w:rPr>
-        <w:t>phần</w:t>
-      </w:r>
-      <w:proofErr w:type="spellEnd"/>
-      <w:r>
-        <w:rPr>
-          <w:color w:val="FF0000"/>
-        </w:rPr>
-        <w:t xml:space="preserve"> </w:t>
-      </w:r>
-      <w:proofErr w:type="spellStart"/>
-      <w:r>
-        <w:rPr>
-          <w:color w:val="FF0000"/>
-        </w:rPr>
-        <w:t>kết</w:t>
-      </w:r>
-      <w:proofErr w:type="spellEnd"/>
-      <w:r>
-        <w:rPr>
-          <w:color w:val="FF0000"/>
-        </w:rPr>
-        <w:t xml:space="preserve"> </w:t>
-      </w:r>
-      <w:proofErr w:type="spellStart"/>
-      <w:r>
-        <w:rPr>
-          <w:color w:val="FF0000"/>
-        </w:rPr>
-        <w:t>thúc</w:t>
-      </w:r>
-      <w:proofErr w:type="spellEnd"/>
-      <w:r>
-        <w:rPr>
-          <w:color w:val="FF0000"/>
-        </w:rPr>
-        <w:t xml:space="preserve"> </w:t>
-      </w:r>
-      <w:proofErr w:type="spellStart"/>
-      <w:r>
-        <w:rPr>
-          <w:color w:val="FF0000"/>
-        </w:rPr>
-        <w:t>và</w:t>
-      </w:r>
-      <w:proofErr w:type="spellEnd"/>
-      <w:r>
-        <w:rPr>
-          <w:color w:val="FF0000"/>
-        </w:rPr>
-        <w:t xml:space="preserve"> </w:t>
-      </w:r>
-      <w:proofErr w:type="spellStart"/>
-      <w:r>
-        <w:rPr>
-          <w:color w:val="FF0000"/>
-        </w:rPr>
-        <w:t>trong</w:t>
-      </w:r>
-      <w:proofErr w:type="spellEnd"/>
-      <w:r>
-        <w:rPr>
-          <w:color w:val="FF0000"/>
-        </w:rPr>
-        <w:t xml:space="preserve"> </w:t>
-      </w:r>
-      <w:proofErr w:type="spellStart"/>
-      <w:r>
-        <w:rPr>
-          <w:color w:val="FF0000"/>
-        </w:rPr>
-        <w:t>lưu</w:t>
-      </w:r>
-      <w:proofErr w:type="spellEnd"/>
-      <w:r>
-        <w:rPr>
-          <w:color w:val="FF0000"/>
-        </w:rPr>
-        <w:t xml:space="preserve"> </w:t>
-      </w:r>
-      <w:proofErr w:type="spellStart"/>
-      <w:r>
-        <w:rPr>
-          <w:color w:val="FF0000"/>
-        </w:rPr>
-        <w:t>đồ</w:t>
-      </w:r>
-      <w:proofErr w:type="spellEnd"/>
-      <w:r>
-        <w:rPr>
-          <w:color w:val="FF0000"/>
-        </w:rPr>
-        <w:t xml:space="preserve"> </w:t>
-      </w:r>
-      <w:proofErr w:type="spellStart"/>
-      <w:r>
-        <w:rPr>
-          <w:color w:val="FF0000"/>
-        </w:rPr>
-        <w:t>chỉ</w:t>
-      </w:r>
-      <w:proofErr w:type="spellEnd"/>
-      <w:r>
-        <w:rPr>
-          <w:color w:val="FF0000"/>
-        </w:rPr>
-        <w:t xml:space="preserve"> </w:t>
-      </w:r>
-      <w:proofErr w:type="spellStart"/>
-      <w:r>
-        <w:rPr>
-          <w:color w:val="FF0000"/>
-        </w:rPr>
-        <w:t>nói</w:t>
-      </w:r>
-      <w:proofErr w:type="spellEnd"/>
-      <w:r>
-        <w:rPr>
-          <w:color w:val="FF0000"/>
-        </w:rPr>
-        <w:t xml:space="preserve"> </w:t>
-      </w:r>
-      <w:proofErr w:type="spellStart"/>
-      <w:r>
-        <w:rPr>
-          <w:color w:val="FF0000"/>
-        </w:rPr>
-        <w:t>chức</w:t>
-      </w:r>
-      <w:proofErr w:type="spellEnd"/>
-      <w:r>
-        <w:rPr>
-          <w:color w:val="FF0000"/>
-        </w:rPr>
-        <w:t xml:space="preserve"> </w:t>
-      </w:r>
-      <w:proofErr w:type="spellStart"/>
-      <w:r>
-        <w:rPr>
-          <w:color w:val="FF0000"/>
-        </w:rPr>
-        <w:t>năng</w:t>
-      </w:r>
-      <w:proofErr w:type="spellEnd"/>
-      <w:r>
-        <w:rPr>
-          <w:color w:val="FF0000"/>
-        </w:rPr>
-        <w:t xml:space="preserve"> </w:t>
-      </w:r>
-      <w:proofErr w:type="spellStart"/>
-      <w:r>
-        <w:rPr>
-          <w:color w:val="FF0000"/>
-        </w:rPr>
-        <w:t>các</w:t>
-      </w:r>
-      <w:proofErr w:type="spellEnd"/>
-      <w:r>
-        <w:rPr>
-          <w:color w:val="FF0000"/>
-        </w:rPr>
-        <w:t xml:space="preserve"> </w:t>
-      </w:r>
-      <w:proofErr w:type="spellStart"/>
-      <w:r>
-        <w:rPr>
-          <w:color w:val="FF0000"/>
-        </w:rPr>
-        <w:t>khối</w:t>
-      </w:r>
-      <w:proofErr w:type="spellEnd"/>
-      <w:r>
-        <w:rPr>
-          <w:color w:val="FF0000"/>
-        </w:rPr>
-        <w:t xml:space="preserve"> </w:t>
-      </w:r>
-      <w:proofErr w:type="spellStart"/>
-      <w:r>
-        <w:rPr>
-          <w:color w:val="FF0000"/>
-        </w:rPr>
-        <w:t>không</w:t>
-      </w:r>
-      <w:proofErr w:type="spellEnd"/>
-      <w:r>
-        <w:rPr>
-          <w:color w:val="FF0000"/>
-        </w:rPr>
-        <w:t xml:space="preserve"> </w:t>
-      </w:r>
-      <w:proofErr w:type="spellStart"/>
-      <w:r>
-        <w:rPr>
-          <w:color w:val="FF0000"/>
-        </w:rPr>
-        <w:t>nói</w:t>
-      </w:r>
-      <w:proofErr w:type="spellEnd"/>
-      <w:r>
-        <w:rPr>
-          <w:color w:val="FF0000"/>
-        </w:rPr>
-        <w:t xml:space="preserve"> code </w:t>
-      </w:r>
-    </w:p>
-    <w:p>
-      <w:pPr>
-        <w:pStyle w:val="Caption"/>
-      </w:pPr>
-      <w:r>
-        <w:t>Hình 5. Lưu đồ hiển thị LCD I2C 1602</w:t>
-      </w:r>
-    </w:p>
-    <w:p>
-      <w:pPr>
-        <w:ind w:firstLine="0"/>
-        <w:jc w:val="center"/>
-      </w:pPr>
-      <w:r>
-        <w:rPr>
-          <w:noProof/>
-        </w:rPr>
-        <w:lastRenderedPageBreak/>
-        <w:drawing>
-          <wp:inline distT="0" distB="0" distL="0" distR="0" wp14:anchorId="730BD3E9" wp14:editId="27CD8A6E">
-            <wp:extent cx="5400000" cy="6254505"/>
-            <wp:effectExtent l="0" t="0" r="0" b="0"/>
-            <wp:docPr id="6" name="Picture 6"/>
-            <wp:cNvGraphicFramePr>
-              <a:graphicFrameLocks xmlns:a="http://schemas.openxmlformats.org/drawingml/2006/main" noChangeAspect="1"/>
-            </wp:cNvGraphicFramePr>
-            <a:graphic xmlns:a="http://schemas.openxmlformats.org/drawingml/2006/main">
-              <a:graphicData uri="http://schemas.openxmlformats.org/drawingml/2006/picture">
-                <pic:pic xmlns:pic="http://schemas.openxmlformats.org/drawingml/2006/picture">
-                  <pic:nvPicPr>
-                    <pic:cNvPr id="0" name="luu_do_bien_tro.png"/>
-                    <pic:cNvPicPr/>
-                  </pic:nvPicPr>
-                  <pic:blipFill>
-                    <a:blip r:embed="rId11"/>
-                    <a:stretch>
-                      <a:fillRect/>
-                    </a:stretch>
-                  </pic:blipFill>
-                  <pic:spPr>
-                    <a:xfrm>
-                      <a:off x="0" y="0"/>
-                      <a:ext cx="5400000" cy="6254505"/>
-                    </a:xfrm>
-                    <a:prstGeom prst="rect">
-                      <a:avLst/>
-                    </a:prstGeom>
-                  </pic:spPr>
-                </pic:pic>
-              </a:graphicData>
-            </a:graphic>
-          </wp:inline>
-        </w:drawing>
-      </w:r>
-    </w:p>
-    <w:p>
-      <w:pPr>
-        <w:pStyle w:val="Caption"/>
-      </w:pPr>
-      <w:r>
-        <w:t>Hình 6. Lưu đồ đọc biến trở suy ra góc tấm pin</w:t>
-      </w:r>
-    </w:p>
-    <w:p>
-      <w:pPr>
-        <w:pStyle w:val="Heading2"/>
-        <w:rPr>
-          <w:color w:val="FF0000"/>
-        </w:rPr>
-      </w:pPr>
-      <w:r>
-        <w:t xml:space="preserve">3.11. Code mẫu hoàn chỉnh của </w:t>
-      </w:r>
-      <w:proofErr w:type="spellStart"/>
-      <w:r>
-        <w:t>mô</w:t>
-      </w:r>
-      <w:proofErr w:type="spellEnd"/>
-      <w:r>
-        <w:t xml:space="preserve"> </w:t>
-      </w:r>
-      <w:proofErr w:type="spellStart"/>
-      <w:r>
-        <w:t>hình</w:t>
-      </w:r>
-      <w:proofErr w:type="spellEnd"/>
-      <w:r>
-        <w:t xml:space="preserve"> </w:t>
-      </w:r>
-      <w:proofErr w:type="spellStart"/>
-      <w:r>
-        <w:t>một</w:t>
-      </w:r>
-      <w:proofErr w:type="spellEnd"/>
-      <w:r>
-        <w:t xml:space="preserve"> </w:t>
-      </w:r>
       <w:proofErr w:type="spellStart"/>
       <w:proofErr w:type="gramStart"/>
-      <w:r>
-        <w:t>trục</w:t>
-      </w:r>
       <w:proofErr w:type="spellEnd"/>
-      <w:r>
-        <w:rPr>
-          <w:color w:val="FF0000"/>
-        </w:rPr>
-        <w:t>(</w:t>
-      </w:r>
       <w:proofErr w:type="spellStart"/>
       <w:proofErr w:type="gramEnd"/>
-      <w:r>
-        <w:rPr>
-          <w:color w:val="FF0000"/>
-        </w:rPr>
-        <w:t>cái</w:t>
-      </w:r>
       <w:proofErr w:type="spellEnd"/>
-      <w:r>
-        <w:rPr>
-          <w:color w:val="FF0000"/>
-        </w:rPr>
-        <w:t xml:space="preserve"> </w:t>
-      </w:r>
       <w:proofErr w:type="spellStart"/>
-      <w:r>
-        <w:rPr>
-          <w:color w:val="FF0000"/>
-        </w:rPr>
-        <w:t>này</w:t>
-      </w:r>
       <w:proofErr w:type="spellEnd"/>
-      <w:r>
-        <w:rPr>
-          <w:color w:val="FF0000"/>
-        </w:rPr>
-        <w:t xml:space="preserve"> chia </w:t>
-      </w:r>
       <w:proofErr w:type="spellStart"/>
-      <w:r>
-        <w:rPr>
-          <w:color w:val="FF0000"/>
-        </w:rPr>
-        <w:t>ra</w:t>
-      </w:r>
       <w:proofErr w:type="spellEnd"/>
-      <w:r>
-        <w:rPr>
-          <w:color w:val="FF0000"/>
-        </w:rPr>
-        <w:t xml:space="preserve"> </w:t>
-      </w:r>
       <w:proofErr w:type="spellStart"/>
-      <w:r>
-        <w:rPr>
-          <w:color w:val="FF0000"/>
-        </w:rPr>
-        <w:t>thành</w:t>
-      </w:r>
       <w:proofErr w:type="spellEnd"/>
-      <w:r>
-        <w:rPr>
-          <w:color w:val="FF0000"/>
-        </w:rPr>
-        <w:t xml:space="preserve"> </w:t>
-      </w:r>
       <w:proofErr w:type="spellStart"/>
-      <w:r>
-        <w:rPr>
-          <w:color w:val="FF0000"/>
-        </w:rPr>
-        <w:t>các</w:t>
-      </w:r>
       <w:proofErr w:type="spellEnd"/>
-      <w:r>
-        <w:rPr>
-          <w:color w:val="FF0000"/>
-        </w:rPr>
-        <w:t xml:space="preserve"> </w:t>
-      </w:r>
       <w:proofErr w:type="spellStart"/>
-      <w:r>
-        <w:rPr>
-          <w:color w:val="FF0000"/>
-        </w:rPr>
-        <w:t>mục</w:t>
-      </w:r>
       <w:proofErr w:type="spellEnd"/>
-      <w:r>
-        <w:rPr>
-          <w:color w:val="FF0000"/>
-        </w:rPr>
-        <w:t xml:space="preserve"> code </w:t>
-      </w:r>
       <w:proofErr w:type="spellStart"/>
-      <w:r>
-        <w:rPr>
-          <w:color w:val="FF0000"/>
-        </w:rPr>
-        <w:t>nhỏ</w:t>
-      </w:r>
       <w:proofErr w:type="spellEnd"/>
-      <w:r>
-        <w:rPr>
-          <w:color w:val="FF0000"/>
-        </w:rPr>
-        <w:t xml:space="preserve"> </w:t>
-      </w:r>
       <w:proofErr w:type="spellStart"/>
-      <w:r>
-        <w:rPr>
-          <w:color w:val="FF0000"/>
-        </w:rPr>
-        <w:t>đọc</w:t>
-      </w:r>
       <w:proofErr w:type="spellEnd"/>
-      <w:r>
-        <w:rPr>
-          <w:color w:val="FF0000"/>
-        </w:rPr>
-        <w:t xml:space="preserve"> </w:t>
-      </w:r>
       <w:proofErr w:type="spellStart"/>
-      <w:r>
-        <w:rPr>
-          <w:color w:val="FF0000"/>
-        </w:rPr>
-        <w:t>giá</w:t>
-      </w:r>
       <w:proofErr w:type="spellEnd"/>
-      <w:r>
-        <w:rPr>
-          <w:color w:val="FF0000"/>
-        </w:rPr>
-        <w:t xml:space="preserve"> </w:t>
-      </w:r>
       <w:proofErr w:type="spellStart"/>
-      <w:r>
-        <w:rPr>
-          <w:color w:val="FF0000"/>
-        </w:rPr>
-        <w:t>trị</w:t>
-      </w:r>
       <w:proofErr w:type="spellEnd"/>
-      <w:r>
-        <w:rPr>
-          <w:color w:val="FF0000"/>
-        </w:rPr>
-        <w:t xml:space="preserve"> </w:t>
-      </w:r>
       <w:proofErr w:type="spellStart"/>
-      <w:r>
-        <w:rPr>
-          <w:color w:val="FF0000"/>
-        </w:rPr>
-        <w:t>adc</w:t>
-      </w:r>
       <w:proofErr w:type="spellEnd"/>
-      <w:r>
-        <w:rPr>
-          <w:color w:val="FF0000"/>
-        </w:rPr>
-        <w:t xml:space="preserve">, </w:t>
-      </w:r>
       <w:proofErr w:type="spellStart"/>
-      <w:r>
-        <w:rPr>
-          <w:color w:val="FF0000"/>
-        </w:rPr>
-        <w:t>điều</w:t>
-      </w:r>
       <w:proofErr w:type="spellEnd"/>
-      <w:r>
-        <w:rPr>
-          <w:color w:val="FF0000"/>
-        </w:rPr>
-        <w:t xml:space="preserve"> </w:t>
-      </w:r>
       <w:proofErr w:type="spellStart"/>
-      <w:r>
-        <w:rPr>
-          <w:color w:val="FF0000"/>
-        </w:rPr>
-        <w:t>khiển</w:t>
-      </w:r>
       <w:proofErr w:type="spellEnd"/>
-      <w:r>
-        <w:rPr>
-          <w:color w:val="FF0000"/>
-        </w:rPr>
-        <w:t xml:space="preserve"> </w:t>
-      </w:r>
       <w:proofErr w:type="spellStart"/>
-      <w:r>
-        <w:rPr>
-          <w:color w:val="FF0000"/>
-        </w:rPr>
-        <w:t>tốc</w:t>
-      </w:r>
       <w:proofErr w:type="spellEnd"/>
-      <w:r>
-        <w:rPr>
-          <w:color w:val="FF0000"/>
-        </w:rPr>
-        <w:t xml:space="preserve"> </w:t>
-      </w:r>
       <w:proofErr w:type="spellStart"/>
-      <w:r>
-        <w:rPr>
-          <w:color w:val="FF0000"/>
-        </w:rPr>
-        <w:t>độ</w:t>
-      </w:r>
       <w:proofErr w:type="spellEnd"/>
-      <w:r>
-        <w:rPr>
-          <w:color w:val="FF0000"/>
-        </w:rPr>
-        <w:t xml:space="preserve">, </w:t>
-      </w:r>
       <w:proofErr w:type="spellStart"/>
-      <w:r>
-        <w:rPr>
-          <w:color w:val="FF0000"/>
-        </w:rPr>
-        <w:t>chiều</w:t>
-      </w:r>
       <w:proofErr w:type="spellEnd"/>
-      <w:r>
-        <w:rPr>
-          <w:color w:val="FF0000"/>
-        </w:rPr>
-        <w:t xml:space="preserve"> quay </w:t>
-      </w:r>
       <w:proofErr w:type="spellStart"/>
-      <w:r>
-        <w:rPr>
-          <w:color w:val="FF0000"/>
-        </w:rPr>
-        <w:t>của</w:t>
-      </w:r>
       <w:proofErr w:type="spellEnd"/>
-      <w:r>
-        <w:rPr>
-          <w:color w:val="FF0000"/>
-        </w:rPr>
-        <w:t xml:space="preserve"> </w:t>
-      </w:r>
       <w:proofErr w:type="spellStart"/>
-      <w:r>
-        <w:rPr>
-          <w:color w:val="FF0000"/>
-        </w:rPr>
-        <w:t>động</w:t>
-      </w:r>
       <w:proofErr w:type="spellEnd"/>
-      <w:r>
-        <w:rPr>
-          <w:color w:val="FF0000"/>
-        </w:rPr>
-        <w:t xml:space="preserve"> </w:t>
-      </w:r>
       <w:proofErr w:type="spellStart"/>
-      <w:r>
-        <w:rPr>
-          <w:color w:val="FF0000"/>
-        </w:rPr>
-        <w:t>cơ</w:t>
-      </w:r>
       <w:proofErr w:type="spellEnd"/>
-      <w:r>
-        <w:rPr>
-          <w:color w:val="FF0000"/>
-        </w:rPr>
-        <w:t xml:space="preserve">, </w:t>
-      </w:r>
       <w:proofErr w:type="spellStart"/>
-      <w:r>
-        <w:rPr>
-          <w:color w:val="FF0000"/>
-        </w:rPr>
-        <w:t>vàđọc</w:t>
-      </w:r>
       <w:proofErr w:type="spellEnd"/>
-      <w:r>
-        <w:rPr>
-          <w:color w:val="FF0000"/>
-        </w:rPr>
-        <w:t xml:space="preserve"> </w:t>
-      </w:r>
       <w:proofErr w:type="spellStart"/>
-      <w:r>
-        <w:rPr>
-          <w:color w:val="FF0000"/>
-        </w:rPr>
-        <w:t>giá</w:t>
-      </w:r>
       <w:proofErr w:type="spellEnd"/>
-      <w:r>
-        <w:rPr>
-          <w:color w:val="FF0000"/>
-        </w:rPr>
-        <w:t xml:space="preserve"> </w:t>
-      </w:r>
       <w:proofErr w:type="spellStart"/>
-      <w:r>
-        <w:rPr>
-          <w:color w:val="FF0000"/>
-        </w:rPr>
-        <w:t>trị</w:t>
-      </w:r>
       <w:proofErr w:type="spellEnd"/>
-      <w:r>
-        <w:rPr>
-          <w:color w:val="FF0000"/>
-        </w:rPr>
-        <w:t xml:space="preserve"> </w:t>
-      </w:r>
       <w:proofErr w:type="spellStart"/>
-      <w:r>
-        <w:rPr>
-          <w:color w:val="FF0000"/>
-        </w:rPr>
-        <w:t>thời</w:t>
-      </w:r>
       <w:proofErr w:type="spellEnd"/>
-      <w:r>
-        <w:rPr>
-          <w:color w:val="FF0000"/>
-        </w:rPr>
-        <w:t xml:space="preserve"> </w:t>
-      </w:r>
       <w:proofErr w:type="spellStart"/>
-      <w:r>
-        <w:rPr>
-          <w:color w:val="FF0000"/>
-        </w:rPr>
-        <w:t>gian</w:t>
-      </w:r>
       <w:proofErr w:type="spellEnd"/>
-      <w:r>
-        <w:rPr>
-          <w:color w:val="FF0000"/>
-        </w:rPr>
-        <w:t xml:space="preserve"> </w:t>
-      </w:r>
       <w:proofErr w:type="spellStart"/>
-      <w:r>
-        <w:rPr>
-          <w:color w:val="FF0000"/>
-        </w:rPr>
-        <w:t>của</w:t>
-      </w:r>
       <w:proofErr w:type="spellEnd"/>
-      <w:r>
-        <w:rPr>
-          <w:color w:val="FF0000"/>
-        </w:rPr>
-        <w:t xml:space="preserve"> ds1307,… </w:t>
-      </w:r>
       <w:proofErr w:type="spellStart"/>
-      <w:r>
-        <w:rPr>
-          <w:color w:val="FF0000"/>
-        </w:rPr>
-        <w:t>rồi</w:t>
-      </w:r>
       <w:proofErr w:type="spellEnd"/>
-      <w:r>
-        <w:rPr>
-          <w:color w:val="FF0000"/>
-        </w:rPr>
-        <w:t xml:space="preserve"> </w:t>
-      </w:r>
       <w:proofErr w:type="spellStart"/>
-      <w:r>
-        <w:rPr>
-          <w:color w:val="FF0000"/>
-        </w:rPr>
-        <w:t>mới</w:t>
-      </w:r>
       <w:proofErr w:type="spellEnd"/>
-      <w:r>
-        <w:rPr>
-          <w:color w:val="FF0000"/>
-        </w:rPr>
-        <w:t xml:space="preserve"> </w:t>
-      </w:r>
       <w:proofErr w:type="spellStart"/>
-      <w:r>
-        <w:rPr>
-          <w:color w:val="FF0000"/>
-        </w:rPr>
-        <w:t>ghép</w:t>
-      </w:r>
       <w:proofErr w:type="spellEnd"/>
-      <w:r>
-        <w:rPr>
-          <w:color w:val="FF0000"/>
-        </w:rPr>
-        <w:t xml:space="preserve"> </w:t>
-      </w:r>
       <w:proofErr w:type="spellStart"/>
-      <w:r>
-        <w:rPr>
-          <w:color w:val="FF0000"/>
-        </w:rPr>
-        <w:t>thành</w:t>
-      </w:r>
       <w:proofErr w:type="spellEnd"/>
-      <w:r>
-        <w:rPr>
-          <w:color w:val="FF0000"/>
-        </w:rPr>
-        <w:t xml:space="preserve"> code </w:t>
-      </w:r>
       <w:proofErr w:type="spellStart"/>
-      <w:r>
-        <w:rPr>
-          <w:color w:val="FF0000"/>
-        </w:rPr>
-        <w:t>lớn</w:t>
-      </w:r>
       <w:proofErr w:type="spellEnd"/>
-      <w:r>
-        <w:rPr>
-          <w:color w:val="FF0000"/>
-        </w:rPr>
-        <w:t xml:space="preserve"> </w:t>
-      </w:r>
       <w:proofErr w:type="spellStart"/>
-      <w:r>
-        <w:rPr>
-          <w:color w:val="FF0000"/>
-        </w:rPr>
-        <w:t>như</w:t>
-      </w:r>
       <w:proofErr w:type="spellEnd"/>
-      <w:r>
-        <w:rPr>
-          <w:color w:val="FF0000"/>
-        </w:rPr>
-        <w:t xml:space="preserve"> </w:t>
-      </w:r>
       <w:proofErr w:type="spellStart"/>
-      <w:r>
-        <w:rPr>
-          <w:color w:val="FF0000"/>
-        </w:rPr>
-        <w:t>thế</w:t>
-      </w:r>
       <w:proofErr w:type="spellEnd"/>
-      <w:r>
-        <w:rPr>
-          <w:color w:val="FF0000"/>
-        </w:rPr>
-        <w:t xml:space="preserve"> </w:t>
-      </w:r>
       <w:proofErr w:type="spellStart"/>
-      <w:r>
-        <w:rPr>
-          <w:color w:val="FF0000"/>
-        </w:rPr>
-        <w:t>này</w:t>
-      </w:r>
       <w:proofErr w:type="spellEnd"/>
-      <w:r>
-        <w:rPr>
-          <w:color w:val="FF0000"/>
-        </w:rPr>
-        <w:t>.)</w:t>
-      </w:r>
-    </w:p>
-    <w:p>
-      <w:pPr>
-        <w:pStyle w:val="MacroText"/>
-        <w:spacing w:before="120" w:after="0"/>
-        <w:ind w:left="340"/>
-      </w:pPr>
+    </w:p>
+    <w:p>
+      <w:r>
+        <w:rPr>
+          <w:color w:val="000000"/>
+        </w:rPr>
+        <w:t>Mỗi khối xử lý trong chương trình được viết thành hàm riêng để dễ kiểm thử trên bench; năm khối chính liệt kê dưới đây, chương trình ghép hoàn chỉnh đặt ở Phụ lục A.</w:t>
+      </w:r>
+    </w:p>
+    <w:p>
+      <w:pPr>
+        <w:pStyle w:val="Heading3"/>
+      </w:pPr>
+      <w:r>
+        <w:rPr>
+          <w:color w:val="000000"/>
+        </w:rPr>
+        <w:t>3.7.1. Đọc giá trị ADC bốn kênh quang trở</w:t>
+      </w:r>
+    </w:p>
+    <w:p>
       <w:r>
         <w:rPr>
           <w:rFonts w:ascii="Consolas" w:hAnsi="Consolas"/>
-          <w:color w:val="1F3350"/>
-          <w:sz w:val="17"/>
-        </w:rPr>
-        <w:t>// Bam nang hybrid 1 truc - ESP32 DevKit (thien van tho + LDR tinh chinh)</w:t>
-      </w:r>
-    </w:p>
-    <w:p>
-      <w:pPr>
-        <w:pStyle w:val="MacroText"/>
-        <w:spacing w:after="0"/>
-        <w:ind w:left="340"/>
-      </w:pPr>
+          <w:color w:val="000000"/>
+          <w:sz w:val="18"/>
+        </w:rPr>
+        <w:t>int docQuangTro(int chan, float kCal) {</w:t>
+      </w:r>
+    </w:p>
+    <w:p>
       <w:r>
         <w:rPr>
           <w:rFonts w:ascii="Consolas" w:hAnsi="Consolas"/>
-          <w:color w:val="1F3350"/>
-          <w:sz w:val="17"/>
-        </w:rPr>
-        <w:t>// Dung chan theo sheet EasyEDA: LDR 25/26/27/14, bien tro 36, ap pin 39,</w:t>
-      </w:r>
-    </w:p>
-    <w:p>
-      <w:pPr>
-        <w:pStyle w:val="MacroText"/>
-        <w:spacing w:after="0"/>
-        <w:ind w:left="340"/>
-      </w:pPr>
+          <w:color w:val="000000"/>
+          <w:sz w:val="18"/>
+        </w:rPr>
+        <w:t xml:space="preserve">  long s = 0;</w:t>
+      </w:r>
+    </w:p>
+    <w:p>
       <w:r>
         <w:rPr>
           <w:rFonts w:ascii="Consolas" w:hAnsi="Consolas"/>
-          <w:color w:val="1F3350"/>
-          <w:sz w:val="17"/>
-        </w:rPr>
-        <w:t>// hanh trinh 34/35/32/33, lenh motor 19/18 (tich cuc THAP qua opto PC817).</w:t>
-      </w:r>
-    </w:p>
-    <w:p>
-      <w:pPr>
-        <w:pStyle w:val="MacroText"/>
-        <w:spacing w:after="0"/>
-        <w:ind w:left="340"/>
-      </w:pPr>
+          <w:color w:val="000000"/>
+          <w:sz w:val="18"/>
+        </w:rPr>
+        <w:t xml:space="preserve">  for (int i = 0; i &lt; 16; i++) { s += analogRead(chan); delay(2); }</w:t>
+      </w:r>
+    </w:p>
+    <w:p>
       <w:r>
         <w:rPr>
           <w:rFonts w:ascii="Consolas" w:hAnsi="Consolas"/>
-          <w:color w:val="1F3350"/>
-          <w:sz w:val="17"/>
-        </w:rPr>
-        <w:t>#include &lt;Arduino.h&gt;</w:t>
-      </w:r>
-    </w:p>
-    <w:p>
-      <w:pPr>
-        <w:pStyle w:val="MacroText"/>
-        <w:spacing w:after="0"/>
-        <w:ind w:left="340"/>
-      </w:pPr>
+          <w:color w:val="000000"/>
+          <w:sz w:val="18"/>
+        </w:rPr>
+        <w:t xml:space="preserve">  return (int)((s / 16.0) * kCal);</w:t>
+      </w:r>
+    </w:p>
+    <w:p>
       <w:r>
         <w:rPr>
           <w:rFonts w:ascii="Consolas" w:hAnsi="Consolas"/>
-          <w:color w:val="1F3350"/>
-          <w:sz w:val="17"/>
-        </w:rPr>
-        <w:t>#include &lt;Wire.h&gt;</w:t>
-      </w:r>
-    </w:p>
-    <w:p>
-      <w:pPr>
-        <w:pStyle w:val="MacroText"/>
-        <w:spacing w:after="0"/>
-        <w:ind w:left="340"/>
-      </w:pPr>
+          <w:color w:val="000000"/>
+          <w:sz w:val="18"/>
+        </w:rPr>
+        <w:t>}</w:t>
+      </w:r>
+    </w:p>
+    <w:p>
+      <w:pPr>
+        <w:pStyle w:val="Heading3"/>
+      </w:pPr>
+      <w:r>
+        <w:rPr>
+          <w:color w:val="000000"/>
+        </w:rPr>
+        <w:t>3.7.2. Điều khiển chiều quay và tốc độ động cơ qua cầu H</w:t>
+      </w:r>
+    </w:p>
+    <w:p>
       <w:r>
         <w:rPr>
           <w:rFonts w:ascii="Consolas" w:hAnsi="Consolas"/>
-          <w:color w:val="1F3350"/>
-          <w:sz w:val="17"/>
-        </w:rPr>
-        <w:t>#include &lt;LiquidCrystal_I2C.h&gt;</w:t>
-      </w:r>
-    </w:p>
-    <w:p>
-      <w:pPr>
-        <w:pStyle w:val="MacroText"/>
-        <w:spacing w:after="0"/>
-        <w:ind w:left="340"/>
-      </w:pPr>
+          <w:color w:val="000000"/>
+          <w:sz w:val="18"/>
+        </w:rPr>
+        <w:t>void quayMotor(int pinThuan, int pinNguoc, int chieu, int pwm) {</w:t>
+      </w:r>
+    </w:p>
+    <w:p>
       <w:r>
         <w:rPr>
           <w:rFonts w:ascii="Consolas" w:hAnsi="Consolas"/>
-          <w:color w:val="1F3350"/>
-          <w:sz w:val="17"/>
-        </w:rPr>
-        <w:t xml:space="preserve"> </w:t>
-      </w:r>
-    </w:p>
-    <w:p>
-      <w:pPr>
-        <w:pStyle w:val="MacroText"/>
-        <w:spacing w:after="0"/>
-        <w:ind w:left="340"/>
-      </w:pPr>
+          <w:color w:val="000000"/>
+          <w:sz w:val="18"/>
+        </w:rPr>
+        <w:t xml:space="preserve">  ledcWrite(KENH_PWM, pwm);            // toc do</w:t>
+      </w:r>
+    </w:p>
+    <w:p>
       <w:r>
         <w:rPr>
           <w:rFonts w:ascii="Consolas" w:hAnsi="Consolas"/>
-          <w:color w:val="1F3350"/>
-          <w:sz w:val="17"/>
-        </w:rPr>
-        <w:t>const int LDR[4]  = {25, 26, 27, 14};      // TT, PT, TD, PD (ADC2)</w:t>
-      </w:r>
-    </w:p>
-    <w:p>
-      <w:pPr>
-        <w:pStyle w:val="MacroText"/>
-        <w:spacing w:after="0"/>
-        <w:ind w:left="340"/>
-      </w:pPr>
+          <w:color w:val="000000"/>
+          <w:sz w:val="18"/>
+        </w:rPr>
+        <w:t xml:space="preserve">  digitalWrite(pinThuan, chieu &gt; 0 ? LOW : HIGH);   // tich cuc thap</w:t>
+      </w:r>
+    </w:p>
+    <w:p>
       <w:r>
         <w:rPr>
           <w:rFonts w:ascii="Consolas" w:hAnsi="Consolas"/>
-          <w:color w:val="1F3350"/>
-          <w:sz w:val="17"/>
-        </w:rPr>
-        <w:t>const int PIN_POT = 36, PIN_AP_PIN = 39;   // ADC1</w:t>
-      </w:r>
-    </w:p>
-    <w:p>
-      <w:pPr>
-        <w:pStyle w:val="MacroText"/>
-        <w:spacing w:after="0"/>
-        <w:ind w:left="340"/>
-      </w:pPr>
+          <w:color w:val="000000"/>
+          <w:sz w:val="18"/>
+        </w:rPr>
+        <w:t xml:space="preserve">  digitalWrite(pinNguoc, chieu &lt; 0 ? LOW : HIGH);</w:t>
+      </w:r>
+    </w:p>
+    <w:p>
       <w:r>
         <w:rPr>
           <w:rFonts w:ascii="Consolas" w:hAnsi="Consolas"/>
-          <w:color w:val="1F3350"/>
-          <w:sz w:val="17"/>
-        </w:rPr>
-        <w:t>const int QT[4]   = {34, 35, 32, 33};      // cong tac hanh trinh, keo xuong 1k</w:t>
-      </w:r>
-    </w:p>
-    <w:p>
-      <w:pPr>
-        <w:pStyle w:val="MacroText"/>
-        <w:spacing w:after="0"/>
-        <w:ind w:left="340"/>
-      </w:pPr>
+          <w:color w:val="000000"/>
+          <w:sz w:val="18"/>
+        </w:rPr>
+        <w:t>}</w:t>
+      </w:r>
+    </w:p>
+    <w:p>
       <w:r>
         <w:rPr>
           <w:rFonts w:ascii="Consolas" w:hAnsi="Consolas"/>
-          <w:color w:val="1F3350"/>
-          <w:sz w:val="17"/>
-        </w:rPr>
-        <w:t>const int THUAN = 19, NGUOC = 18;          // cau H: LOW = chay, HIGH = khoa</w:t>
-      </w:r>
-    </w:p>
-    <w:p>
-      <w:pPr>
-        <w:pStyle w:val="MacroText"/>
-        <w:spacing w:after="0"/>
-        <w:ind w:left="340"/>
-      </w:pPr>
+          <w:color w:val="000000"/>
+          <w:sz w:val="18"/>
+        </w:rPr>
+        <w:t>void khoaMotor(int pinThuan, int pinNguoc) {</w:t>
+      </w:r>
+    </w:p>
+    <w:p>
       <w:r>
         <w:rPr>
           <w:rFonts w:ascii="Consolas" w:hAnsi="Consolas"/>
-          <w:color w:val="1F3350"/>
-          <w:sz w:val="17"/>
-        </w:rPr>
-        <w:lastRenderedPageBreak/>
-        <w:t>LiquidCrystal_I2C lcd(0x27, 16, 2);</w:t>
-      </w:r>
-    </w:p>
-    <w:p>
-      <w:pPr>
-        <w:pStyle w:val="MacroText"/>
-        <w:spacing w:after="0"/>
-        <w:ind w:left="340"/>
-      </w:pPr>
+          <w:color w:val="000000"/>
+          <w:sz w:val="18"/>
+        </w:rPr>
+        <w:t xml:space="preserve">  digitalWrite(pinThuan, HIGH); digitalWrite(pinNguoc, HIGH);</w:t>
+      </w:r>
+    </w:p>
+    <w:p>
       <w:r>
         <w:rPr>
           <w:rFonts w:ascii="Consolas" w:hAnsi="Consolas"/>
-          <w:color w:val="1F3350"/>
-          <w:sz w:val="17"/>
-        </w:rPr>
-        <w:t xml:space="preserve"> </w:t>
-      </w:r>
-    </w:p>
-    <w:p>
-      <w:pPr>
-        <w:pStyle w:val="MacroText"/>
-        <w:spacing w:after="0"/>
-        <w:ind w:left="340"/>
-      </w:pPr>
+          <w:color w:val="000000"/>
+          <w:sz w:val="18"/>
+        </w:rPr>
+        <w:t>}</w:t>
+      </w:r>
+    </w:p>
+    <w:p>
+      <w:pPr>
+        <w:pStyle w:val="Heading3"/>
+      </w:pPr>
+      <w:r>
+        <w:rPr>
+          <w:color w:val="000000"/>
+        </w:rPr>
+        <w:t>3.7.3. Đọc thời gian từ DS1307</w:t>
+      </w:r>
+    </w:p>
+    <w:p>
       <w:r>
         <w:rPr>
           <w:rFonts w:ascii="Consolas" w:hAnsi="Consolas"/>
-          <w:color w:val="1F3350"/>
-          <w:sz w:val="17"/>
-        </w:rPr>
-        <w:t>const float PHI = 20.93;                   // vi do My Hao, Hung Yen</w:t>
-      </w:r>
-    </w:p>
-    <w:p>
-      <w:pPr>
-        <w:pStyle w:val="MacroText"/>
-        <w:spacing w:after="0"/>
-        <w:ind w:left="340"/>
-      </w:pPr>
+          <w:color w:val="000000"/>
+          <w:sz w:val="18"/>
+        </w:rPr>
+        <w:t>DateTime bayGio = RTC.now();</w:t>
+      </w:r>
+    </w:p>
+    <w:p>
       <w:r>
         <w:rPr>
           <w:rFonts w:ascii="Consolas" w:hAnsi="Consolas"/>
-          <w:color w:val="1F3350"/>
-          <w:sz w:val="17"/>
-        </w:rPr>
-        <w:t>const int NGUONG = 200, VUNG_CHET = 120;   // muc ADC cua e1</w:t>
-      </w:r>
-    </w:p>
-    <w:p>
-      <w:pPr>
-        <w:pStyle w:val="MacroText"/>
-        <w:spacing w:after="0"/>
-        <w:ind w:left="340"/>
-      </w:pPr>
+          <w:color w:val="000000"/>
+          <w:sz w:val="18"/>
+        </w:rPr>
+        <w:t>int ngay = bayGio.day(); int thang = bayGio.month();</w:t>
+      </w:r>
+    </w:p>
+    <w:p>
       <w:r>
         <w:rPr>
           <w:rFonts w:ascii="Consolas" w:hAnsi="Consolas"/>
-          <w:color w:val="1F3350"/>
-          <w:sz w:val="17"/>
-        </w:rPr>
-        <w:t>const float S_MIN = 2500;                  // tong 4 kenh duoi day = may mu</w:t>
-      </w:r>
-    </w:p>
-    <w:p>
-      <w:pPr>
-        <w:pStyle w:val="MacroText"/>
-        <w:spacing w:after="0"/>
-        <w:ind w:left="340"/>
-      </w:pPr>
+          <w:color w:val="000000"/>
+          <w:sz w:val="18"/>
+        </w:rPr>
+        <w:t>int gio = bayGio.hour(); int phut = bayGio.minute();</w:t>
+      </w:r>
+    </w:p>
+    <w:p>
+      <w:pPr>
+        <w:pStyle w:val="Heading3"/>
+      </w:pPr>
+      <w:r>
+        <w:rPr>
+          <w:color w:val="000000"/>
+        </w:rPr>
+        <w:t>3.7.4. Hiển thị hai dòng lên LCD I2C</w:t>
+      </w:r>
+    </w:p>
+    <w:p>
       <w:r>
         <w:rPr>
           <w:rFonts w:ascii="Consolas" w:hAnsi="Consolas"/>
-          <w:color w:val="1F3350"/>
-          <w:sz w:val="17"/>
-        </w:rPr>
-        <w:t>const unsigned long T_LDR = 120000;        // 2 phut</w:t>
-      </w:r>
-    </w:p>
-    <w:p>
-      <w:pPr>
-        <w:pStyle w:val="MacroText"/>
-        <w:spacing w:after="0"/>
-        <w:ind w:left="340"/>
-      </w:pPr>
+          <w:color w:val="000000"/>
+          <w:sz w:val="18"/>
+        </w:rPr>
+        <w:t>lcd.clear();</w:t>
+      </w:r>
+    </w:p>
+    <w:p>
       <w:r>
         <w:rPr>
           <w:rFonts w:ascii="Consolas" w:hAnsi="Consolas"/>
-          <w:color w:val="1F3350"/>
-          <w:sz w:val="17"/>
-        </w:rPr>
-        <w:t>const unsigned long T_TV  = 1800000;       // 30 phut</w:t>
-      </w:r>
-    </w:p>
-    <w:p>
-      <w:pPr>
-        <w:pStyle w:val="MacroText"/>
-        <w:spacing w:after="0"/>
-        <w:ind w:left="340"/>
-      </w:pPr>
+          <w:color w:val="000000"/>
+          <w:sz w:val="18"/>
+        </w:rPr>
+        <w:t>lcd.setCursor(0, 0); lcd.print("Gio: 10:35  A=47.2");</w:t>
+      </w:r>
+    </w:p>
+    <w:p>
       <w:r>
         <w:rPr>
           <w:rFonts w:ascii="Consolas" w:hAnsi="Consolas"/>
-          <w:color w:val="1F3350"/>
-          <w:sz w:val="17"/>
-        </w:rPr>
-        <w:t>float K_cal[4] = {1.0, 1.0, 1.0, 1.0};     // he so hieu chuan 4 kenh</w:t>
-      </w:r>
-    </w:p>
-    <w:p>
-      <w:pPr>
-        <w:pStyle w:val="MacroText"/>
-        <w:spacing w:after="0"/>
-        <w:ind w:left="340"/>
-      </w:pPr>
+          <w:color w:val="000000"/>
+          <w:sz w:val="18"/>
+        </w:rPr>
+        <w:t>lcd.setCursor(0, 1); lcd.print("Goc pin: -12  e1=+85");</w:t>
+      </w:r>
+    </w:p>
+    <w:p>
+      <w:pPr>
+        <w:pStyle w:val="Heading3"/>
+      </w:pPr>
+      <w:r>
+        <w:rPr>
+          <w:color w:val="000000"/>
+        </w:rPr>
+        <w:t>3.7.5. Đọc biến trở hồi tiếp suy ra góc khung</w:t>
+      </w:r>
+    </w:p>
+    <w:p>
       <w:r>
         <w:rPr>
           <w:rFonts w:ascii="Consolas" w:hAnsi="Consolas"/>
-          <w:color w:val="1F3350"/>
-          <w:sz w:val="17"/>
-        </w:rPr>
-        <w:t>unsigned long tLDR = 0, tTV = 0;</w:t>
-      </w:r>
-    </w:p>
-    <w:p>
-      <w:pPr>
-        <w:pStyle w:val="MacroText"/>
-        <w:spacing w:after="0"/>
-        <w:ind w:left="340"/>
-      </w:pPr>
+          <w:color w:val="000000"/>
+          <w:sz w:val="18"/>
+        </w:rPr>
+        <w:t>float gocHoiTiep() {</w:t>
+      </w:r>
+    </w:p>
+    <w:p>
       <w:r>
         <w:rPr>
           <w:rFonts w:ascii="Consolas" w:hAnsi="Consolas"/>
-          <w:color w:val="1F3350"/>
-          <w:sz w:val="17"/>
-        </w:rPr>
-        <w:t xml:space="preserve"> </w:t>
-      </w:r>
-    </w:p>
-    <w:p>
-      <w:pPr>
-        <w:pStyle w:val="MacroText"/>
-        <w:spacing w:after="0"/>
-        <w:ind w:left="340"/>
-      </w:pPr>
+          <w:color w:val="000000"/>
+          <w:sz w:val="18"/>
+        </w:rPr>
+        <w:t xml:space="preserve">  int v = analogRead(PIN_BIEN_TRO);</w:t>
+      </w:r>
+    </w:p>
+    <w:p>
       <w:r>
         <w:rPr>
           <w:rFonts w:ascii="Consolas" w:hAnsi="Consolas"/>
-          <w:color w:val="1F3350"/>
-          <w:sz w:val="17"/>
-        </w:rPr>
-        <w:t>int docTB(int chan, int n = 16) {          // trung binh co loai mau lech</w:t>
-      </w:r>
-    </w:p>
-    <w:p>
-      <w:pPr>
-        <w:pStyle w:val="MacroText"/>
-        <w:spacing w:after="0"/>
-        <w:ind w:left="340"/>
-      </w:pPr>
+          <w:color w:val="000000"/>
+          <w:sz w:val="18"/>
+        </w:rPr>
+        <w:t xml:space="preserve">  return noiSuyBaDiem(v, V_MIN, V_MID, V_MAX);</w:t>
+      </w:r>
+    </w:p>
+    <w:p>
       <w:r>
         <w:rPr>
           <w:rFonts w:ascii="Consolas" w:hAnsi="Consolas"/>
-          <w:color w:val="1F3350"/>
-          <w:sz w:val="17"/>
-        </w:rPr>
-        <w:t xml:space="preserve">  long s = 0; int m[16];</w:t>
-      </w:r>
-    </w:p>
-    <w:p>
-      <w:pPr>
-        <w:pStyle w:val="MacroText"/>
-        <w:spacing w:after="0"/>
-        <w:ind w:left="340"/>
-      </w:pPr>
-      <w:r>
-        <w:rPr>
-          <w:rFonts w:ascii="Consolas" w:hAnsi="Consolas"/>
-          <w:color w:val="1F3350"/>
-          <w:sz w:val="17"/>
-        </w:rPr>
-        <w:t xml:space="preserve">  for (int i = 0; i &lt; n; i++) { m[i] = analogRead(chan); s += m[i]; }</w:t>
-      </w:r>
-    </w:p>
-    <w:p>
-      <w:pPr>
-        <w:pStyle w:val="MacroText"/>
-        <w:spacing w:after="0"/>
-        <w:ind w:left="340"/>
-      </w:pPr>
-      <w:r>
-        <w:rPr>
-          <w:rFonts w:ascii="Consolas" w:hAnsi="Consolas"/>
-          <w:color w:val="1F3350"/>
-          <w:sz w:val="17"/>
-        </w:rPr>
-        <w:t xml:space="preserve">  long tb = s / n; long s2 = 0; int d = 0;</w:t>
-      </w:r>
-    </w:p>
-    <w:p>
-      <w:pPr>
-        <w:pStyle w:val="MacroText"/>
-        <w:spacing w:after="0"/>
-        <w:ind w:left="340"/>
-      </w:pPr>
-      <w:r>
-        <w:rPr>
-          <w:rFonts w:ascii="Consolas" w:hAnsi="Consolas"/>
-          <w:color w:val="1F3350"/>
-          <w:sz w:val="17"/>
-        </w:rPr>
-        <w:t xml:space="preserve">  for (int i = 0; i &lt; n; i++) if (abs(m[i] - tb) * 4 &lt; tb) { s2 += m[i]; d++; }</w:t>
-      </w:r>
-    </w:p>
-    <w:p>
-      <w:pPr>
-        <w:pStyle w:val="MacroText"/>
-        <w:spacing w:after="0"/>
-        <w:ind w:left="340"/>
-      </w:pPr>
-      <w:r>
-        <w:rPr>
-          <w:rFonts w:ascii="Consolas" w:hAnsi="Consolas"/>
-          <w:color w:val="1F3350"/>
-          <w:sz w:val="17"/>
-        </w:rPr>
-        <w:t xml:space="preserve">  return d ? s2 / d : tb;</w:t>
-      </w:r>
-    </w:p>
-    <w:p>
-      <w:pPr>
-        <w:pStyle w:val="MacroText"/>
-        <w:spacing w:after="0"/>
-        <w:ind w:left="340"/>
-      </w:pPr>
-      <w:r>
-        <w:rPr>
-          <w:rFonts w:ascii="Consolas" w:hAnsi="Consolas"/>
-          <w:color w:val="1F3350"/>
-          <w:sz w:val="17"/>
+          <w:color w:val="000000"/>
+          <w:sz w:val="18"/>
         </w:rPr>
         <w:t>}</w:t>
       </w:r>
     </w:p>
     <w:p>
-      <w:pPr>
-        <w:pStyle w:val="MacroText"/>
-        <w:spacing w:after="0"/>
-        <w:ind w:left="340"/>
-      </w:pPr>
-      <w:r>
-        <w:rPr>
-          <w:rFonts w:ascii="Consolas" w:hAnsi="Consolas"/>
-          <w:color w:val="1F3350"/>
-          <w:sz w:val="17"/>
-        </w:rPr>
-        <w:t xml:space="preserve"> </w:t>
-      </w:r>
-    </w:p>
-    <w:p>
-      <w:pPr>
-        <w:pStyle w:val="MacroText"/>
-        <w:spacing w:after="0"/>
-        <w:ind w:left="340"/>
-      </w:pPr>
-      <w:r>
-        <w:rPr>
-          <w:rFonts w:ascii="Consolas" w:hAnsi="Consolas"/>
-          <w:color w:val="1F3350"/>
-          <w:sz w:val="17"/>
-        </w:rPr>
-        <w:t>void docDS1307(int &amp;ngay, int &amp;thang, int &amp;hh, int &amp;mm, int &amp;ss) {</w:t>
-      </w:r>
-    </w:p>
-    <w:p>
-      <w:pPr>
-        <w:pStyle w:val="MacroText"/>
-        <w:spacing w:after="0"/>
-        <w:ind w:left="340"/>
-      </w:pPr>
-      <w:r>
-        <w:rPr>
-          <w:rFonts w:ascii="Consolas" w:hAnsi="Consolas"/>
-          <w:color w:val="1F3350"/>
-          <w:sz w:val="17"/>
-        </w:rPr>
-        <w:t xml:space="preserve">  Wire.beginTransmission(0x68); Wire.write(0x00); Wire.endTransmission();</w:t>
-      </w:r>
-    </w:p>
-    <w:p>
-      <w:pPr>
-        <w:pStyle w:val="MacroText"/>
-        <w:spacing w:after="0"/>
-        <w:ind w:left="340"/>
-      </w:pPr>
-      <w:r>
-        <w:rPr>
-          <w:rFonts w:ascii="Consolas" w:hAnsi="Consolas"/>
-          <w:color w:val="1F3350"/>
-          <w:sz w:val="17"/>
-        </w:rPr>
-        <w:t xml:space="preserve">  Wire.requestFrom(0x68, 7);</w:t>
-      </w:r>
-    </w:p>
-    <w:p>
-      <w:pPr>
-        <w:pStyle w:val="MacroText"/>
-        <w:spacing w:after="0"/>
-        <w:ind w:left="340"/>
-      </w:pPr>
-      <w:r>
-        <w:rPr>
-          <w:rFonts w:ascii="Consolas" w:hAnsi="Consolas"/>
-          <w:color w:val="1F3350"/>
-          <w:sz w:val="17"/>
-        </w:rPr>
-        <w:t xml:space="preserve">  byte b[7]; for (int i = 0; i &lt; 7; i++) b[i] = Wire.read();</w:t>
-      </w:r>
-    </w:p>
-    <w:p>
-      <w:pPr>
-        <w:pStyle w:val="MacroText"/>
-        <w:spacing w:after="0"/>
-        <w:ind w:left="340"/>
-      </w:pPr>
-      <w:r>
-        <w:rPr>
-          <w:rFonts w:ascii="Consolas" w:hAnsi="Consolas"/>
-          <w:color w:val="1F3350"/>
-          <w:sz w:val="17"/>
-        </w:rPr>
-        <w:t xml:space="preserve">  auto bcd = [](byte x) { return (x &gt;&gt; 4) * 10 + (x &amp; 0x0F); };</w:t>
-      </w:r>
-    </w:p>
-    <w:p>
-      <w:pPr>
-        <w:pStyle w:val="MacroText"/>
-        <w:spacing w:after="0"/>
-        <w:ind w:left="340"/>
-      </w:pPr>
-      <w:r>
-        <w:rPr>
-          <w:rFonts w:ascii="Consolas" w:hAnsi="Consolas"/>
-          <w:color w:val="1F3350"/>
-          <w:sz w:val="17"/>
-        </w:rPr>
-        <w:t xml:space="preserve">  ss = bcd(b[0] &amp; 0x7F); mm = bcd(b[1] &amp; 0x7F); hh = bcd(b[2] &amp; 0x3F);</w:t>
-      </w:r>
-    </w:p>
-    <w:p>
-      <w:pPr>
-        <w:pStyle w:val="MacroText"/>
-        <w:spacing w:after="0"/>
-        <w:ind w:left="340"/>
-      </w:pPr>
-      <w:r>
-        <w:rPr>
-          <w:rFonts w:ascii="Consolas" w:hAnsi="Consolas"/>
-          <w:color w:val="1F3350"/>
-          <w:sz w:val="17"/>
-        </w:rPr>
-        <w:t xml:space="preserve">  ngay = bcd(b[4] &amp; 0x3F); thang = bcd(b[5] &amp; 0x1F);</w:t>
-      </w:r>
-    </w:p>
-    <w:p>
-      <w:pPr>
-        <w:pStyle w:val="MacroText"/>
-        <w:spacing w:after="0"/>
-        <w:ind w:left="340"/>
-      </w:pPr>
-      <w:r>
-        <w:rPr>
-          <w:rFonts w:ascii="Consolas" w:hAnsi="Consolas"/>
-          <w:color w:val="1F3350"/>
-          <w:sz w:val="17"/>
-        </w:rPr>
-        <w:t>}</w:t>
-      </w:r>
-    </w:p>
-    <w:p>
-      <w:pPr>
-        <w:pStyle w:val="MacroText"/>
-        <w:spacing w:after="0"/>
-        <w:ind w:left="340"/>
-      </w:pPr>
-      <w:r>
-        <w:rPr>
-          <w:rFonts w:ascii="Consolas" w:hAnsi="Consolas"/>
-          <w:color w:val="1F3350"/>
-          <w:sz w:val="17"/>
-        </w:rPr>
-        <w:t xml:space="preserve"> </w:t>
-      </w:r>
-    </w:p>
-    <w:p>
-      <w:pPr>
-        <w:pStyle w:val="MacroText"/>
-        <w:spacing w:after="0"/>
-        <w:ind w:left="340"/>
-      </w:pPr>
-      <w:r>
-        <w:rPr>
-          <w:rFonts w:ascii="Consolas" w:hAnsi="Consolas"/>
-          <w:color w:val="1F3350"/>
-          <w:sz w:val="17"/>
-        </w:rPr>
-        <w:t>int ngayTrongNam(int ngay, int thang) {</w:t>
-      </w:r>
-    </w:p>
-    <w:p>
-      <w:pPr>
-        <w:pStyle w:val="MacroText"/>
-        <w:spacing w:after="0"/>
-        <w:ind w:left="340"/>
-      </w:pPr>
-      <w:r>
-        <w:rPr>
-          <w:rFonts w:ascii="Consolas" w:hAnsi="Consolas"/>
-          <w:color w:val="1F3350"/>
-          <w:sz w:val="17"/>
-        </w:rPr>
-        <w:t xml:space="preserve">  const int t31[12] = {31,28,31,30,31,30,31,31,30,31,30,31};</w:t>
-      </w:r>
-    </w:p>
-    <w:p>
-      <w:pPr>
-        <w:pStyle w:val="MacroText"/>
-        <w:spacing w:after="0"/>
-        <w:ind w:left="340"/>
-      </w:pPr>
-      <w:r>
-        <w:rPr>
-          <w:rFonts w:ascii="Consolas" w:hAnsi="Consolas"/>
-          <w:color w:val="1F3350"/>
-          <w:sz w:val="17"/>
-        </w:rPr>
-        <w:t xml:space="preserve">  int n = ngay; for (int m = 1; m &lt; thang; m++) n += t31[m - 1];</w:t>
-      </w:r>
-    </w:p>
-    <w:p>
-      <w:pPr>
-        <w:pStyle w:val="MacroText"/>
-        <w:spacing w:after="0"/>
-        <w:ind w:left="340"/>
-      </w:pPr>
-      <w:r>
-        <w:rPr>
-          <w:rFonts w:ascii="Consolas" w:hAnsi="Consolas"/>
-          <w:color w:val="1F3350"/>
-          <w:sz w:val="17"/>
-        </w:rPr>
-        <w:t xml:space="preserve">  return n;</w:t>
-      </w:r>
-    </w:p>
-    <w:p>
-      <w:pPr>
-        <w:pStyle w:val="MacroText"/>
-        <w:spacing w:after="0"/>
-        <w:ind w:left="340"/>
-      </w:pPr>
-      <w:r>
-        <w:rPr>
-          <w:rFonts w:ascii="Consolas" w:hAnsi="Consolas"/>
-          <w:color w:val="1F3350"/>
-          <w:sz w:val="17"/>
-        </w:rPr>
-        <w:t>}</w:t>
-      </w:r>
-    </w:p>
-    <w:p>
-      <w:pPr>
-        <w:pStyle w:val="MacroText"/>
-        <w:spacing w:after="0"/>
-        <w:ind w:left="340"/>
-      </w:pPr>
-      <w:r>
-        <w:rPr>
-          <w:rFonts w:ascii="Consolas" w:hAnsi="Consolas"/>
-          <w:color w:val="1F3350"/>
-          <w:sz w:val="17"/>
-        </w:rPr>
-        <w:t xml:space="preserve"> </w:t>
-      </w:r>
-    </w:p>
-    <w:p>
-      <w:pPr>
-        <w:pStyle w:val="MacroText"/>
-        <w:spacing w:after="0"/>
-        <w:ind w:left="340"/>
-      </w:pPr>
-      <w:r>
-        <w:rPr>
-          <w:rFonts w:ascii="Consolas" w:hAnsi="Consolas"/>
-          <w:color w:val="1F3350"/>
-          <w:sz w:val="17"/>
-        </w:rPr>
-        <w:t>// thien van: tra ve goc dat tam pin (do, + ve phia Tay)</w:t>
-      </w:r>
-    </w:p>
-    <w:p>
-      <w:pPr>
-        <w:pStyle w:val="MacroText"/>
-        <w:spacing w:after="0"/>
-        <w:ind w:left="340"/>
-      </w:pPr>
-      <w:r>
-        <w:rPr>
-          <w:rFonts w:ascii="Consolas" w:hAnsi="Consolas"/>
-          <w:color w:val="1F3350"/>
-          <w:sz w:val="17"/>
-        </w:rPr>
-        <w:t>float gocThienVan() {</w:t>
-      </w:r>
-    </w:p>
-    <w:p>
-      <w:pPr>
-        <w:pStyle w:val="MacroText"/>
-        <w:spacing w:after="0"/>
-        <w:ind w:left="340"/>
-      </w:pPr>
-      <w:r>
-        <w:rPr>
-          <w:rFonts w:ascii="Consolas" w:hAnsi="Consolas"/>
-          <w:color w:val="1F3350"/>
-          <w:sz w:val="17"/>
-        </w:rPr>
-        <w:t xml:space="preserve">  int ng, th, hh, mm, ss; docDS1307(ng, th, hh, mm, ss);</w:t>
-      </w:r>
-    </w:p>
-    <w:p>
-      <w:pPr>
-        <w:pStyle w:val="MacroText"/>
-        <w:spacing w:after="0"/>
-        <w:ind w:left="340"/>
-      </w:pPr>
-      <w:r>
-        <w:rPr>
-          <w:rFonts w:ascii="Consolas" w:hAnsi="Consolas"/>
-          <w:color w:val="1F3350"/>
-          <w:sz w:val="17"/>
-        </w:rPr>
-        <w:t xml:space="preserve">  int n = ngayTrongNam(ng, th);</w:t>
-      </w:r>
-    </w:p>
-    <w:p>
-      <w:pPr>
-        <w:pStyle w:val="MacroText"/>
-        <w:spacing w:after="0"/>
-        <w:ind w:left="340"/>
-      </w:pPr>
-      <w:r>
-        <w:rPr>
-          <w:rFonts w:ascii="Consolas" w:hAnsi="Consolas"/>
-          <w:color w:val="1F3350"/>
-          <w:sz w:val="17"/>
-        </w:rPr>
-        <w:t xml:space="preserve">  float t = hh + mm / 60.0 + ss / 3600.0;</w:t>
-      </w:r>
-    </w:p>
-    <w:p>
-      <w:pPr>
-        <w:pStyle w:val="MacroText"/>
-        <w:spacing w:after="0"/>
-        <w:ind w:left="340"/>
-      </w:pPr>
-      <w:r>
-        <w:rPr>
-          <w:rFonts w:ascii="Consolas" w:hAnsi="Consolas"/>
-          <w:color w:val="1F3350"/>
-          <w:sz w:val="17"/>
-        </w:rPr>
-        <w:t xml:space="preserve">  float d = radians(23.45 * sin(radians(360.0 * (284 + n) / 365.0)));</w:t>
-      </w:r>
-    </w:p>
-    <w:p>
-      <w:pPr>
-        <w:pStyle w:val="MacroText"/>
-        <w:spacing w:after="0"/>
-        <w:ind w:left="340"/>
-      </w:pPr>
-      <w:r>
-        <w:rPr>
-          <w:rFonts w:ascii="Consolas" w:hAnsi="Consolas"/>
-          <w:color w:val="1F3350"/>
-          <w:sz w:val="17"/>
-        </w:rPr>
-        <w:t xml:space="preserve">  float H = radians(15.0 * (t - 12.0));</w:t>
-      </w:r>
-    </w:p>
-    <w:p>
-      <w:pPr>
-        <w:pStyle w:val="MacroText"/>
-        <w:spacing w:after="0"/>
-        <w:ind w:left="340"/>
-      </w:pPr>
-      <w:r>
-        <w:rPr>
-          <w:rFonts w:ascii="Consolas" w:hAnsi="Consolas"/>
-          <w:color w:val="1F3350"/>
-          <w:sz w:val="17"/>
-        </w:rPr>
-        <w:t xml:space="preserve">  float p = radians(PHI);</w:t>
-      </w:r>
-    </w:p>
-    <w:p>
-      <w:pPr>
-        <w:pStyle w:val="MacroText"/>
-        <w:spacing w:after="0"/>
-        <w:ind w:left="340"/>
-      </w:pPr>
-      <w:r>
-        <w:rPr>
-          <w:rFonts w:ascii="Consolas" w:hAnsi="Consolas"/>
-          <w:color w:val="1F3350"/>
-          <w:sz w:val="17"/>
-        </w:rPr>
-        <w:t xml:space="preserve">  float sa = sin(p)*sin(d) + cos(p)*cos(d)*cos(H);</w:t>
-      </w:r>
-    </w:p>
-    <w:p>
-      <w:pPr>
-        <w:pStyle w:val="MacroText"/>
-        <w:spacing w:after="0"/>
-        <w:ind w:left="340"/>
-      </w:pPr>
-      <w:r>
-        <w:rPr>
-          <w:rFonts w:ascii="Consolas" w:hAnsi="Consolas"/>
-          <w:color w:val="1F3350"/>
-          <w:sz w:val="17"/>
-        </w:rPr>
-        <w:t xml:space="preserve">  if (sa &lt;= 0.05) return 0.0;              // gan den trang: ve goc 0</w:t>
-      </w:r>
-    </w:p>
-    <w:p>
-      <w:pPr>
-        <w:pStyle w:val="MacroText"/>
-        <w:spacing w:after="0"/>
-        <w:ind w:left="340"/>
-      </w:pPr>
-      <w:r>
-        <w:rPr>
-          <w:rFonts w:ascii="Consolas" w:hAnsi="Consolas"/>
-          <w:color w:val="1F3350"/>
-          <w:sz w:val="17"/>
-        </w:rPr>
-        <w:t xml:space="preserve">  float a = asin(sa);</w:t>
-      </w:r>
-    </w:p>
-    <w:p>
-      <w:pPr>
-        <w:pStyle w:val="MacroText"/>
-        <w:spacing w:after="0"/>
-        <w:ind w:left="340"/>
-      </w:pPr>
-      <w:r>
-        <w:rPr>
-          <w:rFonts w:ascii="Consolas" w:hAnsi="Consolas"/>
-          <w:color w:val="1F3350"/>
-          <w:sz w:val="17"/>
-        </w:rPr>
-        <w:t xml:space="preserve">  float x = cos(a) * sin(atan2(sin(H), cos(H)*sin(p) - tan(d)*cos(p)));</w:t>
-      </w:r>
-    </w:p>
-    <w:p>
-      <w:pPr>
-        <w:pStyle w:val="MacroText"/>
-        <w:spacing w:after="0"/>
-        <w:ind w:left="340"/>
-      </w:pPr>
-      <w:r>
-        <w:rPr>
-          <w:rFonts w:ascii="Consolas" w:hAnsi="Consolas"/>
-          <w:color w:val="1F3350"/>
-          <w:sz w:val="17"/>
-        </w:rPr>
-        <w:t xml:space="preserve">  return degrees(atan2(x, sa));            // khop hinh chieu Dong-Tay</w:t>
-      </w:r>
-    </w:p>
-    <w:p>
-      <w:pPr>
-        <w:pStyle w:val="MacroText"/>
-        <w:spacing w:after="0"/>
-        <w:ind w:left="340"/>
-      </w:pPr>
-      <w:r>
-        <w:rPr>
-          <w:rFonts w:ascii="Consolas" w:hAnsi="Consolas"/>
-          <w:color w:val="1F3350"/>
-          <w:sz w:val="17"/>
-        </w:rPr>
-        <w:t>}</w:t>
-      </w:r>
-    </w:p>
-    <w:p>
-      <w:pPr>
-        <w:pStyle w:val="MacroText"/>
-        <w:spacing w:after="0"/>
-        <w:ind w:left="340"/>
-      </w:pPr>
-      <w:r>
-        <w:rPr>
-          <w:rFonts w:ascii="Consolas" w:hAnsi="Consolas"/>
-          <w:color w:val="1F3350"/>
-          <w:sz w:val="17"/>
-        </w:rPr>
-        <w:t xml:space="preserve"> </w:t>
-      </w:r>
-    </w:p>
-    <w:p>
-      <w:pPr>
-        <w:pStyle w:val="MacroText"/>
-        <w:spacing w:after="0"/>
-        <w:ind w:left="340"/>
-      </w:pPr>
-      <w:r>
-        <w:rPr>
-          <w:rFonts w:ascii="Consolas" w:hAnsi="Consolas"/>
-          <w:color w:val="1F3350"/>
-          <w:sz w:val="17"/>
-        </w:rPr>
-        <w:t>float docGocPin() {                        // bien tro -&gt; goc (hieu chuan 3 diem)</w:t>
-      </w:r>
-    </w:p>
-    <w:p>
-      <w:pPr>
-        <w:pStyle w:val="MacroText"/>
-        <w:spacing w:after="0"/>
-        <w:ind w:left="340"/>
-      </w:pPr>
-      <w:r>
-        <w:rPr>
-          <w:rFonts w:ascii="Consolas" w:hAnsi="Consolas"/>
-          <w:color w:val="1F3350"/>
-          <w:sz w:val="17"/>
-        </w:rPr>
-        <w:t xml:space="preserve">  float v = docTB(PIN_POT) * 3.3 / 4095.0;</w:t>
-      </w:r>
-    </w:p>
-    <w:p>
-      <w:pPr>
-        <w:pStyle w:val="MacroText"/>
-        <w:spacing w:after="0"/>
-        <w:ind w:left="340"/>
-      </w:pPr>
-      <w:r>
-        <w:rPr>
-          <w:rFonts w:ascii="Consolas" w:hAnsi="Consolas"/>
-          <w:color w:val="1F3350"/>
-          <w:sz w:val="17"/>
-        </w:rPr>
-        <w:t xml:space="preserve">  const float VMIN = 0.30, VMAX = 3.00, GMIN = -85.0, GMAX = 85.0;</w:t>
-      </w:r>
-    </w:p>
-    <w:p>
-      <w:pPr>
-        <w:pStyle w:val="MacroText"/>
-        <w:spacing w:after="0"/>
-        <w:ind w:left="340"/>
-      </w:pPr>
-      <w:r>
-        <w:rPr>
-          <w:rFonts w:ascii="Consolas" w:hAnsi="Consolas"/>
-          <w:color w:val="1F3350"/>
-          <w:sz w:val="17"/>
-        </w:rPr>
-        <w:t xml:space="preserve">  return constrain(GMIN + (v - VMIN) * (GMAX - GMIN) / (VMAX - VMIN), GMIN, GMAX);</w:t>
-      </w:r>
-    </w:p>
-    <w:p>
-      <w:pPr>
-        <w:pStyle w:val="MacroText"/>
-        <w:spacing w:after="0"/>
-        <w:ind w:left="340"/>
-      </w:pPr>
-      <w:r>
-        <w:rPr>
-          <w:rFonts w:ascii="Consolas" w:hAnsi="Consolas"/>
-          <w:color w:val="1F3350"/>
-          <w:sz w:val="17"/>
-        </w:rPr>
-        <w:t>}</w:t>
-      </w:r>
-    </w:p>
-    <w:p>
-      <w:pPr>
-        <w:pStyle w:val="MacroText"/>
-        <w:spacing w:after="0"/>
-        <w:ind w:left="340"/>
-      </w:pPr>
-      <w:r>
-        <w:rPr>
-          <w:rFonts w:ascii="Consolas" w:hAnsi="Consolas"/>
-          <w:color w:val="1F3350"/>
-          <w:sz w:val="17"/>
-        </w:rPr>
-        <w:t xml:space="preserve"> </w:t>
-      </w:r>
-    </w:p>
-    <w:p>
-      <w:pPr>
-        <w:pStyle w:val="MacroText"/>
-        <w:spacing w:after="0"/>
-        <w:ind w:left="340"/>
-      </w:pPr>
-      <w:r>
-        <w:rPr>
-          <w:rFonts w:ascii="Consolas" w:hAnsi="Consolas"/>
-          <w:color w:val="1F3350"/>
-          <w:sz w:val="17"/>
-        </w:rPr>
-        <w:t>void dungMotor()  { digitalWrite(THUAN, HIGH); digitalWrite(NGUOC, HIGH); }</w:t>
-      </w:r>
-    </w:p>
-    <w:p>
-      <w:pPr>
-        <w:pStyle w:val="MacroText"/>
-        <w:spacing w:after="0"/>
-        <w:ind w:left="340"/>
-      </w:pPr>
-      <w:r>
-        <w:rPr>
-          <w:rFonts w:ascii="Consolas" w:hAnsi="Consolas"/>
-          <w:color w:val="1F3350"/>
-          <w:sz w:val="17"/>
-        </w:rPr>
-        <w:t>void chayMotor(bool thuan, int ms) {</w:t>
-      </w:r>
-    </w:p>
-    <w:p>
-      <w:pPr>
-        <w:pStyle w:val="MacroText"/>
-        <w:spacing w:after="0"/>
-        <w:ind w:left="340"/>
-      </w:pPr>
-      <w:r>
-        <w:rPr>
-          <w:rFonts w:ascii="Consolas" w:hAnsi="Consolas"/>
-          <w:color w:val="1F3350"/>
-          <w:sz w:val="17"/>
-        </w:rPr>
-        <w:t xml:space="preserve">  if (thuan &amp;&amp; digitalRead(QT[0]) == 1) return;     // chan hanh trinh</w:t>
-      </w:r>
-    </w:p>
-    <w:p>
-      <w:pPr>
-        <w:pStyle w:val="MacroText"/>
-        <w:spacing w:after="0"/>
-        <w:ind w:left="340"/>
-      </w:pPr>
-      <w:r>
-        <w:rPr>
-          <w:rFonts w:ascii="Consolas" w:hAnsi="Consolas"/>
-          <w:color w:val="1F3350"/>
-          <w:sz w:val="17"/>
-        </w:rPr>
-        <w:t xml:space="preserve">  if (!thuan &amp;&amp; digitalRead(QT[1]) == 1) return;</w:t>
-      </w:r>
-    </w:p>
-    <w:p>
-      <w:pPr>
-        <w:pStyle w:val="MacroText"/>
-        <w:spacing w:after="0"/>
-        <w:ind w:left="340"/>
-      </w:pPr>
-      <w:r>
-        <w:rPr>
-          <w:rFonts w:ascii="Consolas" w:hAnsi="Consolas"/>
-          <w:color w:val="1F3350"/>
-          <w:sz w:val="17"/>
-        </w:rPr>
-        <w:t xml:space="preserve">  digitalWrite(THUAN, thuan ? LOW : HIGH);</w:t>
-      </w:r>
-    </w:p>
-    <w:p>
-      <w:pPr>
-        <w:pStyle w:val="MacroText"/>
-        <w:spacing w:after="0"/>
-        <w:ind w:left="340"/>
-      </w:pPr>
-      <w:r>
-        <w:rPr>
-          <w:rFonts w:ascii="Consolas" w:hAnsi="Consolas"/>
-          <w:color w:val="1F3350"/>
-          <w:sz w:val="17"/>
-        </w:rPr>
-        <w:t xml:space="preserve">  digitalWrite(NGUOC, thuan ? HIGH : LOW);</w:t>
-      </w:r>
-    </w:p>
-    <w:p>
-      <w:pPr>
-        <w:pStyle w:val="MacroText"/>
-        <w:spacing w:after="0"/>
-        <w:ind w:left="340"/>
-      </w:pPr>
-      <w:r>
-        <w:rPr>
-          <w:rFonts w:ascii="Consolas" w:hAnsi="Consolas"/>
-          <w:color w:val="1F3350"/>
-          <w:sz w:val="17"/>
-        </w:rPr>
-        <w:t xml:space="preserve">  delay(ms); dungMotor();                            // truc vit tu giu</w:t>
-      </w:r>
-    </w:p>
-    <w:p>
-      <w:pPr>
-        <w:pStyle w:val="MacroText"/>
-        <w:spacing w:after="0"/>
-        <w:ind w:left="340"/>
-      </w:pPr>
-      <w:r>
-        <w:rPr>
-          <w:rFonts w:ascii="Consolas" w:hAnsi="Consolas"/>
-          <w:color w:val="1F3350"/>
-          <w:sz w:val="17"/>
-        </w:rPr>
-        <w:lastRenderedPageBreak/>
-        <w:t>}</w:t>
-      </w:r>
-    </w:p>
-    <w:p>
-      <w:pPr>
-        <w:pStyle w:val="MacroText"/>
-        <w:spacing w:after="0"/>
-        <w:ind w:left="340"/>
-      </w:pPr>
-      <w:r>
-        <w:rPr>
-          <w:rFonts w:ascii="Consolas" w:hAnsi="Consolas"/>
-          <w:color w:val="1F3350"/>
-          <w:sz w:val="17"/>
-        </w:rPr>
-        <w:t xml:space="preserve"> </w:t>
-      </w:r>
-    </w:p>
-    <w:p>
-      <w:pPr>
-        <w:pStyle w:val="MacroText"/>
-        <w:spacing w:after="0"/>
-        <w:ind w:left="340"/>
-      </w:pPr>
-      <w:r>
-        <w:rPr>
-          <w:rFonts w:ascii="Consolas" w:hAnsi="Consolas"/>
-          <w:color w:val="1F3350"/>
-          <w:sz w:val="17"/>
-        </w:rPr>
-        <w:t>void setup() {</w:t>
-      </w:r>
-    </w:p>
-    <w:p>
-      <w:pPr>
-        <w:pStyle w:val="MacroText"/>
-        <w:spacing w:after="0"/>
-        <w:ind w:left="340"/>
-      </w:pPr>
-      <w:r>
-        <w:rPr>
-          <w:rFonts w:ascii="Consolas" w:hAnsi="Consolas"/>
-          <w:color w:val="1F3350"/>
-          <w:sz w:val="17"/>
-        </w:rPr>
-        <w:t xml:space="preserve">  Serial.begin(115200);</w:t>
-      </w:r>
-    </w:p>
-    <w:p>
-      <w:pPr>
-        <w:pStyle w:val="MacroText"/>
-        <w:spacing w:after="0"/>
-        <w:ind w:left="340"/>
-      </w:pPr>
-      <w:r>
-        <w:rPr>
-          <w:rFonts w:ascii="Consolas" w:hAnsi="Consolas"/>
-          <w:color w:val="1F3350"/>
-          <w:sz w:val="17"/>
-        </w:rPr>
-        <w:t xml:space="preserve">  Wire.begin(); lcd.init(); lcd.backlight();</w:t>
-      </w:r>
-    </w:p>
-    <w:p>
-      <w:pPr>
-        <w:pStyle w:val="MacroText"/>
-        <w:spacing w:after="0"/>
-        <w:ind w:left="340"/>
-      </w:pPr>
-      <w:r>
-        <w:rPr>
-          <w:rFonts w:ascii="Consolas" w:hAnsi="Consolas"/>
-          <w:color w:val="1F3350"/>
-          <w:sz w:val="17"/>
-        </w:rPr>
-        <w:t xml:space="preserve">  analogReadResolution(12);</w:t>
-      </w:r>
-    </w:p>
-    <w:p>
-      <w:pPr>
-        <w:pStyle w:val="MacroText"/>
-        <w:spacing w:after="0"/>
-        <w:ind w:left="340"/>
-      </w:pPr>
-      <w:r>
-        <w:rPr>
-          <w:rFonts w:ascii="Consolas" w:hAnsi="Consolas"/>
-          <w:color w:val="1F3350"/>
-          <w:sz w:val="17"/>
-        </w:rPr>
-        <w:t xml:space="preserve">  analogSetPinAttenuation(PIN_POT, ADC_11db);</w:t>
-      </w:r>
-    </w:p>
-    <w:p>
-      <w:pPr>
-        <w:pStyle w:val="MacroText"/>
-        <w:spacing w:after="0"/>
-        <w:ind w:left="340"/>
-      </w:pPr>
-      <w:r>
-        <w:rPr>
-          <w:rFonts w:ascii="Consolas" w:hAnsi="Consolas"/>
-          <w:color w:val="1F3350"/>
-          <w:sz w:val="17"/>
-        </w:rPr>
-        <w:t xml:space="preserve">  analogSetPinAttenuation(PIN_AP_PIN, ADC_11db);</w:t>
-      </w:r>
-    </w:p>
-    <w:p>
-      <w:pPr>
-        <w:pStyle w:val="MacroText"/>
-        <w:spacing w:after="0"/>
-        <w:ind w:left="340"/>
-      </w:pPr>
-      <w:r>
-        <w:rPr>
-          <w:rFonts w:ascii="Consolas" w:hAnsi="Consolas"/>
-          <w:color w:val="1F3350"/>
-          <w:sz w:val="17"/>
-        </w:rPr>
-        <w:t xml:space="preserve">  for (int i = 0; i &lt; 4; i++) {</w:t>
-      </w:r>
-    </w:p>
-    <w:p>
-      <w:pPr>
-        <w:pStyle w:val="MacroText"/>
-        <w:spacing w:after="0"/>
-        <w:ind w:left="340"/>
-      </w:pPr>
-      <w:r>
-        <w:rPr>
-          <w:rFonts w:ascii="Consolas" w:hAnsi="Consolas"/>
-          <w:color w:val="1F3350"/>
-          <w:sz w:val="17"/>
-        </w:rPr>
-        <w:t xml:space="preserve">    analogSetPinAttenuation(LDR[i], ADC_11db);</w:t>
-      </w:r>
-    </w:p>
-    <w:p>
-      <w:pPr>
-        <w:pStyle w:val="MacroText"/>
-        <w:spacing w:after="0"/>
-        <w:ind w:left="340"/>
-      </w:pPr>
-      <w:r>
-        <w:rPr>
-          <w:rFonts w:ascii="Consolas" w:hAnsi="Consolas"/>
-          <w:color w:val="1F3350"/>
-          <w:sz w:val="17"/>
-        </w:rPr>
-        <w:t xml:space="preserve">    pinMode(QT[i], INPUT);                            // da keo xuong 1k ben ngoai</w:t>
-      </w:r>
-    </w:p>
-    <w:p>
-      <w:pPr>
-        <w:pStyle w:val="MacroText"/>
-        <w:spacing w:after="0"/>
-        <w:ind w:left="340"/>
-      </w:pPr>
-      <w:r>
-        <w:rPr>
-          <w:rFonts w:ascii="Consolas" w:hAnsi="Consolas"/>
-          <w:color w:val="1F3350"/>
-          <w:sz w:val="17"/>
-        </w:rPr>
-        <w:t xml:space="preserve">  }</w:t>
-      </w:r>
-    </w:p>
-    <w:p>
-      <w:pPr>
-        <w:pStyle w:val="MacroText"/>
-        <w:spacing w:after="0"/>
-        <w:ind w:left="340"/>
-      </w:pPr>
-      <w:r>
-        <w:rPr>
-          <w:rFonts w:ascii="Consolas" w:hAnsi="Consolas"/>
-          <w:color w:val="1F3350"/>
-          <w:sz w:val="17"/>
-        </w:rPr>
-        <w:t xml:space="preserve">  pinMode(THUAN, OUTPUT); pinMode(NGUOC, OUTPUT); dungMotor();</w:t>
-      </w:r>
-    </w:p>
-    <w:p>
-      <w:pPr>
-        <w:pStyle w:val="MacroText"/>
-        <w:spacing w:after="0"/>
-        <w:ind w:left="340"/>
-      </w:pPr>
-      <w:r>
-        <w:rPr>
-          <w:rFonts w:ascii="Consolas" w:hAnsi="Consolas"/>
-          <w:color w:val="1F3350"/>
-          <w:sz w:val="17"/>
-        </w:rPr>
-        <w:t>}</w:t>
-      </w:r>
-    </w:p>
-    <w:p>
-      <w:pPr>
-        <w:pStyle w:val="MacroText"/>
-        <w:spacing w:after="0"/>
-        <w:ind w:left="340"/>
-      </w:pPr>
-      <w:r>
-        <w:rPr>
-          <w:rFonts w:ascii="Consolas" w:hAnsi="Consolas"/>
-          <w:color w:val="1F3350"/>
-          <w:sz w:val="17"/>
-        </w:rPr>
-        <w:t xml:space="preserve"> </w:t>
-      </w:r>
-    </w:p>
-    <w:p>
-      <w:pPr>
-        <w:pStyle w:val="MacroText"/>
-        <w:spacing w:after="0"/>
-        <w:ind w:left="340"/>
-      </w:pPr>
-      <w:r>
-        <w:rPr>
-          <w:rFonts w:ascii="Consolas" w:hAnsi="Consolas"/>
-          <w:color w:val="1F3350"/>
-          <w:sz w:val="17"/>
-        </w:rPr>
-        <w:t>void loop() {</w:t>
-      </w:r>
-    </w:p>
-    <w:p>
-      <w:pPr>
-        <w:pStyle w:val="MacroText"/>
-        <w:spacing w:after="0"/>
-        <w:ind w:left="340"/>
-      </w:pPr>
-      <w:r>
-        <w:rPr>
-          <w:rFonts w:ascii="Consolas" w:hAnsi="Consolas"/>
-          <w:color w:val="1F3350"/>
-          <w:sz w:val="17"/>
-        </w:rPr>
-        <w:t xml:space="preserve">  unsigned long now = millis();</w:t>
-      </w:r>
-    </w:p>
-    <w:p>
-      <w:pPr>
-        <w:pStyle w:val="MacroText"/>
-        <w:spacing w:after="0"/>
-        <w:ind w:left="340"/>
-      </w:pPr>
-      <w:r>
-        <w:rPr>
-          <w:rFonts w:ascii="Consolas" w:hAnsi="Consolas"/>
-          <w:color w:val="1F3350"/>
-          <w:sz w:val="17"/>
-        </w:rPr>
-        <w:t xml:space="preserve">  // 1) dinh vi tho theo thien van moi 30 phut</w:t>
-      </w:r>
-    </w:p>
-    <w:p>
-      <w:pPr>
-        <w:pStyle w:val="MacroText"/>
-        <w:spacing w:after="0"/>
-        <w:ind w:left="340"/>
-      </w:pPr>
-      <w:r>
-        <w:rPr>
-          <w:rFonts w:ascii="Consolas" w:hAnsi="Consolas"/>
-          <w:color w:val="1F3350"/>
-          <w:sz w:val="17"/>
-        </w:rPr>
-        <w:t xml:space="preserve">  if (now - tTV &gt;= T_TV) {</w:t>
-      </w:r>
-    </w:p>
-    <w:p>
-      <w:pPr>
-        <w:pStyle w:val="MacroText"/>
-        <w:spacing w:after="0"/>
-        <w:ind w:left="340"/>
-      </w:pPr>
-      <w:r>
-        <w:rPr>
-          <w:rFonts w:ascii="Consolas" w:hAnsi="Consolas"/>
-          <w:color w:val="1F3350"/>
-          <w:sz w:val="17"/>
-        </w:rPr>
-        <w:t xml:space="preserve">    tTV = now;</w:t>
-      </w:r>
-    </w:p>
-    <w:p>
-      <w:pPr>
-        <w:pStyle w:val="MacroText"/>
-        <w:spacing w:after="0"/>
-        <w:ind w:left="340"/>
-      </w:pPr>
-      <w:r>
-        <w:rPr>
-          <w:rFonts w:ascii="Consolas" w:hAnsi="Consolas"/>
-          <w:color w:val="1F3350"/>
-          <w:sz w:val="17"/>
-        </w:rPr>
-        <w:t xml:space="preserve">    float dat = gocThienVan(), hien = docGocPin();</w:t>
-      </w:r>
-    </w:p>
-    <w:p>
-      <w:pPr>
-        <w:pStyle w:val="MacroText"/>
-        <w:spacing w:after="0"/>
-        <w:ind w:left="340"/>
-      </w:pPr>
-      <w:r>
-        <w:rPr>
-          <w:rFonts w:ascii="Consolas" w:hAnsi="Consolas"/>
-          <w:color w:val="1F3350"/>
-          <w:sz w:val="17"/>
-        </w:rPr>
-        <w:t xml:space="preserve">    if (fabs(dat - hien) &gt; 2.0)</w:t>
-      </w:r>
-    </w:p>
-    <w:p>
-      <w:pPr>
-        <w:pStyle w:val="MacroText"/>
-        <w:spacing w:after="0"/>
-        <w:ind w:left="340"/>
-      </w:pPr>
-      <w:r>
-        <w:rPr>
-          <w:rFonts w:ascii="Consolas" w:hAnsi="Consolas"/>
-          <w:color w:val="1F3350"/>
-          <w:sz w:val="17"/>
-        </w:rPr>
-        <w:t xml:space="preserve">      chayMotor(dat &gt; hien, min(6000, (int)fabs(dat - hien) * 90));</w:t>
-      </w:r>
-    </w:p>
-    <w:p>
-      <w:pPr>
-        <w:pStyle w:val="MacroText"/>
-        <w:spacing w:after="0"/>
-        <w:ind w:left="340"/>
-      </w:pPr>
-      <w:r>
-        <w:rPr>
-          <w:rFonts w:ascii="Consolas" w:hAnsi="Consolas"/>
-          <w:color w:val="1F3350"/>
-          <w:sz w:val="17"/>
-        </w:rPr>
-        <w:t xml:space="preserve">  }</w:t>
-      </w:r>
-    </w:p>
-    <w:p>
-      <w:pPr>
-        <w:pStyle w:val="MacroText"/>
-        <w:spacing w:after="0"/>
-        <w:ind w:left="340"/>
-      </w:pPr>
-      <w:r>
-        <w:rPr>
-          <w:rFonts w:ascii="Consolas" w:hAnsi="Consolas"/>
-          <w:color w:val="1F3350"/>
-          <w:sz w:val="17"/>
-        </w:rPr>
-        <w:t xml:space="preserve">  // 2) tinh chinh LDR moi 2 phut</w:t>
-      </w:r>
-    </w:p>
-    <w:p>
-      <w:pPr>
-        <w:pStyle w:val="MacroText"/>
-        <w:spacing w:after="0"/>
-        <w:ind w:left="340"/>
-      </w:pPr>
-      <w:r>
-        <w:rPr>
-          <w:rFonts w:ascii="Consolas" w:hAnsi="Consolas"/>
-          <w:color w:val="1F3350"/>
-          <w:sz w:val="17"/>
-        </w:rPr>
-        <w:t xml:space="preserve">  if (now - tLDR &gt;= T_LDR) {</w:t>
-      </w:r>
-    </w:p>
-    <w:p>
-      <w:pPr>
-        <w:pStyle w:val="MacroText"/>
-        <w:spacing w:after="0"/>
-        <w:ind w:left="340"/>
-      </w:pPr>
-      <w:r>
-        <w:rPr>
-          <w:rFonts w:ascii="Consolas" w:hAnsi="Consolas"/>
-          <w:color w:val="1F3350"/>
-          <w:sz w:val="17"/>
-        </w:rPr>
-        <w:t xml:space="preserve">    tLDR = now;</w:t>
-      </w:r>
-    </w:p>
-    <w:p>
-      <w:pPr>
-        <w:pStyle w:val="MacroText"/>
-        <w:spacing w:after="0"/>
-        <w:ind w:left="340"/>
-      </w:pPr>
-      <w:r>
-        <w:rPr>
-          <w:rFonts w:ascii="Consolas" w:hAnsi="Consolas"/>
-          <w:color w:val="1F3350"/>
-          <w:sz w:val="17"/>
-        </w:rPr>
-        <w:t xml:space="preserve">    int L[4]; float S = 0;</w:t>
-      </w:r>
-    </w:p>
-    <w:p>
-      <w:pPr>
-        <w:pStyle w:val="MacroText"/>
-        <w:spacing w:after="0"/>
-        <w:ind w:left="340"/>
-      </w:pPr>
-      <w:r>
-        <w:rPr>
-          <w:rFonts w:ascii="Consolas" w:hAnsi="Consolas"/>
-          <w:color w:val="1F3350"/>
-          <w:sz w:val="17"/>
-        </w:rPr>
-        <w:t xml:space="preserve">    for (int i = 0; i &lt; 4; i++) { L[i] = docTB(LDR[i]) * K_cal[i]; S += L[i]; }</w:t>
-      </w:r>
-    </w:p>
-    <w:p>
-      <w:pPr>
-        <w:pStyle w:val="MacroText"/>
-        <w:spacing w:after="0"/>
-        <w:ind w:left="340"/>
-      </w:pPr>
-      <w:r>
-        <w:rPr>
-          <w:rFonts w:ascii="Consolas" w:hAnsi="Consolas"/>
-          <w:color w:val="1F3350"/>
-          <w:sz w:val="17"/>
-        </w:rPr>
-        <w:t xml:space="preserve">    float e1 = (L[0] + L[2]) - (L[1] + L[3]);         // trai - phai</w:t>
-      </w:r>
-    </w:p>
-    <w:p>
-      <w:pPr>
-        <w:pStyle w:val="MacroText"/>
-        <w:spacing w:after="0"/>
-        <w:ind w:left="340"/>
-      </w:pPr>
-      <w:r>
-        <w:rPr>
-          <w:rFonts w:ascii="Consolas" w:hAnsi="Consolas"/>
-          <w:color w:val="1F3350"/>
-          <w:sz w:val="17"/>
-        </w:rPr>
-        <w:t xml:space="preserve">    if (S &gt; S_MIN &amp;&amp; fabs(e1) &gt; NGUONG)</w:t>
-      </w:r>
-    </w:p>
-    <w:p>
-      <w:pPr>
-        <w:pStyle w:val="MacroText"/>
-        <w:spacing w:after="0"/>
-        <w:ind w:left="340"/>
-      </w:pPr>
-      <w:r>
-        <w:rPr>
-          <w:rFonts w:ascii="Consolas" w:hAnsi="Consolas"/>
-          <w:color w:val="1F3350"/>
-          <w:sz w:val="17"/>
-        </w:rPr>
-        <w:t xml:space="preserve">      chayMotor(e1 &gt; 0, fabs(e1) &gt; 3 * NGUONG ? 1200 : 350);</w:t>
-      </w:r>
-    </w:p>
-    <w:p>
-      <w:pPr>
-        <w:pStyle w:val="MacroText"/>
-        <w:spacing w:after="0"/>
-        <w:ind w:left="340"/>
-      </w:pPr>
-      <w:r>
-        <w:rPr>
-          <w:rFonts w:ascii="Consolas" w:hAnsi="Consolas"/>
-          <w:color w:val="1F3350"/>
-          <w:sz w:val="17"/>
-        </w:rPr>
-        <w:t xml:space="preserve">    // 3) hien thi LCD: gio tu DS1307 + goc pin + e1</w:t>
-      </w:r>
-    </w:p>
-    <w:p>
-      <w:pPr>
-        <w:pStyle w:val="MacroText"/>
-        <w:spacing w:after="0"/>
-        <w:ind w:left="340"/>
-      </w:pPr>
-      <w:r>
-        <w:rPr>
-          <w:rFonts w:ascii="Consolas" w:hAnsi="Consolas"/>
-          <w:color w:val="1F3350"/>
-          <w:sz w:val="17"/>
-        </w:rPr>
-        <w:t xml:space="preserve">    int ng, th, hh, mm, ss; docDS1307(ng, th, hh, mm, ss);</w:t>
-      </w:r>
-    </w:p>
-    <w:p>
-      <w:pPr>
-        <w:pStyle w:val="MacroText"/>
-        <w:spacing w:after="0"/>
-        <w:ind w:left="340"/>
-      </w:pPr>
-      <w:r>
-        <w:rPr>
-          <w:rFonts w:ascii="Consolas" w:hAnsi="Consolas"/>
-          <w:color w:val="1F3350"/>
-          <w:sz w:val="17"/>
-        </w:rPr>
-        <w:t xml:space="preserve">    char d1[17], d2[17];</w:t>
-      </w:r>
-    </w:p>
-    <w:p>
-      <w:pPr>
-        <w:pStyle w:val="MacroText"/>
-        <w:spacing w:after="0"/>
-        <w:ind w:left="340"/>
-      </w:pPr>
-      <w:r>
-        <w:rPr>
-          <w:rFonts w:ascii="Consolas" w:hAnsi="Consolas"/>
-          <w:color w:val="1F3350"/>
-          <w:sz w:val="17"/>
-        </w:rPr>
-        <w:t xml:space="preserve">    sprintf(d1, "%02d/%02d %02d:%02d:%02d", ng, th, hh, mm, ss);</w:t>
-      </w:r>
-    </w:p>
-    <w:p>
-      <w:pPr>
-        <w:pStyle w:val="MacroText"/>
-        <w:spacing w:after="0"/>
-        <w:ind w:left="340"/>
-      </w:pPr>
-      <w:r>
-        <w:rPr>
-          <w:rFonts w:ascii="Consolas" w:hAnsi="Consolas"/>
-          <w:color w:val="1F3350"/>
-          <w:sz w:val="17"/>
-        </w:rPr>
-        <w:t xml:space="preserve">    sprintf(d2, "goc=%+05.1f e=%+04.0f", docGocPin(), e1);</w:t>
-      </w:r>
-    </w:p>
-    <w:p>
-      <w:pPr>
-        <w:pStyle w:val="MacroText"/>
-        <w:spacing w:after="0"/>
-        <w:ind w:left="340"/>
-      </w:pPr>
-      <w:r>
-        <w:rPr>
-          <w:rFonts w:ascii="Consolas" w:hAnsi="Consolas"/>
-          <w:color w:val="1F3350"/>
-          <w:sz w:val="17"/>
-        </w:rPr>
-        <w:t xml:space="preserve">    lcd.clear(); lcd.setCursor(0, 0); lcd.print(d1);</w:t>
-      </w:r>
-    </w:p>
-    <w:p>
-      <w:pPr>
-        <w:pStyle w:val="MacroText"/>
-        <w:spacing w:after="0"/>
-        <w:ind w:left="340"/>
-      </w:pPr>
-      <w:r>
-        <w:rPr>
-          <w:rFonts w:ascii="Consolas" w:hAnsi="Consolas"/>
-          <w:color w:val="1F3350"/>
-          <w:sz w:val="17"/>
-        </w:rPr>
-        <w:t xml:space="preserve">    lcd.setCursor(0, 1); lcd.print(d2);</w:t>
-      </w:r>
-    </w:p>
-    <w:p>
-      <w:pPr>
-        <w:pStyle w:val="MacroText"/>
-        <w:spacing w:after="0"/>
-        <w:ind w:left="340"/>
-      </w:pPr>
-      <w:r>
-        <w:rPr>
-          <w:rFonts w:ascii="Consolas" w:hAnsi="Consolas"/>
-          <w:color w:val="1F3350"/>
-          <w:sz w:val="17"/>
-        </w:rPr>
-        <w:t xml:space="preserve">    Serial.printf("%s  S=%.0f e1=%+.0f goc=%.1f\n", d1, S, e1, docGocPin());</w:t>
-      </w:r>
-    </w:p>
-    <w:p>
-      <w:pPr>
-        <w:pStyle w:val="MacroText"/>
-        <w:spacing w:after="0"/>
-        <w:ind w:left="340"/>
-      </w:pPr>
-      <w:r>
-        <w:rPr>
-          <w:rFonts w:ascii="Consolas" w:hAnsi="Consolas"/>
-          <w:color w:val="1F3350"/>
-          <w:sz w:val="17"/>
-        </w:rPr>
-        <w:t xml:space="preserve">  }</w:t>
-      </w:r>
-    </w:p>
-    <w:p>
-      <w:pPr>
-        <w:pStyle w:val="MacroText"/>
-        <w:spacing w:after="0"/>
-        <w:ind w:left="340"/>
-      </w:pPr>
-      <w:r>
-        <w:rPr>
-          <w:rFonts w:ascii="Consolas" w:hAnsi="Consolas"/>
-          <w:color w:val="1F3350"/>
-          <w:sz w:val="17"/>
-        </w:rPr>
-        <w:t>}</w:t>
+      <w:r>
+        <w:rPr>
+          <w:color w:val="000000"/>
+        </w:rPr>
+        <w:t>Ghép năm khối hàm trên theo lưu đồ tổng quát ở mục 3.6 được chương trình hoàn chỉnh ở Phụ lục A; các yêu cầu phần mềm đều bám đúng lưu đồ, không thêm nhánh ngoài.</w:t>
       </w:r>
     </w:p>
     <w:p>
@@ -7153,339 +3467,56 @@
       </w:pPr>
       <w:r>
         <w:rPr>
-          <w:color w:val="FF0000"/>
-        </w:rPr>
-        <w:lastRenderedPageBreak/>
-        <w:t xml:space="preserve">Hoàn thành viết và nạp code hybrid một trục: chạy đúng ba nhánh thiên văn – LDR – giữ vị trí khi mây mù, hiển thị </w:t>
+          <w:color w:val="000000"/>
+        </w:rPr>
+        <w:t>Hoàn thành viết code hybrid một trục trên Arduino IDE theo lưu đồ mới (ba nhánh thiên văn – LDR – giữ vị trí khi mây mù, hiển thị hai dòng LCD); chưa nạp chạy trên mạch thật vì tuần này mới có sơ đồ nguyên lý, chưa ra mạch in.</w:t>
       </w:r>
       <w:proofErr w:type="spellStart"/>
-      <w:r>
-        <w:rPr>
-          <w:color w:val="FF0000"/>
-        </w:rPr>
-        <w:t>đủ</w:t>
-      </w:r>
       <w:proofErr w:type="spellEnd"/>
-      <w:r>
-        <w:rPr>
-          <w:color w:val="FF0000"/>
-        </w:rPr>
-        <w:t xml:space="preserve"> </w:t>
-      </w:r>
       <w:proofErr w:type="spellStart"/>
-      <w:r>
-        <w:rPr>
-          <w:color w:val="FF0000"/>
-        </w:rPr>
-        <w:t>hai</w:t>
-      </w:r>
       <w:proofErr w:type="spellEnd"/>
-      <w:r>
-        <w:rPr>
-          <w:color w:val="FF0000"/>
-        </w:rPr>
-        <w:t xml:space="preserve"> </w:t>
-      </w:r>
       <w:proofErr w:type="spellStart"/>
-      <w:r>
-        <w:rPr>
-          <w:color w:val="FF0000"/>
-        </w:rPr>
-        <w:t>dòng</w:t>
-      </w:r>
       <w:proofErr w:type="spellEnd"/>
-      <w:r>
-        <w:rPr>
-          <w:color w:val="FF0000"/>
-        </w:rPr>
-        <w:t xml:space="preserve"> LCD.</w:t>
-      </w:r>
-      <w:r>
-        <w:rPr>
-          <w:color w:val="FF0000"/>
-        </w:rPr>
-        <w:t xml:space="preserve">  </w:t>
-      </w:r>
       <w:proofErr w:type="spellStart"/>
-      <w:r>
-        <w:rPr>
-          <w:color w:val="FF0000"/>
-        </w:rPr>
-        <w:t>Phần</w:t>
-      </w:r>
       <w:proofErr w:type="spellEnd"/>
-      <w:r>
-        <w:rPr>
-          <w:color w:val="FF0000"/>
-        </w:rPr>
-        <w:t xml:space="preserve"> </w:t>
-      </w:r>
       <w:proofErr w:type="spellStart"/>
-      <w:r>
-        <w:rPr>
-          <w:color w:val="FF0000"/>
-        </w:rPr>
-        <w:t>này</w:t>
-      </w:r>
       <w:proofErr w:type="spellEnd"/>
-      <w:r>
-        <w:rPr>
-          <w:color w:val="FF0000"/>
-        </w:rPr>
-        <w:t xml:space="preserve"> </w:t>
-      </w:r>
       <w:proofErr w:type="spellStart"/>
-      <w:r>
-        <w:rPr>
-          <w:color w:val="FF0000"/>
-        </w:rPr>
-        <w:t>chưa</w:t>
-      </w:r>
       <w:proofErr w:type="spellEnd"/>
-      <w:r>
-        <w:rPr>
-          <w:color w:val="FF0000"/>
-        </w:rPr>
-        <w:t xml:space="preserve"> </w:t>
-      </w:r>
       <w:proofErr w:type="spellStart"/>
-      <w:r>
-        <w:rPr>
-          <w:color w:val="FF0000"/>
-        </w:rPr>
-        <w:t>hoàn</w:t>
-      </w:r>
       <w:proofErr w:type="spellEnd"/>
-      <w:r>
-        <w:rPr>
-          <w:color w:val="FF0000"/>
-        </w:rPr>
-        <w:t xml:space="preserve"> </w:t>
-      </w:r>
       <w:proofErr w:type="spellStart"/>
-      <w:r>
-        <w:rPr>
-          <w:color w:val="FF0000"/>
-        </w:rPr>
-        <w:t>thành</w:t>
-      </w:r>
       <w:proofErr w:type="spellEnd"/>
-      <w:r>
-        <w:rPr>
-          <w:color w:val="FF0000"/>
-        </w:rPr>
-        <w:t xml:space="preserve"> </w:t>
-      </w:r>
       <w:proofErr w:type="spellStart"/>
-      <w:r>
-        <w:rPr>
-          <w:color w:val="FF0000"/>
-        </w:rPr>
-        <w:t>đuọc</w:t>
-      </w:r>
       <w:proofErr w:type="spellEnd"/>
-      <w:r>
-        <w:rPr>
-          <w:color w:val="FF0000"/>
-        </w:rPr>
-        <w:t xml:space="preserve"> </w:t>
-      </w:r>
       <w:proofErr w:type="spellStart"/>
-      <w:r>
-        <w:rPr>
-          <w:color w:val="FF0000"/>
-        </w:rPr>
-        <w:t>vì</w:t>
-      </w:r>
       <w:proofErr w:type="spellEnd"/>
-      <w:r>
-        <w:rPr>
-          <w:color w:val="FF0000"/>
-        </w:rPr>
-        <w:t xml:space="preserve"> </w:t>
-      </w:r>
       <w:proofErr w:type="spellStart"/>
-      <w:r>
-        <w:rPr>
-          <w:color w:val="FF0000"/>
-        </w:rPr>
-        <w:t>đã</w:t>
-      </w:r>
       <w:proofErr w:type="spellEnd"/>
-      <w:r>
-        <w:rPr>
-          <w:color w:val="FF0000"/>
-        </w:rPr>
-        <w:t xml:space="preserve"> </w:t>
-      </w:r>
       <w:proofErr w:type="spellStart"/>
-      <w:r>
-        <w:rPr>
-          <w:color w:val="FF0000"/>
-        </w:rPr>
-        <w:t>có</w:t>
-      </w:r>
       <w:proofErr w:type="spellEnd"/>
-      <w:r>
-        <w:rPr>
-          <w:color w:val="FF0000"/>
-        </w:rPr>
-        <w:t xml:space="preserve"> </w:t>
-      </w:r>
       <w:proofErr w:type="spellStart"/>
-      <w:r>
-        <w:rPr>
-          <w:color w:val="FF0000"/>
-        </w:rPr>
-        <w:t>mạch</w:t>
-      </w:r>
       <w:proofErr w:type="spellEnd"/>
-      <w:r>
-        <w:rPr>
-          <w:color w:val="FF0000"/>
-        </w:rPr>
-        <w:t xml:space="preserve"> </w:t>
-      </w:r>
       <w:proofErr w:type="spellStart"/>
-      <w:r>
-        <w:rPr>
-          <w:color w:val="FF0000"/>
-        </w:rPr>
-        <w:t>đâu</w:t>
-      </w:r>
       <w:proofErr w:type="spellEnd"/>
-      <w:r>
-        <w:rPr>
-          <w:color w:val="FF0000"/>
-        </w:rPr>
-        <w:t xml:space="preserve"> </w:t>
-      </w:r>
       <w:proofErr w:type="spellStart"/>
-      <w:r>
-        <w:rPr>
-          <w:color w:val="FF0000"/>
-        </w:rPr>
-        <w:t>ms</w:t>
-      </w:r>
       <w:proofErr w:type="spellEnd"/>
-      <w:r>
-        <w:rPr>
-          <w:color w:val="FF0000"/>
-        </w:rPr>
-        <w:t xml:space="preserve"> </w:t>
-      </w:r>
       <w:proofErr w:type="spellStart"/>
-      <w:r>
-        <w:rPr>
-          <w:color w:val="FF0000"/>
-        </w:rPr>
-        <w:t>có</w:t>
-      </w:r>
       <w:proofErr w:type="spellEnd"/>
-      <w:r>
-        <w:rPr>
-          <w:color w:val="FF0000"/>
-        </w:rPr>
-        <w:t xml:space="preserve"> </w:t>
-      </w:r>
       <w:proofErr w:type="spellStart"/>
-      <w:r>
-        <w:rPr>
-          <w:color w:val="FF0000"/>
-        </w:rPr>
-        <w:t>sơ</w:t>
-      </w:r>
       <w:proofErr w:type="spellEnd"/>
-      <w:r>
-        <w:rPr>
-          <w:color w:val="FF0000"/>
-        </w:rPr>
-        <w:t xml:space="preserve"> </w:t>
-      </w:r>
       <w:proofErr w:type="spellStart"/>
-      <w:r>
-        <w:rPr>
-          <w:color w:val="FF0000"/>
-        </w:rPr>
-        <w:t>đồ</w:t>
-      </w:r>
       <w:proofErr w:type="spellEnd"/>
-      <w:r>
-        <w:rPr>
-          <w:color w:val="FF0000"/>
-        </w:rPr>
-        <w:t xml:space="preserve"> </w:t>
-      </w:r>
       <w:proofErr w:type="spellStart"/>
-      <w:r>
-        <w:rPr>
-          <w:color w:val="FF0000"/>
-        </w:rPr>
-        <w:t>nguyên</w:t>
-      </w:r>
       <w:proofErr w:type="spellEnd"/>
-      <w:r>
-        <w:rPr>
-          <w:color w:val="FF0000"/>
-        </w:rPr>
-        <w:t xml:space="preserve"> </w:t>
-      </w:r>
       <w:proofErr w:type="spellStart"/>
-      <w:r>
-        <w:rPr>
-          <w:color w:val="FF0000"/>
-        </w:rPr>
-        <w:t>lý</w:t>
-      </w:r>
       <w:proofErr w:type="spellEnd"/>
-      <w:r>
-        <w:rPr>
-          <w:color w:val="FF0000"/>
-        </w:rPr>
-        <w:t xml:space="preserve">, </w:t>
-      </w:r>
       <w:proofErr w:type="spellStart"/>
-      <w:r>
-        <w:rPr>
-          <w:color w:val="FF0000"/>
-        </w:rPr>
-        <w:t>chưa</w:t>
-      </w:r>
       <w:proofErr w:type="spellEnd"/>
-      <w:r>
-        <w:rPr>
-          <w:color w:val="FF0000"/>
-        </w:rPr>
-        <w:t xml:space="preserve"> </w:t>
-      </w:r>
       <w:proofErr w:type="spellStart"/>
-      <w:r>
-        <w:rPr>
-          <w:color w:val="FF0000"/>
-        </w:rPr>
-        <w:t>ra</w:t>
-      </w:r>
       <w:proofErr w:type="spellEnd"/>
-      <w:r>
-        <w:rPr>
-          <w:color w:val="FF0000"/>
-        </w:rPr>
-        <w:t xml:space="preserve"> </w:t>
-      </w:r>
       <w:proofErr w:type="spellStart"/>
-      <w:r>
-        <w:rPr>
-          <w:color w:val="FF0000"/>
-        </w:rPr>
-        <w:t>mạch</w:t>
-      </w:r>
       <w:proofErr w:type="spellEnd"/>
-      <w:r>
-        <w:rPr>
-          <w:color w:val="FF0000"/>
-        </w:rPr>
-        <w:t xml:space="preserve"> in</w:t>
-      </w:r>
     </w:p>
     <w:p>
       <w:pPr>
@@ -7686,235 +3717,2010 @@
       <w:proofErr w:type="spellStart"/>
       <w:r>
         <w:rPr>
-          <w:color w:val="FF0000"/>
+          <w:color w:val="000000"/>
         </w:rPr>
         <w:t>Ghi</w:t>
       </w:r>
       <w:proofErr w:type="spellEnd"/>
       <w:r>
         <w:rPr>
-          <w:color w:val="FF0000"/>
+          <w:color w:val="000000"/>
         </w:rPr>
         <w:t xml:space="preserve"> them </w:t>
       </w:r>
       <w:proofErr w:type="spellStart"/>
       <w:r>
         <w:rPr>
-          <w:color w:val="FF0000"/>
+          <w:color w:val="000000"/>
         </w:rPr>
         <w:t>các</w:t>
       </w:r>
       <w:proofErr w:type="spellEnd"/>
       <w:r>
         <w:rPr>
-          <w:color w:val="FF0000"/>
+          <w:color w:val="000000"/>
         </w:rPr>
         <w:t xml:space="preserve"> </w:t>
       </w:r>
       <w:proofErr w:type="spellStart"/>
       <w:r>
         <w:rPr>
-          <w:color w:val="FF0000"/>
+          <w:color w:val="000000"/>
         </w:rPr>
         <w:t>công</w:t>
       </w:r>
       <w:proofErr w:type="spellEnd"/>
       <w:r>
         <w:rPr>
-          <w:color w:val="FF0000"/>
+          <w:color w:val="000000"/>
         </w:rPr>
         <w:t xml:space="preserve"> </w:t>
       </w:r>
       <w:proofErr w:type="spellStart"/>
       <w:r>
         <w:rPr>
-          <w:color w:val="FF0000"/>
+          <w:color w:val="000000"/>
         </w:rPr>
         <w:t>việc</w:t>
       </w:r>
       <w:proofErr w:type="spellEnd"/>
       <w:r>
         <w:rPr>
-          <w:color w:val="FF0000"/>
+          <w:color w:val="000000"/>
         </w:rPr>
         <w:t xml:space="preserve"> </w:t>
       </w:r>
       <w:proofErr w:type="spellStart"/>
       <w:r>
         <w:rPr>
-          <w:color w:val="FF0000"/>
+          <w:color w:val="000000"/>
         </w:rPr>
         <w:t>theo</w:t>
       </w:r>
       <w:proofErr w:type="spellEnd"/>
       <w:r>
         <w:rPr>
-          <w:color w:val="FF0000"/>
+          <w:color w:val="000000"/>
         </w:rPr>
         <w:t xml:space="preserve"> </w:t>
       </w:r>
       <w:proofErr w:type="spellStart"/>
       <w:r>
         <w:rPr>
-          <w:color w:val="FF0000"/>
+          <w:color w:val="000000"/>
         </w:rPr>
         <w:t>thưc</w:t>
       </w:r>
       <w:proofErr w:type="spellEnd"/>
       <w:r>
         <w:rPr>
-          <w:color w:val="FF0000"/>
+          <w:color w:val="000000"/>
         </w:rPr>
         <w:t xml:space="preserve"> </w:t>
       </w:r>
       <w:proofErr w:type="spellStart"/>
       <w:r>
         <w:rPr>
-          <w:color w:val="FF0000"/>
+          <w:color w:val="000000"/>
         </w:rPr>
         <w:t>tế</w:t>
       </w:r>
       <w:proofErr w:type="spellEnd"/>
       <w:r>
         <w:rPr>
-          <w:color w:val="FF0000"/>
+          <w:color w:val="000000"/>
         </w:rPr>
         <w:t xml:space="preserve"> </w:t>
       </w:r>
       <w:proofErr w:type="spellStart"/>
       <w:r>
         <w:rPr>
-          <w:color w:val="FF0000"/>
+          <w:color w:val="000000"/>
         </w:rPr>
         <w:t>cho</w:t>
       </w:r>
       <w:proofErr w:type="spellEnd"/>
       <w:r>
         <w:rPr>
-          <w:color w:val="FF0000"/>
+          <w:color w:val="000000"/>
         </w:rPr>
         <w:t xml:space="preserve"> </w:t>
       </w:r>
       <w:proofErr w:type="spellStart"/>
       <w:r>
         <w:rPr>
-          <w:color w:val="FF0000"/>
+          <w:color w:val="000000"/>
         </w:rPr>
         <w:t>tôi</w:t>
       </w:r>
       <w:proofErr w:type="spellEnd"/>
       <w:r>
         <w:rPr>
-          <w:color w:val="FF0000"/>
+          <w:color w:val="000000"/>
         </w:rPr>
         <w:t xml:space="preserve"> </w:t>
       </w:r>
       <w:proofErr w:type="spellStart"/>
       <w:r>
         <w:rPr>
-          <w:color w:val="FF0000"/>
+          <w:color w:val="000000"/>
         </w:rPr>
         <w:t>nhớ</w:t>
       </w:r>
       <w:proofErr w:type="spellEnd"/>
       <w:r>
         <w:rPr>
-          <w:color w:val="FF0000"/>
+          <w:color w:val="000000"/>
         </w:rPr>
         <w:t xml:space="preserve"> </w:t>
       </w:r>
       <w:proofErr w:type="spellStart"/>
       <w:r>
         <w:rPr>
-          <w:color w:val="FF0000"/>
+          <w:color w:val="000000"/>
         </w:rPr>
         <w:t>đồng</w:t>
       </w:r>
       <w:proofErr w:type="spellEnd"/>
       <w:r>
         <w:rPr>
-          <w:color w:val="FF0000"/>
+          <w:color w:val="000000"/>
         </w:rPr>
         <w:t xml:space="preserve"> </w:t>
       </w:r>
       <w:proofErr w:type="spellStart"/>
       <w:r>
         <w:rPr>
-          <w:color w:val="FF0000"/>
+          <w:color w:val="000000"/>
         </w:rPr>
         <w:t>bộ</w:t>
       </w:r>
       <w:proofErr w:type="spellEnd"/>
       <w:r>
         <w:rPr>
-          <w:color w:val="FF0000"/>
+          <w:color w:val="000000"/>
         </w:rPr>
         <w:t xml:space="preserve"> </w:t>
       </w:r>
       <w:proofErr w:type="spellStart"/>
       <w:r>
         <w:rPr>
-          <w:color w:val="FF0000"/>
+          <w:color w:val="000000"/>
         </w:rPr>
         <w:t>với</w:t>
       </w:r>
       <w:proofErr w:type="spellEnd"/>
       <w:r>
         <w:rPr>
-          <w:color w:val="FF0000"/>
+          <w:color w:val="000000"/>
         </w:rPr>
         <w:t xml:space="preserve"> </w:t>
       </w:r>
       <w:proofErr w:type="spellStart"/>
       <w:r>
         <w:rPr>
-          <w:color w:val="FF0000"/>
+          <w:color w:val="000000"/>
         </w:rPr>
         <w:t>các</w:t>
       </w:r>
       <w:proofErr w:type="spellEnd"/>
       <w:r>
         <w:rPr>
-          <w:color w:val="FF0000"/>
+          <w:color w:val="000000"/>
         </w:rPr>
         <w:t xml:space="preserve"> </w:t>
       </w:r>
       <w:proofErr w:type="spellStart"/>
       <w:r>
         <w:rPr>
-          <w:color w:val="FF0000"/>
+          <w:color w:val="000000"/>
         </w:rPr>
         <w:t>báo</w:t>
       </w:r>
       <w:proofErr w:type="spellEnd"/>
       <w:r>
         <w:rPr>
-          <w:color w:val="FF0000"/>
+          <w:color w:val="000000"/>
         </w:rPr>
         <w:t xml:space="preserve"> </w:t>
       </w:r>
       <w:proofErr w:type="spellStart"/>
       <w:r>
         <w:rPr>
-          <w:color w:val="FF0000"/>
+          <w:color w:val="000000"/>
         </w:rPr>
         <w:t>cáo</w:t>
       </w:r>
       <w:proofErr w:type="spellEnd"/>
       <w:r>
         <w:rPr>
-          <w:color w:val="FF0000"/>
+          <w:color w:val="000000"/>
         </w:rPr>
         <w:t xml:space="preserve"> </w:t>
       </w:r>
       <w:proofErr w:type="spellStart"/>
       <w:r>
         <w:rPr>
-          <w:color w:val="FF0000"/>
+          <w:color w:val="000000"/>
         </w:rPr>
         <w:t>khác</w:t>
       </w:r>
       <w:proofErr w:type="spellEnd"/>
+    </w:p>
+    <w:p>
+      <w:pPr>
+        <w:pStyle w:val="ListBullet"/>
+      </w:pPr>
+      <w:r>
+        <w:rPr>
+          <w:color w:val="000000"/>
+        </w:rPr>
+        <w:t>Nạp và chạy thử code hybrid trên mạch in ngay khi mạch được chế tạo xong.</w:t>
+      </w:r>
+    </w:p>
+    <w:p>
+      <w:pPr>
+        <w:pStyle w:val="ListBullet"/>
+      </w:pPr>
+      <w:r>
+        <w:rPr>
+          <w:color w:val="000000"/>
+        </w:rPr>
+        <w:t>Hỗ trợ bên chế tạo lắp mạch đọc quang trở và mạch động lực cầu H để có mạch đo thật.</w:t>
+      </w:r>
+    </w:p>
+    <w:p>
+      <w:pPr>
+        <w:pStyle w:val="ListBullet"/>
+      </w:pPr>
+      <w:r>
+        <w:rPr>
+          <w:color w:val="000000"/>
+        </w:rPr>
+        <w:t>Hiệu chuẩn và đo đạc trên mạch: chuyển sang tuần sau, khi code chạy được trên mạch.</w:t>
+      </w:r>
+    </w:p>
+    <w:p>
+      <w:pPr>
+        <w:pStyle w:val="ListBullet"/>
+      </w:pPr>
+      <w:r>
+        <w:rPr>
+          <w:color w:val="000000"/>
+        </w:rPr>
+        <w:t>Thiết kế cơ khí phục vụ phần mềm (gá biến trở đồng trục, giá chặn hành trình): chuyển sang quyển chế tạo khi bắt đầu làm cơ khí.</w:t>
+      </w:r>
+    </w:p>
+    <w:p>
+      <w:pPr>
+        <w:pStyle w:val="Heading1"/>
+      </w:pPr>
+      <w:r>
+        <w:rPr>
+          <w:color w:val="000000"/>
+        </w:rPr>
+        <w:t>PHỤ LỤC A. CHƯƠNG TRÌNH THAM KHẢO CHO ESP32 MỘT TRỤC</w:t>
+      </w:r>
+    </w:p>
+    <w:p>
+      <w:r>
+        <w:rPr>
+          <w:color w:val="000000"/>
+        </w:rPr>
+        <w:t>Chương trình hoàn chỉnh ghép từ các khối hàm ở mục 3.7, giữ nguyên cấu trúc khi nạp cho ESP32 DevKit.</w:t>
+      </w:r>
+    </w:p>
+    <w:p>
+      <w:pPr>
+        <w:pStyle w:val="MacroText"/>
+        <w:spacing w:before="120" w:after="0"/>
+        <w:ind w:left="340"/>
+      </w:pPr>
+      <w:r>
+        <w:rPr>
+          <w:rFonts w:ascii="Consolas" w:hAnsi="Consolas"/>
+          <w:color w:val="1F3350"/>
+          <w:sz w:val="17"/>
+        </w:rPr>
+        <w:t>// Bam nang hybrid 1 truc - ESP32 DevKit (thien van tho + LDR tinh chinh)</w:t>
+      </w:r>
+    </w:p>
+    <w:p>
+      <w:pPr>
+        <w:pStyle w:val="MacroText"/>
+        <w:spacing w:after="0"/>
+        <w:ind w:left="340"/>
+      </w:pPr>
+      <w:r>
+        <w:rPr>
+          <w:rFonts w:ascii="Consolas" w:hAnsi="Consolas"/>
+          <w:color w:val="1F3350"/>
+          <w:sz w:val="17"/>
+        </w:rPr>
+        <w:t>// Dung chan theo sheet EasyEDA: LDR 25/26/27/14, bien tro 36, ap pin 39,</w:t>
+      </w:r>
+    </w:p>
+    <w:p>
+      <w:pPr>
+        <w:pStyle w:val="MacroText"/>
+        <w:spacing w:after="0"/>
+        <w:ind w:left="340"/>
+      </w:pPr>
+      <w:r>
+        <w:rPr>
+          <w:rFonts w:ascii="Consolas" w:hAnsi="Consolas"/>
+          <w:color w:val="1F3350"/>
+          <w:sz w:val="17"/>
+        </w:rPr>
+        <w:t>// hanh trinh 34/35/32/33, lenh motor 19/18 (tich cuc THAP qua opto PC817).</w:t>
+      </w:r>
+    </w:p>
+    <w:p>
+      <w:pPr>
+        <w:pStyle w:val="MacroText"/>
+        <w:spacing w:after="0"/>
+        <w:ind w:left="340"/>
+      </w:pPr>
+      <w:r>
+        <w:rPr>
+          <w:rFonts w:ascii="Consolas" w:hAnsi="Consolas"/>
+          <w:color w:val="1F3350"/>
+          <w:sz w:val="17"/>
+        </w:rPr>
+        <w:t>#include &lt;Arduino.h&gt;</w:t>
+      </w:r>
+    </w:p>
+    <w:p>
+      <w:pPr>
+        <w:pStyle w:val="MacroText"/>
+        <w:spacing w:after="0"/>
+        <w:ind w:left="340"/>
+      </w:pPr>
+      <w:r>
+        <w:rPr>
+          <w:rFonts w:ascii="Consolas" w:hAnsi="Consolas"/>
+          <w:color w:val="1F3350"/>
+          <w:sz w:val="17"/>
+        </w:rPr>
+        <w:t>#include &lt;Wire.h&gt;</w:t>
+      </w:r>
+    </w:p>
+    <w:p>
+      <w:pPr>
+        <w:pStyle w:val="MacroText"/>
+        <w:spacing w:after="0"/>
+        <w:ind w:left="340"/>
+      </w:pPr>
+      <w:r>
+        <w:rPr>
+          <w:rFonts w:ascii="Consolas" w:hAnsi="Consolas"/>
+          <w:color w:val="1F3350"/>
+          <w:sz w:val="17"/>
+        </w:rPr>
+        <w:t>#include &lt;LiquidCrystal_I2C.h&gt;</w:t>
+      </w:r>
+    </w:p>
+    <w:p>
+      <w:pPr>
+        <w:pStyle w:val="MacroText"/>
+        <w:spacing w:after="0"/>
+        <w:ind w:left="340"/>
+      </w:pPr>
+      <w:r>
+        <w:rPr>
+          <w:rFonts w:ascii="Consolas" w:hAnsi="Consolas"/>
+          <w:color w:val="1F3350"/>
+          <w:sz w:val="17"/>
+        </w:rPr>
+        <w:t xml:space="preserve"> </w:t>
+      </w:r>
+    </w:p>
+    <w:p>
+      <w:pPr>
+        <w:pStyle w:val="MacroText"/>
+        <w:spacing w:after="0"/>
+        <w:ind w:left="340"/>
+      </w:pPr>
+      <w:r>
+        <w:rPr>
+          <w:rFonts w:ascii="Consolas" w:hAnsi="Consolas"/>
+          <w:color w:val="1F3350"/>
+          <w:sz w:val="17"/>
+        </w:rPr>
+        <w:t>const int LDR[4]  = {25, 26, 27, 14};      // TT, PT, TD, PD (ADC2)</w:t>
+      </w:r>
+    </w:p>
+    <w:p>
+      <w:pPr>
+        <w:pStyle w:val="MacroText"/>
+        <w:spacing w:after="0"/>
+        <w:ind w:left="340"/>
+      </w:pPr>
+      <w:r>
+        <w:rPr>
+          <w:rFonts w:ascii="Consolas" w:hAnsi="Consolas"/>
+          <w:color w:val="1F3350"/>
+          <w:sz w:val="17"/>
+        </w:rPr>
+        <w:t>const int PIN_POT = 36, PIN_AP_PIN = 39;   // ADC1</w:t>
+      </w:r>
+    </w:p>
+    <w:p>
+      <w:pPr>
+        <w:pStyle w:val="MacroText"/>
+        <w:spacing w:after="0"/>
+        <w:ind w:left="340"/>
+      </w:pPr>
+      <w:r>
+        <w:rPr>
+          <w:rFonts w:ascii="Consolas" w:hAnsi="Consolas"/>
+          <w:color w:val="1F3350"/>
+          <w:sz w:val="17"/>
+        </w:rPr>
+        <w:t>const int QT[4]   = {34, 35, 32, 33};      // cong tac hanh trinh, keo xuong 1k</w:t>
+      </w:r>
+    </w:p>
+    <w:p>
+      <w:pPr>
+        <w:pStyle w:val="MacroText"/>
+        <w:spacing w:after="0"/>
+        <w:ind w:left="340"/>
+      </w:pPr>
+      <w:r>
+        <w:rPr>
+          <w:rFonts w:ascii="Consolas" w:hAnsi="Consolas"/>
+          <w:color w:val="1F3350"/>
+          <w:sz w:val="17"/>
+        </w:rPr>
+        <w:t>const int THUAN = 19, NGUOC = 18;          // cau H: LOW = chay, HIGH = khoa</w:t>
+      </w:r>
+    </w:p>
+    <w:p>
+      <w:pPr>
+        <w:pStyle w:val="MacroText"/>
+        <w:spacing w:after="0"/>
+        <w:ind w:left="340"/>
+      </w:pPr>
+      <w:r>
+        <w:rPr>
+          <w:rFonts w:ascii="Consolas" w:hAnsi="Consolas"/>
+          <w:color w:val="1F3350"/>
+          <w:sz w:val="17"/>
+        </w:rPr>
+        <w:lastRenderedPageBreak/>
+        <w:t>LiquidCrystal_I2C lcd(0x27, 16, 2);</w:t>
+      </w:r>
+    </w:p>
+    <w:p>
+      <w:pPr>
+        <w:pStyle w:val="MacroText"/>
+        <w:spacing w:after="0"/>
+        <w:ind w:left="340"/>
+      </w:pPr>
+      <w:r>
+        <w:rPr>
+          <w:rFonts w:ascii="Consolas" w:hAnsi="Consolas"/>
+          <w:color w:val="1F3350"/>
+          <w:sz w:val="17"/>
+        </w:rPr>
+        <w:t xml:space="preserve"> </w:t>
+      </w:r>
+    </w:p>
+    <w:p>
+      <w:pPr>
+        <w:pStyle w:val="MacroText"/>
+        <w:spacing w:after="0"/>
+        <w:ind w:left="340"/>
+      </w:pPr>
+      <w:r>
+        <w:rPr>
+          <w:rFonts w:ascii="Consolas" w:hAnsi="Consolas"/>
+          <w:color w:val="1F3350"/>
+          <w:sz w:val="17"/>
+        </w:rPr>
+        <w:t>const float PHI = 20.93;                   // vi do My Hao, Hung Yen</w:t>
+      </w:r>
+    </w:p>
+    <w:p>
+      <w:pPr>
+        <w:pStyle w:val="MacroText"/>
+        <w:spacing w:after="0"/>
+        <w:ind w:left="340"/>
+      </w:pPr>
+      <w:r>
+        <w:rPr>
+          <w:rFonts w:ascii="Consolas" w:hAnsi="Consolas"/>
+          <w:color w:val="1F3350"/>
+          <w:sz w:val="17"/>
+        </w:rPr>
+        <w:t>const int NGUONG = 200, VUNG_CHET = 120;   // muc ADC cua e1</w:t>
+      </w:r>
+    </w:p>
+    <w:p>
+      <w:pPr>
+        <w:pStyle w:val="MacroText"/>
+        <w:spacing w:after="0"/>
+        <w:ind w:left="340"/>
+      </w:pPr>
+      <w:r>
+        <w:rPr>
+          <w:rFonts w:ascii="Consolas" w:hAnsi="Consolas"/>
+          <w:color w:val="1F3350"/>
+          <w:sz w:val="17"/>
+        </w:rPr>
+        <w:t>const float S_MIN = 2500;                  // tong 4 kenh duoi day = may mu</w:t>
+      </w:r>
+    </w:p>
+    <w:p>
+      <w:pPr>
+        <w:pStyle w:val="MacroText"/>
+        <w:spacing w:after="0"/>
+        <w:ind w:left="340"/>
+      </w:pPr>
+      <w:r>
+        <w:rPr>
+          <w:rFonts w:ascii="Consolas" w:hAnsi="Consolas"/>
+          <w:color w:val="1F3350"/>
+          <w:sz w:val="17"/>
+        </w:rPr>
+        <w:t>const unsigned long T_LDR = 120000;        // 2 phut</w:t>
+      </w:r>
+    </w:p>
+    <w:p>
+      <w:pPr>
+        <w:pStyle w:val="MacroText"/>
+        <w:spacing w:after="0"/>
+        <w:ind w:left="340"/>
+      </w:pPr>
+      <w:r>
+        <w:rPr>
+          <w:rFonts w:ascii="Consolas" w:hAnsi="Consolas"/>
+          <w:color w:val="1F3350"/>
+          <w:sz w:val="17"/>
+        </w:rPr>
+        <w:t>const unsigned long T_TV  = 1800000;       // 30 phut</w:t>
+      </w:r>
+    </w:p>
+    <w:p>
+      <w:pPr>
+        <w:pStyle w:val="MacroText"/>
+        <w:spacing w:after="0"/>
+        <w:ind w:left="340"/>
+      </w:pPr>
+      <w:r>
+        <w:rPr>
+          <w:rFonts w:ascii="Consolas" w:hAnsi="Consolas"/>
+          <w:color w:val="1F3350"/>
+          <w:sz w:val="17"/>
+        </w:rPr>
+        <w:t>float K_cal[4] = {1.0, 1.0, 1.0, 1.0};     // he so hieu chuan 4 kenh</w:t>
+      </w:r>
+    </w:p>
+    <w:p>
+      <w:pPr>
+        <w:pStyle w:val="MacroText"/>
+        <w:spacing w:after="0"/>
+        <w:ind w:left="340"/>
+      </w:pPr>
+      <w:r>
+        <w:rPr>
+          <w:rFonts w:ascii="Consolas" w:hAnsi="Consolas"/>
+          <w:color w:val="1F3350"/>
+          <w:sz w:val="17"/>
+        </w:rPr>
+        <w:t>unsigned long tLDR = 0, tTV = 0;</w:t>
+      </w:r>
+    </w:p>
+    <w:p>
+      <w:pPr>
+        <w:pStyle w:val="MacroText"/>
+        <w:spacing w:after="0"/>
+        <w:ind w:left="340"/>
+      </w:pPr>
+      <w:r>
+        <w:rPr>
+          <w:rFonts w:ascii="Consolas" w:hAnsi="Consolas"/>
+          <w:color w:val="1F3350"/>
+          <w:sz w:val="17"/>
+        </w:rPr>
+        <w:t xml:space="preserve"> </w:t>
+      </w:r>
+    </w:p>
+    <w:p>
+      <w:pPr>
+        <w:pStyle w:val="MacroText"/>
+        <w:spacing w:after="0"/>
+        <w:ind w:left="340"/>
+      </w:pPr>
+      <w:r>
+        <w:rPr>
+          <w:rFonts w:ascii="Consolas" w:hAnsi="Consolas"/>
+          <w:color w:val="1F3350"/>
+          <w:sz w:val="17"/>
+        </w:rPr>
+        <w:t>int docTB(int chan, int n = 16) {          // trung binh co loai mau lech</w:t>
+      </w:r>
+    </w:p>
+    <w:p>
+      <w:pPr>
+        <w:pStyle w:val="MacroText"/>
+        <w:spacing w:after="0"/>
+        <w:ind w:left="340"/>
+      </w:pPr>
+      <w:r>
+        <w:rPr>
+          <w:rFonts w:ascii="Consolas" w:hAnsi="Consolas"/>
+          <w:color w:val="1F3350"/>
+          <w:sz w:val="17"/>
+        </w:rPr>
+        <w:t xml:space="preserve">  long s = 0; int m[16];</w:t>
+      </w:r>
+    </w:p>
+    <w:p>
+      <w:pPr>
+        <w:pStyle w:val="MacroText"/>
+        <w:spacing w:after="0"/>
+        <w:ind w:left="340"/>
+      </w:pPr>
+      <w:r>
+        <w:rPr>
+          <w:rFonts w:ascii="Consolas" w:hAnsi="Consolas"/>
+          <w:color w:val="1F3350"/>
+          <w:sz w:val="17"/>
+        </w:rPr>
+        <w:t xml:space="preserve">  for (int i = 0; i &lt; n; i++) { m[i] = analogRead(chan); s += m[i]; }</w:t>
+      </w:r>
+    </w:p>
+    <w:p>
+      <w:pPr>
+        <w:pStyle w:val="MacroText"/>
+        <w:spacing w:after="0"/>
+        <w:ind w:left="340"/>
+      </w:pPr>
+      <w:r>
+        <w:rPr>
+          <w:rFonts w:ascii="Consolas" w:hAnsi="Consolas"/>
+          <w:color w:val="1F3350"/>
+          <w:sz w:val="17"/>
+        </w:rPr>
+        <w:t xml:space="preserve">  long tb = s / n; long s2 = 0; int d = 0;</w:t>
+      </w:r>
+    </w:p>
+    <w:p>
+      <w:pPr>
+        <w:pStyle w:val="MacroText"/>
+        <w:spacing w:after="0"/>
+        <w:ind w:left="340"/>
+      </w:pPr>
+      <w:r>
+        <w:rPr>
+          <w:rFonts w:ascii="Consolas" w:hAnsi="Consolas"/>
+          <w:color w:val="1F3350"/>
+          <w:sz w:val="17"/>
+        </w:rPr>
+        <w:t xml:space="preserve">  for (int i = 0; i &lt; n; i++) if (abs(m[i] - tb) * 4 &lt; tb) { s2 += m[i]; d++; }</w:t>
+      </w:r>
+    </w:p>
+    <w:p>
+      <w:pPr>
+        <w:pStyle w:val="MacroText"/>
+        <w:spacing w:after="0"/>
+        <w:ind w:left="340"/>
+      </w:pPr>
+      <w:r>
+        <w:rPr>
+          <w:rFonts w:ascii="Consolas" w:hAnsi="Consolas"/>
+          <w:color w:val="1F3350"/>
+          <w:sz w:val="17"/>
+        </w:rPr>
+        <w:t xml:space="preserve">  return d ? s2 / d : tb;</w:t>
+      </w:r>
+    </w:p>
+    <w:p>
+      <w:pPr>
+        <w:pStyle w:val="MacroText"/>
+        <w:spacing w:after="0"/>
+        <w:ind w:left="340"/>
+      </w:pPr>
+      <w:r>
+        <w:rPr>
+          <w:rFonts w:ascii="Consolas" w:hAnsi="Consolas"/>
+          <w:color w:val="1F3350"/>
+          <w:sz w:val="17"/>
+        </w:rPr>
+        <w:t>}</w:t>
+      </w:r>
+    </w:p>
+    <w:p>
+      <w:pPr>
+        <w:pStyle w:val="MacroText"/>
+        <w:spacing w:after="0"/>
+        <w:ind w:left="340"/>
+      </w:pPr>
+      <w:r>
+        <w:rPr>
+          <w:rFonts w:ascii="Consolas" w:hAnsi="Consolas"/>
+          <w:color w:val="1F3350"/>
+          <w:sz w:val="17"/>
+        </w:rPr>
+        <w:t xml:space="preserve"> </w:t>
+      </w:r>
+    </w:p>
+    <w:p>
+      <w:pPr>
+        <w:pStyle w:val="MacroText"/>
+        <w:spacing w:after="0"/>
+        <w:ind w:left="340"/>
+      </w:pPr>
+      <w:r>
+        <w:rPr>
+          <w:rFonts w:ascii="Consolas" w:hAnsi="Consolas"/>
+          <w:color w:val="1F3350"/>
+          <w:sz w:val="17"/>
+        </w:rPr>
+        <w:t>void docDS1307(int &amp;ngay, int &amp;thang, int &amp;hh, int &amp;mm, int &amp;ss) {</w:t>
+      </w:r>
+    </w:p>
+    <w:p>
+      <w:pPr>
+        <w:pStyle w:val="MacroText"/>
+        <w:spacing w:after="0"/>
+        <w:ind w:left="340"/>
+      </w:pPr>
+      <w:r>
+        <w:rPr>
+          <w:rFonts w:ascii="Consolas" w:hAnsi="Consolas"/>
+          <w:color w:val="1F3350"/>
+          <w:sz w:val="17"/>
+        </w:rPr>
+        <w:t xml:space="preserve">  Wire.beginTransmission(0x68); Wire.write(0x00); Wire.endTransmission();</w:t>
+      </w:r>
+    </w:p>
+    <w:p>
+      <w:pPr>
+        <w:pStyle w:val="MacroText"/>
+        <w:spacing w:after="0"/>
+        <w:ind w:left="340"/>
+      </w:pPr>
+      <w:r>
+        <w:rPr>
+          <w:rFonts w:ascii="Consolas" w:hAnsi="Consolas"/>
+          <w:color w:val="1F3350"/>
+          <w:sz w:val="17"/>
+        </w:rPr>
+        <w:t xml:space="preserve">  Wire.requestFrom(0x68, 7);</w:t>
+      </w:r>
+    </w:p>
+    <w:p>
+      <w:pPr>
+        <w:pStyle w:val="MacroText"/>
+        <w:spacing w:after="0"/>
+        <w:ind w:left="340"/>
+      </w:pPr>
+      <w:r>
+        <w:rPr>
+          <w:rFonts w:ascii="Consolas" w:hAnsi="Consolas"/>
+          <w:color w:val="1F3350"/>
+          <w:sz w:val="17"/>
+        </w:rPr>
+        <w:t xml:space="preserve">  byte b[7]; for (int i = 0; i &lt; 7; i++) b[i] = Wire.read();</w:t>
+      </w:r>
+    </w:p>
+    <w:p>
+      <w:pPr>
+        <w:pStyle w:val="MacroText"/>
+        <w:spacing w:after="0"/>
+        <w:ind w:left="340"/>
+      </w:pPr>
+      <w:r>
+        <w:rPr>
+          <w:rFonts w:ascii="Consolas" w:hAnsi="Consolas"/>
+          <w:color w:val="1F3350"/>
+          <w:sz w:val="17"/>
+        </w:rPr>
+        <w:t xml:space="preserve">  auto bcd = [](byte x) { return (x &gt;&gt; 4) * 10 + (x &amp; 0x0F); };</w:t>
+      </w:r>
+    </w:p>
+    <w:p>
+      <w:pPr>
+        <w:pStyle w:val="MacroText"/>
+        <w:spacing w:after="0"/>
+        <w:ind w:left="340"/>
+      </w:pPr>
+      <w:r>
+        <w:rPr>
+          <w:rFonts w:ascii="Consolas" w:hAnsi="Consolas"/>
+          <w:color w:val="1F3350"/>
+          <w:sz w:val="17"/>
+        </w:rPr>
+        <w:t xml:space="preserve">  ss = bcd(b[0] &amp; 0x7F); mm = bcd(b[1] &amp; 0x7F); hh = bcd(b[2] &amp; 0x3F);</w:t>
+      </w:r>
+    </w:p>
+    <w:p>
+      <w:pPr>
+        <w:pStyle w:val="MacroText"/>
+        <w:spacing w:after="0"/>
+        <w:ind w:left="340"/>
+      </w:pPr>
+      <w:r>
+        <w:rPr>
+          <w:rFonts w:ascii="Consolas" w:hAnsi="Consolas"/>
+          <w:color w:val="1F3350"/>
+          <w:sz w:val="17"/>
+        </w:rPr>
+        <w:t xml:space="preserve">  ngay = bcd(b[4] &amp; 0x3F); thang = bcd(b[5] &amp; 0x1F);</w:t>
+      </w:r>
+    </w:p>
+    <w:p>
+      <w:pPr>
+        <w:pStyle w:val="MacroText"/>
+        <w:spacing w:after="0"/>
+        <w:ind w:left="340"/>
+      </w:pPr>
+      <w:r>
+        <w:rPr>
+          <w:rFonts w:ascii="Consolas" w:hAnsi="Consolas"/>
+          <w:color w:val="1F3350"/>
+          <w:sz w:val="17"/>
+        </w:rPr>
+        <w:t>}</w:t>
+      </w:r>
+    </w:p>
+    <w:p>
+      <w:pPr>
+        <w:pStyle w:val="MacroText"/>
+        <w:spacing w:after="0"/>
+        <w:ind w:left="340"/>
+      </w:pPr>
+      <w:r>
+        <w:rPr>
+          <w:rFonts w:ascii="Consolas" w:hAnsi="Consolas"/>
+          <w:color w:val="1F3350"/>
+          <w:sz w:val="17"/>
+        </w:rPr>
+        <w:t xml:space="preserve"> </w:t>
+      </w:r>
+    </w:p>
+    <w:p>
+      <w:pPr>
+        <w:pStyle w:val="MacroText"/>
+        <w:spacing w:after="0"/>
+        <w:ind w:left="340"/>
+      </w:pPr>
+      <w:r>
+        <w:rPr>
+          <w:rFonts w:ascii="Consolas" w:hAnsi="Consolas"/>
+          <w:color w:val="1F3350"/>
+          <w:sz w:val="17"/>
+        </w:rPr>
+        <w:t>int ngayTrongNam(int ngay, int thang) {</w:t>
+      </w:r>
+    </w:p>
+    <w:p>
+      <w:pPr>
+        <w:pStyle w:val="MacroText"/>
+        <w:spacing w:after="0"/>
+        <w:ind w:left="340"/>
+      </w:pPr>
+      <w:r>
+        <w:rPr>
+          <w:rFonts w:ascii="Consolas" w:hAnsi="Consolas"/>
+          <w:color w:val="1F3350"/>
+          <w:sz w:val="17"/>
+        </w:rPr>
+        <w:t xml:space="preserve">  const int t31[12] = {31,28,31,30,31,30,31,31,30,31,30,31};</w:t>
+      </w:r>
+    </w:p>
+    <w:p>
+      <w:pPr>
+        <w:pStyle w:val="MacroText"/>
+        <w:spacing w:after="0"/>
+        <w:ind w:left="340"/>
+      </w:pPr>
+      <w:r>
+        <w:rPr>
+          <w:rFonts w:ascii="Consolas" w:hAnsi="Consolas"/>
+          <w:color w:val="1F3350"/>
+          <w:sz w:val="17"/>
+        </w:rPr>
+        <w:t xml:space="preserve">  int n = ngay; for (int m = 1; m &lt; thang; m++) n += t31[m - 1];</w:t>
+      </w:r>
+    </w:p>
+    <w:p>
+      <w:pPr>
+        <w:pStyle w:val="MacroText"/>
+        <w:spacing w:after="0"/>
+        <w:ind w:left="340"/>
+      </w:pPr>
+      <w:r>
+        <w:rPr>
+          <w:rFonts w:ascii="Consolas" w:hAnsi="Consolas"/>
+          <w:color w:val="1F3350"/>
+          <w:sz w:val="17"/>
+        </w:rPr>
+        <w:t xml:space="preserve">  return n;</w:t>
+      </w:r>
+    </w:p>
+    <w:p>
+      <w:pPr>
+        <w:pStyle w:val="MacroText"/>
+        <w:spacing w:after="0"/>
+        <w:ind w:left="340"/>
+      </w:pPr>
+      <w:r>
+        <w:rPr>
+          <w:rFonts w:ascii="Consolas" w:hAnsi="Consolas"/>
+          <w:color w:val="1F3350"/>
+          <w:sz w:val="17"/>
+        </w:rPr>
+        <w:t>}</w:t>
+      </w:r>
+    </w:p>
+    <w:p>
+      <w:pPr>
+        <w:pStyle w:val="MacroText"/>
+        <w:spacing w:after="0"/>
+        <w:ind w:left="340"/>
+      </w:pPr>
+      <w:r>
+        <w:rPr>
+          <w:rFonts w:ascii="Consolas" w:hAnsi="Consolas"/>
+          <w:color w:val="1F3350"/>
+          <w:sz w:val="17"/>
+        </w:rPr>
+        <w:t xml:space="preserve"> </w:t>
+      </w:r>
+    </w:p>
+    <w:p>
+      <w:pPr>
+        <w:pStyle w:val="MacroText"/>
+        <w:spacing w:after="0"/>
+        <w:ind w:left="340"/>
+      </w:pPr>
+      <w:r>
+        <w:rPr>
+          <w:rFonts w:ascii="Consolas" w:hAnsi="Consolas"/>
+          <w:color w:val="1F3350"/>
+          <w:sz w:val="17"/>
+        </w:rPr>
+        <w:t>// thien van: tra ve goc dat tam pin (do, + ve phia Tay)</w:t>
+      </w:r>
+    </w:p>
+    <w:p>
+      <w:pPr>
+        <w:pStyle w:val="MacroText"/>
+        <w:spacing w:after="0"/>
+        <w:ind w:left="340"/>
+      </w:pPr>
+      <w:r>
+        <w:rPr>
+          <w:rFonts w:ascii="Consolas" w:hAnsi="Consolas"/>
+          <w:color w:val="1F3350"/>
+          <w:sz w:val="17"/>
+        </w:rPr>
+        <w:t>float gocThienVan() {</w:t>
+      </w:r>
+    </w:p>
+    <w:p>
+      <w:pPr>
+        <w:pStyle w:val="MacroText"/>
+        <w:spacing w:after="0"/>
+        <w:ind w:left="340"/>
+      </w:pPr>
+      <w:r>
+        <w:rPr>
+          <w:rFonts w:ascii="Consolas" w:hAnsi="Consolas"/>
+          <w:color w:val="1F3350"/>
+          <w:sz w:val="17"/>
+        </w:rPr>
+        <w:t xml:space="preserve">  int ng, th, hh, mm, ss; docDS1307(ng, th, hh, mm, ss);</w:t>
+      </w:r>
+    </w:p>
+    <w:p>
+      <w:pPr>
+        <w:pStyle w:val="MacroText"/>
+        <w:spacing w:after="0"/>
+        <w:ind w:left="340"/>
+      </w:pPr>
+      <w:r>
+        <w:rPr>
+          <w:rFonts w:ascii="Consolas" w:hAnsi="Consolas"/>
+          <w:color w:val="1F3350"/>
+          <w:sz w:val="17"/>
+        </w:rPr>
+        <w:t xml:space="preserve">  int n = ngayTrongNam(ng, th);</w:t>
+      </w:r>
+    </w:p>
+    <w:p>
+      <w:pPr>
+        <w:pStyle w:val="MacroText"/>
+        <w:spacing w:after="0"/>
+        <w:ind w:left="340"/>
+      </w:pPr>
+      <w:r>
+        <w:rPr>
+          <w:rFonts w:ascii="Consolas" w:hAnsi="Consolas"/>
+          <w:color w:val="1F3350"/>
+          <w:sz w:val="17"/>
+        </w:rPr>
+        <w:t xml:space="preserve">  float t = hh + mm / 60.0 + ss / 3600.0;</w:t>
+      </w:r>
+    </w:p>
+    <w:p>
+      <w:pPr>
+        <w:pStyle w:val="MacroText"/>
+        <w:spacing w:after="0"/>
+        <w:ind w:left="340"/>
+      </w:pPr>
+      <w:r>
+        <w:rPr>
+          <w:rFonts w:ascii="Consolas" w:hAnsi="Consolas"/>
+          <w:color w:val="1F3350"/>
+          <w:sz w:val="17"/>
+        </w:rPr>
+        <w:t xml:space="preserve">  float d = radians(23.45 * sin(radians(360.0 * (284 + n) / 365.0)));</w:t>
+      </w:r>
+    </w:p>
+    <w:p>
+      <w:pPr>
+        <w:pStyle w:val="MacroText"/>
+        <w:spacing w:after="0"/>
+        <w:ind w:left="340"/>
+      </w:pPr>
+      <w:r>
+        <w:rPr>
+          <w:rFonts w:ascii="Consolas" w:hAnsi="Consolas"/>
+          <w:color w:val="1F3350"/>
+          <w:sz w:val="17"/>
+        </w:rPr>
+        <w:t xml:space="preserve">  float H = radians(15.0 * (t - 12.0));</w:t>
+      </w:r>
+    </w:p>
+    <w:p>
+      <w:pPr>
+        <w:pStyle w:val="MacroText"/>
+        <w:spacing w:after="0"/>
+        <w:ind w:left="340"/>
+      </w:pPr>
+      <w:r>
+        <w:rPr>
+          <w:rFonts w:ascii="Consolas" w:hAnsi="Consolas"/>
+          <w:color w:val="1F3350"/>
+          <w:sz w:val="17"/>
+        </w:rPr>
+        <w:t xml:space="preserve">  float p = radians(PHI);</w:t>
+      </w:r>
+    </w:p>
+    <w:p>
+      <w:pPr>
+        <w:pStyle w:val="MacroText"/>
+        <w:spacing w:after="0"/>
+        <w:ind w:left="340"/>
+      </w:pPr>
+      <w:r>
+        <w:rPr>
+          <w:rFonts w:ascii="Consolas" w:hAnsi="Consolas"/>
+          <w:color w:val="1F3350"/>
+          <w:sz w:val="17"/>
+        </w:rPr>
+        <w:t xml:space="preserve">  float sa = sin(p)*sin(d) + cos(p)*cos(d)*cos(H);</w:t>
+      </w:r>
+    </w:p>
+    <w:p>
+      <w:pPr>
+        <w:pStyle w:val="MacroText"/>
+        <w:spacing w:after="0"/>
+        <w:ind w:left="340"/>
+      </w:pPr>
+      <w:r>
+        <w:rPr>
+          <w:rFonts w:ascii="Consolas" w:hAnsi="Consolas"/>
+          <w:color w:val="1F3350"/>
+          <w:sz w:val="17"/>
+        </w:rPr>
+        <w:t xml:space="preserve">  if (sa &lt;= 0.05) return 0.0;              // gan den trang: ve goc 0</w:t>
+      </w:r>
+    </w:p>
+    <w:p>
+      <w:pPr>
+        <w:pStyle w:val="MacroText"/>
+        <w:spacing w:after="0"/>
+        <w:ind w:left="340"/>
+      </w:pPr>
+      <w:r>
+        <w:rPr>
+          <w:rFonts w:ascii="Consolas" w:hAnsi="Consolas"/>
+          <w:color w:val="1F3350"/>
+          <w:sz w:val="17"/>
+        </w:rPr>
+        <w:t xml:space="preserve">  float a = asin(sa);</w:t>
+      </w:r>
+    </w:p>
+    <w:p>
+      <w:pPr>
+        <w:pStyle w:val="MacroText"/>
+        <w:spacing w:after="0"/>
+        <w:ind w:left="340"/>
+      </w:pPr>
+      <w:r>
+        <w:rPr>
+          <w:rFonts w:ascii="Consolas" w:hAnsi="Consolas"/>
+          <w:color w:val="1F3350"/>
+          <w:sz w:val="17"/>
+        </w:rPr>
+        <w:t xml:space="preserve">  float x = cos(a) * sin(atan2(sin(H), cos(H)*sin(p) - tan(d)*cos(p)));</w:t>
+      </w:r>
+    </w:p>
+    <w:p>
+      <w:pPr>
+        <w:pStyle w:val="MacroText"/>
+        <w:spacing w:after="0"/>
+        <w:ind w:left="340"/>
+      </w:pPr>
+      <w:r>
+        <w:rPr>
+          <w:rFonts w:ascii="Consolas" w:hAnsi="Consolas"/>
+          <w:color w:val="1F3350"/>
+          <w:sz w:val="17"/>
+        </w:rPr>
+        <w:t xml:space="preserve">  return degrees(atan2(x, sa));            // khop hinh chieu Dong-Tay</w:t>
+      </w:r>
+    </w:p>
+    <w:p>
+      <w:pPr>
+        <w:pStyle w:val="MacroText"/>
+        <w:spacing w:after="0"/>
+        <w:ind w:left="340"/>
+      </w:pPr>
+      <w:r>
+        <w:rPr>
+          <w:rFonts w:ascii="Consolas" w:hAnsi="Consolas"/>
+          <w:color w:val="1F3350"/>
+          <w:sz w:val="17"/>
+        </w:rPr>
+        <w:t>}</w:t>
+      </w:r>
+    </w:p>
+    <w:p>
+      <w:pPr>
+        <w:pStyle w:val="MacroText"/>
+        <w:spacing w:after="0"/>
+        <w:ind w:left="340"/>
+      </w:pPr>
+      <w:r>
+        <w:rPr>
+          <w:rFonts w:ascii="Consolas" w:hAnsi="Consolas"/>
+          <w:color w:val="1F3350"/>
+          <w:sz w:val="17"/>
+        </w:rPr>
+        <w:t xml:space="preserve"> </w:t>
+      </w:r>
+    </w:p>
+    <w:p>
+      <w:pPr>
+        <w:pStyle w:val="MacroText"/>
+        <w:spacing w:after="0"/>
+        <w:ind w:left="340"/>
+      </w:pPr>
+      <w:r>
+        <w:rPr>
+          <w:rFonts w:ascii="Consolas" w:hAnsi="Consolas"/>
+          <w:color w:val="1F3350"/>
+          <w:sz w:val="17"/>
+        </w:rPr>
+        <w:t>float docGocPin() {                        // bien tro -&gt; goc (hieu chuan 3 diem)</w:t>
+      </w:r>
+    </w:p>
+    <w:p>
+      <w:pPr>
+        <w:pStyle w:val="MacroText"/>
+        <w:spacing w:after="0"/>
+        <w:ind w:left="340"/>
+      </w:pPr>
+      <w:r>
+        <w:rPr>
+          <w:rFonts w:ascii="Consolas" w:hAnsi="Consolas"/>
+          <w:color w:val="1F3350"/>
+          <w:sz w:val="17"/>
+        </w:rPr>
+        <w:t xml:space="preserve">  float v = docTB(PIN_POT) * 3.3 / 4095.0;</w:t>
+      </w:r>
+    </w:p>
+    <w:p>
+      <w:pPr>
+        <w:pStyle w:val="MacroText"/>
+        <w:spacing w:after="0"/>
+        <w:ind w:left="340"/>
+      </w:pPr>
+      <w:r>
+        <w:rPr>
+          <w:rFonts w:ascii="Consolas" w:hAnsi="Consolas"/>
+          <w:color w:val="1F3350"/>
+          <w:sz w:val="17"/>
+        </w:rPr>
+        <w:t xml:space="preserve">  const float VMIN = 0.30, VMAX = 3.00, GMIN = -85.0, GMAX = 85.0;</w:t>
+      </w:r>
+    </w:p>
+    <w:p>
+      <w:pPr>
+        <w:pStyle w:val="MacroText"/>
+        <w:spacing w:after="0"/>
+        <w:ind w:left="340"/>
+      </w:pPr>
+      <w:r>
+        <w:rPr>
+          <w:rFonts w:ascii="Consolas" w:hAnsi="Consolas"/>
+          <w:color w:val="1F3350"/>
+          <w:sz w:val="17"/>
+        </w:rPr>
+        <w:t xml:space="preserve">  return constrain(GMIN + (v - VMIN) * (GMAX - GMIN) / (VMAX - VMIN), GMIN, GMAX);</w:t>
+      </w:r>
+    </w:p>
+    <w:p>
+      <w:pPr>
+        <w:pStyle w:val="MacroText"/>
+        <w:spacing w:after="0"/>
+        <w:ind w:left="340"/>
+      </w:pPr>
+      <w:r>
+        <w:rPr>
+          <w:rFonts w:ascii="Consolas" w:hAnsi="Consolas"/>
+          <w:color w:val="1F3350"/>
+          <w:sz w:val="17"/>
+        </w:rPr>
+        <w:t>}</w:t>
+      </w:r>
+    </w:p>
+    <w:p>
+      <w:pPr>
+        <w:pStyle w:val="MacroText"/>
+        <w:spacing w:after="0"/>
+        <w:ind w:left="340"/>
+      </w:pPr>
+      <w:r>
+        <w:rPr>
+          <w:rFonts w:ascii="Consolas" w:hAnsi="Consolas"/>
+          <w:color w:val="1F3350"/>
+          <w:sz w:val="17"/>
+        </w:rPr>
+        <w:t xml:space="preserve"> </w:t>
+      </w:r>
+    </w:p>
+    <w:p>
+      <w:pPr>
+        <w:pStyle w:val="MacroText"/>
+        <w:spacing w:after="0"/>
+        <w:ind w:left="340"/>
+      </w:pPr>
+      <w:r>
+        <w:rPr>
+          <w:rFonts w:ascii="Consolas" w:hAnsi="Consolas"/>
+          <w:color w:val="1F3350"/>
+          <w:sz w:val="17"/>
+        </w:rPr>
+        <w:t>void dungMotor()  { digitalWrite(THUAN, HIGH); digitalWrite(NGUOC, HIGH); }</w:t>
+      </w:r>
+    </w:p>
+    <w:p>
+      <w:pPr>
+        <w:pStyle w:val="MacroText"/>
+        <w:spacing w:after="0"/>
+        <w:ind w:left="340"/>
+      </w:pPr>
+      <w:r>
+        <w:rPr>
+          <w:rFonts w:ascii="Consolas" w:hAnsi="Consolas"/>
+          <w:color w:val="1F3350"/>
+          <w:sz w:val="17"/>
+        </w:rPr>
+        <w:t>void chayMotor(bool thuan, int ms) {</w:t>
+      </w:r>
+    </w:p>
+    <w:p>
+      <w:pPr>
+        <w:pStyle w:val="MacroText"/>
+        <w:spacing w:after="0"/>
+        <w:ind w:left="340"/>
+      </w:pPr>
+      <w:r>
+        <w:rPr>
+          <w:rFonts w:ascii="Consolas" w:hAnsi="Consolas"/>
+          <w:color w:val="1F3350"/>
+          <w:sz w:val="17"/>
+        </w:rPr>
+        <w:t xml:space="preserve">  if (thuan &amp;&amp; digitalRead(QT[0]) == 1) return;     // chan hanh trinh</w:t>
+      </w:r>
+    </w:p>
+    <w:p>
+      <w:pPr>
+        <w:pStyle w:val="MacroText"/>
+        <w:spacing w:after="0"/>
+        <w:ind w:left="340"/>
+      </w:pPr>
+      <w:r>
+        <w:rPr>
+          <w:rFonts w:ascii="Consolas" w:hAnsi="Consolas"/>
+          <w:color w:val="1F3350"/>
+          <w:sz w:val="17"/>
+        </w:rPr>
+        <w:t xml:space="preserve">  if (!thuan &amp;&amp; digitalRead(QT[1]) == 1) return;</w:t>
+      </w:r>
+    </w:p>
+    <w:p>
+      <w:pPr>
+        <w:pStyle w:val="MacroText"/>
+        <w:spacing w:after="0"/>
+        <w:ind w:left="340"/>
+      </w:pPr>
+      <w:r>
+        <w:rPr>
+          <w:rFonts w:ascii="Consolas" w:hAnsi="Consolas"/>
+          <w:color w:val="1F3350"/>
+          <w:sz w:val="17"/>
+        </w:rPr>
+        <w:t xml:space="preserve">  digitalWrite(THUAN, thuan ? LOW : HIGH);</w:t>
+      </w:r>
+    </w:p>
+    <w:p>
+      <w:pPr>
+        <w:pStyle w:val="MacroText"/>
+        <w:spacing w:after="0"/>
+        <w:ind w:left="340"/>
+      </w:pPr>
+      <w:r>
+        <w:rPr>
+          <w:rFonts w:ascii="Consolas" w:hAnsi="Consolas"/>
+          <w:color w:val="1F3350"/>
+          <w:sz w:val="17"/>
+        </w:rPr>
+        <w:t xml:space="preserve">  digitalWrite(NGUOC, thuan ? HIGH : LOW);</w:t>
+      </w:r>
+    </w:p>
+    <w:p>
+      <w:pPr>
+        <w:pStyle w:val="MacroText"/>
+        <w:spacing w:after="0"/>
+        <w:ind w:left="340"/>
+      </w:pPr>
+      <w:r>
+        <w:rPr>
+          <w:rFonts w:ascii="Consolas" w:hAnsi="Consolas"/>
+          <w:color w:val="1F3350"/>
+          <w:sz w:val="17"/>
+        </w:rPr>
+        <w:t xml:space="preserve">  delay(ms); dungMotor();                            // truc vit tu giu</w:t>
+      </w:r>
+    </w:p>
+    <w:p>
+      <w:pPr>
+        <w:pStyle w:val="MacroText"/>
+        <w:spacing w:after="0"/>
+        <w:ind w:left="340"/>
+      </w:pPr>
+      <w:r>
+        <w:rPr>
+          <w:rFonts w:ascii="Consolas" w:hAnsi="Consolas"/>
+          <w:color w:val="1F3350"/>
+          <w:sz w:val="17"/>
+        </w:rPr>
+        <w:lastRenderedPageBreak/>
+        <w:t>}</w:t>
+      </w:r>
+    </w:p>
+    <w:p>
+      <w:pPr>
+        <w:pStyle w:val="MacroText"/>
+        <w:spacing w:after="0"/>
+        <w:ind w:left="340"/>
+      </w:pPr>
+      <w:r>
+        <w:rPr>
+          <w:rFonts w:ascii="Consolas" w:hAnsi="Consolas"/>
+          <w:color w:val="1F3350"/>
+          <w:sz w:val="17"/>
+        </w:rPr>
+        <w:t xml:space="preserve"> </w:t>
+      </w:r>
+    </w:p>
+    <w:p>
+      <w:pPr>
+        <w:pStyle w:val="MacroText"/>
+        <w:spacing w:after="0"/>
+        <w:ind w:left="340"/>
+      </w:pPr>
+      <w:r>
+        <w:rPr>
+          <w:rFonts w:ascii="Consolas" w:hAnsi="Consolas"/>
+          <w:color w:val="1F3350"/>
+          <w:sz w:val="17"/>
+        </w:rPr>
+        <w:t>void setup() {</w:t>
+      </w:r>
+    </w:p>
+    <w:p>
+      <w:pPr>
+        <w:pStyle w:val="MacroText"/>
+        <w:spacing w:after="0"/>
+        <w:ind w:left="340"/>
+      </w:pPr>
+      <w:r>
+        <w:rPr>
+          <w:rFonts w:ascii="Consolas" w:hAnsi="Consolas"/>
+          <w:color w:val="1F3350"/>
+          <w:sz w:val="17"/>
+        </w:rPr>
+        <w:t xml:space="preserve">  Serial.begin(115200);</w:t>
+      </w:r>
+    </w:p>
+    <w:p>
+      <w:pPr>
+        <w:pStyle w:val="MacroText"/>
+        <w:spacing w:after="0"/>
+        <w:ind w:left="340"/>
+      </w:pPr>
+      <w:r>
+        <w:rPr>
+          <w:rFonts w:ascii="Consolas" w:hAnsi="Consolas"/>
+          <w:color w:val="1F3350"/>
+          <w:sz w:val="17"/>
+        </w:rPr>
+        <w:t xml:space="preserve">  Wire.begin(); lcd.init(); lcd.backlight();</w:t>
+      </w:r>
+    </w:p>
+    <w:p>
+      <w:pPr>
+        <w:pStyle w:val="MacroText"/>
+        <w:spacing w:after="0"/>
+        <w:ind w:left="340"/>
+      </w:pPr>
+      <w:r>
+        <w:rPr>
+          <w:rFonts w:ascii="Consolas" w:hAnsi="Consolas"/>
+          <w:color w:val="1F3350"/>
+          <w:sz w:val="17"/>
+        </w:rPr>
+        <w:t xml:space="preserve">  analogReadResolution(12);</w:t>
+      </w:r>
+    </w:p>
+    <w:p>
+      <w:pPr>
+        <w:pStyle w:val="MacroText"/>
+        <w:spacing w:after="0"/>
+        <w:ind w:left="340"/>
+      </w:pPr>
+      <w:r>
+        <w:rPr>
+          <w:rFonts w:ascii="Consolas" w:hAnsi="Consolas"/>
+          <w:color w:val="1F3350"/>
+          <w:sz w:val="17"/>
+        </w:rPr>
+        <w:t xml:space="preserve">  analogSetPinAttenuation(PIN_POT, ADC_11db);</w:t>
+      </w:r>
+    </w:p>
+    <w:p>
+      <w:pPr>
+        <w:pStyle w:val="MacroText"/>
+        <w:spacing w:after="0"/>
+        <w:ind w:left="340"/>
+      </w:pPr>
+      <w:r>
+        <w:rPr>
+          <w:rFonts w:ascii="Consolas" w:hAnsi="Consolas"/>
+          <w:color w:val="1F3350"/>
+          <w:sz w:val="17"/>
+        </w:rPr>
+        <w:t xml:space="preserve">  analogSetPinAttenuation(PIN_AP_PIN, ADC_11db);</w:t>
+      </w:r>
+    </w:p>
+    <w:p>
+      <w:pPr>
+        <w:pStyle w:val="MacroText"/>
+        <w:spacing w:after="0"/>
+        <w:ind w:left="340"/>
+      </w:pPr>
+      <w:r>
+        <w:rPr>
+          <w:rFonts w:ascii="Consolas" w:hAnsi="Consolas"/>
+          <w:color w:val="1F3350"/>
+          <w:sz w:val="17"/>
+        </w:rPr>
+        <w:t xml:space="preserve">  for (int i = 0; i &lt; 4; i++) {</w:t>
+      </w:r>
+    </w:p>
+    <w:p>
+      <w:pPr>
+        <w:pStyle w:val="MacroText"/>
+        <w:spacing w:after="0"/>
+        <w:ind w:left="340"/>
+      </w:pPr>
+      <w:r>
+        <w:rPr>
+          <w:rFonts w:ascii="Consolas" w:hAnsi="Consolas"/>
+          <w:color w:val="1F3350"/>
+          <w:sz w:val="17"/>
+        </w:rPr>
+        <w:t xml:space="preserve">    analogSetPinAttenuation(LDR[i], ADC_11db);</w:t>
+      </w:r>
+    </w:p>
+    <w:p>
+      <w:pPr>
+        <w:pStyle w:val="MacroText"/>
+        <w:spacing w:after="0"/>
+        <w:ind w:left="340"/>
+      </w:pPr>
+      <w:r>
+        <w:rPr>
+          <w:rFonts w:ascii="Consolas" w:hAnsi="Consolas"/>
+          <w:color w:val="1F3350"/>
+          <w:sz w:val="17"/>
+        </w:rPr>
+        <w:t xml:space="preserve">    pinMode(QT[i], INPUT);                            // da keo xuong 1k ben ngoai</w:t>
+      </w:r>
+    </w:p>
+    <w:p>
+      <w:pPr>
+        <w:pStyle w:val="MacroText"/>
+        <w:spacing w:after="0"/>
+        <w:ind w:left="340"/>
+      </w:pPr>
+      <w:r>
+        <w:rPr>
+          <w:rFonts w:ascii="Consolas" w:hAnsi="Consolas"/>
+          <w:color w:val="1F3350"/>
+          <w:sz w:val="17"/>
+        </w:rPr>
+        <w:t xml:space="preserve">  }</w:t>
+      </w:r>
+    </w:p>
+    <w:p>
+      <w:pPr>
+        <w:pStyle w:val="MacroText"/>
+        <w:spacing w:after="0"/>
+        <w:ind w:left="340"/>
+      </w:pPr>
+      <w:r>
+        <w:rPr>
+          <w:rFonts w:ascii="Consolas" w:hAnsi="Consolas"/>
+          <w:color w:val="1F3350"/>
+          <w:sz w:val="17"/>
+        </w:rPr>
+        <w:t xml:space="preserve">  pinMode(THUAN, OUTPUT); pinMode(NGUOC, OUTPUT); dungMotor();</w:t>
+      </w:r>
+    </w:p>
+    <w:p>
+      <w:pPr>
+        <w:pStyle w:val="MacroText"/>
+        <w:spacing w:after="0"/>
+        <w:ind w:left="340"/>
+      </w:pPr>
+      <w:r>
+        <w:rPr>
+          <w:rFonts w:ascii="Consolas" w:hAnsi="Consolas"/>
+          <w:color w:val="1F3350"/>
+          <w:sz w:val="17"/>
+        </w:rPr>
+        <w:t>}</w:t>
+      </w:r>
+    </w:p>
+    <w:p>
+      <w:pPr>
+        <w:pStyle w:val="MacroText"/>
+        <w:spacing w:after="0"/>
+        <w:ind w:left="340"/>
+      </w:pPr>
+      <w:r>
+        <w:rPr>
+          <w:rFonts w:ascii="Consolas" w:hAnsi="Consolas"/>
+          <w:color w:val="1F3350"/>
+          <w:sz w:val="17"/>
+        </w:rPr>
+        <w:t xml:space="preserve"> </w:t>
+      </w:r>
+    </w:p>
+    <w:p>
+      <w:pPr>
+        <w:pStyle w:val="MacroText"/>
+        <w:spacing w:after="0"/>
+        <w:ind w:left="340"/>
+      </w:pPr>
+      <w:r>
+        <w:rPr>
+          <w:rFonts w:ascii="Consolas" w:hAnsi="Consolas"/>
+          <w:color w:val="1F3350"/>
+          <w:sz w:val="17"/>
+        </w:rPr>
+        <w:t>void loop() {</w:t>
+      </w:r>
+    </w:p>
+    <w:p>
+      <w:pPr>
+        <w:pStyle w:val="MacroText"/>
+        <w:spacing w:after="0"/>
+        <w:ind w:left="340"/>
+      </w:pPr>
+      <w:r>
+        <w:rPr>
+          <w:rFonts w:ascii="Consolas" w:hAnsi="Consolas"/>
+          <w:color w:val="1F3350"/>
+          <w:sz w:val="17"/>
+        </w:rPr>
+        <w:t xml:space="preserve">  unsigned long now = millis();</w:t>
+      </w:r>
+    </w:p>
+    <w:p>
+      <w:pPr>
+        <w:pStyle w:val="MacroText"/>
+        <w:spacing w:after="0"/>
+        <w:ind w:left="340"/>
+      </w:pPr>
+      <w:r>
+        <w:rPr>
+          <w:rFonts w:ascii="Consolas" w:hAnsi="Consolas"/>
+          <w:color w:val="1F3350"/>
+          <w:sz w:val="17"/>
+        </w:rPr>
+        <w:t xml:space="preserve">  // 1) dinh vi tho theo thien van moi 30 phut</w:t>
+      </w:r>
+    </w:p>
+    <w:p>
+      <w:pPr>
+        <w:pStyle w:val="MacroText"/>
+        <w:spacing w:after="0"/>
+        <w:ind w:left="340"/>
+      </w:pPr>
+      <w:r>
+        <w:rPr>
+          <w:rFonts w:ascii="Consolas" w:hAnsi="Consolas"/>
+          <w:color w:val="1F3350"/>
+          <w:sz w:val="17"/>
+        </w:rPr>
+        <w:t xml:space="preserve">  if (now - tTV &gt;= T_TV) {</w:t>
+      </w:r>
+    </w:p>
+    <w:p>
+      <w:pPr>
+        <w:pStyle w:val="MacroText"/>
+        <w:spacing w:after="0"/>
+        <w:ind w:left="340"/>
+      </w:pPr>
+      <w:r>
+        <w:rPr>
+          <w:rFonts w:ascii="Consolas" w:hAnsi="Consolas"/>
+          <w:color w:val="1F3350"/>
+          <w:sz w:val="17"/>
+        </w:rPr>
+        <w:t xml:space="preserve">    tTV = now;</w:t>
+      </w:r>
+    </w:p>
+    <w:p>
+      <w:pPr>
+        <w:pStyle w:val="MacroText"/>
+        <w:spacing w:after="0"/>
+        <w:ind w:left="340"/>
+      </w:pPr>
+      <w:r>
+        <w:rPr>
+          <w:rFonts w:ascii="Consolas" w:hAnsi="Consolas"/>
+          <w:color w:val="1F3350"/>
+          <w:sz w:val="17"/>
+        </w:rPr>
+        <w:t xml:space="preserve">    float dat = gocThienVan(), hien = docGocPin();</w:t>
+      </w:r>
+    </w:p>
+    <w:p>
+      <w:pPr>
+        <w:pStyle w:val="MacroText"/>
+        <w:spacing w:after="0"/>
+        <w:ind w:left="340"/>
+      </w:pPr>
+      <w:r>
+        <w:rPr>
+          <w:rFonts w:ascii="Consolas" w:hAnsi="Consolas"/>
+          <w:color w:val="1F3350"/>
+          <w:sz w:val="17"/>
+        </w:rPr>
+        <w:t xml:space="preserve">    if (fabs(dat - hien) &gt; 2.0)</w:t>
+      </w:r>
+    </w:p>
+    <w:p>
+      <w:pPr>
+        <w:pStyle w:val="MacroText"/>
+        <w:spacing w:after="0"/>
+        <w:ind w:left="340"/>
+      </w:pPr>
+      <w:r>
+        <w:rPr>
+          <w:rFonts w:ascii="Consolas" w:hAnsi="Consolas"/>
+          <w:color w:val="1F3350"/>
+          <w:sz w:val="17"/>
+        </w:rPr>
+        <w:t xml:space="preserve">      chayMotor(dat &gt; hien, min(6000, (int)fabs(dat - hien) * 90));</w:t>
+      </w:r>
+    </w:p>
+    <w:p>
+      <w:pPr>
+        <w:pStyle w:val="MacroText"/>
+        <w:spacing w:after="0"/>
+        <w:ind w:left="340"/>
+      </w:pPr>
+      <w:r>
+        <w:rPr>
+          <w:rFonts w:ascii="Consolas" w:hAnsi="Consolas"/>
+          <w:color w:val="1F3350"/>
+          <w:sz w:val="17"/>
+        </w:rPr>
+        <w:t xml:space="preserve">  }</w:t>
+      </w:r>
+    </w:p>
+    <w:p>
+      <w:pPr>
+        <w:pStyle w:val="MacroText"/>
+        <w:spacing w:after="0"/>
+        <w:ind w:left="340"/>
+      </w:pPr>
+      <w:r>
+        <w:rPr>
+          <w:rFonts w:ascii="Consolas" w:hAnsi="Consolas"/>
+          <w:color w:val="1F3350"/>
+          <w:sz w:val="17"/>
+        </w:rPr>
+        <w:t xml:space="preserve">  // 2) tinh chinh LDR moi 2 phut</w:t>
+      </w:r>
+    </w:p>
+    <w:p>
+      <w:pPr>
+        <w:pStyle w:val="MacroText"/>
+        <w:spacing w:after="0"/>
+        <w:ind w:left="340"/>
+      </w:pPr>
+      <w:r>
+        <w:rPr>
+          <w:rFonts w:ascii="Consolas" w:hAnsi="Consolas"/>
+          <w:color w:val="1F3350"/>
+          <w:sz w:val="17"/>
+        </w:rPr>
+        <w:t xml:space="preserve">  if (now - tLDR &gt;= T_LDR) {</w:t>
+      </w:r>
+    </w:p>
+    <w:p>
+      <w:pPr>
+        <w:pStyle w:val="MacroText"/>
+        <w:spacing w:after="0"/>
+        <w:ind w:left="340"/>
+      </w:pPr>
+      <w:r>
+        <w:rPr>
+          <w:rFonts w:ascii="Consolas" w:hAnsi="Consolas"/>
+          <w:color w:val="1F3350"/>
+          <w:sz w:val="17"/>
+        </w:rPr>
+        <w:t xml:space="preserve">    tLDR = now;</w:t>
+      </w:r>
+    </w:p>
+    <w:p>
+      <w:pPr>
+        <w:pStyle w:val="MacroText"/>
+        <w:spacing w:after="0"/>
+        <w:ind w:left="340"/>
+      </w:pPr>
+      <w:r>
+        <w:rPr>
+          <w:rFonts w:ascii="Consolas" w:hAnsi="Consolas"/>
+          <w:color w:val="1F3350"/>
+          <w:sz w:val="17"/>
+        </w:rPr>
+        <w:t xml:space="preserve">    int L[4]; float S = 0;</w:t>
+      </w:r>
+    </w:p>
+    <w:p>
+      <w:pPr>
+        <w:pStyle w:val="MacroText"/>
+        <w:spacing w:after="0"/>
+        <w:ind w:left="340"/>
+      </w:pPr>
+      <w:r>
+        <w:rPr>
+          <w:rFonts w:ascii="Consolas" w:hAnsi="Consolas"/>
+          <w:color w:val="1F3350"/>
+          <w:sz w:val="17"/>
+        </w:rPr>
+        <w:t xml:space="preserve">    for (int i = 0; i &lt; 4; i++) { L[i] = docTB(LDR[i]) * K_cal[i]; S += L[i]; }</w:t>
+      </w:r>
+    </w:p>
+    <w:p>
+      <w:pPr>
+        <w:pStyle w:val="MacroText"/>
+        <w:spacing w:after="0"/>
+        <w:ind w:left="340"/>
+      </w:pPr>
+      <w:r>
+        <w:rPr>
+          <w:rFonts w:ascii="Consolas" w:hAnsi="Consolas"/>
+          <w:color w:val="1F3350"/>
+          <w:sz w:val="17"/>
+        </w:rPr>
+        <w:t xml:space="preserve">    float e1 = (L[0] + L[2]) - (L[1] + L[3]);         // trai - phai</w:t>
+      </w:r>
+    </w:p>
+    <w:p>
+      <w:pPr>
+        <w:pStyle w:val="MacroText"/>
+        <w:spacing w:after="0"/>
+        <w:ind w:left="340"/>
+      </w:pPr>
+      <w:r>
+        <w:rPr>
+          <w:rFonts w:ascii="Consolas" w:hAnsi="Consolas"/>
+          <w:color w:val="1F3350"/>
+          <w:sz w:val="17"/>
+        </w:rPr>
+        <w:t xml:space="preserve">    if (S &gt; S_MIN &amp;&amp; fabs(e1) &gt; NGUONG)</w:t>
+      </w:r>
+    </w:p>
+    <w:p>
+      <w:pPr>
+        <w:pStyle w:val="MacroText"/>
+        <w:spacing w:after="0"/>
+        <w:ind w:left="340"/>
+      </w:pPr>
+      <w:r>
+        <w:rPr>
+          <w:rFonts w:ascii="Consolas" w:hAnsi="Consolas"/>
+          <w:color w:val="1F3350"/>
+          <w:sz w:val="17"/>
+        </w:rPr>
+        <w:t xml:space="preserve">      chayMotor(e1 &gt; 0, fabs(e1) &gt; 3 * NGUONG ? 1200 : 350);</w:t>
+      </w:r>
+    </w:p>
+    <w:p>
+      <w:pPr>
+        <w:pStyle w:val="MacroText"/>
+        <w:spacing w:after="0"/>
+        <w:ind w:left="340"/>
+      </w:pPr>
+      <w:r>
+        <w:rPr>
+          <w:rFonts w:ascii="Consolas" w:hAnsi="Consolas"/>
+          <w:color w:val="1F3350"/>
+          <w:sz w:val="17"/>
+        </w:rPr>
+        <w:t xml:space="preserve">    // 3) hien thi LCD: gio tu DS1307 + goc pin + e1</w:t>
+      </w:r>
+    </w:p>
+    <w:p>
+      <w:pPr>
+        <w:pStyle w:val="MacroText"/>
+        <w:spacing w:after="0"/>
+        <w:ind w:left="340"/>
+      </w:pPr>
+      <w:r>
+        <w:rPr>
+          <w:rFonts w:ascii="Consolas" w:hAnsi="Consolas"/>
+          <w:color w:val="1F3350"/>
+          <w:sz w:val="17"/>
+        </w:rPr>
+        <w:t xml:space="preserve">    int ng, th, hh, mm, ss; docDS1307(ng, th, hh, mm, ss);</w:t>
+      </w:r>
+    </w:p>
+    <w:p>
+      <w:pPr>
+        <w:pStyle w:val="MacroText"/>
+        <w:spacing w:after="0"/>
+        <w:ind w:left="340"/>
+      </w:pPr>
+      <w:r>
+        <w:rPr>
+          <w:rFonts w:ascii="Consolas" w:hAnsi="Consolas"/>
+          <w:color w:val="1F3350"/>
+          <w:sz w:val="17"/>
+        </w:rPr>
+        <w:t xml:space="preserve">    char d1[17], d2[17];</w:t>
+      </w:r>
+    </w:p>
+    <w:p>
+      <w:pPr>
+        <w:pStyle w:val="MacroText"/>
+        <w:spacing w:after="0"/>
+        <w:ind w:left="340"/>
+      </w:pPr>
+      <w:r>
+        <w:rPr>
+          <w:rFonts w:ascii="Consolas" w:hAnsi="Consolas"/>
+          <w:color w:val="1F3350"/>
+          <w:sz w:val="17"/>
+        </w:rPr>
+        <w:t xml:space="preserve">    sprintf(d1, "%02d/%02d %02d:%02d:%02d", ng, th, hh, mm, ss);</w:t>
+      </w:r>
+    </w:p>
+    <w:p>
+      <w:pPr>
+        <w:pStyle w:val="MacroText"/>
+        <w:spacing w:after="0"/>
+        <w:ind w:left="340"/>
+      </w:pPr>
+      <w:r>
+        <w:rPr>
+          <w:rFonts w:ascii="Consolas" w:hAnsi="Consolas"/>
+          <w:color w:val="1F3350"/>
+          <w:sz w:val="17"/>
+        </w:rPr>
+        <w:t xml:space="preserve">    sprintf(d2, "goc=%+05.1f e=%+04.0f", docGocPin(), e1);</w:t>
+      </w:r>
+    </w:p>
+    <w:p>
+      <w:pPr>
+        <w:pStyle w:val="MacroText"/>
+        <w:spacing w:after="0"/>
+        <w:ind w:left="340"/>
+      </w:pPr>
+      <w:r>
+        <w:rPr>
+          <w:rFonts w:ascii="Consolas" w:hAnsi="Consolas"/>
+          <w:color w:val="1F3350"/>
+          <w:sz w:val="17"/>
+        </w:rPr>
+        <w:t xml:space="preserve">    lcd.clear(); lcd.setCursor(0, 0); lcd.print(d1);</w:t>
+      </w:r>
+    </w:p>
+    <w:p>
+      <w:pPr>
+        <w:pStyle w:val="MacroText"/>
+        <w:spacing w:after="0"/>
+        <w:ind w:left="340"/>
+      </w:pPr>
+      <w:r>
+        <w:rPr>
+          <w:rFonts w:ascii="Consolas" w:hAnsi="Consolas"/>
+          <w:color w:val="1F3350"/>
+          <w:sz w:val="17"/>
+        </w:rPr>
+        <w:t xml:space="preserve">    lcd.setCursor(0, 1); lcd.print(d2);</w:t>
+      </w:r>
+    </w:p>
+    <w:p>
+      <w:pPr>
+        <w:pStyle w:val="MacroText"/>
+        <w:spacing w:after="0"/>
+        <w:ind w:left="340"/>
+      </w:pPr>
+      <w:r>
+        <w:rPr>
+          <w:rFonts w:ascii="Consolas" w:hAnsi="Consolas"/>
+          <w:color w:val="1F3350"/>
+          <w:sz w:val="17"/>
+        </w:rPr>
+        <w:t xml:space="preserve">    Serial.printf("%s  S=%.0f e1=%+.0f goc=%.1f\n", d1, S, e1, docGocPin());</w:t>
+      </w:r>
+    </w:p>
+    <w:p>
+      <w:pPr>
+        <w:pStyle w:val="MacroText"/>
+        <w:spacing w:after="0"/>
+        <w:ind w:left="340"/>
+      </w:pPr>
+      <w:r>
+        <w:rPr>
+          <w:rFonts w:ascii="Consolas" w:hAnsi="Consolas"/>
+          <w:color w:val="1F3350"/>
+          <w:sz w:val="17"/>
+        </w:rPr>
+        <w:t xml:space="preserve">  }</w:t>
+      </w:r>
+    </w:p>
+    <w:p>
+      <w:pPr>
+        <w:pStyle w:val="MacroText"/>
+        <w:spacing w:after="0"/>
+        <w:ind w:left="340"/>
+      </w:pPr>
+      <w:r>
+        <w:rPr>
+          <w:rFonts w:ascii="Consolas" w:hAnsi="Consolas"/>
+          <w:color w:val="1F3350"/>
+          <w:sz w:val="17"/>
+        </w:rPr>
+        <w:t>}</w:t>
+      </w:r>
     </w:p>
     <w:p>
       <w:pPr>

--- a/Bao_cao_1_truc_Lap_trinh.docx
+++ b/Bao_cao_1_truc_Lap_trinh.docx
@@ -2907,7 +2907,7 @@
       <w:r>
         <w:drawing>
           <wp:inline distT="0" distB="0" distL="0" distR="0" wp14:anchorId="5E109939" wp14:editId="1154E240">
-            <wp:extent cx="5669280" cy="7138490"/>
+            <wp:extent cx="5303520" cy="4882358"/>
             <wp:effectExtent l="0" t="0" r="635" b="0"/>
             <wp:docPr id="1" name="Picture 1"/>
             <wp:cNvGraphicFramePr>
@@ -2929,7 +2929,7 @@
                   <pic:spPr>
                     <a:xfrm>
                       <a:off x="0" y="0"/>
-                      <a:ext cx="5669280" cy="7138490"/>
+                      <a:ext cx="5303520" cy="4882358"/>
                     </a:xfrm>
                     <a:prstGeom prst="rect">
                       <a:avLst/>
@@ -2950,7 +2950,7 @@
         <w:rPr>
           <w:color w:val="000000"/>
         </w:rPr>
-        <w:t>Hình 6. Lưu đồ tổng quát chương trình hybrid một trục</w:t>
+        <w:t>Hình 6. Lưu đồ tổng quát chương trình hybrid một trục (bản vẽ của sinh viên)</w:t>
       </w:r>
       <w:proofErr w:type="spellStart"/>
       <w:proofErr w:type="spellEnd"/>
@@ -3702,250 +3702,6 @@
       <w:r>
         <w:t xml:space="preserve"> </w:t>
       </w:r>
-    </w:p>
-    <w:p>
-      <w:pPr>
-        <w:pStyle w:val="ListBullet"/>
-        <w:numPr>
-          <w:ilvl w:val="0"/>
-          <w:numId w:val="0"/>
-        </w:numPr>
-        <w:rPr>
-          <w:color w:val="FF0000"/>
-        </w:rPr>
-      </w:pPr>
-      <w:proofErr w:type="spellStart"/>
-      <w:r>
-        <w:rPr>
-          <w:color w:val="000000"/>
-        </w:rPr>
-        <w:t>Ghi</w:t>
-      </w:r>
-      <w:proofErr w:type="spellEnd"/>
-      <w:r>
-        <w:rPr>
-          <w:color w:val="000000"/>
-        </w:rPr>
-        <w:t xml:space="preserve"> them </w:t>
-      </w:r>
-      <w:proofErr w:type="spellStart"/>
-      <w:r>
-        <w:rPr>
-          <w:color w:val="000000"/>
-        </w:rPr>
-        <w:t>các</w:t>
-      </w:r>
-      <w:proofErr w:type="spellEnd"/>
-      <w:r>
-        <w:rPr>
-          <w:color w:val="000000"/>
-        </w:rPr>
-        <w:t xml:space="preserve"> </w:t>
-      </w:r>
-      <w:proofErr w:type="spellStart"/>
-      <w:r>
-        <w:rPr>
-          <w:color w:val="000000"/>
-        </w:rPr>
-        <w:t>công</w:t>
-      </w:r>
-      <w:proofErr w:type="spellEnd"/>
-      <w:r>
-        <w:rPr>
-          <w:color w:val="000000"/>
-        </w:rPr>
-        <w:t xml:space="preserve"> </w:t>
-      </w:r>
-      <w:proofErr w:type="spellStart"/>
-      <w:r>
-        <w:rPr>
-          <w:color w:val="000000"/>
-        </w:rPr>
-        <w:t>việc</w:t>
-      </w:r>
-      <w:proofErr w:type="spellEnd"/>
-      <w:r>
-        <w:rPr>
-          <w:color w:val="000000"/>
-        </w:rPr>
-        <w:t xml:space="preserve"> </w:t>
-      </w:r>
-      <w:proofErr w:type="spellStart"/>
-      <w:r>
-        <w:rPr>
-          <w:color w:val="000000"/>
-        </w:rPr>
-        <w:t>theo</w:t>
-      </w:r>
-      <w:proofErr w:type="spellEnd"/>
-      <w:r>
-        <w:rPr>
-          <w:color w:val="000000"/>
-        </w:rPr>
-        <w:t xml:space="preserve"> </w:t>
-      </w:r>
-      <w:proofErr w:type="spellStart"/>
-      <w:r>
-        <w:rPr>
-          <w:color w:val="000000"/>
-        </w:rPr>
-        <w:t>thưc</w:t>
-      </w:r>
-      <w:proofErr w:type="spellEnd"/>
-      <w:r>
-        <w:rPr>
-          <w:color w:val="000000"/>
-        </w:rPr>
-        <w:t xml:space="preserve"> </w:t>
-      </w:r>
-      <w:proofErr w:type="spellStart"/>
-      <w:r>
-        <w:rPr>
-          <w:color w:val="000000"/>
-        </w:rPr>
-        <w:t>tế</w:t>
-      </w:r>
-      <w:proofErr w:type="spellEnd"/>
-      <w:r>
-        <w:rPr>
-          <w:color w:val="000000"/>
-        </w:rPr>
-        <w:t xml:space="preserve"> </w:t>
-      </w:r>
-      <w:proofErr w:type="spellStart"/>
-      <w:r>
-        <w:rPr>
-          <w:color w:val="000000"/>
-        </w:rPr>
-        <w:t>cho</w:t>
-      </w:r>
-      <w:proofErr w:type="spellEnd"/>
-      <w:r>
-        <w:rPr>
-          <w:color w:val="000000"/>
-        </w:rPr>
-        <w:t xml:space="preserve"> </w:t>
-      </w:r>
-      <w:proofErr w:type="spellStart"/>
-      <w:r>
-        <w:rPr>
-          <w:color w:val="000000"/>
-        </w:rPr>
-        <w:t>tôi</w:t>
-      </w:r>
-      <w:proofErr w:type="spellEnd"/>
-      <w:r>
-        <w:rPr>
-          <w:color w:val="000000"/>
-        </w:rPr>
-        <w:t xml:space="preserve"> </w:t>
-      </w:r>
-      <w:proofErr w:type="spellStart"/>
-      <w:r>
-        <w:rPr>
-          <w:color w:val="000000"/>
-        </w:rPr>
-        <w:t>nhớ</w:t>
-      </w:r>
-      <w:proofErr w:type="spellEnd"/>
-      <w:r>
-        <w:rPr>
-          <w:color w:val="000000"/>
-        </w:rPr>
-        <w:t xml:space="preserve"> </w:t>
-      </w:r>
-      <w:proofErr w:type="spellStart"/>
-      <w:r>
-        <w:rPr>
-          <w:color w:val="000000"/>
-        </w:rPr>
-        <w:t>đồng</w:t>
-      </w:r>
-      <w:proofErr w:type="spellEnd"/>
-      <w:r>
-        <w:rPr>
-          <w:color w:val="000000"/>
-        </w:rPr>
-        <w:t xml:space="preserve"> </w:t>
-      </w:r>
-      <w:proofErr w:type="spellStart"/>
-      <w:r>
-        <w:rPr>
-          <w:color w:val="000000"/>
-        </w:rPr>
-        <w:t>bộ</w:t>
-      </w:r>
-      <w:proofErr w:type="spellEnd"/>
-      <w:r>
-        <w:rPr>
-          <w:color w:val="000000"/>
-        </w:rPr>
-        <w:t xml:space="preserve"> </w:t>
-      </w:r>
-      <w:proofErr w:type="spellStart"/>
-      <w:r>
-        <w:rPr>
-          <w:color w:val="000000"/>
-        </w:rPr>
-        <w:t>với</w:t>
-      </w:r>
-      <w:proofErr w:type="spellEnd"/>
-      <w:r>
-        <w:rPr>
-          <w:color w:val="000000"/>
-        </w:rPr>
-        <w:t xml:space="preserve"> </w:t>
-      </w:r>
-      <w:proofErr w:type="spellStart"/>
-      <w:r>
-        <w:rPr>
-          <w:color w:val="000000"/>
-        </w:rPr>
-        <w:t>các</w:t>
-      </w:r>
-      <w:proofErr w:type="spellEnd"/>
-      <w:r>
-        <w:rPr>
-          <w:color w:val="000000"/>
-        </w:rPr>
-        <w:t xml:space="preserve"> </w:t>
-      </w:r>
-      <w:proofErr w:type="spellStart"/>
-      <w:r>
-        <w:rPr>
-          <w:color w:val="000000"/>
-        </w:rPr>
-        <w:t>báo</w:t>
-      </w:r>
-      <w:proofErr w:type="spellEnd"/>
-      <w:r>
-        <w:rPr>
-          <w:color w:val="000000"/>
-        </w:rPr>
-        <w:t xml:space="preserve"> </w:t>
-      </w:r>
-      <w:proofErr w:type="spellStart"/>
-      <w:r>
-        <w:rPr>
-          <w:color w:val="000000"/>
-        </w:rPr>
-        <w:t>cáo</w:t>
-      </w:r>
-      <w:proofErr w:type="spellEnd"/>
-      <w:r>
-        <w:rPr>
-          <w:color w:val="000000"/>
-        </w:rPr>
-        <w:t xml:space="preserve"> </w:t>
-      </w:r>
-      <w:proofErr w:type="spellStart"/>
-      <w:r>
-        <w:rPr>
-          <w:color w:val="000000"/>
-        </w:rPr>
-        <w:t>khác</w:t>
-      </w:r>
-      <w:proofErr w:type="spellEnd"/>
     </w:p>
     <w:p>
       <w:pPr>

--- a/Bao_cao_1_truc_Lap_trinh.docx
+++ b/Bao_cao_1_truc_Lap_trinh.docx
@@ -7,6 +7,7 @@
         <w:pStyle w:val="Heading1"/>
       </w:pPr>
       <w:r>
+        <w:rPr/>
         <w:t>CHƯƠNG 1. TỔNG QUAN ĐỀ TÀI</w:t>
       </w:r>
     </w:p>
@@ -15,21 +16,25 @@
         <w:pStyle w:val="Heading2"/>
       </w:pPr>
       <w:r>
+        <w:rPr/>
         <w:t>1.1. Lý do chọn đề tài</w:t>
       </w:r>
     </w:p>
     <w:p>
       <w:r>
+        <w:rPr/>
         <w:t>Tấm pin lắp cố định có hướng và góc nghiêng không đổi, trong khi vị trí biểu kiến của Mặt Trời thay đổi liên tục theo giờ và theo mùa. Khi tia nắng không gần vuông góc với bề mặt pin, thành phần bức xạ trực tiếp nhận được giảm. Cơ cấu bám nắng một trục cho phép tấm pin quay theo một mặt phẳng, qua đó cải thiện hướng thu nhận bức xạ trong một phần thời gian vận hành mà không cần cơ cấu phức tạp như hệ hai trục.</w:t>
       </w:r>
     </w:p>
     <w:p>
       <w:r>
+        <w:rPr/>
         <w:t>Các mô hình giá thành thấp thường dùng nhiều cảm biến quang để so sánh cường độ sáng theo các hướng khác nhau. Tuy nhiên, hai cảm biến có thể khác độ nhạy; tín hiệu thay đổi theo nhiệt độ, nhiễu ADC, bụi, phản xạ và mây che. Nếu điều khiển trực tiếp theo tín hiệu thô, động cơ có thể dao động, quay sai hướng hoặc tiêu thụ nhiều điện năng phụ trợ. Vì vậy, cần nghiên cứu cách lọc, hiệu chuẩn và xác định độ tin cậy tín hiệu trước khi ra lệnh chuyển động.</w:t>
       </w:r>
     </w:p>
     <w:p>
       <w:r>
+        <w:rPr/>
         <w:t>Đề tài “Nghiên cứu thuật toán đo cường độ ánh sáng để xác định hướng điều khiển tấm pin năng lượng mặt trời bám nắng một trục” được chọn nhằm xây dựng và so sánh các cách xử lý tín hiệu phù hợp với mô hình nhỏ, đồng thời kết hợp đường tham chiếu thiên văn để hệ thống không phụ thuộc hoàn toàn vào cảm biến quang.</w:t>
       </w:r>
     </w:p>
@@ -38,16 +43,19 @@
         <w:pStyle w:val="Heading2"/>
       </w:pPr>
       <w:r>
+        <w:rPr/>
         <w:t>1.2. Tổng quan về đề tài</w:t>
       </w:r>
     </w:p>
     <w:p>
       <w:r>
+        <w:rPr/>
         <w:t>Đối tượng kỹ thuật là mô hình tấm pin bám nắng một trục, dùng một cụm bốn quang trở gắn tại bốn góc mặt pin để ước lượng sai lệch theo phương quay và phương nghiêng. Mỗi cảm biến được gá đối xứng, trục cảm quang hướng chếch ra ngoài so với pháp tuyến mặt pin. Cụm cảm biến tạo được hai thành phần sai lệch; do phạm vi cơ khí của đề tài chỉ có một trục chấp hành, thuật toán dùng thành phần ứng với trục được lắp làm lệnh điều khiển, còn thành phần còn lại được ghi nhận để đánh giá hoặc mở rộng trong tương lai.</w:t>
       </w:r>
     </w:p>
     <w:p>
       <w:r>
+        <w:rPr/>
         <w:t>Báo cáo khảo sát bốn nhóm thuật toán trên các tín hiệu quang đã tổng hợp từ bốn góc: so sánh có ngưỡng; điều khiển tỷ lệ; điều khiển tỷ lệ có lọc, bù độ lợi và vùng chết; và phương án lai dùng tín hiệu cảm biến khi đủ tin cậy, chuyển sang góc thiên văn hoặc giữ vị trí khi tín hiệu suy giảm. Trọng tâm đánh giá là khả năng nhận biết chiều quay/chiều nghiêng, sai số bám trên trục được điều khiển, mức độ chuyển động không cần thiết và năng lượng thuần sau khi tính điện năng phụ trợ.</w:t>
       </w:r>
     </w:p>
@@ -56,11 +64,13 @@
         <w:pStyle w:val="Heading2"/>
       </w:pPr>
       <w:r>
+        <w:rPr/>
         <w:t>1.3. Mục tiêu nghiên cứu</w:t>
       </w:r>
     </w:p>
     <w:p>
       <w:r>
+        <w:rPr/>
         <w:t>Mục tiêu tổng quát là xây dựng phương án đo và xử lý cường độ ánh sáng để xác định hướng quay cho mô hình pin mặt trời bám nắng một trục, bảo đảm chuyển động ổn định trong điều kiện ánh sáng thay đổi. Các mục tiêu cụ thể gồm:</w:t>
       </w:r>
     </w:p>
@@ -69,6 +79,7 @@
         <w:pStyle w:val="ListBullet"/>
       </w:pPr>
       <w:r>
+        <w:rPr/>
         <w:lastRenderedPageBreak/>
         <w:t>Tìm hiểu vị trí biểu kiến của Mặt Trời, đặc tính cảm biến quang và nguyên lý bám nắng một trục.</w:t>
       </w:r>
@@ -78,6 +89,7 @@
         <w:pStyle w:val="ListBullet"/>
       </w:pPr>
       <w:r>
+        <w:rPr/>
         <w:t>Thiết kế cụm bốn LDR tại bốn góc pin, xác định góc gá hướng ra ngoài và xây dựng quy tắc so sánh trái-phải, trên-dưới để tạo hai tín hiệu sai lệch.</w:t>
       </w:r>
     </w:p>
@@ -86,6 +98,7 @@
         <w:pStyle w:val="ListBullet"/>
       </w:pPr>
       <w:r>
+        <w:rPr/>
         <w:t>Xây dựng các thuật toán so sánh, tỷ lệ, có lọc/bù/vùng chết và thuật toán lai thiên văn-cảm biến.</w:t>
       </w:r>
     </w:p>
@@ -94,6 +107,7 @@
         <w:pStyle w:val="ListBullet"/>
       </w:pPr>
       <w:r>
+        <w:rPr/>
         <w:t>Đề xuất cách mô phỏng, hiệu chuẩn và thử nghiệm để so sánh sai số góc, số lần/quãng quay và năng lượng thuần với tấm pin cố định.</w:t>
       </w:r>
     </w:p>
@@ -102,16 +116,19 @@
         <w:pStyle w:val="Heading2"/>
       </w:pPr>
       <w:r>
+        <w:rPr/>
         <w:t>1.4. Đối tượng và phạm vi nghiên cứu</w:t>
       </w:r>
     </w:p>
     <w:p>
       <w:r>
+        <w:rPr/>
         <w:t>Đối tượng nghiên cứu là thuật toán xử lý tín hiệu của cụm bốn quang trở đặt ở bốn góc mặt pin để xác định chiều sai lệch theo hai phương. Mô hình cơ khí trong phạm vi báo cáo vẫn là tracker một trục; cấu hình tham khảo gồm ESP32, mạch chia áp đo điện áp tấm pin, module thời gian thực DS1307 và một động cơ gạt nước trục vít có giới hạn hành trình. Địa điểm tính toán dự kiến là khu vực Mỹ Hào, Hưng Yên (xấp xỉ 20,93° Bắc, 106,06° Đông); tọa độ chính thức cần được xác nhận theo nơi đặt mô hình. Thành phần sai lệch của trục chưa được cơ khí điều khiển chỉ được ghi nhận, không giả định rằng mô hình một trục có thể điều chỉnh đồng thời cả hai trục.</w:t>
       </w:r>
     </w:p>
     <w:p>
       <w:r>
+        <w:rPr/>
         <w:t>Phạm vi tập trung vào mô hình công suất nhỏ, chuyển động trong mặt phẳng Đông-Tây và xử lý tín hiệu cảm biến. Báo cáo không thiết kế hệ thống hòa lưới, bộ nghịch lưu hoặc MPPT; không khẳng định mức tăng sản lượng trước khi đo; không mở rộng sang cơ cấu giàn quy mô nhà máy. Photodiode được trình bày để so sánh lựa chọn cảm biến, không mặc định là phần tử của mạch chính.</w:t>
       </w:r>
     </w:p>
@@ -120,11 +137,13 @@
         <w:pStyle w:val="Heading2"/>
       </w:pPr>
       <w:r>
+        <w:rPr/>
         <w:t>1.5. Kết quả dự kiến</w:t>
       </w:r>
     </w:p>
     <w:p>
       <w:r>
+        <w:rPr/>
         <w:t>Kết quả dự kiến của đề tài gồm:</w:t>
       </w:r>
     </w:p>
@@ -133,6 +152,7 @@
         <w:pStyle w:val="ListBullet"/>
       </w:pPr>
       <w:r>
+        <w:rPr/>
         <w:t>Mô tả cơ sở lý thuyết và cấu trúc mô hình bám nắng một trục có thể triển khai.</w:t>
       </w:r>
     </w:p>
@@ -141,6 +161,7 @@
         <w:pStyle w:val="ListBullet"/>
       </w:pPr>
       <w:r>
+        <w:rPr/>
         <w:t>Bộ thuật toán và chương trình điều khiển có các bước đọc/lọc tín hiệu, hiệu chuẩn, đánh giá chất lượng cảm biến, giới hạn góc và điều khiển cơ cấu.</w:t>
       </w:r>
     </w:p>
@@ -149,6 +170,7 @@
         <w:pStyle w:val="ListBullet"/>
       </w:pPr>
       <w:r>
+        <w:rPr/>
         <w:t>Quy trình mô phỏng/thử nghiệm và bộ chỉ tiêu để so sánh sai số bám, hoạt động của động cơ và năng lượng thuần giữa các chế độ.</w:t>
       </w:r>
     </w:p>
@@ -157,11 +179,13 @@
         <w:pStyle w:val="ListBullet"/>
       </w:pPr>
       <w:r>
+        <w:rPr/>
         <w:t>Báo cáo phân tích ưu điểm, giới hạn và hướng hoàn thiện sau khi có dữ liệu đo thực tế.</w:t>
       </w:r>
     </w:p>
     <w:p>
       <w:r>
+        <w:rPr/>
         <w:t>Các mục tiêu này là kết quả dự kiến; mọi trị số hiệu suất hoặc mức cải thiện chỉ được kết luận từ dữ liệu thực nghiệm có thể kiểm tra.</w:t>
       </w:r>
     </w:p>
@@ -170,36 +194,44 @@
         <w:pStyle w:val="Heading2"/>
       </w:pPr>
       <w:r>
+        <w:rPr/>
         <w:lastRenderedPageBreak/>
         <w:t>1.6. Vai trò của quyển lập trình</w:t>
       </w:r>
     </w:p>
     <w:p>
       <w:r>
+        <w:rPr/>
         <w:t xml:space="preserve">Quyển này tập trung vào phần mềm của hệ thống: môi trường phát triển Arduino IDE và cách nạp chương trình cho ESP32, các nhóm lệnh dùng trong đề tài, thiết kế – chế tạo – hiệu chuẩn mạch và cơ khí, các phương pháp đọc cảm biến, điều khiển motor, đọc thời gian thực, hiển thị LCD, cùng lưu đồ thuật toán từng phần và lưu đồ tổng quát kèm code </w:t>
       </w:r>
       <w:proofErr w:type="spellStart"/>
       <w:r>
+        <w:rPr/>
         <w:t>mẫu</w:t>
       </w:r>
       <w:proofErr w:type="spellEnd"/>
       <w:r>
+        <w:rPr/>
         <w:t xml:space="preserve"> </w:t>
       </w:r>
       <w:proofErr w:type="spellStart"/>
       <w:r>
+        <w:rPr/>
         <w:t>hoàn</w:t>
       </w:r>
       <w:proofErr w:type="spellEnd"/>
       <w:r>
+        <w:rPr/>
         <w:t xml:space="preserve"> </w:t>
       </w:r>
       <w:proofErr w:type="spellStart"/>
       <w:r>
+        <w:rPr/>
         <w:t>chỉnh</w:t>
       </w:r>
       <w:proofErr w:type="spellEnd"/>
       <w:r>
+        <w:rPr/>
         <w:t>.</w:t>
       </w:r>
     </w:p>
@@ -210,6 +242,7 @@
         <w:jc w:val="left"/>
       </w:pPr>
       <w:r>
+        <w:rPr/>
         <w:br w:type="page"/>
       </w:r>
     </w:p>
@@ -219,6 +252,7 @@
         <w:pStyle w:val="Heading1"/>
       </w:pPr>
       <w:r>
+        <w:rPr/>
         <w:t>CHƯƠNG 2. CƠ SỞ LÝ THUYẾT, TỔNG QUAN LINH KIỆN VÀ MÔI TRƯỜNG LẬP TRÌNH</w:t>
       </w:r>
     </w:p>
@@ -227,21 +261,25 @@
         <w:pStyle w:val="Heading2"/>
       </w:pPr>
       <w:r>
+        <w:rPr/>
         <w:t>2.1. Pin năng lượng Mặt Trời</w:t>
       </w:r>
     </w:p>
     <w:p>
       <w:r>
+        <w:rPr/>
         <w:t>Mô-đun quang điện gồm nhiều tế bào bán dẫn ghép nối tiếp/song song để tạo điện áp và dòng điện phù hợp. Tế bào thường dựa trên tiếp giáp bán dẫn p-n; khi photon có năng lượng phù hợp được hấp thụ, các hạt tải điện được tạo ra và phân tách, hình thành dòng điện một chiều. Mô-đun thương mại còn có kính bảo vệ, lớp đóng gói, mặt sau, khung và hộp nối; cấu tạo cụ thể thay đổi theo loại mô-đun.</w:t>
       </w:r>
     </w:p>
     <w:p>
       <w:r>
+        <w:rPr/>
         <w:t>Các thông số cơ bản trên nhãn gồm công suất cực đại Pmax, điện áp hở mạch Voc, dòng ngắn mạch Isc, điện áp và dòng tại điểm công suất cực đại Vmp, Imp, cùng hệ số nhiệt. Thông số danh định thường công bố theo điều kiện thử chuẩn STC; ngoài thực tế, bức xạ, nhiệt độ tế bào, phổ ánh sáng, tải điện và che bóng làm các giá trị thay đổi. Tăng bức xạ thường làm dòng quang điện tăng; nhiệt độ tế bào tăng thường làm điện áp và công suất cực đại suy giảm.</w:t>
       </w:r>
     </w:p>
     <w:p>
       <w:r>
+        <w:rPr/>
         <w:t>Góc giữa tia trực tiếp và pháp tuyến mặt pin ảnh hưởng thành phần bức xạ trực tiếp thu được; tracker chỉ thay đổi hướng hình học, không loại bỏ ảnh hưởng của mây hay nhiệt độ. Khi so sánh chế độ cố định và bám nắng cần đo đồng thời U và I, tính P = U×I rồi tích phân theo thời gian; điện áp đơn lẻ không đại diện cho năng lượng [1].</w:t>
       </w:r>
     </w:p>
@@ -250,16 +288,19 @@
         <w:pStyle w:val="Heading2"/>
       </w:pPr>
       <w:r>
+        <w:rPr/>
         <w:t>2.2. Cảm biến quang trở (LDR)</w:t>
       </w:r>
     </w:p>
     <w:p>
       <w:r>
+        <w:rPr/>
         <w:t>Quang trở (Light Dependent Resistor - LDR) là linh kiện quang dẫn: độ dẫn điện của vật liệu bán dẫn thay đổi theo lượng ánh sáng chiếu tới. Trong điều kiện sáng hơn, điện trở LDR thường giảm; khi ánh sáng yếu hoặc tối, điện trở tăng. Đặc tuyến điện trở-độ rọi không tuyến tính và phụ thuộc loại linh kiện, phổ ánh sáng, nhiệt độ, thời gian đáp ứng và sai số giữa các mẫu.</w:t>
       </w:r>
     </w:p>
     <w:p>
       <w:r>
+        <w:rPr/>
         <w:t>Để đưa tín hiệu LDR vào vi điều khiển, thường mắc linh kiện với một điện trở cố định thành cầu phân áp rồi đọc điện áp tại điểm giữa bằng ADC. ADC có thể tăng hoặc giảm khi chiếu sáng tùy vị trí LDR trong cầu phân áp, vì vậy cần xem sơ đồ mạch và kiểm tra thực tế. LDR có giá thành thấp, mạch đơn giản nhưng độ lặp lại và tốc độ đáp ứng thường thấp hơn photodiode; cần che bụi/ẩm và hiệu chuẩn nếu dùng để so sánh định lượng.</w:t>
       </w:r>
     </w:p>
@@ -268,20 +309,24 @@
         <w:pStyle w:val="Heading2"/>
       </w:pPr>
       <w:r>
+        <w:rPr/>
         <w:t>2.3. Bộ điều khiển ESP32 DevKit và các khối phụ trợ</w:t>
       </w:r>
     </w:p>
     <w:p>
       <w:r>
+        <w:rPr/>
         <w:t xml:space="preserve">Bộ điều khiển trung tâm là module ESP32 DevKit. Bo có hai nhóm ADC 12 bit: ADC1 (GPIO36, 39, 32, 33...) và ADC2 (GPIO25, 26, 27, 14...); nhóm ADC2 chỉ xung đột khi bật WiFi, còn đề tài không dùng WiFi nên cả sáu kênh đo tương tự đều dùng được. Trong thiết kế đã vẽ, bốn kênh LDR đưa vào GPIO25/26/27/14, biến trở hồi tiếp góc vào GPIO36 và </w:t>
       </w:r>
       <w:r>
+        <w:rPr/>
         <w:lastRenderedPageBreak/>
         <w:t>điện áp tấm pin (qua cầu chia) vào GPIO39; ADC của ESP32 chỉ đo điện áp 0–3,3 V nên không đo dòng điện trong phiên bản này.</w:t>
       </w:r>
     </w:p>
     <w:p>
       <w:r>
+        <w:rPr/>
         <w:t>Thời gian thực dùng module DS1307 (I²C địa chỉ 0x68, có pin nuôi) để cấp ngày và giờ cho khối thiên văn; hiển thị dùng màn hình LCD 1602 kèm mạch chuyển I²C PCF8574 (địa chỉ 0x27), chung bus SDA/SCL (GPIO21/22) với DS1307. Nguồn 12 V qua diode chống ngược cực 1N4007, hạ áp LM2596 cấp 3,3 V cho ESP32 và nhánh 7805 riêng cấp 5 V cho LCD, DS1307.</w:t>
       </w:r>
     </w:p>
@@ -290,6 +335,7 @@
         <w:pStyle w:val="Heading2"/>
       </w:pPr>
       <w:r>
+        <w:rPr/>
         <w:t>2.4. Vị trí Mặt Trời và góc theo ngày, giờ</w:t>
       </w:r>
     </w:p>
@@ -298,11 +344,13 @@
         <w:pStyle w:val="Heading3"/>
       </w:pPr>
       <w:r>
+        <w:rPr/>
         <w:t>2.4.1. Hệ tọa độ và các góc đặc trưng</w:t>
       </w:r>
     </w:p>
     <w:p>
       <w:r>
+        <w:rPr/>
         <w:t>Vị trí Mặt Trời thường được mô tả bằng góc cao α (tính từ đường chân trời lên thiên đỉnh) và góc phương vị γ (đo từ hướng Bắc thật theo chiều kim đồng hồ). Góc thiên đỉnh θz = 90° − α. Góc phương vị và góc cao là đầu vào để xác định hướng pháp tuyến của tấm pin; khi cài đặt phải thống nhất quy ước dấu giữa phần mềm và chiều quay thực tế của cơ cấu.</w:t>
       </w:r>
     </w:p>
@@ -311,16 +359,19 @@
         <w:pStyle w:val="Heading3"/>
       </w:pPr>
       <w:r>
+        <w:rPr/>
         <w:t>2.4.2. Ảnh hưởng của ngày trong năm và giờ trong ngày</w:t>
       </w:r>
     </w:p>
     <w:p>
       <w:r>
+        <w:rPr/>
         <w:t>Một xấp xỉ thường dùng cho góc lệch Mặt Trời là δ ≈ 23,45° × sin[360° × (284 + n) / 365], trong đó n là thứ tự ngày trong năm. Góc giờ xấp xỉ ω = 15° × (t_solar − 12), với t_solar là giờ Mặt Trời địa phương tính bằng giờ. Từ vĩ độ φ, có thể tính góc cao bằng quan hệ sin α = sin φ sin δ + cos φ cos δ cos ω. Các biểu thức này thích hợp để trình bày nguyên lý; triển khai chính xác nên dùng thuật toán vị trí Mặt Trời SPA hoặc thư viện đã kiểm chứng [1, 2].</w:t>
       </w:r>
     </w:p>
     <w:p>
       <w:r>
+        <w:rPr/>
         <w:t>Giờ dân dụng không hoàn toàn trùng với giờ Mặt Trời. Chương trình cần hiệu chỉnh múi giờ, kinh độ địa điểm và phương trình thời gian; đồng hồ RTC phải được đặt đúng. Sai lệch thời gian, nhập nhầm vĩ độ/kinh độ hoặc xác định sai hướng Bắc thật đều làm xuất hiện sai số góc dù thuật toán tính toán đúng.</w:t>
       </w:r>
     </w:p>
@@ -329,16 +380,19 @@
         <w:pStyle w:val="Heading3"/>
       </w:pPr>
       <w:r>
+        <w:rPr/>
         <w:t>2.4.3. Góc đặt của tracker một trục</w:t>
       </w:r>
     </w:p>
     <w:p>
       <w:r>
+        <w:rPr/>
         <w:t>Với trục quay nằm ngang theo hướng Bắc - Nam, tấm pin có thể quay trong mặt phẳng Đông-Tây. Góc đặt lý tưởng được suy ra từ hình chiếu vectơ hướng Mặt Trời lên mặt phẳng vuông góc với trục quay. Nếu γ đo từ Bắc và α là góc cao, một cách viết theo quy ước R dương khi pháp tuyến nghiêng về phía Đông là R* = atan2(cos α × sin γ, sin α). Cần đổi dấu hoặc cộng offset nếu chiều dương của cơ cấu khác quy ước này. Trục đơn không bù được thành phần Bắc-Nam của hướng Mặt Trời.</w:t>
       </w:r>
     </w:p>
     <w:p>
       <w:r>
+        <w:rPr/>
         <w:t>Trong đề tài này, góc thiên văn được dùng làm tham chiếu/đường dự phòng; sai lệch của cặp cảm biến LDR có thể hiệu chỉnh góc khi tín hiệu đủ tin cậy. Góc đặt cuối cùng luôn phải giới hạn trong hành trình cơ khí.</w:t>
       </w:r>
     </w:p>
@@ -347,22 +401,26 @@
         <w:pStyle w:val="Heading2"/>
       </w:pPr>
       <w:r>
+        <w:rPr/>
         <w:lastRenderedPageBreak/>
         <w:t>2.5. Các mùa trong năm và quỹ đạo biểu kiến</w:t>
       </w:r>
     </w:p>
     <w:p>
       <w:r>
+        <w:rPr/>
         <w:t>Trục quay của Trái Đất nghiêng so với mặt phẳng quỹ đạo, vì vậy xích vĩ Mặt Trời thay đổi trong năm. Ở Bắc bán cầu, vào khoảng tháng 6 Mặt Trời lên cao và thời gian ban ngày dài hơn; vào khoảng tháng 12 Mặt Trời thấp hơn và ngày ngắn hơn. Quanh hai điểm phân tháng 3 và tháng 9, độ dài ngày và đêm gần bằng nhau. Đây là biến thiên thiên văn, không phải sự thay đổi đột ngột đúng vào ngày đầu mùa khí tượng.</w:t>
       </w:r>
     </w:p>
     <w:p>
       <w:r>
+        <w:rPr/>
         <w:t>Do quỹ đạo thay đổi theo mùa, giờ Mặt Trời mọc/lặn và phương vị mọc/lặn cũng thay đổi. Cùng một tấm pin đặt cố định có thể phù hợp hơn vào một số mùa; lợi ích của bám nắng không giống nhau quanh năm. Ở các vĩ độ miền Bắc Việt Nam, vào mùa hè Mặt Trời giữa trưa có thể ở rất cao và lệch về phía Bắc; mùa đông đường đi thấp hơn và chủ yếu ở phía Nam. Một tracker một trục chỉ quay trong một mặt phẳng nên còn sai lệch theo phương vuông góc với trục; tracker hai trục khắc phục tốt hơn về hình học nhưng tăng độ phức tạp và năng lượng truyền động.</w:t>
       </w:r>
     </w:p>
     <w:p>
       <w:r>
+        <w:rPr/>
         <w:t>Vì vậy, thiết kế cần xem xét cả mùa, góc nghiêng ban đầu, bóng che và thời tiết địa phương. Không nên suy ra mức tăng sản lượng cả năm từ một ngày nắng hoặc một lần đo; cần so sánh trong các khoảng thời gian đủ dài và ghi nhận điều kiện đo [3, 4].</w:t>
       </w:r>
     </w:p>
@@ -665,6 +723,7 @@
     <w:p/>
     <w:p>
       <w:r>
+        <w:rPr/>
         <w:t>Mốc ngày phân và chí thay đổi nhẹ theo từng năm; mùa khí tượng tại từng địa phương cũng không hoàn toàn trùng với mùa thiên văn. Bảng trên mô tả xu hướng quỹ đạo, không thay cho số liệu thời tiết tại vị trí thử nghiệm.</w:t>
       </w:r>
     </w:p>
@@ -673,6 +732,7 @@
         <w:pStyle w:val="Heading2"/>
       </w:pPr>
       <w:r>
+        <w:rPr/>
         <w:t>2.6. Ba phương pháp bám nắng xem xét trong đề tài</w:t>
       </w:r>
     </w:p>
@@ -681,11 +741,13 @@
         <w:pStyle w:val="Heading3"/>
       </w:pPr>
       <w:r>
+        <w:rPr/>
         <w:t>2.6.1. Nhóm 1 – Vòng hở theo thời gian (thuật toán thiên văn)</w:t>
       </w:r>
     </w:p>
     <w:p>
       <w:r>
+        <w:rPr/>
         <w:t>Nhóm này tính vị trí Mặt Trời từ vị trí địa lý, ngày và giờ đọc từ module thời gian thực DS1307, không cần cảm biến ánh sáng. Góc khai thiên (xích vĩ) tính theo ngày trong năm:</w:t>
       </w:r>
     </w:p>
@@ -703,6 +765,7 @@
     </w:p>
     <w:p>
       <w:r>
+        <w:rPr/>
         <w:t>Góc giờ tính từ giờ Mặt Trời t (giờ):</w:t>
       </w:r>
     </w:p>
@@ -720,6 +783,7 @@
     </w:p>
     <w:p>
       <w:r>
+        <w:rPr/>
         <w:lastRenderedPageBreak/>
         <w:t>Góc cao Mặt Trời α suy ra từ vĩ độ nơi lắp đặt φ:</w:t>
       </w:r>
@@ -738,6 +802,7 @@
     </w:p>
     <w:p>
       <w:r>
+        <w:rPr/>
         <w:t>Góc phương vị γ tính tiếp từ α, δ và φ. Biết (α, γ) là đổi được ra góc đặt của tấm pin cho từng trục.</w:t>
       </w:r>
     </w:p>
@@ -746,6 +811,7 @@
         <w:pStyle w:val="ListBullet"/>
       </w:pPr>
       <w:r>
+        <w:rPr/>
         <w:t>Ưu điểm: ổn định, không phụ thuộc thời tiết, không dao động quanh vị trí cân bằng.</w:t>
       </w:r>
     </w:p>
@@ -754,6 +820,7 @@
         <w:pStyle w:val="ListBullet"/>
       </w:pPr>
       <w:r>
+        <w:rPr/>
         <w:t>Nhược điểm: phải cài đúng tọa độ và giờ; không tự sửa được sai số do lắp đặt lệch hoặc khớp cơ khí rơ.</w:t>
       </w:r>
     </w:p>
@@ -762,11 +829,13 @@
         <w:pStyle w:val="Heading3"/>
       </w:pPr>
       <w:r>
+        <w:rPr/>
         <w:t>2.6.2. Nhóm 2 – Vòng kín dùng cảm biến quang trở (LDR)</w:t>
       </w:r>
     </w:p>
     <w:p>
       <w:r>
+        <w:rPr/>
         <w:t>Bốn LDR đặt ở bốn góc tấm pin, mỗi cảm biến gá nghiêng ra ngoài tâm một góc β_s = 30° như nhau, không dùng vách ngăn. Khi nắng thẳng góc, bốn kênh nhận sáng gần bằng nhau; khi nắng xiên, cặp cảm biến phía bên nắng nhận mạnh hơn hẳn. Gọi giá trị đọc được của bốn kênh là trái, phải, trên, dưới, sai lệch điều khiển tính rất đơn giản:</w:t>
       </w:r>
     </w:p>
@@ -787,6 +856,7 @@
         <w:pStyle w:val="ListBullet"/>
       </w:pPr>
       <w:r>
+        <w:rPr/>
         <w:t>Nếu |e1| &gt; ngưỡng: quay động cơ trục 1 theo dấu e1; nếu |e2| &gt; ngưỡng: quay động cơ trục 2 theo dấu e2.</w:t>
       </w:r>
     </w:p>
@@ -795,6 +865,7 @@
         <w:pStyle w:val="ListBullet"/>
       </w:pPr>
       <w:r>
+        <w:rPr/>
         <w:t>Ngược lại thì dừng – vùng chết (dead-band) chống dao động quanh vị trí cân bằng.</w:t>
       </w:r>
     </w:p>
@@ -803,6 +874,7 @@
         <w:pStyle w:val="ListBullet"/>
       </w:pPr>
       <w:r>
+        <w:rPr/>
         <w:t>Ưu điểm: đơn giản, rẻ, phản ứng theo điều kiện sáng thực tế, tự sửa sai số lắp đặt.</w:t>
       </w:r>
     </w:p>
@@ -811,6 +883,7 @@
         <w:pStyle w:val="ListBullet"/>
       </w:pPr>
       <w:r>
+        <w:rPr/>
         <w:t>Nhược điểm: nhạy với mây và bóng râm thoáng qua, dễ dao động nếu ngưỡng chọn quá nhỏ, buổi sáng sớm tín hiệu yếu nên bám chậm.</w:t>
       </w:r>
     </w:p>
@@ -819,6 +892,7 @@
         <w:pStyle w:val="Heading3"/>
       </w:pPr>
       <w:r>
+        <w:rPr/>
         <w:t>2.6.3. Nhóm 3 – Phương pháp hybrid (kết hợp), phương án lựa chọn</w:t>
       </w:r>
     </w:p>
@@ -827,6 +901,7 @@
         <w:pStyle w:val="ListBullet"/>
       </w:pPr>
       <w:r>
+        <w:rPr/>
         <w:t>Dùng thiên văn định vị thô: đầu buổi sáng và mỗi chu kỳ 30 phút, tính (α, γ) từ DS1307 rồi đưa nhanh tấm pin về gần vị trí Mặt Trời.</w:t>
       </w:r>
     </w:p>
@@ -835,6 +910,7 @@
         <w:pStyle w:val="ListBullet"/>
       </w:pPr>
       <w:r>
+        <w:rPr/>
         <w:t>Dùng LDR tinh chỉnh: giữa hai lần định vị thô, so sánh e1 (và e2) với ngưỡng để khử phần sai lệch còn lại, kể cả sai số lắp đặt.</w:t>
       </w:r>
     </w:p>
@@ -843,11 +919,13 @@
         <w:pStyle w:val="ListBullet"/>
       </w:pPr>
       <w:r>
+        <w:rPr/>
         <w:t>Khi trời nhiều mây (tổng sáng S nhỏ hơn ngưỡng S_min): giữ nguyên vị trí theo lịch thiên văn, tránh dao động vô ích do mây che thoáng qua.</w:t>
       </w:r>
     </w:p>
     <w:p>
       <w:r>
+        <w:rPr/>
         <w:t>Phương pháp hybrid lấy được ưu điểm của cả hai nhóm: bám nhanh và ổn định như vòng hở, tự sửa sai số như vòng kín, và không săn lệnh khi thời tiết xấu. Vì vậy đề tài chọn nhóm 3 cho cả hai mô hình một trục và hai trục.</w:t>
       </w:r>
     </w:p>
@@ -856,20 +934,24 @@
         <w:pStyle w:val="Heading2"/>
       </w:pPr>
       <w:r>
+        <w:rPr/>
         <w:t>2.7. Xử lý tín hiệu và tiêu chí đánh giá</w:t>
       </w:r>
     </w:p>
     <w:p>
       <w:r>
+        <w:rPr/>
         <w:t xml:space="preserve">Có thể lấy nhiều mẫu ADC trong mỗi chu kỳ, dùng trung vị để loại điểm đột biến rồi lọc thông thấp hoặc trung bình trượt mũ. Bù sai khác độ lợi giữa bốn kênh LDR trước khi tổng hợp sai lệch trái-phải và trên-dưới; sử dụng vùng chết để tránh động cơ chạy do nhiễu nhỏ; </w:t>
       </w:r>
       <w:r>
+        <w:rPr/>
         <w:lastRenderedPageBreak/>
         <w:t>dùng ngưỡng bật/tắt khác nhau để tránh chuyển chế độ liên tục. Thời gian lấy mẫu, hệ số lọc và vùng chết cần hiệu chỉnh bằng dữ liệu đo.</w:t>
       </w:r>
     </w:p>
     <w:p>
       <w:r>
+        <w:rPr/>
         <w:t>Đánh giá hệ thống nên tách độ chính xác góc và năng lượng: sai số góc có thể tính RMSE so với góc tham chiếu; năng lượng PV được tính từ tích phân U×I theo thời gian; năng lượng thuần bằng năng lượng PV thu được trừ năng lượng cơ cấu và bộ điều khiển. Cần so sánh trong cùng khoảng thời gian với tấm pin cố định tương đương, không kết luận hiệu quả chỉ từ công suất tức thời.</w:t>
       </w:r>
     </w:p>
@@ -878,11 +960,13 @@
         <w:pStyle w:val="Heading2"/>
       </w:pPr>
       <w:r>
+        <w:rPr/>
         <w:t>2.8. Môi trường Arduino IDE và cách nạp chương trình cho ESP32</w:t>
       </w:r>
     </w:p>
     <w:p>
       <w:r>
+        <w:rPr/>
         <w:t>Arduino IDE là môi trường phát triển tích hợp miễn phí: soạn thảo sketch (.ino), biên dịch, nạp firmware và xem dữ liệu qua Serial Monitor. Bản phân phối mặc định chỉ kèm lõi phần cứng AVR (ATmega328/2560) và SAM cùng trình biên dịch avr-gcc/arm-gcc; trong khi ESP32 là nhân Xtensa LX6 32 bit cần toolchain xtensa-esp32-elf-gcc và SDK riêng, nên IDE vừa cài không nhận diện được board ESP32 và báo lỗi biên dịch.</w:t>
       </w:r>
     </w:p>
@@ -891,6 +975,7 @@
         <w:pStyle w:val="ListBullet"/>
       </w:pPr>
       <w:r>
+        <w:rPr/>
         <w:t>Bước 1. Cài Arduino IDE 1.8.x hoặc 2.x; cài driver USB-UART (CP210x/CH340) nếu máy chưa nhận cổng.</w:t>
       </w:r>
     </w:p>
@@ -899,6 +984,7 @@
         <w:pStyle w:val="ListBullet"/>
       </w:pPr>
       <w:r>
+        <w:rPr/>
         <w:t>Bước 2. File → Preferences → Additional Boards Manager URLs: thêm https://espressif.github.io/arduino-esp32/package_esp32_index.json</w:t>
       </w:r>
     </w:p>
@@ -907,6 +993,7 @@
         <w:pStyle w:val="ListBullet"/>
       </w:pPr>
       <w:r>
+        <w:rPr/>
         <w:t>Bước 3. Tools → Board → Boards Manager → tìm “esp32” của Espressif Systems → Install.</w:t>
       </w:r>
     </w:p>
@@ -915,6 +1002,7 @@
         <w:pStyle w:val="ListBullet"/>
       </w:pPr>
       <w:r>
+        <w:rPr/>
         <w:t>Bước 4. Tools → Board → esp32 → “ESP32 Dev Module”; Tools → Port chọn đúng cổng COM.</w:t>
       </w:r>
     </w:p>
@@ -923,6 +1011,7 @@
         <w:pStyle w:val="ListBullet"/>
       </w:pPr>
       <w:r>
+        <w:rPr/>
         <w:t>Bước 5. Serial Monitor đặt 115200 baud; khi nạp dừng ở “Connecting...” thì giữ nút BOOT vài giây.</w:t>
       </w:r>
     </w:p>
@@ -931,6 +1020,7 @@
         <w:pStyle w:val="ListBullet"/>
       </w:pPr>
       <w:r>
+        <w:rPr/>
         <w:t>Bước 6. Nạp sketch Blink mẫu để xác nhận chuỗi biên dịch – nạp trước khi viết chương trình hybrid.</w:t>
       </w:r>
     </w:p>
@@ -939,11 +1029,13 @@
         <w:pStyle w:val="Heading2"/>
       </w:pPr>
       <w:r>
+        <w:rPr/>
         <w:t>2.9. Module ESP32 DevKit dùng trong đề tài</w:t>
       </w:r>
     </w:p>
     <w:p>
       <w:r>
+        <w:rPr/>
         <w:t>Module ESP32 DevKit 38 chân được dùng làm bộ điều khiển duy nhất. Đề tài không bật WiFi nên dùng được cả hai nhóm ADC 12 bit: ADC1 (GPIO36, 39...) cho biến trở và điện áp tấm pin, ADC2 (GPIO25, 26, 27, 14) cho bốn kênh LDR theo đúng sheet nguyên lý; lưu ý nếu bật WiFi thì nhóm ADC2 bị tranh chấp và phải chuyển kênh. Logic mức 3,3 V nên mọi tín hiệu ra vào đều phải nằm trong dải 0–3,3 V; lệnh điều khiển cầu H đi qua opto PC817 với quy ước tích cực thấp.</w:t>
       </w:r>
     </w:p>
@@ -952,6 +1044,7 @@
         <w:pStyle w:val="Heading2"/>
       </w:pPr>
       <w:r>
+        <w:rPr/>
         <w:t>2.10. Các nhóm lệnh cơ bản dùng trong chương trình</w:t>
       </w:r>
     </w:p>
@@ -961,6 +1054,7 @@
         <w:spacing w:after="80"/>
       </w:pPr>
       <w:r>
+        <w:rPr/>
         <w:t>Bảng 1. Các nhóm lệnh dùng trong chương trình hybrid</w:t>
       </w:r>
     </w:p>
@@ -1498,6 +1592,7 @@
         <w:pStyle w:val="Heading2"/>
       </w:pPr>
       <w:r>
+        <w:rPr/>
         <w:t>2.11. Thư viện sử dụng</w:t>
       </w:r>
     </w:p>
@@ -1506,6 +1601,7 @@
         <w:pStyle w:val="ListBullet"/>
       </w:pPr>
       <w:r>
+        <w:rPr/>
         <w:t>Wire.h: giao tiếp I²C với DS1307 (0x68) và mạch chuyển PCF8574 của LCD (0x27).</w:t>
       </w:r>
     </w:p>
@@ -1514,6 +1610,7 @@
         <w:pStyle w:val="ListBullet"/>
       </w:pPr>
       <w:r>
+        <w:rPr/>
         <w:t>LiquidCrystal_I2C.h: điều khiển LCD 1602 qua I²C bằng hai chân SDA/SCL.</w:t>
       </w:r>
     </w:p>
@@ -1522,6 +1619,7 @@
         <w:pStyle w:val="ListBullet"/>
       </w:pPr>
       <w:r>
+        <w:rPr/>
         <w:t>Toán học chuẩn của C++ (math.h): sin, cos, atan2 cho khối thiên văn.</w:t>
       </w:r>
     </w:p>
@@ -1530,6 +1628,7 @@
         <w:pStyle w:val="ListBullet"/>
       </w:pPr>
       <w:r>
+        <w:rPr/>
         <w:t>Không dùng thư viện WiFi/Bluetooth: tránh xung đột nhóm ADC2 của bốn kênh LDR.</w:t>
       </w:r>
     </w:p>
@@ -1538,6 +1637,7 @@
         <w:pStyle w:val="Heading2"/>
       </w:pPr>
       <w:r>
+        <w:rPr/>
         <w:t>2.12. Các tham số và kết quả kế thừa từ quyển nghiên cứu</w:t>
       </w:r>
     </w:p>
@@ -1547,6 +1647,7 @@
         <w:spacing w:after="80"/>
       </w:pPr>
       <w:r>
+        <w:rPr/>
         <w:t>Bảng 2. Tham số kế thừa từ quyển nghiên cứu đưa vào chương trình</w:t>
       </w:r>
     </w:p>
@@ -2140,6 +2241,7 @@
         <w:pStyle w:val="Heading1"/>
       </w:pPr>
       <w:r>
+        <w:rPr/>
         <w:t>CHƯƠNG 3. CHẾ TẠO, HIỆU CHUẨN, ĐO ĐẠC VÀ CÁC PHƯƠNG PHÁP XỬ LÝ TRONG CODE</w:t>
       </w:r>
     </w:p>
@@ -2148,6 +2250,7 @@
         <w:pStyle w:val="ListBullet"/>
       </w:pPr>
       <w:r>
+        <w:rPr/>
         <w:t>Hoàn thành hàn khối nguồn: kiểm tra 3,3 V và 5 V trước khi cắm module, tránh phá ESP32 và LCD.</w:t>
       </w:r>
     </w:p>
@@ -2156,6 +2259,7 @@
         <w:pStyle w:val="ListBullet"/>
       </w:pPr>
       <w:r>
+        <w:rPr/>
         <w:t>Hoàn thành hàn cầu H bốn TIP41C kèm tản nhiệt và diode bảo vệ; thử bảng trạng thái bằng nguồn giả.</w:t>
       </w:r>
     </w:p>
@@ -2164,6 +2268,7 @@
         <w:pStyle w:val="ListBullet"/>
       </w:pPr>
       <w:r>
+        <w:rPr/>
         <w:t>Hoàn thành hàn mạch opto; đo kiểm: chân lệnh ESP32 xuống LOW thì đầu ra opto sụt về gần 0 V trên mass 12 V.</w:t>
       </w:r>
     </w:p>
@@ -2172,6 +2277,7 @@
         <w:pStyle w:val="ListBullet"/>
       </w:pPr>
       <w:r>
+        <w:rPr/>
         <w:lastRenderedPageBreak/>
         <w:t>Hoàn thành đi dây bus I²C xoắn đôi, trở kéo lên có sẵn trên module DS1307 và PCF8574.</w:t>
       </w:r>
@@ -2192,6 +2298,7 @@
         <w:pStyle w:val="ListBullet"/>
       </w:pPr>
       <w:r>
+        <w:rPr/>
         <w:t>Bốn kênh LDR (ADC2) và hai kênh biến trở, áp tấm pin (ADC1) đều đọc 12 bit; đặt analogSetPinAttenuation 11 dB để dải đo phủ 0–2,45 V.</w:t>
       </w:r>
     </w:p>
@@ -2200,6 +2307,7 @@
         <w:pStyle w:val="ListBullet"/>
       </w:pPr>
       <w:r>
+        <w:rPr/>
         <w:t>Mỗi kênh lấy 16 mẫu liên tiếp, bỏ mẫu lệch quá 25% so với trung bình rồi lấy trung bình còn lại để loại xung nhiễu do cầu H đóng cắt.</w:t>
       </w:r>
     </w:p>
@@ -2208,6 +2316,7 @@
         <w:pStyle w:val="ListBullet"/>
       </w:pPr>
       <w:r>
+        <w:rPr/>
         <w:t>Nhân hệ số K_cal của từng kênh trước khi lập e1, e2; ngưỡng phát lệnh 200 mức ADC và vùng chết 120 mức lấy từ bảng ví dụ ở quyển nghiên cứu.</w:t>
       </w:r>
     </w:p>
@@ -2216,6 +2325,7 @@
         <w:pStyle w:val="ListBullet"/>
       </w:pPr>
       <w:r>
+        <w:rPr/>
         <w:t>Kênh áp tấm pin qua cầu chia chỉ dùng giám sát và hiển thị; phiên bản này chưa đo dòng điện.</w:t>
       </w:r>
     </w:p>
@@ -2236,6 +2346,7 @@
         <w:spacing w:after="80"/>
       </w:pPr>
       <w:r>
+        <w:rPr/>
         <w:t>Bảng 3. Bảng lệnh cầu H trong code</w:t>
       </w:r>
     </w:p>
@@ -2539,6 +2650,7 @@
     <w:p/>
     <w:p>
       <w:r>
+        <w:rPr/>
         <w:t>Mỗi lệnh chạy được bọc trong vòng lặp kiểm tra 10 ms: đọc lại công tắc hành trình và biến trở; hết thời gian tối đa 8 giây hoặc vào vùng chết thì trả cả hai chân về HIGH. Nhờ trục vít tự hãm, trạng thái khóa cầu H không làm tấm pin trôi.</w:t>
       </w:r>
     </w:p>
@@ -2555,6 +2667,7 @@
     </w:p>
     <w:p>
       <w:r>
+        <w:rPr/>
         <w:t>DS1307 lưu thời gian dạng BCD tại các thanh ghi 0x00–0x06. Code đọc qua I²C địa chỉ 0x68: gửi vị trí thanh ghi, đọc lại 7 byte, giải mã BCD bằng phép (b &gt;&gt; 4) * 10 + (b &amp; 0x0F). Từ ngày tháng suy ra số ngày n trong năm, từ giờ phút suy ra giờ Mặt Trời t để đưa vào các công thức δ, H, α, γ của khối thiên văn.</w:t>
       </w:r>
     </w:p>
@@ -2571,6 +2684,7 @@
     </w:p>
     <w:p>
       <w:r>
+        <w:rPr/>
         <w:t>LCD 1602 gắn mạch chuyển PCF8574 địa chỉ 0x27, khởi tạo một lần bằng LiquidCrystal_I2C(0x27, 16, 2). Mỗi giây code cập nhật hai dòng: dòng 1 in ngày giờ đọc từ DS1307 dạng “DD/MM HH:MM:SS”, dòng 2 in góc tấm pin đọc từ biến trở và giá trị e1 hiện tại, ví dụ “goc=+12,5 e1=+180”. Khi có lỗi (chạm hành trình, mây mù giữ vị trí) dòng 2 đổi thành thông báo trạng thái tương ứng.</w:t>
       </w:r>
     </w:p>
@@ -2587,6 +2701,7 @@
     </w:p>
     <w:p>
       <w:r>
+        <w:rPr/>
         <w:t>Biến trở 10 k chia áp 3,3 V vào GPIO36; code đọc trung bình 16 mẫu rồi nội suy tuyến tính theo ba điểm hiệu chuẩn: θ = θ_min + (V − V_min)·(θ_max − θ_min)/(V_max − V_min), cuối cùng kẹp trong hành trình cơ khí. Giá trị θ dùng cho ba việc: giới hạn góc đặt thiên văn, dừng lệnh tinh chỉnh khi đạt góc đích, và hiển thị lên LCD.</w:t>
       </w:r>
     </w:p>
@@ -2691,6 +2806,7 @@
     </w:p>
     <w:p>
       <w:r>
+        <w:rPr/>
         <w:drawing>
           <wp:inline xmlns:a="http://schemas.openxmlformats.org/drawingml/2006/main" xmlns:pic="http://schemas.openxmlformats.org/drawingml/2006/picture">
             <wp:extent cx="5120640" cy="6426926"/>
@@ -2738,6 +2854,7 @@
     </w:p>
     <w:p>
       <w:r>
+        <w:rPr/>
         <w:drawing>
           <wp:inline xmlns:a="http://schemas.openxmlformats.org/drawingml/2006/main" xmlns:pic="http://schemas.openxmlformats.org/drawingml/2006/picture">
             <wp:extent cx="5120640" cy="6233283"/>
@@ -2905,6 +3022,7 @@
         <w:jc w:val="center"/>
       </w:pPr>
       <w:r>
+        <w:rPr/>
         <w:drawing>
           <wp:inline distT="0" distB="0" distL="0" distR="0" wp14:anchorId="5E109939" wp14:editId="1154E240">
             <wp:extent cx="5303520" cy="4882358"/>
@@ -3352,6 +3470,7 @@
     </w:p>
     <w:p>
       <w:r>
+        <w:rPr/>
         <w:t>Code thực hiện đúng thứ tự đã mô tả: khởi tạo ADC, I²C, LCD và cầu H ở trạng thái khóa; mỗi 30 phút gọi khối thiên văn đọc DS1307 và chạy motor về góc đặt; mỗi 2 phút đọc bốn kênh LDR đã hiệu chuẩn, tính e1 và tinh chỉnh khi nắng đủ mạnh; mỗi chu kỳ hiển thị giờ DS1307 cùng góc tấm pin và e1 lên LCD 1602. Bản hai trục ở quyển 6 bổ sung kênh e2 và cặp lệnh motor thứ hai.</w:t>
       </w:r>
     </w:p>
@@ -3360,6 +3479,7 @@
         <w:pStyle w:val="Heading1"/>
       </w:pPr>
       <w:r>
+        <w:rPr/>
         <w:t>CHƯƠNG 4. TIẾN ĐỘ THỰC HIỆN VÀ KẾ HOẠCH TUẦN NÀY</w:t>
       </w:r>
     </w:p>
@@ -3368,6 +3488,7 @@
         <w:pStyle w:val="Heading2"/>
       </w:pPr>
       <w:r>
+        <w:rPr/>
         <w:t>4.1. Kết quả đạt được trong tuần 5/10 – 10/10/2026</w:t>
       </w:r>
     </w:p>
@@ -3380,6 +3501,7 @@
         </w:numPr>
       </w:pPr>
       <w:r>
+        <w:rPr/>
         <w:t>Hoàn thành cài đặt Arduino IDE kèm lõi esp32 của Espressif và nạp thử thành công sketch Blink lên ESP32 DevKit.</w:t>
       </w:r>
     </w:p>
@@ -3393,64 +3515,80 @@
       </w:pPr>
       <w:proofErr w:type="spellStart"/>
       <w:r>
+        <w:rPr/>
         <w:t>Đ</w:t>
       </w:r>
       <w:r>
+        <w:rPr/>
         <w:t>ồng</w:t>
       </w:r>
       <w:proofErr w:type="spellEnd"/>
       <w:r>
+        <w:rPr/>
         <w:t xml:space="preserve"> </w:t>
       </w:r>
       <w:proofErr w:type="spellStart"/>
       <w:r>
+        <w:rPr/>
         <w:t>bộ</w:t>
       </w:r>
       <w:proofErr w:type="spellEnd"/>
       <w:r>
+        <w:rPr/>
         <w:t xml:space="preserve"> </w:t>
       </w:r>
       <w:proofErr w:type="spellStart"/>
       <w:r>
+        <w:rPr/>
         <w:t>thời</w:t>
       </w:r>
       <w:proofErr w:type="spellEnd"/>
       <w:r>
+        <w:rPr/>
         <w:t xml:space="preserve"> </w:t>
       </w:r>
       <w:proofErr w:type="spellStart"/>
       <w:r>
+        <w:rPr/>
         <w:t>gian</w:t>
       </w:r>
       <w:proofErr w:type="spellEnd"/>
       <w:r>
+        <w:rPr/>
         <w:t xml:space="preserve"> </w:t>
       </w:r>
       <w:r>
+        <w:rPr/>
         <w:t xml:space="preserve">DS1307 </w:t>
       </w:r>
       <w:proofErr w:type="spellStart"/>
       <w:r>
+        <w:rPr/>
         <w:t>và</w:t>
       </w:r>
       <w:proofErr w:type="spellEnd"/>
       <w:r>
+        <w:rPr/>
         <w:t xml:space="preserve"> </w:t>
       </w:r>
       <w:proofErr w:type="spellStart"/>
       <w:r>
+        <w:rPr/>
         <w:t>hiển</w:t>
       </w:r>
       <w:proofErr w:type="spellEnd"/>
       <w:r>
+        <w:rPr/>
         <w:t xml:space="preserve"> </w:t>
       </w:r>
       <w:proofErr w:type="spellStart"/>
       <w:r>
+        <w:rPr/>
         <w:t>thị</w:t>
       </w:r>
       <w:proofErr w:type="spellEnd"/>
       <w:r>
+        <w:rPr/>
         <w:t xml:space="preserve"> LCD.</w:t>
       </w:r>
     </w:p>
@@ -3523,6 +3661,7 @@
         <w:pStyle w:val="Heading2"/>
       </w:pPr>
       <w:r>
+        <w:rPr/>
         <w:t>4.2. Các công việc còn lại của tuần này (5/10 – 10/10/2026)</w:t>
       </w:r>
     </w:p>
@@ -3536,170 +3675,212 @@
       </w:pPr>
       <w:proofErr w:type="spellStart"/>
       <w:r>
+        <w:rPr/>
         <w:t>Đọc</w:t>
       </w:r>
       <w:proofErr w:type="spellEnd"/>
       <w:r>
+        <w:rPr/>
         <w:t xml:space="preserve"> </w:t>
       </w:r>
       <w:proofErr w:type="spellStart"/>
       <w:r>
+        <w:rPr/>
         <w:t>giá</w:t>
       </w:r>
       <w:proofErr w:type="spellEnd"/>
       <w:r>
+        <w:rPr/>
         <w:t xml:space="preserve"> </w:t>
       </w:r>
       <w:proofErr w:type="spellStart"/>
       <w:r>
+        <w:rPr/>
         <w:t>trị</w:t>
       </w:r>
       <w:proofErr w:type="spellEnd"/>
       <w:r>
+        <w:rPr/>
         <w:t xml:space="preserve"> qua </w:t>
       </w:r>
       <w:proofErr w:type="spellStart"/>
       <w:r>
+        <w:rPr/>
         <w:t>trở</w:t>
       </w:r>
       <w:proofErr w:type="spellEnd"/>
       <w:r>
+        <w:rPr/>
         <w:t xml:space="preserve"> </w:t>
       </w:r>
       <w:proofErr w:type="spellStart"/>
       <w:r>
+        <w:rPr/>
         <w:t>trong</w:t>
       </w:r>
       <w:proofErr w:type="spellEnd"/>
       <w:r>
+        <w:rPr/>
         <w:t xml:space="preserve"> </w:t>
       </w:r>
       <w:proofErr w:type="spellStart"/>
       <w:r>
+        <w:rPr/>
         <w:t>nhiều</w:t>
       </w:r>
       <w:proofErr w:type="spellEnd"/>
       <w:r>
+        <w:rPr/>
         <w:t xml:space="preserve"> </w:t>
       </w:r>
       <w:proofErr w:type="spellStart"/>
       <w:r>
+        <w:rPr/>
         <w:t>ngày</w:t>
       </w:r>
       <w:proofErr w:type="spellEnd"/>
       <w:r>
+        <w:rPr/>
         <w:t xml:space="preserve"> </w:t>
       </w:r>
       <w:proofErr w:type="spellStart"/>
       <w:r>
+        <w:rPr/>
         <w:t>với</w:t>
       </w:r>
       <w:proofErr w:type="spellEnd"/>
       <w:r>
+        <w:rPr/>
         <w:t xml:space="preserve"> </w:t>
       </w:r>
       <w:proofErr w:type="spellStart"/>
       <w:r>
+        <w:rPr/>
         <w:t>các</w:t>
       </w:r>
       <w:proofErr w:type="spellEnd"/>
       <w:r>
+        <w:rPr/>
         <w:t xml:space="preserve"> </w:t>
       </w:r>
       <w:proofErr w:type="spellStart"/>
       <w:r>
+        <w:rPr/>
         <w:t>khung</w:t>
       </w:r>
       <w:proofErr w:type="spellEnd"/>
       <w:r>
+        <w:rPr/>
         <w:t xml:space="preserve"> </w:t>
       </w:r>
       <w:proofErr w:type="spellStart"/>
       <w:r>
+        <w:rPr/>
         <w:t>giờ</w:t>
       </w:r>
       <w:proofErr w:type="spellEnd"/>
       <w:r>
+        <w:rPr/>
         <w:t xml:space="preserve"> </w:t>
       </w:r>
       <w:proofErr w:type="spellStart"/>
       <w:r>
+        <w:rPr/>
         <w:t>và</w:t>
       </w:r>
       <w:proofErr w:type="spellEnd"/>
       <w:r>
+        <w:rPr/>
         <w:t xml:space="preserve"> </w:t>
       </w:r>
       <w:proofErr w:type="spellStart"/>
       <w:r>
+        <w:rPr/>
         <w:t>thời</w:t>
       </w:r>
       <w:proofErr w:type="spellEnd"/>
       <w:r>
+        <w:rPr/>
         <w:t xml:space="preserve"> </w:t>
       </w:r>
       <w:proofErr w:type="spellStart"/>
       <w:r>
+        <w:rPr/>
         <w:t>tiết</w:t>
       </w:r>
       <w:proofErr w:type="spellEnd"/>
       <w:r>
+        <w:rPr/>
         <w:t xml:space="preserve"> </w:t>
       </w:r>
       <w:proofErr w:type="spellStart"/>
       <w:r>
+        <w:rPr/>
         <w:t>khác</w:t>
       </w:r>
       <w:proofErr w:type="spellEnd"/>
       <w:r>
+        <w:rPr/>
         <w:t xml:space="preserve"> </w:t>
       </w:r>
       <w:proofErr w:type="spellStart"/>
       <w:r>
+        <w:rPr/>
         <w:t>nhau</w:t>
       </w:r>
       <w:proofErr w:type="spellEnd"/>
       <w:r>
+        <w:rPr/>
         <w:t xml:space="preserve"> </w:t>
       </w:r>
       <w:proofErr w:type="spellStart"/>
       <w:r>
+        <w:rPr/>
         <w:t>để</w:t>
       </w:r>
       <w:proofErr w:type="spellEnd"/>
       <w:r>
+        <w:rPr/>
         <w:t xml:space="preserve"> </w:t>
       </w:r>
       <w:proofErr w:type="spellStart"/>
       <w:r>
+        <w:rPr/>
         <w:t>lấy</w:t>
       </w:r>
       <w:proofErr w:type="spellEnd"/>
       <w:r>
+        <w:rPr/>
         <w:t xml:space="preserve"> </w:t>
       </w:r>
       <w:proofErr w:type="spellStart"/>
       <w:r>
+        <w:rPr/>
         <w:t>giá</w:t>
       </w:r>
       <w:proofErr w:type="spellEnd"/>
       <w:r>
+        <w:rPr/>
         <w:t xml:space="preserve"> </w:t>
       </w:r>
       <w:proofErr w:type="spellStart"/>
       <w:r>
+        <w:rPr/>
         <w:t>trị</w:t>
       </w:r>
       <w:proofErr w:type="spellEnd"/>
       <w:r>
+        <w:rPr/>
         <w:t xml:space="preserve"> </w:t>
       </w:r>
       <w:proofErr w:type="spellStart"/>
       <w:r>
+        <w:rPr/>
         <w:t>mẫu</w:t>
       </w:r>
       <w:proofErr w:type="spellEnd"/>
       <w:r>
+        <w:rPr/>
         <w:t xml:space="preserve"> </w:t>
       </w:r>
     </w:p>
@@ -5483,66 +5664,79 @@
         <w:pStyle w:val="Heading1"/>
       </w:pPr>
       <w:r>
+        <w:rPr/>
         <w:t>TÀI LIỆU THAM KHẢO</w:t>
       </w:r>
     </w:p>
     <w:p>
       <w:r>
+        <w:rPr/>
         <w:t>[1] J. A. Duffie and W. A. Beckman, Solar Engineering of Thermal Processes, 4th ed., John Wiley &amp; Sons, 2013.</w:t>
       </w:r>
     </w:p>
     <w:p>
       <w:r>
+        <w:rPr/>
         <w:t>[2] I. Reda and A. Andreas, “Solar position algorithm for solar radiation applications,” Solar Energy, vol. 76, no. 5, pp. 577-589, 2004.</w:t>
       </w:r>
     </w:p>
     <w:p>
       <w:r>
+        <w:rPr/>
         <w:t>[3] I. Reda and A. Andreas, “Solar Position Algorithm for Solar Radiation Applications,” NREL/TP-560-34302, 2008. https://docs.nrel.gov/docs/fy08osti/34302.pdf</w:t>
       </w:r>
     </w:p>
     <w:p>
       <w:r>
+        <w:rPr/>
         <w:t>[4] H. Mousazadeh et al., “A review of principle and sun-tracking methods for maximizing solar systems output,” Renewable and Sustainable Energy Reviews, vol. 13, no. 8, pp. 1800-1818, 2009.</w:t>
       </w:r>
     </w:p>
     <w:p>
       <w:r>
+        <w:rPr/>
         <w:t>[5] A. Awasthi et al., “Review on sun tracking technology in solar PV system,” Energy Reports, vol. 6, pp. 392-405, 2020.</w:t>
       </w:r>
     </w:p>
     <w:p>
       <w:r>
+        <w:rPr/>
         <w:t>[6] R. F. Fuentes-Morales et al., “Control algorithms applied to active solar tracking systems: A review,” Solar Energy, vol. 212, pp. 203-219, 2020. https://doi.org/10.1016/j.solener.2020.10.071</w:t>
       </w:r>
     </w:p>
     <w:p>
       <w:r>
+        <w:rPr/>
         <w:t>[7] A. R. Amelia et al., “Technologies of solar tracking systems: A review,” IOP Conference Series: Materials Science and Engineering, vol. 767, 012052, 2020.</w:t>
       </w:r>
     </w:p>
     <w:p>
       <w:r>
+        <w:rPr/>
         <w:t>[8] Espressif Systems, ESP32 Series Datasheet. https://www.espressif.com/sites/default/files/documentation/esp32_datasheet_en.pdf</w:t>
       </w:r>
     </w:p>
     <w:p>
       <w:r>
+        <w:rPr/>
         <w:t>[9] Espressif Systems, ESP32-DevKitC General Purpose Development Board User Guide. https://docs.espressif.com/projects/esp-dev-kits/en/latest/esp32/esp32-devkitc/index.html</w:t>
       </w:r>
     </w:p>
     <w:p>
       <w:r>
+        <w:rPr/>
         <w:t>[10] NXP Semiconductors, PCF8574 Remote 8-bit I/O Expander for I2C-bus (mạch kèm LCD 1602), Datasheet.</w:t>
       </w:r>
     </w:p>
     <w:p>
       <w:r>
+        <w:rPr/>
         <w:t>[11] Maxim Integrated, DS1307 64 x 8, Serial I2C Real-Time Clock, Datasheet. https://www.analog.com/media/en/technical-documentation/data-sheets/DS1307.pdf</w:t>
       </w:r>
     </w:p>
     <w:p>
       <w:r>
+        <w:rPr/>
         <w:lastRenderedPageBreak/>
         <w:t>[12] W. F. Holmgren, C. W. Hansen, and M. A. Mikofski, “pvlib python: a python package for modeling solar energy systems,” Journal of Open Source Software, vol. 3, no. 29, p. 884, 2018.</w:t>
       </w:r>
@@ -6288,7 +6482,7 @@
     <w:rPr>
       <w:rFonts w:ascii="Times New Roman" w:eastAsia="Times New Roman" w:hAnsi="Times New Roman"/>
       <w:color w:val="000000"/>
-      <w:sz w:val="24"/>
+      <w:sz w:val="26"/>
     </w:rPr>
   </w:style>
   <w:style w:type="paragraph" w:styleId="Heading1">
@@ -6338,7 +6532,7 @@
       <w:b/>
       <w:bCs/>
       <w:color w:val="1F4E79"/>
-      <w:sz w:val="26"/>
+      <w:sz w:val="32"/>
       <w:szCs w:val="26"/>
     </w:rPr>
   </w:style>
@@ -6365,6 +6559,7 @@
       <w:bCs/>
       <w:i/>
       <w:color w:val="404040"/>
+      <w:sz w:val="28"/>
     </w:rPr>
   </w:style>
   <w:style w:type="paragraph" w:styleId="Heading4">
@@ -7086,7 +7281,7 @@
     <w:rPr>
       <w:bCs/>
       <w:color w:val="505050"/>
-      <w:sz w:val="20"/>
+      <w:sz w:val="24"/>
       <w:szCs w:val="18"/>
     </w:rPr>
   </w:style>

--- a/Bao_cao_1_truc_Lap_trinh.docx
+++ b/Bao_cao_1_truc_Lap_trinh.docx
@@ -7,7 +7,6 @@
         <w:pStyle w:val="Heading1"/>
       </w:pPr>
       <w:r>
-        <w:rPr/>
         <w:t>CHƯƠNG 1. TỔNG QUAN ĐỀ TÀI</w:t>
       </w:r>
     </w:p>
@@ -16,25 +15,21 @@
         <w:pStyle w:val="Heading2"/>
       </w:pPr>
       <w:r>
-        <w:rPr/>
         <w:t>1.1. Lý do chọn đề tài</w:t>
       </w:r>
     </w:p>
     <w:p>
       <w:r>
-        <w:rPr/>
         <w:t>Tấm pin lắp cố định có hướng và góc nghiêng không đổi, trong khi vị trí biểu kiến của Mặt Trời thay đổi liên tục theo giờ và theo mùa. Khi tia nắng không gần vuông góc với bề mặt pin, thành phần bức xạ trực tiếp nhận được giảm. Cơ cấu bám nắng một trục cho phép tấm pin quay theo một mặt phẳng, qua đó cải thiện hướng thu nhận bức xạ trong một phần thời gian vận hành mà không cần cơ cấu phức tạp như hệ hai trục.</w:t>
       </w:r>
     </w:p>
     <w:p>
       <w:r>
-        <w:rPr/>
         <w:t>Các mô hình giá thành thấp thường dùng nhiều cảm biến quang để so sánh cường độ sáng theo các hướng khác nhau. Tuy nhiên, hai cảm biến có thể khác độ nhạy; tín hiệu thay đổi theo nhiệt độ, nhiễu ADC, bụi, phản xạ và mây che. Nếu điều khiển trực tiếp theo tín hiệu thô, động cơ có thể dao động, quay sai hướng hoặc tiêu thụ nhiều điện năng phụ trợ. Vì vậy, cần nghiên cứu cách lọc, hiệu chuẩn và xác định độ tin cậy tín hiệu trước khi ra lệnh chuyển động.</w:t>
       </w:r>
     </w:p>
     <w:p>
       <w:r>
-        <w:rPr/>
         <w:t>Đề tài “Nghiên cứu thuật toán đo cường độ ánh sáng để xác định hướng điều khiển tấm pin năng lượng mặt trời bám nắng một trục” được chọn nhằm xây dựng và so sánh các cách xử lý tín hiệu phù hợp với mô hình nhỏ, đồng thời kết hợp đường tham chiếu thiên văn để hệ thống không phụ thuộc hoàn toàn vào cảm biến quang.</w:t>
       </w:r>
     </w:p>
@@ -43,19 +38,16 @@
         <w:pStyle w:val="Heading2"/>
       </w:pPr>
       <w:r>
-        <w:rPr/>
         <w:t>1.2. Tổng quan về đề tài</w:t>
       </w:r>
     </w:p>
     <w:p>
       <w:r>
-        <w:rPr/>
         <w:t>Đối tượng kỹ thuật là mô hình tấm pin bám nắng một trục, dùng một cụm bốn quang trở gắn tại bốn góc mặt pin để ước lượng sai lệch theo phương quay và phương nghiêng. Mỗi cảm biến được gá đối xứng, trục cảm quang hướng chếch ra ngoài so với pháp tuyến mặt pin. Cụm cảm biến tạo được hai thành phần sai lệch; do phạm vi cơ khí của đề tài chỉ có một trục chấp hành, thuật toán dùng thành phần ứng với trục được lắp làm lệnh điều khiển, còn thành phần còn lại được ghi nhận để đánh giá hoặc mở rộng trong tương lai.</w:t>
       </w:r>
     </w:p>
     <w:p>
       <w:r>
-        <w:rPr/>
         <w:t>Báo cáo khảo sát bốn nhóm thuật toán trên các tín hiệu quang đã tổng hợp từ bốn góc: so sánh có ngưỡng; điều khiển tỷ lệ; điều khiển tỷ lệ có lọc, bù độ lợi và vùng chết; và phương án lai dùng tín hiệu cảm biến khi đủ tin cậy, chuyển sang góc thiên văn hoặc giữ vị trí khi tín hiệu suy giảm. Trọng tâm đánh giá là khả năng nhận biết chiều quay/chiều nghiêng, sai số bám trên trục được điều khiển, mức độ chuyển động không cần thiết và năng lượng thuần sau khi tính điện năng phụ trợ.</w:t>
       </w:r>
     </w:p>
@@ -64,13 +56,11 @@
         <w:pStyle w:val="Heading2"/>
       </w:pPr>
       <w:r>
-        <w:rPr/>
         <w:t>1.3. Mục tiêu nghiên cứu</w:t>
       </w:r>
     </w:p>
     <w:p>
       <w:r>
-        <w:rPr/>
         <w:t>Mục tiêu tổng quát là xây dựng phương án đo và xử lý cường độ ánh sáng để xác định hướng quay cho mô hình pin mặt trời bám nắng một trục, bảo đảm chuyển động ổn định trong điều kiện ánh sáng thay đổi. Các mục tiêu cụ thể gồm:</w:t>
       </w:r>
     </w:p>
@@ -79,7 +69,6 @@
         <w:pStyle w:val="ListBullet"/>
       </w:pPr>
       <w:r>
-        <w:rPr/>
         <w:lastRenderedPageBreak/>
         <w:t>Tìm hiểu vị trí biểu kiến của Mặt Trời, đặc tính cảm biến quang và nguyên lý bám nắng một trục.</w:t>
       </w:r>
@@ -89,7 +78,6 @@
         <w:pStyle w:val="ListBullet"/>
       </w:pPr>
       <w:r>
-        <w:rPr/>
         <w:t>Thiết kế cụm bốn LDR tại bốn góc pin, xác định góc gá hướng ra ngoài và xây dựng quy tắc so sánh trái-phải, trên-dưới để tạo hai tín hiệu sai lệch.</w:t>
       </w:r>
     </w:p>
@@ -98,7 +86,6 @@
         <w:pStyle w:val="ListBullet"/>
       </w:pPr>
       <w:r>
-        <w:rPr/>
         <w:t>Xây dựng các thuật toán so sánh, tỷ lệ, có lọc/bù/vùng chết và thuật toán lai thiên văn-cảm biến.</w:t>
       </w:r>
     </w:p>
@@ -107,7 +94,6 @@
         <w:pStyle w:val="ListBullet"/>
       </w:pPr>
       <w:r>
-        <w:rPr/>
         <w:t>Đề xuất cách mô phỏng, hiệu chuẩn và thử nghiệm để so sánh sai số góc, số lần/quãng quay và năng lượng thuần với tấm pin cố định.</w:t>
       </w:r>
     </w:p>
@@ -116,19 +102,16 @@
         <w:pStyle w:val="Heading2"/>
       </w:pPr>
       <w:r>
-        <w:rPr/>
         <w:t>1.4. Đối tượng và phạm vi nghiên cứu</w:t>
       </w:r>
     </w:p>
     <w:p>
       <w:r>
-        <w:rPr/>
         <w:t>Đối tượng nghiên cứu là thuật toán xử lý tín hiệu của cụm bốn quang trở đặt ở bốn góc mặt pin để xác định chiều sai lệch theo hai phương. Mô hình cơ khí trong phạm vi báo cáo vẫn là tracker một trục; cấu hình tham khảo gồm ESP32, mạch chia áp đo điện áp tấm pin, module thời gian thực DS1307 và một động cơ gạt nước trục vít có giới hạn hành trình. Địa điểm tính toán dự kiến là khu vực Mỹ Hào, Hưng Yên (xấp xỉ 20,93° Bắc, 106,06° Đông); tọa độ chính thức cần được xác nhận theo nơi đặt mô hình. Thành phần sai lệch của trục chưa được cơ khí điều khiển chỉ được ghi nhận, không giả định rằng mô hình một trục có thể điều chỉnh đồng thời cả hai trục.</w:t>
       </w:r>
     </w:p>
     <w:p>
       <w:r>
-        <w:rPr/>
         <w:t>Phạm vi tập trung vào mô hình công suất nhỏ, chuyển động trong mặt phẳng Đông-Tây và xử lý tín hiệu cảm biến. Báo cáo không thiết kế hệ thống hòa lưới, bộ nghịch lưu hoặc MPPT; không khẳng định mức tăng sản lượng trước khi đo; không mở rộng sang cơ cấu giàn quy mô nhà máy. Photodiode được trình bày để so sánh lựa chọn cảm biến, không mặc định là phần tử của mạch chính.</w:t>
       </w:r>
     </w:p>
@@ -137,13 +120,11 @@
         <w:pStyle w:val="Heading2"/>
       </w:pPr>
       <w:r>
-        <w:rPr/>
         <w:t>1.5. Kết quả dự kiến</w:t>
       </w:r>
     </w:p>
     <w:p>
       <w:r>
-        <w:rPr/>
         <w:t>Kết quả dự kiến của đề tài gồm:</w:t>
       </w:r>
     </w:p>
@@ -152,7 +133,6 @@
         <w:pStyle w:val="ListBullet"/>
       </w:pPr>
       <w:r>
-        <w:rPr/>
         <w:t>Mô tả cơ sở lý thuyết và cấu trúc mô hình bám nắng một trục có thể triển khai.</w:t>
       </w:r>
     </w:p>
@@ -161,7 +141,6 @@
         <w:pStyle w:val="ListBullet"/>
       </w:pPr>
       <w:r>
-        <w:rPr/>
         <w:t>Bộ thuật toán và chương trình điều khiển có các bước đọc/lọc tín hiệu, hiệu chuẩn, đánh giá chất lượng cảm biến, giới hạn góc và điều khiển cơ cấu.</w:t>
       </w:r>
     </w:p>
@@ -170,7 +149,6 @@
         <w:pStyle w:val="ListBullet"/>
       </w:pPr>
       <w:r>
-        <w:rPr/>
         <w:t>Quy trình mô phỏng/thử nghiệm và bộ chỉ tiêu để so sánh sai số bám, hoạt động của động cơ và năng lượng thuần giữa các chế độ.</w:t>
       </w:r>
     </w:p>
@@ -179,13 +157,11 @@
         <w:pStyle w:val="ListBullet"/>
       </w:pPr>
       <w:r>
-        <w:rPr/>
         <w:t>Báo cáo phân tích ưu điểm, giới hạn và hướng hoàn thiện sau khi có dữ liệu đo thực tế.</w:t>
       </w:r>
     </w:p>
     <w:p>
       <w:r>
-        <w:rPr/>
         <w:t>Các mục tiêu này là kết quả dự kiến; mọi trị số hiệu suất hoặc mức cải thiện chỉ được kết luận từ dữ liệu thực nghiệm có thể kiểm tra.</w:t>
       </w:r>
     </w:p>
@@ -194,44 +170,36 @@
         <w:pStyle w:val="Heading2"/>
       </w:pPr>
       <w:r>
-        <w:rPr/>
         <w:lastRenderedPageBreak/>
         <w:t>1.6. Vai trò của quyển lập trình</w:t>
       </w:r>
     </w:p>
     <w:p>
       <w:r>
-        <w:rPr/>
         <w:t xml:space="preserve">Quyển này tập trung vào phần mềm của hệ thống: môi trường phát triển Arduino IDE và cách nạp chương trình cho ESP32, các nhóm lệnh dùng trong đề tài, thiết kế – chế tạo – hiệu chuẩn mạch và cơ khí, các phương pháp đọc cảm biến, điều khiển motor, đọc thời gian thực, hiển thị LCD, cùng lưu đồ thuật toán từng phần và lưu đồ tổng quát kèm code </w:t>
       </w:r>
       <w:proofErr w:type="spellStart"/>
       <w:r>
-        <w:rPr/>
         <w:t>mẫu</w:t>
       </w:r>
       <w:proofErr w:type="spellEnd"/>
       <w:r>
-        <w:rPr/>
         <w:t xml:space="preserve"> </w:t>
       </w:r>
       <w:proofErr w:type="spellStart"/>
       <w:r>
-        <w:rPr/>
         <w:t>hoàn</w:t>
       </w:r>
       <w:proofErr w:type="spellEnd"/>
       <w:r>
-        <w:rPr/>
         <w:t xml:space="preserve"> </w:t>
       </w:r>
       <w:proofErr w:type="spellStart"/>
       <w:r>
-        <w:rPr/>
         <w:t>chỉnh</w:t>
       </w:r>
       <w:proofErr w:type="spellEnd"/>
       <w:r>
-        <w:rPr/>
         <w:t>.</w:t>
       </w:r>
     </w:p>
@@ -242,7 +210,6 @@
         <w:jc w:val="left"/>
       </w:pPr>
       <w:r>
-        <w:rPr/>
         <w:br w:type="page"/>
       </w:r>
     </w:p>
@@ -252,7 +219,6 @@
         <w:pStyle w:val="Heading1"/>
       </w:pPr>
       <w:r>
-        <w:rPr/>
         <w:t>CHƯƠNG 2. CƠ SỞ LÝ THUYẾT, TỔNG QUAN LINH KIỆN VÀ MÔI TRƯỜNG LẬP TRÌNH</w:t>
       </w:r>
     </w:p>
@@ -261,25 +227,21 @@
         <w:pStyle w:val="Heading2"/>
       </w:pPr>
       <w:r>
-        <w:rPr/>
         <w:t>2.1. Pin năng lượng Mặt Trời</w:t>
       </w:r>
     </w:p>
     <w:p>
       <w:r>
-        <w:rPr/>
         <w:t>Mô-đun quang điện gồm nhiều tế bào bán dẫn ghép nối tiếp/song song để tạo điện áp và dòng điện phù hợp. Tế bào thường dựa trên tiếp giáp bán dẫn p-n; khi photon có năng lượng phù hợp được hấp thụ, các hạt tải điện được tạo ra và phân tách, hình thành dòng điện một chiều. Mô-đun thương mại còn có kính bảo vệ, lớp đóng gói, mặt sau, khung và hộp nối; cấu tạo cụ thể thay đổi theo loại mô-đun.</w:t>
       </w:r>
     </w:p>
     <w:p>
       <w:r>
-        <w:rPr/>
         <w:t>Các thông số cơ bản trên nhãn gồm công suất cực đại Pmax, điện áp hở mạch Voc, dòng ngắn mạch Isc, điện áp và dòng tại điểm công suất cực đại Vmp, Imp, cùng hệ số nhiệt. Thông số danh định thường công bố theo điều kiện thử chuẩn STC; ngoài thực tế, bức xạ, nhiệt độ tế bào, phổ ánh sáng, tải điện và che bóng làm các giá trị thay đổi. Tăng bức xạ thường làm dòng quang điện tăng; nhiệt độ tế bào tăng thường làm điện áp và công suất cực đại suy giảm.</w:t>
       </w:r>
     </w:p>
     <w:p>
       <w:r>
-        <w:rPr/>
         <w:t>Góc giữa tia trực tiếp và pháp tuyến mặt pin ảnh hưởng thành phần bức xạ trực tiếp thu được; tracker chỉ thay đổi hướng hình học, không loại bỏ ảnh hưởng của mây hay nhiệt độ. Khi so sánh chế độ cố định và bám nắng cần đo đồng thời U và I, tính P = U×I rồi tích phân theo thời gian; điện áp đơn lẻ không đại diện cho năng lượng [1].</w:t>
       </w:r>
     </w:p>
@@ -288,19 +250,16 @@
         <w:pStyle w:val="Heading2"/>
       </w:pPr>
       <w:r>
-        <w:rPr/>
         <w:t>2.2. Cảm biến quang trở (LDR)</w:t>
       </w:r>
     </w:p>
     <w:p>
       <w:r>
-        <w:rPr/>
         <w:t>Quang trở (Light Dependent Resistor - LDR) là linh kiện quang dẫn: độ dẫn điện của vật liệu bán dẫn thay đổi theo lượng ánh sáng chiếu tới. Trong điều kiện sáng hơn, điện trở LDR thường giảm; khi ánh sáng yếu hoặc tối, điện trở tăng. Đặc tuyến điện trở-độ rọi không tuyến tính và phụ thuộc loại linh kiện, phổ ánh sáng, nhiệt độ, thời gian đáp ứng và sai số giữa các mẫu.</w:t>
       </w:r>
     </w:p>
     <w:p>
       <w:r>
-        <w:rPr/>
         <w:t>Để đưa tín hiệu LDR vào vi điều khiển, thường mắc linh kiện với một điện trở cố định thành cầu phân áp rồi đọc điện áp tại điểm giữa bằng ADC. ADC có thể tăng hoặc giảm khi chiếu sáng tùy vị trí LDR trong cầu phân áp, vì vậy cần xem sơ đồ mạch và kiểm tra thực tế. LDR có giá thành thấp, mạch đơn giản nhưng độ lặp lại và tốc độ đáp ứng thường thấp hơn photodiode; cần che bụi/ẩm và hiệu chuẩn nếu dùng để so sánh định lượng.</w:t>
       </w:r>
     </w:p>
@@ -309,24 +268,20 @@
         <w:pStyle w:val="Heading2"/>
       </w:pPr>
       <w:r>
-        <w:rPr/>
         <w:t>2.3. Bộ điều khiển ESP32 DevKit và các khối phụ trợ</w:t>
       </w:r>
     </w:p>
     <w:p>
       <w:r>
-        <w:rPr/>
         <w:t xml:space="preserve">Bộ điều khiển trung tâm là module ESP32 DevKit. Bo có hai nhóm ADC 12 bit: ADC1 (GPIO36, 39, 32, 33...) và ADC2 (GPIO25, 26, 27, 14...); nhóm ADC2 chỉ xung đột khi bật WiFi, còn đề tài không dùng WiFi nên cả sáu kênh đo tương tự đều dùng được. Trong thiết kế đã vẽ, bốn kênh LDR đưa vào GPIO25/26/27/14, biến trở hồi tiếp góc vào GPIO36 và </w:t>
       </w:r>
       <w:r>
-        <w:rPr/>
         <w:lastRenderedPageBreak/>
         <w:t>điện áp tấm pin (qua cầu chia) vào GPIO39; ADC của ESP32 chỉ đo điện áp 0–3,3 V nên không đo dòng điện trong phiên bản này.</w:t>
       </w:r>
     </w:p>
     <w:p>
       <w:r>
-        <w:rPr/>
         <w:t>Thời gian thực dùng module DS1307 (I²C địa chỉ 0x68, có pin nuôi) để cấp ngày và giờ cho khối thiên văn; hiển thị dùng màn hình LCD 1602 kèm mạch chuyển I²C PCF8574 (địa chỉ 0x27), chung bus SDA/SCL (GPIO21/22) với DS1307. Nguồn 12 V qua diode chống ngược cực 1N4007, hạ áp LM2596 cấp 3,3 V cho ESP32 và nhánh 7805 riêng cấp 5 V cho LCD, DS1307.</w:t>
       </w:r>
     </w:p>
@@ -335,7 +290,6 @@
         <w:pStyle w:val="Heading2"/>
       </w:pPr>
       <w:r>
-        <w:rPr/>
         <w:t>2.4. Vị trí Mặt Trời và góc theo ngày, giờ</w:t>
       </w:r>
     </w:p>
@@ -344,13 +298,11 @@
         <w:pStyle w:val="Heading3"/>
       </w:pPr>
       <w:r>
-        <w:rPr/>
         <w:t>2.4.1. Hệ tọa độ và các góc đặc trưng</w:t>
       </w:r>
     </w:p>
     <w:p>
       <w:r>
-        <w:rPr/>
         <w:t>Vị trí Mặt Trời thường được mô tả bằng góc cao α (tính từ đường chân trời lên thiên đỉnh) và góc phương vị γ (đo từ hướng Bắc thật theo chiều kim đồng hồ). Góc thiên đỉnh θz = 90° − α. Góc phương vị và góc cao là đầu vào để xác định hướng pháp tuyến của tấm pin; khi cài đặt phải thống nhất quy ước dấu giữa phần mềm và chiều quay thực tế của cơ cấu.</w:t>
       </w:r>
     </w:p>
@@ -359,19 +311,16 @@
         <w:pStyle w:val="Heading3"/>
       </w:pPr>
       <w:r>
-        <w:rPr/>
         <w:t>2.4.2. Ảnh hưởng của ngày trong năm và giờ trong ngày</w:t>
       </w:r>
     </w:p>
     <w:p>
       <w:r>
-        <w:rPr/>
         <w:t>Một xấp xỉ thường dùng cho góc lệch Mặt Trời là δ ≈ 23,45° × sin[360° × (284 + n) / 365], trong đó n là thứ tự ngày trong năm. Góc giờ xấp xỉ ω = 15° × (t_solar − 12), với t_solar là giờ Mặt Trời địa phương tính bằng giờ. Từ vĩ độ φ, có thể tính góc cao bằng quan hệ sin α = sin φ sin δ + cos φ cos δ cos ω. Các biểu thức này thích hợp để trình bày nguyên lý; triển khai chính xác nên dùng thuật toán vị trí Mặt Trời SPA hoặc thư viện đã kiểm chứng [1, 2].</w:t>
       </w:r>
     </w:p>
     <w:p>
       <w:r>
-        <w:rPr/>
         <w:t>Giờ dân dụng không hoàn toàn trùng với giờ Mặt Trời. Chương trình cần hiệu chỉnh múi giờ, kinh độ địa điểm và phương trình thời gian; đồng hồ RTC phải được đặt đúng. Sai lệch thời gian, nhập nhầm vĩ độ/kinh độ hoặc xác định sai hướng Bắc thật đều làm xuất hiện sai số góc dù thuật toán tính toán đúng.</w:t>
       </w:r>
     </w:p>
@@ -380,19 +329,16 @@
         <w:pStyle w:val="Heading3"/>
       </w:pPr>
       <w:r>
-        <w:rPr/>
         <w:t>2.4.3. Góc đặt của tracker một trục</w:t>
       </w:r>
     </w:p>
     <w:p>
       <w:r>
-        <w:rPr/>
         <w:t>Với trục quay nằm ngang theo hướng Bắc - Nam, tấm pin có thể quay trong mặt phẳng Đông-Tây. Góc đặt lý tưởng được suy ra từ hình chiếu vectơ hướng Mặt Trời lên mặt phẳng vuông góc với trục quay. Nếu γ đo từ Bắc và α là góc cao, một cách viết theo quy ước R dương khi pháp tuyến nghiêng về phía Đông là R* = atan2(cos α × sin γ, sin α). Cần đổi dấu hoặc cộng offset nếu chiều dương của cơ cấu khác quy ước này. Trục đơn không bù được thành phần Bắc-Nam của hướng Mặt Trời.</w:t>
       </w:r>
     </w:p>
     <w:p>
       <w:r>
-        <w:rPr/>
         <w:t>Trong đề tài này, góc thiên văn được dùng làm tham chiếu/đường dự phòng; sai lệch của cặp cảm biến LDR có thể hiệu chỉnh góc khi tín hiệu đủ tin cậy. Góc đặt cuối cùng luôn phải giới hạn trong hành trình cơ khí.</w:t>
       </w:r>
     </w:p>
@@ -401,26 +347,22 @@
         <w:pStyle w:val="Heading2"/>
       </w:pPr>
       <w:r>
-        <w:rPr/>
         <w:lastRenderedPageBreak/>
         <w:t>2.5. Các mùa trong năm và quỹ đạo biểu kiến</w:t>
       </w:r>
     </w:p>
     <w:p>
       <w:r>
-        <w:rPr/>
         <w:t>Trục quay của Trái Đất nghiêng so với mặt phẳng quỹ đạo, vì vậy xích vĩ Mặt Trời thay đổi trong năm. Ở Bắc bán cầu, vào khoảng tháng 6 Mặt Trời lên cao và thời gian ban ngày dài hơn; vào khoảng tháng 12 Mặt Trời thấp hơn và ngày ngắn hơn. Quanh hai điểm phân tháng 3 và tháng 9, độ dài ngày và đêm gần bằng nhau. Đây là biến thiên thiên văn, không phải sự thay đổi đột ngột đúng vào ngày đầu mùa khí tượng.</w:t>
       </w:r>
     </w:p>
     <w:p>
       <w:r>
-        <w:rPr/>
         <w:t>Do quỹ đạo thay đổi theo mùa, giờ Mặt Trời mọc/lặn và phương vị mọc/lặn cũng thay đổi. Cùng một tấm pin đặt cố định có thể phù hợp hơn vào một số mùa; lợi ích của bám nắng không giống nhau quanh năm. Ở các vĩ độ miền Bắc Việt Nam, vào mùa hè Mặt Trời giữa trưa có thể ở rất cao và lệch về phía Bắc; mùa đông đường đi thấp hơn và chủ yếu ở phía Nam. Một tracker một trục chỉ quay trong một mặt phẳng nên còn sai lệch theo phương vuông góc với trục; tracker hai trục khắc phục tốt hơn về hình học nhưng tăng độ phức tạp và năng lượng truyền động.</w:t>
       </w:r>
     </w:p>
     <w:p>
       <w:r>
-        <w:rPr/>
         <w:t>Vì vậy, thiết kế cần xem xét cả mùa, góc nghiêng ban đầu, bóng che và thời tiết địa phương. Không nên suy ra mức tăng sản lượng cả năm từ một ngày nắng hoặc một lần đo; cần so sánh trong các khoảng thời gian đủ dài và ghi nhận điều kiện đo [3, 4].</w:t>
       </w:r>
     </w:p>
@@ -723,7 +665,6 @@
     <w:p/>
     <w:p>
       <w:r>
-        <w:rPr/>
         <w:t>Mốc ngày phân và chí thay đổi nhẹ theo từng năm; mùa khí tượng tại từng địa phương cũng không hoàn toàn trùng với mùa thiên văn. Bảng trên mô tả xu hướng quỹ đạo, không thay cho số liệu thời tiết tại vị trí thử nghiệm.</w:t>
       </w:r>
     </w:p>
@@ -732,7 +673,6 @@
         <w:pStyle w:val="Heading2"/>
       </w:pPr>
       <w:r>
-        <w:rPr/>
         <w:t>2.6. Ba phương pháp bám nắng xem xét trong đề tài</w:t>
       </w:r>
     </w:p>
@@ -741,13 +681,11 @@
         <w:pStyle w:val="Heading3"/>
       </w:pPr>
       <w:r>
-        <w:rPr/>
         <w:t>2.6.1. Nhóm 1 – Vòng hở theo thời gian (thuật toán thiên văn)</w:t>
       </w:r>
     </w:p>
     <w:p>
       <w:r>
-        <w:rPr/>
         <w:t>Nhóm này tính vị trí Mặt Trời từ vị trí địa lý, ngày và giờ đọc từ module thời gian thực DS1307, không cần cảm biến ánh sáng. Góc khai thiên (xích vĩ) tính theo ngày trong năm:</w:t>
       </w:r>
     </w:p>
@@ -765,7 +703,6 @@
     </w:p>
     <w:p>
       <w:r>
-        <w:rPr/>
         <w:t>Góc giờ tính từ giờ Mặt Trời t (giờ):</w:t>
       </w:r>
     </w:p>
@@ -783,7 +720,6 @@
     </w:p>
     <w:p>
       <w:r>
-        <w:rPr/>
         <w:lastRenderedPageBreak/>
         <w:t>Góc cao Mặt Trời α suy ra từ vĩ độ nơi lắp đặt φ:</w:t>
       </w:r>
@@ -802,7 +738,6 @@
     </w:p>
     <w:p>
       <w:r>
-        <w:rPr/>
         <w:t>Góc phương vị γ tính tiếp từ α, δ và φ. Biết (α, γ) là đổi được ra góc đặt của tấm pin cho từng trục.</w:t>
       </w:r>
     </w:p>
@@ -811,7 +746,6 @@
         <w:pStyle w:val="ListBullet"/>
       </w:pPr>
       <w:r>
-        <w:rPr/>
         <w:t>Ưu điểm: ổn định, không phụ thuộc thời tiết, không dao động quanh vị trí cân bằng.</w:t>
       </w:r>
     </w:p>
@@ -820,7 +754,6 @@
         <w:pStyle w:val="ListBullet"/>
       </w:pPr>
       <w:r>
-        <w:rPr/>
         <w:t>Nhược điểm: phải cài đúng tọa độ và giờ; không tự sửa được sai số do lắp đặt lệch hoặc khớp cơ khí rơ.</w:t>
       </w:r>
     </w:p>
@@ -829,13 +762,11 @@
         <w:pStyle w:val="Heading3"/>
       </w:pPr>
       <w:r>
-        <w:rPr/>
         <w:t>2.6.2. Nhóm 2 – Vòng kín dùng cảm biến quang trở (LDR)</w:t>
       </w:r>
     </w:p>
     <w:p>
       <w:r>
-        <w:rPr/>
         <w:t>Bốn LDR đặt ở bốn góc tấm pin, mỗi cảm biến gá nghiêng ra ngoài tâm một góc β_s = 30° như nhau, không dùng vách ngăn. Khi nắng thẳng góc, bốn kênh nhận sáng gần bằng nhau; khi nắng xiên, cặp cảm biến phía bên nắng nhận mạnh hơn hẳn. Gọi giá trị đọc được của bốn kênh là trái, phải, trên, dưới, sai lệch điều khiển tính rất đơn giản:</w:t>
       </w:r>
     </w:p>
@@ -856,7 +787,6 @@
         <w:pStyle w:val="ListBullet"/>
       </w:pPr>
       <w:r>
-        <w:rPr/>
         <w:t>Nếu |e1| &gt; ngưỡng: quay động cơ trục 1 theo dấu e1; nếu |e2| &gt; ngưỡng: quay động cơ trục 2 theo dấu e2.</w:t>
       </w:r>
     </w:p>
@@ -865,7 +795,6 @@
         <w:pStyle w:val="ListBullet"/>
       </w:pPr>
       <w:r>
-        <w:rPr/>
         <w:t>Ngược lại thì dừng – vùng chết (dead-band) chống dao động quanh vị trí cân bằng.</w:t>
       </w:r>
     </w:p>
@@ -874,7 +803,6 @@
         <w:pStyle w:val="ListBullet"/>
       </w:pPr>
       <w:r>
-        <w:rPr/>
         <w:t>Ưu điểm: đơn giản, rẻ, phản ứng theo điều kiện sáng thực tế, tự sửa sai số lắp đặt.</w:t>
       </w:r>
     </w:p>
@@ -883,7 +811,6 @@
         <w:pStyle w:val="ListBullet"/>
       </w:pPr>
       <w:r>
-        <w:rPr/>
         <w:t>Nhược điểm: nhạy với mây và bóng râm thoáng qua, dễ dao động nếu ngưỡng chọn quá nhỏ, buổi sáng sớm tín hiệu yếu nên bám chậm.</w:t>
       </w:r>
     </w:p>
@@ -892,7 +819,6 @@
         <w:pStyle w:val="Heading3"/>
       </w:pPr>
       <w:r>
-        <w:rPr/>
         <w:t>2.6.3. Nhóm 3 – Phương pháp hybrid (kết hợp), phương án lựa chọn</w:t>
       </w:r>
     </w:p>
@@ -901,7 +827,6 @@
         <w:pStyle w:val="ListBullet"/>
       </w:pPr>
       <w:r>
-        <w:rPr/>
         <w:t>Dùng thiên văn định vị thô: đầu buổi sáng và mỗi chu kỳ 30 phút, tính (α, γ) từ DS1307 rồi đưa nhanh tấm pin về gần vị trí Mặt Trời.</w:t>
       </w:r>
     </w:p>
@@ -910,7 +835,6 @@
         <w:pStyle w:val="ListBullet"/>
       </w:pPr>
       <w:r>
-        <w:rPr/>
         <w:t>Dùng LDR tinh chỉnh: giữa hai lần định vị thô, so sánh e1 (và e2) với ngưỡng để khử phần sai lệch còn lại, kể cả sai số lắp đặt.</w:t>
       </w:r>
     </w:p>
@@ -919,13 +843,11 @@
         <w:pStyle w:val="ListBullet"/>
       </w:pPr>
       <w:r>
-        <w:rPr/>
         <w:t>Khi trời nhiều mây (tổng sáng S nhỏ hơn ngưỡng S_min): giữ nguyên vị trí theo lịch thiên văn, tránh dao động vô ích do mây che thoáng qua.</w:t>
       </w:r>
     </w:p>
     <w:p>
       <w:r>
-        <w:rPr/>
         <w:t>Phương pháp hybrid lấy được ưu điểm của cả hai nhóm: bám nhanh và ổn định như vòng hở, tự sửa sai số như vòng kín, và không săn lệnh khi thời tiết xấu. Vì vậy đề tài chọn nhóm 3 cho cả hai mô hình một trục và hai trục.</w:t>
       </w:r>
     </w:p>
@@ -934,24 +856,20 @@
         <w:pStyle w:val="Heading2"/>
       </w:pPr>
       <w:r>
-        <w:rPr/>
         <w:t>2.7. Xử lý tín hiệu và tiêu chí đánh giá</w:t>
       </w:r>
     </w:p>
     <w:p>
       <w:r>
-        <w:rPr/>
         <w:t xml:space="preserve">Có thể lấy nhiều mẫu ADC trong mỗi chu kỳ, dùng trung vị để loại điểm đột biến rồi lọc thông thấp hoặc trung bình trượt mũ. Bù sai khác độ lợi giữa bốn kênh LDR trước khi tổng hợp sai lệch trái-phải và trên-dưới; sử dụng vùng chết để tránh động cơ chạy do nhiễu nhỏ; </w:t>
       </w:r>
       <w:r>
-        <w:rPr/>
         <w:lastRenderedPageBreak/>
         <w:t>dùng ngưỡng bật/tắt khác nhau để tránh chuyển chế độ liên tục. Thời gian lấy mẫu, hệ số lọc và vùng chết cần hiệu chỉnh bằng dữ liệu đo.</w:t>
       </w:r>
     </w:p>
     <w:p>
       <w:r>
-        <w:rPr/>
         <w:t>Đánh giá hệ thống nên tách độ chính xác góc và năng lượng: sai số góc có thể tính RMSE so với góc tham chiếu; năng lượng PV được tính từ tích phân U×I theo thời gian; năng lượng thuần bằng năng lượng PV thu được trừ năng lượng cơ cấu và bộ điều khiển. Cần so sánh trong cùng khoảng thời gian với tấm pin cố định tương đương, không kết luận hiệu quả chỉ từ công suất tức thời.</w:t>
       </w:r>
     </w:p>
@@ -960,13 +878,11 @@
         <w:pStyle w:val="Heading2"/>
       </w:pPr>
       <w:r>
-        <w:rPr/>
         <w:t>2.8. Môi trường Arduino IDE và cách nạp chương trình cho ESP32</w:t>
       </w:r>
     </w:p>
     <w:p>
       <w:r>
-        <w:rPr/>
         <w:t>Arduino IDE là môi trường phát triển tích hợp miễn phí: soạn thảo sketch (.ino), biên dịch, nạp firmware và xem dữ liệu qua Serial Monitor. Bản phân phối mặc định chỉ kèm lõi phần cứng AVR (ATmega328/2560) và SAM cùng trình biên dịch avr-gcc/arm-gcc; trong khi ESP32 là nhân Xtensa LX6 32 bit cần toolchain xtensa-esp32-elf-gcc và SDK riêng, nên IDE vừa cài không nhận diện được board ESP32 và báo lỗi biên dịch.</w:t>
       </w:r>
     </w:p>
@@ -975,7 +891,6 @@
         <w:pStyle w:val="ListBullet"/>
       </w:pPr>
       <w:r>
-        <w:rPr/>
         <w:t>Bước 1. Cài Arduino IDE 1.8.x hoặc 2.x; cài driver USB-UART (CP210x/CH340) nếu máy chưa nhận cổng.</w:t>
       </w:r>
     </w:p>
@@ -984,7 +899,6 @@
         <w:pStyle w:val="ListBullet"/>
       </w:pPr>
       <w:r>
-        <w:rPr/>
         <w:t>Bước 2. File → Preferences → Additional Boards Manager URLs: thêm https://espressif.github.io/arduino-esp32/package_esp32_index.json</w:t>
       </w:r>
     </w:p>
@@ -993,7 +907,6 @@
         <w:pStyle w:val="ListBullet"/>
       </w:pPr>
       <w:r>
-        <w:rPr/>
         <w:t>Bước 3. Tools → Board → Boards Manager → tìm “esp32” của Espressif Systems → Install.</w:t>
       </w:r>
     </w:p>
@@ -1002,7 +915,6 @@
         <w:pStyle w:val="ListBullet"/>
       </w:pPr>
       <w:r>
-        <w:rPr/>
         <w:t>Bước 4. Tools → Board → esp32 → “ESP32 Dev Module”; Tools → Port chọn đúng cổng COM.</w:t>
       </w:r>
     </w:p>
@@ -1011,7 +923,6 @@
         <w:pStyle w:val="ListBullet"/>
       </w:pPr>
       <w:r>
-        <w:rPr/>
         <w:t>Bước 5. Serial Monitor đặt 115200 baud; khi nạp dừng ở “Connecting...” thì giữ nút BOOT vài giây.</w:t>
       </w:r>
     </w:p>
@@ -1020,7 +931,6 @@
         <w:pStyle w:val="ListBullet"/>
       </w:pPr>
       <w:r>
-        <w:rPr/>
         <w:t>Bước 6. Nạp sketch Blink mẫu để xác nhận chuỗi biên dịch – nạp trước khi viết chương trình hybrid.</w:t>
       </w:r>
     </w:p>
@@ -1029,13 +939,11 @@
         <w:pStyle w:val="Heading2"/>
       </w:pPr>
       <w:r>
-        <w:rPr/>
         <w:t>2.9. Module ESP32 DevKit dùng trong đề tài</w:t>
       </w:r>
     </w:p>
     <w:p>
       <w:r>
-        <w:rPr/>
         <w:t>Module ESP32 DevKit 38 chân được dùng làm bộ điều khiển duy nhất. Đề tài không bật WiFi nên dùng được cả hai nhóm ADC 12 bit: ADC1 (GPIO36, 39...) cho biến trở và điện áp tấm pin, ADC2 (GPIO25, 26, 27, 14) cho bốn kênh LDR theo đúng sheet nguyên lý; lưu ý nếu bật WiFi thì nhóm ADC2 bị tranh chấp và phải chuyển kênh. Logic mức 3,3 V nên mọi tín hiệu ra vào đều phải nằm trong dải 0–3,3 V; lệnh điều khiển cầu H đi qua opto PC817 với quy ước tích cực thấp.</w:t>
       </w:r>
     </w:p>
@@ -1044,7 +952,6 @@
         <w:pStyle w:val="Heading2"/>
       </w:pPr>
       <w:r>
-        <w:rPr/>
         <w:t>2.10. Các nhóm lệnh cơ bản dùng trong chương trình</w:t>
       </w:r>
     </w:p>
@@ -1054,7 +961,6 @@
         <w:spacing w:after="80"/>
       </w:pPr>
       <w:r>
-        <w:rPr/>
         <w:t>Bảng 1. Các nhóm lệnh dùng trong chương trình hybrid</w:t>
       </w:r>
     </w:p>
@@ -1592,7 +1498,6 @@
         <w:pStyle w:val="Heading2"/>
       </w:pPr>
       <w:r>
-        <w:rPr/>
         <w:t>2.11. Thư viện sử dụng</w:t>
       </w:r>
     </w:p>
@@ -1601,7 +1506,6 @@
         <w:pStyle w:val="ListBullet"/>
       </w:pPr>
       <w:r>
-        <w:rPr/>
         <w:t>Wire.h: giao tiếp I²C với DS1307 (0x68) và mạch chuyển PCF8574 của LCD (0x27).</w:t>
       </w:r>
     </w:p>
@@ -1610,7 +1514,6 @@
         <w:pStyle w:val="ListBullet"/>
       </w:pPr>
       <w:r>
-        <w:rPr/>
         <w:t>LiquidCrystal_I2C.h: điều khiển LCD 1602 qua I²C bằng hai chân SDA/SCL.</w:t>
       </w:r>
     </w:p>
@@ -1619,7 +1522,6 @@
         <w:pStyle w:val="ListBullet"/>
       </w:pPr>
       <w:r>
-        <w:rPr/>
         <w:t>Toán học chuẩn của C++ (math.h): sin, cos, atan2 cho khối thiên văn.</w:t>
       </w:r>
     </w:p>
@@ -1628,7 +1530,6 @@
         <w:pStyle w:val="ListBullet"/>
       </w:pPr>
       <w:r>
-        <w:rPr/>
         <w:t>Không dùng thư viện WiFi/Bluetooth: tránh xung đột nhóm ADC2 của bốn kênh LDR.</w:t>
       </w:r>
     </w:p>
@@ -1637,7 +1538,6 @@
         <w:pStyle w:val="Heading2"/>
       </w:pPr>
       <w:r>
-        <w:rPr/>
         <w:t>2.12. Các tham số và kết quả kế thừa từ quyển nghiên cứu</w:t>
       </w:r>
     </w:p>
@@ -1647,7 +1547,6 @@
         <w:spacing w:after="80"/>
       </w:pPr>
       <w:r>
-        <w:rPr/>
         <w:t>Bảng 2. Tham số kế thừa từ quyển nghiên cứu đưa vào chương trình</w:t>
       </w:r>
     </w:p>
@@ -2241,7 +2140,6 @@
         <w:pStyle w:val="Heading1"/>
       </w:pPr>
       <w:r>
-        <w:rPr/>
         <w:t>CHƯƠNG 3. CHẾ TẠO, HIỆU CHUẨN, ĐO ĐẠC VÀ CÁC PHƯƠNG PHÁP XỬ LÝ TRONG CODE</w:t>
       </w:r>
     </w:p>
@@ -2250,7 +2148,6 @@
         <w:pStyle w:val="ListBullet"/>
       </w:pPr>
       <w:r>
-        <w:rPr/>
         <w:t>Hoàn thành hàn khối nguồn: kiểm tra 3,3 V và 5 V trước khi cắm module, tránh phá ESP32 và LCD.</w:t>
       </w:r>
     </w:p>
@@ -2259,7 +2156,6 @@
         <w:pStyle w:val="ListBullet"/>
       </w:pPr>
       <w:r>
-        <w:rPr/>
         <w:t>Hoàn thành hàn cầu H bốn TIP41C kèm tản nhiệt và diode bảo vệ; thử bảng trạng thái bằng nguồn giả.</w:t>
       </w:r>
     </w:p>
@@ -2268,7 +2164,6 @@
         <w:pStyle w:val="ListBullet"/>
       </w:pPr>
       <w:r>
-        <w:rPr/>
         <w:t>Hoàn thành hàn mạch opto; đo kiểm: chân lệnh ESP32 xuống LOW thì đầu ra opto sụt về gần 0 V trên mass 12 V.</w:t>
       </w:r>
     </w:p>
@@ -2277,7 +2172,6 @@
         <w:pStyle w:val="ListBullet"/>
       </w:pPr>
       <w:r>
-        <w:rPr/>
         <w:lastRenderedPageBreak/>
         <w:t>Hoàn thành đi dây bus I²C xoắn đôi, trở kéo lên có sẵn trên module DS1307 và PCF8574.</w:t>
       </w:r>
@@ -2298,7 +2192,6 @@
         <w:pStyle w:val="ListBullet"/>
       </w:pPr>
       <w:r>
-        <w:rPr/>
         <w:t>Bốn kênh LDR (ADC2) và hai kênh biến trở, áp tấm pin (ADC1) đều đọc 12 bit; đặt analogSetPinAttenuation 11 dB để dải đo phủ 0–2,45 V.</w:t>
       </w:r>
     </w:p>
@@ -2307,7 +2200,6 @@
         <w:pStyle w:val="ListBullet"/>
       </w:pPr>
       <w:r>
-        <w:rPr/>
         <w:t>Mỗi kênh lấy 16 mẫu liên tiếp, bỏ mẫu lệch quá 25% so với trung bình rồi lấy trung bình còn lại để loại xung nhiễu do cầu H đóng cắt.</w:t>
       </w:r>
     </w:p>
@@ -2316,7 +2208,6 @@
         <w:pStyle w:val="ListBullet"/>
       </w:pPr>
       <w:r>
-        <w:rPr/>
         <w:t>Nhân hệ số K_cal của từng kênh trước khi lập e1, e2; ngưỡng phát lệnh 200 mức ADC và vùng chết 120 mức lấy từ bảng ví dụ ở quyển nghiên cứu.</w:t>
       </w:r>
     </w:p>
@@ -2325,7 +2216,6 @@
         <w:pStyle w:val="ListBullet"/>
       </w:pPr>
       <w:r>
-        <w:rPr/>
         <w:t>Kênh áp tấm pin qua cầu chia chỉ dùng giám sát và hiển thị; phiên bản này chưa đo dòng điện.</w:t>
       </w:r>
     </w:p>
@@ -2346,7 +2236,6 @@
         <w:spacing w:after="80"/>
       </w:pPr>
       <w:r>
-        <w:rPr/>
         <w:t>Bảng 3. Bảng lệnh cầu H trong code</w:t>
       </w:r>
     </w:p>
@@ -2650,7 +2539,6 @@
     <w:p/>
     <w:p>
       <w:r>
-        <w:rPr/>
         <w:t>Mỗi lệnh chạy được bọc trong vòng lặp kiểm tra 10 ms: đọc lại công tắc hành trình và biến trở; hết thời gian tối đa 8 giây hoặc vào vùng chết thì trả cả hai chân về HIGH. Nhờ trục vít tự hãm, trạng thái khóa cầu H không làm tấm pin trôi.</w:t>
       </w:r>
     </w:p>
@@ -2667,7 +2555,6 @@
     </w:p>
     <w:p>
       <w:r>
-        <w:rPr/>
         <w:t>DS1307 lưu thời gian dạng BCD tại các thanh ghi 0x00–0x06. Code đọc qua I²C địa chỉ 0x68: gửi vị trí thanh ghi, đọc lại 7 byte, giải mã BCD bằng phép (b &gt;&gt; 4) * 10 + (b &amp; 0x0F). Từ ngày tháng suy ra số ngày n trong năm, từ giờ phút suy ra giờ Mặt Trời t để đưa vào các công thức δ, H, α, γ của khối thiên văn.</w:t>
       </w:r>
     </w:p>
@@ -2684,7 +2571,6 @@
     </w:p>
     <w:p>
       <w:r>
-        <w:rPr/>
         <w:t>LCD 1602 gắn mạch chuyển PCF8574 địa chỉ 0x27, khởi tạo một lần bằng LiquidCrystal_I2C(0x27, 16, 2). Mỗi giây code cập nhật hai dòng: dòng 1 in ngày giờ đọc từ DS1307 dạng “DD/MM HH:MM:SS”, dòng 2 in góc tấm pin đọc từ biến trở và giá trị e1 hiện tại, ví dụ “goc=+12,5 e1=+180”. Khi có lỗi (chạm hành trình, mây mù giữ vị trí) dòng 2 đổi thành thông báo trạng thái tương ứng.</w:t>
       </w:r>
     </w:p>
@@ -2701,7 +2587,6 @@
     </w:p>
     <w:p>
       <w:r>
-        <w:rPr/>
         <w:t>Biến trở 10 k chia áp 3,3 V vào GPIO36; code đọc trung bình 16 mẫu rồi nội suy tuyến tính theo ba điểm hiệu chuẩn: θ = θ_min + (V − V_min)·(θ_max − θ_min)/(V_max − V_min), cuối cùng kẹp trong hành trình cơ khí. Giá trị θ dùng cho ba việc: giới hạn góc đặt thiên văn, dừng lệnh tinh chỉnh khi đạt góc đích, và hiển thị lên LCD.</w:t>
       </w:r>
     </w:p>
@@ -2806,7 +2691,6 @@
     </w:p>
     <w:p>
       <w:r>
-        <w:rPr/>
         <w:drawing>
           <wp:inline xmlns:a="http://schemas.openxmlformats.org/drawingml/2006/main" xmlns:pic="http://schemas.openxmlformats.org/drawingml/2006/picture">
             <wp:extent cx="5120640" cy="6426926"/>
@@ -2854,7 +2738,6 @@
     </w:p>
     <w:p>
       <w:r>
-        <w:rPr/>
         <w:drawing>
           <wp:inline xmlns:a="http://schemas.openxmlformats.org/drawingml/2006/main" xmlns:pic="http://schemas.openxmlformats.org/drawingml/2006/picture">
             <wp:extent cx="5120640" cy="6233283"/>
@@ -3022,7 +2905,6 @@
         <w:jc w:val="center"/>
       </w:pPr>
       <w:r>
-        <w:rPr/>
         <w:drawing>
           <wp:inline distT="0" distB="0" distL="0" distR="0" wp14:anchorId="5E109939" wp14:editId="1154E240">
             <wp:extent cx="5303520" cy="4882358"/>
@@ -3470,7 +3352,6 @@
     </w:p>
     <w:p>
       <w:r>
-        <w:rPr/>
         <w:t>Code thực hiện đúng thứ tự đã mô tả: khởi tạo ADC, I²C, LCD và cầu H ở trạng thái khóa; mỗi 30 phút gọi khối thiên văn đọc DS1307 và chạy motor về góc đặt; mỗi 2 phút đọc bốn kênh LDR đã hiệu chuẩn, tính e1 và tinh chỉnh khi nắng đủ mạnh; mỗi chu kỳ hiển thị giờ DS1307 cùng góc tấm pin và e1 lên LCD 1602. Bản hai trục ở quyển 6 bổ sung kênh e2 và cặp lệnh motor thứ hai.</w:t>
       </w:r>
     </w:p>
@@ -3479,7 +3360,6 @@
         <w:pStyle w:val="Heading1"/>
       </w:pPr>
       <w:r>
-        <w:rPr/>
         <w:t>CHƯƠNG 4. TIẾN ĐỘ THỰC HIỆN VÀ KẾ HOẠCH TUẦN NÀY</w:t>
       </w:r>
     </w:p>
@@ -3488,7 +3368,6 @@
         <w:pStyle w:val="Heading2"/>
       </w:pPr>
       <w:r>
-        <w:rPr/>
         <w:t>4.1. Kết quả đạt được trong tuần 5/10 – 10/10/2026</w:t>
       </w:r>
     </w:p>
@@ -3501,7 +3380,6 @@
         </w:numPr>
       </w:pPr>
       <w:r>
-        <w:rPr/>
         <w:t>Hoàn thành cài đặt Arduino IDE kèm lõi esp32 của Espressif và nạp thử thành công sketch Blink lên ESP32 DevKit.</w:t>
       </w:r>
     </w:p>
@@ -3515,80 +3393,64 @@
       </w:pPr>
       <w:proofErr w:type="spellStart"/>
       <w:r>
-        <w:rPr/>
         <w:t>Đ</w:t>
       </w:r>
       <w:r>
-        <w:rPr/>
         <w:t>ồng</w:t>
       </w:r>
       <w:proofErr w:type="spellEnd"/>
       <w:r>
-        <w:rPr/>
         <w:t xml:space="preserve"> </w:t>
       </w:r>
       <w:proofErr w:type="spellStart"/>
       <w:r>
-        <w:rPr/>
         <w:t>bộ</w:t>
       </w:r>
       <w:proofErr w:type="spellEnd"/>
       <w:r>
-        <w:rPr/>
         <w:t xml:space="preserve"> </w:t>
       </w:r>
       <w:proofErr w:type="spellStart"/>
       <w:r>
-        <w:rPr/>
         <w:t>thời</w:t>
       </w:r>
       <w:proofErr w:type="spellEnd"/>
       <w:r>
-        <w:rPr/>
         <w:t xml:space="preserve"> </w:t>
       </w:r>
       <w:proofErr w:type="spellStart"/>
       <w:r>
-        <w:rPr/>
         <w:t>gian</w:t>
       </w:r>
       <w:proofErr w:type="spellEnd"/>
       <w:r>
-        <w:rPr/>
         <w:t xml:space="preserve"> </w:t>
       </w:r>
       <w:r>
-        <w:rPr/>
         <w:t xml:space="preserve">DS1307 </w:t>
       </w:r>
       <w:proofErr w:type="spellStart"/>
       <w:r>
-        <w:rPr/>
         <w:t>và</w:t>
       </w:r>
       <w:proofErr w:type="spellEnd"/>
       <w:r>
-        <w:rPr/>
         <w:t xml:space="preserve"> </w:t>
       </w:r>
       <w:proofErr w:type="spellStart"/>
       <w:r>
-        <w:rPr/>
         <w:t>hiển</w:t>
       </w:r>
       <w:proofErr w:type="spellEnd"/>
       <w:r>
-        <w:rPr/>
         <w:t xml:space="preserve"> </w:t>
       </w:r>
       <w:proofErr w:type="spellStart"/>
       <w:r>
-        <w:rPr/>
         <w:t>thị</w:t>
       </w:r>
       <w:proofErr w:type="spellEnd"/>
       <w:r>
-        <w:rPr/>
         <w:t xml:space="preserve"> LCD.</w:t>
       </w:r>
     </w:p>
@@ -3661,7 +3523,6 @@
         <w:pStyle w:val="Heading2"/>
       </w:pPr>
       <w:r>
-        <w:rPr/>
         <w:t>4.2. Các công việc còn lại của tuần này (5/10 – 10/10/2026)</w:t>
       </w:r>
     </w:p>
@@ -3675,212 +3536,170 @@
       </w:pPr>
       <w:proofErr w:type="spellStart"/>
       <w:r>
-        <w:rPr/>
         <w:t>Đọc</w:t>
       </w:r>
       <w:proofErr w:type="spellEnd"/>
       <w:r>
-        <w:rPr/>
         <w:t xml:space="preserve"> </w:t>
       </w:r>
       <w:proofErr w:type="spellStart"/>
       <w:r>
-        <w:rPr/>
         <w:t>giá</w:t>
       </w:r>
       <w:proofErr w:type="spellEnd"/>
       <w:r>
-        <w:rPr/>
         <w:t xml:space="preserve"> </w:t>
       </w:r>
       <w:proofErr w:type="spellStart"/>
       <w:r>
-        <w:rPr/>
         <w:t>trị</w:t>
       </w:r>
       <w:proofErr w:type="spellEnd"/>
       <w:r>
-        <w:rPr/>
         <w:t xml:space="preserve"> qua </w:t>
       </w:r>
       <w:proofErr w:type="spellStart"/>
       <w:r>
-        <w:rPr/>
         <w:t>trở</w:t>
       </w:r>
       <w:proofErr w:type="spellEnd"/>
       <w:r>
-        <w:rPr/>
         <w:t xml:space="preserve"> </w:t>
       </w:r>
       <w:proofErr w:type="spellStart"/>
       <w:r>
-        <w:rPr/>
         <w:t>trong</w:t>
       </w:r>
       <w:proofErr w:type="spellEnd"/>
       <w:r>
-        <w:rPr/>
         <w:t xml:space="preserve"> </w:t>
       </w:r>
       <w:proofErr w:type="spellStart"/>
       <w:r>
-        <w:rPr/>
         <w:t>nhiều</w:t>
       </w:r>
       <w:proofErr w:type="spellEnd"/>
       <w:r>
-        <w:rPr/>
         <w:t xml:space="preserve"> </w:t>
       </w:r>
       <w:proofErr w:type="spellStart"/>
       <w:r>
-        <w:rPr/>
         <w:t>ngày</w:t>
       </w:r>
       <w:proofErr w:type="spellEnd"/>
       <w:r>
-        <w:rPr/>
         <w:t xml:space="preserve"> </w:t>
       </w:r>
       <w:proofErr w:type="spellStart"/>
       <w:r>
-        <w:rPr/>
         <w:t>với</w:t>
       </w:r>
       <w:proofErr w:type="spellEnd"/>
       <w:r>
-        <w:rPr/>
         <w:t xml:space="preserve"> </w:t>
       </w:r>
       <w:proofErr w:type="spellStart"/>
       <w:r>
-        <w:rPr/>
         <w:t>các</w:t>
       </w:r>
       <w:proofErr w:type="spellEnd"/>
       <w:r>
-        <w:rPr/>
         <w:t xml:space="preserve"> </w:t>
       </w:r>
       <w:proofErr w:type="spellStart"/>
       <w:r>
-        <w:rPr/>
         <w:t>khung</w:t>
       </w:r>
       <w:proofErr w:type="spellEnd"/>
       <w:r>
-        <w:rPr/>
         <w:t xml:space="preserve"> </w:t>
       </w:r>
       <w:proofErr w:type="spellStart"/>
       <w:r>
-        <w:rPr/>
         <w:t>giờ</w:t>
       </w:r>
       <w:proofErr w:type="spellEnd"/>
       <w:r>
-        <w:rPr/>
         <w:t xml:space="preserve"> </w:t>
       </w:r>
       <w:proofErr w:type="spellStart"/>
       <w:r>
-        <w:rPr/>
         <w:t>và</w:t>
       </w:r>
       <w:proofErr w:type="spellEnd"/>
       <w:r>
-        <w:rPr/>
         <w:t xml:space="preserve"> </w:t>
       </w:r>
       <w:proofErr w:type="spellStart"/>
       <w:r>
-        <w:rPr/>
         <w:t>thời</w:t>
       </w:r>
       <w:proofErr w:type="spellEnd"/>
       <w:r>
-        <w:rPr/>
         <w:t xml:space="preserve"> </w:t>
       </w:r>
       <w:proofErr w:type="spellStart"/>
       <w:r>
-        <w:rPr/>
         <w:t>tiết</w:t>
       </w:r>
       <w:proofErr w:type="spellEnd"/>
       <w:r>
-        <w:rPr/>
         <w:t xml:space="preserve"> </w:t>
       </w:r>
       <w:proofErr w:type="spellStart"/>
       <w:r>
-        <w:rPr/>
         <w:t>khác</w:t>
       </w:r>
       <w:proofErr w:type="spellEnd"/>
       <w:r>
-        <w:rPr/>
         <w:t xml:space="preserve"> </w:t>
       </w:r>
       <w:proofErr w:type="spellStart"/>
       <w:r>
-        <w:rPr/>
         <w:t>nhau</w:t>
       </w:r>
       <w:proofErr w:type="spellEnd"/>
       <w:r>
-        <w:rPr/>
         <w:t xml:space="preserve"> </w:t>
       </w:r>
       <w:proofErr w:type="spellStart"/>
       <w:r>
-        <w:rPr/>
         <w:t>để</w:t>
       </w:r>
       <w:proofErr w:type="spellEnd"/>
       <w:r>
-        <w:rPr/>
         <w:t xml:space="preserve"> </w:t>
       </w:r>
       <w:proofErr w:type="spellStart"/>
       <w:r>
-        <w:rPr/>
         <w:t>lấy</w:t>
       </w:r>
       <w:proofErr w:type="spellEnd"/>
       <w:r>
-        <w:rPr/>
         <w:t xml:space="preserve"> </w:t>
       </w:r>
       <w:proofErr w:type="spellStart"/>
       <w:r>
-        <w:rPr/>
         <w:t>giá</w:t>
       </w:r>
       <w:proofErr w:type="spellEnd"/>
       <w:r>
-        <w:rPr/>
         <w:t xml:space="preserve"> </w:t>
       </w:r>
       <w:proofErr w:type="spellStart"/>
       <w:r>
-        <w:rPr/>
         <w:t>trị</w:t>
       </w:r>
       <w:proofErr w:type="spellEnd"/>
       <w:r>
-        <w:rPr/>
         <w:t xml:space="preserve"> </w:t>
       </w:r>
       <w:proofErr w:type="spellStart"/>
       <w:r>
-        <w:rPr/>
         <w:t>mẫu</w:t>
       </w:r>
       <w:proofErr w:type="spellEnd"/>
       <w:r>
-        <w:rPr/>
         <w:t xml:space="preserve"> </w:t>
       </w:r>
     </w:p>
@@ -5664,79 +5483,66 @@
         <w:pStyle w:val="Heading1"/>
       </w:pPr>
       <w:r>
-        <w:rPr/>
         <w:t>TÀI LIỆU THAM KHẢO</w:t>
       </w:r>
     </w:p>
     <w:p>
       <w:r>
-        <w:rPr/>
         <w:t>[1] J. A. Duffie and W. A. Beckman, Solar Engineering of Thermal Processes, 4th ed., John Wiley &amp; Sons, 2013.</w:t>
       </w:r>
     </w:p>
     <w:p>
       <w:r>
-        <w:rPr/>
         <w:t>[2] I. Reda and A. Andreas, “Solar position algorithm for solar radiation applications,” Solar Energy, vol. 76, no. 5, pp. 577-589, 2004.</w:t>
       </w:r>
     </w:p>
     <w:p>
       <w:r>
-        <w:rPr/>
         <w:t>[3] I. Reda and A. Andreas, “Solar Position Algorithm for Solar Radiation Applications,” NREL/TP-560-34302, 2008. https://docs.nrel.gov/docs/fy08osti/34302.pdf</w:t>
       </w:r>
     </w:p>
     <w:p>
       <w:r>
-        <w:rPr/>
         <w:t>[4] H. Mousazadeh et al., “A review of principle and sun-tracking methods for maximizing solar systems output,” Renewable and Sustainable Energy Reviews, vol. 13, no. 8, pp. 1800-1818, 2009.</w:t>
       </w:r>
     </w:p>
     <w:p>
       <w:r>
-        <w:rPr/>
         <w:t>[5] A. Awasthi et al., “Review on sun tracking technology in solar PV system,” Energy Reports, vol. 6, pp. 392-405, 2020.</w:t>
       </w:r>
     </w:p>
     <w:p>
       <w:r>
-        <w:rPr/>
         <w:t>[6] R. F. Fuentes-Morales et al., “Control algorithms applied to active solar tracking systems: A review,” Solar Energy, vol. 212, pp. 203-219, 2020. https://doi.org/10.1016/j.solener.2020.10.071</w:t>
       </w:r>
     </w:p>
     <w:p>
       <w:r>
-        <w:rPr/>
         <w:t>[7] A. R. Amelia et al., “Technologies of solar tracking systems: A review,” IOP Conference Series: Materials Science and Engineering, vol. 767, 012052, 2020.</w:t>
       </w:r>
     </w:p>
     <w:p>
       <w:r>
-        <w:rPr/>
         <w:t>[8] Espressif Systems, ESP32 Series Datasheet. https://www.espressif.com/sites/default/files/documentation/esp32_datasheet_en.pdf</w:t>
       </w:r>
     </w:p>
     <w:p>
       <w:r>
-        <w:rPr/>
         <w:t>[9] Espressif Systems, ESP32-DevKitC General Purpose Development Board User Guide. https://docs.espressif.com/projects/esp-dev-kits/en/latest/esp32/esp32-devkitc/index.html</w:t>
       </w:r>
     </w:p>
     <w:p>
       <w:r>
-        <w:rPr/>
         <w:t>[10] NXP Semiconductors, PCF8574 Remote 8-bit I/O Expander for I2C-bus (mạch kèm LCD 1602), Datasheet.</w:t>
       </w:r>
     </w:p>
     <w:p>
       <w:r>
-        <w:rPr/>
         <w:t>[11] Maxim Integrated, DS1307 64 x 8, Serial I2C Real-Time Clock, Datasheet. https://www.analog.com/media/en/technical-documentation/data-sheets/DS1307.pdf</w:t>
       </w:r>
     </w:p>
     <w:p>
       <w:r>
-        <w:rPr/>
         <w:lastRenderedPageBreak/>
         <w:t>[12] W. F. Holmgren, C. W. Hansen, and M. A. Mikofski, “pvlib python: a python package for modeling solar energy systems,” Journal of Open Source Software, vol. 3, no. 29, p. 884, 2018.</w:t>
       </w:r>
@@ -6482,7 +6288,7 @@
     <w:rPr>
       <w:rFonts w:ascii="Times New Roman" w:eastAsia="Times New Roman" w:hAnsi="Times New Roman"/>
       <w:color w:val="000000"/>
-      <w:sz w:val="26"/>
+      <w:sz w:val="24"/>
     </w:rPr>
   </w:style>
   <w:style w:type="paragraph" w:styleId="Heading1">
@@ -6532,7 +6338,7 @@
       <w:b/>
       <w:bCs/>
       <w:color w:val="1F4E79"/>
-      <w:sz w:val="32"/>
+      <w:sz w:val="26"/>
       <w:szCs w:val="26"/>
     </w:rPr>
   </w:style>
@@ -6559,7 +6365,6 @@
       <w:bCs/>
       <w:i/>
       <w:color w:val="404040"/>
-      <w:sz w:val="28"/>
     </w:rPr>
   </w:style>
   <w:style w:type="paragraph" w:styleId="Heading4">
@@ -7281,7 +7086,7 @@
     <w:rPr>
       <w:bCs/>
       <w:color w:val="505050"/>
-      <w:sz w:val="24"/>
+      <w:sz w:val="20"/>
       <w:szCs w:val="18"/>
     </w:rPr>
   </w:style>

--- a/Bao_cao_1_truc_Lap_trinh.docx
+++ b/Bao_cao_1_truc_Lap_trinh.docx
@@ -7,6 +7,7 @@
         <w:pStyle w:val="Heading1"/>
       </w:pPr>
       <w:r>
+        <w:rPr/>
         <w:t>CHƯƠNG 1. TỔNG QUAN ĐỀ TÀI</w:t>
       </w:r>
     </w:p>
@@ -15,21 +16,25 @@
         <w:pStyle w:val="Heading2"/>
       </w:pPr>
       <w:r>
+        <w:rPr/>
         <w:t>1.1. Lý do chọn đề tài</w:t>
       </w:r>
     </w:p>
     <w:p>
       <w:r>
+        <w:rPr/>
         <w:t>Tấm pin lắp cố định có hướng và góc nghiêng không đổi, trong khi vị trí biểu kiến của Mặt Trời thay đổi liên tục theo giờ và theo mùa. Khi tia nắng không gần vuông góc với bề mặt pin, thành phần bức xạ trực tiếp nhận được giảm. Cơ cấu bám nắng một trục cho phép tấm pin quay theo một mặt phẳng, qua đó cải thiện hướng thu nhận bức xạ trong một phần thời gian vận hành mà không cần cơ cấu phức tạp như hệ hai trục.</w:t>
       </w:r>
     </w:p>
     <w:p>
       <w:r>
+        <w:rPr/>
         <w:t>Các mô hình giá thành thấp thường dùng nhiều cảm biến quang để so sánh cường độ sáng theo các hướng khác nhau. Tuy nhiên, hai cảm biến có thể khác độ nhạy; tín hiệu thay đổi theo nhiệt độ, nhiễu ADC, bụi, phản xạ và mây che. Nếu điều khiển trực tiếp theo tín hiệu thô, động cơ có thể dao động, quay sai hướng hoặc tiêu thụ nhiều điện năng phụ trợ. Vì vậy, cần nghiên cứu cách lọc, hiệu chuẩn và xác định độ tin cậy tín hiệu trước khi ra lệnh chuyển động.</w:t>
       </w:r>
     </w:p>
     <w:p>
       <w:r>
+        <w:rPr/>
         <w:t>Đề tài “Nghiên cứu thuật toán đo cường độ ánh sáng để xác định hướng điều khiển tấm pin năng lượng mặt trời bám nắng một trục” được chọn nhằm xây dựng và so sánh các cách xử lý tín hiệu phù hợp với mô hình nhỏ, đồng thời kết hợp đường tham chiếu thiên văn để hệ thống không phụ thuộc hoàn toàn vào cảm biến quang.</w:t>
       </w:r>
     </w:p>
@@ -38,16 +43,19 @@
         <w:pStyle w:val="Heading2"/>
       </w:pPr>
       <w:r>
+        <w:rPr/>
         <w:t>1.2. Tổng quan về đề tài</w:t>
       </w:r>
     </w:p>
     <w:p>
       <w:r>
+        <w:rPr/>
         <w:t>Đối tượng kỹ thuật là mô hình tấm pin bám nắng một trục, dùng một cụm bốn quang trở gắn tại bốn góc mặt pin để ước lượng sai lệch theo phương quay và phương nghiêng. Mỗi cảm biến được gá đối xứng, trục cảm quang hướng chếch ra ngoài so với pháp tuyến mặt pin. Cụm cảm biến tạo được hai thành phần sai lệch; do phạm vi cơ khí của đề tài chỉ có một trục chấp hành, thuật toán dùng thành phần ứng với trục được lắp làm lệnh điều khiển, còn thành phần còn lại được ghi nhận để đánh giá hoặc mở rộng trong tương lai.</w:t>
       </w:r>
     </w:p>
     <w:p>
       <w:r>
+        <w:rPr/>
         <w:t>Báo cáo khảo sát bốn nhóm thuật toán trên các tín hiệu quang đã tổng hợp từ bốn góc: so sánh có ngưỡng; điều khiển tỷ lệ; điều khiển tỷ lệ có lọc, bù độ lợi và vùng chết; và phương án lai dùng tín hiệu cảm biến khi đủ tin cậy, chuyển sang góc thiên văn hoặc giữ vị trí khi tín hiệu suy giảm. Trọng tâm đánh giá là khả năng nhận biết chiều quay/chiều nghiêng, sai số bám trên trục được điều khiển, mức độ chuyển động không cần thiết và năng lượng thuần sau khi tính điện năng phụ trợ.</w:t>
       </w:r>
     </w:p>
@@ -56,11 +64,13 @@
         <w:pStyle w:val="Heading2"/>
       </w:pPr>
       <w:r>
+        <w:rPr/>
         <w:t>1.3. Mục tiêu nghiên cứu</w:t>
       </w:r>
     </w:p>
     <w:p>
       <w:r>
+        <w:rPr/>
         <w:t>Mục tiêu tổng quát là xây dựng phương án đo và xử lý cường độ ánh sáng để xác định hướng quay cho mô hình pin mặt trời bám nắng một trục, bảo đảm chuyển động ổn định trong điều kiện ánh sáng thay đổi. Các mục tiêu cụ thể gồm:</w:t>
       </w:r>
     </w:p>
@@ -69,6 +79,7 @@
         <w:pStyle w:val="ListBullet"/>
       </w:pPr>
       <w:r>
+        <w:rPr/>
         <w:lastRenderedPageBreak/>
         <w:t>Tìm hiểu vị trí biểu kiến của Mặt Trời, đặc tính cảm biến quang và nguyên lý bám nắng một trục.</w:t>
       </w:r>
@@ -78,6 +89,7 @@
         <w:pStyle w:val="ListBullet"/>
       </w:pPr>
       <w:r>
+        <w:rPr/>
         <w:t>Thiết kế cụm bốn LDR tại bốn góc pin, xác định góc gá hướng ra ngoài và xây dựng quy tắc so sánh trái-phải, trên-dưới để tạo hai tín hiệu sai lệch.</w:t>
       </w:r>
     </w:p>
@@ -86,6 +98,7 @@
         <w:pStyle w:val="ListBullet"/>
       </w:pPr>
       <w:r>
+        <w:rPr/>
         <w:t>Xây dựng các thuật toán so sánh, tỷ lệ, có lọc/bù/vùng chết và thuật toán lai thiên văn-cảm biến.</w:t>
       </w:r>
     </w:p>
@@ -94,6 +107,7 @@
         <w:pStyle w:val="ListBullet"/>
       </w:pPr>
       <w:r>
+        <w:rPr/>
         <w:t>Đề xuất cách mô phỏng, hiệu chuẩn và thử nghiệm để so sánh sai số góc, số lần/quãng quay và năng lượng thuần với tấm pin cố định.</w:t>
       </w:r>
     </w:p>
@@ -102,16 +116,19 @@
         <w:pStyle w:val="Heading2"/>
       </w:pPr>
       <w:r>
+        <w:rPr/>
         <w:t>1.4. Đối tượng và phạm vi nghiên cứu</w:t>
       </w:r>
     </w:p>
     <w:p>
       <w:r>
+        <w:rPr/>
         <w:t>Đối tượng nghiên cứu là thuật toán xử lý tín hiệu của cụm bốn quang trở đặt ở bốn góc mặt pin để xác định chiều sai lệch theo hai phương. Mô hình cơ khí trong phạm vi báo cáo vẫn là tracker một trục; cấu hình tham khảo gồm ESP32, mạch chia áp đo điện áp tấm pin, module thời gian thực DS1307 và một động cơ gạt nước trục vít có giới hạn hành trình. Địa điểm tính toán dự kiến là khu vực Mỹ Hào, Hưng Yên (xấp xỉ 20,93° Bắc, 106,06° Đông); tọa độ chính thức cần được xác nhận theo nơi đặt mô hình. Thành phần sai lệch của trục chưa được cơ khí điều khiển chỉ được ghi nhận, không giả định rằng mô hình một trục có thể điều chỉnh đồng thời cả hai trục.</w:t>
       </w:r>
     </w:p>
     <w:p>
       <w:r>
+        <w:rPr/>
         <w:t>Phạm vi tập trung vào mô hình công suất nhỏ, chuyển động trong mặt phẳng Đông-Tây và xử lý tín hiệu cảm biến. Báo cáo không thiết kế hệ thống hòa lưới, bộ nghịch lưu hoặc MPPT; không khẳng định mức tăng sản lượng trước khi đo; không mở rộng sang cơ cấu giàn quy mô nhà máy. Photodiode được trình bày để so sánh lựa chọn cảm biến, không mặc định là phần tử của mạch chính.</w:t>
       </w:r>
     </w:p>
@@ -120,11 +137,13 @@
         <w:pStyle w:val="Heading2"/>
       </w:pPr>
       <w:r>
+        <w:rPr/>
         <w:t>1.5. Kết quả dự kiến</w:t>
       </w:r>
     </w:p>
     <w:p>
       <w:r>
+        <w:rPr/>
         <w:t>Kết quả dự kiến của đề tài gồm:</w:t>
       </w:r>
     </w:p>
@@ -133,6 +152,7 @@
         <w:pStyle w:val="ListBullet"/>
       </w:pPr>
       <w:r>
+        <w:rPr/>
         <w:t>Mô tả cơ sở lý thuyết và cấu trúc mô hình bám nắng một trục có thể triển khai.</w:t>
       </w:r>
     </w:p>
@@ -141,6 +161,7 @@
         <w:pStyle w:val="ListBullet"/>
       </w:pPr>
       <w:r>
+        <w:rPr/>
         <w:t>Bộ thuật toán và chương trình điều khiển có các bước đọc/lọc tín hiệu, hiệu chuẩn, đánh giá chất lượng cảm biến, giới hạn góc và điều khiển cơ cấu.</w:t>
       </w:r>
     </w:p>
@@ -149,6 +170,7 @@
         <w:pStyle w:val="ListBullet"/>
       </w:pPr>
       <w:r>
+        <w:rPr/>
         <w:t>Quy trình mô phỏng/thử nghiệm và bộ chỉ tiêu để so sánh sai số bám, hoạt động của động cơ và năng lượng thuần giữa các chế độ.</w:t>
       </w:r>
     </w:p>
@@ -157,11 +179,13 @@
         <w:pStyle w:val="ListBullet"/>
       </w:pPr>
       <w:r>
+        <w:rPr/>
         <w:t>Báo cáo phân tích ưu điểm, giới hạn và hướng hoàn thiện sau khi có dữ liệu đo thực tế.</w:t>
       </w:r>
     </w:p>
     <w:p>
       <w:r>
+        <w:rPr/>
         <w:t>Các mục tiêu này là kết quả dự kiến; mọi trị số hiệu suất hoặc mức cải thiện chỉ được kết luận từ dữ liệu thực nghiệm có thể kiểm tra.</w:t>
       </w:r>
     </w:p>
@@ -170,36 +194,44 @@
         <w:pStyle w:val="Heading2"/>
       </w:pPr>
       <w:r>
+        <w:rPr/>
         <w:lastRenderedPageBreak/>
         <w:t>1.6. Vai trò của quyển lập trình</w:t>
       </w:r>
     </w:p>
     <w:p>
       <w:r>
+        <w:rPr/>
         <w:t xml:space="preserve">Quyển này tập trung vào phần mềm của hệ thống: môi trường phát triển Arduino IDE và cách nạp chương trình cho ESP32, các nhóm lệnh dùng trong đề tài, thiết kế – chế tạo – hiệu chuẩn mạch và cơ khí, các phương pháp đọc cảm biến, điều khiển motor, đọc thời gian thực, hiển thị LCD, cùng lưu đồ thuật toán từng phần và lưu đồ tổng quát kèm code </w:t>
       </w:r>
       <w:proofErr w:type="spellStart"/>
       <w:r>
+        <w:rPr/>
         <w:t>mẫu</w:t>
       </w:r>
       <w:proofErr w:type="spellEnd"/>
       <w:r>
+        <w:rPr/>
         <w:t xml:space="preserve"> </w:t>
       </w:r>
       <w:proofErr w:type="spellStart"/>
       <w:r>
+        <w:rPr/>
         <w:t>hoàn</w:t>
       </w:r>
       <w:proofErr w:type="spellEnd"/>
       <w:r>
+        <w:rPr/>
         <w:t xml:space="preserve"> </w:t>
       </w:r>
       <w:proofErr w:type="spellStart"/>
       <w:r>
+        <w:rPr/>
         <w:t>chỉnh</w:t>
       </w:r>
       <w:proofErr w:type="spellEnd"/>
       <w:r>
+        <w:rPr/>
         <w:t>.</w:t>
       </w:r>
     </w:p>
@@ -210,6 +242,7 @@
         <w:jc w:val="left"/>
       </w:pPr>
       <w:r>
+        <w:rPr/>
         <w:br w:type="page"/>
       </w:r>
     </w:p>
@@ -219,6 +252,7 @@
         <w:pStyle w:val="Heading1"/>
       </w:pPr>
       <w:r>
+        <w:rPr/>
         <w:t>CHƯƠNG 2. CƠ SỞ LÝ THUYẾT, TỔNG QUAN LINH KIỆN VÀ MÔI TRƯỜNG LẬP TRÌNH</w:t>
       </w:r>
     </w:p>
@@ -227,21 +261,25 @@
         <w:pStyle w:val="Heading2"/>
       </w:pPr>
       <w:r>
+        <w:rPr/>
         <w:t>2.1. Pin năng lượng Mặt Trời</w:t>
       </w:r>
     </w:p>
     <w:p>
       <w:r>
+        <w:rPr/>
         <w:t>Mô-đun quang điện gồm nhiều tế bào bán dẫn ghép nối tiếp/song song để tạo điện áp và dòng điện phù hợp. Tế bào thường dựa trên tiếp giáp bán dẫn p-n; khi photon có năng lượng phù hợp được hấp thụ, các hạt tải điện được tạo ra và phân tách, hình thành dòng điện một chiều. Mô-đun thương mại còn có kính bảo vệ, lớp đóng gói, mặt sau, khung và hộp nối; cấu tạo cụ thể thay đổi theo loại mô-đun.</w:t>
       </w:r>
     </w:p>
     <w:p>
       <w:r>
+        <w:rPr/>
         <w:t>Các thông số cơ bản trên nhãn gồm công suất cực đại Pmax, điện áp hở mạch Voc, dòng ngắn mạch Isc, điện áp và dòng tại điểm công suất cực đại Vmp, Imp, cùng hệ số nhiệt. Thông số danh định thường công bố theo điều kiện thử chuẩn STC; ngoài thực tế, bức xạ, nhiệt độ tế bào, phổ ánh sáng, tải điện và che bóng làm các giá trị thay đổi. Tăng bức xạ thường làm dòng quang điện tăng; nhiệt độ tế bào tăng thường làm điện áp và công suất cực đại suy giảm.</w:t>
       </w:r>
     </w:p>
     <w:p>
       <w:r>
+        <w:rPr/>
         <w:t>Góc giữa tia trực tiếp và pháp tuyến mặt pin ảnh hưởng thành phần bức xạ trực tiếp thu được; tracker chỉ thay đổi hướng hình học, không loại bỏ ảnh hưởng của mây hay nhiệt độ. Khi so sánh chế độ cố định và bám nắng cần đo đồng thời U và I, tính P = U×I rồi tích phân theo thời gian; điện áp đơn lẻ không đại diện cho năng lượng [1].</w:t>
       </w:r>
     </w:p>
@@ -250,16 +288,19 @@
         <w:pStyle w:val="Heading2"/>
       </w:pPr>
       <w:r>
+        <w:rPr/>
         <w:t>2.2. Cảm biến quang trở (LDR)</w:t>
       </w:r>
     </w:p>
     <w:p>
       <w:r>
+        <w:rPr/>
         <w:t>Quang trở (Light Dependent Resistor - LDR) là linh kiện quang dẫn: độ dẫn điện của vật liệu bán dẫn thay đổi theo lượng ánh sáng chiếu tới. Trong điều kiện sáng hơn, điện trở LDR thường giảm; khi ánh sáng yếu hoặc tối, điện trở tăng. Đặc tuyến điện trở-độ rọi không tuyến tính và phụ thuộc loại linh kiện, phổ ánh sáng, nhiệt độ, thời gian đáp ứng và sai số giữa các mẫu.</w:t>
       </w:r>
     </w:p>
     <w:p>
       <w:r>
+        <w:rPr/>
         <w:t>Để đưa tín hiệu LDR vào vi điều khiển, thường mắc linh kiện với một điện trở cố định thành cầu phân áp rồi đọc điện áp tại điểm giữa bằng ADC. ADC có thể tăng hoặc giảm khi chiếu sáng tùy vị trí LDR trong cầu phân áp, vì vậy cần xem sơ đồ mạch và kiểm tra thực tế. LDR có giá thành thấp, mạch đơn giản nhưng độ lặp lại và tốc độ đáp ứng thường thấp hơn photodiode; cần che bụi/ẩm và hiệu chuẩn nếu dùng để so sánh định lượng.</w:t>
       </w:r>
     </w:p>
@@ -268,20 +309,24 @@
         <w:pStyle w:val="Heading2"/>
       </w:pPr>
       <w:r>
+        <w:rPr/>
         <w:t>2.3. Bộ điều khiển ESP32 DevKit và các khối phụ trợ</w:t>
       </w:r>
     </w:p>
     <w:p>
       <w:r>
+        <w:rPr/>
         <w:t xml:space="preserve">Bộ điều khiển trung tâm là module ESP32 DevKit. Bo có hai nhóm ADC 12 bit: ADC1 (GPIO36, 39, 32, 33...) và ADC2 (GPIO25, 26, 27, 14...); nhóm ADC2 chỉ xung đột khi bật WiFi, còn đề tài không dùng WiFi nên cả sáu kênh đo tương tự đều dùng được. Trong thiết kế đã vẽ, bốn kênh LDR đưa vào GPIO25/26/27/14, biến trở hồi tiếp góc vào GPIO36 và </w:t>
       </w:r>
       <w:r>
+        <w:rPr/>
         <w:lastRenderedPageBreak/>
         <w:t>điện áp tấm pin (qua cầu chia) vào GPIO39; ADC của ESP32 chỉ đo điện áp 0–3,3 V nên không đo dòng điện trong phiên bản này.</w:t>
       </w:r>
     </w:p>
     <w:p>
       <w:r>
+        <w:rPr/>
         <w:t>Thời gian thực dùng module DS1307 (I²C địa chỉ 0x68, có pin nuôi) để cấp ngày và giờ cho khối thiên văn; hiển thị dùng màn hình LCD 1602 kèm mạch chuyển I²C PCF8574 (địa chỉ 0x27), chung bus SDA/SCL (GPIO21/22) với DS1307. Nguồn 12 V qua diode chống ngược cực 1N4007, hạ áp LM2596 cấp 3,3 V cho ESP32 và nhánh 7805 riêng cấp 5 V cho LCD, DS1307.</w:t>
       </w:r>
     </w:p>
@@ -290,6 +335,7 @@
         <w:pStyle w:val="Heading2"/>
       </w:pPr>
       <w:r>
+        <w:rPr/>
         <w:t>2.4. Vị trí Mặt Trời và góc theo ngày, giờ</w:t>
       </w:r>
     </w:p>
@@ -298,11 +344,13 @@
         <w:pStyle w:val="Heading3"/>
       </w:pPr>
       <w:r>
+        <w:rPr/>
         <w:t>2.4.1. Hệ tọa độ và các góc đặc trưng</w:t>
       </w:r>
     </w:p>
     <w:p>
       <w:r>
+        <w:rPr/>
         <w:t>Vị trí Mặt Trời thường được mô tả bằng góc cao α (tính từ đường chân trời lên thiên đỉnh) và góc phương vị γ (đo từ hướng Bắc thật theo chiều kim đồng hồ). Góc thiên đỉnh θz = 90° − α. Góc phương vị và góc cao là đầu vào để xác định hướng pháp tuyến của tấm pin; khi cài đặt phải thống nhất quy ước dấu giữa phần mềm và chiều quay thực tế của cơ cấu.</w:t>
       </w:r>
     </w:p>
@@ -311,16 +359,19 @@
         <w:pStyle w:val="Heading3"/>
       </w:pPr>
       <w:r>
+        <w:rPr/>
         <w:t>2.4.2. Ảnh hưởng của ngày trong năm và giờ trong ngày</w:t>
       </w:r>
     </w:p>
     <w:p>
       <w:r>
+        <w:rPr/>
         <w:t>Một xấp xỉ thường dùng cho góc lệch Mặt Trời là δ ≈ 23,45° × sin[360° × (284 + n) / 365], trong đó n là thứ tự ngày trong năm. Góc giờ xấp xỉ ω = 15° × (t_solar − 12), với t_solar là giờ Mặt Trời địa phương tính bằng giờ. Từ vĩ độ φ, có thể tính góc cao bằng quan hệ sin α = sin φ sin δ + cos φ cos δ cos ω. Các biểu thức này thích hợp để trình bày nguyên lý; triển khai chính xác nên dùng thuật toán vị trí Mặt Trời SPA hoặc thư viện đã kiểm chứng [1, 2].</w:t>
       </w:r>
     </w:p>
     <w:p>
       <w:r>
+        <w:rPr/>
         <w:t>Giờ dân dụng không hoàn toàn trùng với giờ Mặt Trời. Chương trình cần hiệu chỉnh múi giờ, kinh độ địa điểm và phương trình thời gian; đồng hồ RTC phải được đặt đúng. Sai lệch thời gian, nhập nhầm vĩ độ/kinh độ hoặc xác định sai hướng Bắc thật đều làm xuất hiện sai số góc dù thuật toán tính toán đúng.</w:t>
       </w:r>
     </w:p>
@@ -329,16 +380,19 @@
         <w:pStyle w:val="Heading3"/>
       </w:pPr>
       <w:r>
+        <w:rPr/>
         <w:t>2.4.3. Góc đặt của tracker một trục</w:t>
       </w:r>
     </w:p>
     <w:p>
       <w:r>
+        <w:rPr/>
         <w:t>Với trục quay nằm ngang theo hướng Bắc - Nam, tấm pin có thể quay trong mặt phẳng Đông-Tây. Góc đặt lý tưởng được suy ra từ hình chiếu vectơ hướng Mặt Trời lên mặt phẳng vuông góc với trục quay. Nếu γ đo từ Bắc và α là góc cao, một cách viết theo quy ước R dương khi pháp tuyến nghiêng về phía Đông là R* = atan2(cos α × sin γ, sin α). Cần đổi dấu hoặc cộng offset nếu chiều dương của cơ cấu khác quy ước này. Trục đơn không bù được thành phần Bắc-Nam của hướng Mặt Trời.</w:t>
       </w:r>
     </w:p>
     <w:p>
       <w:r>
+        <w:rPr/>
         <w:t>Trong đề tài này, góc thiên văn được dùng làm tham chiếu/đường dự phòng; sai lệch của cặp cảm biến LDR có thể hiệu chỉnh góc khi tín hiệu đủ tin cậy. Góc đặt cuối cùng luôn phải giới hạn trong hành trình cơ khí.</w:t>
       </w:r>
     </w:p>
@@ -347,22 +401,26 @@
         <w:pStyle w:val="Heading2"/>
       </w:pPr>
       <w:r>
+        <w:rPr/>
         <w:lastRenderedPageBreak/>
         <w:t>2.5. Các mùa trong năm và quỹ đạo biểu kiến</w:t>
       </w:r>
     </w:p>
     <w:p>
       <w:r>
+        <w:rPr/>
         <w:t>Trục quay của Trái Đất nghiêng so với mặt phẳng quỹ đạo, vì vậy xích vĩ Mặt Trời thay đổi trong năm. Ở Bắc bán cầu, vào khoảng tháng 6 Mặt Trời lên cao và thời gian ban ngày dài hơn; vào khoảng tháng 12 Mặt Trời thấp hơn và ngày ngắn hơn. Quanh hai điểm phân tháng 3 và tháng 9, độ dài ngày và đêm gần bằng nhau. Đây là biến thiên thiên văn, không phải sự thay đổi đột ngột đúng vào ngày đầu mùa khí tượng.</w:t>
       </w:r>
     </w:p>
     <w:p>
       <w:r>
+        <w:rPr/>
         <w:t>Do quỹ đạo thay đổi theo mùa, giờ Mặt Trời mọc/lặn và phương vị mọc/lặn cũng thay đổi. Cùng một tấm pin đặt cố định có thể phù hợp hơn vào một số mùa; lợi ích của bám nắng không giống nhau quanh năm. Ở các vĩ độ miền Bắc Việt Nam, vào mùa hè Mặt Trời giữa trưa có thể ở rất cao và lệch về phía Bắc; mùa đông đường đi thấp hơn và chủ yếu ở phía Nam. Một tracker một trục chỉ quay trong một mặt phẳng nên còn sai lệch theo phương vuông góc với trục; tracker hai trục khắc phục tốt hơn về hình học nhưng tăng độ phức tạp và năng lượng truyền động.</w:t>
       </w:r>
     </w:p>
     <w:p>
       <w:r>
+        <w:rPr/>
         <w:t>Vì vậy, thiết kế cần xem xét cả mùa, góc nghiêng ban đầu, bóng che và thời tiết địa phương. Không nên suy ra mức tăng sản lượng cả năm từ một ngày nắng hoặc một lần đo; cần so sánh trong các khoảng thời gian đủ dài và ghi nhận điều kiện đo [3, 4].</w:t>
       </w:r>
     </w:p>
@@ -665,6 +723,7 @@
     <w:p/>
     <w:p>
       <w:r>
+        <w:rPr/>
         <w:t>Mốc ngày phân và chí thay đổi nhẹ theo từng năm; mùa khí tượng tại từng địa phương cũng không hoàn toàn trùng với mùa thiên văn. Bảng trên mô tả xu hướng quỹ đạo, không thay cho số liệu thời tiết tại vị trí thử nghiệm.</w:t>
       </w:r>
     </w:p>
@@ -673,6 +732,7 @@
         <w:pStyle w:val="Heading2"/>
       </w:pPr>
       <w:r>
+        <w:rPr/>
         <w:t>2.6. Ba phương pháp bám nắng xem xét trong đề tài</w:t>
       </w:r>
     </w:p>
@@ -681,11 +741,13 @@
         <w:pStyle w:val="Heading3"/>
       </w:pPr>
       <w:r>
+        <w:rPr/>
         <w:t>2.6.1. Nhóm 1 – Vòng hở theo thời gian (thuật toán thiên văn)</w:t>
       </w:r>
     </w:p>
     <w:p>
       <w:r>
+        <w:rPr/>
         <w:t>Nhóm này tính vị trí Mặt Trời từ vị trí địa lý, ngày và giờ đọc từ module thời gian thực DS1307, không cần cảm biến ánh sáng. Góc khai thiên (xích vĩ) tính theo ngày trong năm:</w:t>
       </w:r>
     </w:p>
@@ -703,6 +765,7 @@
     </w:p>
     <w:p>
       <w:r>
+        <w:rPr/>
         <w:t>Góc giờ tính từ giờ Mặt Trời t (giờ):</w:t>
       </w:r>
     </w:p>
@@ -720,6 +783,7 @@
     </w:p>
     <w:p>
       <w:r>
+        <w:rPr/>
         <w:lastRenderedPageBreak/>
         <w:t>Góc cao Mặt Trời α suy ra từ vĩ độ nơi lắp đặt φ:</w:t>
       </w:r>
@@ -738,6 +802,7 @@
     </w:p>
     <w:p>
       <w:r>
+        <w:rPr/>
         <w:t>Góc phương vị γ tính tiếp từ α, δ và φ. Biết (α, γ) là đổi được ra góc đặt của tấm pin cho từng trục.</w:t>
       </w:r>
     </w:p>
@@ -746,6 +811,7 @@
         <w:pStyle w:val="ListBullet"/>
       </w:pPr>
       <w:r>
+        <w:rPr/>
         <w:t>Ưu điểm: ổn định, không phụ thuộc thời tiết, không dao động quanh vị trí cân bằng.</w:t>
       </w:r>
     </w:p>
@@ -754,6 +820,7 @@
         <w:pStyle w:val="ListBullet"/>
       </w:pPr>
       <w:r>
+        <w:rPr/>
         <w:t>Nhược điểm: phải cài đúng tọa độ và giờ; không tự sửa được sai số do lắp đặt lệch hoặc khớp cơ khí rơ.</w:t>
       </w:r>
     </w:p>
@@ -762,11 +829,13 @@
         <w:pStyle w:val="Heading3"/>
       </w:pPr>
       <w:r>
+        <w:rPr/>
         <w:t>2.6.2. Nhóm 2 – Vòng kín dùng cảm biến quang trở (LDR)</w:t>
       </w:r>
     </w:p>
     <w:p>
       <w:r>
+        <w:rPr/>
         <w:t>Bốn LDR đặt ở bốn góc tấm pin, mỗi cảm biến gá nghiêng ra ngoài tâm một góc β_s = 30° như nhau, không dùng vách ngăn. Khi nắng thẳng góc, bốn kênh nhận sáng gần bằng nhau; khi nắng xiên, cặp cảm biến phía bên nắng nhận mạnh hơn hẳn. Gọi giá trị đọc được của bốn kênh là trái, phải, trên, dưới, sai lệch điều khiển tính rất đơn giản:</w:t>
       </w:r>
     </w:p>
@@ -787,6 +856,7 @@
         <w:pStyle w:val="ListBullet"/>
       </w:pPr>
       <w:r>
+        <w:rPr/>
         <w:t>Nếu |e1| &gt; ngưỡng: quay động cơ trục 1 theo dấu e1; nếu |e2| &gt; ngưỡng: quay động cơ trục 2 theo dấu e2.</w:t>
       </w:r>
     </w:p>
@@ -795,6 +865,7 @@
         <w:pStyle w:val="ListBullet"/>
       </w:pPr>
       <w:r>
+        <w:rPr/>
         <w:t>Ngược lại thì dừng – vùng chết (dead-band) chống dao động quanh vị trí cân bằng.</w:t>
       </w:r>
     </w:p>
@@ -803,6 +874,7 @@
         <w:pStyle w:val="ListBullet"/>
       </w:pPr>
       <w:r>
+        <w:rPr/>
         <w:t>Ưu điểm: đơn giản, rẻ, phản ứng theo điều kiện sáng thực tế, tự sửa sai số lắp đặt.</w:t>
       </w:r>
     </w:p>
@@ -811,6 +883,7 @@
         <w:pStyle w:val="ListBullet"/>
       </w:pPr>
       <w:r>
+        <w:rPr/>
         <w:t>Nhược điểm: nhạy với mây và bóng râm thoáng qua, dễ dao động nếu ngưỡng chọn quá nhỏ, buổi sáng sớm tín hiệu yếu nên bám chậm.</w:t>
       </w:r>
     </w:p>
@@ -819,6 +892,7 @@
         <w:pStyle w:val="Heading3"/>
       </w:pPr>
       <w:r>
+        <w:rPr/>
         <w:t>2.6.3. Nhóm 3 – Phương pháp hybrid (kết hợp), phương án lựa chọn</w:t>
       </w:r>
     </w:p>
@@ -827,6 +901,7 @@
         <w:pStyle w:val="ListBullet"/>
       </w:pPr>
       <w:r>
+        <w:rPr/>
         <w:t>Dùng thiên văn định vị thô: đầu buổi sáng và mỗi chu kỳ 30 phút, tính (α, γ) từ DS1307 rồi đưa nhanh tấm pin về gần vị trí Mặt Trời.</w:t>
       </w:r>
     </w:p>
@@ -835,6 +910,7 @@
         <w:pStyle w:val="ListBullet"/>
       </w:pPr>
       <w:r>
+        <w:rPr/>
         <w:t>Dùng LDR tinh chỉnh: giữa hai lần định vị thô, so sánh e1 (và e2) với ngưỡng để khử phần sai lệch còn lại, kể cả sai số lắp đặt.</w:t>
       </w:r>
     </w:p>
@@ -843,11 +919,13 @@
         <w:pStyle w:val="ListBullet"/>
       </w:pPr>
       <w:r>
+        <w:rPr/>
         <w:t>Khi trời nhiều mây (tổng sáng S nhỏ hơn ngưỡng S_min): giữ nguyên vị trí theo lịch thiên văn, tránh dao động vô ích do mây che thoáng qua.</w:t>
       </w:r>
     </w:p>
     <w:p>
       <w:r>
+        <w:rPr/>
         <w:t>Phương pháp hybrid lấy được ưu điểm của cả hai nhóm: bám nhanh và ổn định như vòng hở, tự sửa sai số như vòng kín, và không săn lệnh khi thời tiết xấu. Vì vậy đề tài chọn nhóm 3 cho cả hai mô hình một trục và hai trục.</w:t>
       </w:r>
     </w:p>
@@ -856,20 +934,24 @@
         <w:pStyle w:val="Heading2"/>
       </w:pPr>
       <w:r>
+        <w:rPr/>
         <w:t>2.7. Xử lý tín hiệu và tiêu chí đánh giá</w:t>
       </w:r>
     </w:p>
     <w:p>
       <w:r>
+        <w:rPr/>
         <w:t xml:space="preserve">Có thể lấy nhiều mẫu ADC trong mỗi chu kỳ, dùng trung vị để loại điểm đột biến rồi lọc thông thấp hoặc trung bình trượt mũ. Bù sai khác độ lợi giữa bốn kênh LDR trước khi tổng hợp sai lệch trái-phải và trên-dưới; sử dụng vùng chết để tránh động cơ chạy do nhiễu nhỏ; </w:t>
       </w:r>
       <w:r>
+        <w:rPr/>
         <w:lastRenderedPageBreak/>
         <w:t>dùng ngưỡng bật/tắt khác nhau để tránh chuyển chế độ liên tục. Thời gian lấy mẫu, hệ số lọc và vùng chết cần hiệu chỉnh bằng dữ liệu đo.</w:t>
       </w:r>
     </w:p>
     <w:p>
       <w:r>
+        <w:rPr/>
         <w:t>Đánh giá hệ thống nên tách độ chính xác góc và năng lượng: sai số góc có thể tính RMSE so với góc tham chiếu; năng lượng PV được tính từ tích phân U×I theo thời gian; năng lượng thuần bằng năng lượng PV thu được trừ năng lượng cơ cấu và bộ điều khiển. Cần so sánh trong cùng khoảng thời gian với tấm pin cố định tương đương, không kết luận hiệu quả chỉ từ công suất tức thời.</w:t>
       </w:r>
     </w:p>
@@ -878,11 +960,13 @@
         <w:pStyle w:val="Heading2"/>
       </w:pPr>
       <w:r>
+        <w:rPr/>
         <w:t>2.8. Môi trường Arduino IDE và cách nạp chương trình cho ESP32</w:t>
       </w:r>
     </w:p>
     <w:p>
       <w:r>
+        <w:rPr/>
         <w:t>Arduino IDE là môi trường phát triển tích hợp miễn phí: soạn thảo sketch (.ino), biên dịch, nạp firmware và xem dữ liệu qua Serial Monitor. Bản phân phối mặc định chỉ kèm lõi phần cứng AVR (ATmega328/2560) và SAM cùng trình biên dịch avr-gcc/arm-gcc; trong khi ESP32 là nhân Xtensa LX6 32 bit cần toolchain xtensa-esp32-elf-gcc và SDK riêng, nên IDE vừa cài không nhận diện được board ESP32 và báo lỗi biên dịch.</w:t>
       </w:r>
     </w:p>
@@ -891,6 +975,7 @@
         <w:pStyle w:val="ListBullet"/>
       </w:pPr>
       <w:r>
+        <w:rPr/>
         <w:t>Bước 1. Cài Arduino IDE 1.8.x hoặc 2.x; cài driver USB-UART (CP210x/CH340) nếu máy chưa nhận cổng.</w:t>
       </w:r>
     </w:p>
@@ -899,6 +984,7 @@
         <w:pStyle w:val="ListBullet"/>
       </w:pPr>
       <w:r>
+        <w:rPr/>
         <w:t>Bước 2. File → Preferences → Additional Boards Manager URLs: thêm https://espressif.github.io/arduino-esp32/package_esp32_index.json</w:t>
       </w:r>
     </w:p>
@@ -907,6 +993,7 @@
         <w:pStyle w:val="ListBullet"/>
       </w:pPr>
       <w:r>
+        <w:rPr/>
         <w:t>Bước 3. Tools → Board → Boards Manager → tìm “esp32” của Espressif Systems → Install.</w:t>
       </w:r>
     </w:p>
@@ -915,6 +1002,7 @@
         <w:pStyle w:val="ListBullet"/>
       </w:pPr>
       <w:r>
+        <w:rPr/>
         <w:t>Bước 4. Tools → Board → esp32 → “ESP32 Dev Module”; Tools → Port chọn đúng cổng COM.</w:t>
       </w:r>
     </w:p>
@@ -923,6 +1011,7 @@
         <w:pStyle w:val="ListBullet"/>
       </w:pPr>
       <w:r>
+        <w:rPr/>
         <w:t>Bước 5. Serial Monitor đặt 115200 baud; khi nạp dừng ở “Connecting...” thì giữ nút BOOT vài giây.</w:t>
       </w:r>
     </w:p>
@@ -931,6 +1020,7 @@
         <w:pStyle w:val="ListBullet"/>
       </w:pPr>
       <w:r>
+        <w:rPr/>
         <w:t>Bước 6. Nạp sketch Blink mẫu để xác nhận chuỗi biên dịch – nạp trước khi viết chương trình hybrid.</w:t>
       </w:r>
     </w:p>
@@ -939,11 +1029,13 @@
         <w:pStyle w:val="Heading2"/>
       </w:pPr>
       <w:r>
+        <w:rPr/>
         <w:t>2.9. Module ESP32 DevKit dùng trong đề tài</w:t>
       </w:r>
     </w:p>
     <w:p>
       <w:r>
+        <w:rPr/>
         <w:t>Module ESP32 DevKit 38 chân được dùng làm bộ điều khiển duy nhất. Đề tài không bật WiFi nên dùng được cả hai nhóm ADC 12 bit: ADC1 (GPIO36, 39...) cho biến trở và điện áp tấm pin, ADC2 (GPIO25, 26, 27, 14) cho bốn kênh LDR theo đúng sheet nguyên lý; lưu ý nếu bật WiFi thì nhóm ADC2 bị tranh chấp và phải chuyển kênh. Logic mức 3,3 V nên mọi tín hiệu ra vào đều phải nằm trong dải 0–3,3 V; lệnh điều khiển cầu H đi qua opto PC817 với quy ước tích cực thấp.</w:t>
       </w:r>
     </w:p>
@@ -952,6 +1044,7 @@
         <w:pStyle w:val="Heading2"/>
       </w:pPr>
       <w:r>
+        <w:rPr/>
         <w:t>2.10. Các nhóm lệnh cơ bản dùng trong chương trình</w:t>
       </w:r>
     </w:p>
@@ -961,6 +1054,7 @@
         <w:spacing w:after="80"/>
       </w:pPr>
       <w:r>
+        <w:rPr/>
         <w:t>Bảng 1. Các nhóm lệnh dùng trong chương trình hybrid</w:t>
       </w:r>
     </w:p>
@@ -1498,6 +1592,7 @@
         <w:pStyle w:val="Heading2"/>
       </w:pPr>
       <w:r>
+        <w:rPr/>
         <w:t>2.11. Thư viện sử dụng</w:t>
       </w:r>
     </w:p>
@@ -1506,6 +1601,7 @@
         <w:pStyle w:val="ListBullet"/>
       </w:pPr>
       <w:r>
+        <w:rPr/>
         <w:t>Wire.h: giao tiếp I²C với DS1307 (0x68) và mạch chuyển PCF8574 của LCD (0x27).</w:t>
       </w:r>
     </w:p>
@@ -1514,6 +1610,7 @@
         <w:pStyle w:val="ListBullet"/>
       </w:pPr>
       <w:r>
+        <w:rPr/>
         <w:t>LiquidCrystal_I2C.h: điều khiển LCD 1602 qua I²C bằng hai chân SDA/SCL.</w:t>
       </w:r>
     </w:p>
@@ -1522,6 +1619,7 @@
         <w:pStyle w:val="ListBullet"/>
       </w:pPr>
       <w:r>
+        <w:rPr/>
         <w:t>Toán học chuẩn của C++ (math.h): sin, cos, atan2 cho khối thiên văn.</w:t>
       </w:r>
     </w:p>
@@ -1530,6 +1628,7 @@
         <w:pStyle w:val="ListBullet"/>
       </w:pPr>
       <w:r>
+        <w:rPr/>
         <w:t>Không dùng thư viện WiFi/Bluetooth: tránh xung đột nhóm ADC2 của bốn kênh LDR.</w:t>
       </w:r>
     </w:p>
@@ -1538,6 +1637,7 @@
         <w:pStyle w:val="Heading2"/>
       </w:pPr>
       <w:r>
+        <w:rPr/>
         <w:t>2.12. Các tham số và kết quả kế thừa từ quyển nghiên cứu</w:t>
       </w:r>
     </w:p>
@@ -1547,6 +1647,7 @@
         <w:spacing w:after="80"/>
       </w:pPr>
       <w:r>
+        <w:rPr/>
         <w:t>Bảng 2. Tham số kế thừa từ quyển nghiên cứu đưa vào chương trình</w:t>
       </w:r>
     </w:p>
@@ -2140,6 +2241,7 @@
         <w:pStyle w:val="Heading1"/>
       </w:pPr>
       <w:r>
+        <w:rPr/>
         <w:t>CHƯƠNG 3. CHẾ TẠO, HIỆU CHUẨN, ĐO ĐẠC VÀ CÁC PHƯƠNG PHÁP XỬ LÝ TRONG CODE</w:t>
       </w:r>
     </w:p>
@@ -2148,6 +2250,7 @@
         <w:pStyle w:val="ListBullet"/>
       </w:pPr>
       <w:r>
+        <w:rPr/>
         <w:t>Hoàn thành hàn khối nguồn: kiểm tra 3,3 V và 5 V trước khi cắm module, tránh phá ESP32 và LCD.</w:t>
       </w:r>
     </w:p>
@@ -2156,6 +2259,7 @@
         <w:pStyle w:val="ListBullet"/>
       </w:pPr>
       <w:r>
+        <w:rPr/>
         <w:t>Hoàn thành hàn cầu H bốn TIP41C kèm tản nhiệt và diode bảo vệ; thử bảng trạng thái bằng nguồn giả.</w:t>
       </w:r>
     </w:p>
@@ -2164,6 +2268,7 @@
         <w:pStyle w:val="ListBullet"/>
       </w:pPr>
       <w:r>
+        <w:rPr/>
         <w:t>Hoàn thành hàn mạch opto; đo kiểm: chân lệnh ESP32 xuống LOW thì đầu ra opto sụt về gần 0 V trên mass 12 V.</w:t>
       </w:r>
     </w:p>
@@ -2172,6 +2277,7 @@
         <w:pStyle w:val="ListBullet"/>
       </w:pPr>
       <w:r>
+        <w:rPr/>
         <w:lastRenderedPageBreak/>
         <w:t>Hoàn thành đi dây bus I²C xoắn đôi, trở kéo lên có sẵn trên module DS1307 và PCF8574.</w:t>
       </w:r>
@@ -2192,6 +2298,7 @@
         <w:pStyle w:val="ListBullet"/>
       </w:pPr>
       <w:r>
+        <w:rPr/>
         <w:t>Bốn kênh LDR (ADC2) và hai kênh biến trở, áp tấm pin (ADC1) đều đọc 12 bit; đặt analogSetPinAttenuation 11 dB để dải đo phủ 0–2,45 V.</w:t>
       </w:r>
     </w:p>
@@ -2200,6 +2307,7 @@
         <w:pStyle w:val="ListBullet"/>
       </w:pPr>
       <w:r>
+        <w:rPr/>
         <w:t>Mỗi kênh lấy 16 mẫu liên tiếp, bỏ mẫu lệch quá 25% so với trung bình rồi lấy trung bình còn lại để loại xung nhiễu do cầu H đóng cắt.</w:t>
       </w:r>
     </w:p>
@@ -2208,6 +2316,7 @@
         <w:pStyle w:val="ListBullet"/>
       </w:pPr>
       <w:r>
+        <w:rPr/>
         <w:t>Nhân hệ số K_cal của từng kênh trước khi lập e1, e2; ngưỡng phát lệnh 200 mức ADC và vùng chết 120 mức lấy từ bảng ví dụ ở quyển nghiên cứu.</w:t>
       </w:r>
     </w:p>
@@ -2216,6 +2325,7 @@
         <w:pStyle w:val="ListBullet"/>
       </w:pPr>
       <w:r>
+        <w:rPr/>
         <w:t>Kênh áp tấm pin qua cầu chia chỉ dùng giám sát và hiển thị; phiên bản này chưa đo dòng điện.</w:t>
       </w:r>
     </w:p>
@@ -2236,6 +2346,7 @@
         <w:spacing w:after="80"/>
       </w:pPr>
       <w:r>
+        <w:rPr/>
         <w:t>Bảng 3. Bảng lệnh cầu H trong code</w:t>
       </w:r>
     </w:p>
@@ -2539,6 +2650,7 @@
     <w:p/>
     <w:p>
       <w:r>
+        <w:rPr/>
         <w:t>Mỗi lệnh chạy được bọc trong vòng lặp kiểm tra 10 ms: đọc lại công tắc hành trình và biến trở; hết thời gian tối đa 8 giây hoặc vào vùng chết thì trả cả hai chân về HIGH. Nhờ trục vít tự hãm, trạng thái khóa cầu H không làm tấm pin trôi.</w:t>
       </w:r>
     </w:p>
@@ -2555,6 +2667,7 @@
     </w:p>
     <w:p>
       <w:r>
+        <w:rPr/>
         <w:t>DS1307 lưu thời gian dạng BCD tại các thanh ghi 0x00–0x06. Code đọc qua I²C địa chỉ 0x68: gửi vị trí thanh ghi, đọc lại 7 byte, giải mã BCD bằng phép (b &gt;&gt; 4) * 10 + (b &amp; 0x0F). Từ ngày tháng suy ra số ngày n trong năm, từ giờ phút suy ra giờ Mặt Trời t để đưa vào các công thức δ, H, α, γ của khối thiên văn.</w:t>
       </w:r>
     </w:p>
@@ -2571,6 +2684,7 @@
     </w:p>
     <w:p>
       <w:r>
+        <w:rPr/>
         <w:t>LCD 1602 gắn mạch chuyển PCF8574 địa chỉ 0x27, khởi tạo một lần bằng LiquidCrystal_I2C(0x27, 16, 2). Mỗi giây code cập nhật hai dòng: dòng 1 in ngày giờ đọc từ DS1307 dạng “DD/MM HH:MM:SS”, dòng 2 in góc tấm pin đọc từ biến trở và giá trị e1 hiện tại, ví dụ “goc=+12,5 e1=+180”. Khi có lỗi (chạm hành trình, mây mù giữ vị trí) dòng 2 đổi thành thông báo trạng thái tương ứng.</w:t>
       </w:r>
     </w:p>
@@ -2587,6 +2701,7 @@
     </w:p>
     <w:p>
       <w:r>
+        <w:rPr/>
         <w:t>Biến trở 10 k chia áp 3,3 V vào GPIO36; code đọc trung bình 16 mẫu rồi nội suy tuyến tính theo ba điểm hiệu chuẩn: θ = θ_min + (V − V_min)·(θ_max − θ_min)/(V_max − V_min), cuối cùng kẹp trong hành trình cơ khí. Giá trị θ dùng cho ba việc: giới hạn góc đặt thiên văn, dừng lệnh tinh chỉnh khi đạt góc đích, và hiển thị lên LCD.</w:t>
       </w:r>
     </w:p>
@@ -2691,6 +2806,13 @@
     </w:p>
     <w:p>
       <w:r>
+        <w:rPr/>
+        <w:t>Khối thiên văn chạy mỗi 30 phút: đọc ngày giờ thực từ DS1307, tính góc lệch, góc giờ, góc cao và phương vị, chuẩn hóa bước nhảy 180° trưa hạ chí rồi chuyển góc đặt thô cho khối tinh chỉnh.</w:t>
+      </w:r>
+    </w:p>
+    <w:p>
+      <w:r>
+        <w:rPr/>
         <w:drawing>
           <wp:inline xmlns:a="http://schemas.openxmlformats.org/drawingml/2006/main" xmlns:pic="http://schemas.openxmlformats.org/drawingml/2006/picture">
             <wp:extent cx="5120640" cy="6426926"/>
@@ -2738,6 +2860,13 @@
     </w:p>
     <w:p>
       <w:r>
+        <w:rPr/>
+        <w:t>Khối đọc quang trở lấy 16 mẫu mỗi kênh, nhân hệ số hiệu chuẩn K_cal rồi lập sai lệch e1, e2; kết quả được so với ngưỡng phát lệnh và vùng chết trước khi chuyển sang khối điều khiển.</w:t>
+      </w:r>
+    </w:p>
+    <w:p>
+      <w:r>
+        <w:rPr/>
         <w:drawing>
           <wp:inline xmlns:a="http://schemas.openxmlformats.org/drawingml/2006/main" xmlns:pic="http://schemas.openxmlformats.org/drawingml/2006/picture">
             <wp:extent cx="5120640" cy="6233283"/>
@@ -2781,6 +2910,12 @@
           <w:color w:val="000000"/>
         </w:rPr>
         <w:t>Hình 3. Lưu đồ điều khiển motor qua cầu H bốn TIP41C</w:t>
+      </w:r>
+    </w:p>
+    <w:p>
+      <w:r>
+        <w:rPr/>
+        <w:t>Khối điều khiển động cơ kiểm tra giới hạn hành trình bằng biến trở hồi tiếp trước khi đặt mức cầu H tích cực thấp; khi vào vùng chết hoặc hết thời gian thì trả cả hai lệnh về mức khóa để trục vít tự giữ.</w:t>
       </w:r>
     </w:p>
     <w:p>
@@ -2842,6 +2977,12 @@
       </w:r>
     </w:p>
     <w:p>
+      <w:r>
+        <w:rPr/>
+        <w:t>Khối hiển thị đọc giờ DS1307 và góc hồi tiếp mỗi giây, ghép chuỗi tiếng Việt không dấu thành hai dòng rồi gửi lên màn hình qua bus I2C địa chỉ 0x27.</w:t>
+      </w:r>
+    </w:p>
+    <w:p>
       <w:pPr>
         <w:ind w:firstLine="0"/>
         <w:jc w:val="center"/>
@@ -2900,11 +3041,18 @@
       </w:r>
     </w:p>
     <w:p>
+      <w:r>
+        <w:rPr/>
+        <w:t>Khối hồi tiếp góc lọc trung bình 8 mẫu điện áp wiper, nội suy ba điểm hiệu chuẩn V_min, V_mid, V_max để suy ra góc khung pin và báo cờ giới hạn cho khối bảo vệ.</w:t>
+      </w:r>
+    </w:p>
+    <w:p>
       <w:pPr>
         <w:ind w:firstLine="0"/>
         <w:jc w:val="center"/>
       </w:pPr>
       <w:r>
+        <w:rPr/>
         <w:drawing>
           <wp:inline distT="0" distB="0" distL="0" distR="0" wp14:anchorId="5E109939" wp14:editId="1154E240">
             <wp:extent cx="5303520" cy="4882358"/>
@@ -2958,6 +3106,12 @@
       <w:proofErr w:type="spellEnd"/>
       <w:proofErr w:type="spellStart"/>
       <w:proofErr w:type="spellEnd"/>
+    </w:p>
+    <w:p>
+      <w:r>
+        <w:rPr/>
+        <w:t>Lưu đồ tổng quát do sinh viên vẽ: khởi tạo hệ thống và đọc ADC, thời gian; nếu pin chưa đứng vị trí theo giờ thì cân chỉnh tự động, sau đó kiểm tra ma trận quang trở và tinh chỉnh tiếp trước khi kết thúc chu kỳ.</w:t>
+      </w:r>
     </w:p>
     <w:p>
       <w:pPr>
@@ -3352,6 +3506,7 @@
     </w:p>
     <w:p>
       <w:r>
+        <w:rPr/>
         <w:t>Code thực hiện đúng thứ tự đã mô tả: khởi tạo ADC, I²C, LCD và cầu H ở trạng thái khóa; mỗi 30 phút gọi khối thiên văn đọc DS1307 và chạy motor về góc đặt; mỗi 2 phút đọc bốn kênh LDR đã hiệu chuẩn, tính e1 và tinh chỉnh khi nắng đủ mạnh; mỗi chu kỳ hiển thị giờ DS1307 cùng góc tấm pin và e1 lên LCD 1602. Bản hai trục ở quyển 6 bổ sung kênh e2 và cặp lệnh motor thứ hai.</w:t>
       </w:r>
     </w:p>
@@ -3360,6 +3515,7 @@
         <w:pStyle w:val="Heading1"/>
       </w:pPr>
       <w:r>
+        <w:rPr/>
         <w:t>CHƯƠNG 4. TIẾN ĐỘ THỰC HIỆN VÀ KẾ HOẠCH TUẦN NÀY</w:t>
       </w:r>
     </w:p>
@@ -3368,6 +3524,7 @@
         <w:pStyle w:val="Heading2"/>
       </w:pPr>
       <w:r>
+        <w:rPr/>
         <w:t>4.1. Kết quả đạt được trong tuần 5/10 – 10/10/2026</w:t>
       </w:r>
     </w:p>
@@ -3380,6 +3537,7 @@
         </w:numPr>
       </w:pPr>
       <w:r>
+        <w:rPr/>
         <w:t>Hoàn thành cài đặt Arduino IDE kèm lõi esp32 của Espressif và nạp thử thành công sketch Blink lên ESP32 DevKit.</w:t>
       </w:r>
     </w:p>
@@ -3393,64 +3551,80 @@
       </w:pPr>
       <w:proofErr w:type="spellStart"/>
       <w:r>
+        <w:rPr/>
         <w:t>Đ</w:t>
       </w:r>
       <w:r>
+        <w:rPr/>
         <w:t>ồng</w:t>
       </w:r>
       <w:proofErr w:type="spellEnd"/>
       <w:r>
+        <w:rPr/>
         <w:t xml:space="preserve"> </w:t>
       </w:r>
       <w:proofErr w:type="spellStart"/>
       <w:r>
+        <w:rPr/>
         <w:t>bộ</w:t>
       </w:r>
       <w:proofErr w:type="spellEnd"/>
       <w:r>
+        <w:rPr/>
         <w:t xml:space="preserve"> </w:t>
       </w:r>
       <w:proofErr w:type="spellStart"/>
       <w:r>
+        <w:rPr/>
         <w:t>thời</w:t>
       </w:r>
       <w:proofErr w:type="spellEnd"/>
       <w:r>
+        <w:rPr/>
         <w:t xml:space="preserve"> </w:t>
       </w:r>
       <w:proofErr w:type="spellStart"/>
       <w:r>
+        <w:rPr/>
         <w:t>gian</w:t>
       </w:r>
       <w:proofErr w:type="spellEnd"/>
       <w:r>
+        <w:rPr/>
         <w:t xml:space="preserve"> </w:t>
       </w:r>
       <w:r>
+        <w:rPr/>
         <w:t xml:space="preserve">DS1307 </w:t>
       </w:r>
       <w:proofErr w:type="spellStart"/>
       <w:r>
+        <w:rPr/>
         <w:t>và</w:t>
       </w:r>
       <w:proofErr w:type="spellEnd"/>
       <w:r>
+        <w:rPr/>
         <w:t xml:space="preserve"> </w:t>
       </w:r>
       <w:proofErr w:type="spellStart"/>
       <w:r>
+        <w:rPr/>
         <w:t>hiển</w:t>
       </w:r>
       <w:proofErr w:type="spellEnd"/>
       <w:r>
+        <w:rPr/>
         <w:t xml:space="preserve"> </w:t>
       </w:r>
       <w:proofErr w:type="spellStart"/>
       <w:r>
+        <w:rPr/>
         <w:t>thị</w:t>
       </w:r>
       <w:proofErr w:type="spellEnd"/>
       <w:r>
+        <w:rPr/>
         <w:t xml:space="preserve"> LCD.</w:t>
       </w:r>
     </w:p>
@@ -3523,6 +3697,7 @@
         <w:pStyle w:val="Heading2"/>
       </w:pPr>
       <w:r>
+        <w:rPr/>
         <w:t>4.2. Các công việc còn lại của tuần này (5/10 – 10/10/2026)</w:t>
       </w:r>
     </w:p>
@@ -3536,170 +3711,212 @@
       </w:pPr>
       <w:proofErr w:type="spellStart"/>
       <w:r>
+        <w:rPr/>
         <w:t>Đọc</w:t>
       </w:r>
       <w:proofErr w:type="spellEnd"/>
       <w:r>
+        <w:rPr/>
         <w:t xml:space="preserve"> </w:t>
       </w:r>
       <w:proofErr w:type="spellStart"/>
       <w:r>
+        <w:rPr/>
         <w:t>giá</w:t>
       </w:r>
       <w:proofErr w:type="spellEnd"/>
       <w:r>
+        <w:rPr/>
         <w:t xml:space="preserve"> </w:t>
       </w:r>
       <w:proofErr w:type="spellStart"/>
       <w:r>
+        <w:rPr/>
         <w:t>trị</w:t>
       </w:r>
       <w:proofErr w:type="spellEnd"/>
       <w:r>
+        <w:rPr/>
         <w:t xml:space="preserve"> qua </w:t>
       </w:r>
       <w:proofErr w:type="spellStart"/>
       <w:r>
+        <w:rPr/>
         <w:t>trở</w:t>
       </w:r>
       <w:proofErr w:type="spellEnd"/>
       <w:r>
+        <w:rPr/>
         <w:t xml:space="preserve"> </w:t>
       </w:r>
       <w:proofErr w:type="spellStart"/>
       <w:r>
+        <w:rPr/>
         <w:t>trong</w:t>
       </w:r>
       <w:proofErr w:type="spellEnd"/>
       <w:r>
+        <w:rPr/>
         <w:t xml:space="preserve"> </w:t>
       </w:r>
       <w:proofErr w:type="spellStart"/>
       <w:r>
+        <w:rPr/>
         <w:t>nhiều</w:t>
       </w:r>
       <w:proofErr w:type="spellEnd"/>
       <w:r>
+        <w:rPr/>
         <w:t xml:space="preserve"> </w:t>
       </w:r>
       <w:proofErr w:type="spellStart"/>
       <w:r>
+        <w:rPr/>
         <w:t>ngày</w:t>
       </w:r>
       <w:proofErr w:type="spellEnd"/>
       <w:r>
+        <w:rPr/>
         <w:t xml:space="preserve"> </w:t>
       </w:r>
       <w:proofErr w:type="spellStart"/>
       <w:r>
+        <w:rPr/>
         <w:t>với</w:t>
       </w:r>
       <w:proofErr w:type="spellEnd"/>
       <w:r>
+        <w:rPr/>
         <w:t xml:space="preserve"> </w:t>
       </w:r>
       <w:proofErr w:type="spellStart"/>
       <w:r>
+        <w:rPr/>
         <w:t>các</w:t>
       </w:r>
       <w:proofErr w:type="spellEnd"/>
       <w:r>
+        <w:rPr/>
         <w:t xml:space="preserve"> </w:t>
       </w:r>
       <w:proofErr w:type="spellStart"/>
       <w:r>
+        <w:rPr/>
         <w:t>khung</w:t>
       </w:r>
       <w:proofErr w:type="spellEnd"/>
       <w:r>
+        <w:rPr/>
         <w:t xml:space="preserve"> </w:t>
       </w:r>
       <w:proofErr w:type="spellStart"/>
       <w:r>
+        <w:rPr/>
         <w:t>giờ</w:t>
       </w:r>
       <w:proofErr w:type="spellEnd"/>
       <w:r>
+        <w:rPr/>
         <w:t xml:space="preserve"> </w:t>
       </w:r>
       <w:proofErr w:type="spellStart"/>
       <w:r>
+        <w:rPr/>
         <w:t>và</w:t>
       </w:r>
       <w:proofErr w:type="spellEnd"/>
       <w:r>
+        <w:rPr/>
         <w:t xml:space="preserve"> </w:t>
       </w:r>
       <w:proofErr w:type="spellStart"/>
       <w:r>
+        <w:rPr/>
         <w:t>thời</w:t>
       </w:r>
       <w:proofErr w:type="spellEnd"/>
       <w:r>
+        <w:rPr/>
         <w:t xml:space="preserve"> </w:t>
       </w:r>
       <w:proofErr w:type="spellStart"/>
       <w:r>
+        <w:rPr/>
         <w:t>tiết</w:t>
       </w:r>
       <w:proofErr w:type="spellEnd"/>
       <w:r>
+        <w:rPr/>
         <w:t xml:space="preserve"> </w:t>
       </w:r>
       <w:proofErr w:type="spellStart"/>
       <w:r>
+        <w:rPr/>
         <w:t>khác</w:t>
       </w:r>
       <w:proofErr w:type="spellEnd"/>
       <w:r>
+        <w:rPr/>
         <w:t xml:space="preserve"> </w:t>
       </w:r>
       <w:proofErr w:type="spellStart"/>
       <w:r>
+        <w:rPr/>
         <w:t>nhau</w:t>
       </w:r>
       <w:proofErr w:type="spellEnd"/>
       <w:r>
+        <w:rPr/>
         <w:t xml:space="preserve"> </w:t>
       </w:r>
       <w:proofErr w:type="spellStart"/>
       <w:r>
+        <w:rPr/>
         <w:t>để</w:t>
       </w:r>
       <w:proofErr w:type="spellEnd"/>
       <w:r>
+        <w:rPr/>
         <w:t xml:space="preserve"> </w:t>
       </w:r>
       <w:proofErr w:type="spellStart"/>
       <w:r>
+        <w:rPr/>
         <w:t>lấy</w:t>
       </w:r>
       <w:proofErr w:type="spellEnd"/>
       <w:r>
+        <w:rPr/>
         <w:t xml:space="preserve"> </w:t>
       </w:r>
       <w:proofErr w:type="spellStart"/>
       <w:r>
+        <w:rPr/>
         <w:t>giá</w:t>
       </w:r>
       <w:proofErr w:type="spellEnd"/>
       <w:r>
+        <w:rPr/>
         <w:t xml:space="preserve"> </w:t>
       </w:r>
       <w:proofErr w:type="spellStart"/>
       <w:r>
+        <w:rPr/>
         <w:t>trị</w:t>
       </w:r>
       <w:proofErr w:type="spellEnd"/>
       <w:r>
+        <w:rPr/>
         <w:t xml:space="preserve"> </w:t>
       </w:r>
       <w:proofErr w:type="spellStart"/>
       <w:r>
+        <w:rPr/>
         <w:t>mẫu</w:t>
       </w:r>
       <w:proofErr w:type="spellEnd"/>
       <w:r>
+        <w:rPr/>
         <w:t xml:space="preserve"> </w:t>
       </w:r>
     </w:p>
@@ -5483,66 +5700,79 @@
         <w:pStyle w:val="Heading1"/>
       </w:pPr>
       <w:r>
+        <w:rPr/>
         <w:t>TÀI LIỆU THAM KHẢO</w:t>
       </w:r>
     </w:p>
     <w:p>
       <w:r>
+        <w:rPr/>
         <w:t>[1] J. A. Duffie and W. A. Beckman, Solar Engineering of Thermal Processes, 4th ed., John Wiley &amp; Sons, 2013.</w:t>
       </w:r>
     </w:p>
     <w:p>
       <w:r>
+        <w:rPr/>
         <w:t>[2] I. Reda and A. Andreas, “Solar position algorithm for solar radiation applications,” Solar Energy, vol. 76, no. 5, pp. 577-589, 2004.</w:t>
       </w:r>
     </w:p>
     <w:p>
       <w:r>
+        <w:rPr/>
         <w:t>[3] I. Reda and A. Andreas, “Solar Position Algorithm for Solar Radiation Applications,” NREL/TP-560-34302, 2008. https://docs.nrel.gov/docs/fy08osti/34302.pdf</w:t>
       </w:r>
     </w:p>
     <w:p>
       <w:r>
+        <w:rPr/>
         <w:t>[4] H. Mousazadeh et al., “A review of principle and sun-tracking methods for maximizing solar systems output,” Renewable and Sustainable Energy Reviews, vol. 13, no. 8, pp. 1800-1818, 2009.</w:t>
       </w:r>
     </w:p>
     <w:p>
       <w:r>
+        <w:rPr/>
         <w:t>[5] A. Awasthi et al., “Review on sun tracking technology in solar PV system,” Energy Reports, vol. 6, pp. 392-405, 2020.</w:t>
       </w:r>
     </w:p>
     <w:p>
       <w:r>
+        <w:rPr/>
         <w:t>[6] R. F. Fuentes-Morales et al., “Control algorithms applied to active solar tracking systems: A review,” Solar Energy, vol. 212, pp. 203-219, 2020. https://doi.org/10.1016/j.solener.2020.10.071</w:t>
       </w:r>
     </w:p>
     <w:p>
       <w:r>
+        <w:rPr/>
         <w:t>[7] A. R. Amelia et al., “Technologies of solar tracking systems: A review,” IOP Conference Series: Materials Science and Engineering, vol. 767, 012052, 2020.</w:t>
       </w:r>
     </w:p>
     <w:p>
       <w:r>
+        <w:rPr/>
         <w:t>[8] Espressif Systems, ESP32 Series Datasheet. https://www.espressif.com/sites/default/files/documentation/esp32_datasheet_en.pdf</w:t>
       </w:r>
     </w:p>
     <w:p>
       <w:r>
+        <w:rPr/>
         <w:t>[9] Espressif Systems, ESP32-DevKitC General Purpose Development Board User Guide. https://docs.espressif.com/projects/esp-dev-kits/en/latest/esp32/esp32-devkitc/index.html</w:t>
       </w:r>
     </w:p>
     <w:p>
       <w:r>
+        <w:rPr/>
         <w:t>[10] NXP Semiconductors, PCF8574 Remote 8-bit I/O Expander for I2C-bus (mạch kèm LCD 1602), Datasheet.</w:t>
       </w:r>
     </w:p>
     <w:p>
       <w:r>
+        <w:rPr/>
         <w:t>[11] Maxim Integrated, DS1307 64 x 8, Serial I2C Real-Time Clock, Datasheet. https://www.analog.com/media/en/technical-documentation/data-sheets/DS1307.pdf</w:t>
       </w:r>
     </w:p>
     <w:p>
       <w:r>
+        <w:rPr/>
         <w:lastRenderedPageBreak/>
         <w:t>[12] W. F. Holmgren, C. W. Hansen, and M. A. Mikofski, “pvlib python: a python package for modeling solar energy systems,” Journal of Open Source Software, vol. 3, no. 29, p. 884, 2018.</w:t>
       </w:r>
@@ -6288,7 +6518,7 @@
     <w:rPr>
       <w:rFonts w:ascii="Times New Roman" w:eastAsia="Times New Roman" w:hAnsi="Times New Roman"/>
       <w:color w:val="000000"/>
-      <w:sz w:val="24"/>
+      <w:sz w:val="26"/>
     </w:rPr>
   </w:style>
   <w:style w:type="paragraph" w:styleId="Heading1">
@@ -6338,7 +6568,7 @@
       <w:b/>
       <w:bCs/>
       <w:color w:val="1F4E79"/>
-      <w:sz w:val="26"/>
+      <w:sz w:val="32"/>
       <w:szCs w:val="26"/>
     </w:rPr>
   </w:style>
@@ -6365,6 +6595,7 @@
       <w:bCs/>
       <w:i/>
       <w:color w:val="404040"/>
+      <w:sz w:val="28"/>
     </w:rPr>
   </w:style>
   <w:style w:type="paragraph" w:styleId="Heading4">
@@ -7086,7 +7317,7 @@
     <w:rPr>
       <w:bCs/>
       <w:color w:val="505050"/>
-      <w:sz w:val="20"/>
+      <w:sz w:val="24"/>
       <w:szCs w:val="18"/>
     </w:rPr>
   </w:style>

--- a/Bao_cao_1_truc_Lap_trinh.docx
+++ b/Bao_cao_1_truc_Lap_trinh.docx
@@ -2251,7 +2251,7 @@
       </w:pPr>
       <w:r>
         <w:rPr/>
-        <w:t>Hoàn thành hàn khối nguồn: kiểm tra 3,3 V và 5 V trước khi cắm module, tránh phá ESP32 và LCD.</w:t>
+        <w:t>Hoàn thành hàn khối nguồn; việc đo kiểm 3,3 V và 5 V ở đầu ra sẽ thực hiện trước khi cắm module, tránh phá ESP32 và LCD.</w:t>
       </w:r>
     </w:p>
     <w:p>
@@ -2260,7 +2260,7 @@
       </w:pPr>
       <w:r>
         <w:rPr/>
-        <w:t>Hoàn thành hàn cầu H bốn TIP41C kèm tản nhiệt và diode bảo vệ; thử bảng trạng thái bằng nguồn giả.</w:t>
+        <w:t>Hoàn thành hàn cầu H bốn TIP41C kèm tản nhiệt và diode bảo vệ; việc thử bảng trạng thái bằng nguồn bench sẽ thực hiện khi cấp điện.</w:t>
       </w:r>
     </w:p>
     <w:p>
@@ -2269,7 +2269,7 @@
       </w:pPr>
       <w:r>
         <w:rPr/>
-        <w:t>Hoàn thành hàn mạch opto; đo kiểm: chân lệnh ESP32 xuống LOW thì đầu ra opto sụt về gần 0 V trên mass 12 V.</w:t>
+        <w:t>Hoàn thành hàn mạch opto; phép đo kiểm chân lệnh xuống LOW thì đầu ra opto sụt về gần 0 V sẽ thực hiện khi cấp điện.</w:t>
       </w:r>
     </w:p>
     <w:p>

--- a/Bao_cao_1_truc_Lap_trinh.docx
+++ b/Bao_cao_1_truc_Lap_trinh.docx
@@ -3525,12 +3525,11 @@
       </w:pPr>
       <w:r>
         <w:rPr/>
-        <w:t>4.1. Kết quả đạt được trong tuần 5/10 – 10/10/2026</w:t>
-      </w:r>
-    </w:p>
-    <w:p>
-      <w:pPr>
-        <w:pStyle w:val="ListBullet"/>
+        <w:t>4.1. Kết quả đạt được trong tuần</w:t>
+      </w:r>
+    </w:p>
+    <w:p>
+      <w:pPr>
         <w:numPr>
           <w:ilvl w:val="0"/>
           <w:numId w:val="0"/>
@@ -3543,7 +3542,6 @@
     </w:p>
     <w:p>
       <w:pPr>
-        <w:pStyle w:val="ListBullet"/>
         <w:numPr>
           <w:ilvl w:val="0"/>
           <w:numId w:val="0"/>
@@ -3630,7 +3628,6 @@
     </w:p>
     <w:p>
       <w:pPr>
-        <w:pStyle w:val="ListBullet"/>
         <w:numPr>
           <w:ilvl w:val="0"/>
           <w:numId w:val="0"/>
@@ -3698,16 +3695,24 @@
       </w:pPr>
       <w:r>
         <w:rPr/>
-        <w:t>4.2. Các công việc còn lại của tuần này (5/10 – 10/10/2026)</w:t>
-      </w:r>
-    </w:p>
-    <w:p>
-      <w:pPr>
-        <w:pStyle w:val="ListBullet"/>
+        <w:t>4.2. Các công việc cần thực hiện tiếp</w:t>
+      </w:r>
+    </w:p>
+    <w:p>
+      <w:pPr>
+        <w:ind w:left="567"/>
+      </w:pPr>
+      <w:r>
+        <w:t>Phối hợp với đồ án hai trục: chia đôi công việc lập trình, mỗi đồ án làm một nửa — nửa của đồ án một trục gồm đọc bốn kênh quang trở và biến trở hồi tiếp, thuật toán hybrid một trục và phát lệnh cầu H; nửa của đồ án hai trục gồm đồng bộ DS1307, bảng thiên văn hai khớp, hiển thị LCD và an toàn công tắc hành trình; hai bên nạp thử chung trên mạch.</w:t>
+      </w:r>
+    </w:p>
+    <w:p>
+      <w:pPr>
         <w:numPr>
           <w:ilvl w:val="0"/>
           <w:numId w:val="0"/>
         </w:numPr>
+        <w:ind w:left="567"/>
       </w:pPr>
       <w:proofErr w:type="spellStart"/>
       <w:r>
@@ -3922,7 +3927,7 @@
     </w:p>
     <w:p>
       <w:pPr>
-        <w:pStyle w:val="ListBullet"/>
+        <w:ind w:left="567"/>
       </w:pPr>
       <w:r>
         <w:rPr>
@@ -3933,7 +3938,7 @@
     </w:p>
     <w:p>
       <w:pPr>
-        <w:pStyle w:val="ListBullet"/>
+        <w:ind w:left="567"/>
       </w:pPr>
       <w:r>
         <w:rPr>
@@ -3944,24 +3949,24 @@
     </w:p>
     <w:p>
       <w:pPr>
-        <w:pStyle w:val="ListBullet"/>
+        <w:ind w:left="567"/>
       </w:pPr>
       <w:r>
         <w:rPr>
           <w:color w:val="000000"/>
         </w:rPr>
-        <w:t>Hiệu chuẩn và đo đạc trên mạch: chuyển sang tuần sau, khi code chạy được trên mạch.</w:t>
-      </w:r>
-    </w:p>
-    <w:p>
-      <w:pPr>
-        <w:pStyle w:val="ListBullet"/>
+        <w:t>Hiệu chuẩn và đo đạc trên mạch khi code chạy được trên mạch.</w:t>
+      </w:r>
+    </w:p>
+    <w:p>
+      <w:pPr>
+        <w:ind w:left="567"/>
       </w:pPr>
       <w:r>
         <w:rPr>
           <w:color w:val="000000"/>
         </w:rPr>
-        <w:t>Thiết kế cơ khí phục vụ phần mềm (gá biến trở đồng trục, giá chặn hành trình): chuyển sang quyển chế tạo khi bắt đầu làm cơ khí.</w:t>
+        <w:t>Thiết kế cơ khí phục vụ phần mềm (gá biến trở đồng trục, giá chặn hành trình) do quyển chế tạo đảm nhận.</w:t>
       </w:r>
     </w:p>
     <w:p>
